--- a/licencjat.docx
+++ b/licencjat.docx
@@ -994,25 +994,7 @@
           <w:sz w:val="24"/>
           <w:szCs w:val="24"/>
         </w:rPr>
-        <w:t xml:space="preserve">Przykładem korporacji korzystającej z dobrodziejstw teorii grafów jest Google i system Google </w:t>
-      </w:r>
-      <w:proofErr w:type="spellStart"/>
-      <w:r>
-        <w:rPr>
-          <w:rFonts w:ascii="Times New Roman" w:eastAsiaTheme="minorEastAsia" w:hAnsi="Times New Roman" w:cs="Times New Roman"/>
-          <w:sz w:val="24"/>
-          <w:szCs w:val="24"/>
-        </w:rPr>
-        <w:t>Maps</w:t>
-      </w:r>
-      <w:proofErr w:type="spellEnd"/>
-      <w:r>
-        <w:rPr>
-          <w:rFonts w:ascii="Times New Roman" w:eastAsiaTheme="minorEastAsia" w:hAnsi="Times New Roman" w:cs="Times New Roman"/>
-          <w:sz w:val="24"/>
-          <w:szCs w:val="24"/>
-        </w:rPr>
-        <w:t>, który korzysta z algorytmów wyszukiwania najkrótszej ścieżki w grafie, które pomagają nam odnaleźć najoptymalniejszą drogę do naszego celu w najkrótszym możliwym czasie. Zamiast żmudnego przeglądania mapy rola użytkownika ogranicza się tylko do podania miejsca startowego i docelowego. Po przesłaniu tej informacji zwracane są propozycje naj</w:t>
+        <w:t>Przykładem korporacji korzystającej z dobrodziejstw teorii grafów jest Google i system Google Maps, który korzysta z algorytmów wyszukiwania najkrótszej ścieżki w grafie, które pomagają nam odnaleźć najoptymalniejszą drogę do naszego celu w najkrótszym możliwym czasie. Zamiast żmudnego przeglądania mapy rola użytkownika ogranicza się tylko do podania miejsca startowego i docelowego. Po przesłaniu tej informacji zwracane są propozycje naj</w:t>
       </w:r>
       <w:r>
         <w:rPr>
@@ -1583,25 +1565,7 @@
           <w:sz w:val="24"/>
           <w:szCs w:val="24"/>
         </w:rPr>
-        <w:t xml:space="preserve"> </w:t>
-      </w:r>
-      <w:proofErr w:type="spellStart"/>
-      <w:r>
-        <w:rPr>
-          <w:rFonts w:ascii="Times New Roman" w:hAnsi="Times New Roman" w:cs="Times New Roman"/>
-          <w:sz w:val="24"/>
-          <w:szCs w:val="24"/>
-        </w:rPr>
-        <w:t>asteroidalnej</w:t>
-      </w:r>
-      <w:proofErr w:type="spellEnd"/>
-      <w:r>
-        <w:rPr>
-          <w:rFonts w:ascii="Times New Roman" w:hAnsi="Times New Roman" w:cs="Times New Roman"/>
-          <w:sz w:val="24"/>
-          <w:szCs w:val="24"/>
-        </w:rPr>
-        <w:t xml:space="preserve"> trójki </w:t>
+        <w:t xml:space="preserve"> asteroidalnej trójki </w:t>
       </w:r>
       <w:r>
         <w:rPr>
@@ -1617,69 +1581,15 @@
           <w:sz w:val="24"/>
           <w:szCs w:val="24"/>
         </w:rPr>
-        <w:t xml:space="preserve"> jest grafem </w:t>
-      </w:r>
-      <w:proofErr w:type="spellStart"/>
-      <w:r>
-        <w:rPr>
-          <w:rFonts w:ascii="Times New Roman" w:hAnsi="Times New Roman" w:cs="Times New Roman"/>
-          <w:sz w:val="24"/>
-          <w:szCs w:val="24"/>
-        </w:rPr>
-        <w:t>chordalnym</w:t>
-      </w:r>
-      <w:proofErr w:type="spellEnd"/>
-      <w:r>
-        <w:rPr>
-          <w:rFonts w:ascii="Times New Roman" w:hAnsi="Times New Roman" w:cs="Times New Roman"/>
-          <w:sz w:val="24"/>
-          <w:szCs w:val="24"/>
-        </w:rPr>
-        <w:t xml:space="preserve">. </w:t>
-      </w:r>
-      <w:proofErr w:type="spellStart"/>
-      <w:r>
-        <w:rPr>
-          <w:rFonts w:ascii="Times New Roman" w:hAnsi="Times New Roman" w:cs="Times New Roman"/>
-          <w:sz w:val="24"/>
-          <w:szCs w:val="24"/>
-        </w:rPr>
-        <w:t>Asteroidalna</w:t>
-      </w:r>
-      <w:proofErr w:type="spellEnd"/>
-      <w:r>
-        <w:rPr>
-          <w:rFonts w:ascii="Times New Roman" w:hAnsi="Times New Roman" w:cs="Times New Roman"/>
-          <w:sz w:val="24"/>
-          <w:szCs w:val="24"/>
-        </w:rPr>
-        <w:t xml:space="preserve"> trójka to zbiór trzech wierzchołków, taki że dla każdej ich pary istnieje ścieżka nie zawierająca trzeciego wierzchołka.</w:t>
-      </w:r>
-      <w:r>
-        <w:rPr>
-          <w:rFonts w:ascii="Times New Roman" w:hAnsi="Times New Roman" w:cs="Times New Roman"/>
-          <w:sz w:val="24"/>
-          <w:szCs w:val="24"/>
-        </w:rPr>
-        <w:t xml:space="preserve"> Graf </w:t>
-      </w:r>
-      <w:proofErr w:type="spellStart"/>
-      <w:r>
-        <w:rPr>
-          <w:rFonts w:ascii="Times New Roman" w:hAnsi="Times New Roman" w:cs="Times New Roman"/>
-          <w:sz w:val="24"/>
-          <w:szCs w:val="24"/>
-        </w:rPr>
-        <w:t>chordalny</w:t>
-      </w:r>
-      <w:proofErr w:type="spellEnd"/>
-      <w:r>
-        <w:rPr>
-          <w:rFonts w:ascii="Times New Roman" w:hAnsi="Times New Roman" w:cs="Times New Roman"/>
-          <w:sz w:val="24"/>
-          <w:szCs w:val="24"/>
-        </w:rPr>
-        <w:t xml:space="preserve"> to</w:t>
+        <w:t xml:space="preserve"> jest grafem chordalnym. Asteroidalna trójka to zbiór trzech wierzchołków, taki że dla każdej ich pary istnieje ścieżka nie zawierająca trzeciego wierzchołka.</w:t>
+      </w:r>
+      <w:r>
+        <w:rPr>
+          <w:rFonts w:ascii="Times New Roman" w:hAnsi="Times New Roman" w:cs="Times New Roman"/>
+          <w:sz w:val="24"/>
+          <w:szCs w:val="24"/>
+        </w:rPr>
+        <w:t xml:space="preserve"> Graf chordalny to</w:t>
       </w:r>
       <w:r>
         <w:rPr>
@@ -3271,61 +3181,7 @@
           <w:sz w:val="24"/>
           <w:szCs w:val="24"/>
         </w:rPr>
-        <w:t xml:space="preserve">tworzony przez Donalda J </w:t>
-      </w:r>
-      <w:proofErr w:type="spellStart"/>
-      <w:r>
-        <w:rPr>
-          <w:rFonts w:ascii="Times New Roman" w:hAnsi="Times New Roman" w:cs="Times New Roman"/>
-          <w:sz w:val="24"/>
-          <w:szCs w:val="24"/>
-        </w:rPr>
-        <w:t>Rose’a</w:t>
-      </w:r>
-      <w:proofErr w:type="spellEnd"/>
-      <w:r>
-        <w:rPr>
-          <w:rFonts w:ascii="Times New Roman" w:hAnsi="Times New Roman" w:cs="Times New Roman"/>
-          <w:sz w:val="24"/>
-          <w:szCs w:val="24"/>
-        </w:rPr>
-        <w:t xml:space="preserve">, Roberta E. </w:t>
-      </w:r>
-      <w:proofErr w:type="spellStart"/>
-      <w:r>
-        <w:rPr>
-          <w:rFonts w:ascii="Times New Roman" w:hAnsi="Times New Roman" w:cs="Times New Roman"/>
-          <w:sz w:val="24"/>
-          <w:szCs w:val="24"/>
-        </w:rPr>
-        <w:t>Tarjana</w:t>
-      </w:r>
-      <w:proofErr w:type="spellEnd"/>
-      <w:r>
-        <w:rPr>
-          <w:rFonts w:ascii="Times New Roman" w:hAnsi="Times New Roman" w:cs="Times New Roman"/>
-          <w:sz w:val="24"/>
-          <w:szCs w:val="24"/>
-        </w:rPr>
-        <w:t xml:space="preserve"> oraz George’a S </w:t>
-      </w:r>
-      <w:proofErr w:type="spellStart"/>
-      <w:r>
-        <w:rPr>
-          <w:rFonts w:ascii="Times New Roman" w:hAnsi="Times New Roman" w:cs="Times New Roman"/>
-          <w:sz w:val="24"/>
-          <w:szCs w:val="24"/>
-        </w:rPr>
-        <w:t>Luekera</w:t>
-      </w:r>
-      <w:proofErr w:type="spellEnd"/>
-      <w:r>
-        <w:rPr>
-          <w:rFonts w:ascii="Times New Roman" w:hAnsi="Times New Roman" w:cs="Times New Roman"/>
-          <w:sz w:val="24"/>
-          <w:szCs w:val="24"/>
-        </w:rPr>
-        <w:t xml:space="preserve"> w 1976. </w:t>
+        <w:t xml:space="preserve">tworzony przez Donalda J Rose’a, Roberta E. Tarjana oraz George’a S Luekera w 1976. </w:t>
       </w:r>
       <w:r>
         <w:rPr>
@@ -3439,43 +3295,7 @@
           <w:szCs w:val="24"/>
         </w:rPr>
         <w:tab/>
-        <w:t xml:space="preserve">Do realizacji algorytmu została wykorzystana idea udoskonalania partycji zbiorów(ang. </w:t>
-      </w:r>
-      <w:proofErr w:type="spellStart"/>
-      <w:r>
-        <w:rPr>
-          <w:rFonts w:ascii="Times New Roman" w:hAnsi="Times New Roman" w:cs="Times New Roman"/>
-          <w:sz w:val="24"/>
-          <w:szCs w:val="24"/>
-        </w:rPr>
-        <w:t>Partition</w:t>
-      </w:r>
-      <w:proofErr w:type="spellEnd"/>
-      <w:r>
-        <w:rPr>
-          <w:rFonts w:ascii="Times New Roman" w:hAnsi="Times New Roman" w:cs="Times New Roman"/>
-          <w:sz w:val="24"/>
-          <w:szCs w:val="24"/>
-        </w:rPr>
-        <w:t xml:space="preserve"> </w:t>
-      </w:r>
-      <w:proofErr w:type="spellStart"/>
-      <w:r>
-        <w:rPr>
-          <w:rFonts w:ascii="Times New Roman" w:hAnsi="Times New Roman" w:cs="Times New Roman"/>
-          <w:sz w:val="24"/>
-          <w:szCs w:val="24"/>
-        </w:rPr>
-        <w:t>Refinement</w:t>
-      </w:r>
-      <w:proofErr w:type="spellEnd"/>
-      <w:r>
-        <w:rPr>
-          <w:rFonts w:ascii="Times New Roman" w:hAnsi="Times New Roman" w:cs="Times New Roman"/>
-          <w:sz w:val="24"/>
-          <w:szCs w:val="24"/>
-        </w:rPr>
-        <w:t>) według tej idei dokonywany jest podział większego zbioru na mniejsze podzbiory. Na każdym kroku algorytmu opartego o udoskonalanie partycji zada</w:t>
+        <w:t>Do realizacji algorytmu została wykorzystana idea udoskonalania partycji zbiorów(ang. Partition Refinement) według tej idei dokonywany jest podział większego zbioru na mniejsze podzbiory. Na każdym kroku algorytmu opartego o udoskonalanie partycji zada</w:t>
       </w:r>
       <w:r>
         <w:rPr>
@@ -3774,7 +3594,6 @@
         </w:rPr>
         <w:t xml:space="preserve">1 </w:t>
       </w:r>
-      <w:proofErr w:type="spellStart"/>
       <w:r>
         <w:rPr>
           <w:rFonts w:ascii="Yu Mincho Light" w:eastAsia="Yu Mincho Light" w:hAnsi="Yu Mincho Light" w:cs="Times New Roman"/>
@@ -3782,19 +3601,83 @@
           <w:sz w:val="24"/>
           <w:szCs w:val="24"/>
         </w:rPr>
-        <w:t>function</w:t>
-      </w:r>
-      <w:proofErr w:type="spellEnd"/>
-      <w:r>
+        <w:t>function LexBfs( graf ):</w:t>
+      </w:r>
+    </w:p>
+    <w:p>
+      <w:pPr>
         <w:rPr>
           <w:rFonts w:ascii="Yu Mincho Light" w:eastAsia="Yu Mincho Light" w:hAnsi="Yu Mincho Light" w:cs="Times New Roman"/>
           <w:color w:val="171717" w:themeColor="background2" w:themeShade="1A"/>
           <w:sz w:val="24"/>
           <w:szCs w:val="24"/>
         </w:rPr>
+      </w:pPr>
+      <w:r>
+        <w:rPr>
+          <w:rFonts w:ascii="Yu Mincho Light" w:eastAsia="Yu Mincho Light" w:hAnsi="Yu Mincho Light" w:cs="Times New Roman"/>
+          <w:color w:val="171717" w:themeColor="background2" w:themeShade="1A"/>
+          <w:sz w:val="24"/>
+          <w:szCs w:val="24"/>
+        </w:rPr>
+        <w:t>2</w:t>
+      </w:r>
+      <w:r>
+        <w:rPr>
+          <w:rFonts w:ascii="Yu Mincho Light" w:eastAsia="Yu Mincho Light" w:hAnsi="Yu Mincho Light" w:cs="Times New Roman"/>
+          <w:color w:val="171717" w:themeColor="background2" w:themeShade="1A"/>
+          <w:sz w:val="24"/>
+          <w:szCs w:val="24"/>
+        </w:rPr>
+        <w:tab/>
+        <w:t>Order – Wyjściowa sekwencja</w:t>
+      </w:r>
+    </w:p>
+    <w:p>
+      <w:pPr>
+        <w:rPr>
+          <w:rFonts w:ascii="Yu Mincho Light" w:eastAsia="Yu Mincho Light" w:hAnsi="Yu Mincho Light" w:cs="Times New Roman"/>
+          <w:color w:val="171717" w:themeColor="background2" w:themeShade="1A"/>
+          <w:sz w:val="24"/>
+          <w:szCs w:val="24"/>
+        </w:rPr>
+      </w:pPr>
+      <w:r>
+        <w:rPr>
+          <w:rFonts w:ascii="Yu Mincho Light" w:eastAsia="Yu Mincho Light" w:hAnsi="Yu Mincho Light" w:cs="Times New Roman"/>
+          <w:color w:val="171717" w:themeColor="background2" w:themeShade="1A"/>
+          <w:sz w:val="24"/>
+          <w:szCs w:val="24"/>
+        </w:rPr>
+        <w:t>3</w:t>
+      </w:r>
+      <w:r>
+        <w:rPr>
+          <w:rFonts w:ascii="Yu Mincho Light" w:eastAsia="Yu Mincho Light" w:hAnsi="Yu Mincho Light" w:cs="Times New Roman"/>
+          <w:color w:val="171717" w:themeColor="background2" w:themeShade="1A"/>
+          <w:sz w:val="24"/>
+          <w:szCs w:val="24"/>
+        </w:rPr>
+        <w:t xml:space="preserve">            Partitions </w:t>
+      </w:r>
+      <w:r>
+        <w:rPr>
+          <w:rFonts w:ascii="Yu Mincho Light" w:eastAsia="Yu Mincho Light" w:hAnsi="Yu Mincho Light" w:cs="Times New Roman"/>
+          <w:color w:val="171717" w:themeColor="background2" w:themeShade="1A"/>
+          <w:sz w:val="24"/>
+          <w:szCs w:val="24"/>
+        </w:rPr>
+        <w:t>–</w:t>
+      </w:r>
+      <w:r>
+        <w:rPr>
+          <w:rFonts w:ascii="Yu Mincho Light" w:eastAsia="Yu Mincho Light" w:hAnsi="Yu Mincho Light" w:cs="Times New Roman"/>
+          <w:color w:val="171717" w:themeColor="background2" w:themeShade="1A"/>
+          <w:sz w:val="24"/>
+          <w:szCs w:val="24"/>
+        </w:rPr>
         <w:t xml:space="preserve"> </w:t>
       </w:r>
-      <w:proofErr w:type="spellStart"/>
       <w:r>
         <w:rPr>
           <w:rFonts w:ascii="Yu Mincho Light" w:eastAsia="Yu Mincho Light" w:hAnsi="Yu Mincho Light" w:cs="Times New Roman"/>
@@ -3802,9 +3685,8 @@
           <w:sz w:val="24"/>
           <w:szCs w:val="24"/>
         </w:rPr>
-        <w:t>LexBfs</w:t>
-      </w:r>
-      <w:proofErr w:type="spellEnd"/>
+        <w:t xml:space="preserve">Zbiór, w którym będą przechowywane zbiory wierzchołków, na </w:t>
+      </w:r>
       <w:r>
         <w:rPr>
           <w:rFonts w:ascii="Yu Mincho Light" w:eastAsia="Yu Mincho Light" w:hAnsi="Yu Mincho Light" w:cs="Times New Roman"/>
@@ -3812,27 +3694,27 @@
           <w:sz w:val="24"/>
           <w:szCs w:val="24"/>
         </w:rPr>
-        <w:t>( graf ):</w:t>
-      </w:r>
-    </w:p>
-    <w:p>
-      <w:pPr>
+        <w:t xml:space="preserve">    4            </w:t>
+      </w:r>
+      <w:r>
         <w:rPr>
           <w:rFonts w:ascii="Yu Mincho Light" w:eastAsia="Yu Mincho Light" w:hAnsi="Yu Mincho Light" w:cs="Times New Roman"/>
           <w:color w:val="171717" w:themeColor="background2" w:themeShade="1A"/>
           <w:sz w:val="24"/>
           <w:szCs w:val="24"/>
         </w:rPr>
-      </w:pPr>
-      <w:r>
+        <w:t xml:space="preserve">początku </w:t>
+      </w:r>
+    </w:p>
+    <w:p>
+      <w:pPr>
         <w:rPr>
           <w:rFonts w:ascii="Yu Mincho Light" w:eastAsia="Yu Mincho Light" w:hAnsi="Yu Mincho Light" w:cs="Times New Roman"/>
           <w:color w:val="171717" w:themeColor="background2" w:themeShade="1A"/>
           <w:sz w:val="24"/>
           <w:szCs w:val="24"/>
         </w:rPr>
-        <w:t>2</w:t>
-      </w:r>
+      </w:pPr>
       <w:r>
         <w:rPr>
           <w:rFonts w:ascii="Yu Mincho Light" w:eastAsia="Yu Mincho Light" w:hAnsi="Yu Mincho Light" w:cs="Times New Roman"/>
@@ -3840,28 +3722,27 @@
           <w:sz w:val="24"/>
           <w:szCs w:val="24"/>
         </w:rPr>
-        <w:tab/>
-        <w:t>Order – Wyjściowa sekwencja</w:t>
-      </w:r>
-    </w:p>
-    <w:p>
-      <w:pPr>
+        <w:t>5</w:t>
+      </w:r>
+      <w:r>
         <w:rPr>
           <w:rFonts w:ascii="Yu Mincho Light" w:eastAsia="Yu Mincho Light" w:hAnsi="Yu Mincho Light" w:cs="Times New Roman"/>
           <w:color w:val="171717" w:themeColor="background2" w:themeShade="1A"/>
           <w:sz w:val="24"/>
           <w:szCs w:val="24"/>
         </w:rPr>
-      </w:pPr>
-      <w:r>
+        <w:t xml:space="preserve">            Zawiera jeden zbiór zawierający wszystkie wierzchołki</w:t>
+      </w:r>
+    </w:p>
+    <w:p>
+      <w:pPr>
         <w:rPr>
           <w:rFonts w:ascii="Yu Mincho Light" w:eastAsia="Yu Mincho Light" w:hAnsi="Yu Mincho Light" w:cs="Times New Roman"/>
           <w:color w:val="171717" w:themeColor="background2" w:themeShade="1A"/>
           <w:sz w:val="24"/>
           <w:szCs w:val="24"/>
         </w:rPr>
-        <w:t>3</w:t>
-      </w:r>
+      </w:pPr>
       <w:r>
         <w:rPr>
           <w:rFonts w:ascii="Yu Mincho Light" w:eastAsia="Yu Mincho Light" w:hAnsi="Yu Mincho Light" w:cs="Times New Roman"/>
@@ -3869,9 +3750,8 @@
           <w:sz w:val="24"/>
           <w:szCs w:val="24"/>
         </w:rPr>
-        <w:t xml:space="preserve">            </w:t>
-      </w:r>
-      <w:proofErr w:type="spellStart"/>
+        <w:t>6</w:t>
+      </w:r>
       <w:r>
         <w:rPr>
           <w:rFonts w:ascii="Yu Mincho Light" w:eastAsia="Yu Mincho Light" w:hAnsi="Yu Mincho Light" w:cs="Times New Roman"/>
@@ -3879,16 +3759,82 @@
           <w:sz w:val="24"/>
           <w:szCs w:val="24"/>
         </w:rPr>
-        <w:t>Partitions</w:t>
-      </w:r>
-      <w:proofErr w:type="spellEnd"/>
-      <w:r>
+        <w:tab/>
+        <w:t>While Paritions niepusty:</w:t>
+      </w:r>
+    </w:p>
+    <w:p>
+      <w:pPr>
         <w:rPr>
           <w:rFonts w:ascii="Yu Mincho Light" w:eastAsia="Yu Mincho Light" w:hAnsi="Yu Mincho Light" w:cs="Times New Roman"/>
           <w:color w:val="171717" w:themeColor="background2" w:themeShade="1A"/>
           <w:sz w:val="24"/>
           <w:szCs w:val="24"/>
         </w:rPr>
+      </w:pPr>
+      <w:r>
+        <w:rPr>
+          <w:rFonts w:ascii="Yu Mincho Light" w:eastAsia="Yu Mincho Light" w:hAnsi="Yu Mincho Light" w:cs="Times New Roman"/>
+          <w:color w:val="171717" w:themeColor="background2" w:themeShade="1A"/>
+          <w:sz w:val="24"/>
+          <w:szCs w:val="24"/>
+        </w:rPr>
+        <w:t>7</w:t>
+      </w:r>
+      <w:r>
+        <w:rPr>
+          <w:rFonts w:ascii="Yu Mincho Light" w:eastAsia="Yu Mincho Light" w:hAnsi="Yu Mincho Light" w:cs="Times New Roman"/>
+          <w:color w:val="171717" w:themeColor="background2" w:themeShade="1A"/>
+          <w:sz w:val="24"/>
+          <w:szCs w:val="24"/>
+        </w:rPr>
+        <w:tab/>
+      </w:r>
+      <w:r>
+        <w:rPr>
+          <w:rFonts w:ascii="Yu Mincho Light" w:eastAsia="Yu Mincho Light" w:hAnsi="Yu Mincho Light" w:cs="Times New Roman"/>
+          <w:color w:val="171717" w:themeColor="background2" w:themeShade="1A"/>
+          <w:sz w:val="24"/>
+          <w:szCs w:val="24"/>
+        </w:rPr>
+        <w:tab/>
+        <w:t xml:space="preserve">Wybierz pierwszy wierzchołek z pierwszego zbioru w Partitions, </w:t>
+      </w:r>
+    </w:p>
+    <w:p>
+      <w:pPr>
+        <w:rPr>
+          <w:rFonts w:ascii="Yu Mincho Light" w:eastAsia="Yu Mincho Light" w:hAnsi="Yu Mincho Light" w:cs="Times New Roman"/>
+          <w:color w:val="171717" w:themeColor="background2" w:themeShade="1A"/>
+          <w:sz w:val="24"/>
+          <w:szCs w:val="24"/>
+        </w:rPr>
+      </w:pPr>
+      <w:r>
+        <w:rPr>
+          <w:rFonts w:ascii="Yu Mincho Light" w:eastAsia="Yu Mincho Light" w:hAnsi="Yu Mincho Light" w:cs="Times New Roman"/>
+          <w:color w:val="171717" w:themeColor="background2" w:themeShade="1A"/>
+          <w:sz w:val="24"/>
+          <w:szCs w:val="24"/>
+        </w:rPr>
+        <w:t xml:space="preserve">8                </w:t>
+      </w:r>
+      <w:r>
+        <w:rPr>
+          <w:rFonts w:ascii="Yu Mincho Light" w:eastAsia="Yu Mincho Light" w:hAnsi="Yu Mincho Light" w:cs="Times New Roman"/>
+          <w:color w:val="171717" w:themeColor="background2" w:themeShade="1A"/>
+          <w:sz w:val="24"/>
+          <w:szCs w:val="24"/>
+        </w:rPr>
+        <w:t>nadaj mu</w:t>
+      </w:r>
+      <w:r>
+        <w:rPr>
+          <w:rFonts w:ascii="Yu Mincho Light" w:eastAsia="Yu Mincho Light" w:hAnsi="Yu Mincho Light" w:cs="Times New Roman"/>
+          <w:color w:val="171717" w:themeColor="background2" w:themeShade="1A"/>
+          <w:sz w:val="24"/>
+          <w:szCs w:val="24"/>
+        </w:rPr>
         <w:t xml:space="preserve"> </w:t>
       </w:r>
       <w:r>
@@ -3898,7 +3844,7 @@
           <w:sz w:val="24"/>
           <w:szCs w:val="24"/>
         </w:rPr>
-        <w:t>–</w:t>
+        <w:t xml:space="preserve">alias </w:t>
       </w:r>
       <w:r>
         <w:rPr>
@@ -3907,17 +3853,18 @@
           <w:sz w:val="24"/>
           <w:szCs w:val="24"/>
         </w:rPr>
-        <w:t xml:space="preserve"> </w:t>
-      </w:r>
-      <w:r>
+        <w:t>vertex.</w:t>
+      </w:r>
+    </w:p>
+    <w:p>
+      <w:pPr>
         <w:rPr>
           <w:rFonts w:ascii="Yu Mincho Light" w:eastAsia="Yu Mincho Light" w:hAnsi="Yu Mincho Light" w:cs="Times New Roman"/>
           <w:color w:val="171717" w:themeColor="background2" w:themeShade="1A"/>
           <w:sz w:val="24"/>
           <w:szCs w:val="24"/>
         </w:rPr>
-        <w:t xml:space="preserve">Zbiór, w którym będą przechowywane zbiory wierzchołków, na </w:t>
-      </w:r>
+      </w:pPr>
       <w:r>
         <w:rPr>
           <w:rFonts w:ascii="Yu Mincho Light" w:eastAsia="Yu Mincho Light" w:hAnsi="Yu Mincho Light" w:cs="Times New Roman"/>
@@ -3925,7 +3872,7 @@
           <w:sz w:val="24"/>
           <w:szCs w:val="24"/>
         </w:rPr>
-        <w:t xml:space="preserve">    4            </w:t>
+        <w:t>10</w:t>
       </w:r>
       <w:r>
         <w:rPr>
@@ -3934,7 +3881,7 @@
           <w:sz w:val="24"/>
           <w:szCs w:val="24"/>
         </w:rPr>
-        <w:t xml:space="preserve">początku </w:t>
+        <w:t xml:space="preserve">               Partitions.delete(vertex)</w:t>
       </w:r>
     </w:p>
     <w:p>
@@ -3953,7 +3900,7 @@
           <w:sz w:val="24"/>
           <w:szCs w:val="24"/>
         </w:rPr>
-        <w:t>5</w:t>
+        <w:t>11</w:t>
       </w:r>
       <w:r>
         <w:rPr>
@@ -3962,18 +3909,17 @@
           <w:sz w:val="24"/>
           <w:szCs w:val="24"/>
         </w:rPr>
-        <w:t xml:space="preserve">            Zawiera jeden zbiór zawierający wszystkie wierzchołki</w:t>
-      </w:r>
-    </w:p>
-    <w:p>
-      <w:pPr>
+        <w:tab/>
+      </w:r>
+      <w:r>
         <w:rPr>
           <w:rFonts w:ascii="Yu Mincho Light" w:eastAsia="Yu Mincho Light" w:hAnsi="Yu Mincho Light" w:cs="Times New Roman"/>
           <w:color w:val="171717" w:themeColor="background2" w:themeShade="1A"/>
           <w:sz w:val="24"/>
           <w:szCs w:val="24"/>
         </w:rPr>
-      </w:pPr>
+        <w:t xml:space="preserve">         </w:t>
+      </w:r>
       <w:r>
         <w:rPr>
           <w:rFonts w:ascii="Yu Mincho Light" w:eastAsia="Yu Mincho Light" w:hAnsi="Yu Mincho Light" w:cs="Times New Roman"/>
@@ -3981,18 +3927,18 @@
           <w:sz w:val="24"/>
           <w:szCs w:val="24"/>
         </w:rPr>
-        <w:t>6</w:t>
-      </w:r>
-      <w:r>
+        <w:t>Order.dodaj(vertex)</w:t>
+      </w:r>
+    </w:p>
+    <w:p>
+      <w:pPr>
         <w:rPr>
           <w:rFonts w:ascii="Yu Mincho Light" w:eastAsia="Yu Mincho Light" w:hAnsi="Yu Mincho Light" w:cs="Times New Roman"/>
           <w:color w:val="171717" w:themeColor="background2" w:themeShade="1A"/>
           <w:sz w:val="24"/>
           <w:szCs w:val="24"/>
         </w:rPr>
-        <w:tab/>
-      </w:r>
-      <w:proofErr w:type="spellStart"/>
+      </w:pPr>
       <w:r>
         <w:rPr>
           <w:rFonts w:ascii="Yu Mincho Light" w:eastAsia="Yu Mincho Light" w:hAnsi="Yu Mincho Light" w:cs="Times New Roman"/>
@@ -4000,9 +3946,8 @@
           <w:sz w:val="24"/>
           <w:szCs w:val="24"/>
         </w:rPr>
-        <w:t>While</w:t>
-      </w:r>
-      <w:proofErr w:type="spellEnd"/>
+        <w:t>12</w:t>
+      </w:r>
       <w:r>
         <w:rPr>
           <w:rFonts w:ascii="Yu Mincho Light" w:eastAsia="Yu Mincho Light" w:hAnsi="Yu Mincho Light" w:cs="Times New Roman"/>
@@ -4010,9 +3955,8 @@
           <w:sz w:val="24"/>
           <w:szCs w:val="24"/>
         </w:rPr>
-        <w:t xml:space="preserve"> </w:t>
-      </w:r>
-      <w:proofErr w:type="spellStart"/>
+        <w:tab/>
+      </w:r>
       <w:r>
         <w:rPr>
           <w:rFonts w:ascii="Yu Mincho Light" w:eastAsia="Yu Mincho Light" w:hAnsi="Yu Mincho Light" w:cs="Times New Roman"/>
@@ -4020,9 +3964,8 @@
           <w:sz w:val="24"/>
           <w:szCs w:val="24"/>
         </w:rPr>
-        <w:t>Paritions</w:t>
-      </w:r>
-      <w:proofErr w:type="spellEnd"/>
+        <w:t xml:space="preserve">         </w:t>
+      </w:r>
       <w:r>
         <w:rPr>
           <w:rFonts w:ascii="Yu Mincho Light" w:eastAsia="Yu Mincho Light" w:hAnsi="Yu Mincho Light" w:cs="Times New Roman"/>
@@ -4030,7 +3973,7 @@
           <w:sz w:val="24"/>
           <w:szCs w:val="24"/>
         </w:rPr>
-        <w:t xml:space="preserve"> niepusty:</w:t>
+        <w:t>Foreach( Sąsiedzi wierzchołka vertex as w ):</w:t>
       </w:r>
     </w:p>
     <w:p>
@@ -4049,7 +3992,7 @@
           <w:sz w:val="24"/>
           <w:szCs w:val="24"/>
         </w:rPr>
-        <w:t>7</w:t>
+        <w:t xml:space="preserve">13                    </w:t>
       </w:r>
       <w:r>
         <w:rPr>
@@ -4058,7 +4001,7 @@
           <w:sz w:val="24"/>
           <w:szCs w:val="24"/>
         </w:rPr>
-        <w:tab/>
+        <w:t>Jeśli zawartość zbioru Set przechowującego wierzchołek w, nie został</w:t>
       </w:r>
       <w:r>
         <w:rPr>
@@ -4067,10 +4010,8 @@
           <w:sz w:val="24"/>
           <w:szCs w:val="24"/>
         </w:rPr>
-        <w:tab/>
-        <w:t xml:space="preserve">Wybierz pierwszy wierzchołek z pierwszego zbioru w </w:t>
-      </w:r>
-      <w:proofErr w:type="spellStart"/>
+        <w:t xml:space="preserve">a </w:t>
+      </w:r>
       <w:r>
         <w:rPr>
           <w:rFonts w:ascii="Yu Mincho Light" w:eastAsia="Yu Mincho Light" w:hAnsi="Yu Mincho Light" w:cs="Times New Roman"/>
@@ -4078,9 +4019,8 @@
           <w:sz w:val="24"/>
           <w:szCs w:val="24"/>
         </w:rPr>
-        <w:t>Partitions</w:t>
-      </w:r>
-      <w:proofErr w:type="spellEnd"/>
+        <w:t xml:space="preserve">                     14                    </w:t>
+      </w:r>
       <w:r>
         <w:rPr>
           <w:rFonts w:ascii="Yu Mincho Light" w:eastAsia="Yu Mincho Light" w:hAnsi="Yu Mincho Light" w:cs="Times New Roman"/>
@@ -4088,18 +4028,17 @@
           <w:sz w:val="24"/>
           <w:szCs w:val="24"/>
         </w:rPr>
-        <w:t xml:space="preserve">, </w:t>
-      </w:r>
-    </w:p>
-    <w:p>
-      <w:pPr>
+        <w:t xml:space="preserve">zmodyfikowana, w trakcie przetwarzania sąsiadów wierzchołka vertex </w:t>
+      </w:r>
+      <w:r>
         <w:rPr>
           <w:rFonts w:ascii="Yu Mincho Light" w:eastAsia="Yu Mincho Light" w:hAnsi="Yu Mincho Light" w:cs="Times New Roman"/>
           <w:color w:val="171717" w:themeColor="background2" w:themeShade="1A"/>
           <w:sz w:val="24"/>
           <w:szCs w:val="24"/>
         </w:rPr>
-      </w:pPr>
+        <w:t xml:space="preserve"> 15                    </w:t>
+      </w:r>
       <w:r>
         <w:rPr>
           <w:rFonts w:ascii="Yu Mincho Light" w:eastAsia="Yu Mincho Light" w:hAnsi="Yu Mincho Light" w:cs="Times New Roman"/>
@@ -4107,389 +4046,7 @@
           <w:sz w:val="24"/>
           <w:szCs w:val="24"/>
         </w:rPr>
-        <w:t xml:space="preserve">8                </w:t>
-      </w:r>
-      <w:r>
-        <w:rPr>
-          <w:rFonts w:ascii="Yu Mincho Light" w:eastAsia="Yu Mincho Light" w:hAnsi="Yu Mincho Light" w:cs="Times New Roman"/>
-          <w:color w:val="171717" w:themeColor="background2" w:themeShade="1A"/>
-          <w:sz w:val="24"/>
-          <w:szCs w:val="24"/>
-        </w:rPr>
-        <w:t>nadaj mu</w:t>
-      </w:r>
-      <w:r>
-        <w:rPr>
-          <w:rFonts w:ascii="Yu Mincho Light" w:eastAsia="Yu Mincho Light" w:hAnsi="Yu Mincho Light" w:cs="Times New Roman"/>
-          <w:color w:val="171717" w:themeColor="background2" w:themeShade="1A"/>
-          <w:sz w:val="24"/>
-          <w:szCs w:val="24"/>
-        </w:rPr>
-        <w:t xml:space="preserve"> </w:t>
-      </w:r>
-      <w:r>
-        <w:rPr>
-          <w:rFonts w:ascii="Yu Mincho Light" w:eastAsia="Yu Mincho Light" w:hAnsi="Yu Mincho Light" w:cs="Times New Roman"/>
-          <w:color w:val="171717" w:themeColor="background2" w:themeShade="1A"/>
-          <w:sz w:val="24"/>
-          <w:szCs w:val="24"/>
-        </w:rPr>
-        <w:t xml:space="preserve">alias </w:t>
-      </w:r>
-      <w:proofErr w:type="spellStart"/>
-      <w:r>
-        <w:rPr>
-          <w:rFonts w:ascii="Yu Mincho Light" w:eastAsia="Yu Mincho Light" w:hAnsi="Yu Mincho Light" w:cs="Times New Roman"/>
-          <w:color w:val="171717" w:themeColor="background2" w:themeShade="1A"/>
-          <w:sz w:val="24"/>
-          <w:szCs w:val="24"/>
-        </w:rPr>
-        <w:t>vertex</w:t>
-      </w:r>
-      <w:proofErr w:type="spellEnd"/>
-      <w:r>
-        <w:rPr>
-          <w:rFonts w:ascii="Yu Mincho Light" w:eastAsia="Yu Mincho Light" w:hAnsi="Yu Mincho Light" w:cs="Times New Roman"/>
-          <w:color w:val="171717" w:themeColor="background2" w:themeShade="1A"/>
-          <w:sz w:val="24"/>
-          <w:szCs w:val="24"/>
-        </w:rPr>
-        <w:t>.</w:t>
-      </w:r>
-    </w:p>
-    <w:p>
-      <w:pPr>
-        <w:rPr>
-          <w:rFonts w:ascii="Yu Mincho Light" w:eastAsia="Yu Mincho Light" w:hAnsi="Yu Mincho Light" w:cs="Times New Roman"/>
-          <w:color w:val="171717" w:themeColor="background2" w:themeShade="1A"/>
-          <w:sz w:val="24"/>
-          <w:szCs w:val="24"/>
-        </w:rPr>
-      </w:pPr>
-      <w:r>
-        <w:rPr>
-          <w:rFonts w:ascii="Yu Mincho Light" w:eastAsia="Yu Mincho Light" w:hAnsi="Yu Mincho Light" w:cs="Times New Roman"/>
-          <w:color w:val="171717" w:themeColor="background2" w:themeShade="1A"/>
-          <w:sz w:val="24"/>
-          <w:szCs w:val="24"/>
-        </w:rPr>
-        <w:t>10</w:t>
-      </w:r>
-      <w:r>
-        <w:rPr>
-          <w:rFonts w:ascii="Yu Mincho Light" w:eastAsia="Yu Mincho Light" w:hAnsi="Yu Mincho Light" w:cs="Times New Roman"/>
-          <w:color w:val="171717" w:themeColor="background2" w:themeShade="1A"/>
-          <w:sz w:val="24"/>
-          <w:szCs w:val="24"/>
-        </w:rPr>
-        <w:t xml:space="preserve">               </w:t>
-      </w:r>
-      <w:proofErr w:type="spellStart"/>
-      <w:r>
-        <w:rPr>
-          <w:rFonts w:ascii="Yu Mincho Light" w:eastAsia="Yu Mincho Light" w:hAnsi="Yu Mincho Light" w:cs="Times New Roman"/>
-          <w:color w:val="171717" w:themeColor="background2" w:themeShade="1A"/>
-          <w:sz w:val="24"/>
-          <w:szCs w:val="24"/>
-        </w:rPr>
-        <w:t>Partitions.delete</w:t>
-      </w:r>
-      <w:proofErr w:type="spellEnd"/>
-      <w:r>
-        <w:rPr>
-          <w:rFonts w:ascii="Yu Mincho Light" w:eastAsia="Yu Mincho Light" w:hAnsi="Yu Mincho Light" w:cs="Times New Roman"/>
-          <w:color w:val="171717" w:themeColor="background2" w:themeShade="1A"/>
-          <w:sz w:val="24"/>
-          <w:szCs w:val="24"/>
-        </w:rPr>
-        <w:t>(</w:t>
-      </w:r>
-      <w:proofErr w:type="spellStart"/>
-      <w:r>
-        <w:rPr>
-          <w:rFonts w:ascii="Yu Mincho Light" w:eastAsia="Yu Mincho Light" w:hAnsi="Yu Mincho Light" w:cs="Times New Roman"/>
-          <w:color w:val="171717" w:themeColor="background2" w:themeShade="1A"/>
-          <w:sz w:val="24"/>
-          <w:szCs w:val="24"/>
-        </w:rPr>
-        <w:t>vertex</w:t>
-      </w:r>
-      <w:proofErr w:type="spellEnd"/>
-      <w:r>
-        <w:rPr>
-          <w:rFonts w:ascii="Yu Mincho Light" w:eastAsia="Yu Mincho Light" w:hAnsi="Yu Mincho Light" w:cs="Times New Roman"/>
-          <w:color w:val="171717" w:themeColor="background2" w:themeShade="1A"/>
-          <w:sz w:val="24"/>
-          <w:szCs w:val="24"/>
-        </w:rPr>
-        <w:t>)</w:t>
-      </w:r>
-    </w:p>
-    <w:p>
-      <w:pPr>
-        <w:rPr>
-          <w:rFonts w:ascii="Yu Mincho Light" w:eastAsia="Yu Mincho Light" w:hAnsi="Yu Mincho Light" w:cs="Times New Roman"/>
-          <w:color w:val="171717" w:themeColor="background2" w:themeShade="1A"/>
-          <w:sz w:val="24"/>
-          <w:szCs w:val="24"/>
-        </w:rPr>
-      </w:pPr>
-      <w:r>
-        <w:rPr>
-          <w:rFonts w:ascii="Yu Mincho Light" w:eastAsia="Yu Mincho Light" w:hAnsi="Yu Mincho Light" w:cs="Times New Roman"/>
-          <w:color w:val="171717" w:themeColor="background2" w:themeShade="1A"/>
-          <w:sz w:val="24"/>
-          <w:szCs w:val="24"/>
-        </w:rPr>
-        <w:t>11</w:t>
-      </w:r>
-      <w:r>
-        <w:rPr>
-          <w:rFonts w:ascii="Yu Mincho Light" w:eastAsia="Yu Mincho Light" w:hAnsi="Yu Mincho Light" w:cs="Times New Roman"/>
-          <w:color w:val="171717" w:themeColor="background2" w:themeShade="1A"/>
-          <w:sz w:val="24"/>
-          <w:szCs w:val="24"/>
-        </w:rPr>
-        <w:tab/>
-      </w:r>
-      <w:r>
-        <w:rPr>
-          <w:rFonts w:ascii="Yu Mincho Light" w:eastAsia="Yu Mincho Light" w:hAnsi="Yu Mincho Light" w:cs="Times New Roman"/>
-          <w:color w:val="171717" w:themeColor="background2" w:themeShade="1A"/>
-          <w:sz w:val="24"/>
-          <w:szCs w:val="24"/>
-        </w:rPr>
-        <w:t xml:space="preserve">         </w:t>
-      </w:r>
-      <w:proofErr w:type="spellStart"/>
-      <w:r>
-        <w:rPr>
-          <w:rFonts w:ascii="Yu Mincho Light" w:eastAsia="Yu Mincho Light" w:hAnsi="Yu Mincho Light" w:cs="Times New Roman"/>
-          <w:color w:val="171717" w:themeColor="background2" w:themeShade="1A"/>
-          <w:sz w:val="24"/>
-          <w:szCs w:val="24"/>
-        </w:rPr>
-        <w:t>Order.dodaj</w:t>
-      </w:r>
-      <w:proofErr w:type="spellEnd"/>
-      <w:r>
-        <w:rPr>
-          <w:rFonts w:ascii="Yu Mincho Light" w:eastAsia="Yu Mincho Light" w:hAnsi="Yu Mincho Light" w:cs="Times New Roman"/>
-          <w:color w:val="171717" w:themeColor="background2" w:themeShade="1A"/>
-          <w:sz w:val="24"/>
-          <w:szCs w:val="24"/>
-        </w:rPr>
-        <w:t>(</w:t>
-      </w:r>
-      <w:proofErr w:type="spellStart"/>
-      <w:r>
-        <w:rPr>
-          <w:rFonts w:ascii="Yu Mincho Light" w:eastAsia="Yu Mincho Light" w:hAnsi="Yu Mincho Light" w:cs="Times New Roman"/>
-          <w:color w:val="171717" w:themeColor="background2" w:themeShade="1A"/>
-          <w:sz w:val="24"/>
-          <w:szCs w:val="24"/>
-        </w:rPr>
-        <w:t>vertex</w:t>
-      </w:r>
-      <w:proofErr w:type="spellEnd"/>
-      <w:r>
-        <w:rPr>
-          <w:rFonts w:ascii="Yu Mincho Light" w:eastAsia="Yu Mincho Light" w:hAnsi="Yu Mincho Light" w:cs="Times New Roman"/>
-          <w:color w:val="171717" w:themeColor="background2" w:themeShade="1A"/>
-          <w:sz w:val="24"/>
-          <w:szCs w:val="24"/>
-        </w:rPr>
-        <w:t>)</w:t>
-      </w:r>
-    </w:p>
-    <w:p>
-      <w:pPr>
-        <w:rPr>
-          <w:rFonts w:ascii="Yu Mincho Light" w:eastAsia="Yu Mincho Light" w:hAnsi="Yu Mincho Light" w:cs="Times New Roman"/>
-          <w:color w:val="171717" w:themeColor="background2" w:themeShade="1A"/>
-          <w:sz w:val="24"/>
-          <w:szCs w:val="24"/>
-        </w:rPr>
-      </w:pPr>
-      <w:r>
-        <w:rPr>
-          <w:rFonts w:ascii="Yu Mincho Light" w:eastAsia="Yu Mincho Light" w:hAnsi="Yu Mincho Light" w:cs="Times New Roman"/>
-          <w:color w:val="171717" w:themeColor="background2" w:themeShade="1A"/>
-          <w:sz w:val="24"/>
-          <w:szCs w:val="24"/>
-        </w:rPr>
-        <w:t>12</w:t>
-      </w:r>
-      <w:r>
-        <w:rPr>
-          <w:rFonts w:ascii="Yu Mincho Light" w:eastAsia="Yu Mincho Light" w:hAnsi="Yu Mincho Light" w:cs="Times New Roman"/>
-          <w:color w:val="171717" w:themeColor="background2" w:themeShade="1A"/>
-          <w:sz w:val="24"/>
-          <w:szCs w:val="24"/>
-        </w:rPr>
-        <w:tab/>
-      </w:r>
-      <w:r>
-        <w:rPr>
-          <w:rFonts w:ascii="Yu Mincho Light" w:eastAsia="Yu Mincho Light" w:hAnsi="Yu Mincho Light" w:cs="Times New Roman"/>
-          <w:color w:val="171717" w:themeColor="background2" w:themeShade="1A"/>
-          <w:sz w:val="24"/>
-          <w:szCs w:val="24"/>
-        </w:rPr>
-        <w:t xml:space="preserve">         </w:t>
-      </w:r>
-      <w:proofErr w:type="spellStart"/>
-      <w:r>
-        <w:rPr>
-          <w:rFonts w:ascii="Yu Mincho Light" w:eastAsia="Yu Mincho Light" w:hAnsi="Yu Mincho Light" w:cs="Times New Roman"/>
-          <w:color w:val="171717" w:themeColor="background2" w:themeShade="1A"/>
-          <w:sz w:val="24"/>
-          <w:szCs w:val="24"/>
-        </w:rPr>
-        <w:t>Foreach</w:t>
-      </w:r>
-      <w:proofErr w:type="spellEnd"/>
-      <w:r>
-        <w:rPr>
-          <w:rFonts w:ascii="Yu Mincho Light" w:eastAsia="Yu Mincho Light" w:hAnsi="Yu Mincho Light" w:cs="Times New Roman"/>
-          <w:color w:val="171717" w:themeColor="background2" w:themeShade="1A"/>
-          <w:sz w:val="24"/>
-          <w:szCs w:val="24"/>
-        </w:rPr>
-        <w:t xml:space="preserve">( Sąsiedzi wierzchołka </w:t>
-      </w:r>
-      <w:proofErr w:type="spellStart"/>
-      <w:r>
-        <w:rPr>
-          <w:rFonts w:ascii="Yu Mincho Light" w:eastAsia="Yu Mincho Light" w:hAnsi="Yu Mincho Light" w:cs="Times New Roman"/>
-          <w:color w:val="171717" w:themeColor="background2" w:themeShade="1A"/>
-          <w:sz w:val="24"/>
-          <w:szCs w:val="24"/>
-        </w:rPr>
-        <w:t>vertex</w:t>
-      </w:r>
-      <w:proofErr w:type="spellEnd"/>
-      <w:r>
-        <w:rPr>
-          <w:rFonts w:ascii="Yu Mincho Light" w:eastAsia="Yu Mincho Light" w:hAnsi="Yu Mincho Light" w:cs="Times New Roman"/>
-          <w:color w:val="171717" w:themeColor="background2" w:themeShade="1A"/>
-          <w:sz w:val="24"/>
-          <w:szCs w:val="24"/>
-        </w:rPr>
-        <w:t xml:space="preserve"> as w ):</w:t>
-      </w:r>
-    </w:p>
-    <w:p>
-      <w:pPr>
-        <w:rPr>
-          <w:rFonts w:ascii="Yu Mincho Light" w:eastAsia="Yu Mincho Light" w:hAnsi="Yu Mincho Light" w:cs="Times New Roman"/>
-          <w:color w:val="171717" w:themeColor="background2" w:themeShade="1A"/>
-          <w:sz w:val="24"/>
-          <w:szCs w:val="24"/>
-        </w:rPr>
-      </w:pPr>
-      <w:r>
-        <w:rPr>
-          <w:rFonts w:ascii="Yu Mincho Light" w:eastAsia="Yu Mincho Light" w:hAnsi="Yu Mincho Light" w:cs="Times New Roman"/>
-          <w:color w:val="171717" w:themeColor="background2" w:themeShade="1A"/>
-          <w:sz w:val="24"/>
-          <w:szCs w:val="24"/>
-        </w:rPr>
-        <w:t xml:space="preserve">13                    </w:t>
-      </w:r>
-      <w:r>
-        <w:rPr>
-          <w:rFonts w:ascii="Yu Mincho Light" w:eastAsia="Yu Mincho Light" w:hAnsi="Yu Mincho Light" w:cs="Times New Roman"/>
-          <w:color w:val="171717" w:themeColor="background2" w:themeShade="1A"/>
-          <w:sz w:val="24"/>
-          <w:szCs w:val="24"/>
-        </w:rPr>
-        <w:t>Jeśli zawartość zbioru Set przechowującego wierzchołek w, nie został</w:t>
-      </w:r>
-      <w:r>
-        <w:rPr>
-          <w:rFonts w:ascii="Yu Mincho Light" w:eastAsia="Yu Mincho Light" w:hAnsi="Yu Mincho Light" w:cs="Times New Roman"/>
-          <w:color w:val="171717" w:themeColor="background2" w:themeShade="1A"/>
-          <w:sz w:val="24"/>
-          <w:szCs w:val="24"/>
-        </w:rPr>
-        <w:t xml:space="preserve">a </w:t>
-      </w:r>
-      <w:r>
-        <w:rPr>
-          <w:rFonts w:ascii="Yu Mincho Light" w:eastAsia="Yu Mincho Light" w:hAnsi="Yu Mincho Light" w:cs="Times New Roman"/>
-          <w:color w:val="171717" w:themeColor="background2" w:themeShade="1A"/>
-          <w:sz w:val="24"/>
-          <w:szCs w:val="24"/>
-        </w:rPr>
-        <w:t xml:space="preserve">                     14                    </w:t>
-      </w:r>
-      <w:r>
-        <w:rPr>
-          <w:rFonts w:ascii="Yu Mincho Light" w:eastAsia="Yu Mincho Light" w:hAnsi="Yu Mincho Light" w:cs="Times New Roman"/>
-          <w:color w:val="171717" w:themeColor="background2" w:themeShade="1A"/>
-          <w:sz w:val="24"/>
-          <w:szCs w:val="24"/>
-        </w:rPr>
-        <w:t xml:space="preserve">zmodyfikowana, w trakcie przetwarzania sąsiadów wierzchołka </w:t>
-      </w:r>
-      <w:proofErr w:type="spellStart"/>
-      <w:r>
-        <w:rPr>
-          <w:rFonts w:ascii="Yu Mincho Light" w:eastAsia="Yu Mincho Light" w:hAnsi="Yu Mincho Light" w:cs="Times New Roman"/>
-          <w:color w:val="171717" w:themeColor="background2" w:themeShade="1A"/>
-          <w:sz w:val="24"/>
-          <w:szCs w:val="24"/>
-        </w:rPr>
-        <w:t>vertex</w:t>
-      </w:r>
-      <w:proofErr w:type="spellEnd"/>
-      <w:r>
-        <w:rPr>
-          <w:rFonts w:ascii="Yu Mincho Light" w:eastAsia="Yu Mincho Light" w:hAnsi="Yu Mincho Light" w:cs="Times New Roman"/>
-          <w:color w:val="171717" w:themeColor="background2" w:themeShade="1A"/>
-          <w:sz w:val="24"/>
-          <w:szCs w:val="24"/>
-        </w:rPr>
-        <w:t xml:space="preserve"> </w:t>
-      </w:r>
-      <w:r>
-        <w:rPr>
-          <w:rFonts w:ascii="Yu Mincho Light" w:eastAsia="Yu Mincho Light" w:hAnsi="Yu Mincho Light" w:cs="Times New Roman"/>
-          <w:color w:val="171717" w:themeColor="background2" w:themeShade="1A"/>
-          <w:sz w:val="24"/>
-          <w:szCs w:val="24"/>
-        </w:rPr>
-        <w:t xml:space="preserve"> 15                    </w:t>
-      </w:r>
-      <w:r>
-        <w:rPr>
-          <w:rFonts w:ascii="Yu Mincho Light" w:eastAsia="Yu Mincho Light" w:hAnsi="Yu Mincho Light" w:cs="Times New Roman"/>
-          <w:color w:val="171717" w:themeColor="background2" w:themeShade="1A"/>
-          <w:sz w:val="24"/>
-          <w:szCs w:val="24"/>
-        </w:rPr>
-        <w:t xml:space="preserve">to utwórz nowy zbiór New i wstaw go do </w:t>
-      </w:r>
-      <w:proofErr w:type="spellStart"/>
-      <w:r>
-        <w:rPr>
-          <w:rFonts w:ascii="Yu Mincho Light" w:eastAsia="Yu Mincho Light" w:hAnsi="Yu Mincho Light" w:cs="Times New Roman"/>
-          <w:color w:val="171717" w:themeColor="background2" w:themeShade="1A"/>
-          <w:sz w:val="24"/>
-          <w:szCs w:val="24"/>
-        </w:rPr>
-        <w:t>Partitions</w:t>
-      </w:r>
-      <w:proofErr w:type="spellEnd"/>
-      <w:r>
-        <w:rPr>
-          <w:rFonts w:ascii="Yu Mincho Light" w:eastAsia="Yu Mincho Light" w:hAnsi="Yu Mincho Light" w:cs="Times New Roman"/>
-          <w:color w:val="171717" w:themeColor="background2" w:themeShade="1A"/>
-          <w:sz w:val="24"/>
-          <w:szCs w:val="24"/>
-        </w:rPr>
-        <w:t xml:space="preserve"> przed zbiór Set.</w:t>
+        <w:t>to utwórz nowy zbiór New i wstaw go do Partitions przed zbiór Set.</w:t>
       </w:r>
     </w:p>
     <w:p>
@@ -4748,23 +4305,13 @@
         </w:rPr>
         <w:t xml:space="preserve">1 </w:t>
       </w:r>
-      <w:proofErr w:type="spellStart"/>
-      <w:r>
-        <w:rPr>
-          <w:rFonts w:ascii="Yu Mincho Light" w:eastAsia="Yu Mincho Light" w:hAnsi="Yu Mincho Light" w:cs="Times New Roman"/>
-          <w:sz w:val="24"/>
-          <w:szCs w:val="24"/>
-        </w:rPr>
-        <w:t>Function</w:t>
-      </w:r>
-      <w:proofErr w:type="spellEnd"/>
-      <w:r>
-        <w:rPr>
-          <w:rFonts w:ascii="Yu Mincho Light" w:eastAsia="Yu Mincho Light" w:hAnsi="Yu Mincho Light" w:cs="Times New Roman"/>
-          <w:sz w:val="24"/>
-          <w:szCs w:val="24"/>
-        </w:rPr>
-        <w:t xml:space="preserve"> GraphColoring( graf ):</w:t>
+      <w:r>
+        <w:rPr>
+          <w:rFonts w:ascii="Yu Mincho Light" w:eastAsia="Yu Mincho Light" w:hAnsi="Yu Mincho Light" w:cs="Times New Roman"/>
+          <w:sz w:val="24"/>
+          <w:szCs w:val="24"/>
+        </w:rPr>
+        <w:t>Function GraphColoring( graf ):</w:t>
       </w:r>
       <w:r>
         <w:rPr>
@@ -4798,25 +4345,7 @@
           <w:szCs w:val="24"/>
         </w:rPr>
         <w:tab/>
-        <w:t xml:space="preserve">Order = </w:t>
-      </w:r>
-      <w:proofErr w:type="spellStart"/>
-      <w:r>
-        <w:rPr>
-          <w:rFonts w:ascii="Yu Mincho Light" w:eastAsia="Yu Mincho Light" w:hAnsi="Yu Mincho Light" w:cs="Times New Roman"/>
-          <w:sz w:val="24"/>
-          <w:szCs w:val="24"/>
-        </w:rPr>
-        <w:t>LexBfs</w:t>
-      </w:r>
-      <w:proofErr w:type="spellEnd"/>
-      <w:r>
-        <w:rPr>
-          <w:rFonts w:ascii="Yu Mincho Light" w:eastAsia="Yu Mincho Light" w:hAnsi="Yu Mincho Light" w:cs="Times New Roman"/>
-          <w:sz w:val="24"/>
-          <w:szCs w:val="24"/>
-        </w:rPr>
-        <w:t>( graf )</w:t>
+        <w:t>Order = LexBfs( graf )</w:t>
       </w:r>
       <w:r>
         <w:rPr>
@@ -4850,24 +4379,7 @@
           <w:szCs w:val="24"/>
         </w:rPr>
         <w:tab/>
-      </w:r>
-      <w:proofErr w:type="spellStart"/>
-      <w:r>
-        <w:rPr>
-          <w:rFonts w:ascii="Yu Mincho Light" w:eastAsia="Yu Mincho Light" w:hAnsi="Yu Mincho Light" w:cs="Times New Roman"/>
-          <w:sz w:val="24"/>
-          <w:szCs w:val="24"/>
-        </w:rPr>
-        <w:t>Colors</w:t>
-      </w:r>
-      <w:proofErr w:type="spellEnd"/>
-      <w:r>
-        <w:rPr>
-          <w:rFonts w:ascii="Yu Mincho Light" w:eastAsia="Yu Mincho Light" w:hAnsi="Yu Mincho Light" w:cs="Times New Roman"/>
-          <w:sz w:val="24"/>
-          <w:szCs w:val="24"/>
-        </w:rPr>
-        <w:t xml:space="preserve"> – dostępne kolory</w:t>
+        <w:t>Colors – dostępne kolory</w:t>
       </w:r>
       <w:r>
         <w:rPr>
@@ -4944,67 +4456,39 @@
         </w:rPr>
         <w:tab/>
       </w:r>
-      <w:proofErr w:type="spellStart"/>
-      <w:r>
-        <w:rPr>
-          <w:rFonts w:ascii="Yu Mincho Light" w:eastAsia="Yu Mincho Light" w:hAnsi="Yu Mincho Light" w:cs="Times New Roman"/>
-          <w:sz w:val="24"/>
-          <w:szCs w:val="24"/>
-        </w:rPr>
-        <w:t>MinFreeColor</w:t>
-      </w:r>
-      <w:proofErr w:type="spellEnd"/>
-      <w:r>
-        <w:rPr>
-          <w:rFonts w:ascii="Yu Mincho Light" w:eastAsia="Yu Mincho Light" w:hAnsi="Yu Mincho Light" w:cs="Times New Roman"/>
-          <w:sz w:val="24"/>
-          <w:szCs w:val="24"/>
-        </w:rPr>
-        <w:t>(element)</w:t>
-      </w:r>
-    </w:p>
-    <w:p>
-      <w:pPr>
-        <w:rPr>
-          <w:rFonts w:ascii="Times New Roman" w:hAnsi="Times New Roman" w:cs="Times New Roman"/>
-          <w:sz w:val="24"/>
-          <w:szCs w:val="24"/>
-        </w:rPr>
-      </w:pPr>
-    </w:p>
-    <w:p>
-      <w:pPr>
-        <w:rPr>
-          <w:rFonts w:ascii="Times New Roman" w:hAnsi="Times New Roman" w:cs="Times New Roman"/>
-          <w:sz w:val="24"/>
-          <w:szCs w:val="24"/>
-        </w:rPr>
-      </w:pPr>
-      <w:r>
-        <w:rPr>
-          <w:rFonts w:ascii="Times New Roman" w:hAnsi="Times New Roman" w:cs="Times New Roman"/>
-          <w:sz w:val="24"/>
-          <w:szCs w:val="24"/>
-        </w:rPr>
-        <w:t xml:space="preserve">Funkcja </w:t>
-      </w:r>
-      <w:proofErr w:type="spellStart"/>
-      <w:r>
-        <w:rPr>
-          <w:rFonts w:ascii="Times New Roman" w:hAnsi="Times New Roman" w:cs="Times New Roman"/>
-          <w:sz w:val="24"/>
-          <w:szCs w:val="24"/>
-        </w:rPr>
-        <w:t>MinFreeColor</w:t>
-      </w:r>
-      <w:proofErr w:type="spellEnd"/>
-      <w:r>
-        <w:rPr>
-          <w:rFonts w:ascii="Times New Roman" w:hAnsi="Times New Roman" w:cs="Times New Roman"/>
-          <w:sz w:val="24"/>
-          <w:szCs w:val="24"/>
-        </w:rPr>
-        <w:t xml:space="preserve"> sprawdza, czy któryś z sąsiadów wierzchołka nie ma już przypisanego pierwszego wolnego koloru, jeśli nie ma to sprawdza dla następnego </w:t>
+      <w:r>
+        <w:rPr>
+          <w:rFonts w:ascii="Yu Mincho Light" w:eastAsia="Yu Mincho Light" w:hAnsi="Yu Mincho Light" w:cs="Times New Roman"/>
+          <w:sz w:val="24"/>
+          <w:szCs w:val="24"/>
+        </w:rPr>
+        <w:t>MinFreeColor(element)</w:t>
+      </w:r>
+    </w:p>
+    <w:p>
+      <w:pPr>
+        <w:rPr>
+          <w:rFonts w:ascii="Times New Roman" w:hAnsi="Times New Roman" w:cs="Times New Roman"/>
+          <w:sz w:val="24"/>
+          <w:szCs w:val="24"/>
+        </w:rPr>
+      </w:pPr>
+    </w:p>
+    <w:p>
+      <w:pPr>
+        <w:rPr>
+          <w:rFonts w:ascii="Times New Roman" w:hAnsi="Times New Roman" w:cs="Times New Roman"/>
+          <w:sz w:val="24"/>
+          <w:szCs w:val="24"/>
+        </w:rPr>
+      </w:pPr>
+      <w:r>
+        <w:rPr>
+          <w:rFonts w:ascii="Times New Roman" w:hAnsi="Times New Roman" w:cs="Times New Roman"/>
+          <w:sz w:val="24"/>
+          <w:szCs w:val="24"/>
+        </w:rPr>
+        <w:t xml:space="preserve">Funkcja MinFreeColor sprawdza, czy któryś z sąsiadów wierzchołka nie ma już przypisanego pierwszego wolnego koloru, jeśli nie ma to sprawdza dla następnego </w:t>
       </w:r>
       <w:r>
         <w:rPr>
@@ -5261,16 +4745,7 @@
           <w:sz w:val="24"/>
           <w:szCs w:val="24"/>
         </w:rPr>
-        <w:t xml:space="preserve">, .. , </w:t>
-      </w:r>
-      <w:proofErr w:type="spellStart"/>
-      <w:r>
-        <w:rPr>
-          <w:rFonts w:ascii="Times New Roman" w:hAnsi="Times New Roman" w:cs="Times New Roman"/>
-          <w:sz w:val="24"/>
-          <w:szCs w:val="24"/>
-        </w:rPr>
-        <w:t>a</w:t>
+        <w:t>, .. , a</w:t>
       </w:r>
       <w:r>
         <w:rPr>
@@ -5281,7 +4756,6 @@
         </w:rPr>
         <w:t>n</w:t>
       </w:r>
-      <w:proofErr w:type="spellEnd"/>
       <w:r>
         <w:rPr>
           <w:rFonts w:ascii="Times New Roman" w:hAnsi="Times New Roman" w:cs="Times New Roman"/>
@@ -5340,16 +4814,7 @@
           <w:sz w:val="24"/>
           <w:szCs w:val="24"/>
         </w:rPr>
-        <w:t xml:space="preserve">, .. , </w:t>
-      </w:r>
-      <w:proofErr w:type="spellStart"/>
-      <w:r>
-        <w:rPr>
-          <w:rFonts w:ascii="Times New Roman" w:hAnsi="Times New Roman" w:cs="Times New Roman"/>
-          <w:sz w:val="24"/>
-          <w:szCs w:val="24"/>
-        </w:rPr>
-        <w:t>b</w:t>
+        <w:t>, .. , b</w:t>
       </w:r>
       <w:r>
         <w:rPr>
@@ -5360,7 +4825,6 @@
         </w:rPr>
         <w:t>n</w:t>
       </w:r>
-      <w:proofErr w:type="spellEnd"/>
       <w:r>
         <w:rPr>
           <w:rFonts w:ascii="Times New Roman" w:hAnsi="Times New Roman" w:cs="Times New Roman"/>
@@ -5500,25 +4964,7 @@
           <w:sz w:val="24"/>
           <w:szCs w:val="24"/>
         </w:rPr>
-        <w:t xml:space="preserve">Skojarzenie to taki podzbiór krawędzi, których końce, wierzchołki między którymi prowadzona jest krawędź, nie są końcami innej krawędzi. O maksymalnym skojarzeniu mówimy, gdy podzbiór krawędzi spełniających ten warunek jest możliwie największy. Algorytm, który pozwala odnaleźć takie skojarzenie to algorytm </w:t>
-      </w:r>
-      <w:proofErr w:type="spellStart"/>
-      <w:r>
-        <w:rPr>
-          <w:rFonts w:ascii="Times New Roman" w:hAnsi="Times New Roman" w:cs="Times New Roman"/>
-          <w:sz w:val="24"/>
-          <w:szCs w:val="24"/>
-        </w:rPr>
-        <w:t>Hopcrofta</w:t>
-      </w:r>
-      <w:proofErr w:type="spellEnd"/>
-      <w:r>
-        <w:rPr>
-          <w:rFonts w:ascii="Times New Roman" w:hAnsi="Times New Roman" w:cs="Times New Roman"/>
-          <w:sz w:val="24"/>
-          <w:szCs w:val="24"/>
-        </w:rPr>
-        <w:t>-Karpa. Algorytm ten konsekwe</w:t>
+        <w:t>Skojarzenie to taki podzbiór krawędzi, których końce, wierzchołki między którymi prowadzona jest krawędź, nie są końcami innej krawędzi. O maksymalnym skojarzeniu mówimy, gdy podzbiór krawędzi spełniających ten warunek jest możliwie największy. Algorytm, który pozwala odnaleźć takie skojarzenie to algorytm Hopcrofta-Karpa. Algorytm ten konsekwe</w:t>
       </w:r>
       <w:r>
         <w:rPr>
@@ -5618,69 +5064,15 @@
           <w:sz w:val="24"/>
           <w:szCs w:val="24"/>
         </w:rPr>
-        <w:t xml:space="preserve"> metody przeszukiwania grafów. Pierwszą z nich jest BFS( </w:t>
-      </w:r>
-      <w:proofErr w:type="spellStart"/>
-      <w:r>
-        <w:rPr>
-          <w:rFonts w:ascii="Times New Roman" w:hAnsi="Times New Roman" w:cs="Times New Roman"/>
-          <w:sz w:val="24"/>
-          <w:szCs w:val="24"/>
-        </w:rPr>
-        <w:t>Breadth</w:t>
-      </w:r>
-      <w:proofErr w:type="spellEnd"/>
-      <w:r>
-        <w:rPr>
-          <w:rFonts w:ascii="Times New Roman" w:hAnsi="Times New Roman" w:cs="Times New Roman"/>
-          <w:sz w:val="24"/>
-          <w:szCs w:val="24"/>
-        </w:rPr>
-        <w:t xml:space="preserve"> First </w:t>
-      </w:r>
-      <w:proofErr w:type="spellStart"/>
-      <w:r>
-        <w:rPr>
-          <w:rFonts w:ascii="Times New Roman" w:hAnsi="Times New Roman" w:cs="Times New Roman"/>
-          <w:sz w:val="24"/>
-          <w:szCs w:val="24"/>
-        </w:rPr>
-        <w:t>Search</w:t>
-      </w:r>
-      <w:proofErr w:type="spellEnd"/>
-      <w:r>
-        <w:rPr>
-          <w:rFonts w:ascii="Times New Roman" w:hAnsi="Times New Roman" w:cs="Times New Roman"/>
-          <w:sz w:val="24"/>
-          <w:szCs w:val="24"/>
-        </w:rPr>
-        <w:t xml:space="preserve"> ) algorytm ten służy do </w:t>
-      </w:r>
-      <w:r>
-        <w:rPr>
-          <w:rFonts w:ascii="Times New Roman" w:hAnsi="Times New Roman" w:cs="Times New Roman"/>
-          <w:sz w:val="24"/>
-          <w:szCs w:val="24"/>
-        </w:rPr>
-        <w:t xml:space="preserve">przetwarzania wierzchołków grafu w taki sposób, że najpierw są przetwarzani sąsiedzi startowego wierzchołka, potem są przetwarzania sąsiedzi tych sąsiadów itd. Sposób wykorzystania w algorytmie </w:t>
-      </w:r>
-      <w:proofErr w:type="spellStart"/>
-      <w:r>
-        <w:rPr>
-          <w:rFonts w:ascii="Times New Roman" w:hAnsi="Times New Roman" w:cs="Times New Roman"/>
-          <w:sz w:val="24"/>
-          <w:szCs w:val="24"/>
-        </w:rPr>
-        <w:t>Hopcrofta</w:t>
-      </w:r>
-      <w:proofErr w:type="spellEnd"/>
-      <w:r>
-        <w:rPr>
-          <w:rFonts w:ascii="Times New Roman" w:hAnsi="Times New Roman" w:cs="Times New Roman"/>
-          <w:sz w:val="24"/>
-          <w:szCs w:val="24"/>
-        </w:rPr>
-        <w:t>-Karpa jest następujący. BFS</w:t>
+        <w:t xml:space="preserve"> metody przeszukiwania grafów. Pierwszą z nich jest BFS( Breadth First Search ) algorytm ten służy do </w:t>
+      </w:r>
+      <w:r>
+        <w:rPr>
+          <w:rFonts w:ascii="Times New Roman" w:hAnsi="Times New Roman" w:cs="Times New Roman"/>
+          <w:sz w:val="24"/>
+          <w:szCs w:val="24"/>
+        </w:rPr>
+        <w:t>przetwarzania wierzchołków grafu w taki sposób, że najpierw są przetwarzani sąsiedzi startowego wierzchołka, potem są przetwarzania sąsiedzi tych sąsiadów itd. Sposób wykorzystania w algorytmie Hopcrofta-Karpa jest następujący. BFS</w:t>
       </w:r>
       <w:r>
         <w:rPr>
@@ -5770,25 +5162,7 @@
           <w:szCs w:val="24"/>
         </w:rPr>
         <w:tab/>
-        <w:t xml:space="preserve">Drugą wykorzystywaną metodą przeszukiwania grafu jest DFS( Depth First </w:t>
-      </w:r>
-      <w:proofErr w:type="spellStart"/>
-      <w:r>
-        <w:rPr>
-          <w:rFonts w:ascii="Times New Roman" w:hAnsi="Times New Roman" w:cs="Times New Roman"/>
-          <w:sz w:val="24"/>
-          <w:szCs w:val="24"/>
-        </w:rPr>
-        <w:t>Search</w:t>
-      </w:r>
-      <w:proofErr w:type="spellEnd"/>
-      <w:r>
-        <w:rPr>
-          <w:rFonts w:ascii="Times New Roman" w:hAnsi="Times New Roman" w:cs="Times New Roman"/>
-          <w:sz w:val="24"/>
-          <w:szCs w:val="24"/>
-        </w:rPr>
-        <w:t xml:space="preserve">), czyli przeszukiwanie grafu w głąb. Polega to na odwiedzaniu wierzchołków grafu po kolei tak głęboko jak się da. Jeśli nie da się iść do kolejnego wierzchołka to cofamy się do już odwiedzonego wierzchołka </w:t>
+        <w:t xml:space="preserve">Drugą wykorzystywaną metodą przeszukiwania grafu jest DFS( Depth First Search), czyli przeszukiwanie grafu w głąb. Polega to na odwiedzaniu wierzchołków grafu po kolei tak głęboko jak się da. Jeśli nie da się iść do kolejnego wierzchołka to cofamy się do już odwiedzonego wierzchołka </w:t>
       </w:r>
       <w:r>
         <w:rPr>
@@ -6024,7 +5398,6 @@
         </w:rPr>
         <w:tab/>
       </w:r>
-      <w:proofErr w:type="spellStart"/>
       <w:r>
         <w:rPr>
           <w:rFonts w:ascii="Times New Roman" w:eastAsia="Yu Mincho Light" w:hAnsi="Times New Roman" w:cs="Times New Roman"/>
@@ -6033,10 +5406,11 @@
           <w:sz w:val="24"/>
           <w:szCs w:val="24"/>
         </w:rPr>
-        <w:t>while</w:t>
-      </w:r>
-      <w:proofErr w:type="spellEnd"/>
-      <w:r>
+        <w:t>while( BFS(G) ):</w:t>
+      </w:r>
+    </w:p>
+    <w:p>
+      <w:pPr>
         <w:rPr>
           <w:rFonts w:ascii="Times New Roman" w:eastAsia="Yu Mincho Light" w:hAnsi="Times New Roman" w:cs="Times New Roman"/>
           <w:i/>
@@ -6044,11 +5418,8 @@
           <w:sz w:val="24"/>
           <w:szCs w:val="24"/>
         </w:rPr>
-        <w:t>( BFS(G) ):</w:t>
-      </w:r>
-    </w:p>
-    <w:p>
-      <w:pPr>
+      </w:pPr>
+      <w:r>
         <w:rPr>
           <w:rFonts w:ascii="Times New Roman" w:eastAsia="Yu Mincho Light" w:hAnsi="Times New Roman" w:cs="Times New Roman"/>
           <w:i/>
@@ -6056,7 +5427,8 @@
           <w:sz w:val="24"/>
           <w:szCs w:val="24"/>
         </w:rPr>
-      </w:pPr>
+        <w:t>5</w:t>
+      </w:r>
       <w:r>
         <w:rPr>
           <w:rFonts w:ascii="Times New Roman" w:eastAsia="Yu Mincho Light" w:hAnsi="Times New Roman" w:cs="Times New Roman"/>
@@ -6065,7 +5437,7 @@
           <w:sz w:val="24"/>
           <w:szCs w:val="24"/>
         </w:rPr>
-        <w:t>5</w:t>
+        <w:tab/>
       </w:r>
       <w:r>
         <w:rPr>
@@ -6085,7 +5457,7 @@
           <w:sz w:val="24"/>
           <w:szCs w:val="24"/>
         </w:rPr>
-        <w:tab/>
+        <w:t xml:space="preserve">    </w:t>
       </w:r>
       <w:r>
         <w:rPr>
@@ -6095,10 +5467,11 @@
           <w:sz w:val="24"/>
           <w:szCs w:val="24"/>
         </w:rPr>
-        <w:t xml:space="preserve">    </w:t>
-      </w:r>
-      <w:proofErr w:type="spellStart"/>
-      <w:r>
+        <w:t>foreach a in A:</w:t>
+      </w:r>
+    </w:p>
+    <w:p>
+      <w:pPr>
         <w:rPr>
           <w:rFonts w:ascii="Times New Roman" w:eastAsia="Yu Mincho Light" w:hAnsi="Times New Roman" w:cs="Times New Roman"/>
           <w:i/>
@@ -6106,9 +5479,7 @@
           <w:sz w:val="24"/>
           <w:szCs w:val="24"/>
         </w:rPr>
-        <w:t>foreach</w:t>
-      </w:r>
-      <w:proofErr w:type="spellEnd"/>
+      </w:pPr>
       <w:r>
         <w:rPr>
           <w:rFonts w:ascii="Times New Roman" w:eastAsia="Yu Mincho Light" w:hAnsi="Times New Roman" w:cs="Times New Roman"/>
@@ -6117,11 +5488,9 @@
           <w:sz w:val="24"/>
           <w:szCs w:val="24"/>
         </w:rPr>
-        <w:t xml:space="preserve"> a in A:</w:t>
-      </w:r>
-    </w:p>
-    <w:p>
-      <w:pPr>
+        <w:t>6</w:t>
+      </w:r>
+      <w:r>
         <w:rPr>
           <w:rFonts w:ascii="Times New Roman" w:eastAsia="Yu Mincho Light" w:hAnsi="Times New Roman" w:cs="Times New Roman"/>
           <w:i/>
@@ -6129,7 +5498,8 @@
           <w:sz w:val="24"/>
           <w:szCs w:val="24"/>
         </w:rPr>
-      </w:pPr>
+        <w:tab/>
+      </w:r>
       <w:r>
         <w:rPr>
           <w:rFonts w:ascii="Times New Roman" w:eastAsia="Yu Mincho Light" w:hAnsi="Times New Roman" w:cs="Times New Roman"/>
@@ -6138,7 +5508,7 @@
           <w:sz w:val="24"/>
           <w:szCs w:val="24"/>
         </w:rPr>
-        <w:t>6</w:t>
+        <w:tab/>
       </w:r>
       <w:r>
         <w:rPr>
@@ -6149,48 +5519,7 @@
           <w:szCs w:val="24"/>
         </w:rPr>
         <w:tab/>
-      </w:r>
-      <w:r>
-        <w:rPr>
-          <w:rFonts w:ascii="Times New Roman" w:eastAsia="Yu Mincho Light" w:hAnsi="Times New Roman" w:cs="Times New Roman"/>
-          <w:i/>
-          <w:color w:val="171717" w:themeColor="background2" w:themeShade="1A"/>
-          <w:sz w:val="24"/>
-          <w:szCs w:val="24"/>
-        </w:rPr>
-        <w:tab/>
-      </w:r>
-      <w:r>
-        <w:rPr>
-          <w:rFonts w:ascii="Times New Roman" w:eastAsia="Yu Mincho Light" w:hAnsi="Times New Roman" w:cs="Times New Roman"/>
-          <w:i/>
-          <w:color w:val="171717" w:themeColor="background2" w:themeShade="1A"/>
-          <w:sz w:val="24"/>
-          <w:szCs w:val="24"/>
-        </w:rPr>
-        <w:tab/>
-      </w:r>
-      <w:proofErr w:type="spellStart"/>
-      <w:r>
-        <w:rPr>
-          <w:rFonts w:ascii="Times New Roman" w:eastAsia="Yu Mincho Light" w:hAnsi="Times New Roman" w:cs="Times New Roman"/>
-          <w:i/>
-          <w:color w:val="171717" w:themeColor="background2" w:themeShade="1A"/>
-          <w:sz w:val="24"/>
-          <w:szCs w:val="24"/>
-        </w:rPr>
-        <w:t>if</w:t>
-      </w:r>
-      <w:proofErr w:type="spellEnd"/>
-      <w:r>
-        <w:rPr>
-          <w:rFonts w:ascii="Times New Roman" w:eastAsia="Yu Mincho Light" w:hAnsi="Times New Roman" w:cs="Times New Roman"/>
-          <w:i/>
-          <w:color w:val="171717" w:themeColor="background2" w:themeShade="1A"/>
-          <w:sz w:val="24"/>
-          <w:szCs w:val="24"/>
-        </w:rPr>
-        <w:t>( a jest wolnym wierzchołkiem ):</w:t>
+        <w:t>if( a jest wolnym wierzchołkiem ):</w:t>
       </w:r>
     </w:p>
     <w:p>
@@ -7281,43 +6610,7 @@
           <w:sz w:val="24"/>
           <w:szCs w:val="24"/>
         </w:rPr>
-        <w:t xml:space="preserve">W problemie student-nauczyciel mamy do czynienia z </w:t>
-      </w:r>
-      <w:proofErr w:type="spellStart"/>
-      <w:r>
-        <w:rPr>
-          <w:rFonts w:ascii="Times New Roman" w:hAnsi="Times New Roman" w:cs="Times New Roman"/>
-          <w:sz w:val="24"/>
-          <w:szCs w:val="24"/>
-        </w:rPr>
-        <w:t>multigrafem</w:t>
-      </w:r>
-      <w:proofErr w:type="spellEnd"/>
-      <w:r>
-        <w:rPr>
-          <w:rFonts w:ascii="Times New Roman" w:hAnsi="Times New Roman" w:cs="Times New Roman"/>
-          <w:sz w:val="24"/>
-          <w:szCs w:val="24"/>
-        </w:rPr>
-        <w:t xml:space="preserve"> dwudzielnym. Poprzez </w:t>
-      </w:r>
-      <w:proofErr w:type="spellStart"/>
-      <w:r>
-        <w:rPr>
-          <w:rFonts w:ascii="Times New Roman" w:hAnsi="Times New Roman" w:cs="Times New Roman"/>
-          <w:sz w:val="24"/>
-          <w:szCs w:val="24"/>
-        </w:rPr>
-        <w:t>multigraf</w:t>
-      </w:r>
-      <w:proofErr w:type="spellEnd"/>
-      <w:r>
-        <w:rPr>
-          <w:rFonts w:ascii="Times New Roman" w:hAnsi="Times New Roman" w:cs="Times New Roman"/>
-          <w:sz w:val="24"/>
-          <w:szCs w:val="24"/>
-        </w:rPr>
-        <w:t xml:space="preserve"> rozumiemy to, że krawędzie mogą być prowadzone pomiędzy tymi samymi wierzchołkami wiele razy. Dla takiego grafu istnieje kilka algorytmów, która potrafią go optymalnie pokolorować krawędziowo, czyli używając najmniejszej możliwej liczby </w:t>
+        <w:t xml:space="preserve">W problemie student-nauczyciel mamy do czynienia z multigrafem dwudzielnym. Poprzez multigraf rozumiemy to, że krawędzie mogą być prowadzone pomiędzy tymi samymi wierzchołkami wiele razy. Dla takiego grafu istnieje kilka algorytmów, która potrafią go optymalnie pokolorować krawędziowo, czyli używając najmniejszej możliwej liczby </w:t>
       </w:r>
       <w:r>
         <w:rPr>
@@ -7360,18 +6653,8 @@
           <w:sz w:val="24"/>
           <w:szCs w:val="24"/>
         </w:rPr>
-        <w:t xml:space="preserve">Algorytmem, który rozważymy jest Harolda N. </w:t>
-      </w:r>
-      <w:proofErr w:type="spellStart"/>
-      <w:r>
-        <w:rPr>
-          <w:rFonts w:ascii="Times New Roman" w:hAnsi="Times New Roman" w:cs="Times New Roman"/>
-          <w:sz w:val="24"/>
-          <w:szCs w:val="24"/>
-        </w:rPr>
-        <w:t>Gabowa</w:t>
-      </w:r>
-      <w:proofErr w:type="spellEnd"/>
+        <w:t>Algorytmem, który rozważymy jest Harolda N. Gabowa</w:t>
+      </w:r>
       <w:r>
         <w:rPr>
           <w:rFonts w:ascii="Times New Roman" w:hAnsi="Times New Roman" w:cs="Times New Roman"/>
@@ -7386,25 +6669,7 @@
           <w:sz w:val="24"/>
           <w:szCs w:val="24"/>
         </w:rPr>
-        <w:t xml:space="preserve"> używający partycjonowania </w:t>
-      </w:r>
-      <w:proofErr w:type="spellStart"/>
-      <w:r>
-        <w:rPr>
-          <w:rFonts w:ascii="Times New Roman" w:hAnsi="Times New Roman" w:cs="Times New Roman"/>
-          <w:sz w:val="24"/>
-          <w:szCs w:val="24"/>
-        </w:rPr>
-        <w:t>eulera</w:t>
-      </w:r>
-      <w:proofErr w:type="spellEnd"/>
-      <w:r>
-        <w:rPr>
-          <w:rFonts w:ascii="Times New Roman" w:hAnsi="Times New Roman" w:cs="Times New Roman"/>
-          <w:sz w:val="24"/>
-          <w:szCs w:val="24"/>
-        </w:rPr>
-        <w:t xml:space="preserve"> oraz skojarzeń. Opartego o metodę dziel i zwyciężaj. </w:t>
+        <w:t xml:space="preserve"> używający partycjonowania eulera oraz skojarzeń. Opartego o metodę dziel i zwyciężaj. </w:t>
       </w:r>
       <w:r>
         <w:rPr>
@@ -7420,151 +6685,103 @@
           <w:sz w:val="24"/>
           <w:szCs w:val="24"/>
         </w:rPr>
-        <w:t xml:space="preserve"> Cole, </w:t>
-      </w:r>
-      <w:proofErr w:type="spellStart"/>
-      <w:r>
-        <w:rPr>
-          <w:rFonts w:ascii="Times New Roman" w:hAnsi="Times New Roman" w:cs="Times New Roman"/>
-          <w:sz w:val="24"/>
-          <w:szCs w:val="24"/>
-        </w:rPr>
-        <w:t>Ost</w:t>
-      </w:r>
-      <w:proofErr w:type="spellEnd"/>
-      <w:r>
-        <w:rPr>
-          <w:rFonts w:ascii="Times New Roman" w:hAnsi="Times New Roman" w:cs="Times New Roman"/>
-          <w:sz w:val="24"/>
-          <w:szCs w:val="24"/>
-        </w:rPr>
-        <w:t xml:space="preserve"> &amp; </w:t>
-      </w:r>
-      <w:proofErr w:type="spellStart"/>
-      <w:r>
-        <w:rPr>
-          <w:rFonts w:ascii="Times New Roman" w:hAnsi="Times New Roman" w:cs="Times New Roman"/>
-          <w:sz w:val="24"/>
-          <w:szCs w:val="24"/>
-        </w:rPr>
-        <w:t>Shirra</w:t>
-      </w:r>
-      <w:proofErr w:type="spellEnd"/>
-      <w:r>
-        <w:rPr>
-          <w:rFonts w:ascii="Times New Roman" w:hAnsi="Times New Roman" w:cs="Times New Roman"/>
-          <w:sz w:val="24"/>
-          <w:szCs w:val="24"/>
-        </w:rPr>
-        <w:t xml:space="preserve"> w roku 2001 stworzyli algorytm, który również pozwala na optymalne pokolorowanie grafu dwudzielnego. Algorytm również wykorzystuje algorytm znajdowania skojarzeń. </w:t>
-      </w:r>
-    </w:p>
-    <w:p>
-      <w:pPr>
-        <w:rPr>
-          <w:rFonts w:ascii="Times New Roman" w:hAnsi="Times New Roman" w:cs="Times New Roman"/>
-          <w:sz w:val="24"/>
-          <w:szCs w:val="24"/>
-        </w:rPr>
-      </w:pPr>
-    </w:p>
-    <w:p>
-      <w:pPr>
-        <w:rPr>
-          <w:rFonts w:ascii="Times New Roman" w:hAnsi="Times New Roman" w:cs="Times New Roman"/>
-          <w:b/>
-          <w:bCs/>
-          <w:sz w:val="24"/>
-          <w:szCs w:val="24"/>
-        </w:rPr>
-      </w:pPr>
-    </w:p>
-    <w:p>
-      <w:pPr>
-        <w:rPr>
-          <w:rFonts w:ascii="Times New Roman" w:hAnsi="Times New Roman" w:cs="Times New Roman"/>
-          <w:b/>
-          <w:bCs/>
-          <w:sz w:val="24"/>
-          <w:szCs w:val="24"/>
-        </w:rPr>
-      </w:pPr>
-    </w:p>
-    <w:p>
-      <w:pPr>
-        <w:rPr>
-          <w:rFonts w:ascii="Times New Roman" w:hAnsi="Times New Roman" w:cs="Times New Roman"/>
-          <w:b/>
-          <w:bCs/>
-          <w:sz w:val="24"/>
-          <w:szCs w:val="24"/>
-        </w:rPr>
-      </w:pPr>
-    </w:p>
-    <w:p>
-      <w:pPr>
-        <w:rPr>
-          <w:rFonts w:ascii="Times New Roman" w:hAnsi="Times New Roman" w:cs="Times New Roman"/>
-          <w:b/>
-          <w:bCs/>
-          <w:sz w:val="24"/>
-          <w:szCs w:val="24"/>
-        </w:rPr>
-      </w:pPr>
-    </w:p>
-    <w:p>
-      <w:pPr>
-        <w:rPr>
-          <w:rFonts w:ascii="Times New Roman" w:hAnsi="Times New Roman" w:cs="Times New Roman"/>
-          <w:b/>
-          <w:bCs/>
-          <w:sz w:val="24"/>
-          <w:szCs w:val="24"/>
-        </w:rPr>
-      </w:pPr>
-    </w:p>
-    <w:p>
-      <w:pPr>
-        <w:rPr>
-          <w:rFonts w:ascii="Times New Roman" w:hAnsi="Times New Roman" w:cs="Times New Roman"/>
-          <w:b/>
-          <w:bCs/>
-          <w:sz w:val="24"/>
-          <w:szCs w:val="24"/>
-        </w:rPr>
-      </w:pPr>
-    </w:p>
-    <w:p>
-      <w:pPr>
-        <w:rPr>
-          <w:rFonts w:ascii="Times New Roman" w:hAnsi="Times New Roman" w:cs="Times New Roman"/>
-          <w:b/>
-          <w:bCs/>
-          <w:sz w:val="24"/>
-          <w:szCs w:val="24"/>
-        </w:rPr>
-      </w:pPr>
-      <w:proofErr w:type="spellStart"/>
-      <w:r>
-        <w:rPr>
-          <w:rFonts w:ascii="Times New Roman" w:hAnsi="Times New Roman" w:cs="Times New Roman"/>
-          <w:b/>
-          <w:bCs/>
-          <w:sz w:val="24"/>
-          <w:szCs w:val="24"/>
-        </w:rPr>
-        <w:t>Patrycjonowanie</w:t>
-      </w:r>
-      <w:proofErr w:type="spellEnd"/>
-      <w:r>
-        <w:rPr>
-          <w:rFonts w:ascii="Times New Roman" w:hAnsi="Times New Roman" w:cs="Times New Roman"/>
-          <w:b/>
-          <w:bCs/>
-          <w:sz w:val="24"/>
-          <w:szCs w:val="24"/>
-        </w:rPr>
-        <w:t xml:space="preserve"> Eulera:</w:t>
+        <w:t xml:space="preserve"> Cole, Ost &amp; Shirra w roku 2001 stworzyli algorytm, który również pozwala na optymalne pokolorowanie grafu dwudzielnego. Algorytm również wykorzystuje algorytm znajdowania skojarzeń. </w:t>
+      </w:r>
+    </w:p>
+    <w:p>
+      <w:pPr>
+        <w:rPr>
+          <w:rFonts w:ascii="Times New Roman" w:hAnsi="Times New Roman" w:cs="Times New Roman"/>
+          <w:sz w:val="24"/>
+          <w:szCs w:val="24"/>
+        </w:rPr>
+      </w:pPr>
+    </w:p>
+    <w:p>
+      <w:pPr>
+        <w:rPr>
+          <w:rFonts w:ascii="Times New Roman" w:hAnsi="Times New Roman" w:cs="Times New Roman"/>
+          <w:b/>
+          <w:bCs/>
+          <w:sz w:val="24"/>
+          <w:szCs w:val="24"/>
+        </w:rPr>
+      </w:pPr>
+    </w:p>
+    <w:p>
+      <w:pPr>
+        <w:rPr>
+          <w:rFonts w:ascii="Times New Roman" w:hAnsi="Times New Roman" w:cs="Times New Roman"/>
+          <w:b/>
+          <w:bCs/>
+          <w:sz w:val="24"/>
+          <w:szCs w:val="24"/>
+        </w:rPr>
+      </w:pPr>
+    </w:p>
+    <w:p>
+      <w:pPr>
+        <w:rPr>
+          <w:rFonts w:ascii="Times New Roman" w:hAnsi="Times New Roman" w:cs="Times New Roman"/>
+          <w:b/>
+          <w:bCs/>
+          <w:sz w:val="24"/>
+          <w:szCs w:val="24"/>
+        </w:rPr>
+      </w:pPr>
+    </w:p>
+    <w:p>
+      <w:pPr>
+        <w:rPr>
+          <w:rFonts w:ascii="Times New Roman" w:hAnsi="Times New Roman" w:cs="Times New Roman"/>
+          <w:b/>
+          <w:bCs/>
+          <w:sz w:val="24"/>
+          <w:szCs w:val="24"/>
+        </w:rPr>
+      </w:pPr>
+    </w:p>
+    <w:p>
+      <w:pPr>
+        <w:rPr>
+          <w:rFonts w:ascii="Times New Roman" w:hAnsi="Times New Roman" w:cs="Times New Roman"/>
+          <w:b/>
+          <w:bCs/>
+          <w:sz w:val="24"/>
+          <w:szCs w:val="24"/>
+        </w:rPr>
+      </w:pPr>
+    </w:p>
+    <w:p>
+      <w:pPr>
+        <w:rPr>
+          <w:rFonts w:ascii="Times New Roman" w:hAnsi="Times New Roman" w:cs="Times New Roman"/>
+          <w:b/>
+          <w:bCs/>
+          <w:sz w:val="24"/>
+          <w:szCs w:val="24"/>
+        </w:rPr>
+      </w:pPr>
+    </w:p>
+    <w:p>
+      <w:pPr>
+        <w:rPr>
+          <w:rFonts w:ascii="Times New Roman" w:hAnsi="Times New Roman" w:cs="Times New Roman"/>
+          <w:b/>
+          <w:bCs/>
+          <w:sz w:val="24"/>
+          <w:szCs w:val="24"/>
+        </w:rPr>
+      </w:pPr>
+      <w:r>
+        <w:rPr>
+          <w:rFonts w:ascii="Times New Roman" w:hAnsi="Times New Roman" w:cs="Times New Roman"/>
+          <w:b/>
+          <w:bCs/>
+          <w:sz w:val="24"/>
+          <w:szCs w:val="24"/>
+        </w:rPr>
+        <w:t>Patrycjonowanie Eulera:</w:t>
       </w:r>
     </w:p>
     <w:p>
@@ -7880,348 +7097,441 @@
           <w:sz w:val="24"/>
           <w:szCs w:val="24"/>
         </w:rPr>
+        <w:t xml:space="preserve"> skojarzenie w grafie, w którym pomijamy wierzchołki o stopniu mniejszym niż maksymalny.</w:t>
+      </w:r>
+      <w:r>
+        <w:rPr>
+          <w:rFonts w:ascii="Times New Roman" w:hAnsi="Times New Roman" w:cs="Times New Roman"/>
+          <w:sz w:val="24"/>
+          <w:szCs w:val="24"/>
+        </w:rPr>
+        <w:t xml:space="preserve"> Do szukania skojarzenia możemy użyć algorytmu Hopcrofta-Karpa opisywanego wcześniej.</w:t>
+      </w:r>
+      <w:r>
+        <w:rPr>
+          <w:rFonts w:ascii="Times New Roman" w:hAnsi="Times New Roman" w:cs="Times New Roman"/>
+          <w:sz w:val="24"/>
+          <w:szCs w:val="24"/>
+        </w:rPr>
+        <w:t xml:space="preserve"> Niech zbiorem krawędzi uzyskany ze skojarzenia będzie E1</w:t>
+      </w:r>
+    </w:p>
+    <w:p>
+      <w:pPr>
+        <w:ind w:left="705"/>
+        <w:rPr>
+          <w:rFonts w:ascii="Times New Roman" w:hAnsi="Times New Roman" w:cs="Times New Roman"/>
+          <w:sz w:val="24"/>
+          <w:szCs w:val="24"/>
+        </w:rPr>
+      </w:pPr>
+      <w:r>
+        <w:rPr>
+          <w:rFonts w:ascii="Times New Roman" w:hAnsi="Times New Roman" w:cs="Times New Roman"/>
+          <w:sz w:val="24"/>
+          <w:szCs w:val="24"/>
+        </w:rPr>
+        <w:t>2.Dla drugiego zbioru wierzchołków robimy to samo. Zbiór krawędzi to E2</w:t>
+      </w:r>
+    </w:p>
+    <w:p>
+      <w:pPr>
+        <w:ind w:left="705"/>
+        <w:rPr>
+          <w:rFonts w:ascii="Times New Roman" w:hAnsi="Times New Roman" w:cs="Times New Roman"/>
+          <w:sz w:val="24"/>
+          <w:szCs w:val="24"/>
+        </w:rPr>
+      </w:pPr>
+      <w:r>
+        <w:rPr>
+          <w:rFonts w:ascii="Times New Roman" w:hAnsi="Times New Roman" w:cs="Times New Roman"/>
+          <w:sz w:val="24"/>
+          <w:szCs w:val="24"/>
+        </w:rPr>
+        <w:t xml:space="preserve">3.Do M zapisujemy część wspólną </w:t>
+      </w:r>
+      <w:r>
+        <w:rPr>
+          <w:rFonts w:ascii="Times New Roman" w:hAnsi="Times New Roman" w:cs="Times New Roman"/>
+          <w:sz w:val="24"/>
+          <w:szCs w:val="24"/>
+        </w:rPr>
+        <w:t>zbioru E1 i E2.</w:t>
+      </w:r>
+    </w:p>
+    <w:p>
+      <w:pPr>
+        <w:ind w:left="705"/>
+        <w:rPr>
+          <w:rFonts w:ascii="Times New Roman" w:hAnsi="Times New Roman" w:cs="Times New Roman"/>
+          <w:sz w:val="24"/>
+          <w:szCs w:val="24"/>
+        </w:rPr>
+      </w:pPr>
+      <w:r>
+        <w:rPr>
+          <w:rFonts w:ascii="Times New Roman" w:hAnsi="Times New Roman" w:cs="Times New Roman"/>
+          <w:sz w:val="24"/>
+          <w:szCs w:val="24"/>
+        </w:rPr>
+        <w:t>4.Do N zapisujemy krawędzie które należą do E1 i nie należą do E2 i na odwrót.</w:t>
+      </w:r>
+    </w:p>
+    <w:p>
+      <w:pPr>
+        <w:ind w:left="705"/>
+        <w:rPr>
+          <w:rFonts w:ascii="Times New Roman" w:hAnsi="Times New Roman" w:cs="Times New Roman"/>
+          <w:sz w:val="24"/>
+          <w:szCs w:val="24"/>
+        </w:rPr>
+      </w:pPr>
+      <w:r>
+        <w:rPr>
+          <w:rFonts w:ascii="Times New Roman" w:hAnsi="Times New Roman" w:cs="Times New Roman"/>
+          <w:sz w:val="24"/>
+          <w:szCs w:val="24"/>
+        </w:rPr>
+        <w:t>5.Dla każdej ścieżki utworzonej z krawędzi zbioru</w:t>
+      </w:r>
+      <w:r>
+        <w:rPr>
+          <w:rFonts w:ascii="Times New Roman" w:hAnsi="Times New Roman" w:cs="Times New Roman"/>
+          <w:sz w:val="24"/>
+          <w:szCs w:val="24"/>
+        </w:rPr>
+        <w:t xml:space="preserve">, rozpoczynając od krawędzi, która </w:t>
+      </w:r>
+    </w:p>
+    <w:p>
+      <w:pPr>
+        <w:ind w:left="705"/>
+        <w:rPr>
+          <w:rFonts w:ascii="Times New Roman" w:hAnsi="Times New Roman" w:cs="Times New Roman"/>
+          <w:sz w:val="24"/>
+          <w:szCs w:val="24"/>
+        </w:rPr>
+      </w:pPr>
+      <w:r>
+        <w:rPr>
+          <w:rFonts w:ascii="Times New Roman" w:hAnsi="Times New Roman" w:cs="Times New Roman"/>
+          <w:sz w:val="24"/>
+          <w:szCs w:val="24"/>
+        </w:rPr>
+        <w:t>ma koniec w wierzchołku o stopniu maksymalnym. Dodawaj co drugą krawędź ze ścieżki do zbioru M</w:t>
+      </w:r>
+    </w:p>
+    <w:p>
+      <w:pPr>
+        <w:rPr>
+          <w:rFonts w:ascii="Times New Roman" w:hAnsi="Times New Roman" w:cs="Times New Roman"/>
+          <w:sz w:val="24"/>
+          <w:szCs w:val="24"/>
+        </w:rPr>
+      </w:pPr>
+    </w:p>
+    <w:p>
+      <w:pPr>
+        <w:rPr>
+          <w:rFonts w:ascii="Times New Roman" w:hAnsi="Times New Roman" w:cs="Times New Roman"/>
+          <w:sz w:val="24"/>
+          <w:szCs w:val="24"/>
+        </w:rPr>
+      </w:pPr>
+      <w:r>
+        <w:rPr>
+          <w:rFonts w:ascii="Times New Roman" w:hAnsi="Times New Roman" w:cs="Times New Roman"/>
+          <w:sz w:val="24"/>
+          <w:szCs w:val="24"/>
+        </w:rPr>
+        <w:t>Po wykonaniu wszystkich kroków M jest szukanym skojarzeniem.</w:t>
+      </w:r>
+    </w:p>
+    <w:p>
+      <w:pPr>
+        <w:rPr>
+          <w:rFonts w:ascii="Times New Roman" w:hAnsi="Times New Roman" w:cs="Times New Roman"/>
+          <w:b/>
+          <w:bCs/>
+          <w:sz w:val="24"/>
+          <w:szCs w:val="24"/>
+        </w:rPr>
+      </w:pPr>
+    </w:p>
+    <w:p>
+      <w:pPr>
+        <w:rPr>
+          <w:rFonts w:ascii="Times New Roman" w:hAnsi="Times New Roman" w:cs="Times New Roman"/>
+          <w:b/>
+          <w:bCs/>
+          <w:sz w:val="24"/>
+          <w:szCs w:val="24"/>
+        </w:rPr>
+      </w:pPr>
+    </w:p>
+    <w:p>
+      <w:pPr>
+        <w:rPr>
+          <w:rFonts w:ascii="Times New Roman" w:hAnsi="Times New Roman" w:cs="Times New Roman"/>
+          <w:b/>
+          <w:bCs/>
+          <w:sz w:val="24"/>
+          <w:szCs w:val="24"/>
+        </w:rPr>
+      </w:pPr>
+    </w:p>
+    <w:p>
+      <w:pPr>
+        <w:rPr>
+          <w:rFonts w:ascii="Times New Roman" w:hAnsi="Times New Roman" w:cs="Times New Roman"/>
+          <w:b/>
+          <w:bCs/>
+          <w:sz w:val="24"/>
+          <w:szCs w:val="24"/>
+        </w:rPr>
+      </w:pPr>
+    </w:p>
+    <w:p>
+      <w:pPr>
+        <w:rPr>
+          <w:rFonts w:ascii="Times New Roman" w:hAnsi="Times New Roman" w:cs="Times New Roman"/>
+          <w:b/>
+          <w:bCs/>
+          <w:sz w:val="24"/>
+          <w:szCs w:val="24"/>
+        </w:rPr>
+      </w:pPr>
+      <w:r>
+        <w:rPr>
+          <w:rFonts w:ascii="Times New Roman" w:hAnsi="Times New Roman" w:cs="Times New Roman"/>
+          <w:b/>
+          <w:bCs/>
+          <w:sz w:val="24"/>
+          <w:szCs w:val="24"/>
+        </w:rPr>
+        <w:t>Procedura kolorowania:</w:t>
+      </w:r>
+    </w:p>
+    <w:p>
+      <w:pPr>
+        <w:rPr>
+          <w:rFonts w:ascii="Times New Roman" w:hAnsi="Times New Roman" w:cs="Times New Roman"/>
+          <w:sz w:val="24"/>
+          <w:szCs w:val="24"/>
+        </w:rPr>
+      </w:pPr>
+      <w:r>
+        <w:rPr>
+          <w:rFonts w:ascii="Times New Roman" w:hAnsi="Times New Roman" w:cs="Times New Roman"/>
+          <w:sz w:val="24"/>
+          <w:szCs w:val="24"/>
+        </w:rPr>
+        <w:t>G – Graf w globalnej przestrzeni</w:t>
+      </w:r>
+    </w:p>
+    <w:p>
+      <w:pPr>
+        <w:rPr>
+          <w:rFonts w:ascii="Times New Roman" w:hAnsi="Times New Roman" w:cs="Times New Roman"/>
+          <w:sz w:val="24"/>
+          <w:szCs w:val="24"/>
+        </w:rPr>
+      </w:pPr>
+      <w:r>
+        <w:rPr>
+          <w:rFonts w:ascii="Times New Roman" w:hAnsi="Times New Roman" w:cs="Times New Roman"/>
+          <w:sz w:val="24"/>
+          <w:szCs w:val="24"/>
+        </w:rPr>
+        <w:t xml:space="preserve">Dzielimy Graf na dwa podgrafy G1 i G2, każdy z tych grafów o stopniu maksymalnym dwa razy mniejszym niż G, to da </w:t>
+      </w:r>
+      <w:r>
+        <w:rPr>
+          <w:rFonts w:ascii="Times New Roman" w:hAnsi="Times New Roman" w:cs="Times New Roman"/>
+          <w:sz w:val="24"/>
+          <w:szCs w:val="24"/>
+        </w:rPr>
+        <w:t>minimalne</w:t>
+      </w:r>
+      <w:r>
+        <w:rPr>
+          <w:rFonts w:ascii="Times New Roman" w:hAnsi="Times New Roman" w:cs="Times New Roman"/>
+          <w:sz w:val="24"/>
+          <w:szCs w:val="24"/>
+        </w:rPr>
+        <w:t xml:space="preserve"> pokolorowanie grafu G.</w:t>
+      </w:r>
+    </w:p>
+    <w:p>
+      <w:pPr>
+        <w:rPr>
+          <w:rFonts w:ascii="Times New Roman" w:hAnsi="Times New Roman" w:cs="Times New Roman"/>
+          <w:sz w:val="24"/>
+          <w:szCs w:val="24"/>
+        </w:rPr>
+      </w:pPr>
+      <w:r>
+        <w:rPr>
+          <w:rFonts w:ascii="Times New Roman" w:hAnsi="Times New Roman" w:cs="Times New Roman"/>
+          <w:sz w:val="24"/>
+          <w:szCs w:val="24"/>
+        </w:rPr>
+        <w:t>Do podziału wykorzystaj partycjonowanie Eulera, krawędzi każdej ścieżki umieść alternatywnie w G1 i G2. Jeśli wierzchołek miał stopień d w grafie G to w grafie G1 lub G2 będzie miał stopień d/2</w:t>
+      </w:r>
+      <w:r>
+        <w:rPr>
+          <w:rFonts w:ascii="Times New Roman" w:hAnsi="Times New Roman" w:cs="Times New Roman"/>
+          <w:sz w:val="24"/>
+          <w:szCs w:val="24"/>
+        </w:rPr>
+        <w:t xml:space="preserve"> lub [d/2].</w:t>
+      </w:r>
+    </w:p>
+    <w:p>
+      <w:pPr>
+        <w:rPr>
+          <w:rFonts w:ascii="Times New Roman" w:hAnsi="Times New Roman" w:cs="Times New Roman"/>
+          <w:sz w:val="24"/>
+          <w:szCs w:val="24"/>
+        </w:rPr>
+      </w:pPr>
+      <w:r>
+        <w:rPr>
+          <w:rFonts w:ascii="Times New Roman" w:hAnsi="Times New Roman" w:cs="Times New Roman"/>
+          <w:sz w:val="24"/>
+          <w:szCs w:val="24"/>
+        </w:rPr>
+        <w:t>Jeśli maksymalny stopień jest parzysty to powyższa metoda da docelowy graf.</w:t>
+      </w:r>
+      <w:r>
+        <w:rPr>
+          <w:rFonts w:ascii="Times New Roman" w:hAnsi="Times New Roman" w:cs="Times New Roman"/>
+          <w:sz w:val="24"/>
+          <w:szCs w:val="24"/>
+        </w:rPr>
         <w:t xml:space="preserve"> </w:t>
       </w:r>
-      <w:proofErr w:type="spellStart"/>
-      <w:r>
-        <w:rPr>
-          <w:rFonts w:ascii="Times New Roman" w:hAnsi="Times New Roman" w:cs="Times New Roman"/>
-          <w:sz w:val="24"/>
-          <w:szCs w:val="24"/>
-        </w:rPr>
-        <w:t>skojarzenie</w:t>
-      </w:r>
-      <w:proofErr w:type="spellEnd"/>
-      <w:r>
-        <w:rPr>
-          <w:rFonts w:ascii="Times New Roman" w:hAnsi="Times New Roman" w:cs="Times New Roman"/>
-          <w:sz w:val="24"/>
-          <w:szCs w:val="24"/>
-        </w:rPr>
-        <w:t xml:space="preserve"> w grafie, w którym pomijamy wierzchołki o stopniu mniejszym niż maksymalny.</w:t>
-      </w:r>
-      <w:r>
-        <w:rPr>
-          <w:rFonts w:ascii="Times New Roman" w:hAnsi="Times New Roman" w:cs="Times New Roman"/>
-          <w:sz w:val="24"/>
-          <w:szCs w:val="24"/>
-        </w:rPr>
-        <w:t xml:space="preserve"> Do szukania skojarzenia możemy użyć algorytmu </w:t>
-      </w:r>
-      <w:proofErr w:type="spellStart"/>
-      <w:r>
-        <w:rPr>
-          <w:rFonts w:ascii="Times New Roman" w:hAnsi="Times New Roman" w:cs="Times New Roman"/>
-          <w:sz w:val="24"/>
-          <w:szCs w:val="24"/>
-        </w:rPr>
-        <w:t>Hopcrofta</w:t>
-      </w:r>
-      <w:proofErr w:type="spellEnd"/>
-      <w:r>
-        <w:rPr>
-          <w:rFonts w:ascii="Times New Roman" w:hAnsi="Times New Roman" w:cs="Times New Roman"/>
-          <w:sz w:val="24"/>
-          <w:szCs w:val="24"/>
-        </w:rPr>
-        <w:t>-Karpa opisywanego wcześniej.</w:t>
-      </w:r>
-      <w:r>
-        <w:rPr>
-          <w:rFonts w:ascii="Times New Roman" w:hAnsi="Times New Roman" w:cs="Times New Roman"/>
-          <w:sz w:val="24"/>
-          <w:szCs w:val="24"/>
-        </w:rPr>
-        <w:t xml:space="preserve"> Niech zbiorem krawędzi uzyskany ze skojarzenia będzie E1</w:t>
-      </w:r>
-    </w:p>
-    <w:p>
-      <w:pPr>
-        <w:ind w:left="705"/>
-        <w:rPr>
-          <w:rFonts w:ascii="Times New Roman" w:hAnsi="Times New Roman" w:cs="Times New Roman"/>
-          <w:sz w:val="24"/>
-          <w:szCs w:val="24"/>
-        </w:rPr>
-      </w:pPr>
-      <w:r>
-        <w:rPr>
-          <w:rFonts w:ascii="Times New Roman" w:hAnsi="Times New Roman" w:cs="Times New Roman"/>
-          <w:sz w:val="24"/>
-          <w:szCs w:val="24"/>
-        </w:rPr>
-        <w:t>2.Dla drugiego zbioru wierzchołków robimy to samo. Zbiór krawędzi to E2</w:t>
-      </w:r>
-    </w:p>
-    <w:p>
-      <w:pPr>
-        <w:ind w:left="705"/>
-        <w:rPr>
-          <w:rFonts w:ascii="Times New Roman" w:hAnsi="Times New Roman" w:cs="Times New Roman"/>
-          <w:sz w:val="24"/>
-          <w:szCs w:val="24"/>
-        </w:rPr>
-      </w:pPr>
-      <w:r>
-        <w:rPr>
-          <w:rFonts w:ascii="Times New Roman" w:hAnsi="Times New Roman" w:cs="Times New Roman"/>
-          <w:sz w:val="24"/>
-          <w:szCs w:val="24"/>
-        </w:rPr>
-        <w:t xml:space="preserve">3.Do M zapisujemy część wspólną </w:t>
-      </w:r>
-      <w:r>
-        <w:rPr>
-          <w:rFonts w:ascii="Times New Roman" w:hAnsi="Times New Roman" w:cs="Times New Roman"/>
-          <w:sz w:val="24"/>
-          <w:szCs w:val="24"/>
-        </w:rPr>
-        <w:t>zbioru E1 i E2.</w:t>
-      </w:r>
-    </w:p>
-    <w:p>
-      <w:pPr>
-        <w:ind w:left="705"/>
-        <w:rPr>
-          <w:rFonts w:ascii="Times New Roman" w:hAnsi="Times New Roman" w:cs="Times New Roman"/>
-          <w:sz w:val="24"/>
-          <w:szCs w:val="24"/>
-        </w:rPr>
-      </w:pPr>
-      <w:r>
-        <w:rPr>
-          <w:rFonts w:ascii="Times New Roman" w:hAnsi="Times New Roman" w:cs="Times New Roman"/>
-          <w:sz w:val="24"/>
-          <w:szCs w:val="24"/>
-        </w:rPr>
-        <w:t>4.Do N zapisujemy krawędzie które należą do E1 i nie należą do E2 i na odwrót.</w:t>
-      </w:r>
-    </w:p>
-    <w:p>
-      <w:pPr>
-        <w:ind w:left="705"/>
-        <w:rPr>
-          <w:rFonts w:ascii="Times New Roman" w:hAnsi="Times New Roman" w:cs="Times New Roman"/>
-          <w:sz w:val="24"/>
-          <w:szCs w:val="24"/>
-        </w:rPr>
-      </w:pPr>
-      <w:r>
-        <w:rPr>
-          <w:rFonts w:ascii="Times New Roman" w:hAnsi="Times New Roman" w:cs="Times New Roman"/>
-          <w:sz w:val="24"/>
-          <w:szCs w:val="24"/>
-        </w:rPr>
-        <w:t>5.Dla każdej ścieżki utworzonej z krawędzi zbioru</w:t>
-      </w:r>
-      <w:r>
-        <w:rPr>
-          <w:rFonts w:ascii="Times New Roman" w:hAnsi="Times New Roman" w:cs="Times New Roman"/>
-          <w:sz w:val="24"/>
-          <w:szCs w:val="24"/>
-        </w:rPr>
-        <w:t xml:space="preserve">, rozpoczynając od krawędzi, która </w:t>
-      </w:r>
-    </w:p>
-    <w:p>
-      <w:pPr>
-        <w:ind w:left="705"/>
-        <w:rPr>
-          <w:rFonts w:ascii="Times New Roman" w:hAnsi="Times New Roman" w:cs="Times New Roman"/>
-          <w:sz w:val="24"/>
-          <w:szCs w:val="24"/>
-        </w:rPr>
-      </w:pPr>
-      <w:r>
-        <w:rPr>
-          <w:rFonts w:ascii="Times New Roman" w:hAnsi="Times New Roman" w:cs="Times New Roman"/>
-          <w:sz w:val="24"/>
-          <w:szCs w:val="24"/>
-        </w:rPr>
-        <w:t>ma koniec w wierzchołku o stopniu maksymalnym. Dodawaj co drugą krawędź ze ścieżki do zbioru M</w:t>
-      </w:r>
-    </w:p>
-    <w:p>
-      <w:pPr>
-        <w:rPr>
-          <w:rFonts w:ascii="Times New Roman" w:hAnsi="Times New Roman" w:cs="Times New Roman"/>
-          <w:sz w:val="24"/>
-          <w:szCs w:val="24"/>
-        </w:rPr>
-      </w:pPr>
-    </w:p>
-    <w:p>
-      <w:pPr>
-        <w:rPr>
-          <w:rFonts w:ascii="Times New Roman" w:hAnsi="Times New Roman" w:cs="Times New Roman"/>
-          <w:sz w:val="24"/>
-          <w:szCs w:val="24"/>
-        </w:rPr>
-      </w:pPr>
-      <w:r>
-        <w:rPr>
-          <w:rFonts w:ascii="Times New Roman" w:hAnsi="Times New Roman" w:cs="Times New Roman"/>
-          <w:sz w:val="24"/>
-          <w:szCs w:val="24"/>
-        </w:rPr>
-        <w:t>Po wykonaniu wszystkich kroków M jest szukanym skojarzeniem.</w:t>
-      </w:r>
-    </w:p>
-    <w:p>
-      <w:pPr>
-        <w:rPr>
-          <w:rFonts w:ascii="Times New Roman" w:hAnsi="Times New Roman" w:cs="Times New Roman"/>
-          <w:b/>
-          <w:bCs/>
-          <w:sz w:val="24"/>
-          <w:szCs w:val="24"/>
-        </w:rPr>
-      </w:pPr>
-    </w:p>
-    <w:p>
-      <w:pPr>
-        <w:rPr>
-          <w:rFonts w:ascii="Times New Roman" w:hAnsi="Times New Roman" w:cs="Times New Roman"/>
-          <w:b/>
-          <w:bCs/>
-          <w:sz w:val="24"/>
-          <w:szCs w:val="24"/>
-        </w:rPr>
-      </w:pPr>
-    </w:p>
-    <w:p>
-      <w:pPr>
-        <w:rPr>
-          <w:rFonts w:ascii="Times New Roman" w:hAnsi="Times New Roman" w:cs="Times New Roman"/>
-          <w:b/>
-          <w:bCs/>
-          <w:sz w:val="24"/>
-          <w:szCs w:val="24"/>
-        </w:rPr>
-      </w:pPr>
-    </w:p>
-    <w:p>
-      <w:pPr>
-        <w:rPr>
-          <w:rFonts w:ascii="Times New Roman" w:hAnsi="Times New Roman" w:cs="Times New Roman"/>
-          <w:b/>
-          <w:bCs/>
-          <w:sz w:val="24"/>
-          <w:szCs w:val="24"/>
-        </w:rPr>
-      </w:pPr>
-    </w:p>
-    <w:p>
-      <w:pPr>
-        <w:rPr>
-          <w:rFonts w:ascii="Times New Roman" w:hAnsi="Times New Roman" w:cs="Times New Roman"/>
-          <w:b/>
-          <w:bCs/>
-          <w:sz w:val="24"/>
-          <w:szCs w:val="24"/>
-        </w:rPr>
-      </w:pPr>
-      <w:r>
-        <w:rPr>
-          <w:rFonts w:ascii="Times New Roman" w:hAnsi="Times New Roman" w:cs="Times New Roman"/>
-          <w:b/>
-          <w:bCs/>
-          <w:sz w:val="24"/>
-          <w:szCs w:val="24"/>
-        </w:rPr>
-        <w:t>Procedura kolorowania:</w:t>
-      </w:r>
-    </w:p>
-    <w:p>
-      <w:pPr>
-        <w:rPr>
-          <w:rFonts w:ascii="Times New Roman" w:hAnsi="Times New Roman" w:cs="Times New Roman"/>
-          <w:sz w:val="24"/>
-          <w:szCs w:val="24"/>
-        </w:rPr>
-      </w:pPr>
-      <w:r>
-        <w:rPr>
-          <w:rFonts w:ascii="Times New Roman" w:hAnsi="Times New Roman" w:cs="Times New Roman"/>
-          <w:sz w:val="24"/>
-          <w:szCs w:val="24"/>
-        </w:rPr>
-        <w:t>G – Graf w globalnej przestrzeni</w:t>
-      </w:r>
-    </w:p>
-    <w:p>
-      <w:pPr>
-        <w:rPr>
-          <w:rFonts w:ascii="Times New Roman" w:hAnsi="Times New Roman" w:cs="Times New Roman"/>
-          <w:sz w:val="24"/>
-          <w:szCs w:val="24"/>
-        </w:rPr>
-      </w:pPr>
-      <w:r>
-        <w:rPr>
-          <w:rFonts w:ascii="Times New Roman" w:hAnsi="Times New Roman" w:cs="Times New Roman"/>
-          <w:sz w:val="24"/>
-          <w:szCs w:val="24"/>
-        </w:rPr>
-        <w:t xml:space="preserve">Dzielimy Graf na dwa podgrafy G1 i G2, każdy z tych grafów o stopniu maksymalnym dwa razy mniejszym niż G, to da </w:t>
-      </w:r>
-      <w:r>
-        <w:rPr>
-          <w:rFonts w:ascii="Times New Roman" w:hAnsi="Times New Roman" w:cs="Times New Roman"/>
-          <w:sz w:val="24"/>
-          <w:szCs w:val="24"/>
-        </w:rPr>
-        <w:t>minimalne</w:t>
-      </w:r>
-      <w:r>
-        <w:rPr>
-          <w:rFonts w:ascii="Times New Roman" w:hAnsi="Times New Roman" w:cs="Times New Roman"/>
-          <w:sz w:val="24"/>
-          <w:szCs w:val="24"/>
-        </w:rPr>
-        <w:t xml:space="preserve"> pokolorowanie grafu G.</w:t>
-      </w:r>
-    </w:p>
-    <w:p>
-      <w:pPr>
-        <w:rPr>
-          <w:rFonts w:ascii="Times New Roman" w:hAnsi="Times New Roman" w:cs="Times New Roman"/>
-          <w:sz w:val="24"/>
-          <w:szCs w:val="24"/>
-        </w:rPr>
-      </w:pPr>
-      <w:r>
-        <w:rPr>
-          <w:rFonts w:ascii="Times New Roman" w:hAnsi="Times New Roman" w:cs="Times New Roman"/>
-          <w:sz w:val="24"/>
-          <w:szCs w:val="24"/>
-        </w:rPr>
-        <w:t>Do podziału wykorzystaj partycjonowanie Eulera, krawędzi każdej ścieżki umieść alternatywnie w G1 i G2. Jeśli wierzchołek miał stopień d w grafie G to w grafie G1 lub G2 będzie miał stopień d/2</w:t>
-      </w:r>
-      <w:r>
-        <w:rPr>
-          <w:rFonts w:ascii="Times New Roman" w:hAnsi="Times New Roman" w:cs="Times New Roman"/>
-          <w:sz w:val="24"/>
-          <w:szCs w:val="24"/>
-        </w:rPr>
-        <w:t xml:space="preserve"> lub [d/2].</w:t>
-      </w:r>
-    </w:p>
-    <w:p>
-      <w:pPr>
-        <w:rPr>
-          <w:rFonts w:ascii="Times New Roman" w:hAnsi="Times New Roman" w:cs="Times New Roman"/>
-          <w:sz w:val="24"/>
-          <w:szCs w:val="24"/>
-        </w:rPr>
-      </w:pPr>
-      <w:r>
-        <w:rPr>
-          <w:rFonts w:ascii="Times New Roman" w:hAnsi="Times New Roman" w:cs="Times New Roman"/>
-          <w:sz w:val="24"/>
-          <w:szCs w:val="24"/>
-        </w:rPr>
-        <w:t>Jeśli maksymalny stopień jest parzysty to powyższa metoda da docelowy graf.</w:t>
+    </w:p>
+    <w:p>
+      <w:pPr>
+        <w:rPr>
+          <w:rFonts w:ascii="Times New Roman" w:hAnsi="Times New Roman" w:cs="Times New Roman"/>
+          <w:sz w:val="24"/>
+          <w:szCs w:val="24"/>
+        </w:rPr>
+      </w:pPr>
+      <w:r>
+        <w:rPr>
+          <w:rFonts w:ascii="Times New Roman" w:hAnsi="Times New Roman" w:cs="Times New Roman"/>
+          <w:sz w:val="24"/>
+          <w:szCs w:val="24"/>
+        </w:rPr>
+        <w:t>Jeśli nie jest parzysty to możemy otrzymać kolorowanie z użyciem jednego koloru za dużo. Żeby temu zapobiec najpierw tworzymy skojarzenie według algorytmu skojarzenia opisywanego wcześniej. Przydziel jeden kolor do wszystkich krawędzi skojarzenia i usuń je z rozpatrywanego grafu. To sprawi, że maksymalny stopień będzie parzysty.</w:t>
+      </w:r>
+      <w:r>
+        <w:rPr>
+          <w:rFonts w:ascii="Times New Roman" w:hAnsi="Times New Roman" w:cs="Times New Roman"/>
+          <w:sz w:val="24"/>
+          <w:szCs w:val="24"/>
+        </w:rPr>
+        <w:t xml:space="preserve"> Procedura w pseudokodzie została zaprezentowana na listingu nr. </w:t>
+      </w:r>
+    </w:p>
+    <w:p>
+      <w:pPr>
+        <w:rPr>
+          <w:rFonts w:ascii="Times New Roman" w:hAnsi="Times New Roman" w:cs="Times New Roman"/>
+          <w:sz w:val="24"/>
+          <w:szCs w:val="24"/>
+        </w:rPr>
+      </w:pPr>
+    </w:p>
+    <w:p>
+      <w:pPr>
+        <w:rPr>
+          <w:rFonts w:ascii="Times New Roman" w:hAnsi="Times New Roman" w:cs="Times New Roman"/>
+          <w:sz w:val="24"/>
+          <w:szCs w:val="24"/>
+        </w:rPr>
+      </w:pPr>
+    </w:p>
+    <w:p>
+      <w:pPr>
+        <w:rPr>
+          <w:rFonts w:ascii="Times New Roman" w:hAnsi="Times New Roman" w:cs="Times New Roman"/>
+          <w:sz w:val="24"/>
+          <w:szCs w:val="24"/>
+        </w:rPr>
+      </w:pPr>
+    </w:p>
+    <w:p>
+      <w:pPr>
+        <w:rPr>
+          <w:rFonts w:ascii="Times New Roman" w:hAnsi="Times New Roman" w:cs="Times New Roman"/>
+          <w:sz w:val="24"/>
+          <w:szCs w:val="24"/>
+        </w:rPr>
+      </w:pPr>
+    </w:p>
+    <w:p>
+      <w:pPr>
+        <w:rPr>
+          <w:rFonts w:ascii="Times New Roman" w:hAnsi="Times New Roman" w:cs="Times New Roman"/>
+          <w:sz w:val="24"/>
+          <w:szCs w:val="24"/>
+        </w:rPr>
+      </w:pPr>
+    </w:p>
+    <w:p>
+      <w:pPr>
+        <w:rPr>
+          <w:rFonts w:ascii="Times New Roman" w:hAnsi="Times New Roman" w:cs="Times New Roman"/>
+          <w:sz w:val="24"/>
+          <w:szCs w:val="24"/>
+        </w:rPr>
+      </w:pPr>
+      <w:r>
+        <w:rPr>
+          <w:rFonts w:ascii="Times New Roman" w:hAnsi="Times New Roman" w:cs="Times New Roman"/>
+          <w:sz w:val="24"/>
+          <w:szCs w:val="24"/>
+        </w:rPr>
+        <w:lastRenderedPageBreak/>
+        <w:t>1 edgeColoring():</w:t>
+      </w:r>
+    </w:p>
+    <w:p>
+      <w:pPr>
+        <w:rPr>
+          <w:rFonts w:ascii="Times New Roman" w:hAnsi="Times New Roman" w:cs="Times New Roman"/>
+          <w:sz w:val="24"/>
+          <w:szCs w:val="24"/>
+        </w:rPr>
+      </w:pPr>
+      <w:r>
+        <w:rPr>
+          <w:rFonts w:ascii="Times New Roman" w:hAnsi="Times New Roman" w:cs="Times New Roman"/>
+          <w:sz w:val="24"/>
+          <w:szCs w:val="24"/>
+        </w:rPr>
+        <w:t>2</w:t>
+      </w:r>
+      <w:r>
+        <w:rPr>
+          <w:rFonts w:ascii="Times New Roman" w:hAnsi="Times New Roman" w:cs="Times New Roman"/>
+          <w:sz w:val="24"/>
+          <w:szCs w:val="24"/>
+        </w:rPr>
+        <w:tab/>
+      </w:r>
+      <w:r>
+        <w:rPr>
+          <w:rFonts w:ascii="Times New Roman" w:hAnsi="Times New Roman" w:cs="Times New Roman"/>
+          <w:sz w:val="24"/>
+          <w:szCs w:val="24"/>
+        </w:rPr>
+        <w:t>usuń wszystkie wierzchołki nie mające krawędzi z grafu G</w:t>
       </w:r>
       <w:r>
         <w:rPr>
@@ -8246,129 +7556,48 @@
           <w:sz w:val="24"/>
           <w:szCs w:val="24"/>
         </w:rPr>
-        <w:t>Jeśli nie jest parzysty to możemy otrzymać kolorowanie z użyciem jednego koloru za dużo. Żeby temu zapobiec najpierw tworzymy skojarzenie według algorytmu skojarzenia opisywanego wcześniej. Przydziel jeden kolor do wszystkich krawędzi skojarzenia i usuń je z rozpatrywanego grafu. To sprawi, że maksymalny stopień będzie parzysty.</w:t>
-      </w:r>
-      <w:r>
-        <w:rPr>
-          <w:rFonts w:ascii="Times New Roman" w:hAnsi="Times New Roman" w:cs="Times New Roman"/>
-          <w:sz w:val="24"/>
-          <w:szCs w:val="24"/>
-        </w:rPr>
-        <w:t xml:space="preserve"> Procedura w pseudokodzie została zaprezentowana na listingu nr. </w:t>
-      </w:r>
-    </w:p>
-    <w:p>
-      <w:pPr>
-        <w:rPr>
-          <w:rFonts w:ascii="Times New Roman" w:hAnsi="Times New Roman" w:cs="Times New Roman"/>
-          <w:sz w:val="24"/>
-          <w:szCs w:val="24"/>
-        </w:rPr>
-      </w:pPr>
-    </w:p>
-    <w:p>
-      <w:pPr>
-        <w:rPr>
-          <w:rFonts w:ascii="Times New Roman" w:hAnsi="Times New Roman" w:cs="Times New Roman"/>
-          <w:sz w:val="24"/>
-          <w:szCs w:val="24"/>
-        </w:rPr>
-      </w:pPr>
-    </w:p>
-    <w:p>
-      <w:pPr>
-        <w:rPr>
-          <w:rFonts w:ascii="Times New Roman" w:hAnsi="Times New Roman" w:cs="Times New Roman"/>
-          <w:sz w:val="24"/>
-          <w:szCs w:val="24"/>
-        </w:rPr>
-      </w:pPr>
-    </w:p>
-    <w:p>
-      <w:pPr>
-        <w:rPr>
-          <w:rFonts w:ascii="Times New Roman" w:hAnsi="Times New Roman" w:cs="Times New Roman"/>
-          <w:sz w:val="24"/>
-          <w:szCs w:val="24"/>
-        </w:rPr>
-      </w:pPr>
-    </w:p>
-    <w:p>
-      <w:pPr>
-        <w:rPr>
-          <w:rFonts w:ascii="Times New Roman" w:hAnsi="Times New Roman" w:cs="Times New Roman"/>
-          <w:sz w:val="24"/>
-          <w:szCs w:val="24"/>
-        </w:rPr>
-      </w:pPr>
-    </w:p>
-    <w:p>
-      <w:pPr>
-        <w:rPr>
-          <w:rFonts w:ascii="Times New Roman" w:hAnsi="Times New Roman" w:cs="Times New Roman"/>
-          <w:sz w:val="24"/>
-          <w:szCs w:val="24"/>
-        </w:rPr>
-      </w:pPr>
-      <w:r>
-        <w:rPr>
-          <w:rFonts w:ascii="Times New Roman" w:hAnsi="Times New Roman" w:cs="Times New Roman"/>
-          <w:sz w:val="24"/>
-          <w:szCs w:val="24"/>
-        </w:rPr>
-        <w:lastRenderedPageBreak/>
-        <w:t xml:space="preserve">1 </w:t>
-      </w:r>
-      <w:proofErr w:type="spellStart"/>
-      <w:r>
-        <w:rPr>
-          <w:rFonts w:ascii="Times New Roman" w:hAnsi="Times New Roman" w:cs="Times New Roman"/>
-          <w:sz w:val="24"/>
-          <w:szCs w:val="24"/>
-        </w:rPr>
-        <w:t>edgeColoring</w:t>
-      </w:r>
-      <w:proofErr w:type="spellEnd"/>
-      <w:r>
-        <w:rPr>
-          <w:rFonts w:ascii="Times New Roman" w:hAnsi="Times New Roman" w:cs="Times New Roman"/>
-          <w:sz w:val="24"/>
-          <w:szCs w:val="24"/>
-        </w:rPr>
-        <w:t>():</w:t>
-      </w:r>
-    </w:p>
-    <w:p>
-      <w:pPr>
-        <w:rPr>
-          <w:rFonts w:ascii="Times New Roman" w:hAnsi="Times New Roman" w:cs="Times New Roman"/>
-          <w:sz w:val="24"/>
-          <w:szCs w:val="24"/>
-        </w:rPr>
-      </w:pPr>
-      <w:r>
-        <w:rPr>
-          <w:rFonts w:ascii="Times New Roman" w:hAnsi="Times New Roman" w:cs="Times New Roman"/>
-          <w:sz w:val="24"/>
-          <w:szCs w:val="24"/>
-        </w:rPr>
-        <w:t>2</w:t>
-      </w:r>
-      <w:r>
-        <w:rPr>
-          <w:rFonts w:ascii="Times New Roman" w:hAnsi="Times New Roman" w:cs="Times New Roman"/>
-          <w:sz w:val="24"/>
-          <w:szCs w:val="24"/>
-        </w:rPr>
-        <w:tab/>
-      </w:r>
-      <w:r>
-        <w:rPr>
-          <w:rFonts w:ascii="Times New Roman" w:hAnsi="Times New Roman" w:cs="Times New Roman"/>
-          <w:sz w:val="24"/>
-          <w:szCs w:val="24"/>
-        </w:rPr>
-        <w:t>usuń wszystkie wierzchołki nie mające krawędzi z grafu G</w:t>
+        <w:t>3</w:t>
+      </w:r>
+      <w:r>
+        <w:rPr>
+          <w:rFonts w:ascii="Times New Roman" w:hAnsi="Times New Roman" w:cs="Times New Roman"/>
+          <w:sz w:val="24"/>
+          <w:szCs w:val="24"/>
+        </w:rPr>
+        <w:tab/>
+      </w:r>
+      <w:r>
+        <w:rPr>
+          <w:rFonts w:ascii="Times New Roman" w:hAnsi="Times New Roman" w:cs="Times New Roman"/>
+          <w:sz w:val="24"/>
+          <w:szCs w:val="24"/>
+        </w:rPr>
+        <w:t xml:space="preserve">recursiveColoring(degree) </w:t>
+      </w:r>
+      <w:r>
+        <w:rPr>
+          <w:rFonts w:ascii="Times New Roman" w:hAnsi="Times New Roman" w:cs="Times New Roman"/>
+          <w:sz w:val="24"/>
+          <w:szCs w:val="24"/>
+        </w:rPr>
+        <w:t>//degree maksymalny stopien wierzchołka</w:t>
+      </w:r>
+    </w:p>
+    <w:p>
+      <w:pPr>
+        <w:rPr>
+          <w:rFonts w:ascii="Times New Roman" w:hAnsi="Times New Roman" w:cs="Times New Roman"/>
+          <w:sz w:val="24"/>
+          <w:szCs w:val="24"/>
+        </w:rPr>
+      </w:pPr>
+      <w:r>
+        <w:rPr>
+          <w:rFonts w:ascii="Times New Roman" w:hAnsi="Times New Roman" w:cs="Times New Roman"/>
+          <w:sz w:val="24"/>
+          <w:szCs w:val="24"/>
+        </w:rPr>
+        <w:t>4</w:t>
       </w:r>
       <w:r>
         <w:rPr>
@@ -8378,50 +7607,14 @@
         </w:rPr>
         <w:t xml:space="preserve"> </w:t>
       </w:r>
-    </w:p>
-    <w:p>
-      <w:pPr>
-        <w:rPr>
-          <w:rFonts w:ascii="Times New Roman" w:hAnsi="Times New Roman" w:cs="Times New Roman"/>
-          <w:sz w:val="24"/>
-          <w:szCs w:val="24"/>
-        </w:rPr>
-      </w:pPr>
-      <w:r>
-        <w:rPr>
-          <w:rFonts w:ascii="Times New Roman" w:hAnsi="Times New Roman" w:cs="Times New Roman"/>
-          <w:sz w:val="24"/>
-          <w:szCs w:val="24"/>
-        </w:rPr>
-        <w:t>3</w:t>
-      </w:r>
-      <w:r>
-        <w:rPr>
-          <w:rFonts w:ascii="Times New Roman" w:hAnsi="Times New Roman" w:cs="Times New Roman"/>
-          <w:sz w:val="24"/>
-          <w:szCs w:val="24"/>
-        </w:rPr>
-        <w:tab/>
-      </w:r>
-      <w:proofErr w:type="spellStart"/>
-      <w:r>
-        <w:rPr>
-          <w:rFonts w:ascii="Times New Roman" w:hAnsi="Times New Roman" w:cs="Times New Roman"/>
-          <w:sz w:val="24"/>
-          <w:szCs w:val="24"/>
-        </w:rPr>
-        <w:t>recursiveColoring</w:t>
-      </w:r>
-      <w:proofErr w:type="spellEnd"/>
-      <w:r>
-        <w:rPr>
-          <w:rFonts w:ascii="Times New Roman" w:hAnsi="Times New Roman" w:cs="Times New Roman"/>
-          <w:sz w:val="24"/>
-          <w:szCs w:val="24"/>
-        </w:rPr>
-        <w:t>(</w:t>
-      </w:r>
-      <w:proofErr w:type="spellStart"/>
+      <w:r>
+        <w:rPr>
+          <w:rFonts w:ascii="Times New Roman" w:hAnsi="Times New Roman" w:cs="Times New Roman"/>
+          <w:sz w:val="24"/>
+          <w:szCs w:val="24"/>
+        </w:rPr>
+        <w:t>resursiveColoring(</w:t>
+      </w:r>
       <w:r>
         <w:rPr>
           <w:rFonts w:ascii="Times New Roman" w:hAnsi="Times New Roman" w:cs="Times New Roman"/>
@@ -8430,75 +7623,482 @@
         </w:rPr>
         <w:t>degree</w:t>
       </w:r>
-      <w:proofErr w:type="spellEnd"/>
-      <w:r>
-        <w:rPr>
-          <w:rFonts w:ascii="Times New Roman" w:hAnsi="Times New Roman" w:cs="Times New Roman"/>
-          <w:sz w:val="24"/>
-          <w:szCs w:val="24"/>
-        </w:rPr>
-        <w:t xml:space="preserve">) </w:t>
-      </w:r>
-      <w:r>
-        <w:rPr>
-          <w:rFonts w:ascii="Times New Roman" w:hAnsi="Times New Roman" w:cs="Times New Roman"/>
-          <w:sz w:val="24"/>
-          <w:szCs w:val="24"/>
-        </w:rPr>
-        <w:t>//</w:t>
-      </w:r>
-      <w:proofErr w:type="spellStart"/>
-      <w:r>
-        <w:rPr>
-          <w:rFonts w:ascii="Times New Roman" w:hAnsi="Times New Roman" w:cs="Times New Roman"/>
-          <w:sz w:val="24"/>
-          <w:szCs w:val="24"/>
-        </w:rPr>
-        <w:t>degree</w:t>
-      </w:r>
-      <w:proofErr w:type="spellEnd"/>
-      <w:r>
-        <w:rPr>
-          <w:rFonts w:ascii="Times New Roman" w:hAnsi="Times New Roman" w:cs="Times New Roman"/>
-          <w:sz w:val="24"/>
-          <w:szCs w:val="24"/>
-        </w:rPr>
-        <w:t xml:space="preserve"> maksymalny </w:t>
-      </w:r>
-      <w:proofErr w:type="spellStart"/>
-      <w:r>
-        <w:rPr>
-          <w:rFonts w:ascii="Times New Roman" w:hAnsi="Times New Roman" w:cs="Times New Roman"/>
-          <w:sz w:val="24"/>
-          <w:szCs w:val="24"/>
-        </w:rPr>
-        <w:t>stopien</w:t>
-      </w:r>
-      <w:proofErr w:type="spellEnd"/>
-      <w:r>
-        <w:rPr>
-          <w:rFonts w:ascii="Times New Roman" w:hAnsi="Times New Roman" w:cs="Times New Roman"/>
-          <w:sz w:val="24"/>
-          <w:szCs w:val="24"/>
-        </w:rPr>
-        <w:t xml:space="preserve"> wierzchołka</w:t>
-      </w:r>
-    </w:p>
-    <w:p>
-      <w:pPr>
-        <w:rPr>
-          <w:rFonts w:ascii="Times New Roman" w:hAnsi="Times New Roman" w:cs="Times New Roman"/>
-          <w:sz w:val="24"/>
-          <w:szCs w:val="24"/>
-        </w:rPr>
-      </w:pPr>
-      <w:r>
-        <w:rPr>
-          <w:rFonts w:ascii="Times New Roman" w:hAnsi="Times New Roman" w:cs="Times New Roman"/>
-          <w:sz w:val="24"/>
-          <w:szCs w:val="24"/>
-        </w:rPr>
-        <w:t>4</w:t>
+      <w:r>
+        <w:rPr>
+          <w:rFonts w:ascii="Times New Roman" w:hAnsi="Times New Roman" w:cs="Times New Roman"/>
+          <w:sz w:val="24"/>
+          <w:szCs w:val="24"/>
+        </w:rPr>
+        <w:t>):</w:t>
+      </w:r>
+    </w:p>
+    <w:p>
+      <w:pPr>
+        <w:rPr>
+          <w:rFonts w:ascii="Times New Roman" w:hAnsi="Times New Roman" w:cs="Times New Roman"/>
+          <w:sz w:val="24"/>
+          <w:szCs w:val="24"/>
+        </w:rPr>
+      </w:pPr>
+      <w:r>
+        <w:rPr>
+          <w:rFonts w:ascii="Times New Roman" w:hAnsi="Times New Roman" w:cs="Times New Roman"/>
+          <w:sz w:val="24"/>
+          <w:szCs w:val="24"/>
+        </w:rPr>
+        <w:t>5</w:t>
+      </w:r>
+      <w:r>
+        <w:rPr>
+          <w:rFonts w:ascii="Times New Roman" w:hAnsi="Times New Roman" w:cs="Times New Roman"/>
+          <w:sz w:val="24"/>
+          <w:szCs w:val="24"/>
+        </w:rPr>
+        <w:tab/>
+        <w:t>if ( degree jest nieparzyste ):</w:t>
+      </w:r>
+    </w:p>
+    <w:p>
+      <w:pPr>
+        <w:rPr>
+          <w:rFonts w:ascii="Times New Roman" w:hAnsi="Times New Roman" w:cs="Times New Roman"/>
+          <w:sz w:val="24"/>
+          <w:szCs w:val="24"/>
+        </w:rPr>
+      </w:pPr>
+      <w:r>
+        <w:rPr>
+          <w:rFonts w:ascii="Times New Roman" w:hAnsi="Times New Roman" w:cs="Times New Roman"/>
+          <w:sz w:val="24"/>
+          <w:szCs w:val="24"/>
+        </w:rPr>
+        <w:t>6</w:t>
+      </w:r>
+      <w:r>
+        <w:rPr>
+          <w:rFonts w:ascii="Times New Roman" w:hAnsi="Times New Roman" w:cs="Times New Roman"/>
+          <w:sz w:val="24"/>
+          <w:szCs w:val="24"/>
+        </w:rPr>
+        <w:tab/>
+      </w:r>
+      <w:r>
+        <w:rPr>
+          <w:rFonts w:ascii="Times New Roman" w:hAnsi="Times New Roman" w:cs="Times New Roman"/>
+          <w:sz w:val="24"/>
+          <w:szCs w:val="24"/>
+        </w:rPr>
+        <w:tab/>
+        <w:t>if( degree == 1 ):</w:t>
+      </w:r>
+    </w:p>
+    <w:p>
+      <w:pPr>
+        <w:rPr>
+          <w:rFonts w:ascii="Times New Roman" w:hAnsi="Times New Roman" w:cs="Times New Roman"/>
+          <w:sz w:val="24"/>
+          <w:szCs w:val="24"/>
+        </w:rPr>
+      </w:pPr>
+      <w:r>
+        <w:rPr>
+          <w:rFonts w:ascii="Times New Roman" w:hAnsi="Times New Roman" w:cs="Times New Roman"/>
+          <w:sz w:val="24"/>
+          <w:szCs w:val="24"/>
+        </w:rPr>
+        <w:t>7</w:t>
+      </w:r>
+      <w:r>
+        <w:rPr>
+          <w:rFonts w:ascii="Times New Roman" w:hAnsi="Times New Roman" w:cs="Times New Roman"/>
+          <w:sz w:val="24"/>
+          <w:szCs w:val="24"/>
+        </w:rPr>
+        <w:tab/>
+      </w:r>
+      <w:r>
+        <w:rPr>
+          <w:rFonts w:ascii="Times New Roman" w:hAnsi="Times New Roman" w:cs="Times New Roman"/>
+          <w:sz w:val="24"/>
+          <w:szCs w:val="24"/>
+        </w:rPr>
+        <w:tab/>
+      </w:r>
+      <w:r>
+        <w:rPr>
+          <w:rFonts w:ascii="Times New Roman" w:hAnsi="Times New Roman" w:cs="Times New Roman"/>
+          <w:sz w:val="24"/>
+          <w:szCs w:val="24"/>
+        </w:rPr>
+        <w:t xml:space="preserve">    </w:t>
+      </w:r>
+      <w:r>
+        <w:rPr>
+          <w:rFonts w:ascii="Times New Roman" w:hAnsi="Times New Roman" w:cs="Times New Roman"/>
+          <w:sz w:val="24"/>
+          <w:szCs w:val="24"/>
+        </w:rPr>
+        <w:t>M = G</w:t>
+      </w:r>
+    </w:p>
+    <w:p>
+      <w:pPr>
+        <w:rPr>
+          <w:rFonts w:ascii="Times New Roman" w:hAnsi="Times New Roman" w:cs="Times New Roman"/>
+          <w:sz w:val="24"/>
+          <w:szCs w:val="24"/>
+        </w:rPr>
+      </w:pPr>
+      <w:r>
+        <w:rPr>
+          <w:rFonts w:ascii="Times New Roman" w:hAnsi="Times New Roman" w:cs="Times New Roman"/>
+          <w:sz w:val="24"/>
+          <w:szCs w:val="24"/>
+        </w:rPr>
+        <w:t>8</w:t>
+      </w:r>
+      <w:r>
+        <w:rPr>
+          <w:rFonts w:ascii="Times New Roman" w:hAnsi="Times New Roman" w:cs="Times New Roman"/>
+          <w:sz w:val="24"/>
+          <w:szCs w:val="24"/>
+        </w:rPr>
+        <w:tab/>
+      </w:r>
+      <w:r>
+        <w:rPr>
+          <w:rFonts w:ascii="Times New Roman" w:hAnsi="Times New Roman" w:cs="Times New Roman"/>
+          <w:sz w:val="24"/>
+          <w:szCs w:val="24"/>
+        </w:rPr>
+        <w:t xml:space="preserve">          </w:t>
+      </w:r>
+      <w:r>
+        <w:rPr>
+          <w:rFonts w:ascii="Times New Roman" w:hAnsi="Times New Roman" w:cs="Times New Roman"/>
+          <w:sz w:val="24"/>
+          <w:szCs w:val="24"/>
+        </w:rPr>
+        <w:t xml:space="preserve"> else:</w:t>
+      </w:r>
+    </w:p>
+    <w:p>
+      <w:pPr>
+        <w:rPr>
+          <w:rFonts w:ascii="Times New Roman" w:hAnsi="Times New Roman" w:cs="Times New Roman"/>
+          <w:sz w:val="24"/>
+          <w:szCs w:val="24"/>
+        </w:rPr>
+      </w:pPr>
+      <w:r>
+        <w:rPr>
+          <w:rFonts w:ascii="Times New Roman" w:hAnsi="Times New Roman" w:cs="Times New Roman"/>
+          <w:sz w:val="24"/>
+          <w:szCs w:val="24"/>
+        </w:rPr>
+        <w:t>9</w:t>
+      </w:r>
+      <w:r>
+        <w:rPr>
+          <w:rFonts w:ascii="Times New Roman" w:hAnsi="Times New Roman" w:cs="Times New Roman"/>
+          <w:sz w:val="24"/>
+          <w:szCs w:val="24"/>
+        </w:rPr>
+        <w:tab/>
+      </w:r>
+      <w:r>
+        <w:rPr>
+          <w:rFonts w:ascii="Times New Roman" w:hAnsi="Times New Roman" w:cs="Times New Roman"/>
+          <w:sz w:val="24"/>
+          <w:szCs w:val="24"/>
+        </w:rPr>
+        <w:tab/>
+      </w:r>
+      <w:r>
+        <w:rPr>
+          <w:rFonts w:ascii="Times New Roman" w:hAnsi="Times New Roman" w:cs="Times New Roman"/>
+          <w:sz w:val="24"/>
+          <w:szCs w:val="24"/>
+        </w:rPr>
+        <w:t xml:space="preserve">    </w:t>
+      </w:r>
+      <w:r>
+        <w:rPr>
+          <w:rFonts w:ascii="Times New Roman" w:hAnsi="Times New Roman" w:cs="Times New Roman"/>
+          <w:sz w:val="24"/>
+          <w:szCs w:val="24"/>
+        </w:rPr>
+        <w:t xml:space="preserve">M – szukanie skojarzenia według algorytmu </w:t>
+      </w:r>
+    </w:p>
+    <w:p>
+      <w:pPr>
+        <w:rPr>
+          <w:rFonts w:ascii="Times New Roman" w:hAnsi="Times New Roman" w:cs="Times New Roman"/>
+          <w:sz w:val="24"/>
+          <w:szCs w:val="24"/>
+        </w:rPr>
+      </w:pPr>
+      <w:r>
+        <w:rPr>
+          <w:rFonts w:ascii="Times New Roman" w:hAnsi="Times New Roman" w:cs="Times New Roman"/>
+          <w:sz w:val="24"/>
+          <w:szCs w:val="24"/>
+        </w:rPr>
+        <w:t>10</w:t>
+      </w:r>
+      <w:r>
+        <w:rPr>
+          <w:rFonts w:ascii="Times New Roman" w:hAnsi="Times New Roman" w:cs="Times New Roman"/>
+          <w:sz w:val="24"/>
+          <w:szCs w:val="24"/>
+        </w:rPr>
+        <w:tab/>
+      </w:r>
+      <w:r>
+        <w:rPr>
+          <w:rFonts w:ascii="Times New Roman" w:hAnsi="Times New Roman" w:cs="Times New Roman"/>
+          <w:sz w:val="24"/>
+          <w:szCs w:val="24"/>
+        </w:rPr>
+        <w:tab/>
+        <w:t xml:space="preserve">    color  // nowy kolor </w:t>
+      </w:r>
+    </w:p>
+    <w:p>
+      <w:pPr>
+        <w:rPr>
+          <w:rFonts w:ascii="Times New Roman" w:hAnsi="Times New Roman" w:cs="Times New Roman"/>
+          <w:sz w:val="24"/>
+          <w:szCs w:val="24"/>
+        </w:rPr>
+      </w:pPr>
+      <w:r>
+        <w:rPr>
+          <w:rFonts w:ascii="Times New Roman" w:hAnsi="Times New Roman" w:cs="Times New Roman"/>
+          <w:sz w:val="24"/>
+          <w:szCs w:val="24"/>
+        </w:rPr>
+        <w:t>11</w:t>
+      </w:r>
+      <w:r>
+        <w:rPr>
+          <w:rFonts w:ascii="Times New Roman" w:hAnsi="Times New Roman" w:cs="Times New Roman"/>
+          <w:sz w:val="24"/>
+          <w:szCs w:val="24"/>
+        </w:rPr>
+        <w:t xml:space="preserve">                      </w:t>
+      </w:r>
+      <w:r>
+        <w:rPr>
+          <w:rFonts w:ascii="Times New Roman" w:hAnsi="Times New Roman" w:cs="Times New Roman"/>
+          <w:sz w:val="24"/>
+          <w:szCs w:val="24"/>
+        </w:rPr>
+        <w:tab/>
+        <w:t>for Edge in M:</w:t>
+      </w:r>
+    </w:p>
+    <w:p>
+      <w:pPr>
+        <w:rPr>
+          <w:rFonts w:ascii="Times New Roman" w:hAnsi="Times New Roman" w:cs="Times New Roman"/>
+          <w:sz w:val="24"/>
+          <w:szCs w:val="24"/>
+        </w:rPr>
+      </w:pPr>
+      <w:r>
+        <w:rPr>
+          <w:rFonts w:ascii="Times New Roman" w:hAnsi="Times New Roman" w:cs="Times New Roman"/>
+          <w:sz w:val="24"/>
+          <w:szCs w:val="24"/>
+        </w:rPr>
+        <w:t>12</w:t>
+      </w:r>
+      <w:r>
+        <w:rPr>
+          <w:rFonts w:ascii="Times New Roman" w:hAnsi="Times New Roman" w:cs="Times New Roman"/>
+          <w:sz w:val="24"/>
+          <w:szCs w:val="24"/>
+        </w:rPr>
+        <w:tab/>
+      </w:r>
+      <w:r>
+        <w:rPr>
+          <w:rFonts w:ascii="Times New Roman" w:hAnsi="Times New Roman" w:cs="Times New Roman"/>
+          <w:sz w:val="24"/>
+          <w:szCs w:val="24"/>
+        </w:rPr>
+        <w:tab/>
+      </w:r>
+      <w:r>
+        <w:rPr>
+          <w:rFonts w:ascii="Times New Roman" w:hAnsi="Times New Roman" w:cs="Times New Roman"/>
+          <w:sz w:val="24"/>
+          <w:szCs w:val="24"/>
+        </w:rPr>
+        <w:tab/>
+        <w:t xml:space="preserve">coloring( edge ) = color </w:t>
+      </w:r>
+    </w:p>
+    <w:p>
+      <w:pPr>
+        <w:rPr>
+          <w:rFonts w:ascii="Times New Roman" w:hAnsi="Times New Roman" w:cs="Times New Roman"/>
+          <w:sz w:val="24"/>
+          <w:szCs w:val="24"/>
+        </w:rPr>
+      </w:pPr>
+      <w:r>
+        <w:rPr>
+          <w:rFonts w:ascii="Times New Roman" w:hAnsi="Times New Roman" w:cs="Times New Roman"/>
+          <w:sz w:val="24"/>
+          <w:szCs w:val="24"/>
+        </w:rPr>
+        <w:t>13</w:t>
+      </w:r>
+      <w:r>
+        <w:rPr>
+          <w:rFonts w:ascii="Times New Roman" w:hAnsi="Times New Roman" w:cs="Times New Roman"/>
+          <w:sz w:val="24"/>
+          <w:szCs w:val="24"/>
+        </w:rPr>
+        <w:tab/>
+      </w:r>
+      <w:r>
+        <w:rPr>
+          <w:rFonts w:ascii="Times New Roman" w:hAnsi="Times New Roman" w:cs="Times New Roman"/>
+          <w:sz w:val="24"/>
+          <w:szCs w:val="24"/>
+        </w:rPr>
+        <w:tab/>
+      </w:r>
+      <w:r>
+        <w:rPr>
+          <w:rFonts w:ascii="Times New Roman" w:hAnsi="Times New Roman" w:cs="Times New Roman"/>
+          <w:sz w:val="24"/>
+          <w:szCs w:val="24"/>
+        </w:rPr>
+        <w:tab/>
+        <w:t xml:space="preserve">delete edge from G </w:t>
+      </w:r>
+    </w:p>
+    <w:p>
+      <w:pPr>
+        <w:rPr>
+          <w:rFonts w:ascii="Times New Roman" w:hAnsi="Times New Roman" w:cs="Times New Roman"/>
+          <w:sz w:val="24"/>
+          <w:szCs w:val="24"/>
+        </w:rPr>
+      </w:pPr>
+      <w:r>
+        <w:rPr>
+          <w:rFonts w:ascii="Times New Roman" w:hAnsi="Times New Roman" w:cs="Times New Roman"/>
+          <w:sz w:val="24"/>
+          <w:szCs w:val="24"/>
+        </w:rPr>
+        <w:t>14</w:t>
+      </w:r>
+      <w:r>
+        <w:rPr>
+          <w:rFonts w:ascii="Times New Roman" w:hAnsi="Times New Roman" w:cs="Times New Roman"/>
+          <w:sz w:val="24"/>
+          <w:szCs w:val="24"/>
+        </w:rPr>
+        <w:tab/>
+        <w:t>partition – znajdowanie partycji eulera z krawędzi w grafie G</w:t>
+      </w:r>
+    </w:p>
+    <w:p>
+      <w:pPr>
+        <w:rPr>
+          <w:rFonts w:ascii="Times New Roman" w:hAnsi="Times New Roman" w:cs="Times New Roman"/>
+          <w:sz w:val="24"/>
+          <w:szCs w:val="24"/>
+        </w:rPr>
+      </w:pPr>
+      <w:r>
+        <w:rPr>
+          <w:rFonts w:ascii="Times New Roman" w:hAnsi="Times New Roman" w:cs="Times New Roman"/>
+          <w:sz w:val="24"/>
+          <w:szCs w:val="24"/>
+        </w:rPr>
+        <w:t>15</w:t>
+      </w:r>
+      <w:r>
+        <w:rPr>
+          <w:rFonts w:ascii="Times New Roman" w:hAnsi="Times New Roman" w:cs="Times New Roman"/>
+          <w:sz w:val="24"/>
+          <w:szCs w:val="24"/>
+        </w:rPr>
+        <w:t xml:space="preserve">        </w:t>
+      </w:r>
+      <w:r>
+        <w:rPr>
+          <w:rFonts w:ascii="Times New Roman" w:hAnsi="Times New Roman" w:cs="Times New Roman"/>
+          <w:sz w:val="24"/>
+          <w:szCs w:val="24"/>
+        </w:rPr>
+        <w:t>if( partition istnieje ):</w:t>
+      </w:r>
+    </w:p>
+    <w:p>
+      <w:pPr>
+        <w:rPr>
+          <w:rFonts w:ascii="Times New Roman" w:hAnsi="Times New Roman" w:cs="Times New Roman"/>
+          <w:sz w:val="24"/>
+          <w:szCs w:val="24"/>
+        </w:rPr>
+      </w:pPr>
+      <w:r>
+        <w:rPr>
+          <w:rFonts w:ascii="Times New Roman" w:hAnsi="Times New Roman" w:cs="Times New Roman"/>
+          <w:sz w:val="24"/>
+          <w:szCs w:val="24"/>
+        </w:rPr>
+        <w:t>16</w:t>
+      </w:r>
+      <w:r>
+        <w:rPr>
+          <w:rFonts w:ascii="Times New Roman" w:hAnsi="Times New Roman" w:cs="Times New Roman"/>
+          <w:sz w:val="24"/>
+          <w:szCs w:val="24"/>
+        </w:rPr>
+        <w:tab/>
+      </w:r>
+      <w:r>
+        <w:rPr>
+          <w:rFonts w:ascii="Times New Roman" w:hAnsi="Times New Roman" w:cs="Times New Roman"/>
+          <w:sz w:val="24"/>
+          <w:szCs w:val="24"/>
+        </w:rPr>
+        <w:tab/>
+        <w:t xml:space="preserve">edge1, edge2 – tworzymy dwie zmienne dla krawędzi </w:t>
+      </w:r>
+    </w:p>
+    <w:p>
+      <w:pPr>
+        <w:rPr>
+          <w:rFonts w:ascii="Times New Roman" w:hAnsi="Times New Roman" w:cs="Times New Roman"/>
+          <w:sz w:val="24"/>
+          <w:szCs w:val="24"/>
+        </w:rPr>
+      </w:pPr>
+      <w:r>
+        <w:rPr>
+          <w:rFonts w:ascii="Times New Roman" w:hAnsi="Times New Roman" w:cs="Times New Roman"/>
+          <w:sz w:val="24"/>
+          <w:szCs w:val="24"/>
+        </w:rPr>
+        <w:t>17</w:t>
+      </w:r>
+      <w:r>
+        <w:rPr>
+          <w:rFonts w:ascii="Times New Roman" w:hAnsi="Times New Roman" w:cs="Times New Roman"/>
+          <w:sz w:val="24"/>
+          <w:szCs w:val="24"/>
+        </w:rPr>
+        <w:t xml:space="preserve">                   </w:t>
       </w:r>
       <w:r>
         <w:rPr>
@@ -8508,819 +8108,13 @@
         </w:rPr>
         <w:t xml:space="preserve"> </w:t>
       </w:r>
-      <w:proofErr w:type="spellStart"/>
-      <w:r>
-        <w:rPr>
-          <w:rFonts w:ascii="Times New Roman" w:hAnsi="Times New Roman" w:cs="Times New Roman"/>
-          <w:sz w:val="24"/>
-          <w:szCs w:val="24"/>
-        </w:rPr>
-        <w:t>resursiveColoring</w:t>
-      </w:r>
-      <w:proofErr w:type="spellEnd"/>
-      <w:r>
-        <w:rPr>
-          <w:rFonts w:ascii="Times New Roman" w:hAnsi="Times New Roman" w:cs="Times New Roman"/>
-          <w:sz w:val="24"/>
-          <w:szCs w:val="24"/>
-        </w:rPr>
-        <w:t>(</w:t>
-      </w:r>
-      <w:proofErr w:type="spellStart"/>
-      <w:r>
-        <w:rPr>
-          <w:rFonts w:ascii="Times New Roman" w:hAnsi="Times New Roman" w:cs="Times New Roman"/>
-          <w:sz w:val="24"/>
-          <w:szCs w:val="24"/>
-        </w:rPr>
-        <w:t>degree</w:t>
-      </w:r>
-      <w:proofErr w:type="spellEnd"/>
-      <w:r>
-        <w:rPr>
-          <w:rFonts w:ascii="Times New Roman" w:hAnsi="Times New Roman" w:cs="Times New Roman"/>
-          <w:sz w:val="24"/>
-          <w:szCs w:val="24"/>
-        </w:rPr>
-        <w:t>):</w:t>
-      </w:r>
-    </w:p>
-    <w:p>
-      <w:pPr>
-        <w:rPr>
-          <w:rFonts w:ascii="Times New Roman" w:hAnsi="Times New Roman" w:cs="Times New Roman"/>
-          <w:sz w:val="24"/>
-          <w:szCs w:val="24"/>
-        </w:rPr>
-      </w:pPr>
-      <w:r>
-        <w:rPr>
-          <w:rFonts w:ascii="Times New Roman" w:hAnsi="Times New Roman" w:cs="Times New Roman"/>
-          <w:sz w:val="24"/>
-          <w:szCs w:val="24"/>
-        </w:rPr>
-        <w:t>5</w:t>
-      </w:r>
-      <w:r>
-        <w:rPr>
-          <w:rFonts w:ascii="Times New Roman" w:hAnsi="Times New Roman" w:cs="Times New Roman"/>
-          <w:sz w:val="24"/>
-          <w:szCs w:val="24"/>
-        </w:rPr>
-        <w:tab/>
-      </w:r>
-      <w:proofErr w:type="spellStart"/>
-      <w:r>
-        <w:rPr>
-          <w:rFonts w:ascii="Times New Roman" w:hAnsi="Times New Roman" w:cs="Times New Roman"/>
-          <w:sz w:val="24"/>
-          <w:szCs w:val="24"/>
-        </w:rPr>
-        <w:t>if</w:t>
-      </w:r>
-      <w:proofErr w:type="spellEnd"/>
-      <w:r>
-        <w:rPr>
-          <w:rFonts w:ascii="Times New Roman" w:hAnsi="Times New Roman" w:cs="Times New Roman"/>
-          <w:sz w:val="24"/>
-          <w:szCs w:val="24"/>
-        </w:rPr>
-        <w:t xml:space="preserve"> ( </w:t>
-      </w:r>
-      <w:proofErr w:type="spellStart"/>
-      <w:r>
-        <w:rPr>
-          <w:rFonts w:ascii="Times New Roman" w:hAnsi="Times New Roman" w:cs="Times New Roman"/>
-          <w:sz w:val="24"/>
-          <w:szCs w:val="24"/>
-        </w:rPr>
-        <w:t>degree</w:t>
-      </w:r>
-      <w:proofErr w:type="spellEnd"/>
-      <w:r>
-        <w:rPr>
-          <w:rFonts w:ascii="Times New Roman" w:hAnsi="Times New Roman" w:cs="Times New Roman"/>
-          <w:sz w:val="24"/>
-          <w:szCs w:val="24"/>
-        </w:rPr>
-        <w:t xml:space="preserve"> jest nieparzyste ):</w:t>
-      </w:r>
-    </w:p>
-    <w:p>
-      <w:pPr>
-        <w:rPr>
-          <w:rFonts w:ascii="Times New Roman" w:hAnsi="Times New Roman" w:cs="Times New Roman"/>
-          <w:sz w:val="24"/>
-          <w:szCs w:val="24"/>
-        </w:rPr>
-      </w:pPr>
-      <w:r>
-        <w:rPr>
-          <w:rFonts w:ascii="Times New Roman" w:hAnsi="Times New Roman" w:cs="Times New Roman"/>
-          <w:sz w:val="24"/>
-          <w:szCs w:val="24"/>
-        </w:rPr>
-        <w:t>6</w:t>
-      </w:r>
-      <w:r>
-        <w:rPr>
-          <w:rFonts w:ascii="Times New Roman" w:hAnsi="Times New Roman" w:cs="Times New Roman"/>
-          <w:sz w:val="24"/>
-          <w:szCs w:val="24"/>
-        </w:rPr>
-        <w:tab/>
-      </w:r>
-      <w:r>
-        <w:rPr>
-          <w:rFonts w:ascii="Times New Roman" w:hAnsi="Times New Roman" w:cs="Times New Roman"/>
-          <w:sz w:val="24"/>
-          <w:szCs w:val="24"/>
-        </w:rPr>
-        <w:tab/>
-      </w:r>
-      <w:proofErr w:type="spellStart"/>
-      <w:r>
-        <w:rPr>
-          <w:rFonts w:ascii="Times New Roman" w:hAnsi="Times New Roman" w:cs="Times New Roman"/>
-          <w:sz w:val="24"/>
-          <w:szCs w:val="24"/>
-        </w:rPr>
-        <w:t>if</w:t>
-      </w:r>
-      <w:proofErr w:type="spellEnd"/>
-      <w:r>
-        <w:rPr>
-          <w:rFonts w:ascii="Times New Roman" w:hAnsi="Times New Roman" w:cs="Times New Roman"/>
-          <w:sz w:val="24"/>
-          <w:szCs w:val="24"/>
-        </w:rPr>
-        <w:t xml:space="preserve">( </w:t>
-      </w:r>
-      <w:proofErr w:type="spellStart"/>
-      <w:r>
-        <w:rPr>
-          <w:rFonts w:ascii="Times New Roman" w:hAnsi="Times New Roman" w:cs="Times New Roman"/>
-          <w:sz w:val="24"/>
-          <w:szCs w:val="24"/>
-        </w:rPr>
-        <w:t>degree</w:t>
-      </w:r>
-      <w:proofErr w:type="spellEnd"/>
-      <w:r>
-        <w:rPr>
-          <w:rFonts w:ascii="Times New Roman" w:hAnsi="Times New Roman" w:cs="Times New Roman"/>
-          <w:sz w:val="24"/>
-          <w:szCs w:val="24"/>
-        </w:rPr>
-        <w:t xml:space="preserve"> == 1 ):</w:t>
-      </w:r>
-    </w:p>
-    <w:p>
-      <w:pPr>
-        <w:rPr>
-          <w:rFonts w:ascii="Times New Roman" w:hAnsi="Times New Roman" w:cs="Times New Roman"/>
-          <w:sz w:val="24"/>
-          <w:szCs w:val="24"/>
-        </w:rPr>
-      </w:pPr>
-      <w:r>
-        <w:rPr>
-          <w:rFonts w:ascii="Times New Roman" w:hAnsi="Times New Roman" w:cs="Times New Roman"/>
-          <w:sz w:val="24"/>
-          <w:szCs w:val="24"/>
-        </w:rPr>
-        <w:t>7</w:t>
-      </w:r>
-      <w:r>
-        <w:rPr>
-          <w:rFonts w:ascii="Times New Roman" w:hAnsi="Times New Roman" w:cs="Times New Roman"/>
-          <w:sz w:val="24"/>
-          <w:szCs w:val="24"/>
-        </w:rPr>
-        <w:tab/>
-      </w:r>
-      <w:r>
-        <w:rPr>
-          <w:rFonts w:ascii="Times New Roman" w:hAnsi="Times New Roman" w:cs="Times New Roman"/>
-          <w:sz w:val="24"/>
-          <w:szCs w:val="24"/>
-        </w:rPr>
-        <w:tab/>
-      </w:r>
-      <w:r>
-        <w:rPr>
-          <w:rFonts w:ascii="Times New Roman" w:hAnsi="Times New Roman" w:cs="Times New Roman"/>
-          <w:sz w:val="24"/>
-          <w:szCs w:val="24"/>
-        </w:rPr>
-        <w:t xml:space="preserve">    </w:t>
-      </w:r>
-      <w:r>
-        <w:rPr>
-          <w:rFonts w:ascii="Times New Roman" w:hAnsi="Times New Roman" w:cs="Times New Roman"/>
-          <w:sz w:val="24"/>
-          <w:szCs w:val="24"/>
-        </w:rPr>
-        <w:t>M = G</w:t>
-      </w:r>
-    </w:p>
-    <w:p>
-      <w:pPr>
-        <w:rPr>
-          <w:rFonts w:ascii="Times New Roman" w:hAnsi="Times New Roman" w:cs="Times New Roman"/>
-          <w:sz w:val="24"/>
-          <w:szCs w:val="24"/>
-        </w:rPr>
-      </w:pPr>
-      <w:r>
-        <w:rPr>
-          <w:rFonts w:ascii="Times New Roman" w:hAnsi="Times New Roman" w:cs="Times New Roman"/>
-          <w:sz w:val="24"/>
-          <w:szCs w:val="24"/>
-        </w:rPr>
-        <w:t>8</w:t>
-      </w:r>
-      <w:r>
-        <w:rPr>
-          <w:rFonts w:ascii="Times New Roman" w:hAnsi="Times New Roman" w:cs="Times New Roman"/>
-          <w:sz w:val="24"/>
-          <w:szCs w:val="24"/>
-        </w:rPr>
-        <w:tab/>
-      </w:r>
-      <w:r>
-        <w:rPr>
-          <w:rFonts w:ascii="Times New Roman" w:hAnsi="Times New Roman" w:cs="Times New Roman"/>
-          <w:sz w:val="24"/>
-          <w:szCs w:val="24"/>
-        </w:rPr>
-        <w:t xml:space="preserve">          </w:t>
-      </w:r>
-      <w:r>
-        <w:rPr>
-          <w:rFonts w:ascii="Times New Roman" w:hAnsi="Times New Roman" w:cs="Times New Roman"/>
-          <w:sz w:val="24"/>
-          <w:szCs w:val="24"/>
-        </w:rPr>
-        <w:t xml:space="preserve"> </w:t>
-      </w:r>
-      <w:proofErr w:type="spellStart"/>
-      <w:r>
-        <w:rPr>
-          <w:rFonts w:ascii="Times New Roman" w:hAnsi="Times New Roman" w:cs="Times New Roman"/>
-          <w:sz w:val="24"/>
-          <w:szCs w:val="24"/>
-        </w:rPr>
-        <w:t>else</w:t>
-      </w:r>
-      <w:proofErr w:type="spellEnd"/>
-      <w:r>
-        <w:rPr>
-          <w:rFonts w:ascii="Times New Roman" w:hAnsi="Times New Roman" w:cs="Times New Roman"/>
-          <w:sz w:val="24"/>
-          <w:szCs w:val="24"/>
-        </w:rPr>
-        <w:t>:</w:t>
-      </w:r>
-    </w:p>
-    <w:p>
-      <w:pPr>
-        <w:rPr>
-          <w:rFonts w:ascii="Times New Roman" w:hAnsi="Times New Roman" w:cs="Times New Roman"/>
-          <w:sz w:val="24"/>
-          <w:szCs w:val="24"/>
-        </w:rPr>
-      </w:pPr>
-      <w:r>
-        <w:rPr>
-          <w:rFonts w:ascii="Times New Roman" w:hAnsi="Times New Roman" w:cs="Times New Roman"/>
-          <w:sz w:val="24"/>
-          <w:szCs w:val="24"/>
-        </w:rPr>
-        <w:t>9</w:t>
-      </w:r>
-      <w:r>
-        <w:rPr>
-          <w:rFonts w:ascii="Times New Roman" w:hAnsi="Times New Roman" w:cs="Times New Roman"/>
-          <w:sz w:val="24"/>
-          <w:szCs w:val="24"/>
-        </w:rPr>
-        <w:tab/>
-      </w:r>
-      <w:r>
-        <w:rPr>
-          <w:rFonts w:ascii="Times New Roman" w:hAnsi="Times New Roman" w:cs="Times New Roman"/>
-          <w:sz w:val="24"/>
-          <w:szCs w:val="24"/>
-        </w:rPr>
-        <w:tab/>
-      </w:r>
-      <w:r>
-        <w:rPr>
-          <w:rFonts w:ascii="Times New Roman" w:hAnsi="Times New Roman" w:cs="Times New Roman"/>
-          <w:sz w:val="24"/>
-          <w:szCs w:val="24"/>
-        </w:rPr>
-        <w:t xml:space="preserve">    </w:t>
-      </w:r>
-      <w:r>
-        <w:rPr>
-          <w:rFonts w:ascii="Times New Roman" w:hAnsi="Times New Roman" w:cs="Times New Roman"/>
-          <w:sz w:val="24"/>
-          <w:szCs w:val="24"/>
-        </w:rPr>
-        <w:t xml:space="preserve">M – szukanie skojarzenia według algorytmu </w:t>
-      </w:r>
-    </w:p>
-    <w:p>
-      <w:pPr>
-        <w:rPr>
-          <w:rFonts w:ascii="Times New Roman" w:hAnsi="Times New Roman" w:cs="Times New Roman"/>
-          <w:sz w:val="24"/>
-          <w:szCs w:val="24"/>
-        </w:rPr>
-      </w:pPr>
-      <w:r>
-        <w:rPr>
-          <w:rFonts w:ascii="Times New Roman" w:hAnsi="Times New Roman" w:cs="Times New Roman"/>
-          <w:sz w:val="24"/>
-          <w:szCs w:val="24"/>
-        </w:rPr>
-        <w:t>10</w:t>
-      </w:r>
-      <w:r>
-        <w:rPr>
-          <w:rFonts w:ascii="Times New Roman" w:hAnsi="Times New Roman" w:cs="Times New Roman"/>
-          <w:sz w:val="24"/>
-          <w:szCs w:val="24"/>
-        </w:rPr>
-        <w:tab/>
-      </w:r>
-      <w:r>
-        <w:rPr>
-          <w:rFonts w:ascii="Times New Roman" w:hAnsi="Times New Roman" w:cs="Times New Roman"/>
-          <w:sz w:val="24"/>
-          <w:szCs w:val="24"/>
-        </w:rPr>
-        <w:tab/>
-        <w:t xml:space="preserve">    </w:t>
-      </w:r>
-      <w:proofErr w:type="spellStart"/>
-      <w:r>
-        <w:rPr>
-          <w:rFonts w:ascii="Times New Roman" w:hAnsi="Times New Roman" w:cs="Times New Roman"/>
-          <w:sz w:val="24"/>
-          <w:szCs w:val="24"/>
-        </w:rPr>
-        <w:t>color</w:t>
-      </w:r>
-      <w:proofErr w:type="spellEnd"/>
-      <w:r>
-        <w:rPr>
-          <w:rFonts w:ascii="Times New Roman" w:hAnsi="Times New Roman" w:cs="Times New Roman"/>
-          <w:sz w:val="24"/>
-          <w:szCs w:val="24"/>
-        </w:rPr>
-        <w:t xml:space="preserve">  // nowy kolor </w:t>
-      </w:r>
-    </w:p>
-    <w:p>
-      <w:pPr>
-        <w:rPr>
-          <w:rFonts w:ascii="Times New Roman" w:hAnsi="Times New Roman" w:cs="Times New Roman"/>
-          <w:sz w:val="24"/>
-          <w:szCs w:val="24"/>
-        </w:rPr>
-      </w:pPr>
-      <w:r>
-        <w:rPr>
-          <w:rFonts w:ascii="Times New Roman" w:hAnsi="Times New Roman" w:cs="Times New Roman"/>
-          <w:sz w:val="24"/>
-          <w:szCs w:val="24"/>
-        </w:rPr>
-        <w:t>11</w:t>
-      </w:r>
-      <w:r>
-        <w:rPr>
-          <w:rFonts w:ascii="Times New Roman" w:hAnsi="Times New Roman" w:cs="Times New Roman"/>
-          <w:sz w:val="24"/>
-          <w:szCs w:val="24"/>
-        </w:rPr>
-        <w:t xml:space="preserve">                      </w:t>
-      </w:r>
-      <w:r>
-        <w:rPr>
-          <w:rFonts w:ascii="Times New Roman" w:hAnsi="Times New Roman" w:cs="Times New Roman"/>
-          <w:sz w:val="24"/>
-          <w:szCs w:val="24"/>
-        </w:rPr>
-        <w:tab/>
-        <w:t>for Edge in M:</w:t>
-      </w:r>
-    </w:p>
-    <w:p>
-      <w:pPr>
-        <w:rPr>
-          <w:rFonts w:ascii="Times New Roman" w:hAnsi="Times New Roman" w:cs="Times New Roman"/>
-          <w:sz w:val="24"/>
-          <w:szCs w:val="24"/>
-        </w:rPr>
-      </w:pPr>
-      <w:r>
-        <w:rPr>
-          <w:rFonts w:ascii="Times New Roman" w:hAnsi="Times New Roman" w:cs="Times New Roman"/>
-          <w:sz w:val="24"/>
-          <w:szCs w:val="24"/>
-        </w:rPr>
-        <w:t>12</w:t>
-      </w:r>
-      <w:r>
-        <w:rPr>
-          <w:rFonts w:ascii="Times New Roman" w:hAnsi="Times New Roman" w:cs="Times New Roman"/>
-          <w:sz w:val="24"/>
-          <w:szCs w:val="24"/>
-        </w:rPr>
-        <w:tab/>
-      </w:r>
-      <w:r>
-        <w:rPr>
-          <w:rFonts w:ascii="Times New Roman" w:hAnsi="Times New Roman" w:cs="Times New Roman"/>
-          <w:sz w:val="24"/>
-          <w:szCs w:val="24"/>
-        </w:rPr>
-        <w:tab/>
-      </w:r>
-      <w:r>
-        <w:rPr>
-          <w:rFonts w:ascii="Times New Roman" w:hAnsi="Times New Roman" w:cs="Times New Roman"/>
-          <w:sz w:val="24"/>
-          <w:szCs w:val="24"/>
-        </w:rPr>
-        <w:tab/>
-      </w:r>
-      <w:proofErr w:type="spellStart"/>
-      <w:r>
-        <w:rPr>
-          <w:rFonts w:ascii="Times New Roman" w:hAnsi="Times New Roman" w:cs="Times New Roman"/>
-          <w:sz w:val="24"/>
-          <w:szCs w:val="24"/>
-        </w:rPr>
-        <w:t>coloring</w:t>
-      </w:r>
-      <w:proofErr w:type="spellEnd"/>
-      <w:r>
-        <w:rPr>
-          <w:rFonts w:ascii="Times New Roman" w:hAnsi="Times New Roman" w:cs="Times New Roman"/>
-          <w:sz w:val="24"/>
-          <w:szCs w:val="24"/>
-        </w:rPr>
-        <w:t xml:space="preserve">( </w:t>
-      </w:r>
-      <w:proofErr w:type="spellStart"/>
-      <w:r>
-        <w:rPr>
-          <w:rFonts w:ascii="Times New Roman" w:hAnsi="Times New Roman" w:cs="Times New Roman"/>
-          <w:sz w:val="24"/>
-          <w:szCs w:val="24"/>
-        </w:rPr>
-        <w:t>edge</w:t>
-      </w:r>
-      <w:proofErr w:type="spellEnd"/>
-      <w:r>
-        <w:rPr>
-          <w:rFonts w:ascii="Times New Roman" w:hAnsi="Times New Roman" w:cs="Times New Roman"/>
-          <w:sz w:val="24"/>
-          <w:szCs w:val="24"/>
-        </w:rPr>
-        <w:t xml:space="preserve"> ) = </w:t>
-      </w:r>
-      <w:proofErr w:type="spellStart"/>
-      <w:r>
-        <w:rPr>
-          <w:rFonts w:ascii="Times New Roman" w:hAnsi="Times New Roman" w:cs="Times New Roman"/>
-          <w:sz w:val="24"/>
-          <w:szCs w:val="24"/>
-        </w:rPr>
-        <w:t>color</w:t>
-      </w:r>
-      <w:proofErr w:type="spellEnd"/>
-      <w:r>
-        <w:rPr>
-          <w:rFonts w:ascii="Times New Roman" w:hAnsi="Times New Roman" w:cs="Times New Roman"/>
-          <w:sz w:val="24"/>
-          <w:szCs w:val="24"/>
-        </w:rPr>
-        <w:t xml:space="preserve"> </w:t>
-      </w:r>
-    </w:p>
-    <w:p>
-      <w:pPr>
-        <w:rPr>
-          <w:rFonts w:ascii="Times New Roman" w:hAnsi="Times New Roman" w:cs="Times New Roman"/>
-          <w:sz w:val="24"/>
-          <w:szCs w:val="24"/>
-        </w:rPr>
-      </w:pPr>
-      <w:r>
-        <w:rPr>
-          <w:rFonts w:ascii="Times New Roman" w:hAnsi="Times New Roman" w:cs="Times New Roman"/>
-          <w:sz w:val="24"/>
-          <w:szCs w:val="24"/>
-        </w:rPr>
-        <w:t>13</w:t>
-      </w:r>
-      <w:r>
-        <w:rPr>
-          <w:rFonts w:ascii="Times New Roman" w:hAnsi="Times New Roman" w:cs="Times New Roman"/>
-          <w:sz w:val="24"/>
-          <w:szCs w:val="24"/>
-        </w:rPr>
-        <w:tab/>
-      </w:r>
-      <w:r>
-        <w:rPr>
-          <w:rFonts w:ascii="Times New Roman" w:hAnsi="Times New Roman" w:cs="Times New Roman"/>
-          <w:sz w:val="24"/>
-          <w:szCs w:val="24"/>
-        </w:rPr>
-        <w:tab/>
-      </w:r>
-      <w:r>
-        <w:rPr>
-          <w:rFonts w:ascii="Times New Roman" w:hAnsi="Times New Roman" w:cs="Times New Roman"/>
-          <w:sz w:val="24"/>
-          <w:szCs w:val="24"/>
-        </w:rPr>
-        <w:tab/>
-      </w:r>
-      <w:proofErr w:type="spellStart"/>
-      <w:r>
-        <w:rPr>
-          <w:rFonts w:ascii="Times New Roman" w:hAnsi="Times New Roman" w:cs="Times New Roman"/>
-          <w:sz w:val="24"/>
-          <w:szCs w:val="24"/>
-        </w:rPr>
-        <w:t>delete</w:t>
-      </w:r>
-      <w:proofErr w:type="spellEnd"/>
-      <w:r>
-        <w:rPr>
-          <w:rFonts w:ascii="Times New Roman" w:hAnsi="Times New Roman" w:cs="Times New Roman"/>
-          <w:sz w:val="24"/>
-          <w:szCs w:val="24"/>
-        </w:rPr>
-        <w:t xml:space="preserve"> </w:t>
-      </w:r>
-      <w:proofErr w:type="spellStart"/>
-      <w:r>
-        <w:rPr>
-          <w:rFonts w:ascii="Times New Roman" w:hAnsi="Times New Roman" w:cs="Times New Roman"/>
-          <w:sz w:val="24"/>
-          <w:szCs w:val="24"/>
-        </w:rPr>
-        <w:t>edge</w:t>
-      </w:r>
-      <w:proofErr w:type="spellEnd"/>
-      <w:r>
-        <w:rPr>
-          <w:rFonts w:ascii="Times New Roman" w:hAnsi="Times New Roman" w:cs="Times New Roman"/>
-          <w:sz w:val="24"/>
-          <w:szCs w:val="24"/>
-        </w:rPr>
-        <w:t xml:space="preserve"> from G </w:t>
-      </w:r>
-    </w:p>
-    <w:p>
-      <w:pPr>
-        <w:rPr>
-          <w:rFonts w:ascii="Times New Roman" w:hAnsi="Times New Roman" w:cs="Times New Roman"/>
-          <w:sz w:val="24"/>
-          <w:szCs w:val="24"/>
-        </w:rPr>
-      </w:pPr>
-      <w:r>
-        <w:rPr>
-          <w:rFonts w:ascii="Times New Roman" w:hAnsi="Times New Roman" w:cs="Times New Roman"/>
-          <w:sz w:val="24"/>
-          <w:szCs w:val="24"/>
-        </w:rPr>
-        <w:t>14</w:t>
-      </w:r>
-      <w:r>
-        <w:rPr>
-          <w:rFonts w:ascii="Times New Roman" w:hAnsi="Times New Roman" w:cs="Times New Roman"/>
-          <w:sz w:val="24"/>
-          <w:szCs w:val="24"/>
-        </w:rPr>
-        <w:tab/>
-      </w:r>
-      <w:proofErr w:type="spellStart"/>
-      <w:r>
-        <w:rPr>
-          <w:rFonts w:ascii="Times New Roman" w:hAnsi="Times New Roman" w:cs="Times New Roman"/>
-          <w:sz w:val="24"/>
-          <w:szCs w:val="24"/>
-        </w:rPr>
-        <w:t>partition</w:t>
-      </w:r>
-      <w:proofErr w:type="spellEnd"/>
-      <w:r>
-        <w:rPr>
-          <w:rFonts w:ascii="Times New Roman" w:hAnsi="Times New Roman" w:cs="Times New Roman"/>
-          <w:sz w:val="24"/>
-          <w:szCs w:val="24"/>
-        </w:rPr>
-        <w:t xml:space="preserve"> – znajdowanie partycji </w:t>
-      </w:r>
-      <w:proofErr w:type="spellStart"/>
-      <w:r>
-        <w:rPr>
-          <w:rFonts w:ascii="Times New Roman" w:hAnsi="Times New Roman" w:cs="Times New Roman"/>
-          <w:sz w:val="24"/>
-          <w:szCs w:val="24"/>
-        </w:rPr>
-        <w:t>eulera</w:t>
-      </w:r>
-      <w:proofErr w:type="spellEnd"/>
-      <w:r>
-        <w:rPr>
-          <w:rFonts w:ascii="Times New Roman" w:hAnsi="Times New Roman" w:cs="Times New Roman"/>
-          <w:sz w:val="24"/>
-          <w:szCs w:val="24"/>
-        </w:rPr>
-        <w:t xml:space="preserve"> z krawędzi w grafie G</w:t>
-      </w:r>
-    </w:p>
-    <w:p>
-      <w:pPr>
-        <w:rPr>
-          <w:rFonts w:ascii="Times New Roman" w:hAnsi="Times New Roman" w:cs="Times New Roman"/>
-          <w:sz w:val="24"/>
-          <w:szCs w:val="24"/>
-        </w:rPr>
-      </w:pPr>
-      <w:r>
-        <w:rPr>
-          <w:rFonts w:ascii="Times New Roman" w:hAnsi="Times New Roman" w:cs="Times New Roman"/>
-          <w:sz w:val="24"/>
-          <w:szCs w:val="24"/>
-        </w:rPr>
-        <w:t>15</w:t>
-      </w:r>
-      <w:r>
-        <w:rPr>
-          <w:rFonts w:ascii="Times New Roman" w:hAnsi="Times New Roman" w:cs="Times New Roman"/>
-          <w:sz w:val="24"/>
-          <w:szCs w:val="24"/>
-        </w:rPr>
-        <w:t xml:space="preserve">        </w:t>
-      </w:r>
-      <w:proofErr w:type="spellStart"/>
-      <w:r>
-        <w:rPr>
-          <w:rFonts w:ascii="Times New Roman" w:hAnsi="Times New Roman" w:cs="Times New Roman"/>
-          <w:sz w:val="24"/>
-          <w:szCs w:val="24"/>
-        </w:rPr>
-        <w:t>if</w:t>
-      </w:r>
-      <w:proofErr w:type="spellEnd"/>
-      <w:r>
-        <w:rPr>
-          <w:rFonts w:ascii="Times New Roman" w:hAnsi="Times New Roman" w:cs="Times New Roman"/>
-          <w:sz w:val="24"/>
-          <w:szCs w:val="24"/>
-        </w:rPr>
-        <w:t xml:space="preserve">( </w:t>
-      </w:r>
-      <w:proofErr w:type="spellStart"/>
-      <w:r>
-        <w:rPr>
-          <w:rFonts w:ascii="Times New Roman" w:hAnsi="Times New Roman" w:cs="Times New Roman"/>
-          <w:sz w:val="24"/>
-          <w:szCs w:val="24"/>
-        </w:rPr>
-        <w:t>partition</w:t>
-      </w:r>
-      <w:proofErr w:type="spellEnd"/>
-      <w:r>
-        <w:rPr>
-          <w:rFonts w:ascii="Times New Roman" w:hAnsi="Times New Roman" w:cs="Times New Roman"/>
-          <w:sz w:val="24"/>
-          <w:szCs w:val="24"/>
-        </w:rPr>
-        <w:t xml:space="preserve"> istnieje ):</w:t>
-      </w:r>
-    </w:p>
-    <w:p>
-      <w:pPr>
-        <w:rPr>
-          <w:rFonts w:ascii="Times New Roman" w:hAnsi="Times New Roman" w:cs="Times New Roman"/>
-          <w:sz w:val="24"/>
-          <w:szCs w:val="24"/>
-        </w:rPr>
-      </w:pPr>
-      <w:r>
-        <w:rPr>
-          <w:rFonts w:ascii="Times New Roman" w:hAnsi="Times New Roman" w:cs="Times New Roman"/>
-          <w:sz w:val="24"/>
-          <w:szCs w:val="24"/>
-        </w:rPr>
-        <w:t>16</w:t>
-      </w:r>
-      <w:r>
-        <w:rPr>
-          <w:rFonts w:ascii="Times New Roman" w:hAnsi="Times New Roman" w:cs="Times New Roman"/>
-          <w:sz w:val="24"/>
-          <w:szCs w:val="24"/>
-        </w:rPr>
-        <w:tab/>
-      </w:r>
-      <w:r>
-        <w:rPr>
-          <w:rFonts w:ascii="Times New Roman" w:hAnsi="Times New Roman" w:cs="Times New Roman"/>
-          <w:sz w:val="24"/>
-          <w:szCs w:val="24"/>
-        </w:rPr>
-        <w:tab/>
-        <w:t xml:space="preserve">edge1, edge2 – tworzymy dwie zmienne dla krawędzi </w:t>
-      </w:r>
-    </w:p>
-    <w:p>
-      <w:pPr>
-        <w:rPr>
-          <w:rFonts w:ascii="Times New Roman" w:hAnsi="Times New Roman" w:cs="Times New Roman"/>
-          <w:sz w:val="24"/>
-          <w:szCs w:val="24"/>
-        </w:rPr>
-      </w:pPr>
-      <w:r>
-        <w:rPr>
-          <w:rFonts w:ascii="Times New Roman" w:hAnsi="Times New Roman" w:cs="Times New Roman"/>
-          <w:sz w:val="24"/>
-          <w:szCs w:val="24"/>
-        </w:rPr>
-        <w:t>17</w:t>
-      </w:r>
-      <w:r>
-        <w:rPr>
-          <w:rFonts w:ascii="Times New Roman" w:hAnsi="Times New Roman" w:cs="Times New Roman"/>
-          <w:sz w:val="24"/>
-          <w:szCs w:val="24"/>
-        </w:rPr>
-        <w:t xml:space="preserve">                   </w:t>
-      </w:r>
-      <w:r>
-        <w:rPr>
-          <w:rFonts w:ascii="Times New Roman" w:hAnsi="Times New Roman" w:cs="Times New Roman"/>
-          <w:sz w:val="24"/>
-          <w:szCs w:val="24"/>
-        </w:rPr>
-        <w:t xml:space="preserve"> </w:t>
-      </w:r>
-      <w:r>
-        <w:rPr>
-          <w:rFonts w:ascii="Times New Roman" w:hAnsi="Times New Roman" w:cs="Times New Roman"/>
-          <w:sz w:val="24"/>
-          <w:szCs w:val="24"/>
-        </w:rPr>
-        <w:t xml:space="preserve">for( </w:t>
-      </w:r>
-      <w:proofErr w:type="spellStart"/>
-      <w:r>
-        <w:rPr>
-          <w:rFonts w:ascii="Times New Roman" w:hAnsi="Times New Roman" w:cs="Times New Roman"/>
-          <w:sz w:val="24"/>
-          <w:szCs w:val="24"/>
-        </w:rPr>
-        <w:t>path</w:t>
-      </w:r>
-      <w:proofErr w:type="spellEnd"/>
-      <w:r>
-        <w:rPr>
-          <w:rFonts w:ascii="Times New Roman" w:hAnsi="Times New Roman" w:cs="Times New Roman"/>
-          <w:sz w:val="24"/>
-          <w:szCs w:val="24"/>
-        </w:rPr>
-        <w:t xml:space="preserve"> in </w:t>
-      </w:r>
-      <w:proofErr w:type="spellStart"/>
-      <w:r>
-        <w:rPr>
-          <w:rFonts w:ascii="Times New Roman" w:hAnsi="Times New Roman" w:cs="Times New Roman"/>
-          <w:sz w:val="24"/>
-          <w:szCs w:val="24"/>
-        </w:rPr>
-        <w:t>partition</w:t>
-      </w:r>
-      <w:proofErr w:type="spellEnd"/>
-      <w:r>
-        <w:rPr>
-          <w:rFonts w:ascii="Times New Roman" w:hAnsi="Times New Roman" w:cs="Times New Roman"/>
-          <w:sz w:val="24"/>
-          <w:szCs w:val="24"/>
-        </w:rPr>
-        <w:t xml:space="preserve"> ):</w:t>
+      <w:r>
+        <w:rPr>
+          <w:rFonts w:ascii="Times New Roman" w:hAnsi="Times New Roman" w:cs="Times New Roman"/>
+          <w:sz w:val="24"/>
+          <w:szCs w:val="24"/>
+        </w:rPr>
+        <w:t>for( path in partition ):</w:t>
       </w:r>
     </w:p>
     <w:p>
@@ -9369,43 +8163,7 @@
           <w:sz w:val="24"/>
           <w:szCs w:val="24"/>
         </w:rPr>
-        <w:t xml:space="preserve">for( </w:t>
-      </w:r>
-      <w:proofErr w:type="spellStart"/>
-      <w:r>
-        <w:rPr>
-          <w:rFonts w:ascii="Times New Roman" w:hAnsi="Times New Roman" w:cs="Times New Roman"/>
-          <w:sz w:val="24"/>
-          <w:szCs w:val="24"/>
-        </w:rPr>
-        <w:t>edge</w:t>
-      </w:r>
-      <w:proofErr w:type="spellEnd"/>
-      <w:r>
-        <w:rPr>
-          <w:rFonts w:ascii="Times New Roman" w:hAnsi="Times New Roman" w:cs="Times New Roman"/>
-          <w:sz w:val="24"/>
-          <w:szCs w:val="24"/>
-        </w:rPr>
-        <w:t xml:space="preserve"> in </w:t>
-      </w:r>
-      <w:proofErr w:type="spellStart"/>
-      <w:r>
-        <w:rPr>
-          <w:rFonts w:ascii="Times New Roman" w:hAnsi="Times New Roman" w:cs="Times New Roman"/>
-          <w:sz w:val="24"/>
-          <w:szCs w:val="24"/>
-        </w:rPr>
-        <w:t>path</w:t>
-      </w:r>
-      <w:proofErr w:type="spellEnd"/>
-      <w:r>
-        <w:rPr>
-          <w:rFonts w:ascii="Times New Roman" w:hAnsi="Times New Roman" w:cs="Times New Roman"/>
-          <w:sz w:val="24"/>
-          <w:szCs w:val="24"/>
-        </w:rPr>
-        <w:t xml:space="preserve"> ): </w:t>
+        <w:t xml:space="preserve">for( edge in path ): </w:t>
       </w:r>
     </w:p>
     <w:p>
@@ -9521,43 +8279,7 @@
           <w:sz w:val="24"/>
           <w:szCs w:val="24"/>
         </w:rPr>
-        <w:t xml:space="preserve">            </w:t>
-      </w:r>
-      <w:proofErr w:type="spellStart"/>
-      <w:r>
-        <w:rPr>
-          <w:rFonts w:ascii="Times New Roman" w:hAnsi="Times New Roman" w:cs="Times New Roman"/>
-          <w:sz w:val="24"/>
-          <w:szCs w:val="24"/>
-        </w:rPr>
-        <w:t>resursiveColoring</w:t>
-      </w:r>
-      <w:proofErr w:type="spellEnd"/>
-      <w:r>
-        <w:rPr>
-          <w:rFonts w:ascii="Times New Roman" w:hAnsi="Times New Roman" w:cs="Times New Roman"/>
-          <w:sz w:val="24"/>
-          <w:szCs w:val="24"/>
-        </w:rPr>
-        <w:t>(</w:t>
-      </w:r>
-      <w:proofErr w:type="spellStart"/>
-      <w:r>
-        <w:rPr>
-          <w:rFonts w:ascii="Times New Roman" w:hAnsi="Times New Roman" w:cs="Times New Roman"/>
-          <w:sz w:val="24"/>
-          <w:szCs w:val="24"/>
-        </w:rPr>
-        <w:t>degree</w:t>
-      </w:r>
-      <w:proofErr w:type="spellEnd"/>
-      <w:r>
-        <w:rPr>
-          <w:rFonts w:ascii="Times New Roman" w:hAnsi="Times New Roman" w:cs="Times New Roman"/>
-          <w:sz w:val="24"/>
-          <w:szCs w:val="24"/>
-        </w:rPr>
-        <w:t>) //rekurencyjne kolorowanie</w:t>
+        <w:t xml:space="preserve">            resursiveColoring(degree) //rekurencyjne kolorowanie</w:t>
       </w:r>
     </w:p>
     <w:p>
@@ -9591,43 +8313,7 @@
           <w:sz w:val="24"/>
           <w:szCs w:val="24"/>
         </w:rPr>
-        <w:t xml:space="preserve">22        </w:t>
-      </w:r>
-      <w:proofErr w:type="spellStart"/>
-      <w:r>
-        <w:rPr>
-          <w:rFonts w:ascii="Times New Roman" w:hAnsi="Times New Roman" w:cs="Times New Roman"/>
-          <w:sz w:val="24"/>
-          <w:szCs w:val="24"/>
-        </w:rPr>
-        <w:t>resursiveColoring</w:t>
-      </w:r>
-      <w:proofErr w:type="spellEnd"/>
-      <w:r>
-        <w:rPr>
-          <w:rFonts w:ascii="Times New Roman" w:hAnsi="Times New Roman" w:cs="Times New Roman"/>
-          <w:sz w:val="24"/>
-          <w:szCs w:val="24"/>
-        </w:rPr>
-        <w:t>(</w:t>
-      </w:r>
-      <w:proofErr w:type="spellStart"/>
-      <w:r>
-        <w:rPr>
-          <w:rFonts w:ascii="Times New Roman" w:hAnsi="Times New Roman" w:cs="Times New Roman"/>
-          <w:sz w:val="24"/>
-          <w:szCs w:val="24"/>
-        </w:rPr>
-        <w:t>degree</w:t>
-      </w:r>
-      <w:proofErr w:type="spellEnd"/>
-      <w:r>
-        <w:rPr>
-          <w:rFonts w:ascii="Times New Roman" w:hAnsi="Times New Roman" w:cs="Times New Roman"/>
-          <w:sz w:val="24"/>
-          <w:szCs w:val="24"/>
-        </w:rPr>
-        <w:t>) //rekurencyjne kolorowanie</w:t>
+        <w:t>22        resursiveColoring(degree) //rekurencyjne kolorowanie</w:t>
       </w:r>
     </w:p>
     <w:p>
@@ -9863,41 +8549,13 @@
           <w:szCs w:val="24"/>
         </w:rPr>
       </w:pPr>
-      <w:proofErr w:type="spellStart"/>
-      <w:r>
-        <w:rPr>
-          <w:rFonts w:ascii="Times New Roman" w:hAnsi="Times New Roman" w:cs="Times New Roman"/>
-          <w:sz w:val="24"/>
-          <w:szCs w:val="24"/>
-        </w:rPr>
-        <w:t>While</w:t>
-      </w:r>
-      <w:proofErr w:type="spellEnd"/>
-      <w:r>
-        <w:rPr>
-          <w:rFonts w:ascii="Times New Roman" w:hAnsi="Times New Roman" w:cs="Times New Roman"/>
-          <w:sz w:val="24"/>
-          <w:szCs w:val="24"/>
-        </w:rPr>
-        <w:t xml:space="preserve"> F !</w:t>
-      </w:r>
-      <w:proofErr w:type="spellStart"/>
-      <w:r>
-        <w:rPr>
-          <w:rFonts w:ascii="Times New Roman" w:hAnsi="Times New Roman" w:cs="Times New Roman"/>
-          <w:sz w:val="24"/>
-          <w:szCs w:val="24"/>
-        </w:rPr>
-        <w:t>empty</w:t>
-      </w:r>
-      <w:proofErr w:type="spellEnd"/>
-      <w:r>
-        <w:rPr>
-          <w:rFonts w:ascii="Times New Roman" w:hAnsi="Times New Roman" w:cs="Times New Roman"/>
-          <w:sz w:val="24"/>
-          <w:szCs w:val="24"/>
-        </w:rPr>
-        <w:t>:</w:t>
+      <w:r>
+        <w:rPr>
+          <w:rFonts w:ascii="Times New Roman" w:hAnsi="Times New Roman" w:cs="Times New Roman"/>
+          <w:sz w:val="24"/>
+          <w:szCs w:val="24"/>
+        </w:rPr>
+        <w:t>While F !empty:</w:t>
       </w:r>
     </w:p>
     <w:p>
@@ -10858,18 +9516,8 @@
           <w:sz w:val="24"/>
           <w:szCs w:val="24"/>
         </w:rPr>
-        <w:t xml:space="preserve">Strona internetowa o tematyce sportowej.  Pierwsze zadanie kierownika projektu polega  na  przedstawienia planu działania oraz określenia czasu jaki będzie potrzebny na realizację projektu oraz na wyznaczeniu </w:t>
-      </w:r>
-      <w:proofErr w:type="spellStart"/>
-      <w:r>
-        <w:rPr>
-          <w:rFonts w:ascii="Times New Roman" w:hAnsi="Times New Roman" w:cs="Times New Roman"/>
-          <w:sz w:val="24"/>
-          <w:szCs w:val="24"/>
-        </w:rPr>
-        <w:t>milestonów</w:t>
-      </w:r>
-      <w:proofErr w:type="spellEnd"/>
+        <w:t>Strona internetowa o tematyce sportowej.  Pierwsze zadanie kierownika projektu polega  na  przedstawienia planu działania oraz określenia czasu jaki będzie potrzebny na realizację projektu oraz na wyznaczeniu milestonów</w:t>
+      </w:r>
       <w:r>
         <w:rPr>
           <w:rFonts w:ascii="Times New Roman" w:hAnsi="Times New Roman" w:cs="Times New Roman"/>
@@ -11656,16 +10304,8 @@
         <w:rPr>
           <w:rFonts w:ascii="Times New Roman" w:hAnsi="Times New Roman" w:cs="Times New Roman"/>
         </w:rPr>
-        <w:t xml:space="preserve">Istnieją dwa najczęściej używane algorytmy sortowania topologicznego. Algorytm usuwania wierzchołków niezależnych oraz algorytm wykorzystujący Depth First </w:t>
-      </w:r>
-      <w:proofErr w:type="spellStart"/>
-      <w:r>
-        <w:rPr>
-          <w:rFonts w:ascii="Times New Roman" w:hAnsi="Times New Roman" w:cs="Times New Roman"/>
-        </w:rPr>
-        <w:t>Search</w:t>
-      </w:r>
-      <w:proofErr w:type="spellEnd"/>
+        <w:t>Istnieją dwa najczęściej używane algorytmy sortowania topologicznego. Algorytm usuwania wierzchołków niezależnych oraz algorytm wykorzystujący Depth First Search</w:t>
+      </w:r>
       <w:r>
         <w:rPr>
           <w:rFonts w:ascii="Times New Roman" w:hAnsi="Times New Roman" w:cs="Times New Roman"/>
@@ -11748,52 +10388,24 @@
           <w:sz w:val="24"/>
           <w:szCs w:val="24"/>
         </w:rPr>
-        <w:t xml:space="preserve">Listing numer </w:t>
-      </w:r>
-      <w:proofErr w:type="spellStart"/>
-      <w:r>
-        <w:rPr>
-          <w:rFonts w:ascii="Times New Roman" w:hAnsi="Times New Roman" w:cs="Times New Roman"/>
-          <w:sz w:val="24"/>
-          <w:szCs w:val="24"/>
-        </w:rPr>
-        <w:t>x.x</w:t>
-      </w:r>
-      <w:proofErr w:type="spellEnd"/>
-    </w:p>
-    <w:p>
-      <w:pPr>
-        <w:rPr>
-          <w:rFonts w:ascii="Times New Roman" w:hAnsi="Times New Roman" w:cs="Times New Roman"/>
-          <w:sz w:val="24"/>
-          <w:szCs w:val="24"/>
-        </w:rPr>
-      </w:pPr>
-      <w:r>
-        <w:rPr>
-          <w:rFonts w:ascii="Times New Roman" w:hAnsi="Times New Roman" w:cs="Times New Roman"/>
-          <w:sz w:val="24"/>
-          <w:szCs w:val="24"/>
-        </w:rPr>
-        <w:t xml:space="preserve">1 </w:t>
-      </w:r>
-      <w:proofErr w:type="spellStart"/>
-      <w:r>
-        <w:rPr>
-          <w:rFonts w:ascii="Times New Roman" w:hAnsi="Times New Roman" w:cs="Times New Roman"/>
-          <w:sz w:val="24"/>
-          <w:szCs w:val="24"/>
-        </w:rPr>
-        <w:t>topologicalSort</w:t>
-      </w:r>
-      <w:proofErr w:type="spellEnd"/>
-      <w:r>
-        <w:rPr>
-          <w:rFonts w:ascii="Times New Roman" w:hAnsi="Times New Roman" w:cs="Times New Roman"/>
-          <w:sz w:val="24"/>
-          <w:szCs w:val="24"/>
-        </w:rPr>
-        <w:t>():</w:t>
+        <w:t>Listing numer x.x</w:t>
+      </w:r>
+    </w:p>
+    <w:p>
+      <w:pPr>
+        <w:rPr>
+          <w:rFonts w:ascii="Times New Roman" w:hAnsi="Times New Roman" w:cs="Times New Roman"/>
+          <w:sz w:val="24"/>
+          <w:szCs w:val="24"/>
+        </w:rPr>
+      </w:pPr>
+      <w:r>
+        <w:rPr>
+          <w:rFonts w:ascii="Times New Roman" w:hAnsi="Times New Roman" w:cs="Times New Roman"/>
+          <w:sz w:val="24"/>
+          <w:szCs w:val="24"/>
+        </w:rPr>
+        <w:t>1 topologicalSort():</w:t>
       </w:r>
     </w:p>
     <w:p>
@@ -11844,25 +10456,7 @@
           <w:sz w:val="24"/>
           <w:szCs w:val="24"/>
         </w:rPr>
-        <w:t xml:space="preserve">3          </w:t>
-      </w:r>
-      <w:proofErr w:type="spellStart"/>
-      <w:r>
-        <w:rPr>
-          <w:rFonts w:ascii="Times New Roman" w:hAnsi="Times New Roman" w:cs="Times New Roman"/>
-          <w:sz w:val="24"/>
-          <w:szCs w:val="24"/>
-        </w:rPr>
-        <w:t>while</w:t>
-      </w:r>
-      <w:proofErr w:type="spellEnd"/>
-      <w:r>
-        <w:rPr>
-          <w:rFonts w:ascii="Times New Roman" w:hAnsi="Times New Roman" w:cs="Times New Roman"/>
-          <w:sz w:val="24"/>
-          <w:szCs w:val="24"/>
-        </w:rPr>
-        <w:t>( kolejka niepusta ):</w:t>
+        <w:t>3          while( kolejka niepusta ):</w:t>
       </w:r>
     </w:p>
     <w:p>
@@ -11896,25 +10490,7 @@
           <w:szCs w:val="24"/>
         </w:rPr>
         <w:tab/>
-        <w:t xml:space="preserve">Zapamiętaj pierwszy wierzchołek </w:t>
-      </w:r>
-      <w:proofErr w:type="spellStart"/>
-      <w:r>
-        <w:rPr>
-          <w:rFonts w:ascii="Times New Roman" w:hAnsi="Times New Roman" w:cs="Times New Roman"/>
-          <w:sz w:val="24"/>
-          <w:szCs w:val="24"/>
-        </w:rPr>
-        <w:t>wierzchołek</w:t>
-      </w:r>
-      <w:proofErr w:type="spellEnd"/>
-      <w:r>
-        <w:rPr>
-          <w:rFonts w:ascii="Times New Roman" w:hAnsi="Times New Roman" w:cs="Times New Roman"/>
-          <w:sz w:val="24"/>
-          <w:szCs w:val="24"/>
-        </w:rPr>
-        <w:t xml:space="preserve"> z kolejki do zmiennej v</w:t>
+        <w:t>Zapamiętaj pierwszy wierzchołek wierzchołek z kolejki do zmiennej v</w:t>
       </w:r>
     </w:p>
     <w:p>
@@ -12093,24 +10669,7 @@
           <w:szCs w:val="24"/>
         </w:rPr>
         <w:tab/>
-      </w:r>
-      <w:proofErr w:type="spellStart"/>
-      <w:r>
-        <w:rPr>
-          <w:rFonts w:ascii="Times New Roman" w:hAnsi="Times New Roman" w:cs="Times New Roman"/>
-          <w:sz w:val="24"/>
-          <w:szCs w:val="24"/>
-        </w:rPr>
-        <w:t>If</w:t>
-      </w:r>
-      <w:proofErr w:type="spellEnd"/>
-      <w:r>
-        <w:rPr>
-          <w:rFonts w:ascii="Times New Roman" w:hAnsi="Times New Roman" w:cs="Times New Roman"/>
-          <w:sz w:val="24"/>
-          <w:szCs w:val="24"/>
-        </w:rPr>
-        <w:t>( po usunięciu nie wchodzi do niego żadna krawędź ):</w:t>
+        <w:t>If( po usunięciu nie wchodzi do niego żadna krawędź ):</w:t>
       </w:r>
     </w:p>
     <w:p>
@@ -12255,63 +10814,34 @@
           <w:sz w:val="24"/>
           <w:szCs w:val="24"/>
         </w:rPr>
-        <w:t xml:space="preserve">Listing numer </w:t>
-      </w:r>
-      <w:proofErr w:type="spellStart"/>
-      <w:r>
-        <w:rPr>
-          <w:rFonts w:ascii="Times New Roman" w:hAnsi="Times New Roman" w:cs="Times New Roman"/>
-          <w:sz w:val="24"/>
-          <w:szCs w:val="24"/>
-        </w:rPr>
-        <w:t>x.x</w:t>
-      </w:r>
-      <w:proofErr w:type="spellEnd"/>
-    </w:p>
-    <w:p>
-      <w:pPr>
-        <w:rPr>
-          <w:rFonts w:ascii="Times New Roman" w:hAnsi="Times New Roman" w:cs="Times New Roman"/>
-          <w:sz w:val="24"/>
-          <w:szCs w:val="24"/>
-        </w:rPr>
-      </w:pPr>
-    </w:p>
-    <w:p>
-      <w:pPr>
-        <w:rPr>
-          <w:rFonts w:ascii="Times New Roman" w:hAnsi="Times New Roman" w:cs="Times New Roman"/>
-          <w:sz w:val="24"/>
-          <w:szCs w:val="24"/>
-        </w:rPr>
-      </w:pPr>
-      <w:r>
-        <w:rPr>
-          <w:rFonts w:ascii="Times New Roman" w:hAnsi="Times New Roman" w:cs="Times New Roman"/>
-          <w:sz w:val="24"/>
-          <w:szCs w:val="24"/>
-        </w:rPr>
-        <w:t xml:space="preserve">1 </w:t>
-      </w:r>
-      <w:proofErr w:type="spellStart"/>
-      <w:r>
-        <w:rPr>
-          <w:rFonts w:ascii="Times New Roman" w:hAnsi="Times New Roman" w:cs="Times New Roman"/>
-          <w:sz w:val="24"/>
-          <w:szCs w:val="24"/>
-        </w:rPr>
-        <w:t>topologicalSortDfs</w:t>
-      </w:r>
-      <w:proofErr w:type="spellEnd"/>
-      <w:r>
-        <w:rPr>
-          <w:rFonts w:ascii="Times New Roman" w:hAnsi="Times New Roman" w:cs="Times New Roman"/>
-          <w:sz w:val="24"/>
-          <w:szCs w:val="24"/>
-        </w:rPr>
-        <w:t>(</w:t>
-      </w:r>
-      <w:proofErr w:type="spellStart"/>
+        <w:t>Listing numer x.x</w:t>
+      </w:r>
+    </w:p>
+    <w:p>
+      <w:pPr>
+        <w:rPr>
+          <w:rFonts w:ascii="Times New Roman" w:hAnsi="Times New Roman" w:cs="Times New Roman"/>
+          <w:sz w:val="24"/>
+          <w:szCs w:val="24"/>
+        </w:rPr>
+      </w:pPr>
+    </w:p>
+    <w:p>
+      <w:pPr>
+        <w:rPr>
+          <w:rFonts w:ascii="Times New Roman" w:hAnsi="Times New Roman" w:cs="Times New Roman"/>
+          <w:sz w:val="24"/>
+          <w:szCs w:val="24"/>
+        </w:rPr>
+      </w:pPr>
+      <w:r>
+        <w:rPr>
+          <w:rFonts w:ascii="Times New Roman" w:hAnsi="Times New Roman" w:cs="Times New Roman"/>
+          <w:sz w:val="24"/>
+          <w:szCs w:val="24"/>
+        </w:rPr>
+        <w:t>1 topologicalSortDfs(</w:t>
+      </w:r>
       <w:r>
         <w:rPr>
           <w:rFonts w:ascii="Times New Roman" w:hAnsi="Times New Roman" w:cs="Times New Roman"/>
@@ -12320,7 +10850,6 @@
         </w:rPr>
         <w:t>graph</w:t>
       </w:r>
-      <w:proofErr w:type="spellEnd"/>
       <w:r>
         <w:rPr>
           <w:rFonts w:ascii="Times New Roman" w:hAnsi="Times New Roman" w:cs="Times New Roman"/>
@@ -12369,18 +10898,8 @@
           <w:sz w:val="24"/>
           <w:szCs w:val="24"/>
         </w:rPr>
-        <w:t xml:space="preserve">v in </w:t>
-      </w:r>
-      <w:proofErr w:type="spellStart"/>
-      <w:r>
-        <w:rPr>
-          <w:rFonts w:ascii="Times New Roman" w:hAnsi="Times New Roman" w:cs="Times New Roman"/>
-          <w:sz w:val="24"/>
-          <w:szCs w:val="24"/>
-        </w:rPr>
-        <w:t>graph</w:t>
-      </w:r>
-      <w:proofErr w:type="spellEnd"/>
+        <w:t>v in graph</w:t>
+      </w:r>
       <w:r>
         <w:rPr>
           <w:rFonts w:ascii="Times New Roman" w:hAnsi="Times New Roman" w:cs="Times New Roman"/>
@@ -12498,23 +11017,13 @@
         </w:rPr>
         <w:tab/>
       </w:r>
-      <w:proofErr w:type="spellStart"/>
-      <w:r>
-        <w:rPr>
-          <w:rFonts w:ascii="Times New Roman" w:hAnsi="Times New Roman" w:cs="Times New Roman"/>
-          <w:sz w:val="24"/>
-          <w:szCs w:val="24"/>
-        </w:rPr>
-        <w:t>If</w:t>
-      </w:r>
-      <w:proofErr w:type="spellEnd"/>
-      <w:r>
-        <w:rPr>
-          <w:rFonts w:ascii="Times New Roman" w:hAnsi="Times New Roman" w:cs="Times New Roman"/>
-          <w:sz w:val="24"/>
-          <w:szCs w:val="24"/>
-        </w:rPr>
-        <w:t>( w nie odwiedzony ):</w:t>
+      <w:r>
+        <w:rPr>
+          <w:rFonts w:ascii="Times New Roman" w:hAnsi="Times New Roman" w:cs="Times New Roman"/>
+          <w:sz w:val="24"/>
+          <w:szCs w:val="24"/>
+        </w:rPr>
+        <w:t>If( w nie odwiedzony ):</w:t>
       </w:r>
     </w:p>
     <w:p>
@@ -12565,23 +11074,13 @@
         </w:rPr>
         <w:tab/>
       </w:r>
-      <w:proofErr w:type="spellStart"/>
-      <w:r>
-        <w:rPr>
-          <w:rFonts w:ascii="Times New Roman" w:hAnsi="Times New Roman" w:cs="Times New Roman"/>
-          <w:sz w:val="24"/>
-          <w:szCs w:val="24"/>
-        </w:rPr>
-        <w:t>topologicalSortDfs</w:t>
-      </w:r>
-      <w:proofErr w:type="spellEnd"/>
-      <w:r>
-        <w:rPr>
-          <w:rFonts w:ascii="Times New Roman" w:hAnsi="Times New Roman" w:cs="Times New Roman"/>
-          <w:sz w:val="24"/>
-          <w:szCs w:val="24"/>
-        </w:rPr>
-        <w:t>(w)</w:t>
+      <w:r>
+        <w:rPr>
+          <w:rFonts w:ascii="Times New Roman" w:hAnsi="Times New Roman" w:cs="Times New Roman"/>
+          <w:sz w:val="24"/>
+          <w:szCs w:val="24"/>
+        </w:rPr>
+        <w:t>topologicalSortDfs(w)</w:t>
       </w:r>
     </w:p>
     <w:p>
@@ -12758,25 +11257,7 @@
           <w:sz w:val="24"/>
           <w:szCs w:val="24"/>
         </w:rPr>
-        <w:t xml:space="preserve">Algorytm sortowania topologicznego jest wykorzystywany do znajdowania kolejności odwiedzania wierzchołków. Wierzchołki przetwarzane w takiej kolejności pozwalają na wyznaczenie najdłuższej ścieżki w grafie </w:t>
-      </w:r>
-      <w:proofErr w:type="spellStart"/>
-      <w:r>
-        <w:rPr>
-          <w:rFonts w:ascii="Times New Roman" w:hAnsi="Times New Roman" w:cs="Times New Roman"/>
-          <w:sz w:val="24"/>
-          <w:szCs w:val="24"/>
-        </w:rPr>
-        <w:t>acykliczym</w:t>
-      </w:r>
-      <w:proofErr w:type="spellEnd"/>
-      <w:r>
-        <w:rPr>
-          <w:rFonts w:ascii="Times New Roman" w:hAnsi="Times New Roman" w:cs="Times New Roman"/>
-          <w:sz w:val="24"/>
-          <w:szCs w:val="24"/>
-        </w:rPr>
-        <w:t>.</w:t>
+        <w:t>Algorytm sortowania topologicznego jest wykorzystywany do znajdowania kolejności odwiedzania wierzchołków. Wierzchołki przetwarzane w takiej kolejności pozwalają na wyznaczenie najdłuższej ścieżki w grafie acykliczym.</w:t>
       </w:r>
       <w:r>
         <w:rPr>
@@ -12896,7 +11377,6 @@
           <w:szCs w:val="24"/>
         </w:rPr>
       </w:pPr>
-      <w:proofErr w:type="spellStart"/>
       <w:r>
         <w:rPr>
           <w:rFonts w:ascii="Abadi Extra Light" w:eastAsia="BatangChe" w:hAnsi="Abadi Extra Light" w:cs="Times New Roman"/>
@@ -12911,52 +11391,176 @@
           <w:sz w:val="24"/>
           <w:szCs w:val="24"/>
         </w:rPr>
-        <w:t>unction</w:t>
-      </w:r>
-      <w:proofErr w:type="spellEnd"/>
-      <w:r>
+        <w:t>unction longestPath( graph, V ):</w:t>
+      </w:r>
+    </w:p>
+    <w:p>
+      <w:pPr>
+        <w:ind w:firstLine="708"/>
         <w:rPr>
           <w:rFonts w:ascii="Abadi Extra Light" w:eastAsia="BatangChe" w:hAnsi="Abadi Extra Light" w:cs="Times New Roman"/>
           <w:sz w:val="24"/>
           <w:szCs w:val="24"/>
         </w:rPr>
+      </w:pPr>
+      <w:r>
+        <w:rPr>
+          <w:rFonts w:ascii="Abadi Extra Light" w:eastAsia="BatangChe" w:hAnsi="Abadi Extra Light" w:cs="Times New Roman"/>
+          <w:sz w:val="24"/>
+          <w:szCs w:val="24"/>
+        </w:rPr>
+        <w:t>order = topologicalSort( graph )</w:t>
+      </w:r>
+    </w:p>
+    <w:p>
+      <w:pPr>
+        <w:ind w:firstLine="708"/>
+        <w:rPr>
+          <w:rFonts w:ascii="Abadi Extra Light" w:eastAsia="BatangChe" w:hAnsi="Abadi Extra Light" w:cs="Times New Roman"/>
+          <w:sz w:val="24"/>
+          <w:szCs w:val="24"/>
+        </w:rPr>
+      </w:pPr>
+      <w:r>
+        <w:rPr>
+          <w:rFonts w:ascii="Abadi Extra Light" w:eastAsia="BatangChe" w:hAnsi="Abadi Extra Light" w:cs="Times New Roman"/>
+          <w:sz w:val="24"/>
+          <w:szCs w:val="24"/>
+        </w:rPr>
+        <w:t>dist = new Array(V)</w:t>
+      </w:r>
+    </w:p>
+    <w:p>
+      <w:pPr>
+        <w:rPr>
+          <w:rFonts w:ascii="Abadi Extra Light" w:eastAsia="BatangChe" w:hAnsi="Abadi Extra Light" w:cs="Times New Roman"/>
+          <w:sz w:val="24"/>
+          <w:szCs w:val="24"/>
+        </w:rPr>
+      </w:pPr>
+      <w:r>
+        <w:rPr>
+          <w:rFonts w:ascii="Abadi Extra Light" w:eastAsia="BatangChe" w:hAnsi="Abadi Extra Light" w:cs="Times New Roman"/>
+          <w:sz w:val="24"/>
+          <w:szCs w:val="24"/>
+        </w:rPr>
+        <w:t xml:space="preserve">            u = order[0]</w:t>
+      </w:r>
+    </w:p>
+    <w:p>
+      <w:pPr>
+        <w:rPr>
+          <w:rFonts w:ascii="Abadi Extra Light" w:eastAsia="BatangChe" w:hAnsi="Abadi Extra Light" w:cs="Times New Roman"/>
+          <w:sz w:val="24"/>
+          <w:szCs w:val="24"/>
+        </w:rPr>
+      </w:pPr>
+      <w:r>
+        <w:rPr>
+          <w:rFonts w:ascii="Abadi Extra Light" w:eastAsia="BatangChe" w:hAnsi="Abadi Extra Light" w:cs="Times New Roman"/>
+          <w:sz w:val="24"/>
+          <w:szCs w:val="24"/>
+        </w:rPr>
         <w:t xml:space="preserve"> </w:t>
       </w:r>
-      <w:proofErr w:type="spellStart"/>
       <w:r>
         <w:rPr>
           <w:rFonts w:ascii="Abadi Extra Light" w:eastAsia="BatangChe" w:hAnsi="Abadi Extra Light" w:cs="Times New Roman"/>
           <w:sz w:val="24"/>
           <w:szCs w:val="24"/>
         </w:rPr>
-        <w:t>longestPath</w:t>
-      </w:r>
-      <w:proofErr w:type="spellEnd"/>
-      <w:r>
+        <w:tab/>
+        <w:t>foreach u in order:</w:t>
+      </w:r>
+    </w:p>
+    <w:p>
+      <w:pPr>
+        <w:ind w:left="708" w:firstLine="708"/>
         <w:rPr>
           <w:rFonts w:ascii="Abadi Extra Light" w:eastAsia="BatangChe" w:hAnsi="Abadi Extra Light" w:cs="Times New Roman"/>
           <w:sz w:val="24"/>
           <w:szCs w:val="24"/>
         </w:rPr>
-        <w:t xml:space="preserve">( </w:t>
-      </w:r>
-      <w:proofErr w:type="spellStart"/>
+      </w:pPr>
       <w:r>
         <w:rPr>
           <w:rFonts w:ascii="Abadi Extra Light" w:eastAsia="BatangChe" w:hAnsi="Abadi Extra Light" w:cs="Times New Roman"/>
           <w:sz w:val="24"/>
           <w:szCs w:val="24"/>
         </w:rPr>
-        <w:t>graph</w:t>
-      </w:r>
-      <w:proofErr w:type="spellEnd"/>
-      <w:r>
+        <w:t>foreach v in adj(u):</w:t>
+      </w:r>
+    </w:p>
+    <w:p>
+      <w:pPr>
+        <w:ind w:left="1416" w:firstLine="708"/>
         <w:rPr>
           <w:rFonts w:ascii="Abadi Extra Light" w:eastAsia="BatangChe" w:hAnsi="Abadi Extra Light" w:cs="Times New Roman"/>
           <w:sz w:val="24"/>
           <w:szCs w:val="24"/>
         </w:rPr>
-        <w:t>, V ):</w:t>
+      </w:pPr>
+      <w:r>
+        <w:rPr>
+          <w:rFonts w:ascii="Abadi Extra Light" w:eastAsia="BatangChe" w:hAnsi="Abadi Extra Light" w:cs="Times New Roman"/>
+          <w:sz w:val="24"/>
+          <w:szCs w:val="24"/>
+        </w:rPr>
+        <w:t>if( dist[v] &lt; dist[u] + weight(u,v) )</w:t>
+      </w:r>
+    </w:p>
+    <w:p>
+      <w:pPr>
+        <w:ind w:left="708" w:firstLine="708"/>
+        <w:rPr>
+          <w:rFonts w:ascii="Abadi Extra Light" w:eastAsia="BatangChe" w:hAnsi="Abadi Extra Light" w:cs="Times New Roman"/>
+          <w:sz w:val="24"/>
+          <w:szCs w:val="24"/>
+        </w:rPr>
+      </w:pPr>
+      <w:r>
+        <w:rPr>
+          <w:rFonts w:ascii="Abadi Extra Light" w:eastAsia="BatangChe" w:hAnsi="Abadi Extra Light" w:cs="Times New Roman"/>
+          <w:sz w:val="24"/>
+          <w:szCs w:val="24"/>
+        </w:rPr>
+        <w:tab/>
+      </w:r>
+      <w:r>
+        <w:rPr>
+          <w:rFonts w:ascii="Abadi Extra Light" w:eastAsia="BatangChe" w:hAnsi="Abadi Extra Light" w:cs="Times New Roman"/>
+          <w:sz w:val="24"/>
+          <w:szCs w:val="24"/>
+        </w:rPr>
+        <w:tab/>
+        <w:t>dist[v] = dist[u] + weight(u,v)</w:t>
+      </w:r>
+    </w:p>
+    <w:p>
+      <w:pPr>
+        <w:ind w:left="708" w:firstLine="708"/>
+        <w:rPr>
+          <w:rFonts w:ascii="Abadi Extra Light" w:eastAsia="BatangChe" w:hAnsi="Abadi Extra Light" w:cs="Times New Roman"/>
+          <w:sz w:val="24"/>
+          <w:szCs w:val="24"/>
+        </w:rPr>
+      </w:pPr>
+      <w:r>
+        <w:rPr>
+          <w:rFonts w:ascii="Abadi Extra Light" w:eastAsia="BatangChe" w:hAnsi="Abadi Extra Light" w:cs="Times New Roman"/>
+          <w:sz w:val="24"/>
+          <w:szCs w:val="24"/>
+        </w:rPr>
+        <w:tab/>
+      </w:r>
+      <w:r>
+        <w:rPr>
+          <w:rFonts w:ascii="Abadi Extra Light" w:eastAsia="BatangChe" w:hAnsi="Abadi Extra Light" w:cs="Times New Roman"/>
+          <w:sz w:val="24"/>
+          <w:szCs w:val="24"/>
+        </w:rPr>
+        <w:tab/>
+        <w:t>predecessor[ v ] = u</w:t>
       </w:r>
     </w:p>
     <w:p>
@@ -12968,49 +11572,49 @@
           <w:szCs w:val="24"/>
         </w:rPr>
       </w:pPr>
-      <w:r>
+    </w:p>
+    <w:p>
+      <w:pPr>
+        <w:ind w:firstLine="708"/>
         <w:rPr>
           <w:rFonts w:ascii="Abadi Extra Light" w:eastAsia="BatangChe" w:hAnsi="Abadi Extra Light" w:cs="Times New Roman"/>
           <w:sz w:val="24"/>
           <w:szCs w:val="24"/>
         </w:rPr>
-        <w:t xml:space="preserve">order = </w:t>
-      </w:r>
-      <w:proofErr w:type="spellStart"/>
+      </w:pPr>
       <w:r>
         <w:rPr>
           <w:rFonts w:ascii="Abadi Extra Light" w:eastAsia="BatangChe" w:hAnsi="Abadi Extra Light" w:cs="Times New Roman"/>
           <w:sz w:val="24"/>
           <w:szCs w:val="24"/>
         </w:rPr>
-        <w:t>topologicalSort</w:t>
-      </w:r>
-      <w:proofErr w:type="spellEnd"/>
+        <w:t>p</w:t>
+      </w:r>
       <w:r>
         <w:rPr>
           <w:rFonts w:ascii="Abadi Extra Light" w:eastAsia="BatangChe" w:hAnsi="Abadi Extra Light" w:cs="Times New Roman"/>
           <w:sz w:val="24"/>
           <w:szCs w:val="24"/>
         </w:rPr>
-        <w:t xml:space="preserve">( </w:t>
-      </w:r>
-      <w:proofErr w:type="spellStart"/>
-      <w:r>
+        <w:t xml:space="preserve"> = order[ order.size – 1 ]</w:t>
+      </w:r>
+    </w:p>
+    <w:p>
+      <w:pPr>
+        <w:ind w:firstLine="708"/>
         <w:rPr>
           <w:rFonts w:ascii="Abadi Extra Light" w:eastAsia="BatangChe" w:hAnsi="Abadi Extra Light" w:cs="Times New Roman"/>
           <w:sz w:val="24"/>
           <w:szCs w:val="24"/>
         </w:rPr>
-        <w:t>graph</w:t>
-      </w:r>
-      <w:proofErr w:type="spellEnd"/>
+      </w:pPr>
       <w:r>
         <w:rPr>
           <w:rFonts w:ascii="Abadi Extra Light" w:eastAsia="BatangChe" w:hAnsi="Abadi Extra Light" w:cs="Times New Roman"/>
           <w:sz w:val="24"/>
           <w:szCs w:val="24"/>
         </w:rPr>
-        <w:t xml:space="preserve"> )</w:t>
+        <w:t>path = []</w:t>
       </w:r>
     </w:p>
     <w:p>
@@ -13022,698 +11626,120 @@
           <w:szCs w:val="24"/>
         </w:rPr>
       </w:pPr>
-      <w:proofErr w:type="spellStart"/>
       <w:r>
         <w:rPr>
           <w:rFonts w:ascii="Abadi Extra Light" w:eastAsia="BatangChe" w:hAnsi="Abadi Extra Light" w:cs="Times New Roman"/>
           <w:sz w:val="24"/>
           <w:szCs w:val="24"/>
         </w:rPr>
-        <w:t>dist</w:t>
-      </w:r>
-      <w:proofErr w:type="spellEnd"/>
+        <w:t>path.push(</w:t>
+      </w:r>
       <w:r>
         <w:rPr>
           <w:rFonts w:ascii="Abadi Extra Light" w:eastAsia="BatangChe" w:hAnsi="Abadi Extra Light" w:cs="Times New Roman"/>
           <w:sz w:val="24"/>
           <w:szCs w:val="24"/>
         </w:rPr>
-        <w:t xml:space="preserve"> = </w:t>
-      </w:r>
-      <w:proofErr w:type="spellStart"/>
+        <w:t>p</w:t>
+      </w:r>
       <w:r>
         <w:rPr>
           <w:rFonts w:ascii="Abadi Extra Light" w:eastAsia="BatangChe" w:hAnsi="Abadi Extra Light" w:cs="Times New Roman"/>
           <w:sz w:val="24"/>
           <w:szCs w:val="24"/>
         </w:rPr>
-        <w:t>new</w:t>
-      </w:r>
-      <w:proofErr w:type="spellEnd"/>
-      <w:r>
+        <w:t>)</w:t>
+      </w:r>
+    </w:p>
+    <w:p>
+      <w:pPr>
+        <w:ind w:firstLine="708"/>
         <w:rPr>
           <w:rFonts w:ascii="Abadi Extra Light" w:eastAsia="BatangChe" w:hAnsi="Abadi Extra Light" w:cs="Times New Roman"/>
           <w:sz w:val="24"/>
           <w:szCs w:val="24"/>
         </w:rPr>
-        <w:t xml:space="preserve"> </w:t>
-      </w:r>
-      <w:proofErr w:type="spellStart"/>
+      </w:pPr>
       <w:r>
         <w:rPr>
           <w:rFonts w:ascii="Abadi Extra Light" w:eastAsia="BatangChe" w:hAnsi="Abadi Extra Light" w:cs="Times New Roman"/>
           <w:sz w:val="24"/>
           <w:szCs w:val="24"/>
         </w:rPr>
-        <w:t>Array</w:t>
-      </w:r>
-      <w:proofErr w:type="spellEnd"/>
-      <w:r>
+        <w:t>while( p != order[0] ):</w:t>
+      </w:r>
+    </w:p>
+    <w:p>
+      <w:pPr>
+        <w:ind w:firstLine="708"/>
         <w:rPr>
           <w:rFonts w:ascii="Abadi Extra Light" w:eastAsia="BatangChe" w:hAnsi="Abadi Extra Light" w:cs="Times New Roman"/>
           <w:sz w:val="24"/>
           <w:szCs w:val="24"/>
         </w:rPr>
-        <w:t>(V)</w:t>
-      </w:r>
-    </w:p>
-    <w:p>
-      <w:pPr>
+      </w:pPr>
+      <w:r>
         <w:rPr>
           <w:rFonts w:ascii="Abadi Extra Light" w:eastAsia="BatangChe" w:hAnsi="Abadi Extra Light" w:cs="Times New Roman"/>
           <w:sz w:val="24"/>
           <w:szCs w:val="24"/>
         </w:rPr>
-      </w:pPr>
-      <w:r>
+        <w:tab/>
+        <w:t>p = predecessor[ p ]</w:t>
+      </w:r>
+    </w:p>
+    <w:p>
+      <w:pPr>
+        <w:ind w:firstLine="708"/>
         <w:rPr>
           <w:rFonts w:ascii="Abadi Extra Light" w:eastAsia="BatangChe" w:hAnsi="Abadi Extra Light" w:cs="Times New Roman"/>
           <w:sz w:val="24"/>
           <w:szCs w:val="24"/>
         </w:rPr>
-        <w:t xml:space="preserve">            u = order[0]</w:t>
-      </w:r>
-    </w:p>
-    <w:p>
-      <w:pPr>
+      </w:pPr>
+      <w:r>
         <w:rPr>
           <w:rFonts w:ascii="Abadi Extra Light" w:eastAsia="BatangChe" w:hAnsi="Abadi Extra Light" w:cs="Times New Roman"/>
           <w:sz w:val="24"/>
           <w:szCs w:val="24"/>
         </w:rPr>
-      </w:pPr>
+        <w:tab/>
+      </w:r>
       <w:r>
         <w:rPr>
           <w:rFonts w:ascii="Abadi Extra Light" w:eastAsia="BatangChe" w:hAnsi="Abadi Extra Light" w:cs="Times New Roman"/>
           <w:sz w:val="24"/>
           <w:szCs w:val="24"/>
         </w:rPr>
-        <w:t xml:space="preserve"> </w:t>
-      </w:r>
-      <w:r>
+        <w:t xml:space="preserve">path.push(p) </w:t>
+      </w:r>
+    </w:p>
+    <w:p>
+      <w:pPr>
+        <w:ind w:firstLine="708"/>
         <w:rPr>
           <w:rFonts w:ascii="Abadi Extra Light" w:eastAsia="BatangChe" w:hAnsi="Abadi Extra Light" w:cs="Times New Roman"/>
           <w:sz w:val="24"/>
           <w:szCs w:val="24"/>
         </w:rPr>
-        <w:tab/>
-      </w:r>
-      <w:proofErr w:type="spellStart"/>
-      <w:r>
+      </w:pPr>
+    </w:p>
+    <w:p>
+      <w:pPr>
+        <w:ind w:firstLine="708"/>
         <w:rPr>
           <w:rFonts w:ascii="Abadi Extra Light" w:eastAsia="BatangChe" w:hAnsi="Abadi Extra Light" w:cs="Times New Roman"/>
           <w:sz w:val="24"/>
           <w:szCs w:val="24"/>
         </w:rPr>
-        <w:t>foreach</w:t>
-      </w:r>
-      <w:proofErr w:type="spellEnd"/>
+      </w:pPr>
       <w:r>
         <w:rPr>
           <w:rFonts w:ascii="Abadi Extra Light" w:eastAsia="BatangChe" w:hAnsi="Abadi Extra Light" w:cs="Times New Roman"/>
           <w:sz w:val="24"/>
           <w:szCs w:val="24"/>
         </w:rPr>
-        <w:t xml:space="preserve"> u in order:</w:t>
-      </w:r>
-    </w:p>
-    <w:p>
-      <w:pPr>
-        <w:ind w:left="708" w:firstLine="708"/>
-        <w:rPr>
-          <w:rFonts w:ascii="Abadi Extra Light" w:eastAsia="BatangChe" w:hAnsi="Abadi Extra Light" w:cs="Times New Roman"/>
-          <w:sz w:val="24"/>
-          <w:szCs w:val="24"/>
-        </w:rPr>
-      </w:pPr>
-      <w:proofErr w:type="spellStart"/>
-      <w:r>
-        <w:rPr>
-          <w:rFonts w:ascii="Abadi Extra Light" w:eastAsia="BatangChe" w:hAnsi="Abadi Extra Light" w:cs="Times New Roman"/>
-          <w:sz w:val="24"/>
-          <w:szCs w:val="24"/>
-        </w:rPr>
-        <w:t>foreach</w:t>
-      </w:r>
-      <w:proofErr w:type="spellEnd"/>
-      <w:r>
-        <w:rPr>
-          <w:rFonts w:ascii="Abadi Extra Light" w:eastAsia="BatangChe" w:hAnsi="Abadi Extra Light" w:cs="Times New Roman"/>
-          <w:sz w:val="24"/>
-          <w:szCs w:val="24"/>
-        </w:rPr>
-        <w:t xml:space="preserve"> v in </w:t>
-      </w:r>
-      <w:proofErr w:type="spellStart"/>
-      <w:r>
-        <w:rPr>
-          <w:rFonts w:ascii="Abadi Extra Light" w:eastAsia="BatangChe" w:hAnsi="Abadi Extra Light" w:cs="Times New Roman"/>
-          <w:sz w:val="24"/>
-          <w:szCs w:val="24"/>
-        </w:rPr>
-        <w:t>adj</w:t>
-      </w:r>
-      <w:proofErr w:type="spellEnd"/>
-      <w:r>
-        <w:rPr>
-          <w:rFonts w:ascii="Abadi Extra Light" w:eastAsia="BatangChe" w:hAnsi="Abadi Extra Light" w:cs="Times New Roman"/>
-          <w:sz w:val="24"/>
-          <w:szCs w:val="24"/>
-        </w:rPr>
-        <w:t>(u):</w:t>
-      </w:r>
-    </w:p>
-    <w:p>
-      <w:pPr>
-        <w:ind w:left="1416" w:firstLine="708"/>
-        <w:rPr>
-          <w:rFonts w:ascii="Abadi Extra Light" w:eastAsia="BatangChe" w:hAnsi="Abadi Extra Light" w:cs="Times New Roman"/>
-          <w:sz w:val="24"/>
-          <w:szCs w:val="24"/>
-        </w:rPr>
-      </w:pPr>
-      <w:proofErr w:type="spellStart"/>
-      <w:r>
-        <w:rPr>
-          <w:rFonts w:ascii="Abadi Extra Light" w:eastAsia="BatangChe" w:hAnsi="Abadi Extra Light" w:cs="Times New Roman"/>
-          <w:sz w:val="24"/>
-          <w:szCs w:val="24"/>
-        </w:rPr>
-        <w:t>if</w:t>
-      </w:r>
-      <w:proofErr w:type="spellEnd"/>
-      <w:r>
-        <w:rPr>
-          <w:rFonts w:ascii="Abadi Extra Light" w:eastAsia="BatangChe" w:hAnsi="Abadi Extra Light" w:cs="Times New Roman"/>
-          <w:sz w:val="24"/>
-          <w:szCs w:val="24"/>
-        </w:rPr>
-        <w:t xml:space="preserve">( </w:t>
-      </w:r>
-      <w:proofErr w:type="spellStart"/>
-      <w:r>
-        <w:rPr>
-          <w:rFonts w:ascii="Abadi Extra Light" w:eastAsia="BatangChe" w:hAnsi="Abadi Extra Light" w:cs="Times New Roman"/>
-          <w:sz w:val="24"/>
-          <w:szCs w:val="24"/>
-        </w:rPr>
-        <w:t>dist</w:t>
-      </w:r>
-      <w:proofErr w:type="spellEnd"/>
-      <w:r>
-        <w:rPr>
-          <w:rFonts w:ascii="Abadi Extra Light" w:eastAsia="BatangChe" w:hAnsi="Abadi Extra Light" w:cs="Times New Roman"/>
-          <w:sz w:val="24"/>
-          <w:szCs w:val="24"/>
-        </w:rPr>
-        <w:t xml:space="preserve">[v] &lt; </w:t>
-      </w:r>
-      <w:proofErr w:type="spellStart"/>
-      <w:r>
-        <w:rPr>
-          <w:rFonts w:ascii="Abadi Extra Light" w:eastAsia="BatangChe" w:hAnsi="Abadi Extra Light" w:cs="Times New Roman"/>
-          <w:sz w:val="24"/>
-          <w:szCs w:val="24"/>
-        </w:rPr>
-        <w:t>dist</w:t>
-      </w:r>
-      <w:proofErr w:type="spellEnd"/>
-      <w:r>
-        <w:rPr>
-          <w:rFonts w:ascii="Abadi Extra Light" w:eastAsia="BatangChe" w:hAnsi="Abadi Extra Light" w:cs="Times New Roman"/>
-          <w:sz w:val="24"/>
-          <w:szCs w:val="24"/>
-        </w:rPr>
-        <w:t xml:space="preserve">[u] + </w:t>
-      </w:r>
-      <w:proofErr w:type="spellStart"/>
-      <w:r>
-        <w:rPr>
-          <w:rFonts w:ascii="Abadi Extra Light" w:eastAsia="BatangChe" w:hAnsi="Abadi Extra Light" w:cs="Times New Roman"/>
-          <w:sz w:val="24"/>
-          <w:szCs w:val="24"/>
-        </w:rPr>
-        <w:t>weight</w:t>
-      </w:r>
-      <w:proofErr w:type="spellEnd"/>
-      <w:r>
-        <w:rPr>
-          <w:rFonts w:ascii="Abadi Extra Light" w:eastAsia="BatangChe" w:hAnsi="Abadi Extra Light" w:cs="Times New Roman"/>
-          <w:sz w:val="24"/>
-          <w:szCs w:val="24"/>
-        </w:rPr>
-        <w:t>(</w:t>
-      </w:r>
-      <w:proofErr w:type="spellStart"/>
-      <w:r>
-        <w:rPr>
-          <w:rFonts w:ascii="Abadi Extra Light" w:eastAsia="BatangChe" w:hAnsi="Abadi Extra Light" w:cs="Times New Roman"/>
-          <w:sz w:val="24"/>
-          <w:szCs w:val="24"/>
-        </w:rPr>
-        <w:t>u,v</w:t>
-      </w:r>
-      <w:proofErr w:type="spellEnd"/>
-      <w:r>
-        <w:rPr>
-          <w:rFonts w:ascii="Abadi Extra Light" w:eastAsia="BatangChe" w:hAnsi="Abadi Extra Light" w:cs="Times New Roman"/>
-          <w:sz w:val="24"/>
-          <w:szCs w:val="24"/>
-        </w:rPr>
-        <w:t>) )</w:t>
-      </w:r>
-    </w:p>
-    <w:p>
-      <w:pPr>
-        <w:ind w:left="708" w:firstLine="708"/>
-        <w:rPr>
-          <w:rFonts w:ascii="Abadi Extra Light" w:eastAsia="BatangChe" w:hAnsi="Abadi Extra Light" w:cs="Times New Roman"/>
-          <w:sz w:val="24"/>
-          <w:szCs w:val="24"/>
-        </w:rPr>
-      </w:pPr>
-      <w:r>
-        <w:rPr>
-          <w:rFonts w:ascii="Abadi Extra Light" w:eastAsia="BatangChe" w:hAnsi="Abadi Extra Light" w:cs="Times New Roman"/>
-          <w:sz w:val="24"/>
-          <w:szCs w:val="24"/>
-        </w:rPr>
-        <w:tab/>
-      </w:r>
-      <w:r>
-        <w:rPr>
-          <w:rFonts w:ascii="Abadi Extra Light" w:eastAsia="BatangChe" w:hAnsi="Abadi Extra Light" w:cs="Times New Roman"/>
-          <w:sz w:val="24"/>
-          <w:szCs w:val="24"/>
-        </w:rPr>
-        <w:tab/>
-      </w:r>
-      <w:proofErr w:type="spellStart"/>
-      <w:r>
-        <w:rPr>
-          <w:rFonts w:ascii="Abadi Extra Light" w:eastAsia="BatangChe" w:hAnsi="Abadi Extra Light" w:cs="Times New Roman"/>
-          <w:sz w:val="24"/>
-          <w:szCs w:val="24"/>
-        </w:rPr>
-        <w:t>dist</w:t>
-      </w:r>
-      <w:proofErr w:type="spellEnd"/>
-      <w:r>
-        <w:rPr>
-          <w:rFonts w:ascii="Abadi Extra Light" w:eastAsia="BatangChe" w:hAnsi="Abadi Extra Light" w:cs="Times New Roman"/>
-          <w:sz w:val="24"/>
-          <w:szCs w:val="24"/>
-        </w:rPr>
-        <w:t xml:space="preserve">[v] = </w:t>
-      </w:r>
-      <w:proofErr w:type="spellStart"/>
-      <w:r>
-        <w:rPr>
-          <w:rFonts w:ascii="Abadi Extra Light" w:eastAsia="BatangChe" w:hAnsi="Abadi Extra Light" w:cs="Times New Roman"/>
-          <w:sz w:val="24"/>
-          <w:szCs w:val="24"/>
-        </w:rPr>
-        <w:t>dist</w:t>
-      </w:r>
-      <w:proofErr w:type="spellEnd"/>
-      <w:r>
-        <w:rPr>
-          <w:rFonts w:ascii="Abadi Extra Light" w:eastAsia="BatangChe" w:hAnsi="Abadi Extra Light" w:cs="Times New Roman"/>
-          <w:sz w:val="24"/>
-          <w:szCs w:val="24"/>
-        </w:rPr>
-        <w:t xml:space="preserve">[u] + </w:t>
-      </w:r>
-      <w:proofErr w:type="spellStart"/>
-      <w:r>
-        <w:rPr>
-          <w:rFonts w:ascii="Abadi Extra Light" w:eastAsia="BatangChe" w:hAnsi="Abadi Extra Light" w:cs="Times New Roman"/>
-          <w:sz w:val="24"/>
-          <w:szCs w:val="24"/>
-        </w:rPr>
-        <w:t>weight</w:t>
-      </w:r>
-      <w:proofErr w:type="spellEnd"/>
-      <w:r>
-        <w:rPr>
-          <w:rFonts w:ascii="Abadi Extra Light" w:eastAsia="BatangChe" w:hAnsi="Abadi Extra Light" w:cs="Times New Roman"/>
-          <w:sz w:val="24"/>
-          <w:szCs w:val="24"/>
-        </w:rPr>
-        <w:t>(</w:t>
-      </w:r>
-      <w:proofErr w:type="spellStart"/>
-      <w:r>
-        <w:rPr>
-          <w:rFonts w:ascii="Abadi Extra Light" w:eastAsia="BatangChe" w:hAnsi="Abadi Extra Light" w:cs="Times New Roman"/>
-          <w:sz w:val="24"/>
-          <w:szCs w:val="24"/>
-        </w:rPr>
-        <w:t>u,v</w:t>
-      </w:r>
-      <w:proofErr w:type="spellEnd"/>
-      <w:r>
-        <w:rPr>
-          <w:rFonts w:ascii="Abadi Extra Light" w:eastAsia="BatangChe" w:hAnsi="Abadi Extra Light" w:cs="Times New Roman"/>
-          <w:sz w:val="24"/>
-          <w:szCs w:val="24"/>
-        </w:rPr>
-        <w:t>)</w:t>
-      </w:r>
-    </w:p>
-    <w:p>
-      <w:pPr>
-        <w:ind w:left="708" w:firstLine="708"/>
-        <w:rPr>
-          <w:rFonts w:ascii="Abadi Extra Light" w:eastAsia="BatangChe" w:hAnsi="Abadi Extra Light" w:cs="Times New Roman"/>
-          <w:sz w:val="24"/>
-          <w:szCs w:val="24"/>
-        </w:rPr>
-      </w:pPr>
-      <w:r>
-        <w:rPr>
-          <w:rFonts w:ascii="Abadi Extra Light" w:eastAsia="BatangChe" w:hAnsi="Abadi Extra Light" w:cs="Times New Roman"/>
-          <w:sz w:val="24"/>
-          <w:szCs w:val="24"/>
-        </w:rPr>
-        <w:tab/>
-      </w:r>
-      <w:r>
-        <w:rPr>
-          <w:rFonts w:ascii="Abadi Extra Light" w:eastAsia="BatangChe" w:hAnsi="Abadi Extra Light" w:cs="Times New Roman"/>
-          <w:sz w:val="24"/>
-          <w:szCs w:val="24"/>
-        </w:rPr>
-        <w:tab/>
-      </w:r>
-      <w:proofErr w:type="spellStart"/>
-      <w:r>
-        <w:rPr>
-          <w:rFonts w:ascii="Abadi Extra Light" w:eastAsia="BatangChe" w:hAnsi="Abadi Extra Light" w:cs="Times New Roman"/>
-          <w:sz w:val="24"/>
-          <w:szCs w:val="24"/>
-        </w:rPr>
-        <w:t>predecessor</w:t>
-      </w:r>
-      <w:proofErr w:type="spellEnd"/>
-      <w:r>
-        <w:rPr>
-          <w:rFonts w:ascii="Abadi Extra Light" w:eastAsia="BatangChe" w:hAnsi="Abadi Extra Light" w:cs="Times New Roman"/>
-          <w:sz w:val="24"/>
-          <w:szCs w:val="24"/>
-        </w:rPr>
-        <w:t>[ v ] = u</w:t>
-      </w:r>
-    </w:p>
-    <w:p>
-      <w:pPr>
-        <w:ind w:firstLine="708"/>
-        <w:rPr>
-          <w:rFonts w:ascii="Abadi Extra Light" w:eastAsia="BatangChe" w:hAnsi="Abadi Extra Light" w:cs="Times New Roman"/>
-          <w:sz w:val="24"/>
-          <w:szCs w:val="24"/>
-        </w:rPr>
-      </w:pPr>
-    </w:p>
-    <w:p>
-      <w:pPr>
-        <w:ind w:firstLine="708"/>
-        <w:rPr>
-          <w:rFonts w:ascii="Abadi Extra Light" w:eastAsia="BatangChe" w:hAnsi="Abadi Extra Light" w:cs="Times New Roman"/>
-          <w:sz w:val="24"/>
-          <w:szCs w:val="24"/>
-        </w:rPr>
-      </w:pPr>
-      <w:r>
-        <w:rPr>
-          <w:rFonts w:ascii="Abadi Extra Light" w:eastAsia="BatangChe" w:hAnsi="Abadi Extra Light" w:cs="Times New Roman"/>
-          <w:sz w:val="24"/>
-          <w:szCs w:val="24"/>
-        </w:rPr>
-        <w:t>p</w:t>
-      </w:r>
-      <w:r>
-        <w:rPr>
-          <w:rFonts w:ascii="Abadi Extra Light" w:eastAsia="BatangChe" w:hAnsi="Abadi Extra Light" w:cs="Times New Roman"/>
-          <w:sz w:val="24"/>
-          <w:szCs w:val="24"/>
-        </w:rPr>
-        <w:t xml:space="preserve"> = order[ </w:t>
-      </w:r>
-      <w:proofErr w:type="spellStart"/>
-      <w:r>
-        <w:rPr>
-          <w:rFonts w:ascii="Abadi Extra Light" w:eastAsia="BatangChe" w:hAnsi="Abadi Extra Light" w:cs="Times New Roman"/>
-          <w:sz w:val="24"/>
-          <w:szCs w:val="24"/>
-        </w:rPr>
-        <w:t>order.size</w:t>
-      </w:r>
-      <w:proofErr w:type="spellEnd"/>
-      <w:r>
-        <w:rPr>
-          <w:rFonts w:ascii="Abadi Extra Light" w:eastAsia="BatangChe" w:hAnsi="Abadi Extra Light" w:cs="Times New Roman"/>
-          <w:sz w:val="24"/>
-          <w:szCs w:val="24"/>
-        </w:rPr>
-        <w:t xml:space="preserve"> – 1 ]</w:t>
-      </w:r>
-    </w:p>
-    <w:p>
-      <w:pPr>
-        <w:ind w:firstLine="708"/>
-        <w:rPr>
-          <w:rFonts w:ascii="Abadi Extra Light" w:eastAsia="BatangChe" w:hAnsi="Abadi Extra Light" w:cs="Times New Roman"/>
-          <w:sz w:val="24"/>
-          <w:szCs w:val="24"/>
-        </w:rPr>
-      </w:pPr>
-      <w:proofErr w:type="spellStart"/>
-      <w:r>
-        <w:rPr>
-          <w:rFonts w:ascii="Abadi Extra Light" w:eastAsia="BatangChe" w:hAnsi="Abadi Extra Light" w:cs="Times New Roman"/>
-          <w:sz w:val="24"/>
-          <w:szCs w:val="24"/>
-        </w:rPr>
-        <w:t>path</w:t>
-      </w:r>
-      <w:proofErr w:type="spellEnd"/>
-      <w:r>
-        <w:rPr>
-          <w:rFonts w:ascii="Abadi Extra Light" w:eastAsia="BatangChe" w:hAnsi="Abadi Extra Light" w:cs="Times New Roman"/>
-          <w:sz w:val="24"/>
-          <w:szCs w:val="24"/>
-        </w:rPr>
-        <w:t xml:space="preserve"> = []</w:t>
-      </w:r>
-    </w:p>
-    <w:p>
-      <w:pPr>
-        <w:ind w:firstLine="708"/>
-        <w:rPr>
-          <w:rFonts w:ascii="Abadi Extra Light" w:eastAsia="BatangChe" w:hAnsi="Abadi Extra Light" w:cs="Times New Roman"/>
-          <w:sz w:val="24"/>
-          <w:szCs w:val="24"/>
-        </w:rPr>
-      </w:pPr>
-      <w:proofErr w:type="spellStart"/>
-      <w:r>
-        <w:rPr>
-          <w:rFonts w:ascii="Abadi Extra Light" w:eastAsia="BatangChe" w:hAnsi="Abadi Extra Light" w:cs="Times New Roman"/>
-          <w:sz w:val="24"/>
-          <w:szCs w:val="24"/>
-        </w:rPr>
-        <w:t>path.push</w:t>
-      </w:r>
-      <w:proofErr w:type="spellEnd"/>
-      <w:r>
-        <w:rPr>
-          <w:rFonts w:ascii="Abadi Extra Light" w:eastAsia="BatangChe" w:hAnsi="Abadi Extra Light" w:cs="Times New Roman"/>
-          <w:sz w:val="24"/>
-          <w:szCs w:val="24"/>
-        </w:rPr>
-        <w:t>(</w:t>
-      </w:r>
-      <w:r>
-        <w:rPr>
-          <w:rFonts w:ascii="Abadi Extra Light" w:eastAsia="BatangChe" w:hAnsi="Abadi Extra Light" w:cs="Times New Roman"/>
-          <w:sz w:val="24"/>
-          <w:szCs w:val="24"/>
-        </w:rPr>
-        <w:t>p</w:t>
-      </w:r>
-      <w:r>
-        <w:rPr>
-          <w:rFonts w:ascii="Abadi Extra Light" w:eastAsia="BatangChe" w:hAnsi="Abadi Extra Light" w:cs="Times New Roman"/>
-          <w:sz w:val="24"/>
-          <w:szCs w:val="24"/>
-        </w:rPr>
-        <w:t>)</w:t>
-      </w:r>
-    </w:p>
-    <w:p>
-      <w:pPr>
-        <w:ind w:firstLine="708"/>
-        <w:rPr>
-          <w:rFonts w:ascii="Abadi Extra Light" w:eastAsia="BatangChe" w:hAnsi="Abadi Extra Light" w:cs="Times New Roman"/>
-          <w:sz w:val="24"/>
-          <w:szCs w:val="24"/>
-        </w:rPr>
-      </w:pPr>
-      <w:proofErr w:type="spellStart"/>
-      <w:r>
-        <w:rPr>
-          <w:rFonts w:ascii="Abadi Extra Light" w:eastAsia="BatangChe" w:hAnsi="Abadi Extra Light" w:cs="Times New Roman"/>
-          <w:sz w:val="24"/>
-          <w:szCs w:val="24"/>
-        </w:rPr>
-        <w:t>while</w:t>
-      </w:r>
-      <w:proofErr w:type="spellEnd"/>
-      <w:r>
-        <w:rPr>
-          <w:rFonts w:ascii="Abadi Extra Light" w:eastAsia="BatangChe" w:hAnsi="Abadi Extra Light" w:cs="Times New Roman"/>
-          <w:sz w:val="24"/>
-          <w:szCs w:val="24"/>
-        </w:rPr>
-        <w:t>( p != order[0] ):</w:t>
-      </w:r>
-    </w:p>
-    <w:p>
-      <w:pPr>
-        <w:ind w:firstLine="708"/>
-        <w:rPr>
-          <w:rFonts w:ascii="Abadi Extra Light" w:eastAsia="BatangChe" w:hAnsi="Abadi Extra Light" w:cs="Times New Roman"/>
-          <w:sz w:val="24"/>
-          <w:szCs w:val="24"/>
-        </w:rPr>
-      </w:pPr>
-      <w:r>
-        <w:rPr>
-          <w:rFonts w:ascii="Abadi Extra Light" w:eastAsia="BatangChe" w:hAnsi="Abadi Extra Light" w:cs="Times New Roman"/>
-          <w:sz w:val="24"/>
-          <w:szCs w:val="24"/>
-        </w:rPr>
-        <w:tab/>
-        <w:t xml:space="preserve">p = </w:t>
-      </w:r>
-      <w:proofErr w:type="spellStart"/>
-      <w:r>
-        <w:rPr>
-          <w:rFonts w:ascii="Abadi Extra Light" w:eastAsia="BatangChe" w:hAnsi="Abadi Extra Light" w:cs="Times New Roman"/>
-          <w:sz w:val="24"/>
-          <w:szCs w:val="24"/>
-        </w:rPr>
-        <w:t>predecessor</w:t>
-      </w:r>
-      <w:proofErr w:type="spellEnd"/>
-      <w:r>
-        <w:rPr>
-          <w:rFonts w:ascii="Abadi Extra Light" w:eastAsia="BatangChe" w:hAnsi="Abadi Extra Light" w:cs="Times New Roman"/>
-          <w:sz w:val="24"/>
-          <w:szCs w:val="24"/>
-        </w:rPr>
-        <w:t>[ p ]</w:t>
-      </w:r>
-    </w:p>
-    <w:p>
-      <w:pPr>
-        <w:ind w:firstLine="708"/>
-        <w:rPr>
-          <w:rFonts w:ascii="Abadi Extra Light" w:eastAsia="BatangChe" w:hAnsi="Abadi Extra Light" w:cs="Times New Roman"/>
-          <w:sz w:val="24"/>
-          <w:szCs w:val="24"/>
-        </w:rPr>
-      </w:pPr>
-      <w:r>
-        <w:rPr>
-          <w:rFonts w:ascii="Abadi Extra Light" w:eastAsia="BatangChe" w:hAnsi="Abadi Extra Light" w:cs="Times New Roman"/>
-          <w:sz w:val="24"/>
-          <w:szCs w:val="24"/>
-        </w:rPr>
-        <w:tab/>
-      </w:r>
-      <w:proofErr w:type="spellStart"/>
-      <w:r>
-        <w:rPr>
-          <w:rFonts w:ascii="Abadi Extra Light" w:eastAsia="BatangChe" w:hAnsi="Abadi Extra Light" w:cs="Times New Roman"/>
-          <w:sz w:val="24"/>
-          <w:szCs w:val="24"/>
-        </w:rPr>
-        <w:t>path.push</w:t>
-      </w:r>
-      <w:proofErr w:type="spellEnd"/>
-      <w:r>
-        <w:rPr>
-          <w:rFonts w:ascii="Abadi Extra Light" w:eastAsia="BatangChe" w:hAnsi="Abadi Extra Light" w:cs="Times New Roman"/>
-          <w:sz w:val="24"/>
-          <w:szCs w:val="24"/>
-        </w:rPr>
-        <w:t xml:space="preserve">(p) </w:t>
-      </w:r>
-    </w:p>
-    <w:p>
-      <w:pPr>
-        <w:ind w:firstLine="708"/>
-        <w:rPr>
-          <w:rFonts w:ascii="Abadi Extra Light" w:eastAsia="BatangChe" w:hAnsi="Abadi Extra Light" w:cs="Times New Roman"/>
-          <w:sz w:val="24"/>
-          <w:szCs w:val="24"/>
-        </w:rPr>
-      </w:pPr>
-    </w:p>
-    <w:p>
-      <w:pPr>
-        <w:ind w:firstLine="708"/>
-        <w:rPr>
-          <w:rFonts w:ascii="Abadi Extra Light" w:eastAsia="BatangChe" w:hAnsi="Abadi Extra Light" w:cs="Times New Roman"/>
-          <w:sz w:val="24"/>
-          <w:szCs w:val="24"/>
-        </w:rPr>
-      </w:pPr>
-      <w:r>
-        <w:rPr>
-          <w:rFonts w:ascii="Abadi Extra Light" w:eastAsia="BatangChe" w:hAnsi="Abadi Extra Light" w:cs="Times New Roman"/>
-          <w:sz w:val="24"/>
-          <w:szCs w:val="24"/>
-        </w:rPr>
-        <w:t xml:space="preserve">return </w:t>
-      </w:r>
-      <w:proofErr w:type="spellStart"/>
-      <w:r>
-        <w:rPr>
-          <w:rFonts w:ascii="Abadi Extra Light" w:eastAsia="BatangChe" w:hAnsi="Abadi Extra Light" w:cs="Times New Roman"/>
-          <w:sz w:val="24"/>
-          <w:szCs w:val="24"/>
-        </w:rPr>
-        <w:t>reverse</w:t>
-      </w:r>
-      <w:proofErr w:type="spellEnd"/>
-      <w:r>
-        <w:rPr>
-          <w:rFonts w:ascii="Abadi Extra Light" w:eastAsia="BatangChe" w:hAnsi="Abadi Extra Light" w:cs="Times New Roman"/>
-          <w:sz w:val="24"/>
-          <w:szCs w:val="24"/>
-        </w:rPr>
-        <w:t xml:space="preserve">( </w:t>
-      </w:r>
-      <w:proofErr w:type="spellStart"/>
-      <w:r>
-        <w:rPr>
-          <w:rFonts w:ascii="Abadi Extra Light" w:eastAsia="BatangChe" w:hAnsi="Abadi Extra Light" w:cs="Times New Roman"/>
-          <w:sz w:val="24"/>
-          <w:szCs w:val="24"/>
-        </w:rPr>
-        <w:t>path</w:t>
-      </w:r>
-      <w:proofErr w:type="spellEnd"/>
-      <w:r>
-        <w:rPr>
-          <w:rFonts w:ascii="Abadi Extra Light" w:eastAsia="BatangChe" w:hAnsi="Abadi Extra Light" w:cs="Times New Roman"/>
-          <w:sz w:val="24"/>
-          <w:szCs w:val="24"/>
-        </w:rPr>
-        <w:t xml:space="preserve"> )</w:t>
+        <w:t>return reverse( path )</w:t>
       </w:r>
     </w:p>
     <w:p>
@@ -13905,25 +11931,7 @@
           <w:sz w:val="24"/>
           <w:szCs w:val="24"/>
         </w:rPr>
-        <w:t xml:space="preserve"> Najbardziej znaną aplikacją tego typu jest Google </w:t>
-      </w:r>
-      <w:proofErr w:type="spellStart"/>
-      <w:r>
-        <w:rPr>
-          <w:rFonts w:ascii="Times New Roman" w:hAnsi="Times New Roman" w:cs="Times New Roman"/>
-          <w:sz w:val="24"/>
-          <w:szCs w:val="24"/>
-        </w:rPr>
-        <w:t>Maps</w:t>
-      </w:r>
-      <w:proofErr w:type="spellEnd"/>
-      <w:r>
-        <w:rPr>
-          <w:rFonts w:ascii="Times New Roman" w:hAnsi="Times New Roman" w:cs="Times New Roman"/>
-          <w:sz w:val="24"/>
-          <w:szCs w:val="24"/>
-        </w:rPr>
-        <w:t>, które pozwala na wyszukanie najlepszej i najoptymalniejszej trasy.  Moż</w:t>
+        <w:t xml:space="preserve"> Najbardziej znaną aplikacją tego typu jest Google Maps, które pozwala na wyszukanie najlepszej i najoptymalniejszej trasy.  Moż</w:t>
       </w:r>
       <w:r>
         <w:rPr>
@@ -14021,25 +12029,7 @@
           <w:sz w:val="24"/>
           <w:szCs w:val="24"/>
         </w:rPr>
-        <w:t xml:space="preserve">, lecz jest on tylko podstawą dla całości, ponieważ znalezienie jednej najkrótszej ścieżki jest w takim wypadku nie wystarczające. Wykorzystany zostanie algorytm </w:t>
-      </w:r>
-      <w:proofErr w:type="spellStart"/>
-      <w:r>
-        <w:rPr>
-          <w:rFonts w:ascii="Times New Roman" w:hAnsi="Times New Roman" w:cs="Times New Roman"/>
-          <w:sz w:val="24"/>
-          <w:szCs w:val="24"/>
-        </w:rPr>
-        <w:t>Yena</w:t>
-      </w:r>
-      <w:proofErr w:type="spellEnd"/>
-      <w:r>
-        <w:rPr>
-          <w:rFonts w:ascii="Times New Roman" w:hAnsi="Times New Roman" w:cs="Times New Roman"/>
-          <w:sz w:val="24"/>
-          <w:szCs w:val="24"/>
-        </w:rPr>
-        <w:t>, który wyszukuj</w:t>
+        <w:t>, lecz jest on tylko podstawą dla całości, ponieważ znalezienie jednej najkrótszej ścieżki jest w takim wypadku nie wystarczające. Wykorzystany zostanie algorytm Yena, który wyszukuj</w:t>
       </w:r>
       <w:r>
         <w:rPr>
@@ -14197,57 +12187,65 @@
           <w:sz w:val="24"/>
           <w:szCs w:val="24"/>
         </w:rPr>
-        <w:t xml:space="preserve">Algorytm </w:t>
-      </w:r>
-      <w:proofErr w:type="spellStart"/>
-      <w:r>
-        <w:rPr>
-          <w:rFonts w:ascii="Times New Roman" w:hAnsi="Times New Roman" w:cs="Times New Roman"/>
-          <w:b/>
-          <w:bCs/>
-          <w:sz w:val="24"/>
-          <w:szCs w:val="24"/>
-        </w:rPr>
-        <w:t>Djikstry</w:t>
-      </w:r>
-      <w:proofErr w:type="spellEnd"/>
-      <w:r>
-        <w:rPr>
-          <w:rFonts w:ascii="Times New Roman" w:hAnsi="Times New Roman" w:cs="Times New Roman"/>
-          <w:b/>
-          <w:bCs/>
-          <w:sz w:val="24"/>
-          <w:szCs w:val="24"/>
-        </w:rPr>
-        <w:t>:</w:t>
-      </w:r>
-    </w:p>
-    <w:p>
-      <w:pPr>
-        <w:rPr>
-          <w:rFonts w:ascii="Times New Roman" w:hAnsi="Times New Roman" w:cs="Times New Roman"/>
-          <w:sz w:val="24"/>
-          <w:szCs w:val="24"/>
-        </w:rPr>
-      </w:pPr>
-      <w:r>
-        <w:rPr>
-          <w:rFonts w:ascii="Times New Roman" w:hAnsi="Times New Roman" w:cs="Times New Roman"/>
-          <w:sz w:val="24"/>
-          <w:szCs w:val="24"/>
-        </w:rPr>
-        <w:t xml:space="preserve">Jest to algorytm stworzony przez </w:t>
-      </w:r>
-      <w:proofErr w:type="spellStart"/>
-      <w:r>
-        <w:rPr>
-          <w:rFonts w:ascii="Times New Roman" w:hAnsi="Times New Roman" w:cs="Times New Roman"/>
-          <w:sz w:val="24"/>
-          <w:szCs w:val="24"/>
-        </w:rPr>
-        <w:t>Edsgera</w:t>
-      </w:r>
-      <w:proofErr w:type="spellEnd"/>
+        <w:t>Algorytm Djikstry:</w:t>
+      </w:r>
+    </w:p>
+    <w:p>
+      <w:pPr>
+        <w:rPr>
+          <w:rFonts w:ascii="Times New Roman" w:hAnsi="Times New Roman" w:cs="Times New Roman"/>
+          <w:sz w:val="24"/>
+          <w:szCs w:val="24"/>
+        </w:rPr>
+      </w:pPr>
+      <w:r>
+        <w:rPr>
+          <w:rFonts w:ascii="Times New Roman" w:hAnsi="Times New Roman" w:cs="Times New Roman"/>
+          <w:sz w:val="24"/>
+          <w:szCs w:val="24"/>
+        </w:rPr>
+        <w:t xml:space="preserve">Jest to algorytm stworzony przez Edsgera Djikstrę. </w:t>
+      </w:r>
+      <w:r>
+        <w:rPr>
+          <w:rFonts w:ascii="Times New Roman" w:hAnsi="Times New Roman" w:cs="Times New Roman"/>
+          <w:sz w:val="24"/>
+          <w:szCs w:val="24"/>
+        </w:rPr>
+        <w:t>Rozwiązuje on</w:t>
+      </w:r>
+      <w:r>
+        <w:rPr>
+          <w:rFonts w:ascii="Times New Roman" w:hAnsi="Times New Roman" w:cs="Times New Roman"/>
+          <w:sz w:val="24"/>
+          <w:szCs w:val="24"/>
+        </w:rPr>
+        <w:t xml:space="preserve"> problem znajdowania najkrótszej ścieżki w grafie z krawędziami posiadającymi wagę. Z założeniem, że krawędzi są nieujemne. Istnieją algorytmy, które radzą sobie z ujemnymi wagami, lecz w wypadku prezentowanego algorytmu</w:t>
+      </w:r>
+      <w:r>
+        <w:rPr>
+          <w:rFonts w:ascii="Times New Roman" w:hAnsi="Times New Roman" w:cs="Times New Roman"/>
+          <w:sz w:val="24"/>
+          <w:szCs w:val="24"/>
+        </w:rPr>
+        <w:t xml:space="preserve"> wagi krawędzi, będą tylko dodatnie. </w:t>
+      </w:r>
+      <w:r>
+        <w:rPr>
+          <w:rFonts w:ascii="Times New Roman" w:hAnsi="Times New Roman" w:cs="Times New Roman"/>
+          <w:sz w:val="24"/>
+          <w:szCs w:val="24"/>
+        </w:rPr>
+        <w:t>Określenie, że gra</w:t>
+      </w:r>
+      <w:r>
+        <w:rPr>
+          <w:rFonts w:ascii="Times New Roman" w:hAnsi="Times New Roman" w:cs="Times New Roman"/>
+          <w:sz w:val="24"/>
+          <w:szCs w:val="24"/>
+        </w:rPr>
+        <w:t>f ma krawędzi ważone oznacza, że do każdej krawędzi jest przypisana pewna liczba. W kontekście wyszukiwania najkrótszej ścieżki możemy ją rozumieć jako odległość między dwoma sąsiednimi wierzchołkami.</w:t>
+      </w:r>
       <w:r>
         <w:rPr>
           <w:rFonts w:ascii="Times New Roman" w:hAnsi="Times New Roman" w:cs="Times New Roman"/>
@@ -14256,214 +12254,167 @@
         </w:rPr>
         <w:t xml:space="preserve"> </w:t>
       </w:r>
-      <w:proofErr w:type="spellStart"/>
-      <w:r>
-        <w:rPr>
-          <w:rFonts w:ascii="Times New Roman" w:hAnsi="Times New Roman" w:cs="Times New Roman"/>
-          <w:sz w:val="24"/>
-          <w:szCs w:val="24"/>
-        </w:rPr>
-        <w:t>Djikstrę</w:t>
-      </w:r>
-      <w:proofErr w:type="spellEnd"/>
-      <w:r>
-        <w:rPr>
-          <w:rFonts w:ascii="Times New Roman" w:hAnsi="Times New Roman" w:cs="Times New Roman"/>
-          <w:sz w:val="24"/>
-          <w:szCs w:val="24"/>
-        </w:rPr>
-        <w:t xml:space="preserve">. </w:t>
-      </w:r>
-      <w:r>
-        <w:rPr>
-          <w:rFonts w:ascii="Times New Roman" w:hAnsi="Times New Roman" w:cs="Times New Roman"/>
-          <w:sz w:val="24"/>
-          <w:szCs w:val="24"/>
-        </w:rPr>
-        <w:t>Rozwiązuje on</w:t>
-      </w:r>
-      <w:r>
-        <w:rPr>
-          <w:rFonts w:ascii="Times New Roman" w:hAnsi="Times New Roman" w:cs="Times New Roman"/>
-          <w:sz w:val="24"/>
-          <w:szCs w:val="24"/>
-        </w:rPr>
-        <w:t xml:space="preserve"> problem znajdowania najkrótszej ścieżki w grafie z krawędziami posiadającymi wagę. Z założeniem, że krawędzi są nieujemne. Istnieją algorytmy, które radzą sobie z ujemnymi wagami, lecz w wypadku prezentowanego algorytmu</w:t>
-      </w:r>
-      <w:r>
-        <w:rPr>
-          <w:rFonts w:ascii="Times New Roman" w:hAnsi="Times New Roman" w:cs="Times New Roman"/>
-          <w:sz w:val="24"/>
-          <w:szCs w:val="24"/>
-        </w:rPr>
-        <w:t xml:space="preserve"> wagi krawędzi, będą tylko dodatnie. </w:t>
-      </w:r>
-      <w:r>
-        <w:rPr>
-          <w:rFonts w:ascii="Times New Roman" w:hAnsi="Times New Roman" w:cs="Times New Roman"/>
-          <w:sz w:val="24"/>
-          <w:szCs w:val="24"/>
-        </w:rPr>
-        <w:t>Określenie, że gra</w:t>
-      </w:r>
-      <w:r>
-        <w:rPr>
-          <w:rFonts w:ascii="Times New Roman" w:hAnsi="Times New Roman" w:cs="Times New Roman"/>
-          <w:sz w:val="24"/>
-          <w:szCs w:val="24"/>
-        </w:rPr>
-        <w:t>f ma krawędzi ważone oznacza, że do każdej krawędzi jest przypisana pewna liczba. W kontekście wyszukiwania najkrótszej ścieżki możemy ją rozumieć jako odległość między dwoma sąsiednimi wierzchołkami.</w:t>
-      </w:r>
-      <w:r>
-        <w:rPr>
-          <w:rFonts w:ascii="Times New Roman" w:hAnsi="Times New Roman" w:cs="Times New Roman"/>
+    </w:p>
+    <w:p>
+      <w:pPr>
+        <w:ind w:firstLine="708"/>
+        <w:rPr>
+          <w:rFonts w:ascii="Times New Roman" w:hAnsi="Times New Roman" w:cs="Times New Roman"/>
+          <w:sz w:val="24"/>
+          <w:szCs w:val="24"/>
+        </w:rPr>
+      </w:pPr>
+      <w:r>
+        <w:rPr>
+          <w:rFonts w:ascii="Times New Roman" w:hAnsi="Times New Roman" w:cs="Times New Roman"/>
+          <w:sz w:val="24"/>
+          <w:szCs w:val="24"/>
+        </w:rPr>
+        <w:t xml:space="preserve">Zasada działania algorytmu jest następująca. Algorytm rozpoczyna swoje działanie od ustawienia nieskończenie dużej wartości dla tablicy odległości każdego wierzchołka od źródła. Wierzchołek startowy dostaje wartość 0. Od niego niego zaczyna się przechodzenie grafu. Dla każdego rozważanego wierzchołka sprawdzamy jego sąsiadów, jeśli, któryś z sąsiadów ma odległość od źródła większą niż odległość rozważanego wierzchołka plus waga krawędzi między tymi dwoma wierzchołkami to znaczy, że poprzez ten rozważany wierzchołek jest krótsza ścieżka niż ta do tej pory znana, więc możemy sumę odległości rozważanego wierzchołka powiększoną o wagę krawędzi przypisać jako odległość od źródła. Po przejściu wszystkich sąsiadów wierzchołka. Jest wybierany kolejny, który ma najmniejszą </w:t>
+      </w:r>
+      <w:r>
+        <w:rPr>
+          <w:rFonts w:ascii="Times New Roman" w:hAnsi="Times New Roman" w:cs="Times New Roman"/>
+          <w:sz w:val="24"/>
+          <w:szCs w:val="24"/>
+        </w:rPr>
+        <w:t>odległość od źródła i kontynuowane jest poszukiwanie krótszej ścieżki dla jego sąsiadów. Algorytm kończy się po rozważeniu wszystkich wierzchołków. Możemy go, też skończyć gdy rozważanym wierzchołkiem będzie wierzchołek, dla którego szukamy odległości.</w:t>
+      </w:r>
+    </w:p>
+    <w:p>
+      <w:pPr>
+        <w:ind w:firstLine="708"/>
+        <w:rPr>
+          <w:rFonts w:ascii="Times New Roman" w:hAnsi="Times New Roman" w:cs="Times New Roman"/>
+          <w:sz w:val="24"/>
+          <w:szCs w:val="24"/>
+        </w:rPr>
+      </w:pPr>
+    </w:p>
+    <w:p>
+      <w:pPr>
+        <w:rPr>
+          <w:rFonts w:ascii="Times New Roman" w:hAnsi="Times New Roman" w:cs="Times New Roman"/>
+          <w:sz w:val="24"/>
+          <w:szCs w:val="24"/>
+        </w:rPr>
+      </w:pPr>
+    </w:p>
+    <w:p>
+      <w:pPr>
+        <w:rPr>
+          <w:rFonts w:ascii="Times New Roman" w:hAnsi="Times New Roman" w:cs="Times New Roman"/>
+          <w:sz w:val="24"/>
+          <w:szCs w:val="24"/>
+        </w:rPr>
+      </w:pPr>
+    </w:p>
+    <w:p>
+      <w:pPr>
+        <w:rPr>
+          <w:rFonts w:ascii="Times New Roman" w:hAnsi="Times New Roman" w:cs="Times New Roman"/>
+          <w:sz w:val="24"/>
+          <w:szCs w:val="24"/>
+        </w:rPr>
+      </w:pPr>
+    </w:p>
+    <w:p>
+      <w:pPr>
+        <w:rPr>
+          <w:rFonts w:ascii="Times New Roman" w:hAnsi="Times New Roman" w:cs="Times New Roman"/>
+          <w:sz w:val="24"/>
+          <w:szCs w:val="24"/>
+        </w:rPr>
+      </w:pPr>
+    </w:p>
+    <w:p>
+      <w:pPr>
+        <w:rPr>
+          <w:rFonts w:ascii="Times New Roman" w:hAnsi="Times New Roman" w:cs="Times New Roman"/>
+          <w:b/>
+          <w:bCs/>
+          <w:iCs/>
+          <w:sz w:val="24"/>
+          <w:szCs w:val="24"/>
+        </w:rPr>
+      </w:pPr>
+      <w:r>
+        <w:rPr>
+          <w:rFonts w:ascii="Times New Roman" w:hAnsi="Times New Roman" w:cs="Times New Roman"/>
+          <w:b/>
+          <w:bCs/>
+          <w:iCs/>
+          <w:sz w:val="24"/>
+          <w:szCs w:val="24"/>
+        </w:rPr>
+        <w:t>Algorytm w pseudokodzie:</w:t>
+      </w:r>
+    </w:p>
+    <w:p>
+      <w:pPr>
+        <w:rPr>
+          <w:rFonts w:ascii="Times New Roman" w:hAnsi="Times New Roman" w:cs="Times New Roman"/>
+          <w:i/>
+          <w:sz w:val="24"/>
+          <w:szCs w:val="24"/>
+        </w:rPr>
+      </w:pPr>
+    </w:p>
+    <w:p>
+      <w:pPr>
+        <w:rPr>
+          <w:rFonts w:ascii="Times New Roman" w:hAnsi="Times New Roman" w:cs="Times New Roman"/>
+          <w:i/>
+          <w:sz w:val="24"/>
+          <w:szCs w:val="24"/>
+        </w:rPr>
+      </w:pPr>
+      <w:r>
+        <w:rPr>
+          <w:rFonts w:ascii="Times New Roman" w:hAnsi="Times New Roman" w:cs="Times New Roman"/>
+          <w:i/>
+          <w:sz w:val="24"/>
+          <w:szCs w:val="24"/>
+        </w:rPr>
+        <w:t>1</w:t>
+      </w:r>
+      <w:r>
+        <w:rPr>
+          <w:rFonts w:ascii="Times New Roman" w:hAnsi="Times New Roman" w:cs="Times New Roman"/>
+          <w:i/>
           <w:sz w:val="24"/>
           <w:szCs w:val="24"/>
         </w:rPr>
         <w:t xml:space="preserve"> </w:t>
       </w:r>
-    </w:p>
-    <w:p>
-      <w:pPr>
-        <w:ind w:firstLine="708"/>
-        <w:rPr>
-          <w:rFonts w:ascii="Times New Roman" w:hAnsi="Times New Roman" w:cs="Times New Roman"/>
-          <w:sz w:val="24"/>
-          <w:szCs w:val="24"/>
-        </w:rPr>
-      </w:pPr>
-      <w:r>
-        <w:rPr>
-          <w:rFonts w:ascii="Times New Roman" w:hAnsi="Times New Roman" w:cs="Times New Roman"/>
-          <w:sz w:val="24"/>
-          <w:szCs w:val="24"/>
-        </w:rPr>
-        <w:t xml:space="preserve">Zasada działania algorytmu jest następująca. Algorytm rozpoczyna swoje działanie od ustawienia nieskończenie dużej wartości dla tablicy odległości każdego wierzchołka od źródła. Wierzchołek startowy dostaje wartość 0. Od niego </w:t>
-      </w:r>
-      <w:proofErr w:type="spellStart"/>
-      <w:r>
-        <w:rPr>
-          <w:rFonts w:ascii="Times New Roman" w:hAnsi="Times New Roman" w:cs="Times New Roman"/>
-          <w:sz w:val="24"/>
-          <w:szCs w:val="24"/>
-        </w:rPr>
-        <w:t>niego</w:t>
-      </w:r>
-      <w:proofErr w:type="spellEnd"/>
-      <w:r>
-        <w:rPr>
-          <w:rFonts w:ascii="Times New Roman" w:hAnsi="Times New Roman" w:cs="Times New Roman"/>
-          <w:sz w:val="24"/>
-          <w:szCs w:val="24"/>
-        </w:rPr>
-        <w:t xml:space="preserve"> zaczyna się przechodzenie grafu. Dla każdego rozważanego wierzchołka sprawdzamy jego sąsiadów, jeśli, któryś z sąsiadów ma odległość od źródła większą niż odległość rozważanego wierzchołka plus waga krawędzi między tymi dwoma wierzchołkami to znaczy, że poprzez ten rozważany wierzchołek jest krótsza ścieżka niż ta do tej pory znana, więc możemy sumę odległości rozważanego wierzchołka powiększoną o wagę krawędzi przypisać jako odległość od źródła. Po przejściu wszystkich sąsiadów wierzchołka. Jest wybierany kolejny, który ma najmniejszą </w:t>
-      </w:r>
-      <w:r>
-        <w:rPr>
-          <w:rFonts w:ascii="Times New Roman" w:hAnsi="Times New Roman" w:cs="Times New Roman"/>
-          <w:sz w:val="24"/>
-          <w:szCs w:val="24"/>
-        </w:rPr>
-        <w:t>odległość od źródła i kontynuowane jest poszukiwanie krótszej ścieżki dla jego sąsiadów. Algorytm kończy się po rozważeniu wszystkich wierzchołków. Możemy go, też skończyć gdy rozważanym wierzchołkiem będzie wierzchołek, dla którego szukamy odległości.</w:t>
-      </w:r>
-    </w:p>
-    <w:p>
-      <w:pPr>
-        <w:ind w:firstLine="708"/>
-        <w:rPr>
-          <w:rFonts w:ascii="Times New Roman" w:hAnsi="Times New Roman" w:cs="Times New Roman"/>
-          <w:sz w:val="24"/>
-          <w:szCs w:val="24"/>
-        </w:rPr>
-      </w:pPr>
-    </w:p>
-    <w:p>
-      <w:pPr>
-        <w:rPr>
-          <w:rFonts w:ascii="Times New Roman" w:hAnsi="Times New Roman" w:cs="Times New Roman"/>
-          <w:sz w:val="24"/>
-          <w:szCs w:val="24"/>
-        </w:rPr>
-      </w:pPr>
-    </w:p>
-    <w:p>
-      <w:pPr>
-        <w:rPr>
-          <w:rFonts w:ascii="Times New Roman" w:hAnsi="Times New Roman" w:cs="Times New Roman"/>
-          <w:sz w:val="24"/>
-          <w:szCs w:val="24"/>
-        </w:rPr>
-      </w:pPr>
-    </w:p>
-    <w:p>
-      <w:pPr>
-        <w:rPr>
-          <w:rFonts w:ascii="Times New Roman" w:hAnsi="Times New Roman" w:cs="Times New Roman"/>
-          <w:sz w:val="24"/>
-          <w:szCs w:val="24"/>
-        </w:rPr>
-      </w:pPr>
-    </w:p>
-    <w:p>
-      <w:pPr>
-        <w:rPr>
-          <w:rFonts w:ascii="Times New Roman" w:hAnsi="Times New Roman" w:cs="Times New Roman"/>
-          <w:sz w:val="24"/>
-          <w:szCs w:val="24"/>
-        </w:rPr>
-      </w:pPr>
-    </w:p>
-    <w:p>
-      <w:pPr>
-        <w:rPr>
-          <w:rFonts w:ascii="Times New Roman" w:hAnsi="Times New Roman" w:cs="Times New Roman"/>
-          <w:b/>
-          <w:bCs/>
-          <w:iCs/>
-          <w:sz w:val="24"/>
-          <w:szCs w:val="24"/>
-        </w:rPr>
-      </w:pPr>
-      <w:r>
-        <w:rPr>
-          <w:rFonts w:ascii="Times New Roman" w:hAnsi="Times New Roman" w:cs="Times New Roman"/>
-          <w:b/>
-          <w:bCs/>
-          <w:iCs/>
-          <w:sz w:val="24"/>
-          <w:szCs w:val="24"/>
-        </w:rPr>
-        <w:t>Algorytm w pseudokodzie:</w:t>
-      </w:r>
-    </w:p>
-    <w:p>
-      <w:pPr>
+      <w:r>
         <w:rPr>
           <w:rFonts w:ascii="Times New Roman" w:hAnsi="Times New Roman" w:cs="Times New Roman"/>
           <w:i/>
           <w:sz w:val="24"/>
           <w:szCs w:val="24"/>
         </w:rPr>
-      </w:pPr>
-    </w:p>
-    <w:p>
-      <w:pPr>
+        <w:t xml:space="preserve">   </w:t>
+      </w:r>
+      <w:r>
         <w:rPr>
           <w:rFonts w:ascii="Times New Roman" w:hAnsi="Times New Roman" w:cs="Times New Roman"/>
           <w:i/>
           <w:sz w:val="24"/>
           <w:szCs w:val="24"/>
         </w:rPr>
-      </w:pPr>
-      <w:r>
+        <w:t>function Djikstra( Graf, start, koniec )</w:t>
+      </w:r>
+    </w:p>
+    <w:p>
+      <w:pPr>
         <w:rPr>
           <w:rFonts w:ascii="Times New Roman" w:hAnsi="Times New Roman" w:cs="Times New Roman"/>
           <w:i/>
           <w:sz w:val="24"/>
           <w:szCs w:val="24"/>
         </w:rPr>
-        <w:t>1</w:t>
-      </w:r>
+      </w:pPr>
       <w:r>
         <w:rPr>
           <w:rFonts w:ascii="Times New Roman" w:hAnsi="Times New Roman" w:cs="Times New Roman"/>
@@ -14471,7 +12422,7 @@
           <w:sz w:val="24"/>
           <w:szCs w:val="24"/>
         </w:rPr>
-        <w:t xml:space="preserve"> </w:t>
+        <w:t>2</w:t>
       </w:r>
       <w:r>
         <w:rPr>
@@ -14480,9 +12431,8 @@
           <w:sz w:val="24"/>
           <w:szCs w:val="24"/>
         </w:rPr>
-        <w:t xml:space="preserve">   </w:t>
-      </w:r>
-      <w:proofErr w:type="spellStart"/>
+        <w:tab/>
+      </w:r>
       <w:r>
         <w:rPr>
           <w:rFonts w:ascii="Times New Roman" w:hAnsi="Times New Roman" w:cs="Times New Roman"/>
@@ -14490,9 +12440,8 @@
           <w:sz w:val="24"/>
           <w:szCs w:val="24"/>
         </w:rPr>
-        <w:t>function</w:t>
-      </w:r>
-      <w:proofErr w:type="spellEnd"/>
+        <w:t xml:space="preserve">    </w:t>
+      </w:r>
       <w:r>
         <w:rPr>
           <w:rFonts w:ascii="Times New Roman" w:hAnsi="Times New Roman" w:cs="Times New Roman"/>
@@ -14500,19 +12449,18 @@
           <w:sz w:val="24"/>
           <w:szCs w:val="24"/>
         </w:rPr>
-        <w:t xml:space="preserve"> </w:t>
-      </w:r>
-      <w:proofErr w:type="spellStart"/>
-      <w:r>
+        <w:t xml:space="preserve">Zainicjalizuj elementy tablicy długość wartością nieskończoność </w:t>
+      </w:r>
+    </w:p>
+    <w:p>
+      <w:pPr>
         <w:rPr>
           <w:rFonts w:ascii="Times New Roman" w:hAnsi="Times New Roman" w:cs="Times New Roman"/>
           <w:i/>
           <w:sz w:val="24"/>
           <w:szCs w:val="24"/>
         </w:rPr>
-        <w:t>Djikstra</w:t>
-      </w:r>
-      <w:proofErr w:type="spellEnd"/>
+      </w:pPr>
       <w:r>
         <w:rPr>
           <w:rFonts w:ascii="Times New Roman" w:hAnsi="Times New Roman" w:cs="Times New Roman"/>
@@ -14520,18 +12468,17 @@
           <w:sz w:val="24"/>
           <w:szCs w:val="24"/>
         </w:rPr>
-        <w:t>( Graf, start, koniec )</w:t>
-      </w:r>
-    </w:p>
-    <w:p>
-      <w:pPr>
+        <w:t>3</w:t>
+      </w:r>
+      <w:r>
         <w:rPr>
           <w:rFonts w:ascii="Times New Roman" w:hAnsi="Times New Roman" w:cs="Times New Roman"/>
           <w:i/>
           <w:sz w:val="24"/>
           <w:szCs w:val="24"/>
         </w:rPr>
-      </w:pPr>
+        <w:tab/>
+      </w:r>
       <w:r>
         <w:rPr>
           <w:rFonts w:ascii="Times New Roman" w:hAnsi="Times New Roman" w:cs="Times New Roman"/>
@@ -14539,7 +12486,7 @@
           <w:sz w:val="24"/>
           <w:szCs w:val="24"/>
         </w:rPr>
-        <w:t>2</w:t>
+        <w:t xml:space="preserve">    </w:t>
       </w:r>
       <w:r>
         <w:rPr>
@@ -14548,15 +12495,71 @@
           <w:sz w:val="24"/>
           <w:szCs w:val="24"/>
         </w:rPr>
-        <w:tab/>
-      </w:r>
-      <w:r>
+        <w:t>Dlugosc[ start] = 0</w:t>
+      </w:r>
+    </w:p>
+    <w:p>
+      <w:pPr>
         <w:rPr>
           <w:rFonts w:ascii="Times New Roman" w:hAnsi="Times New Roman" w:cs="Times New Roman"/>
           <w:i/>
           <w:sz w:val="24"/>
           <w:szCs w:val="24"/>
         </w:rPr>
+      </w:pPr>
+      <w:r>
+        <w:rPr>
+          <w:rFonts w:ascii="Times New Roman" w:hAnsi="Times New Roman" w:cs="Times New Roman"/>
+          <w:i/>
+          <w:sz w:val="24"/>
+          <w:szCs w:val="24"/>
+        </w:rPr>
+        <w:t>4</w:t>
+      </w:r>
+      <w:r>
+        <w:rPr>
+          <w:rFonts w:ascii="Times New Roman" w:hAnsi="Times New Roman" w:cs="Times New Roman"/>
+          <w:i/>
+          <w:sz w:val="24"/>
+          <w:szCs w:val="24"/>
+        </w:rPr>
+        <w:t xml:space="preserve">              Priority_queue queue()</w:t>
+      </w:r>
+    </w:p>
+    <w:p>
+      <w:pPr>
+        <w:rPr>
+          <w:rFonts w:ascii="Times New Roman" w:hAnsi="Times New Roman" w:cs="Times New Roman"/>
+          <w:i/>
+          <w:sz w:val="24"/>
+          <w:szCs w:val="24"/>
+        </w:rPr>
+      </w:pPr>
+      <w:r>
+        <w:rPr>
+          <w:rFonts w:ascii="Times New Roman" w:hAnsi="Times New Roman" w:cs="Times New Roman"/>
+          <w:i/>
+          <w:sz w:val="24"/>
+          <w:szCs w:val="24"/>
+        </w:rPr>
+        <w:t>5</w:t>
+      </w:r>
+      <w:r>
+        <w:rPr>
+          <w:rFonts w:ascii="Times New Roman" w:hAnsi="Times New Roman" w:cs="Times New Roman"/>
+          <w:i/>
+          <w:sz w:val="24"/>
+          <w:szCs w:val="24"/>
+        </w:rPr>
+        <w:tab/>
+      </w:r>
+      <w:r>
+        <w:rPr>
+          <w:rFonts w:ascii="Times New Roman" w:hAnsi="Times New Roman" w:cs="Times New Roman"/>
+          <w:i/>
+          <w:sz w:val="24"/>
+          <w:szCs w:val="24"/>
+        </w:rPr>
         <w:t xml:space="preserve">    </w:t>
       </w:r>
       <w:r>
@@ -14566,7 +12569,7 @@
           <w:sz w:val="24"/>
           <w:szCs w:val="24"/>
         </w:rPr>
-        <w:t xml:space="preserve">Zainicjalizuj elementy tablicy długość wartością nieskończoność </w:t>
+        <w:t xml:space="preserve">Queue.push( start ) </w:t>
       </w:r>
     </w:p>
     <w:p>
@@ -14585,7 +12588,7 @@
           <w:sz w:val="24"/>
           <w:szCs w:val="24"/>
         </w:rPr>
-        <w:t>3</w:t>
+        <w:t>6</w:t>
       </w:r>
       <w:r>
         <w:rPr>
@@ -14605,7 +12608,6 @@
         </w:rPr>
         <w:t xml:space="preserve">    </w:t>
       </w:r>
-      <w:proofErr w:type="spellStart"/>
       <w:r>
         <w:rPr>
           <w:rFonts w:ascii="Times New Roman" w:hAnsi="Times New Roman" w:cs="Times New Roman"/>
@@ -14613,28 +12615,27 @@
           <w:sz w:val="24"/>
           <w:szCs w:val="24"/>
         </w:rPr>
-        <w:t>Dlugosc</w:t>
-      </w:r>
-      <w:proofErr w:type="spellEnd"/>
-      <w:r>
+        <w:t>While( queue.top() != koniec )</w:t>
+      </w:r>
+    </w:p>
+    <w:p>
+      <w:pPr>
         <w:rPr>
           <w:rFonts w:ascii="Times New Roman" w:hAnsi="Times New Roman" w:cs="Times New Roman"/>
           <w:i/>
           <w:sz w:val="24"/>
           <w:szCs w:val="24"/>
         </w:rPr>
-        <w:t>[ start] = 0</w:t>
-      </w:r>
-    </w:p>
-    <w:p>
-      <w:pPr>
+      </w:pPr>
+      <w:r>
         <w:rPr>
           <w:rFonts w:ascii="Times New Roman" w:hAnsi="Times New Roman" w:cs="Times New Roman"/>
           <w:i/>
           <w:sz w:val="24"/>
           <w:szCs w:val="24"/>
         </w:rPr>
-      </w:pPr>
+        <w:t>7</w:t>
+      </w:r>
       <w:r>
         <w:rPr>
           <w:rFonts w:ascii="Times New Roman" w:hAnsi="Times New Roman" w:cs="Times New Roman"/>
@@ -14642,7 +12643,7 @@
           <w:sz w:val="24"/>
           <w:szCs w:val="24"/>
         </w:rPr>
-        <w:t>4</w:t>
+        <w:tab/>
       </w:r>
       <w:r>
         <w:rPr>
@@ -14651,19 +12652,19 @@
           <w:sz w:val="24"/>
           <w:szCs w:val="24"/>
         </w:rPr>
-        <w:t xml:space="preserve">              </w:t>
-      </w:r>
-      <w:proofErr w:type="spellStart"/>
-      <w:r>
+        <w:tab/>
+        <w:t>V = queue.top()</w:t>
+      </w:r>
+    </w:p>
+    <w:p>
+      <w:pPr>
         <w:rPr>
           <w:rFonts w:ascii="Times New Roman" w:hAnsi="Times New Roman" w:cs="Times New Roman"/>
           <w:i/>
           <w:sz w:val="24"/>
           <w:szCs w:val="24"/>
         </w:rPr>
-        <w:t>Priority_queue</w:t>
-      </w:r>
-      <w:proofErr w:type="spellEnd"/>
+      </w:pPr>
       <w:r>
         <w:rPr>
           <w:rFonts w:ascii="Times New Roman" w:hAnsi="Times New Roman" w:cs="Times New Roman"/>
@@ -14671,9 +12672,8 @@
           <w:sz w:val="24"/>
           <w:szCs w:val="24"/>
         </w:rPr>
-        <w:t xml:space="preserve"> </w:t>
-      </w:r>
-      <w:proofErr w:type="spellStart"/>
+        <w:t>8</w:t>
+      </w:r>
       <w:r>
         <w:rPr>
           <w:rFonts w:ascii="Times New Roman" w:hAnsi="Times New Roman" w:cs="Times New Roman"/>
@@ -14681,9 +12681,8 @@
           <w:sz w:val="24"/>
           <w:szCs w:val="24"/>
         </w:rPr>
-        <w:t>queue</w:t>
-      </w:r>
-      <w:proofErr w:type="spellEnd"/>
+        <w:tab/>
+      </w:r>
       <w:r>
         <w:rPr>
           <w:rFonts w:ascii="Times New Roman" w:hAnsi="Times New Roman" w:cs="Times New Roman"/>
@@ -14691,256 +12690,8 @@
           <w:sz w:val="24"/>
           <w:szCs w:val="24"/>
         </w:rPr>
-        <w:t>()</w:t>
-      </w:r>
-    </w:p>
-    <w:p>
-      <w:pPr>
-        <w:rPr>
-          <w:rFonts w:ascii="Times New Roman" w:hAnsi="Times New Roman" w:cs="Times New Roman"/>
-          <w:i/>
-          <w:sz w:val="24"/>
-          <w:szCs w:val="24"/>
-        </w:rPr>
-      </w:pPr>
-      <w:r>
-        <w:rPr>
-          <w:rFonts w:ascii="Times New Roman" w:hAnsi="Times New Roman" w:cs="Times New Roman"/>
-          <w:i/>
-          <w:sz w:val="24"/>
-          <w:szCs w:val="24"/>
-        </w:rPr>
-        <w:t>5</w:t>
-      </w:r>
-      <w:r>
-        <w:rPr>
-          <w:rFonts w:ascii="Times New Roman" w:hAnsi="Times New Roman" w:cs="Times New Roman"/>
-          <w:i/>
-          <w:sz w:val="24"/>
-          <w:szCs w:val="24"/>
-        </w:rPr>
-        <w:tab/>
-      </w:r>
-      <w:r>
-        <w:rPr>
-          <w:rFonts w:ascii="Times New Roman" w:hAnsi="Times New Roman" w:cs="Times New Roman"/>
-          <w:i/>
-          <w:sz w:val="24"/>
-          <w:szCs w:val="24"/>
-        </w:rPr>
-        <w:t xml:space="preserve">    </w:t>
-      </w:r>
-      <w:proofErr w:type="spellStart"/>
-      <w:r>
-        <w:rPr>
-          <w:rFonts w:ascii="Times New Roman" w:hAnsi="Times New Roman" w:cs="Times New Roman"/>
-          <w:i/>
-          <w:sz w:val="24"/>
-          <w:szCs w:val="24"/>
-        </w:rPr>
-        <w:t>Queue.push</w:t>
-      </w:r>
-      <w:proofErr w:type="spellEnd"/>
-      <w:r>
-        <w:rPr>
-          <w:rFonts w:ascii="Times New Roman" w:hAnsi="Times New Roman" w:cs="Times New Roman"/>
-          <w:i/>
-          <w:sz w:val="24"/>
-          <w:szCs w:val="24"/>
-        </w:rPr>
-        <w:t xml:space="preserve">( start ) </w:t>
-      </w:r>
-    </w:p>
-    <w:p>
-      <w:pPr>
-        <w:rPr>
-          <w:rFonts w:ascii="Times New Roman" w:hAnsi="Times New Roman" w:cs="Times New Roman"/>
-          <w:i/>
-          <w:sz w:val="24"/>
-          <w:szCs w:val="24"/>
-        </w:rPr>
-      </w:pPr>
-      <w:r>
-        <w:rPr>
-          <w:rFonts w:ascii="Times New Roman" w:hAnsi="Times New Roman" w:cs="Times New Roman"/>
-          <w:i/>
-          <w:sz w:val="24"/>
-          <w:szCs w:val="24"/>
-        </w:rPr>
-        <w:t>6</w:t>
-      </w:r>
-      <w:r>
-        <w:rPr>
-          <w:rFonts w:ascii="Times New Roman" w:hAnsi="Times New Roman" w:cs="Times New Roman"/>
-          <w:i/>
-          <w:sz w:val="24"/>
-          <w:szCs w:val="24"/>
-        </w:rPr>
-        <w:tab/>
-      </w:r>
-      <w:r>
-        <w:rPr>
-          <w:rFonts w:ascii="Times New Roman" w:hAnsi="Times New Roman" w:cs="Times New Roman"/>
-          <w:i/>
-          <w:sz w:val="24"/>
-          <w:szCs w:val="24"/>
-        </w:rPr>
-        <w:t xml:space="preserve">    </w:t>
-      </w:r>
-      <w:proofErr w:type="spellStart"/>
-      <w:r>
-        <w:rPr>
-          <w:rFonts w:ascii="Times New Roman" w:hAnsi="Times New Roman" w:cs="Times New Roman"/>
-          <w:i/>
-          <w:sz w:val="24"/>
-          <w:szCs w:val="24"/>
-        </w:rPr>
-        <w:t>While</w:t>
-      </w:r>
-      <w:proofErr w:type="spellEnd"/>
-      <w:r>
-        <w:rPr>
-          <w:rFonts w:ascii="Times New Roman" w:hAnsi="Times New Roman" w:cs="Times New Roman"/>
-          <w:i/>
-          <w:sz w:val="24"/>
-          <w:szCs w:val="24"/>
-        </w:rPr>
-        <w:t xml:space="preserve">( </w:t>
-      </w:r>
-      <w:proofErr w:type="spellStart"/>
-      <w:r>
-        <w:rPr>
-          <w:rFonts w:ascii="Times New Roman" w:hAnsi="Times New Roman" w:cs="Times New Roman"/>
-          <w:i/>
-          <w:sz w:val="24"/>
-          <w:szCs w:val="24"/>
-        </w:rPr>
-        <w:t>queue.top</w:t>
-      </w:r>
-      <w:proofErr w:type="spellEnd"/>
-      <w:r>
-        <w:rPr>
-          <w:rFonts w:ascii="Times New Roman" w:hAnsi="Times New Roman" w:cs="Times New Roman"/>
-          <w:i/>
-          <w:sz w:val="24"/>
-          <w:szCs w:val="24"/>
-        </w:rPr>
-        <w:t>() != koniec )</w:t>
-      </w:r>
-    </w:p>
-    <w:p>
-      <w:pPr>
-        <w:rPr>
-          <w:rFonts w:ascii="Times New Roman" w:hAnsi="Times New Roman" w:cs="Times New Roman"/>
-          <w:i/>
-          <w:sz w:val="24"/>
-          <w:szCs w:val="24"/>
-        </w:rPr>
-      </w:pPr>
-      <w:r>
-        <w:rPr>
-          <w:rFonts w:ascii="Times New Roman" w:hAnsi="Times New Roman" w:cs="Times New Roman"/>
-          <w:i/>
-          <w:sz w:val="24"/>
-          <w:szCs w:val="24"/>
-        </w:rPr>
-        <w:t>7</w:t>
-      </w:r>
-      <w:r>
-        <w:rPr>
-          <w:rFonts w:ascii="Times New Roman" w:hAnsi="Times New Roman" w:cs="Times New Roman"/>
-          <w:i/>
-          <w:sz w:val="24"/>
-          <w:szCs w:val="24"/>
-        </w:rPr>
-        <w:tab/>
-      </w:r>
-      <w:r>
-        <w:rPr>
-          <w:rFonts w:ascii="Times New Roman" w:hAnsi="Times New Roman" w:cs="Times New Roman"/>
-          <w:i/>
-          <w:sz w:val="24"/>
-          <w:szCs w:val="24"/>
-        </w:rPr>
-        <w:tab/>
-        <w:t xml:space="preserve">V = </w:t>
-      </w:r>
-      <w:proofErr w:type="spellStart"/>
-      <w:r>
-        <w:rPr>
-          <w:rFonts w:ascii="Times New Roman" w:hAnsi="Times New Roman" w:cs="Times New Roman"/>
-          <w:i/>
-          <w:sz w:val="24"/>
-          <w:szCs w:val="24"/>
-        </w:rPr>
-        <w:t>queue.top</w:t>
-      </w:r>
-      <w:proofErr w:type="spellEnd"/>
-      <w:r>
-        <w:rPr>
-          <w:rFonts w:ascii="Times New Roman" w:hAnsi="Times New Roman" w:cs="Times New Roman"/>
-          <w:i/>
-          <w:sz w:val="24"/>
-          <w:szCs w:val="24"/>
-        </w:rPr>
-        <w:t>()</w:t>
-      </w:r>
-    </w:p>
-    <w:p>
-      <w:pPr>
-        <w:rPr>
-          <w:rFonts w:ascii="Times New Roman" w:hAnsi="Times New Roman" w:cs="Times New Roman"/>
-          <w:i/>
-          <w:sz w:val="24"/>
-          <w:szCs w:val="24"/>
-        </w:rPr>
-      </w:pPr>
-      <w:r>
-        <w:rPr>
-          <w:rFonts w:ascii="Times New Roman" w:hAnsi="Times New Roman" w:cs="Times New Roman"/>
-          <w:i/>
-          <w:sz w:val="24"/>
-          <w:szCs w:val="24"/>
-        </w:rPr>
-        <w:t>8</w:t>
-      </w:r>
-      <w:r>
-        <w:rPr>
-          <w:rFonts w:ascii="Times New Roman" w:hAnsi="Times New Roman" w:cs="Times New Roman"/>
-          <w:i/>
-          <w:sz w:val="24"/>
-          <w:szCs w:val="24"/>
-        </w:rPr>
-        <w:tab/>
-      </w:r>
-      <w:r>
-        <w:rPr>
-          <w:rFonts w:ascii="Times New Roman" w:hAnsi="Times New Roman" w:cs="Times New Roman"/>
-          <w:i/>
-          <w:sz w:val="24"/>
-          <w:szCs w:val="24"/>
-        </w:rPr>
-        <w:tab/>
-      </w:r>
-      <w:proofErr w:type="spellStart"/>
-      <w:r>
-        <w:rPr>
-          <w:rFonts w:ascii="Times New Roman" w:hAnsi="Times New Roman" w:cs="Times New Roman"/>
-          <w:i/>
-          <w:sz w:val="24"/>
-          <w:szCs w:val="24"/>
-        </w:rPr>
-        <w:t>Queue.pop</w:t>
-      </w:r>
-      <w:proofErr w:type="spellEnd"/>
-      <w:r>
-        <w:rPr>
-          <w:rFonts w:ascii="Times New Roman" w:hAnsi="Times New Roman" w:cs="Times New Roman"/>
-          <w:i/>
-          <w:sz w:val="24"/>
-          <w:szCs w:val="24"/>
-        </w:rPr>
-        <w:t xml:space="preserve">()             </w:t>
+        <w:tab/>
+        <w:t xml:space="preserve">Queue.pop()             </w:t>
       </w:r>
       <w:r>
         <w:rPr>
@@ -15092,19 +12843,18 @@
           <w:szCs w:val="24"/>
         </w:rPr>
         <w:tab/>
-        <w:t>Jeśli długość[ w ] &gt; długość[ v ] + waga(</w:t>
-      </w:r>
-      <w:proofErr w:type="spellStart"/>
-      <w:r>
+        <w:t>Jeśli długość[ w ] &gt; długość[ v ] + waga(v,w)</w:t>
+      </w:r>
+    </w:p>
+    <w:p>
+      <w:pPr>
         <w:rPr>
           <w:rFonts w:ascii="Times New Roman" w:hAnsi="Times New Roman" w:cs="Times New Roman"/>
           <w:i/>
           <w:sz w:val="24"/>
           <w:szCs w:val="24"/>
         </w:rPr>
-        <w:t>v,w</w:t>
-      </w:r>
-      <w:proofErr w:type="spellEnd"/>
+      </w:pPr>
       <w:r>
         <w:rPr>
           <w:rFonts w:ascii="Times New Roman" w:hAnsi="Times New Roman" w:cs="Times New Roman"/>
@@ -15112,18 +12862,17 @@
           <w:sz w:val="24"/>
           <w:szCs w:val="24"/>
         </w:rPr>
-        <w:t>)</w:t>
-      </w:r>
-    </w:p>
-    <w:p>
-      <w:pPr>
+        <w:t>12</w:t>
+      </w:r>
+      <w:r>
         <w:rPr>
           <w:rFonts w:ascii="Times New Roman" w:hAnsi="Times New Roman" w:cs="Times New Roman"/>
           <w:i/>
           <w:sz w:val="24"/>
           <w:szCs w:val="24"/>
         </w:rPr>
-      </w:pPr>
+        <w:tab/>
+      </w:r>
       <w:r>
         <w:rPr>
           <w:rFonts w:ascii="Times New Roman" w:hAnsi="Times New Roman" w:cs="Times New Roman"/>
@@ -15131,7 +12880,7 @@
           <w:sz w:val="24"/>
           <w:szCs w:val="24"/>
         </w:rPr>
-        <w:t>12</w:t>
+        <w:tab/>
       </w:r>
       <w:r>
         <w:rPr>
@@ -15159,6 +12908,7 @@
           <w:szCs w:val="24"/>
         </w:rPr>
         <w:tab/>
+        <w:t>Długość[w] = długość[v] + waga(v,w)</w:t>
       </w:r>
       <w:r>
         <w:rPr>
@@ -15167,19 +12917,18 @@
           <w:sz w:val="24"/>
           <w:szCs w:val="24"/>
         </w:rPr>
-        <w:tab/>
-      </w:r>
-      <w:r>
+        <w:t xml:space="preserve"> </w:t>
+      </w:r>
+    </w:p>
+    <w:p>
+      <w:pPr>
         <w:rPr>
           <w:rFonts w:ascii="Times New Roman" w:hAnsi="Times New Roman" w:cs="Times New Roman"/>
           <w:i/>
           <w:sz w:val="24"/>
           <w:szCs w:val="24"/>
         </w:rPr>
-        <w:tab/>
-        <w:t>Długość[w] = długość[v] + waga(</w:t>
-      </w:r>
-      <w:proofErr w:type="spellStart"/>
+      </w:pPr>
       <w:r>
         <w:rPr>
           <w:rFonts w:ascii="Times New Roman" w:hAnsi="Times New Roman" w:cs="Times New Roman"/>
@@ -15187,9 +12936,8 @@
           <w:sz w:val="24"/>
           <w:szCs w:val="24"/>
         </w:rPr>
-        <w:t>v,w</w:t>
-      </w:r>
-      <w:proofErr w:type="spellEnd"/>
+        <w:t>13</w:t>
+      </w:r>
       <w:r>
         <w:rPr>
           <w:rFonts w:ascii="Times New Roman" w:hAnsi="Times New Roman" w:cs="Times New Roman"/>
@@ -15197,7 +12945,7 @@
           <w:sz w:val="24"/>
           <w:szCs w:val="24"/>
         </w:rPr>
-        <w:t>)</w:t>
+        <w:tab/>
       </w:r>
       <w:r>
         <w:rPr>
@@ -15206,18 +12954,17 @@
           <w:sz w:val="24"/>
           <w:szCs w:val="24"/>
         </w:rPr>
-        <w:t xml:space="preserve"> </w:t>
-      </w:r>
-    </w:p>
-    <w:p>
-      <w:pPr>
+        <w:tab/>
+      </w:r>
+      <w:r>
         <w:rPr>
           <w:rFonts w:ascii="Times New Roman" w:hAnsi="Times New Roman" w:cs="Times New Roman"/>
           <w:i/>
           <w:sz w:val="24"/>
           <w:szCs w:val="24"/>
         </w:rPr>
-      </w:pPr>
+        <w:tab/>
+      </w:r>
       <w:r>
         <w:rPr>
           <w:rFonts w:ascii="Times New Roman" w:hAnsi="Times New Roman" w:cs="Times New Roman"/>
@@ -15225,7 +12972,7 @@
           <w:sz w:val="24"/>
           <w:szCs w:val="24"/>
         </w:rPr>
-        <w:t>13</w:t>
+        <w:tab/>
       </w:r>
       <w:r>
         <w:rPr>
@@ -15235,16 +12982,18 @@
           <w:szCs w:val="24"/>
         </w:rPr>
         <w:tab/>
-      </w:r>
-      <w:r>
+        <w:t>Queue.push(w)</w:t>
+      </w:r>
+    </w:p>
+    <w:p>
+      <w:pPr>
         <w:rPr>
           <w:rFonts w:ascii="Times New Roman" w:hAnsi="Times New Roman" w:cs="Times New Roman"/>
           <w:i/>
           <w:sz w:val="24"/>
           <w:szCs w:val="24"/>
         </w:rPr>
-        <w:tab/>
-      </w:r>
+      </w:pPr>
       <w:r>
         <w:rPr>
           <w:rFonts w:ascii="Times New Roman" w:hAnsi="Times New Roman" w:cs="Times New Roman"/>
@@ -15252,7 +13001,7 @@
           <w:sz w:val="24"/>
           <w:szCs w:val="24"/>
         </w:rPr>
-        <w:tab/>
+        <w:t>14</w:t>
       </w:r>
       <w:r>
         <w:rPr>
@@ -15272,7 +13021,6 @@
         </w:rPr>
         <w:tab/>
       </w:r>
-      <w:proofErr w:type="spellStart"/>
       <w:r>
         <w:rPr>
           <w:rFonts w:ascii="Times New Roman" w:hAnsi="Times New Roman" w:cs="Times New Roman"/>
@@ -15280,62 +13028,6 @@
           <w:sz w:val="24"/>
           <w:szCs w:val="24"/>
         </w:rPr>
-        <w:t>Queue.push</w:t>
-      </w:r>
-      <w:proofErr w:type="spellEnd"/>
-      <w:r>
-        <w:rPr>
-          <w:rFonts w:ascii="Times New Roman" w:hAnsi="Times New Roman" w:cs="Times New Roman"/>
-          <w:i/>
-          <w:sz w:val="24"/>
-          <w:szCs w:val="24"/>
-        </w:rPr>
-        <w:t>(w)</w:t>
-      </w:r>
-    </w:p>
-    <w:p>
-      <w:pPr>
-        <w:rPr>
-          <w:rFonts w:ascii="Times New Roman" w:hAnsi="Times New Roman" w:cs="Times New Roman"/>
-          <w:i/>
-          <w:sz w:val="24"/>
-          <w:szCs w:val="24"/>
-        </w:rPr>
-      </w:pPr>
-      <w:r>
-        <w:rPr>
-          <w:rFonts w:ascii="Times New Roman" w:hAnsi="Times New Roman" w:cs="Times New Roman"/>
-          <w:i/>
-          <w:sz w:val="24"/>
-          <w:szCs w:val="24"/>
-        </w:rPr>
-        <w:t>14</w:t>
-      </w:r>
-      <w:r>
-        <w:rPr>
-          <w:rFonts w:ascii="Times New Roman" w:hAnsi="Times New Roman" w:cs="Times New Roman"/>
-          <w:i/>
-          <w:sz w:val="24"/>
-          <w:szCs w:val="24"/>
-        </w:rPr>
-        <w:tab/>
-      </w:r>
-      <w:r>
-        <w:rPr>
-          <w:rFonts w:ascii="Times New Roman" w:hAnsi="Times New Roman" w:cs="Times New Roman"/>
-          <w:i/>
-          <w:sz w:val="24"/>
-          <w:szCs w:val="24"/>
-        </w:rPr>
-        <w:tab/>
-      </w:r>
-      <w:r>
-        <w:rPr>
-          <w:rFonts w:ascii="Times New Roman" w:hAnsi="Times New Roman" w:cs="Times New Roman"/>
-          <w:i/>
-          <w:sz w:val="24"/>
-          <w:szCs w:val="24"/>
-        </w:rPr>
         <w:tab/>
         <w:t>Oznacz v jako wierzchołek rozważony</w:t>
       </w:r>
@@ -15466,90 +13158,32 @@
           <w:sz w:val="24"/>
           <w:szCs w:val="24"/>
         </w:rPr>
-        <w:t xml:space="preserve">Algorytm </w:t>
-      </w:r>
-      <w:proofErr w:type="spellStart"/>
-      <w:r>
-        <w:rPr>
-          <w:rFonts w:ascii="Times New Roman" w:hAnsi="Times New Roman" w:cs="Times New Roman"/>
-          <w:b/>
-          <w:bCs/>
-          <w:sz w:val="24"/>
-          <w:szCs w:val="24"/>
-        </w:rPr>
-        <w:t>Yena</w:t>
-      </w:r>
-      <w:proofErr w:type="spellEnd"/>
-      <w:r>
-        <w:rPr>
-          <w:rFonts w:ascii="Times New Roman" w:hAnsi="Times New Roman" w:cs="Times New Roman"/>
-          <w:b/>
-          <w:bCs/>
-          <w:sz w:val="24"/>
-          <w:szCs w:val="24"/>
-        </w:rPr>
-        <w:t>:</w:t>
-      </w:r>
-    </w:p>
-    <w:p>
-      <w:pPr>
-        <w:rPr>
-          <w:rFonts w:ascii="Times New Roman" w:hAnsi="Times New Roman" w:cs="Times New Roman"/>
-          <w:sz w:val="24"/>
-          <w:szCs w:val="24"/>
-        </w:rPr>
-      </w:pPr>
-      <w:r>
-        <w:rPr>
-          <w:rFonts w:ascii="Times New Roman" w:hAnsi="Times New Roman" w:cs="Times New Roman"/>
-          <w:sz w:val="24"/>
-          <w:szCs w:val="24"/>
-        </w:rPr>
-        <w:t xml:space="preserve">Algorytm ten służy do znajdowania k-tej najkrótszej ścieżkę w grafie. Bazuje na wyżej wymienionym algorytmie </w:t>
-      </w:r>
-      <w:proofErr w:type="spellStart"/>
-      <w:r>
-        <w:rPr>
-          <w:rFonts w:ascii="Times New Roman" w:hAnsi="Times New Roman" w:cs="Times New Roman"/>
-          <w:sz w:val="24"/>
-          <w:szCs w:val="24"/>
-        </w:rPr>
-        <w:t>Djisktry</w:t>
-      </w:r>
-      <w:proofErr w:type="spellEnd"/>
-      <w:r>
-        <w:rPr>
-          <w:rFonts w:ascii="Times New Roman" w:hAnsi="Times New Roman" w:cs="Times New Roman"/>
-          <w:sz w:val="24"/>
-          <w:szCs w:val="24"/>
-        </w:rPr>
-        <w:t>. W jego miejscu możemy równie dobrze umieścić inny algorytm znajdowania najkrótszej ścieżki w grafie.</w:t>
-      </w:r>
-      <w:r>
-        <w:rPr>
-          <w:rFonts w:ascii="Times New Roman" w:hAnsi="Times New Roman" w:cs="Times New Roman"/>
-          <w:sz w:val="24"/>
-          <w:szCs w:val="24"/>
-        </w:rPr>
-        <w:t xml:space="preserve"> Algorytm rozpoczyna się od znalezienia najkrótszej ścieżki za pomocą wspominanego algorytmu </w:t>
-      </w:r>
-      <w:proofErr w:type="spellStart"/>
-      <w:r>
-        <w:rPr>
-          <w:rFonts w:ascii="Times New Roman" w:hAnsi="Times New Roman" w:cs="Times New Roman"/>
-          <w:sz w:val="24"/>
-          <w:szCs w:val="24"/>
-        </w:rPr>
-        <w:t>Djikstry</w:t>
-      </w:r>
-      <w:proofErr w:type="spellEnd"/>
-      <w:r>
-        <w:rPr>
-          <w:rFonts w:ascii="Times New Roman" w:hAnsi="Times New Roman" w:cs="Times New Roman"/>
-          <w:sz w:val="24"/>
-          <w:szCs w:val="24"/>
-        </w:rPr>
-        <w:t>. Do obliczenia k-tej ścieżki, wszystkie k-1 ścieżką muszą być już obliczone.</w:t>
+        <w:t>Algorytm Yena:</w:t>
+      </w:r>
+    </w:p>
+    <w:p>
+      <w:pPr>
+        <w:rPr>
+          <w:rFonts w:ascii="Times New Roman" w:hAnsi="Times New Roman" w:cs="Times New Roman"/>
+          <w:sz w:val="24"/>
+          <w:szCs w:val="24"/>
+        </w:rPr>
+      </w:pPr>
+      <w:r>
+        <w:rPr>
+          <w:rFonts w:ascii="Times New Roman" w:hAnsi="Times New Roman" w:cs="Times New Roman"/>
+          <w:sz w:val="24"/>
+          <w:szCs w:val="24"/>
+        </w:rPr>
+        <w:t>Algorytm ten służy do znajdowania k-tej najkrótszej ścieżkę w grafie. Bazuje na wyżej wymienionym algorytmie Djisktry. W jego miejscu możemy równie dobrze umieścić inny algorytm znajdowania najkrótszej ścieżki w grafie.</w:t>
+      </w:r>
+      <w:r>
+        <w:rPr>
+          <w:rFonts w:ascii="Times New Roman" w:hAnsi="Times New Roman" w:cs="Times New Roman"/>
+          <w:sz w:val="24"/>
+          <w:szCs w:val="24"/>
+        </w:rPr>
+        <w:t xml:space="preserve"> Algorytm rozpoczyna się od znalezienia najkrótszej ścieżki za pomocą wspominanego algorytmu Djikstry. Do obliczenia k-tej ścieżki, wszystkie k-1 ścieżką muszą być już obliczone.</w:t>
       </w:r>
       <w:r>
         <w:rPr>
@@ -15710,21 +13344,7 @@
         <w:rPr>
           <w:rFonts w:ascii="Times New Roman" w:hAnsi="Times New Roman" w:cs="Times New Roman"/>
         </w:rPr>
-        <w:t xml:space="preserve">. W tak przygotowanym grafie wyszukiwana jest ścieżka rozszerzająca poprzez algorytm </w:t>
-      </w:r>
-      <w:proofErr w:type="spellStart"/>
-      <w:r>
-        <w:rPr>
-          <w:rFonts w:ascii="Times New Roman" w:hAnsi="Times New Roman" w:cs="Times New Roman"/>
-        </w:rPr>
-        <w:t>Djikstry</w:t>
-      </w:r>
-      <w:proofErr w:type="spellEnd"/>
-      <w:r>
-        <w:rPr>
-          <w:rFonts w:ascii="Times New Roman" w:hAnsi="Times New Roman" w:cs="Times New Roman"/>
-        </w:rPr>
-        <w:t>, w którym zmienia się wierzchołek startowy na wierzchołek rozszerzający. Wariant najkrótszej ścieżki zostaje uzyskany poprzez zsumowanie ścieżki bazowej oraz ścieżki rozszerzającej w jedną ścieżkę. Następnie dodawany jest on do zbioru wariantów. Ostatnim krokiem w pojedynczej iteracji jest przywrócenie usuniętych wierzchołków i krawędzi.</w:t>
+        <w:t>. W tak przygotowanym grafie wyszukiwana jest ścieżka rozszerzająca poprzez algorytm Djikstry, w którym zmienia się wierzchołek startowy na wierzchołek rozszerzający. Wariant najkrótszej ścieżki zostaje uzyskany poprzez zsumowanie ścieżki bazowej oraz ścieżki rozszerzającej w jedną ścieżkę. Następnie dodawany jest on do zbioru wariantów. Ostatnim krokiem w pojedynczej iteracji jest przywrócenie usuniętych wierzchołków i krawędzi.</w:t>
       </w:r>
       <w:r>
         <w:rPr>
@@ -15820,49 +13440,7 @@
           <w:rFonts w:ascii="Yu Mincho Light" w:eastAsia="Yu Mincho Light" w:hAnsi="Yu Mincho Light" w:cs="Times New Roman"/>
         </w:rPr>
         <w:tab/>
-        <w:t xml:space="preserve">def </w:t>
-      </w:r>
-      <w:proofErr w:type="spellStart"/>
-      <w:r>
-        <w:rPr>
-          <w:rFonts w:ascii="Yu Mincho Light" w:eastAsia="Yu Mincho Light" w:hAnsi="Yu Mincho Light" w:cs="Times New Roman"/>
-        </w:rPr>
-        <w:t>findBestPath</w:t>
-      </w:r>
-      <w:proofErr w:type="spellEnd"/>
-      <w:r>
-        <w:rPr>
-          <w:rFonts w:ascii="Yu Mincho Light" w:eastAsia="Yu Mincho Light" w:hAnsi="Yu Mincho Light" w:cs="Times New Roman"/>
-        </w:rPr>
-        <w:t>(</w:t>
-      </w:r>
-      <w:proofErr w:type="spellStart"/>
-      <w:r>
-        <w:rPr>
-          <w:rFonts w:ascii="Yu Mincho Light" w:eastAsia="Yu Mincho Light" w:hAnsi="Yu Mincho Light" w:cs="Times New Roman"/>
-        </w:rPr>
-        <w:t>variants</w:t>
-      </w:r>
-      <w:proofErr w:type="spellEnd"/>
-      <w:r>
-        <w:rPr>
-          <w:rFonts w:ascii="Yu Mincho Light" w:eastAsia="Yu Mincho Light" w:hAnsi="Yu Mincho Light" w:cs="Times New Roman"/>
-        </w:rPr>
-        <w:t xml:space="preserve">, </w:t>
-      </w:r>
-      <w:proofErr w:type="spellStart"/>
-      <w:r>
-        <w:rPr>
-          <w:rFonts w:ascii="Yu Mincho Light" w:eastAsia="Yu Mincho Light" w:hAnsi="Yu Mincho Light" w:cs="Times New Roman"/>
-        </w:rPr>
-        <w:t>paths</w:t>
-      </w:r>
-      <w:proofErr w:type="spellEnd"/>
-      <w:r>
-        <w:rPr>
-          <w:rFonts w:ascii="Yu Mincho Light" w:eastAsia="Yu Mincho Light" w:hAnsi="Yu Mincho Light" w:cs="Times New Roman"/>
-        </w:rPr>
-        <w:t>):</w:t>
+        <w:t>def findBestPath(variants, paths):</w:t>
       </w:r>
     </w:p>
     <w:p>
@@ -15888,34 +13466,7 @@
           <w:rFonts w:ascii="Yu Mincho Light" w:eastAsia="Yu Mincho Light" w:hAnsi="Yu Mincho Light" w:cs="Times New Roman"/>
         </w:rPr>
         <w:tab/>
-      </w:r>
-      <w:proofErr w:type="spellStart"/>
-      <w:r>
-        <w:rPr>
-          <w:rFonts w:ascii="Yu Mincho Light" w:eastAsia="Yu Mincho Light" w:hAnsi="Yu Mincho Light" w:cs="Times New Roman"/>
-        </w:rPr>
-        <w:t>if</w:t>
-      </w:r>
-      <w:proofErr w:type="spellEnd"/>
-      <w:r>
-        <w:rPr>
-          <w:rFonts w:ascii="Yu Mincho Light" w:eastAsia="Yu Mincho Light" w:hAnsi="Yu Mincho Light" w:cs="Times New Roman"/>
-        </w:rPr>
-        <w:t xml:space="preserve"> len(</w:t>
-      </w:r>
-      <w:proofErr w:type="spellStart"/>
-      <w:r>
-        <w:rPr>
-          <w:rFonts w:ascii="Yu Mincho Light" w:eastAsia="Yu Mincho Light" w:hAnsi="Yu Mincho Light" w:cs="Times New Roman"/>
-        </w:rPr>
-        <w:t>variants</w:t>
-      </w:r>
-      <w:proofErr w:type="spellEnd"/>
-      <w:r>
-        <w:rPr>
-          <w:rFonts w:ascii="Yu Mincho Light" w:eastAsia="Yu Mincho Light" w:hAnsi="Yu Mincho Light" w:cs="Times New Roman"/>
-        </w:rPr>
-        <w:t>) == 0:</w:t>
+        <w:t>if len(variants) == 0:</w:t>
       </w:r>
     </w:p>
     <w:p>
@@ -15947,21 +13498,7 @@
           <w:rFonts w:ascii="Yu Mincho Light" w:eastAsia="Yu Mincho Light" w:hAnsi="Yu Mincho Light" w:cs="Times New Roman"/>
         </w:rPr>
         <w:tab/>
-        <w:t xml:space="preserve">return </w:t>
-      </w:r>
-      <w:proofErr w:type="spellStart"/>
-      <w:r>
-        <w:rPr>
-          <w:rFonts w:ascii="Yu Mincho Light" w:eastAsia="Yu Mincho Light" w:hAnsi="Yu Mincho Light" w:cs="Times New Roman"/>
-        </w:rPr>
-        <w:t>false</w:t>
-      </w:r>
-      <w:proofErr w:type="spellEnd"/>
-      <w:r>
-        <w:rPr>
-          <w:rFonts w:ascii="Yu Mincho Light" w:eastAsia="Yu Mincho Light" w:hAnsi="Yu Mincho Light" w:cs="Times New Roman"/>
-        </w:rPr>
-        <w:t xml:space="preserve"> </w:t>
+        <w:t xml:space="preserve">return false </w:t>
       </w:r>
     </w:p>
     <w:p>
@@ -15987,34 +13524,7 @@
           <w:rFonts w:ascii="Yu Mincho Light" w:eastAsia="Yu Mincho Light" w:hAnsi="Yu Mincho Light" w:cs="Times New Roman"/>
         </w:rPr>
         <w:tab/>
-      </w:r>
-      <w:proofErr w:type="spellStart"/>
-      <w:r>
-        <w:rPr>
-          <w:rFonts w:ascii="Yu Mincho Light" w:eastAsia="Yu Mincho Light" w:hAnsi="Yu Mincho Light" w:cs="Times New Roman"/>
-        </w:rPr>
-        <w:t>bestPath</w:t>
-      </w:r>
-      <w:proofErr w:type="spellEnd"/>
-      <w:r>
-        <w:rPr>
-          <w:rFonts w:ascii="Yu Mincho Light" w:eastAsia="Yu Mincho Light" w:hAnsi="Yu Mincho Light" w:cs="Times New Roman"/>
-        </w:rPr>
-        <w:t xml:space="preserve"> = </w:t>
-      </w:r>
-      <w:proofErr w:type="spellStart"/>
-      <w:r>
-        <w:rPr>
-          <w:rFonts w:ascii="Yu Mincho Light" w:eastAsia="Yu Mincho Light" w:hAnsi="Yu Mincho Light" w:cs="Times New Roman"/>
-        </w:rPr>
-        <w:t>variants.findMinPath</w:t>
-      </w:r>
-      <w:proofErr w:type="spellEnd"/>
-      <w:r>
-        <w:rPr>
-          <w:rFonts w:ascii="Yu Mincho Light" w:eastAsia="Yu Mincho Light" w:hAnsi="Yu Mincho Light" w:cs="Times New Roman"/>
-        </w:rPr>
-        <w:t>()</w:t>
+        <w:t>bestPath = variants.findMinPath()</w:t>
       </w:r>
     </w:p>
     <w:p>
@@ -16040,34 +13550,7 @@
           <w:rFonts w:ascii="Yu Mincho Light" w:eastAsia="Yu Mincho Light" w:hAnsi="Yu Mincho Light" w:cs="Times New Roman"/>
         </w:rPr>
         <w:tab/>
-      </w:r>
-      <w:proofErr w:type="spellStart"/>
-      <w:r>
-        <w:rPr>
-          <w:rFonts w:ascii="Yu Mincho Light" w:eastAsia="Yu Mincho Light" w:hAnsi="Yu Mincho Light" w:cs="Times New Roman"/>
-        </w:rPr>
-        <w:t>variants.remove</w:t>
-      </w:r>
-      <w:proofErr w:type="spellEnd"/>
-      <w:r>
-        <w:rPr>
-          <w:rFonts w:ascii="Yu Mincho Light" w:eastAsia="Yu Mincho Light" w:hAnsi="Yu Mincho Light" w:cs="Times New Roman"/>
-        </w:rPr>
-        <w:t>(</w:t>
-      </w:r>
-      <w:proofErr w:type="spellStart"/>
-      <w:r>
-        <w:rPr>
-          <w:rFonts w:ascii="Yu Mincho Light" w:eastAsia="Yu Mincho Light" w:hAnsi="Yu Mincho Light" w:cs="Times New Roman"/>
-        </w:rPr>
-        <w:t>bestPath</w:t>
-      </w:r>
-      <w:proofErr w:type="spellEnd"/>
-      <w:r>
-        <w:rPr>
-          <w:rFonts w:ascii="Yu Mincho Light" w:eastAsia="Yu Mincho Light" w:hAnsi="Yu Mincho Light" w:cs="Times New Roman"/>
-        </w:rPr>
-        <w:t>)</w:t>
+        <w:t>variants.remove(bestPath)</w:t>
       </w:r>
     </w:p>
     <w:p>
@@ -16093,34 +13576,7 @@
           <w:rFonts w:ascii="Yu Mincho Light" w:eastAsia="Yu Mincho Light" w:hAnsi="Yu Mincho Light" w:cs="Times New Roman"/>
         </w:rPr>
         <w:tab/>
-      </w:r>
-      <w:proofErr w:type="spellStart"/>
-      <w:r>
-        <w:rPr>
-          <w:rFonts w:ascii="Yu Mincho Light" w:eastAsia="Yu Mincho Light" w:hAnsi="Yu Mincho Light" w:cs="Times New Roman"/>
-        </w:rPr>
-        <w:t>paths.push</w:t>
-      </w:r>
-      <w:proofErr w:type="spellEnd"/>
-      <w:r>
-        <w:rPr>
-          <w:rFonts w:ascii="Yu Mincho Light" w:eastAsia="Yu Mincho Light" w:hAnsi="Yu Mincho Light" w:cs="Times New Roman"/>
-        </w:rPr>
-        <w:t xml:space="preserve">( </w:t>
-      </w:r>
-      <w:proofErr w:type="spellStart"/>
-      <w:r>
-        <w:rPr>
-          <w:rFonts w:ascii="Yu Mincho Light" w:eastAsia="Yu Mincho Light" w:hAnsi="Yu Mincho Light" w:cs="Times New Roman"/>
-        </w:rPr>
-        <w:t>bestPath</w:t>
-      </w:r>
-      <w:proofErr w:type="spellEnd"/>
-      <w:r>
-        <w:rPr>
-          <w:rFonts w:ascii="Yu Mincho Light" w:eastAsia="Yu Mincho Light" w:hAnsi="Yu Mincho Light" w:cs="Times New Roman"/>
-        </w:rPr>
-        <w:t xml:space="preserve"> )</w:t>
+        <w:t>paths.push( bestPath )</w:t>
       </w:r>
     </w:p>
     <w:p>
@@ -16146,21 +13602,7 @@
           <w:rFonts w:ascii="Yu Mincho Light" w:eastAsia="Yu Mincho Light" w:hAnsi="Yu Mincho Light" w:cs="Times New Roman"/>
         </w:rPr>
         <w:tab/>
-        <w:t xml:space="preserve">return </w:t>
-      </w:r>
-      <w:proofErr w:type="spellStart"/>
-      <w:r>
-        <w:rPr>
-          <w:rFonts w:ascii="Yu Mincho Light" w:eastAsia="Yu Mincho Light" w:hAnsi="Yu Mincho Light" w:cs="Times New Roman"/>
-        </w:rPr>
-        <w:t>true</w:t>
-      </w:r>
-      <w:proofErr w:type="spellEnd"/>
-      <w:r>
-        <w:rPr>
-          <w:rFonts w:ascii="Yu Mincho Light" w:eastAsia="Yu Mincho Light" w:hAnsi="Yu Mincho Light" w:cs="Times New Roman"/>
-        </w:rPr>
-        <w:t xml:space="preserve"> </w:t>
+        <w:t xml:space="preserve">return true </w:t>
       </w:r>
     </w:p>
     <w:p>
@@ -16213,35 +13655,7 @@
         <w:rPr>
           <w:rFonts w:ascii="Yu Mincho Light" w:eastAsia="Yu Mincho Light" w:hAnsi="Yu Mincho Light" w:cs="Times New Roman"/>
         </w:rPr>
-        <w:t xml:space="preserve">def </w:t>
-      </w:r>
-      <w:proofErr w:type="spellStart"/>
-      <w:r>
-        <w:rPr>
-          <w:rFonts w:ascii="Yu Mincho Light" w:eastAsia="Yu Mincho Light" w:hAnsi="Yu Mincho Light" w:cs="Times New Roman"/>
-        </w:rPr>
-        <w:t>YenAlgorithm</w:t>
-      </w:r>
-      <w:proofErr w:type="spellEnd"/>
-      <w:r>
-        <w:rPr>
-          <w:rFonts w:ascii="Yu Mincho Light" w:eastAsia="Yu Mincho Light" w:hAnsi="Yu Mincho Light" w:cs="Times New Roman"/>
-        </w:rPr>
-        <w:t xml:space="preserve">(G, </w:t>
-      </w:r>
-      <w:proofErr w:type="spellStart"/>
-      <w:r>
-        <w:rPr>
-          <w:rFonts w:ascii="Yu Mincho Light" w:eastAsia="Yu Mincho Light" w:hAnsi="Yu Mincho Light" w:cs="Times New Roman"/>
-        </w:rPr>
-        <w:t>source</w:t>
-      </w:r>
-      <w:proofErr w:type="spellEnd"/>
-      <w:r>
-        <w:rPr>
-          <w:rFonts w:ascii="Yu Mincho Light" w:eastAsia="Yu Mincho Light" w:hAnsi="Yu Mincho Light" w:cs="Times New Roman"/>
-        </w:rPr>
-        <w:t>, end, k):</w:t>
+        <w:t>def YenAlgorithm(G, source, end, k):</w:t>
       </w:r>
     </w:p>
     <w:p>
@@ -16268,33 +13682,11 @@
         </w:rPr>
         <w:tab/>
       </w:r>
-      <w:proofErr w:type="spellStart"/>
-      <w:r>
-        <w:rPr>
-          <w:rFonts w:ascii="Yu Mincho Light" w:eastAsia="Yu Mincho Light" w:hAnsi="Yu Mincho Light" w:cs="Times New Roman"/>
-        </w:rPr>
-        <w:t>paths</w:t>
-      </w:r>
-      <w:proofErr w:type="spellEnd"/>
-      <w:r>
-        <w:rPr>
-          <w:rFonts w:ascii="Yu Mincho Light" w:eastAsia="Yu Mincho Light" w:hAnsi="Yu Mincho Light" w:cs="Times New Roman"/>
-        </w:rPr>
-        <w:t xml:space="preserve"> = </w:t>
-      </w:r>
-      <w:proofErr w:type="spellStart"/>
-      <w:r>
-        <w:rPr>
-          <w:rFonts w:ascii="Yu Mincho Light" w:eastAsia="Yu Mincho Light" w:hAnsi="Yu Mincho Light" w:cs="Times New Roman"/>
-        </w:rPr>
-        <w:t>new</w:t>
-      </w:r>
-      <w:proofErr w:type="spellEnd"/>
-      <w:r>
-        <w:rPr>
-          <w:rFonts w:ascii="Yu Mincho Light" w:eastAsia="Yu Mincho Light" w:hAnsi="Yu Mincho Light" w:cs="Times New Roman"/>
-        </w:rPr>
-        <w:t xml:space="preserve"> List</w:t>
+      <w:r>
+        <w:rPr>
+          <w:rFonts w:ascii="Yu Mincho Light" w:eastAsia="Yu Mincho Light" w:hAnsi="Yu Mincho Light" w:cs="Times New Roman"/>
+        </w:rPr>
+        <w:t>paths = new List</w:t>
       </w:r>
     </w:p>
     <w:p>
@@ -16321,33 +13713,11 @@
         </w:rPr>
         <w:tab/>
       </w:r>
-      <w:proofErr w:type="spellStart"/>
-      <w:r>
-        <w:rPr>
-          <w:rFonts w:ascii="Yu Mincho Light" w:eastAsia="Yu Mincho Light" w:hAnsi="Yu Mincho Light" w:cs="Times New Roman"/>
-        </w:rPr>
-        <w:t>variants</w:t>
-      </w:r>
-      <w:proofErr w:type="spellEnd"/>
-      <w:r>
-        <w:rPr>
-          <w:rFonts w:ascii="Yu Mincho Light" w:eastAsia="Yu Mincho Light" w:hAnsi="Yu Mincho Light" w:cs="Times New Roman"/>
-        </w:rPr>
-        <w:t xml:space="preserve"> = </w:t>
-      </w:r>
-      <w:proofErr w:type="spellStart"/>
-      <w:r>
-        <w:rPr>
-          <w:rFonts w:ascii="Yu Mincho Light" w:eastAsia="Yu Mincho Light" w:hAnsi="Yu Mincho Light" w:cs="Times New Roman"/>
-        </w:rPr>
-        <w:t>new</w:t>
-      </w:r>
-      <w:proofErr w:type="spellEnd"/>
-      <w:r>
-        <w:rPr>
-          <w:rFonts w:ascii="Yu Mincho Light" w:eastAsia="Yu Mincho Light" w:hAnsi="Yu Mincho Light" w:cs="Times New Roman"/>
-        </w:rPr>
-        <w:t xml:space="preserve"> Set </w:t>
+      <w:r>
+        <w:rPr>
+          <w:rFonts w:ascii="Yu Mincho Light" w:eastAsia="Yu Mincho Light" w:hAnsi="Yu Mincho Light" w:cs="Times New Roman"/>
+        </w:rPr>
+        <w:t xml:space="preserve">variants = new Set </w:t>
       </w:r>
     </w:p>
     <w:p>
@@ -16387,47 +13757,11 @@
         </w:rPr>
         <w:tab/>
       </w:r>
-      <w:proofErr w:type="spellStart"/>
-      <w:r>
-        <w:rPr>
-          <w:rFonts w:ascii="Yu Mincho Light" w:eastAsia="Yu Mincho Light" w:hAnsi="Yu Mincho Light" w:cs="Times New Roman"/>
-        </w:rPr>
-        <w:t>paths</w:t>
-      </w:r>
-      <w:proofErr w:type="spellEnd"/>
-      <w:r>
-        <w:rPr>
-          <w:rFonts w:ascii="Yu Mincho Light" w:eastAsia="Yu Mincho Light" w:hAnsi="Yu Mincho Light" w:cs="Times New Roman"/>
-        </w:rPr>
-        <w:t xml:space="preserve">[0] = </w:t>
-      </w:r>
-      <w:proofErr w:type="spellStart"/>
-      <w:r>
-        <w:rPr>
-          <w:rFonts w:ascii="Yu Mincho Light" w:eastAsia="Yu Mincho Light" w:hAnsi="Yu Mincho Light" w:cs="Times New Roman"/>
-        </w:rPr>
-        <w:t>Djikstra</w:t>
-      </w:r>
-      <w:proofErr w:type="spellEnd"/>
-      <w:r>
-        <w:rPr>
-          <w:rFonts w:ascii="Yu Mincho Light" w:eastAsia="Yu Mincho Light" w:hAnsi="Yu Mincho Light" w:cs="Times New Roman"/>
-        </w:rPr>
-        <w:t xml:space="preserve">(G, </w:t>
-      </w:r>
-      <w:proofErr w:type="spellStart"/>
-      <w:r>
-        <w:rPr>
-          <w:rFonts w:ascii="Yu Mincho Light" w:eastAsia="Yu Mincho Light" w:hAnsi="Yu Mincho Light" w:cs="Times New Roman"/>
-        </w:rPr>
-        <w:t>source</w:t>
-      </w:r>
-      <w:proofErr w:type="spellEnd"/>
-      <w:r>
-        <w:rPr>
-          <w:rFonts w:ascii="Yu Mincho Light" w:eastAsia="Yu Mincho Light" w:hAnsi="Yu Mincho Light" w:cs="Times New Roman"/>
-        </w:rPr>
-        <w:t>, end)</w:t>
+      <w:r>
+        <w:rPr>
+          <w:rFonts w:ascii="Yu Mincho Light" w:eastAsia="Yu Mincho Light" w:hAnsi="Yu Mincho Light" w:cs="Times New Roman"/>
+        </w:rPr>
+        <w:t>paths[0] = Djikstra(G, source, end)</w:t>
       </w:r>
     </w:p>
     <w:p>
@@ -16458,21 +13792,7 @@
         <w:rPr>
           <w:rFonts w:ascii="Yu Mincho Light" w:eastAsia="Yu Mincho Light" w:hAnsi="Yu Mincho Light" w:cs="Times New Roman"/>
         </w:rPr>
-        <w:t xml:space="preserve">for i in </w:t>
-      </w:r>
-      <w:proofErr w:type="spellStart"/>
-      <w:r>
-        <w:rPr>
-          <w:rFonts w:ascii="Yu Mincho Light" w:eastAsia="Yu Mincho Light" w:hAnsi="Yu Mincho Light" w:cs="Times New Roman"/>
-        </w:rPr>
-        <w:t>range</w:t>
-      </w:r>
-      <w:proofErr w:type="spellEnd"/>
-      <w:r>
-        <w:rPr>
-          <w:rFonts w:ascii="Yu Mincho Light" w:eastAsia="Yu Mincho Light" w:hAnsi="Yu Mincho Light" w:cs="Times New Roman"/>
-        </w:rPr>
-        <w:t>(0, k+1):</w:t>
+        <w:t>for i in range(0, k+1):</w:t>
       </w:r>
     </w:p>
     <w:p>
@@ -16505,33 +13825,11 @@
         </w:rPr>
         <w:tab/>
       </w:r>
-      <w:proofErr w:type="spellStart"/>
-      <w:r>
-        <w:rPr>
-          <w:rFonts w:ascii="Yu Mincho Light" w:eastAsia="Yu Mincho Light" w:hAnsi="Yu Mincho Light" w:cs="Times New Roman"/>
-        </w:rPr>
-        <w:t>maxVertex</w:t>
-      </w:r>
-      <w:proofErr w:type="spellEnd"/>
-      <w:r>
-        <w:rPr>
-          <w:rFonts w:ascii="Yu Mincho Light" w:eastAsia="Yu Mincho Light" w:hAnsi="Yu Mincho Light" w:cs="Times New Roman"/>
-        </w:rPr>
-        <w:t xml:space="preserve"> = len( </w:t>
-      </w:r>
-      <w:proofErr w:type="spellStart"/>
-      <w:r>
-        <w:rPr>
-          <w:rFonts w:ascii="Yu Mincho Light" w:eastAsia="Yu Mincho Light" w:hAnsi="Yu Mincho Light" w:cs="Times New Roman"/>
-        </w:rPr>
-        <w:t>paths</w:t>
-      </w:r>
-      <w:proofErr w:type="spellEnd"/>
-      <w:r>
-        <w:rPr>
-          <w:rFonts w:ascii="Yu Mincho Light" w:eastAsia="Yu Mincho Light" w:hAnsi="Yu Mincho Light" w:cs="Times New Roman"/>
-        </w:rPr>
-        <w:t>[i-1] ) -1</w:t>
+      <w:r>
+        <w:rPr>
+          <w:rFonts w:ascii="Yu Mincho Light" w:eastAsia="Yu Mincho Light" w:hAnsi="Yu Mincho Light" w:cs="Times New Roman"/>
+        </w:rPr>
+        <w:t>maxVertex = len( paths[i-1] ) -1</w:t>
       </w:r>
     </w:p>
     <w:p>
@@ -16568,35 +13866,7 @@
         <w:rPr>
           <w:rFonts w:ascii="Yu Mincho Light" w:eastAsia="Yu Mincho Light" w:hAnsi="Yu Mincho Light" w:cs="Times New Roman"/>
         </w:rPr>
-        <w:t xml:space="preserve">for j in </w:t>
-      </w:r>
-      <w:proofErr w:type="spellStart"/>
-      <w:r>
-        <w:rPr>
-          <w:rFonts w:ascii="Yu Mincho Light" w:eastAsia="Yu Mincho Light" w:hAnsi="Yu Mincho Light" w:cs="Times New Roman"/>
-        </w:rPr>
-        <w:t>range</w:t>
-      </w:r>
-      <w:proofErr w:type="spellEnd"/>
-      <w:r>
-        <w:rPr>
-          <w:rFonts w:ascii="Yu Mincho Light" w:eastAsia="Yu Mincho Light" w:hAnsi="Yu Mincho Light" w:cs="Times New Roman"/>
-        </w:rPr>
-        <w:t xml:space="preserve">(0, </w:t>
-      </w:r>
-      <w:proofErr w:type="spellStart"/>
-      <w:r>
-        <w:rPr>
-          <w:rFonts w:ascii="Yu Mincho Light" w:eastAsia="Yu Mincho Light" w:hAnsi="Yu Mincho Light" w:cs="Times New Roman"/>
-        </w:rPr>
-        <w:t>maxVertex</w:t>
-      </w:r>
-      <w:proofErr w:type="spellEnd"/>
-      <w:r>
-        <w:rPr>
-          <w:rFonts w:ascii="Yu Mincho Light" w:eastAsia="Yu Mincho Light" w:hAnsi="Yu Mincho Light" w:cs="Times New Roman"/>
-        </w:rPr>
-        <w:t>):</w:t>
+        <w:t>for j in range(0, maxVertex):</w:t>
       </w:r>
     </w:p>
     <w:p>
@@ -16635,47 +13905,11 @@
         </w:rPr>
         <w:tab/>
       </w:r>
-      <w:proofErr w:type="spellStart"/>
-      <w:r>
-        <w:rPr>
-          <w:rFonts w:ascii="Yu Mincho Light" w:eastAsia="Yu Mincho Light" w:hAnsi="Yu Mincho Light" w:cs="Times New Roman"/>
-        </w:rPr>
-        <w:t>basePath</w:t>
-      </w:r>
-      <w:proofErr w:type="spellEnd"/>
-      <w:r>
-        <w:rPr>
-          <w:rFonts w:ascii="Yu Mincho Light" w:eastAsia="Yu Mincho Light" w:hAnsi="Yu Mincho Light" w:cs="Times New Roman"/>
-        </w:rPr>
-        <w:t xml:space="preserve"> = </w:t>
-      </w:r>
-      <w:proofErr w:type="spellStart"/>
-      <w:r>
-        <w:rPr>
-          <w:rFonts w:ascii="Yu Mincho Light" w:eastAsia="Yu Mincho Light" w:hAnsi="Yu Mincho Light" w:cs="Times New Roman"/>
-        </w:rPr>
-        <w:t>paths</w:t>
-      </w:r>
-      <w:proofErr w:type="spellEnd"/>
-      <w:r>
-        <w:rPr>
-          <w:rFonts w:ascii="Yu Mincho Light" w:eastAsia="Yu Mincho Light" w:hAnsi="Yu Mincho Light" w:cs="Times New Roman"/>
-        </w:rPr>
-        <w:t>[i-1].</w:t>
-      </w:r>
-      <w:proofErr w:type="spellStart"/>
-      <w:r>
-        <w:rPr>
-          <w:rFonts w:ascii="Yu Mincho Light" w:eastAsia="Yu Mincho Light" w:hAnsi="Yu Mincho Light" w:cs="Times New Roman"/>
-        </w:rPr>
-        <w:t>get</w:t>
-      </w:r>
-      <w:proofErr w:type="spellEnd"/>
-      <w:r>
-        <w:rPr>
-          <w:rFonts w:ascii="Yu Mincho Light" w:eastAsia="Yu Mincho Light" w:hAnsi="Yu Mincho Light" w:cs="Times New Roman"/>
-        </w:rPr>
-        <w:t>(j)</w:t>
+      <w:r>
+        <w:rPr>
+          <w:rFonts w:ascii="Yu Mincho Light" w:eastAsia="Yu Mincho Light" w:hAnsi="Yu Mincho Light" w:cs="Times New Roman"/>
+        </w:rPr>
+        <w:t>basePath = paths[i-1].get(j)</w:t>
       </w:r>
     </w:p>
     <w:p>
@@ -16714,47 +13948,11 @@
         </w:rPr>
         <w:tab/>
       </w:r>
-      <w:proofErr w:type="spellStart"/>
-      <w:r>
-        <w:rPr>
-          <w:rFonts w:ascii="Yu Mincho Light" w:eastAsia="Yu Mincho Light" w:hAnsi="Yu Mincho Light" w:cs="Times New Roman"/>
-        </w:rPr>
-        <w:t>spurVertex</w:t>
-      </w:r>
-      <w:proofErr w:type="spellEnd"/>
-      <w:r>
-        <w:rPr>
-          <w:rFonts w:ascii="Yu Mincho Light" w:eastAsia="Yu Mincho Light" w:hAnsi="Yu Mincho Light" w:cs="Times New Roman"/>
-        </w:rPr>
-        <w:t xml:space="preserve"> = </w:t>
-      </w:r>
-      <w:proofErr w:type="spellStart"/>
-      <w:r>
-        <w:rPr>
-          <w:rFonts w:ascii="Yu Mincho Light" w:eastAsia="Yu Mincho Light" w:hAnsi="Yu Mincho Light" w:cs="Times New Roman"/>
-        </w:rPr>
-        <w:t>paths</w:t>
-      </w:r>
-      <w:proofErr w:type="spellEnd"/>
-      <w:r>
-        <w:rPr>
-          <w:rFonts w:ascii="Yu Mincho Light" w:eastAsia="Yu Mincho Light" w:hAnsi="Yu Mincho Light" w:cs="Times New Roman"/>
-        </w:rPr>
-        <w:t>[i-1].</w:t>
-      </w:r>
-      <w:proofErr w:type="spellStart"/>
-      <w:r>
-        <w:rPr>
-          <w:rFonts w:ascii="Yu Mincho Light" w:eastAsia="Yu Mincho Light" w:hAnsi="Yu Mincho Light" w:cs="Times New Roman"/>
-        </w:rPr>
-        <w:t>get</w:t>
-      </w:r>
-      <w:proofErr w:type="spellEnd"/>
-      <w:r>
-        <w:rPr>
-          <w:rFonts w:ascii="Yu Mincho Light" w:eastAsia="Yu Mincho Light" w:hAnsi="Yu Mincho Light" w:cs="Times New Roman"/>
-        </w:rPr>
-        <w:t>(0,j)</w:t>
+      <w:r>
+        <w:rPr>
+          <w:rFonts w:ascii="Yu Mincho Light" w:eastAsia="Yu Mincho Light" w:hAnsi="Yu Mincho Light" w:cs="Times New Roman"/>
+        </w:rPr>
+        <w:t>spurVertex = paths[i-1].get(0,j)</w:t>
       </w:r>
     </w:p>
     <w:p>
@@ -16793,47 +13991,11 @@
         </w:rPr>
         <w:tab/>
       </w:r>
-      <w:proofErr w:type="spellStart"/>
-      <w:r>
-        <w:rPr>
-          <w:rFonts w:ascii="Yu Mincho Light" w:eastAsia="Yu Mincho Light" w:hAnsi="Yu Mincho Light" w:cs="Times New Roman"/>
-        </w:rPr>
-        <w:t>removeEdgesWithSameBasePath</w:t>
-      </w:r>
-      <w:proofErr w:type="spellEnd"/>
-      <w:r>
-        <w:rPr>
-          <w:rFonts w:ascii="Yu Mincho Light" w:eastAsia="Yu Mincho Light" w:hAnsi="Yu Mincho Light" w:cs="Times New Roman"/>
-        </w:rPr>
-        <w:t xml:space="preserve">(G, </w:t>
-      </w:r>
-      <w:proofErr w:type="spellStart"/>
-      <w:r>
-        <w:rPr>
-          <w:rFonts w:ascii="Yu Mincho Light" w:eastAsia="Yu Mincho Light" w:hAnsi="Yu Mincho Light" w:cs="Times New Roman"/>
-        </w:rPr>
-        <w:t>paths</w:t>
-      </w:r>
-      <w:proofErr w:type="spellEnd"/>
-      <w:r>
-        <w:rPr>
-          <w:rFonts w:ascii="Yu Mincho Light" w:eastAsia="Yu Mincho Light" w:hAnsi="Yu Mincho Light" w:cs="Times New Roman"/>
-        </w:rPr>
-        <w:t xml:space="preserve">, </w:t>
-      </w:r>
-      <w:proofErr w:type="spellStart"/>
-      <w:r>
-        <w:rPr>
-          <w:rFonts w:ascii="Yu Mincho Light" w:eastAsia="Yu Mincho Light" w:hAnsi="Yu Mincho Light" w:cs="Times New Roman"/>
-        </w:rPr>
-        <w:t>basePath</w:t>
-      </w:r>
-      <w:proofErr w:type="spellEnd"/>
-      <w:r>
-        <w:rPr>
-          <w:rFonts w:ascii="Yu Mincho Light" w:eastAsia="Yu Mincho Light" w:hAnsi="Yu Mincho Light" w:cs="Times New Roman"/>
-        </w:rPr>
-        <w:t>)</w:t>
+      <w:r>
+        <w:rPr>
+          <w:rFonts w:ascii="Yu Mincho Light" w:eastAsia="Yu Mincho Light" w:hAnsi="Yu Mincho Light" w:cs="Times New Roman"/>
+        </w:rPr>
+        <w:t>removeEdgesWithSameBasePath(G, paths, basePath)</w:t>
       </w:r>
     </w:p>
     <w:p>
@@ -16872,33 +14034,11 @@
         </w:rPr>
         <w:tab/>
       </w:r>
-      <w:proofErr w:type="spellStart"/>
-      <w:r>
-        <w:rPr>
-          <w:rFonts w:ascii="Yu Mincho Light" w:eastAsia="Yu Mincho Light" w:hAnsi="Yu Mincho Light" w:cs="Times New Roman"/>
-        </w:rPr>
-        <w:t>removeBasePathVertexFromGraph</w:t>
-      </w:r>
-      <w:proofErr w:type="spellEnd"/>
-      <w:r>
-        <w:rPr>
-          <w:rFonts w:ascii="Yu Mincho Light" w:eastAsia="Yu Mincho Light" w:hAnsi="Yu Mincho Light" w:cs="Times New Roman"/>
-        </w:rPr>
-        <w:t xml:space="preserve">(G, </w:t>
-      </w:r>
-      <w:proofErr w:type="spellStart"/>
-      <w:r>
-        <w:rPr>
-          <w:rFonts w:ascii="Yu Mincho Light" w:eastAsia="Yu Mincho Light" w:hAnsi="Yu Mincho Light" w:cs="Times New Roman"/>
-        </w:rPr>
-        <w:t>basePath</w:t>
-      </w:r>
-      <w:proofErr w:type="spellEnd"/>
-      <w:r>
-        <w:rPr>
-          <w:rFonts w:ascii="Yu Mincho Light" w:eastAsia="Yu Mincho Light" w:hAnsi="Yu Mincho Light" w:cs="Times New Roman"/>
-        </w:rPr>
-        <w:t>)</w:t>
+      <w:r>
+        <w:rPr>
+          <w:rFonts w:ascii="Yu Mincho Light" w:eastAsia="Yu Mincho Light" w:hAnsi="Yu Mincho Light" w:cs="Times New Roman"/>
+        </w:rPr>
+        <w:t>removeBasePathVertexFromGraph(G, basePath)</w:t>
       </w:r>
     </w:p>
     <w:p>
@@ -16937,47 +14077,11 @@
         </w:rPr>
         <w:tab/>
       </w:r>
-      <w:proofErr w:type="spellStart"/>
-      <w:r>
-        <w:rPr>
-          <w:rFonts w:ascii="Yu Mincho Light" w:eastAsia="Yu Mincho Light" w:hAnsi="Yu Mincho Light" w:cs="Times New Roman"/>
-        </w:rPr>
-        <w:t>spurPath</w:t>
-      </w:r>
-      <w:proofErr w:type="spellEnd"/>
-      <w:r>
-        <w:rPr>
-          <w:rFonts w:ascii="Yu Mincho Light" w:eastAsia="Yu Mincho Light" w:hAnsi="Yu Mincho Light" w:cs="Times New Roman"/>
-        </w:rPr>
-        <w:t xml:space="preserve"> = </w:t>
-      </w:r>
-      <w:proofErr w:type="spellStart"/>
-      <w:r>
-        <w:rPr>
-          <w:rFonts w:ascii="Yu Mincho Light" w:eastAsia="Yu Mincho Light" w:hAnsi="Yu Mincho Light" w:cs="Times New Roman"/>
-        </w:rPr>
-        <w:t>Djikstra</w:t>
-      </w:r>
-      <w:proofErr w:type="spellEnd"/>
-      <w:r>
-        <w:rPr>
-          <w:rFonts w:ascii="Yu Mincho Light" w:eastAsia="Yu Mincho Light" w:hAnsi="Yu Mincho Light" w:cs="Times New Roman"/>
-        </w:rPr>
-        <w:t xml:space="preserve">(G, </w:t>
-      </w:r>
-      <w:proofErr w:type="spellStart"/>
-      <w:r>
-        <w:rPr>
-          <w:rFonts w:ascii="Yu Mincho Light" w:eastAsia="Yu Mincho Light" w:hAnsi="Yu Mincho Light" w:cs="Times New Roman"/>
-        </w:rPr>
-        <w:t>spurVertex</w:t>
-      </w:r>
-      <w:proofErr w:type="spellEnd"/>
-      <w:r>
-        <w:rPr>
-          <w:rFonts w:ascii="Yu Mincho Light" w:eastAsia="Yu Mincho Light" w:hAnsi="Yu Mincho Light" w:cs="Times New Roman"/>
-        </w:rPr>
-        <w:t>, end)</w:t>
+      <w:r>
+        <w:rPr>
+          <w:rFonts w:ascii="Yu Mincho Light" w:eastAsia="Yu Mincho Light" w:hAnsi="Yu Mincho Light" w:cs="Times New Roman"/>
+        </w:rPr>
+        <w:t>spurPath = Djikstra(G, spurVertex, end)</w:t>
       </w:r>
     </w:p>
     <w:p>
@@ -17041,61 +14145,11 @@
         </w:rPr>
         <w:tab/>
       </w:r>
-      <w:proofErr w:type="spellStart"/>
-      <w:r>
-        <w:rPr>
-          <w:rFonts w:ascii="Yu Mincho Light" w:eastAsia="Yu Mincho Light" w:hAnsi="Yu Mincho Light" w:cs="Times New Roman"/>
-        </w:rPr>
-        <w:t>variantPath</w:t>
-      </w:r>
-      <w:proofErr w:type="spellEnd"/>
-      <w:r>
-        <w:rPr>
-          <w:rFonts w:ascii="Yu Mincho Light" w:eastAsia="Yu Mincho Light" w:hAnsi="Yu Mincho Light" w:cs="Times New Roman"/>
-        </w:rPr>
-        <w:t xml:space="preserve"> = </w:t>
-      </w:r>
-      <w:proofErr w:type="spellStart"/>
-      <w:r>
-        <w:rPr>
-          <w:rFonts w:ascii="Yu Mincho Light" w:eastAsia="Yu Mincho Light" w:hAnsi="Yu Mincho Light" w:cs="Times New Roman"/>
-        </w:rPr>
-        <w:t>merge</w:t>
-      </w:r>
-      <w:proofErr w:type="spellEnd"/>
-      <w:r>
-        <w:rPr>
-          <w:rFonts w:ascii="Yu Mincho Light" w:eastAsia="Yu Mincho Light" w:hAnsi="Yu Mincho Light" w:cs="Times New Roman"/>
-        </w:rPr>
-        <w:t xml:space="preserve">( </w:t>
-      </w:r>
-      <w:proofErr w:type="spellStart"/>
-      <w:r>
-        <w:rPr>
-          <w:rFonts w:ascii="Yu Mincho Light" w:eastAsia="Yu Mincho Light" w:hAnsi="Yu Mincho Light" w:cs="Times New Roman"/>
-        </w:rPr>
-        <w:t>basePath</w:t>
-      </w:r>
-      <w:proofErr w:type="spellEnd"/>
-      <w:r>
-        <w:rPr>
-          <w:rFonts w:ascii="Yu Mincho Light" w:eastAsia="Yu Mincho Light" w:hAnsi="Yu Mincho Light" w:cs="Times New Roman"/>
-        </w:rPr>
-        <w:t xml:space="preserve">, </w:t>
-      </w:r>
-      <w:proofErr w:type="spellStart"/>
-      <w:r>
-        <w:rPr>
-          <w:rFonts w:ascii="Yu Mincho Light" w:eastAsia="Yu Mincho Light" w:hAnsi="Yu Mincho Light" w:cs="Times New Roman"/>
-        </w:rPr>
-        <w:t>spurPath</w:t>
-      </w:r>
-      <w:proofErr w:type="spellEnd"/>
-      <w:r>
-        <w:rPr>
-          <w:rFonts w:ascii="Yu Mincho Light" w:eastAsia="Yu Mincho Light" w:hAnsi="Yu Mincho Light" w:cs="Times New Roman"/>
-        </w:rPr>
-        <w:t xml:space="preserve"> )</w:t>
+      <w:r>
+        <w:rPr>
+          <w:rFonts w:ascii="Yu Mincho Light" w:eastAsia="Yu Mincho Light" w:hAnsi="Yu Mincho Light" w:cs="Times New Roman"/>
+        </w:rPr>
+        <w:t>variantPath = merge( basePath, spurPath )</w:t>
       </w:r>
     </w:p>
     <w:p>
@@ -17134,33 +14188,11 @@
         </w:rPr>
         <w:tab/>
       </w:r>
-      <w:proofErr w:type="spellStart"/>
-      <w:r>
-        <w:rPr>
-          <w:rFonts w:ascii="Yu Mincho Light" w:eastAsia="Yu Mincho Light" w:hAnsi="Yu Mincho Light" w:cs="Times New Roman"/>
-        </w:rPr>
-        <w:t>variants.insert</w:t>
-      </w:r>
-      <w:proofErr w:type="spellEnd"/>
-      <w:r>
-        <w:rPr>
-          <w:rFonts w:ascii="Yu Mincho Light" w:eastAsia="Yu Mincho Light" w:hAnsi="Yu Mincho Light" w:cs="Times New Roman"/>
-        </w:rPr>
-        <w:t xml:space="preserve">( </w:t>
-      </w:r>
-      <w:proofErr w:type="spellStart"/>
-      <w:r>
-        <w:rPr>
-          <w:rFonts w:ascii="Yu Mincho Light" w:eastAsia="Yu Mincho Light" w:hAnsi="Yu Mincho Light" w:cs="Times New Roman"/>
-        </w:rPr>
-        <w:t>variantPath</w:t>
-      </w:r>
-      <w:proofErr w:type="spellEnd"/>
-      <w:r>
-        <w:rPr>
-          <w:rFonts w:ascii="Yu Mincho Light" w:eastAsia="Yu Mincho Light" w:hAnsi="Yu Mincho Light" w:cs="Times New Roman"/>
-        </w:rPr>
-        <w:t xml:space="preserve"> )</w:t>
+      <w:r>
+        <w:rPr>
+          <w:rFonts w:ascii="Yu Mincho Light" w:eastAsia="Yu Mincho Light" w:hAnsi="Yu Mincho Light" w:cs="Times New Roman"/>
+        </w:rPr>
+        <w:t>variants.insert( variantPath )</w:t>
       </w:r>
     </w:p>
     <w:p>
@@ -17212,61 +14244,11 @@
         </w:rPr>
         <w:tab/>
       </w:r>
-      <w:proofErr w:type="spellStart"/>
-      <w:r>
-        <w:rPr>
-          <w:rFonts w:ascii="Yu Mincho Light" w:eastAsia="Yu Mincho Light" w:hAnsi="Yu Mincho Light" w:cs="Times New Roman"/>
-        </w:rPr>
-        <w:t>if</w:t>
-      </w:r>
-      <w:proofErr w:type="spellEnd"/>
-      <w:r>
-        <w:rPr>
-          <w:rFonts w:ascii="Yu Mincho Light" w:eastAsia="Yu Mincho Light" w:hAnsi="Yu Mincho Light" w:cs="Times New Roman"/>
-        </w:rPr>
-        <w:t>( !</w:t>
-      </w:r>
-      <w:proofErr w:type="spellStart"/>
-      <w:r>
-        <w:rPr>
-          <w:rFonts w:ascii="Yu Mincho Light" w:eastAsia="Yu Mincho Light" w:hAnsi="Yu Mincho Light" w:cs="Times New Roman"/>
-        </w:rPr>
-        <w:t>findBestPath</w:t>
-      </w:r>
-      <w:proofErr w:type="spellEnd"/>
-      <w:r>
-        <w:rPr>
-          <w:rFonts w:ascii="Yu Mincho Light" w:eastAsia="Yu Mincho Light" w:hAnsi="Yu Mincho Light" w:cs="Times New Roman"/>
-        </w:rPr>
-        <w:t>(</w:t>
-      </w:r>
-      <w:proofErr w:type="spellStart"/>
-      <w:r>
-        <w:rPr>
-          <w:rFonts w:ascii="Yu Mincho Light" w:eastAsia="Yu Mincho Light" w:hAnsi="Yu Mincho Light" w:cs="Times New Roman"/>
-        </w:rPr>
-        <w:t>variants</w:t>
-      </w:r>
-      <w:proofErr w:type="spellEnd"/>
-      <w:r>
-        <w:rPr>
-          <w:rFonts w:ascii="Yu Mincho Light" w:eastAsia="Yu Mincho Light" w:hAnsi="Yu Mincho Light" w:cs="Times New Roman"/>
-        </w:rPr>
-        <w:t xml:space="preserve">, </w:t>
-      </w:r>
-      <w:proofErr w:type="spellStart"/>
-      <w:r>
-        <w:rPr>
-          <w:rFonts w:ascii="Yu Mincho Light" w:eastAsia="Yu Mincho Light" w:hAnsi="Yu Mincho Light" w:cs="Times New Roman"/>
-        </w:rPr>
-        <w:t>paths</w:t>
-      </w:r>
-      <w:proofErr w:type="spellEnd"/>
-      <w:r>
-        <w:rPr>
-          <w:rFonts w:ascii="Yu Mincho Light" w:eastAsia="Yu Mincho Light" w:hAnsi="Yu Mincho Light" w:cs="Times New Roman"/>
-        </w:rPr>
-        <w:t>) ):</w:t>
+      <w:r>
+        <w:rPr>
+          <w:rFonts w:ascii="Yu Mincho Light" w:eastAsia="Yu Mincho Light" w:hAnsi="Yu Mincho Light" w:cs="Times New Roman"/>
+        </w:rPr>
+        <w:t>if( !findBestPath(variants, paths) ):</w:t>
       </w:r>
     </w:p>
     <w:p>
@@ -17305,14 +14287,12 @@
         </w:rPr>
         <w:tab/>
       </w:r>
-      <w:proofErr w:type="spellStart"/>
       <w:r>
         <w:rPr>
           <w:rFonts w:ascii="Yu Mincho Light" w:eastAsia="Yu Mincho Light" w:hAnsi="Yu Mincho Light" w:cs="Times New Roman"/>
         </w:rPr>
         <w:t>break</w:t>
       </w:r>
-      <w:proofErr w:type="spellEnd"/>
     </w:p>
     <w:p>
       <w:pPr>
@@ -17337,16 +14317,8 @@
           <w:rFonts w:ascii="Yu Mincho Light" w:eastAsia="Yu Mincho Light" w:hAnsi="Yu Mincho Light" w:cs="Times New Roman"/>
         </w:rPr>
         <w:tab/>
-        <w:t xml:space="preserve">return </w:t>
-      </w:r>
-      <w:proofErr w:type="spellStart"/>
-      <w:r>
-        <w:rPr>
-          <w:rFonts w:ascii="Yu Mincho Light" w:eastAsia="Yu Mincho Light" w:hAnsi="Yu Mincho Light" w:cs="Times New Roman"/>
-        </w:rPr>
-        <w:t>paths</w:t>
-      </w:r>
-      <w:proofErr w:type="spellEnd"/>
+        <w:t>return paths</w:t>
+      </w:r>
     </w:p>
     <w:p>
       <w:pPr>
@@ -17394,7 +14366,9 @@
           <w:szCs w:val="28"/>
         </w:rPr>
       </w:pPr>
-      <w:r>
+    </w:p>
+    <w:p>
+      <w:pPr>
         <w:rPr>
           <w:rFonts w:ascii="Times New Roman" w:hAnsi="Times New Roman" w:cs="Times New Roman"/>
           <w:b/>
@@ -17402,6 +14376,27 @@
           <w:sz w:val="28"/>
           <w:szCs w:val="28"/>
         </w:rPr>
+      </w:pPr>
+    </w:p>
+    <w:p>
+      <w:pPr>
+        <w:rPr>
+          <w:rFonts w:ascii="Times New Roman" w:hAnsi="Times New Roman" w:cs="Times New Roman"/>
+          <w:b/>
+          <w:bCs/>
+          <w:sz w:val="28"/>
+          <w:szCs w:val="28"/>
+        </w:rPr>
+      </w:pPr>
+      <w:r>
+        <w:rPr>
+          <w:rFonts w:ascii="Times New Roman" w:hAnsi="Times New Roman" w:cs="Times New Roman"/>
+          <w:b/>
+          <w:bCs/>
+          <w:sz w:val="28"/>
+          <w:szCs w:val="28"/>
+        </w:rPr>
+        <w:lastRenderedPageBreak/>
         <w:t>Problem znalezienia optymalnego harmonogramu podróży:</w:t>
       </w:r>
     </w:p>
@@ -17419,16 +14414,7 @@
           <w:sz w:val="24"/>
           <w:szCs w:val="24"/>
         </w:rPr>
-        <w:t xml:space="preserve">Algorytmy przedstawione w tym rozdziale można wykorzystać do wykreowania najkrótszych tras oraz ich przebiegu w czasie. Do wygenerowania tras potrzebna jest informacja o </w:t>
-      </w:r>
-      <w:r>
-        <w:rPr>
-          <w:rFonts w:ascii="Times New Roman" w:hAnsi="Times New Roman" w:cs="Times New Roman"/>
-          <w:sz w:val="24"/>
-          <w:szCs w:val="24"/>
-        </w:rPr>
-        <w:lastRenderedPageBreak/>
-        <w:t>punktach na mapie oraz połączeniach między nimi. O połączeniu można myśleć jako o trasie z punktu A do punktu B</w:t>
+        <w:t>Algorytmy przedstawione w tym rozdziale można wykorzystać do wykreowania najkrótszych tras oraz ich przebiegu w czasie. Do wygenerowania tras potrzebna jest informacja o punktach na mapie oraz połączeniach między nimi. O połączeniu można myśleć jako o trasie z punktu A do punktu B</w:t>
       </w:r>
       <w:r>
         <w:rPr>
@@ -17471,6 +14457,15 @@
         </w:rPr>
         <w:t>Przykładowa mapa tras została zaprezentowana na figurze:</w:t>
       </w:r>
+    </w:p>
+    <w:p>
+      <w:pPr>
+        <w:rPr>
+          <w:rFonts w:ascii="Times New Roman" w:hAnsi="Times New Roman" w:cs="Times New Roman"/>
+          <w:sz w:val="24"/>
+          <w:szCs w:val="24"/>
+        </w:rPr>
+      </w:pPr>
     </w:p>
     <w:p>
       <w:pPr>
@@ -17603,16 +14598,6 @@
     </w:p>
     <w:p>
       <w:pPr>
-        <w:rPr>
-          <w:rFonts w:ascii="Times New Roman" w:hAnsi="Times New Roman" w:cs="Times New Roman"/>
-          <w:noProof/>
-          <w:sz w:val="24"/>
-          <w:szCs w:val="24"/>
-        </w:rPr>
-      </w:pPr>
-    </w:p>
-    <w:p>
-      <w:pPr>
         <w:tabs>
           <w:tab w:val="left" w:pos="2652"/>
         </w:tabs>
@@ -17647,6 +14632,54 @@
           <w:szCs w:val="24"/>
         </w:rPr>
       </w:pPr>
+    </w:p>
+    <w:p>
+      <w:pPr>
+        <w:tabs>
+          <w:tab w:val="left" w:pos="2652"/>
+        </w:tabs>
+        <w:rPr>
+          <w:rFonts w:ascii="Times New Roman" w:hAnsi="Times New Roman" w:cs="Times New Roman"/>
+          <w:sz w:val="24"/>
+          <w:szCs w:val="24"/>
+        </w:rPr>
+      </w:pPr>
+    </w:p>
+    <w:p>
+      <w:pPr>
+        <w:tabs>
+          <w:tab w:val="left" w:pos="2652"/>
+        </w:tabs>
+        <w:rPr>
+          <w:rFonts w:ascii="Times New Roman" w:hAnsi="Times New Roman" w:cs="Times New Roman"/>
+          <w:sz w:val="24"/>
+          <w:szCs w:val="24"/>
+        </w:rPr>
+      </w:pPr>
+    </w:p>
+    <w:p>
+      <w:pPr>
+        <w:tabs>
+          <w:tab w:val="left" w:pos="2652"/>
+        </w:tabs>
+        <w:rPr>
+          <w:rFonts w:ascii="Times New Roman" w:hAnsi="Times New Roman" w:cs="Times New Roman"/>
+          <w:sz w:val="24"/>
+          <w:szCs w:val="24"/>
+        </w:rPr>
+      </w:pPr>
+    </w:p>
+    <w:p>
+      <w:pPr>
+        <w:tabs>
+          <w:tab w:val="left" w:pos="2652"/>
+        </w:tabs>
+        <w:rPr>
+          <w:rFonts w:ascii="Times New Roman" w:hAnsi="Times New Roman" w:cs="Times New Roman"/>
+          <w:sz w:val="24"/>
+          <w:szCs w:val="24"/>
+        </w:rPr>
+      </w:pPr>
       <w:r>
         <w:rPr>
           <w:rFonts w:ascii="Times New Roman" w:hAnsi="Times New Roman" w:cs="Times New Roman"/>
@@ -17661,35 +14694,64 @@
           <w:sz w:val="24"/>
           <w:szCs w:val="24"/>
         </w:rPr>
-        <w:t xml:space="preserve">. Na takim grafie stosujemy algorytm </w:t>
-      </w:r>
-      <w:proofErr w:type="spellStart"/>
-      <w:r>
-        <w:rPr>
-          <w:rFonts w:ascii="Times New Roman" w:hAnsi="Times New Roman" w:cs="Times New Roman"/>
-          <w:sz w:val="24"/>
-          <w:szCs w:val="24"/>
-        </w:rPr>
-        <w:t>Yena</w:t>
-      </w:r>
-      <w:proofErr w:type="spellEnd"/>
-      <w:r>
-        <w:rPr>
-          <w:rFonts w:ascii="Times New Roman" w:hAnsi="Times New Roman" w:cs="Times New Roman"/>
-          <w:sz w:val="24"/>
-          <w:szCs w:val="24"/>
-        </w:rPr>
-        <w:t xml:space="preserve"> dla przykładowej wartości k = 3, czyli wyszukane zostaną 3 najlepsze trasy. Wynik działania algorytmu został </w:t>
-      </w:r>
-      <w:r>
-        <w:rPr>
-          <w:rFonts w:ascii="Times New Roman" w:hAnsi="Times New Roman" w:cs="Times New Roman"/>
-          <w:sz w:val="24"/>
-          <w:szCs w:val="24"/>
-        </w:rPr>
-        <w:lastRenderedPageBreak/>
-        <w:t xml:space="preserve">zaprezentowany na figurze nr </w:t>
-      </w:r>
+        <w:t>. Na takim grafie stosujemy algorytm Yena dla przykładowej wartości k = 3, czyli wyszukane zostaną 3 najlepsze trasy. Wynik działania algorytmu został zaprezentowany na figurze nr</w:t>
+      </w:r>
+      <w:r>
+        <w:rPr>
+          <w:rFonts w:ascii="Times New Roman" w:hAnsi="Times New Roman" w:cs="Times New Roman"/>
+          <w:sz w:val="24"/>
+          <w:szCs w:val="24"/>
+        </w:rPr>
+        <w:t xml:space="preserve">, wygenerowany harmonogram został zaprezentowany na figurze nr x </w:t>
+      </w:r>
+    </w:p>
+    <w:p>
+      <w:pPr>
+        <w:tabs>
+          <w:tab w:val="left" w:pos="2652"/>
+        </w:tabs>
+        <w:rPr>
+          <w:rFonts w:ascii="Times New Roman" w:hAnsi="Times New Roman" w:cs="Times New Roman"/>
+          <w:sz w:val="24"/>
+          <w:szCs w:val="24"/>
+        </w:rPr>
+      </w:pPr>
+    </w:p>
+    <w:p>
+      <w:pPr>
+        <w:tabs>
+          <w:tab w:val="left" w:pos="2652"/>
+        </w:tabs>
+        <w:rPr>
+          <w:rFonts w:ascii="Times New Roman" w:hAnsi="Times New Roman" w:cs="Times New Roman"/>
+          <w:sz w:val="24"/>
+          <w:szCs w:val="24"/>
+        </w:rPr>
+      </w:pPr>
+    </w:p>
+    <w:p>
+      <w:pPr>
+        <w:tabs>
+          <w:tab w:val="left" w:pos="2652"/>
+        </w:tabs>
+        <w:rPr>
+          <w:rFonts w:ascii="Times New Roman" w:hAnsi="Times New Roman" w:cs="Times New Roman"/>
+          <w:sz w:val="24"/>
+          <w:szCs w:val="24"/>
+        </w:rPr>
+      </w:pPr>
+    </w:p>
+    <w:p>
+      <w:pPr>
+        <w:tabs>
+          <w:tab w:val="left" w:pos="2652"/>
+        </w:tabs>
+        <w:rPr>
+          <w:rFonts w:ascii="Times New Roman" w:hAnsi="Times New Roman" w:cs="Times New Roman"/>
+          <w:sz w:val="24"/>
+          <w:szCs w:val="24"/>
+        </w:rPr>
+      </w:pPr>
       <w:r>
         <w:rPr>
           <w:rFonts w:ascii="Times New Roman" w:hAnsi="Times New Roman" w:cs="Times New Roman"/>
@@ -17779,29 +14841,7 @@
           <w:sz w:val="24"/>
           <w:szCs w:val="24"/>
         </w:rPr>
-        <w:t xml:space="preserve">Zobrazowanie wyniku działania algorytmu </w:t>
-      </w:r>
-      <w:proofErr w:type="spellStart"/>
-      <w:r>
-        <w:rPr>
-          <w:rFonts w:ascii="Times New Roman" w:hAnsi="Times New Roman" w:cs="Times New Roman"/>
-          <w:b/>
-          <w:bCs/>
-          <w:sz w:val="24"/>
-          <w:szCs w:val="24"/>
-        </w:rPr>
-        <w:t>Yena</w:t>
-      </w:r>
-      <w:proofErr w:type="spellEnd"/>
-      <w:r>
-        <w:rPr>
-          <w:rFonts w:ascii="Times New Roman" w:hAnsi="Times New Roman" w:cs="Times New Roman"/>
-          <w:b/>
-          <w:bCs/>
-          <w:sz w:val="24"/>
-          <w:szCs w:val="24"/>
-        </w:rPr>
-        <w:t xml:space="preserve"> </w:t>
+        <w:t xml:space="preserve">Zobrazowanie wyniku działania algorytmu Yena </w:t>
       </w:r>
       <w:r>
         <w:rPr>
@@ -17821,8 +14861,839 @@
         </w:tabs>
         <w:rPr>
           <w:rFonts w:ascii="Times New Roman" w:hAnsi="Times New Roman" w:cs="Times New Roman"/>
-          <w:sz w:val="24"/>
-          <w:szCs w:val="24"/>
+          <w:b/>
+          <w:bCs/>
+          <w:sz w:val="24"/>
+          <w:szCs w:val="24"/>
+        </w:rPr>
+      </w:pPr>
+    </w:p>
+    <w:p>
+      <w:pPr>
+        <w:tabs>
+          <w:tab w:val="left" w:pos="2652"/>
+        </w:tabs>
+        <w:jc w:val="center"/>
+        <w:rPr>
+          <w:rFonts w:ascii="Times New Roman" w:hAnsi="Times New Roman" w:cs="Times New Roman"/>
+          <w:b/>
+          <w:bCs/>
+          <w:sz w:val="24"/>
+          <w:szCs w:val="24"/>
+        </w:rPr>
+      </w:pPr>
+    </w:p>
+    <w:p>
+      <w:pPr>
+        <w:tabs>
+          <w:tab w:val="left" w:pos="2652"/>
+        </w:tabs>
+        <w:rPr>
+          <w:rFonts w:ascii="Times New Roman" w:hAnsi="Times New Roman" w:cs="Times New Roman"/>
+          <w:sz w:val="24"/>
+          <w:szCs w:val="24"/>
+        </w:rPr>
+      </w:pPr>
+      <w:r>
+        <w:rPr>
+          <w:rFonts w:ascii="Times New Roman" w:hAnsi="Times New Roman" w:cs="Times New Roman"/>
+          <w:noProof/>
+          <w:sz w:val="24"/>
+          <w:szCs w:val="24"/>
+        </w:rPr>
+        <w:lastRenderedPageBreak/>
+        <w:drawing>
+          <wp:inline distT="0" distB="0" distL="0" distR="0" wp14:anchorId="693692E2" wp14:editId="54B9BDAE">
+            <wp:extent cx="5760720" cy="2788920"/>
+            <wp:effectExtent l="0" t="0" r="0" b="0"/>
+            <wp:docPr id="12" name="Obraz 12"/>
+            <wp:cNvGraphicFramePr>
+              <a:graphicFrameLocks xmlns:a="http://schemas.openxmlformats.org/drawingml/2006/main" noChangeAspect="1"/>
+            </wp:cNvGraphicFramePr>
+            <a:graphic xmlns:a="http://schemas.openxmlformats.org/drawingml/2006/main">
+              <a:graphicData uri="http://schemas.openxmlformats.org/drawingml/2006/picture">
+                <pic:pic xmlns:pic="http://schemas.openxmlformats.org/drawingml/2006/picture">
+                  <pic:nvPicPr>
+                    <pic:cNvPr id="0" name="Picture 2"/>
+                    <pic:cNvPicPr>
+                      <a:picLocks noChangeAspect="1" noChangeArrowheads="1"/>
+                    </pic:cNvPicPr>
+                  </pic:nvPicPr>
+                  <pic:blipFill>
+                    <a:blip r:embed="rId18">
+                      <a:extLst>
+                        <a:ext uri="{28A0092B-C50C-407E-A947-70E740481C1C}">
+                          <a14:useLocalDpi xmlns:a14="http://schemas.microsoft.com/office/drawing/2010/main" val="0"/>
+                        </a:ext>
+                      </a:extLst>
+                    </a:blip>
+                    <a:srcRect/>
+                    <a:stretch>
+                      <a:fillRect/>
+                    </a:stretch>
+                  </pic:blipFill>
+                  <pic:spPr bwMode="auto">
+                    <a:xfrm>
+                      <a:off x="0" y="0"/>
+                      <a:ext cx="5760720" cy="2788920"/>
+                    </a:xfrm>
+                    <a:prstGeom prst="rect">
+                      <a:avLst/>
+                    </a:prstGeom>
+                    <a:noFill/>
+                    <a:ln>
+                      <a:noFill/>
+                    </a:ln>
+                  </pic:spPr>
+                </pic:pic>
+              </a:graphicData>
+            </a:graphic>
+          </wp:inline>
+        </w:drawing>
+      </w:r>
+    </w:p>
+    <w:p>
+      <w:pPr>
+        <w:tabs>
+          <w:tab w:val="left" w:pos="2652"/>
+        </w:tabs>
+        <w:jc w:val="center"/>
+        <w:rPr>
+          <w:rFonts w:ascii="Times New Roman" w:hAnsi="Times New Roman" w:cs="Times New Roman"/>
+          <w:b/>
+          <w:bCs/>
+          <w:sz w:val="24"/>
+          <w:szCs w:val="24"/>
+        </w:rPr>
+      </w:pPr>
+      <w:r>
+        <w:rPr>
+          <w:rFonts w:ascii="Times New Roman" w:hAnsi="Times New Roman" w:cs="Times New Roman"/>
+          <w:b/>
+          <w:bCs/>
+          <w:sz w:val="24"/>
+          <w:szCs w:val="24"/>
+        </w:rPr>
+        <w:t>Figura x harmonogram stworzony na podstawie znalezionych najkrótszych ścieżek</w:t>
+      </w:r>
+    </w:p>
+    <w:p>
+      <w:pPr>
+        <w:tabs>
+          <w:tab w:val="left" w:pos="2652"/>
+        </w:tabs>
+        <w:rPr>
+          <w:rFonts w:ascii="Times New Roman" w:hAnsi="Times New Roman" w:cs="Times New Roman"/>
+          <w:sz w:val="24"/>
+          <w:szCs w:val="24"/>
+        </w:rPr>
+      </w:pPr>
+      <w:r>
+        <w:rPr>
+          <w:rFonts w:ascii="Times New Roman" w:hAnsi="Times New Roman" w:cs="Times New Roman"/>
+          <w:sz w:val="24"/>
+          <w:szCs w:val="24"/>
+        </w:rPr>
+        <w:t xml:space="preserve">Algorytm znajdowaniu wielu ścieżek jest przydatny szczególnie w przypadkach, gdy istnieje wiele tras do miejsca docelowego i niekoniecznie najkrótsza będzie </w:t>
+      </w:r>
+      <w:r>
+        <w:rPr>
+          <w:rFonts w:ascii="Times New Roman" w:hAnsi="Times New Roman" w:cs="Times New Roman"/>
+          <w:sz w:val="24"/>
+          <w:szCs w:val="24"/>
+        </w:rPr>
+        <w:t>najwygodniejsza.</w:t>
+      </w:r>
+    </w:p>
+    <w:p>
+      <w:pPr>
+        <w:tabs>
+          <w:tab w:val="left" w:pos="2652"/>
+        </w:tabs>
+        <w:rPr>
+          <w:rFonts w:ascii="Times New Roman" w:hAnsi="Times New Roman" w:cs="Times New Roman"/>
+          <w:b/>
+          <w:bCs/>
+          <w:sz w:val="24"/>
+          <w:szCs w:val="24"/>
+        </w:rPr>
+      </w:pPr>
+    </w:p>
+    <w:p>
+      <w:pPr>
+        <w:tabs>
+          <w:tab w:val="left" w:pos="2652"/>
+        </w:tabs>
+        <w:rPr>
+          <w:rFonts w:ascii="Times New Roman" w:hAnsi="Times New Roman" w:cs="Times New Roman"/>
+          <w:b/>
+          <w:bCs/>
+          <w:sz w:val="24"/>
+          <w:szCs w:val="24"/>
+        </w:rPr>
+      </w:pPr>
+    </w:p>
+    <w:p>
+      <w:pPr>
+        <w:tabs>
+          <w:tab w:val="left" w:pos="2652"/>
+        </w:tabs>
+        <w:rPr>
+          <w:rFonts w:ascii="Times New Roman" w:hAnsi="Times New Roman" w:cs="Times New Roman"/>
+          <w:b/>
+          <w:bCs/>
+          <w:sz w:val="24"/>
+          <w:szCs w:val="24"/>
+        </w:rPr>
+      </w:pPr>
+    </w:p>
+    <w:p>
+      <w:pPr>
+        <w:tabs>
+          <w:tab w:val="left" w:pos="2652"/>
+        </w:tabs>
+        <w:rPr>
+          <w:rFonts w:ascii="Times New Roman" w:hAnsi="Times New Roman" w:cs="Times New Roman"/>
+          <w:b/>
+          <w:bCs/>
+          <w:sz w:val="24"/>
+          <w:szCs w:val="24"/>
+        </w:rPr>
+      </w:pPr>
+    </w:p>
+    <w:p>
+      <w:pPr>
+        <w:tabs>
+          <w:tab w:val="left" w:pos="2652"/>
+        </w:tabs>
+        <w:rPr>
+          <w:rFonts w:ascii="Times New Roman" w:hAnsi="Times New Roman" w:cs="Times New Roman"/>
+          <w:b/>
+          <w:bCs/>
+          <w:sz w:val="24"/>
+          <w:szCs w:val="24"/>
+        </w:rPr>
+      </w:pPr>
+    </w:p>
+    <w:p>
+      <w:pPr>
+        <w:tabs>
+          <w:tab w:val="left" w:pos="2652"/>
+        </w:tabs>
+        <w:rPr>
+          <w:rFonts w:ascii="Times New Roman" w:hAnsi="Times New Roman" w:cs="Times New Roman"/>
+          <w:b/>
+          <w:bCs/>
+          <w:sz w:val="24"/>
+          <w:szCs w:val="24"/>
+        </w:rPr>
+      </w:pPr>
+    </w:p>
+    <w:p>
+      <w:pPr>
+        <w:tabs>
+          <w:tab w:val="left" w:pos="2652"/>
+        </w:tabs>
+        <w:rPr>
+          <w:rFonts w:ascii="Times New Roman" w:hAnsi="Times New Roman" w:cs="Times New Roman"/>
+          <w:b/>
+          <w:bCs/>
+          <w:sz w:val="24"/>
+          <w:szCs w:val="24"/>
+        </w:rPr>
+      </w:pPr>
+    </w:p>
+    <w:p>
+      <w:pPr>
+        <w:tabs>
+          <w:tab w:val="left" w:pos="2652"/>
+        </w:tabs>
+        <w:rPr>
+          <w:rFonts w:ascii="Times New Roman" w:hAnsi="Times New Roman" w:cs="Times New Roman"/>
+          <w:b/>
+          <w:bCs/>
+          <w:sz w:val="24"/>
+          <w:szCs w:val="24"/>
+        </w:rPr>
+      </w:pPr>
+    </w:p>
+    <w:p>
+      <w:pPr>
+        <w:tabs>
+          <w:tab w:val="left" w:pos="2652"/>
+        </w:tabs>
+        <w:rPr>
+          <w:rFonts w:ascii="Times New Roman" w:hAnsi="Times New Roman" w:cs="Times New Roman"/>
+          <w:b/>
+          <w:bCs/>
+          <w:sz w:val="24"/>
+          <w:szCs w:val="24"/>
+        </w:rPr>
+      </w:pPr>
+    </w:p>
+    <w:p>
+      <w:pPr>
+        <w:tabs>
+          <w:tab w:val="left" w:pos="2652"/>
+        </w:tabs>
+        <w:rPr>
+          <w:rFonts w:ascii="Times New Roman" w:hAnsi="Times New Roman" w:cs="Times New Roman"/>
+          <w:b/>
+          <w:bCs/>
+          <w:sz w:val="24"/>
+          <w:szCs w:val="24"/>
+        </w:rPr>
+      </w:pPr>
+    </w:p>
+    <w:p>
+      <w:pPr>
+        <w:tabs>
+          <w:tab w:val="left" w:pos="2652"/>
+        </w:tabs>
+        <w:rPr>
+          <w:rFonts w:ascii="Times New Roman" w:hAnsi="Times New Roman" w:cs="Times New Roman"/>
+          <w:b/>
+          <w:bCs/>
+          <w:sz w:val="24"/>
+          <w:szCs w:val="24"/>
+        </w:rPr>
+      </w:pPr>
+    </w:p>
+    <w:p>
+      <w:pPr>
+        <w:tabs>
+          <w:tab w:val="left" w:pos="2652"/>
+        </w:tabs>
+        <w:rPr>
+          <w:rFonts w:ascii="Times New Roman" w:hAnsi="Times New Roman" w:cs="Times New Roman"/>
+          <w:b/>
+          <w:bCs/>
+          <w:sz w:val="24"/>
+          <w:szCs w:val="24"/>
+        </w:rPr>
+      </w:pPr>
+    </w:p>
+    <w:p>
+      <w:pPr>
+        <w:tabs>
+          <w:tab w:val="left" w:pos="2652"/>
+        </w:tabs>
+        <w:rPr>
+          <w:rFonts w:ascii="Times New Roman" w:hAnsi="Times New Roman" w:cs="Times New Roman"/>
+          <w:b/>
+          <w:bCs/>
+          <w:sz w:val="24"/>
+          <w:szCs w:val="24"/>
+        </w:rPr>
+      </w:pPr>
+    </w:p>
+    <w:p>
+      <w:pPr>
+        <w:tabs>
+          <w:tab w:val="left" w:pos="2652"/>
+        </w:tabs>
+        <w:rPr>
+          <w:rFonts w:ascii="Times New Roman" w:hAnsi="Times New Roman" w:cs="Times New Roman"/>
+          <w:b/>
+          <w:bCs/>
+          <w:sz w:val="24"/>
+          <w:szCs w:val="24"/>
+        </w:rPr>
+      </w:pPr>
+    </w:p>
+    <w:p>
+      <w:pPr>
+        <w:tabs>
+          <w:tab w:val="left" w:pos="2652"/>
+        </w:tabs>
+        <w:rPr>
+          <w:rFonts w:ascii="Times New Roman" w:hAnsi="Times New Roman" w:cs="Times New Roman"/>
+          <w:b/>
+          <w:bCs/>
+          <w:sz w:val="24"/>
+          <w:szCs w:val="24"/>
+        </w:rPr>
+      </w:pPr>
+    </w:p>
+    <w:p>
+      <w:pPr>
+        <w:tabs>
+          <w:tab w:val="left" w:pos="2652"/>
+        </w:tabs>
+        <w:rPr>
+          <w:rFonts w:ascii="Times New Roman" w:hAnsi="Times New Roman" w:cs="Times New Roman"/>
+          <w:b/>
+          <w:bCs/>
+          <w:sz w:val="24"/>
+          <w:szCs w:val="24"/>
+        </w:rPr>
+      </w:pPr>
+    </w:p>
+    <w:p>
+      <w:pPr>
+        <w:tabs>
+          <w:tab w:val="left" w:pos="2652"/>
+        </w:tabs>
+        <w:rPr>
+          <w:rFonts w:ascii="Times New Roman" w:hAnsi="Times New Roman" w:cs="Times New Roman"/>
+          <w:b/>
+          <w:bCs/>
+          <w:sz w:val="24"/>
+          <w:szCs w:val="24"/>
+        </w:rPr>
+      </w:pPr>
+    </w:p>
+    <w:p>
+      <w:pPr>
+        <w:tabs>
+          <w:tab w:val="left" w:pos="2652"/>
+        </w:tabs>
+        <w:rPr>
+          <w:rFonts w:ascii="Times New Roman" w:hAnsi="Times New Roman" w:cs="Times New Roman"/>
+          <w:b/>
+          <w:bCs/>
+          <w:sz w:val="24"/>
+          <w:szCs w:val="24"/>
+        </w:rPr>
+      </w:pPr>
+    </w:p>
+    <w:p>
+      <w:pPr>
+        <w:tabs>
+          <w:tab w:val="left" w:pos="2652"/>
+        </w:tabs>
+        <w:rPr>
+          <w:rFonts w:ascii="Times New Roman" w:hAnsi="Times New Roman" w:cs="Times New Roman"/>
+          <w:b/>
+          <w:bCs/>
+          <w:sz w:val="72"/>
+          <w:szCs w:val="72"/>
+        </w:rPr>
+      </w:pPr>
+      <w:r>
+        <w:rPr>
+          <w:rFonts w:ascii="Times New Roman" w:hAnsi="Times New Roman" w:cs="Times New Roman"/>
+          <w:b/>
+          <w:bCs/>
+          <w:sz w:val="72"/>
+          <w:szCs w:val="72"/>
+        </w:rPr>
+        <w:lastRenderedPageBreak/>
+        <w:t>5.Aplikacja do ustalania harmonogramów</w:t>
+      </w:r>
+    </w:p>
+    <w:p>
+      <w:pPr>
+        <w:tabs>
+          <w:tab w:val="left" w:pos="2652"/>
+        </w:tabs>
+        <w:rPr>
+          <w:rFonts w:ascii="Times New Roman" w:hAnsi="Times New Roman" w:cs="Times New Roman"/>
+          <w:sz w:val="24"/>
+          <w:szCs w:val="24"/>
+        </w:rPr>
+      </w:pPr>
+    </w:p>
+    <w:p>
+      <w:pPr>
+        <w:tabs>
+          <w:tab w:val="left" w:pos="2652"/>
+        </w:tabs>
+        <w:rPr>
+          <w:rFonts w:ascii="Times New Roman" w:hAnsi="Times New Roman" w:cs="Times New Roman"/>
+          <w:sz w:val="24"/>
+          <w:szCs w:val="24"/>
+        </w:rPr>
+      </w:pPr>
+      <w:r>
+        <w:rPr>
+          <w:rFonts w:ascii="Times New Roman" w:hAnsi="Times New Roman" w:cs="Times New Roman"/>
+          <w:sz w:val="24"/>
+          <w:szCs w:val="24"/>
+        </w:rPr>
+        <w:t>W ramach części praktycznej stworzyłem aplikację, która prezentuje wykorzystanie teorii grafów w ustalaniu harmonogramów. Użytkownik aplikacji może wprowadzać do niej dane na podstawie, których zostaną zbudowane grafy odpowiadające poszczególnym problemom. W odpowiedzi na wprowadzone dane użytkownik dostanie harmonogram wygenerowany przez algorytm. Dla każdego z problemów istnieje również możliwość zwizualizowania grafu zbudowanego na podstawie danych od użytkownika</w:t>
+      </w:r>
+      <w:r>
+        <w:rPr>
+          <w:rFonts w:ascii="Times New Roman" w:hAnsi="Times New Roman" w:cs="Times New Roman"/>
+          <w:sz w:val="24"/>
+          <w:szCs w:val="24"/>
+        </w:rPr>
+        <w:t xml:space="preserve">. Dane podlegają regułom walidacji, które zapobiegają wprowadzeniu niepoprawnych parametrów dla algorytmów. </w:t>
+      </w:r>
+      <w:r>
+        <w:rPr>
+          <w:rFonts w:ascii="Times New Roman" w:hAnsi="Times New Roman" w:cs="Times New Roman"/>
+          <w:sz w:val="24"/>
+          <w:szCs w:val="24"/>
+        </w:rPr>
+        <w:tab/>
+      </w:r>
+      <w:r>
+        <w:rPr>
+          <w:rFonts w:ascii="Times New Roman" w:hAnsi="Times New Roman" w:cs="Times New Roman"/>
+          <w:sz w:val="24"/>
+          <w:szCs w:val="24"/>
+        </w:rPr>
+        <w:tab/>
+      </w:r>
+    </w:p>
+    <w:p>
+      <w:pPr>
+        <w:tabs>
+          <w:tab w:val="left" w:pos="2652"/>
+        </w:tabs>
+        <w:rPr>
+          <w:rFonts w:ascii="Times New Roman" w:hAnsi="Times New Roman" w:cs="Times New Roman"/>
+          <w:sz w:val="24"/>
+          <w:szCs w:val="24"/>
+        </w:rPr>
+      </w:pPr>
+      <w:r>
+        <w:rPr>
+          <w:rFonts w:ascii="Times New Roman" w:hAnsi="Times New Roman" w:cs="Times New Roman"/>
+          <w:sz w:val="24"/>
+          <w:szCs w:val="24"/>
+        </w:rPr>
+        <w:t xml:space="preserve">            Zostały zaimplementowane i przetestowane 3 następujące algorytmy omawiane we wcześniejszych rozdziałach. Algorytm kolorowania grafu interwałowego, który został wykorzystany do rozwiązania problemu ustalaniu rozkładu pociągów w taki sposób, aby ilość potrzebnych pociągów do zrealizowania wymaganych połączeń była minimalna. Algorytm Hopcrofta-Karpa wyznaczający maksymalne skojarzenie w grafie dwudzielnym, wykorzystany do problemu dopasowania zmiany dla pracownika z puli zgłaszanych przez niego możliwych godzin pracy. </w:t>
+      </w:r>
+      <w:r>
+        <w:rPr>
+          <w:rFonts w:ascii="Times New Roman" w:hAnsi="Times New Roman" w:cs="Times New Roman"/>
+          <w:sz w:val="24"/>
+          <w:szCs w:val="24"/>
+        </w:rPr>
+        <w:t>Ostatnim z algorytmów jest algorytm znajdowania najdłuższej ścieżki w grafie acyklicznym, który został wykorzystany do wyznaczania ścieżki krytycznej, która pozwala na wyznaczenie harmonogramu głównych etapów projektu.</w:t>
+      </w:r>
+    </w:p>
+    <w:p>
+      <w:pPr>
+        <w:tabs>
+          <w:tab w:val="left" w:pos="2652"/>
+        </w:tabs>
+        <w:rPr>
+          <w:rFonts w:ascii="Times New Roman" w:hAnsi="Times New Roman" w:cs="Times New Roman"/>
+          <w:sz w:val="24"/>
+          <w:szCs w:val="24"/>
+        </w:rPr>
+      </w:pPr>
+      <w:r>
+        <w:rPr>
+          <w:rFonts w:ascii="Times New Roman" w:hAnsi="Times New Roman" w:cs="Times New Roman"/>
+          <w:sz w:val="24"/>
+          <w:szCs w:val="24"/>
+        </w:rPr>
+        <w:t xml:space="preserve">            Aplikacja została stworzona z wykorzystaniem języka Javascript, frameworka tego języka Vue.js, biblioteki do wizualizacji danych Cytoscape.js, a konkretniej jej adaptacji do Vue.js. Do testów algorytmów został wykorzystany framework Jest.   </w:t>
+      </w:r>
+    </w:p>
+    <w:p>
+      <w:pPr>
+        <w:tabs>
+          <w:tab w:val="left" w:pos="2652"/>
+        </w:tabs>
+        <w:rPr>
+          <w:rFonts w:ascii="Times New Roman" w:hAnsi="Times New Roman" w:cs="Times New Roman"/>
+          <w:sz w:val="24"/>
+          <w:szCs w:val="24"/>
+        </w:rPr>
+      </w:pPr>
+      <w:r>
+        <w:rPr>
+          <w:rFonts w:ascii="Times New Roman" w:hAnsi="Times New Roman" w:cs="Times New Roman"/>
+          <w:sz w:val="24"/>
+          <w:szCs w:val="24"/>
+        </w:rPr>
+        <w:t xml:space="preserve">   </w:t>
+      </w:r>
+    </w:p>
+    <w:p>
+      <w:pPr>
+        <w:tabs>
+          <w:tab w:val="left" w:pos="2652"/>
+        </w:tabs>
+        <w:rPr>
+          <w:rFonts w:ascii="Times New Roman" w:hAnsi="Times New Roman" w:cs="Times New Roman"/>
+          <w:sz w:val="24"/>
+          <w:szCs w:val="24"/>
+        </w:rPr>
+      </w:pPr>
+    </w:p>
+    <w:p>
+      <w:pPr>
+        <w:tabs>
+          <w:tab w:val="left" w:pos="2652"/>
+        </w:tabs>
+        <w:rPr>
+          <w:rFonts w:ascii="Times New Roman" w:hAnsi="Times New Roman" w:cs="Times New Roman"/>
+          <w:sz w:val="24"/>
+          <w:szCs w:val="24"/>
+        </w:rPr>
+      </w:pPr>
+    </w:p>
+    <w:p>
+      <w:pPr>
+        <w:tabs>
+          <w:tab w:val="left" w:pos="2652"/>
+        </w:tabs>
+        <w:rPr>
+          <w:rFonts w:ascii="Times New Roman" w:hAnsi="Times New Roman" w:cs="Times New Roman"/>
+          <w:sz w:val="24"/>
+          <w:szCs w:val="24"/>
+        </w:rPr>
+      </w:pPr>
+    </w:p>
+    <w:p>
+      <w:pPr>
+        <w:tabs>
+          <w:tab w:val="left" w:pos="2652"/>
+        </w:tabs>
+        <w:rPr>
+          <w:rFonts w:ascii="Times New Roman" w:hAnsi="Times New Roman" w:cs="Times New Roman"/>
+          <w:sz w:val="24"/>
+          <w:szCs w:val="24"/>
+        </w:rPr>
+      </w:pPr>
+    </w:p>
+    <w:p>
+      <w:pPr>
+        <w:tabs>
+          <w:tab w:val="left" w:pos="2652"/>
+        </w:tabs>
+        <w:rPr>
+          <w:rFonts w:ascii="Times New Roman" w:hAnsi="Times New Roman" w:cs="Times New Roman"/>
+          <w:sz w:val="24"/>
+          <w:szCs w:val="24"/>
+        </w:rPr>
+      </w:pPr>
+    </w:p>
+    <w:p>
+      <w:pPr>
+        <w:tabs>
+          <w:tab w:val="left" w:pos="2652"/>
+        </w:tabs>
+        <w:rPr>
+          <w:rFonts w:ascii="Times New Roman" w:hAnsi="Times New Roman" w:cs="Times New Roman"/>
+          <w:sz w:val="24"/>
+          <w:szCs w:val="24"/>
+        </w:rPr>
+      </w:pPr>
+    </w:p>
+    <w:p>
+      <w:pPr>
+        <w:tabs>
+          <w:tab w:val="left" w:pos="2652"/>
+        </w:tabs>
+        <w:rPr>
+          <w:rFonts w:ascii="Times New Roman" w:hAnsi="Times New Roman" w:cs="Times New Roman"/>
+          <w:sz w:val="24"/>
+          <w:szCs w:val="24"/>
+        </w:rPr>
+      </w:pPr>
+    </w:p>
+    <w:p>
+      <w:pPr>
+        <w:tabs>
+          <w:tab w:val="left" w:pos="2652"/>
+        </w:tabs>
+        <w:rPr>
+          <w:rFonts w:ascii="Times New Roman" w:hAnsi="Times New Roman" w:cs="Times New Roman"/>
+          <w:sz w:val="24"/>
+          <w:szCs w:val="24"/>
+        </w:rPr>
+      </w:pPr>
+    </w:p>
+    <w:p>
+      <w:pPr>
+        <w:tabs>
+          <w:tab w:val="left" w:pos="2652"/>
+        </w:tabs>
+        <w:rPr>
+          <w:rFonts w:ascii="Times New Roman" w:hAnsi="Times New Roman" w:cs="Times New Roman"/>
+          <w:sz w:val="24"/>
+          <w:szCs w:val="24"/>
+        </w:rPr>
+      </w:pPr>
+    </w:p>
+    <w:p>
+      <w:pPr>
+        <w:tabs>
+          <w:tab w:val="left" w:pos="2652"/>
+        </w:tabs>
+        <w:rPr>
+          <w:rFonts w:ascii="Times New Roman" w:hAnsi="Times New Roman" w:cs="Times New Roman"/>
+          <w:sz w:val="24"/>
+          <w:szCs w:val="24"/>
+        </w:rPr>
+      </w:pPr>
+    </w:p>
+    <w:p>
+      <w:pPr>
+        <w:tabs>
+          <w:tab w:val="left" w:pos="2652"/>
+        </w:tabs>
+        <w:rPr>
+          <w:rFonts w:ascii="Times New Roman" w:hAnsi="Times New Roman" w:cs="Times New Roman"/>
+          <w:sz w:val="24"/>
+          <w:szCs w:val="24"/>
+        </w:rPr>
+      </w:pPr>
+    </w:p>
+    <w:p>
+      <w:pPr>
+        <w:tabs>
+          <w:tab w:val="left" w:pos="2652"/>
+        </w:tabs>
+        <w:rPr>
+          <w:rFonts w:ascii="Times New Roman" w:hAnsi="Times New Roman" w:cs="Times New Roman"/>
+          <w:b/>
+          <w:bCs/>
+          <w:sz w:val="48"/>
+          <w:szCs w:val="48"/>
+        </w:rPr>
+      </w:pPr>
+      <w:r>
+        <w:rPr>
+          <w:rFonts w:ascii="Times New Roman" w:hAnsi="Times New Roman" w:cs="Times New Roman"/>
+          <w:b/>
+          <w:bCs/>
+          <w:sz w:val="48"/>
+          <w:szCs w:val="48"/>
+        </w:rPr>
+        <w:lastRenderedPageBreak/>
+        <w:t>1.Opis użytych technologii</w:t>
+      </w:r>
+    </w:p>
+    <w:p>
+      <w:pPr>
+        <w:tabs>
+          <w:tab w:val="left" w:pos="2652"/>
+        </w:tabs>
+        <w:rPr>
+          <w:rFonts w:ascii="Times New Roman" w:hAnsi="Times New Roman" w:cs="Times New Roman"/>
+          <w:sz w:val="24"/>
+          <w:szCs w:val="24"/>
+        </w:rPr>
+      </w:pPr>
+      <w:r>
+        <w:rPr>
+          <w:rFonts w:ascii="Times New Roman" w:hAnsi="Times New Roman" w:cs="Times New Roman"/>
+          <w:b/>
+          <w:bCs/>
+          <w:sz w:val="24"/>
+          <w:szCs w:val="24"/>
+        </w:rPr>
+        <w:t xml:space="preserve">Javascript – </w:t>
+      </w:r>
+      <w:r>
+        <w:rPr>
+          <w:rFonts w:ascii="Times New Roman" w:hAnsi="Times New Roman" w:cs="Times New Roman"/>
+          <w:sz w:val="24"/>
+          <w:szCs w:val="24"/>
+        </w:rPr>
+        <w:t>jeden z najpopularniejszych języków programowania na świecie. Jest on najpowszechniej stosowany jako język skryptów wykonywanych w naszej przeglądarce podczas korzystania z aplikacji webowych. Inaczej mówiąc język jest stosowany głównie do tworzenia frontendu aplikacji webowych, ale również</w:t>
+      </w:r>
+      <w:r>
+        <w:rPr>
+          <w:rFonts w:ascii="Times New Roman" w:hAnsi="Times New Roman" w:cs="Times New Roman"/>
+          <w:sz w:val="24"/>
+          <w:szCs w:val="24"/>
+        </w:rPr>
+        <w:t xml:space="preserve"> </w:t>
+      </w:r>
+      <w:r>
+        <w:rPr>
+          <w:rFonts w:ascii="Times New Roman" w:hAnsi="Times New Roman" w:cs="Times New Roman"/>
+          <w:sz w:val="24"/>
+          <w:szCs w:val="24"/>
+        </w:rPr>
+        <w:t>backendu czy też do tworzenia aplikacji mobilnych.</w:t>
+      </w:r>
+      <w:r>
+        <w:rPr>
+          <w:rFonts w:ascii="Times New Roman" w:hAnsi="Times New Roman" w:cs="Times New Roman"/>
+          <w:sz w:val="24"/>
+          <w:szCs w:val="24"/>
+        </w:rPr>
+        <w:t xml:space="preserve"> Twórcą języka jest Brendan Eich. Algorytmy napisane w aplikacji zostały stworzone właśnie w tym języku.</w:t>
+      </w:r>
+    </w:p>
+    <w:p>
+      <w:pPr>
+        <w:tabs>
+          <w:tab w:val="left" w:pos="2652"/>
+        </w:tabs>
+        <w:rPr>
+          <w:rFonts w:ascii="Times New Roman" w:hAnsi="Times New Roman" w:cs="Times New Roman"/>
+          <w:sz w:val="24"/>
+          <w:szCs w:val="24"/>
+        </w:rPr>
+      </w:pPr>
+      <w:r>
+        <w:rPr>
+          <w:rFonts w:ascii="Times New Roman" w:hAnsi="Times New Roman" w:cs="Times New Roman"/>
+          <w:b/>
+          <w:bCs/>
+          <w:sz w:val="24"/>
+          <w:szCs w:val="24"/>
+        </w:rPr>
+        <w:t>VueJs</w:t>
+      </w:r>
+      <w:r>
+        <w:rPr>
+          <w:rFonts w:ascii="Times New Roman" w:hAnsi="Times New Roman" w:cs="Times New Roman"/>
+          <w:sz w:val="24"/>
+          <w:szCs w:val="24"/>
+        </w:rPr>
+        <w:t xml:space="preserve"> – framework JavaScript skupiający się głównie na umożliwianiu tworzenia w prosty sposób interfejsu użytkownika aplikacji webowej.</w:t>
+      </w:r>
+      <w:r>
+        <w:rPr>
+          <w:rFonts w:ascii="Times New Roman" w:hAnsi="Times New Roman" w:cs="Times New Roman"/>
+          <w:sz w:val="24"/>
+          <w:szCs w:val="24"/>
+        </w:rPr>
+        <w:t xml:space="preserve"> Framework pozwala na tworzenie komponentów do wielokrotnego użytku, w różnych miejscach aplikacji. Drugą bardzo pomocną fukcjonalnością jest reaktywność, czyli reagowanie aplikacji poprzez zmienianie widoku pod wpływem modyfikacji obiektów strony.</w:t>
+      </w:r>
+    </w:p>
+    <w:p>
+      <w:pPr>
+        <w:tabs>
+          <w:tab w:val="left" w:pos="2652"/>
+        </w:tabs>
+        <w:rPr>
+          <w:rFonts w:ascii="Times New Roman" w:hAnsi="Times New Roman" w:cs="Times New Roman"/>
+          <w:sz w:val="24"/>
+          <w:szCs w:val="24"/>
+        </w:rPr>
+      </w:pPr>
+    </w:p>
+    <w:p>
+      <w:pPr>
+        <w:pStyle w:val="Akapitzlist"/>
+        <w:tabs>
+          <w:tab w:val="left" w:pos="2652"/>
+        </w:tabs>
+        <w:rPr>
+          <w:rFonts w:ascii="Times New Roman" w:hAnsi="Times New Roman" w:cs="Times New Roman"/>
+          <w:b/>
+          <w:bCs/>
+          <w:sz w:val="44"/>
+          <w:szCs w:val="44"/>
+        </w:rPr>
+      </w:pPr>
+    </w:p>
+    <w:p>
+      <w:pPr>
+        <w:pStyle w:val="Akapitzlist"/>
+        <w:tabs>
+          <w:tab w:val="left" w:pos="2652"/>
+        </w:tabs>
+        <w:rPr>
+          <w:rFonts w:ascii="Times New Roman" w:hAnsi="Times New Roman" w:cs="Times New Roman"/>
+          <w:b/>
+          <w:bCs/>
+          <w:sz w:val="44"/>
+          <w:szCs w:val="44"/>
         </w:rPr>
       </w:pPr>
     </w:p>
@@ -18067,9 +15938,9 @@
     </w:lvl>
   </w:abstractNum>
   <w:abstractNum w:abstractNumId="2" w15:restartNumberingAfterBreak="0">
-    <w:nsid w:val="3E016C75"/>
+    <w:nsid w:val="38EA1ECC"/>
     <w:multiLevelType w:val="hybridMultilevel"/>
-    <w:tmpl w:val="D49CFC32"/>
+    <w:tmpl w:val="6F2C6DF0"/>
     <w:lvl w:ilvl="0" w:tplc="0415000F">
       <w:start w:val="1"/>
       <w:numFmt w:val="decimal"/>
@@ -18155,6 +16026,95 @@
       </w:pPr>
     </w:lvl>
   </w:abstractNum>
+  <w:abstractNum w:abstractNumId="3" w15:restartNumberingAfterBreak="0">
+    <w:nsid w:val="3E016C75"/>
+    <w:multiLevelType w:val="hybridMultilevel"/>
+    <w:tmpl w:val="D49CFC32"/>
+    <w:lvl w:ilvl="0" w:tplc="0415000F">
+      <w:start w:val="1"/>
+      <w:numFmt w:val="decimal"/>
+      <w:lvlText w:val="%1."/>
+      <w:lvlJc w:val="left"/>
+      <w:pPr>
+        <w:ind w:left="720" w:hanging="360"/>
+      </w:pPr>
+      <w:rPr>
+        <w:rFonts w:hint="default"/>
+      </w:rPr>
+    </w:lvl>
+    <w:lvl w:ilvl="1" w:tplc="04150019" w:tentative="1">
+      <w:start w:val="1"/>
+      <w:numFmt w:val="lowerLetter"/>
+      <w:lvlText w:val="%2."/>
+      <w:lvlJc w:val="left"/>
+      <w:pPr>
+        <w:ind w:left="1440" w:hanging="360"/>
+      </w:pPr>
+    </w:lvl>
+    <w:lvl w:ilvl="2" w:tplc="0415001B" w:tentative="1">
+      <w:start w:val="1"/>
+      <w:numFmt w:val="lowerRoman"/>
+      <w:lvlText w:val="%3."/>
+      <w:lvlJc w:val="right"/>
+      <w:pPr>
+        <w:ind w:left="2160" w:hanging="180"/>
+      </w:pPr>
+    </w:lvl>
+    <w:lvl w:ilvl="3" w:tplc="0415000F" w:tentative="1">
+      <w:start w:val="1"/>
+      <w:numFmt w:val="decimal"/>
+      <w:lvlText w:val="%4."/>
+      <w:lvlJc w:val="left"/>
+      <w:pPr>
+        <w:ind w:left="2880" w:hanging="360"/>
+      </w:pPr>
+    </w:lvl>
+    <w:lvl w:ilvl="4" w:tplc="04150019" w:tentative="1">
+      <w:start w:val="1"/>
+      <w:numFmt w:val="lowerLetter"/>
+      <w:lvlText w:val="%5."/>
+      <w:lvlJc w:val="left"/>
+      <w:pPr>
+        <w:ind w:left="3600" w:hanging="360"/>
+      </w:pPr>
+    </w:lvl>
+    <w:lvl w:ilvl="5" w:tplc="0415001B" w:tentative="1">
+      <w:start w:val="1"/>
+      <w:numFmt w:val="lowerRoman"/>
+      <w:lvlText w:val="%6."/>
+      <w:lvlJc w:val="right"/>
+      <w:pPr>
+        <w:ind w:left="4320" w:hanging="180"/>
+      </w:pPr>
+    </w:lvl>
+    <w:lvl w:ilvl="6" w:tplc="0415000F" w:tentative="1">
+      <w:start w:val="1"/>
+      <w:numFmt w:val="decimal"/>
+      <w:lvlText w:val="%7."/>
+      <w:lvlJc w:val="left"/>
+      <w:pPr>
+        <w:ind w:left="5040" w:hanging="360"/>
+      </w:pPr>
+    </w:lvl>
+    <w:lvl w:ilvl="7" w:tplc="04150019" w:tentative="1">
+      <w:start w:val="1"/>
+      <w:numFmt w:val="lowerLetter"/>
+      <w:lvlText w:val="%8."/>
+      <w:lvlJc w:val="left"/>
+      <w:pPr>
+        <w:ind w:left="5760" w:hanging="360"/>
+      </w:pPr>
+    </w:lvl>
+    <w:lvl w:ilvl="8" w:tplc="0415001B" w:tentative="1">
+      <w:start w:val="1"/>
+      <w:numFmt w:val="lowerRoman"/>
+      <w:lvlText w:val="%9."/>
+      <w:lvlJc w:val="right"/>
+      <w:pPr>
+        <w:ind w:left="6480" w:hanging="180"/>
+      </w:pPr>
+    </w:lvl>
+  </w:abstractNum>
   <w:num w:numId="1">
     <w:abstractNumId w:val="0"/>
   </w:num>
@@ -18162,6 +16122,9 @@
     <w:abstractNumId w:val="1"/>
   </w:num>
   <w:num w:numId="3">
+    <w:abstractNumId w:val="3"/>
+  </w:num>
+  <w:num w:numId="4">
     <w:abstractNumId w:val="2"/>
   </w:num>
 </w:numbering>

--- a/licencjat.docx
+++ b/licencjat.docx
@@ -994,7 +994,25 @@
           <w:sz w:val="24"/>
           <w:szCs w:val="24"/>
         </w:rPr>
-        <w:t>Przykładem korporacji korzystającej z dobrodziejstw teorii grafów jest Google i system Google Maps, który korzysta z algorytmów wyszukiwania najkrótszej ścieżki w grafie, które pomagają nam odnaleźć najoptymalniejszą drogę do naszego celu w najkrótszym możliwym czasie. Zamiast żmudnego przeglądania mapy rola użytkownika ogranicza się tylko do podania miejsca startowego i docelowego. Po przesłaniu tej informacji zwracane są propozycje naj</w:t>
+        <w:t xml:space="preserve">Przykładem korporacji korzystającej z dobrodziejstw teorii grafów jest Google i system Google </w:t>
+      </w:r>
+      <w:proofErr w:type="spellStart"/>
+      <w:r>
+        <w:rPr>
+          <w:rFonts w:ascii="Times New Roman" w:eastAsiaTheme="minorEastAsia" w:hAnsi="Times New Roman" w:cs="Times New Roman"/>
+          <w:sz w:val="24"/>
+          <w:szCs w:val="24"/>
+        </w:rPr>
+        <w:t>Maps</w:t>
+      </w:r>
+      <w:proofErr w:type="spellEnd"/>
+      <w:r>
+        <w:rPr>
+          <w:rFonts w:ascii="Times New Roman" w:eastAsiaTheme="minorEastAsia" w:hAnsi="Times New Roman" w:cs="Times New Roman"/>
+          <w:sz w:val="24"/>
+          <w:szCs w:val="24"/>
+        </w:rPr>
+        <w:t>, który korzysta z algorytmów wyszukiwania najkrótszej ścieżki w grafie, które pomagają nam odnaleźć najoptymalniejszą drogę do naszego celu w najkrótszym możliwym czasie. Zamiast żmudnego przeglądania mapy rola użytkownika ogranicza się tylko do podania miejsca startowego i docelowego. Po przesłaniu tej informacji zwracane są propozycje naj</w:t>
       </w:r>
       <w:r>
         <w:rPr>
@@ -1565,7 +1583,25 @@
           <w:sz w:val="24"/>
           <w:szCs w:val="24"/>
         </w:rPr>
-        <w:t xml:space="preserve"> asteroidalnej trójki </w:t>
+        <w:t xml:space="preserve"> </w:t>
+      </w:r>
+      <w:proofErr w:type="spellStart"/>
+      <w:r>
+        <w:rPr>
+          <w:rFonts w:ascii="Times New Roman" w:hAnsi="Times New Roman" w:cs="Times New Roman"/>
+          <w:sz w:val="24"/>
+          <w:szCs w:val="24"/>
+        </w:rPr>
+        <w:t>asteroidalnej</w:t>
+      </w:r>
+      <w:proofErr w:type="spellEnd"/>
+      <w:r>
+        <w:rPr>
+          <w:rFonts w:ascii="Times New Roman" w:hAnsi="Times New Roman" w:cs="Times New Roman"/>
+          <w:sz w:val="24"/>
+          <w:szCs w:val="24"/>
+        </w:rPr>
+        <w:t xml:space="preserve"> trójki </w:t>
       </w:r>
       <w:r>
         <w:rPr>
@@ -1581,15 +1617,69 @@
           <w:sz w:val="24"/>
           <w:szCs w:val="24"/>
         </w:rPr>
-        <w:t xml:space="preserve"> jest grafem chordalnym. Asteroidalna trójka to zbiór trzech wierzchołków, taki że dla każdej ich pary istnieje ścieżka nie zawierająca trzeciego wierzchołka.</w:t>
-      </w:r>
-      <w:r>
-        <w:rPr>
-          <w:rFonts w:ascii="Times New Roman" w:hAnsi="Times New Roman" w:cs="Times New Roman"/>
-          <w:sz w:val="24"/>
-          <w:szCs w:val="24"/>
-        </w:rPr>
-        <w:t xml:space="preserve"> Graf chordalny to</w:t>
+        <w:t xml:space="preserve"> jest grafem </w:t>
+      </w:r>
+      <w:proofErr w:type="spellStart"/>
+      <w:r>
+        <w:rPr>
+          <w:rFonts w:ascii="Times New Roman" w:hAnsi="Times New Roman" w:cs="Times New Roman"/>
+          <w:sz w:val="24"/>
+          <w:szCs w:val="24"/>
+        </w:rPr>
+        <w:t>chordalnym</w:t>
+      </w:r>
+      <w:proofErr w:type="spellEnd"/>
+      <w:r>
+        <w:rPr>
+          <w:rFonts w:ascii="Times New Roman" w:hAnsi="Times New Roman" w:cs="Times New Roman"/>
+          <w:sz w:val="24"/>
+          <w:szCs w:val="24"/>
+        </w:rPr>
+        <w:t xml:space="preserve">. </w:t>
+      </w:r>
+      <w:proofErr w:type="spellStart"/>
+      <w:r>
+        <w:rPr>
+          <w:rFonts w:ascii="Times New Roman" w:hAnsi="Times New Roman" w:cs="Times New Roman"/>
+          <w:sz w:val="24"/>
+          <w:szCs w:val="24"/>
+        </w:rPr>
+        <w:t>Asteroidalna</w:t>
+      </w:r>
+      <w:proofErr w:type="spellEnd"/>
+      <w:r>
+        <w:rPr>
+          <w:rFonts w:ascii="Times New Roman" w:hAnsi="Times New Roman" w:cs="Times New Roman"/>
+          <w:sz w:val="24"/>
+          <w:szCs w:val="24"/>
+        </w:rPr>
+        <w:t xml:space="preserve"> trójka to zbiór trzech wierzchołków, taki że dla każdej ich pary istnieje ścieżka nie zawierająca trzeciego wierzchołka.</w:t>
+      </w:r>
+      <w:r>
+        <w:rPr>
+          <w:rFonts w:ascii="Times New Roman" w:hAnsi="Times New Roman" w:cs="Times New Roman"/>
+          <w:sz w:val="24"/>
+          <w:szCs w:val="24"/>
+        </w:rPr>
+        <w:t xml:space="preserve"> Graf </w:t>
+      </w:r>
+      <w:proofErr w:type="spellStart"/>
+      <w:r>
+        <w:rPr>
+          <w:rFonts w:ascii="Times New Roman" w:hAnsi="Times New Roman" w:cs="Times New Roman"/>
+          <w:sz w:val="24"/>
+          <w:szCs w:val="24"/>
+        </w:rPr>
+        <w:t>chordalny</w:t>
+      </w:r>
+      <w:proofErr w:type="spellEnd"/>
+      <w:r>
+        <w:rPr>
+          <w:rFonts w:ascii="Times New Roman" w:hAnsi="Times New Roman" w:cs="Times New Roman"/>
+          <w:sz w:val="24"/>
+          <w:szCs w:val="24"/>
+        </w:rPr>
+        <w:t xml:space="preserve"> to</w:t>
       </w:r>
       <w:r>
         <w:rPr>
@@ -3181,7 +3271,61 @@
           <w:sz w:val="24"/>
           <w:szCs w:val="24"/>
         </w:rPr>
-        <w:t xml:space="preserve">tworzony przez Donalda J Rose’a, Roberta E. Tarjana oraz George’a S Luekera w 1976. </w:t>
+        <w:t xml:space="preserve">tworzony przez Donalda J </w:t>
+      </w:r>
+      <w:proofErr w:type="spellStart"/>
+      <w:r>
+        <w:rPr>
+          <w:rFonts w:ascii="Times New Roman" w:hAnsi="Times New Roman" w:cs="Times New Roman"/>
+          <w:sz w:val="24"/>
+          <w:szCs w:val="24"/>
+        </w:rPr>
+        <w:t>Rose’a</w:t>
+      </w:r>
+      <w:proofErr w:type="spellEnd"/>
+      <w:r>
+        <w:rPr>
+          <w:rFonts w:ascii="Times New Roman" w:hAnsi="Times New Roman" w:cs="Times New Roman"/>
+          <w:sz w:val="24"/>
+          <w:szCs w:val="24"/>
+        </w:rPr>
+        <w:t xml:space="preserve">, Roberta E. </w:t>
+      </w:r>
+      <w:proofErr w:type="spellStart"/>
+      <w:r>
+        <w:rPr>
+          <w:rFonts w:ascii="Times New Roman" w:hAnsi="Times New Roman" w:cs="Times New Roman"/>
+          <w:sz w:val="24"/>
+          <w:szCs w:val="24"/>
+        </w:rPr>
+        <w:t>Tarjana</w:t>
+      </w:r>
+      <w:proofErr w:type="spellEnd"/>
+      <w:r>
+        <w:rPr>
+          <w:rFonts w:ascii="Times New Roman" w:hAnsi="Times New Roman" w:cs="Times New Roman"/>
+          <w:sz w:val="24"/>
+          <w:szCs w:val="24"/>
+        </w:rPr>
+        <w:t xml:space="preserve"> oraz George’a S </w:t>
+      </w:r>
+      <w:proofErr w:type="spellStart"/>
+      <w:r>
+        <w:rPr>
+          <w:rFonts w:ascii="Times New Roman" w:hAnsi="Times New Roman" w:cs="Times New Roman"/>
+          <w:sz w:val="24"/>
+          <w:szCs w:val="24"/>
+        </w:rPr>
+        <w:t>Luekera</w:t>
+      </w:r>
+      <w:proofErr w:type="spellEnd"/>
+      <w:r>
+        <w:rPr>
+          <w:rFonts w:ascii="Times New Roman" w:hAnsi="Times New Roman" w:cs="Times New Roman"/>
+          <w:sz w:val="24"/>
+          <w:szCs w:val="24"/>
+        </w:rPr>
+        <w:t xml:space="preserve"> w 1976. </w:t>
       </w:r>
       <w:r>
         <w:rPr>
@@ -3295,7 +3439,43 @@
           <w:szCs w:val="24"/>
         </w:rPr>
         <w:tab/>
-        <w:t>Do realizacji algorytmu została wykorzystana idea udoskonalania partycji zbiorów(ang. Partition Refinement) według tej idei dokonywany jest podział większego zbioru na mniejsze podzbiory. Na każdym kroku algorytmu opartego o udoskonalanie partycji zada</w:t>
+        <w:t xml:space="preserve">Do realizacji algorytmu została wykorzystana idea udoskonalania partycji zbiorów(ang. </w:t>
+      </w:r>
+      <w:proofErr w:type="spellStart"/>
+      <w:r>
+        <w:rPr>
+          <w:rFonts w:ascii="Times New Roman" w:hAnsi="Times New Roman" w:cs="Times New Roman"/>
+          <w:sz w:val="24"/>
+          <w:szCs w:val="24"/>
+        </w:rPr>
+        <w:t>Partition</w:t>
+      </w:r>
+      <w:proofErr w:type="spellEnd"/>
+      <w:r>
+        <w:rPr>
+          <w:rFonts w:ascii="Times New Roman" w:hAnsi="Times New Roman" w:cs="Times New Roman"/>
+          <w:sz w:val="24"/>
+          <w:szCs w:val="24"/>
+        </w:rPr>
+        <w:t xml:space="preserve"> </w:t>
+      </w:r>
+      <w:proofErr w:type="spellStart"/>
+      <w:r>
+        <w:rPr>
+          <w:rFonts w:ascii="Times New Roman" w:hAnsi="Times New Roman" w:cs="Times New Roman"/>
+          <w:sz w:val="24"/>
+          <w:szCs w:val="24"/>
+        </w:rPr>
+        <w:t>Refinement</w:t>
+      </w:r>
+      <w:proofErr w:type="spellEnd"/>
+      <w:r>
+        <w:rPr>
+          <w:rFonts w:ascii="Times New Roman" w:hAnsi="Times New Roman" w:cs="Times New Roman"/>
+          <w:sz w:val="24"/>
+          <w:szCs w:val="24"/>
+        </w:rPr>
+        <w:t>) według tej idei dokonywany jest podział większego zbioru na mniejsze podzbiory. Na każdym kroku algorytmu opartego o udoskonalanie partycji zada</w:t>
       </w:r>
       <w:r>
         <w:rPr>
@@ -3594,6 +3774,7 @@
         </w:rPr>
         <w:t xml:space="preserve">1 </w:t>
       </w:r>
+      <w:proofErr w:type="spellStart"/>
       <w:r>
         <w:rPr>
           <w:rFonts w:ascii="Yu Mincho Light" w:eastAsia="Yu Mincho Light" w:hAnsi="Yu Mincho Light" w:cs="Times New Roman"/>
@@ -3601,18 +3782,19 @@
           <w:sz w:val="24"/>
           <w:szCs w:val="24"/>
         </w:rPr>
-        <w:t>function LexBfs( graf ):</w:t>
-      </w:r>
-    </w:p>
-    <w:p>
-      <w:pPr>
+        <w:t>function</w:t>
+      </w:r>
+      <w:proofErr w:type="spellEnd"/>
+      <w:r>
         <w:rPr>
           <w:rFonts w:ascii="Yu Mincho Light" w:eastAsia="Yu Mincho Light" w:hAnsi="Yu Mincho Light" w:cs="Times New Roman"/>
           <w:color w:val="171717" w:themeColor="background2" w:themeShade="1A"/>
           <w:sz w:val="24"/>
           <w:szCs w:val="24"/>
         </w:rPr>
-      </w:pPr>
+        <w:t xml:space="preserve"> </w:t>
+      </w:r>
+      <w:proofErr w:type="spellStart"/>
       <w:r>
         <w:rPr>
           <w:rFonts w:ascii="Yu Mincho Light" w:eastAsia="Yu Mincho Light" w:hAnsi="Yu Mincho Light" w:cs="Times New Roman"/>
@@ -3620,6 +3802,35 @@
           <w:sz w:val="24"/>
           <w:szCs w:val="24"/>
         </w:rPr>
+        <w:t>LexBfs</w:t>
+      </w:r>
+      <w:proofErr w:type="spellEnd"/>
+      <w:r>
+        <w:rPr>
+          <w:rFonts w:ascii="Yu Mincho Light" w:eastAsia="Yu Mincho Light" w:hAnsi="Yu Mincho Light" w:cs="Times New Roman"/>
+          <w:color w:val="171717" w:themeColor="background2" w:themeShade="1A"/>
+          <w:sz w:val="24"/>
+          <w:szCs w:val="24"/>
+        </w:rPr>
+        <w:t>( graf ):</w:t>
+      </w:r>
+    </w:p>
+    <w:p>
+      <w:pPr>
+        <w:rPr>
+          <w:rFonts w:ascii="Yu Mincho Light" w:eastAsia="Yu Mincho Light" w:hAnsi="Yu Mincho Light" w:cs="Times New Roman"/>
+          <w:color w:val="171717" w:themeColor="background2" w:themeShade="1A"/>
+          <w:sz w:val="24"/>
+          <w:szCs w:val="24"/>
+        </w:rPr>
+      </w:pPr>
+      <w:r>
+        <w:rPr>
+          <w:rFonts w:ascii="Yu Mincho Light" w:eastAsia="Yu Mincho Light" w:hAnsi="Yu Mincho Light" w:cs="Times New Roman"/>
+          <w:color w:val="171717" w:themeColor="background2" w:themeShade="1A"/>
+          <w:sz w:val="24"/>
+          <w:szCs w:val="24"/>
+        </w:rPr>
         <w:t>2</w:t>
       </w:r>
       <w:r>
@@ -3658,8 +3869,9 @@
           <w:sz w:val="24"/>
           <w:szCs w:val="24"/>
         </w:rPr>
-        <w:t xml:space="preserve">            Partitions </w:t>
-      </w:r>
+        <w:t xml:space="preserve">            </w:t>
+      </w:r>
+      <w:proofErr w:type="spellStart"/>
       <w:r>
         <w:rPr>
           <w:rFonts w:ascii="Yu Mincho Light" w:eastAsia="Yu Mincho Light" w:hAnsi="Yu Mincho Light" w:cs="Times New Roman"/>
@@ -3667,6 +3879,25 @@
           <w:sz w:val="24"/>
           <w:szCs w:val="24"/>
         </w:rPr>
+        <w:t>Partitions</w:t>
+      </w:r>
+      <w:proofErr w:type="spellEnd"/>
+      <w:r>
+        <w:rPr>
+          <w:rFonts w:ascii="Yu Mincho Light" w:eastAsia="Yu Mincho Light" w:hAnsi="Yu Mincho Light" w:cs="Times New Roman"/>
+          <w:color w:val="171717" w:themeColor="background2" w:themeShade="1A"/>
+          <w:sz w:val="24"/>
+          <w:szCs w:val="24"/>
+        </w:rPr>
+        <w:t xml:space="preserve"> </w:t>
+      </w:r>
+      <w:r>
+        <w:rPr>
+          <w:rFonts w:ascii="Yu Mincho Light" w:eastAsia="Yu Mincho Light" w:hAnsi="Yu Mincho Light" w:cs="Times New Roman"/>
+          <w:color w:val="171717" w:themeColor="background2" w:themeShade="1A"/>
+          <w:sz w:val="24"/>
+          <w:szCs w:val="24"/>
+        </w:rPr>
         <w:t>–</w:t>
       </w:r>
       <w:r>
@@ -3760,18 +3991,18 @@
           <w:szCs w:val="24"/>
         </w:rPr>
         <w:tab/>
-        <w:t>While Paritions niepusty:</w:t>
-      </w:r>
-    </w:p>
-    <w:p>
-      <w:pPr>
+      </w:r>
+      <w:proofErr w:type="spellStart"/>
+      <w:r>
         <w:rPr>
           <w:rFonts w:ascii="Yu Mincho Light" w:eastAsia="Yu Mincho Light" w:hAnsi="Yu Mincho Light" w:cs="Times New Roman"/>
           <w:color w:val="171717" w:themeColor="background2" w:themeShade="1A"/>
           <w:sz w:val="24"/>
           <w:szCs w:val="24"/>
         </w:rPr>
-      </w:pPr>
+        <w:t>While</w:t>
+      </w:r>
+      <w:proofErr w:type="spellEnd"/>
       <w:r>
         <w:rPr>
           <w:rFonts w:ascii="Yu Mincho Light" w:eastAsia="Yu Mincho Light" w:hAnsi="Yu Mincho Light" w:cs="Times New Roman"/>
@@ -3779,6 +4010,45 @@
           <w:sz w:val="24"/>
           <w:szCs w:val="24"/>
         </w:rPr>
+        <w:t xml:space="preserve"> </w:t>
+      </w:r>
+      <w:proofErr w:type="spellStart"/>
+      <w:r>
+        <w:rPr>
+          <w:rFonts w:ascii="Yu Mincho Light" w:eastAsia="Yu Mincho Light" w:hAnsi="Yu Mincho Light" w:cs="Times New Roman"/>
+          <w:color w:val="171717" w:themeColor="background2" w:themeShade="1A"/>
+          <w:sz w:val="24"/>
+          <w:szCs w:val="24"/>
+        </w:rPr>
+        <w:t>Paritions</w:t>
+      </w:r>
+      <w:proofErr w:type="spellEnd"/>
+      <w:r>
+        <w:rPr>
+          <w:rFonts w:ascii="Yu Mincho Light" w:eastAsia="Yu Mincho Light" w:hAnsi="Yu Mincho Light" w:cs="Times New Roman"/>
+          <w:color w:val="171717" w:themeColor="background2" w:themeShade="1A"/>
+          <w:sz w:val="24"/>
+          <w:szCs w:val="24"/>
+        </w:rPr>
+        <w:t xml:space="preserve"> niepusty:</w:t>
+      </w:r>
+    </w:p>
+    <w:p>
+      <w:pPr>
+        <w:rPr>
+          <w:rFonts w:ascii="Yu Mincho Light" w:eastAsia="Yu Mincho Light" w:hAnsi="Yu Mincho Light" w:cs="Times New Roman"/>
+          <w:color w:val="171717" w:themeColor="background2" w:themeShade="1A"/>
+          <w:sz w:val="24"/>
+          <w:szCs w:val="24"/>
+        </w:rPr>
+      </w:pPr>
+      <w:r>
+        <w:rPr>
+          <w:rFonts w:ascii="Yu Mincho Light" w:eastAsia="Yu Mincho Light" w:hAnsi="Yu Mincho Light" w:cs="Times New Roman"/>
+          <w:color w:val="171717" w:themeColor="background2" w:themeShade="1A"/>
+          <w:sz w:val="24"/>
+          <w:szCs w:val="24"/>
+        </w:rPr>
         <w:t>7</w:t>
       </w:r>
       <w:r>
@@ -3798,18 +4068,19 @@
           <w:szCs w:val="24"/>
         </w:rPr>
         <w:tab/>
-        <w:t xml:space="preserve">Wybierz pierwszy wierzchołek z pierwszego zbioru w Partitions, </w:t>
-      </w:r>
-    </w:p>
-    <w:p>
-      <w:pPr>
+        <w:t xml:space="preserve">Wybierz pierwszy wierzchołek z pierwszego zbioru w </w:t>
+      </w:r>
+      <w:proofErr w:type="spellStart"/>
+      <w:r>
         <w:rPr>
           <w:rFonts w:ascii="Yu Mincho Light" w:eastAsia="Yu Mincho Light" w:hAnsi="Yu Mincho Light" w:cs="Times New Roman"/>
           <w:color w:val="171717" w:themeColor="background2" w:themeShade="1A"/>
           <w:sz w:val="24"/>
           <w:szCs w:val="24"/>
         </w:rPr>
-      </w:pPr>
+        <w:t>Partitions</w:t>
+      </w:r>
+      <w:proofErr w:type="spellEnd"/>
       <w:r>
         <w:rPr>
           <w:rFonts w:ascii="Yu Mincho Light" w:eastAsia="Yu Mincho Light" w:hAnsi="Yu Mincho Light" w:cs="Times New Roman"/>
@@ -3817,6 +4088,25 @@
           <w:sz w:val="24"/>
           <w:szCs w:val="24"/>
         </w:rPr>
+        <w:t xml:space="preserve">, </w:t>
+      </w:r>
+    </w:p>
+    <w:p>
+      <w:pPr>
+        <w:rPr>
+          <w:rFonts w:ascii="Yu Mincho Light" w:eastAsia="Yu Mincho Light" w:hAnsi="Yu Mincho Light" w:cs="Times New Roman"/>
+          <w:color w:val="171717" w:themeColor="background2" w:themeShade="1A"/>
+          <w:sz w:val="24"/>
+          <w:szCs w:val="24"/>
+        </w:rPr>
+      </w:pPr>
+      <w:r>
+        <w:rPr>
+          <w:rFonts w:ascii="Yu Mincho Light" w:eastAsia="Yu Mincho Light" w:hAnsi="Yu Mincho Light" w:cs="Times New Roman"/>
+          <w:color w:val="171717" w:themeColor="background2" w:themeShade="1A"/>
+          <w:sz w:val="24"/>
+          <w:szCs w:val="24"/>
+        </w:rPr>
         <w:t xml:space="preserve">8                </w:t>
       </w:r>
       <w:r>
@@ -3846,6 +4136,7 @@
         </w:rPr>
         <w:t xml:space="preserve">alias </w:t>
       </w:r>
+      <w:proofErr w:type="spellStart"/>
       <w:r>
         <w:rPr>
           <w:rFonts w:ascii="Yu Mincho Light" w:eastAsia="Yu Mincho Light" w:hAnsi="Yu Mincho Light" w:cs="Times New Roman"/>
@@ -3853,25 +4144,35 @@
           <w:sz w:val="24"/>
           <w:szCs w:val="24"/>
         </w:rPr>
-        <w:t>vertex.</w:t>
-      </w:r>
-    </w:p>
-    <w:p>
-      <w:pPr>
+        <w:t>vertex</w:t>
+      </w:r>
+      <w:proofErr w:type="spellEnd"/>
+      <w:r>
         <w:rPr>
           <w:rFonts w:ascii="Yu Mincho Light" w:eastAsia="Yu Mincho Light" w:hAnsi="Yu Mincho Light" w:cs="Times New Roman"/>
           <w:color w:val="171717" w:themeColor="background2" w:themeShade="1A"/>
           <w:sz w:val="24"/>
           <w:szCs w:val="24"/>
         </w:rPr>
-      </w:pPr>
-      <w:r>
+        <w:t>.</w:t>
+      </w:r>
+    </w:p>
+    <w:p>
+      <w:pPr>
         <w:rPr>
           <w:rFonts w:ascii="Yu Mincho Light" w:eastAsia="Yu Mincho Light" w:hAnsi="Yu Mincho Light" w:cs="Times New Roman"/>
           <w:color w:val="171717" w:themeColor="background2" w:themeShade="1A"/>
           <w:sz w:val="24"/>
           <w:szCs w:val="24"/>
         </w:rPr>
+      </w:pPr>
+      <w:r>
+        <w:rPr>
+          <w:rFonts w:ascii="Yu Mincho Light" w:eastAsia="Yu Mincho Light" w:hAnsi="Yu Mincho Light" w:cs="Times New Roman"/>
+          <w:color w:val="171717" w:themeColor="background2" w:themeShade="1A"/>
+          <w:sz w:val="24"/>
+          <w:szCs w:val="24"/>
+        </w:rPr>
         <w:t>10</w:t>
       </w:r>
       <w:r>
@@ -3881,18 +4182,19 @@
           <w:sz w:val="24"/>
           <w:szCs w:val="24"/>
         </w:rPr>
-        <w:t xml:space="preserve">               Partitions.delete(vertex)</w:t>
-      </w:r>
-    </w:p>
-    <w:p>
-      <w:pPr>
+        <w:t xml:space="preserve">               </w:t>
+      </w:r>
+      <w:proofErr w:type="spellStart"/>
+      <w:r>
         <w:rPr>
           <w:rFonts w:ascii="Yu Mincho Light" w:eastAsia="Yu Mincho Light" w:hAnsi="Yu Mincho Light" w:cs="Times New Roman"/>
           <w:color w:val="171717" w:themeColor="background2" w:themeShade="1A"/>
           <w:sz w:val="24"/>
           <w:szCs w:val="24"/>
         </w:rPr>
-      </w:pPr>
+        <w:t>Partitions.delete</w:t>
+      </w:r>
+      <w:proofErr w:type="spellEnd"/>
       <w:r>
         <w:rPr>
           <w:rFonts w:ascii="Yu Mincho Light" w:eastAsia="Yu Mincho Light" w:hAnsi="Yu Mincho Light" w:cs="Times New Roman"/>
@@ -3900,6 +4202,45 @@
           <w:sz w:val="24"/>
           <w:szCs w:val="24"/>
         </w:rPr>
+        <w:t>(</w:t>
+      </w:r>
+      <w:proofErr w:type="spellStart"/>
+      <w:r>
+        <w:rPr>
+          <w:rFonts w:ascii="Yu Mincho Light" w:eastAsia="Yu Mincho Light" w:hAnsi="Yu Mincho Light" w:cs="Times New Roman"/>
+          <w:color w:val="171717" w:themeColor="background2" w:themeShade="1A"/>
+          <w:sz w:val="24"/>
+          <w:szCs w:val="24"/>
+        </w:rPr>
+        <w:t>vertex</w:t>
+      </w:r>
+      <w:proofErr w:type="spellEnd"/>
+      <w:r>
+        <w:rPr>
+          <w:rFonts w:ascii="Yu Mincho Light" w:eastAsia="Yu Mincho Light" w:hAnsi="Yu Mincho Light" w:cs="Times New Roman"/>
+          <w:color w:val="171717" w:themeColor="background2" w:themeShade="1A"/>
+          <w:sz w:val="24"/>
+          <w:szCs w:val="24"/>
+        </w:rPr>
+        <w:t>)</w:t>
+      </w:r>
+    </w:p>
+    <w:p>
+      <w:pPr>
+        <w:rPr>
+          <w:rFonts w:ascii="Yu Mincho Light" w:eastAsia="Yu Mincho Light" w:hAnsi="Yu Mincho Light" w:cs="Times New Roman"/>
+          <w:color w:val="171717" w:themeColor="background2" w:themeShade="1A"/>
+          <w:sz w:val="24"/>
+          <w:szCs w:val="24"/>
+        </w:rPr>
+      </w:pPr>
+      <w:r>
+        <w:rPr>
+          <w:rFonts w:ascii="Yu Mincho Light" w:eastAsia="Yu Mincho Light" w:hAnsi="Yu Mincho Light" w:cs="Times New Roman"/>
+          <w:color w:val="171717" w:themeColor="background2" w:themeShade="1A"/>
+          <w:sz w:val="24"/>
+          <w:szCs w:val="24"/>
+        </w:rPr>
         <w:t>11</w:t>
       </w:r>
       <w:r>
@@ -3920,6 +4261,7 @@
         </w:rPr>
         <w:t xml:space="preserve">         </w:t>
       </w:r>
+      <w:proofErr w:type="spellStart"/>
       <w:r>
         <w:rPr>
           <w:rFonts w:ascii="Yu Mincho Light" w:eastAsia="Yu Mincho Light" w:hAnsi="Yu Mincho Light" w:cs="Times New Roman"/>
@@ -3927,18 +4269,19 @@
           <w:sz w:val="24"/>
           <w:szCs w:val="24"/>
         </w:rPr>
-        <w:t>Order.dodaj(vertex)</w:t>
-      </w:r>
-    </w:p>
-    <w:p>
-      <w:pPr>
+        <w:t>Order.dodaj</w:t>
+      </w:r>
+      <w:proofErr w:type="spellEnd"/>
+      <w:r>
         <w:rPr>
           <w:rFonts w:ascii="Yu Mincho Light" w:eastAsia="Yu Mincho Light" w:hAnsi="Yu Mincho Light" w:cs="Times New Roman"/>
           <w:color w:val="171717" w:themeColor="background2" w:themeShade="1A"/>
           <w:sz w:val="24"/>
           <w:szCs w:val="24"/>
         </w:rPr>
-      </w:pPr>
+        <w:t>(</w:t>
+      </w:r>
+      <w:proofErr w:type="spellStart"/>
       <w:r>
         <w:rPr>
           <w:rFonts w:ascii="Yu Mincho Light" w:eastAsia="Yu Mincho Light" w:hAnsi="Yu Mincho Light" w:cs="Times New Roman"/>
@@ -3946,6 +4289,35 @@
           <w:sz w:val="24"/>
           <w:szCs w:val="24"/>
         </w:rPr>
+        <w:t>vertex</w:t>
+      </w:r>
+      <w:proofErr w:type="spellEnd"/>
+      <w:r>
+        <w:rPr>
+          <w:rFonts w:ascii="Yu Mincho Light" w:eastAsia="Yu Mincho Light" w:hAnsi="Yu Mincho Light" w:cs="Times New Roman"/>
+          <w:color w:val="171717" w:themeColor="background2" w:themeShade="1A"/>
+          <w:sz w:val="24"/>
+          <w:szCs w:val="24"/>
+        </w:rPr>
+        <w:t>)</w:t>
+      </w:r>
+    </w:p>
+    <w:p>
+      <w:pPr>
+        <w:rPr>
+          <w:rFonts w:ascii="Yu Mincho Light" w:eastAsia="Yu Mincho Light" w:hAnsi="Yu Mincho Light" w:cs="Times New Roman"/>
+          <w:color w:val="171717" w:themeColor="background2" w:themeShade="1A"/>
+          <w:sz w:val="24"/>
+          <w:szCs w:val="24"/>
+        </w:rPr>
+      </w:pPr>
+      <w:r>
+        <w:rPr>
+          <w:rFonts w:ascii="Yu Mincho Light" w:eastAsia="Yu Mincho Light" w:hAnsi="Yu Mincho Light" w:cs="Times New Roman"/>
+          <w:color w:val="171717" w:themeColor="background2" w:themeShade="1A"/>
+          <w:sz w:val="24"/>
+          <w:szCs w:val="24"/>
+        </w:rPr>
         <w:t>12</w:t>
       </w:r>
       <w:r>
@@ -3966,6 +4338,7 @@
         </w:rPr>
         <w:t xml:space="preserve">         </w:t>
       </w:r>
+      <w:proofErr w:type="spellStart"/>
       <w:r>
         <w:rPr>
           <w:rFonts w:ascii="Yu Mincho Light" w:eastAsia="Yu Mincho Light" w:hAnsi="Yu Mincho Light" w:cs="Times New Roman"/>
@@ -3973,18 +4346,19 @@
           <w:sz w:val="24"/>
           <w:szCs w:val="24"/>
         </w:rPr>
-        <w:t>Foreach( Sąsiedzi wierzchołka vertex as w ):</w:t>
-      </w:r>
-    </w:p>
-    <w:p>
-      <w:pPr>
+        <w:t>Foreach</w:t>
+      </w:r>
+      <w:proofErr w:type="spellEnd"/>
+      <w:r>
         <w:rPr>
           <w:rFonts w:ascii="Yu Mincho Light" w:eastAsia="Yu Mincho Light" w:hAnsi="Yu Mincho Light" w:cs="Times New Roman"/>
           <w:color w:val="171717" w:themeColor="background2" w:themeShade="1A"/>
           <w:sz w:val="24"/>
           <w:szCs w:val="24"/>
         </w:rPr>
-      </w:pPr>
+        <w:t xml:space="preserve">( Sąsiedzi wierzchołka </w:t>
+      </w:r>
+      <w:proofErr w:type="spellStart"/>
       <w:r>
         <w:rPr>
           <w:rFonts w:ascii="Yu Mincho Light" w:eastAsia="Yu Mincho Light" w:hAnsi="Yu Mincho Light" w:cs="Times New Roman"/>
@@ -3992,6 +4366,35 @@
           <w:sz w:val="24"/>
           <w:szCs w:val="24"/>
         </w:rPr>
+        <w:t>vertex</w:t>
+      </w:r>
+      <w:proofErr w:type="spellEnd"/>
+      <w:r>
+        <w:rPr>
+          <w:rFonts w:ascii="Yu Mincho Light" w:eastAsia="Yu Mincho Light" w:hAnsi="Yu Mincho Light" w:cs="Times New Roman"/>
+          <w:color w:val="171717" w:themeColor="background2" w:themeShade="1A"/>
+          <w:sz w:val="24"/>
+          <w:szCs w:val="24"/>
+        </w:rPr>
+        <w:t xml:space="preserve"> as w ):</w:t>
+      </w:r>
+    </w:p>
+    <w:p>
+      <w:pPr>
+        <w:rPr>
+          <w:rFonts w:ascii="Yu Mincho Light" w:eastAsia="Yu Mincho Light" w:hAnsi="Yu Mincho Light" w:cs="Times New Roman"/>
+          <w:color w:val="171717" w:themeColor="background2" w:themeShade="1A"/>
+          <w:sz w:val="24"/>
+          <w:szCs w:val="24"/>
+        </w:rPr>
+      </w:pPr>
+      <w:r>
+        <w:rPr>
+          <w:rFonts w:ascii="Yu Mincho Light" w:eastAsia="Yu Mincho Light" w:hAnsi="Yu Mincho Light" w:cs="Times New Roman"/>
+          <w:color w:val="171717" w:themeColor="background2" w:themeShade="1A"/>
+          <w:sz w:val="24"/>
+          <w:szCs w:val="24"/>
+        </w:rPr>
         <w:t xml:space="preserve">13                    </w:t>
       </w:r>
       <w:r>
@@ -4028,8 +4431,9 @@
           <w:sz w:val="24"/>
           <w:szCs w:val="24"/>
         </w:rPr>
-        <w:t xml:space="preserve">zmodyfikowana, w trakcie przetwarzania sąsiadów wierzchołka vertex </w:t>
-      </w:r>
+        <w:t xml:space="preserve">zmodyfikowana, w trakcie przetwarzania sąsiadów wierzchołka </w:t>
+      </w:r>
+      <w:proofErr w:type="spellStart"/>
       <w:r>
         <w:rPr>
           <w:rFonts w:ascii="Yu Mincho Light" w:eastAsia="Yu Mincho Light" w:hAnsi="Yu Mincho Light" w:cs="Times New Roman"/>
@@ -4037,6 +4441,25 @@
           <w:sz w:val="24"/>
           <w:szCs w:val="24"/>
         </w:rPr>
+        <w:t>vertex</w:t>
+      </w:r>
+      <w:proofErr w:type="spellEnd"/>
+      <w:r>
+        <w:rPr>
+          <w:rFonts w:ascii="Yu Mincho Light" w:eastAsia="Yu Mincho Light" w:hAnsi="Yu Mincho Light" w:cs="Times New Roman"/>
+          <w:color w:val="171717" w:themeColor="background2" w:themeShade="1A"/>
+          <w:sz w:val="24"/>
+          <w:szCs w:val="24"/>
+        </w:rPr>
+        <w:t xml:space="preserve"> </w:t>
+      </w:r>
+      <w:r>
+        <w:rPr>
+          <w:rFonts w:ascii="Yu Mincho Light" w:eastAsia="Yu Mincho Light" w:hAnsi="Yu Mincho Light" w:cs="Times New Roman"/>
+          <w:color w:val="171717" w:themeColor="background2" w:themeShade="1A"/>
+          <w:sz w:val="24"/>
+          <w:szCs w:val="24"/>
+        </w:rPr>
         <w:t xml:space="preserve"> 15                    </w:t>
       </w:r>
       <w:r>
@@ -4046,7 +4469,27 @@
           <w:sz w:val="24"/>
           <w:szCs w:val="24"/>
         </w:rPr>
-        <w:t>to utwórz nowy zbiór New i wstaw go do Partitions przed zbiór Set.</w:t>
+        <w:t xml:space="preserve">to utwórz nowy zbiór New i wstaw go do </w:t>
+      </w:r>
+      <w:proofErr w:type="spellStart"/>
+      <w:r>
+        <w:rPr>
+          <w:rFonts w:ascii="Yu Mincho Light" w:eastAsia="Yu Mincho Light" w:hAnsi="Yu Mincho Light" w:cs="Times New Roman"/>
+          <w:color w:val="171717" w:themeColor="background2" w:themeShade="1A"/>
+          <w:sz w:val="24"/>
+          <w:szCs w:val="24"/>
+        </w:rPr>
+        <w:t>Partitions</w:t>
+      </w:r>
+      <w:proofErr w:type="spellEnd"/>
+      <w:r>
+        <w:rPr>
+          <w:rFonts w:ascii="Yu Mincho Light" w:eastAsia="Yu Mincho Light" w:hAnsi="Yu Mincho Light" w:cs="Times New Roman"/>
+          <w:color w:val="171717" w:themeColor="background2" w:themeShade="1A"/>
+          <w:sz w:val="24"/>
+          <w:szCs w:val="24"/>
+        </w:rPr>
+        <w:t xml:space="preserve"> przed zbiór Set.</w:t>
       </w:r>
     </w:p>
     <w:p>
@@ -4305,13 +4748,41 @@
         </w:rPr>
         <w:t xml:space="preserve">1 </w:t>
       </w:r>
-      <w:r>
-        <w:rPr>
-          <w:rFonts w:ascii="Yu Mincho Light" w:eastAsia="Yu Mincho Light" w:hAnsi="Yu Mincho Light" w:cs="Times New Roman"/>
-          <w:sz w:val="24"/>
-          <w:szCs w:val="24"/>
-        </w:rPr>
-        <w:t>Function GraphColoring( graf ):</w:t>
+      <w:proofErr w:type="spellStart"/>
+      <w:r>
+        <w:rPr>
+          <w:rFonts w:ascii="Yu Mincho Light" w:eastAsia="Yu Mincho Light" w:hAnsi="Yu Mincho Light" w:cs="Times New Roman"/>
+          <w:sz w:val="24"/>
+          <w:szCs w:val="24"/>
+        </w:rPr>
+        <w:t>Function</w:t>
+      </w:r>
+      <w:proofErr w:type="spellEnd"/>
+      <w:r>
+        <w:rPr>
+          <w:rFonts w:ascii="Yu Mincho Light" w:eastAsia="Yu Mincho Light" w:hAnsi="Yu Mincho Light" w:cs="Times New Roman"/>
+          <w:sz w:val="24"/>
+          <w:szCs w:val="24"/>
+        </w:rPr>
+        <w:t xml:space="preserve"> </w:t>
+      </w:r>
+      <w:proofErr w:type="spellStart"/>
+      <w:r>
+        <w:rPr>
+          <w:rFonts w:ascii="Yu Mincho Light" w:eastAsia="Yu Mincho Light" w:hAnsi="Yu Mincho Light" w:cs="Times New Roman"/>
+          <w:sz w:val="24"/>
+          <w:szCs w:val="24"/>
+        </w:rPr>
+        <w:t>GraphColoring</w:t>
+      </w:r>
+      <w:proofErr w:type="spellEnd"/>
+      <w:r>
+        <w:rPr>
+          <w:rFonts w:ascii="Yu Mincho Light" w:eastAsia="Yu Mincho Light" w:hAnsi="Yu Mincho Light" w:cs="Times New Roman"/>
+          <w:sz w:val="24"/>
+          <w:szCs w:val="24"/>
+        </w:rPr>
+        <w:t>( graf ):</w:t>
       </w:r>
       <w:r>
         <w:rPr>
@@ -4345,7 +4816,25 @@
           <w:szCs w:val="24"/>
         </w:rPr>
         <w:tab/>
-        <w:t>Order = LexBfs( graf )</w:t>
+        <w:t xml:space="preserve">Order = </w:t>
+      </w:r>
+      <w:proofErr w:type="spellStart"/>
+      <w:r>
+        <w:rPr>
+          <w:rFonts w:ascii="Yu Mincho Light" w:eastAsia="Yu Mincho Light" w:hAnsi="Yu Mincho Light" w:cs="Times New Roman"/>
+          <w:sz w:val="24"/>
+          <w:szCs w:val="24"/>
+        </w:rPr>
+        <w:t>LexBfs</w:t>
+      </w:r>
+      <w:proofErr w:type="spellEnd"/>
+      <w:r>
+        <w:rPr>
+          <w:rFonts w:ascii="Yu Mincho Light" w:eastAsia="Yu Mincho Light" w:hAnsi="Yu Mincho Light" w:cs="Times New Roman"/>
+          <w:sz w:val="24"/>
+          <w:szCs w:val="24"/>
+        </w:rPr>
+        <w:t>( graf )</w:t>
       </w:r>
       <w:r>
         <w:rPr>
@@ -4379,7 +4868,24 @@
           <w:szCs w:val="24"/>
         </w:rPr>
         <w:tab/>
-        <w:t>Colors – dostępne kolory</w:t>
+      </w:r>
+      <w:proofErr w:type="spellStart"/>
+      <w:r>
+        <w:rPr>
+          <w:rFonts w:ascii="Yu Mincho Light" w:eastAsia="Yu Mincho Light" w:hAnsi="Yu Mincho Light" w:cs="Times New Roman"/>
+          <w:sz w:val="24"/>
+          <w:szCs w:val="24"/>
+        </w:rPr>
+        <w:t>Colors</w:t>
+      </w:r>
+      <w:proofErr w:type="spellEnd"/>
+      <w:r>
+        <w:rPr>
+          <w:rFonts w:ascii="Yu Mincho Light" w:eastAsia="Yu Mincho Light" w:hAnsi="Yu Mincho Light" w:cs="Times New Roman"/>
+          <w:sz w:val="24"/>
+          <w:szCs w:val="24"/>
+        </w:rPr>
+        <w:t xml:space="preserve"> – dostępne kolory</w:t>
       </w:r>
       <w:r>
         <w:rPr>
@@ -4456,39 +4962,67 @@
         </w:rPr>
         <w:tab/>
       </w:r>
-      <w:r>
-        <w:rPr>
-          <w:rFonts w:ascii="Yu Mincho Light" w:eastAsia="Yu Mincho Light" w:hAnsi="Yu Mincho Light" w:cs="Times New Roman"/>
-          <w:sz w:val="24"/>
-          <w:szCs w:val="24"/>
-        </w:rPr>
-        <w:t>MinFreeColor(element)</w:t>
-      </w:r>
-    </w:p>
-    <w:p>
-      <w:pPr>
-        <w:rPr>
-          <w:rFonts w:ascii="Times New Roman" w:hAnsi="Times New Roman" w:cs="Times New Roman"/>
-          <w:sz w:val="24"/>
-          <w:szCs w:val="24"/>
-        </w:rPr>
-      </w:pPr>
-    </w:p>
-    <w:p>
-      <w:pPr>
-        <w:rPr>
-          <w:rFonts w:ascii="Times New Roman" w:hAnsi="Times New Roman" w:cs="Times New Roman"/>
-          <w:sz w:val="24"/>
-          <w:szCs w:val="24"/>
-        </w:rPr>
-      </w:pPr>
-      <w:r>
-        <w:rPr>
-          <w:rFonts w:ascii="Times New Roman" w:hAnsi="Times New Roman" w:cs="Times New Roman"/>
-          <w:sz w:val="24"/>
-          <w:szCs w:val="24"/>
-        </w:rPr>
-        <w:t xml:space="preserve">Funkcja MinFreeColor sprawdza, czy któryś z sąsiadów wierzchołka nie ma już przypisanego pierwszego wolnego koloru, jeśli nie ma to sprawdza dla następnego </w:t>
+      <w:proofErr w:type="spellStart"/>
+      <w:r>
+        <w:rPr>
+          <w:rFonts w:ascii="Yu Mincho Light" w:eastAsia="Yu Mincho Light" w:hAnsi="Yu Mincho Light" w:cs="Times New Roman"/>
+          <w:sz w:val="24"/>
+          <w:szCs w:val="24"/>
+        </w:rPr>
+        <w:t>MinFreeColor</w:t>
+      </w:r>
+      <w:proofErr w:type="spellEnd"/>
+      <w:r>
+        <w:rPr>
+          <w:rFonts w:ascii="Yu Mincho Light" w:eastAsia="Yu Mincho Light" w:hAnsi="Yu Mincho Light" w:cs="Times New Roman"/>
+          <w:sz w:val="24"/>
+          <w:szCs w:val="24"/>
+        </w:rPr>
+        <w:t>(element)</w:t>
+      </w:r>
+    </w:p>
+    <w:p>
+      <w:pPr>
+        <w:rPr>
+          <w:rFonts w:ascii="Times New Roman" w:hAnsi="Times New Roman" w:cs="Times New Roman"/>
+          <w:sz w:val="24"/>
+          <w:szCs w:val="24"/>
+        </w:rPr>
+      </w:pPr>
+    </w:p>
+    <w:p>
+      <w:pPr>
+        <w:rPr>
+          <w:rFonts w:ascii="Times New Roman" w:hAnsi="Times New Roman" w:cs="Times New Roman"/>
+          <w:sz w:val="24"/>
+          <w:szCs w:val="24"/>
+        </w:rPr>
+      </w:pPr>
+      <w:r>
+        <w:rPr>
+          <w:rFonts w:ascii="Times New Roman" w:hAnsi="Times New Roman" w:cs="Times New Roman"/>
+          <w:sz w:val="24"/>
+          <w:szCs w:val="24"/>
+        </w:rPr>
+        <w:t xml:space="preserve">Funkcja </w:t>
+      </w:r>
+      <w:proofErr w:type="spellStart"/>
+      <w:r>
+        <w:rPr>
+          <w:rFonts w:ascii="Times New Roman" w:hAnsi="Times New Roman" w:cs="Times New Roman"/>
+          <w:sz w:val="24"/>
+          <w:szCs w:val="24"/>
+        </w:rPr>
+        <w:t>MinFreeColor</w:t>
+      </w:r>
+      <w:proofErr w:type="spellEnd"/>
+      <w:r>
+        <w:rPr>
+          <w:rFonts w:ascii="Times New Roman" w:hAnsi="Times New Roman" w:cs="Times New Roman"/>
+          <w:sz w:val="24"/>
+          <w:szCs w:val="24"/>
+        </w:rPr>
+        <w:t xml:space="preserve"> sprawdza, czy któryś z sąsiadów wierzchołka nie ma już przypisanego pierwszego wolnego koloru, jeśli nie ma to sprawdza dla następnego </w:t>
       </w:r>
       <w:r>
         <w:rPr>
@@ -4745,7 +5279,16 @@
           <w:sz w:val="24"/>
           <w:szCs w:val="24"/>
         </w:rPr>
-        <w:t>, .. , a</w:t>
+        <w:t xml:space="preserve">, .. , </w:t>
+      </w:r>
+      <w:proofErr w:type="spellStart"/>
+      <w:r>
+        <w:rPr>
+          <w:rFonts w:ascii="Times New Roman" w:hAnsi="Times New Roman" w:cs="Times New Roman"/>
+          <w:sz w:val="24"/>
+          <w:szCs w:val="24"/>
+        </w:rPr>
+        <w:t>a</w:t>
       </w:r>
       <w:r>
         <w:rPr>
@@ -4756,6 +5299,7 @@
         </w:rPr>
         <w:t>n</w:t>
       </w:r>
+      <w:proofErr w:type="spellEnd"/>
       <w:r>
         <w:rPr>
           <w:rFonts w:ascii="Times New Roman" w:hAnsi="Times New Roman" w:cs="Times New Roman"/>
@@ -4814,7 +5358,16 @@
           <w:sz w:val="24"/>
           <w:szCs w:val="24"/>
         </w:rPr>
-        <w:t>, .. , b</w:t>
+        <w:t xml:space="preserve">, .. , </w:t>
+      </w:r>
+      <w:proofErr w:type="spellStart"/>
+      <w:r>
+        <w:rPr>
+          <w:rFonts w:ascii="Times New Roman" w:hAnsi="Times New Roman" w:cs="Times New Roman"/>
+          <w:sz w:val="24"/>
+          <w:szCs w:val="24"/>
+        </w:rPr>
+        <w:t>b</w:t>
       </w:r>
       <w:r>
         <w:rPr>
@@ -4825,6 +5378,7 @@
         </w:rPr>
         <w:t>n</w:t>
       </w:r>
+      <w:proofErr w:type="spellEnd"/>
       <w:r>
         <w:rPr>
           <w:rFonts w:ascii="Times New Roman" w:hAnsi="Times New Roman" w:cs="Times New Roman"/>
@@ -4964,7 +5518,25 @@
           <w:sz w:val="24"/>
           <w:szCs w:val="24"/>
         </w:rPr>
-        <w:t>Skojarzenie to taki podzbiór krawędzi, których końce, wierzchołki między którymi prowadzona jest krawędź, nie są końcami innej krawędzi. O maksymalnym skojarzeniu mówimy, gdy podzbiór krawędzi spełniających ten warunek jest możliwie największy. Algorytm, który pozwala odnaleźć takie skojarzenie to algorytm Hopcrofta-Karpa. Algorytm ten konsekwe</w:t>
+        <w:t xml:space="preserve">Skojarzenie to taki podzbiór krawędzi, których końce, wierzchołki między którymi prowadzona jest krawędź, nie są końcami innej krawędzi. O maksymalnym skojarzeniu mówimy, gdy podzbiór krawędzi spełniających ten warunek jest możliwie największy. Algorytm, który pozwala odnaleźć takie skojarzenie to algorytm </w:t>
+      </w:r>
+      <w:proofErr w:type="spellStart"/>
+      <w:r>
+        <w:rPr>
+          <w:rFonts w:ascii="Times New Roman" w:hAnsi="Times New Roman" w:cs="Times New Roman"/>
+          <w:sz w:val="24"/>
+          <w:szCs w:val="24"/>
+        </w:rPr>
+        <w:t>Hopcrofta</w:t>
+      </w:r>
+      <w:proofErr w:type="spellEnd"/>
+      <w:r>
+        <w:rPr>
+          <w:rFonts w:ascii="Times New Roman" w:hAnsi="Times New Roman" w:cs="Times New Roman"/>
+          <w:sz w:val="24"/>
+          <w:szCs w:val="24"/>
+        </w:rPr>
+        <w:t>-Karpa. Algorytm ten konsekwe</w:t>
       </w:r>
       <w:r>
         <w:rPr>
@@ -5064,15 +5636,69 @@
           <w:sz w:val="24"/>
           <w:szCs w:val="24"/>
         </w:rPr>
-        <w:t xml:space="preserve"> metody przeszukiwania grafów. Pierwszą z nich jest BFS( Breadth First Search ) algorytm ten służy do </w:t>
-      </w:r>
-      <w:r>
-        <w:rPr>
-          <w:rFonts w:ascii="Times New Roman" w:hAnsi="Times New Roman" w:cs="Times New Roman"/>
-          <w:sz w:val="24"/>
-          <w:szCs w:val="24"/>
-        </w:rPr>
-        <w:t>przetwarzania wierzchołków grafu w taki sposób, że najpierw są przetwarzani sąsiedzi startowego wierzchołka, potem są przetwarzania sąsiedzi tych sąsiadów itd. Sposób wykorzystania w algorytmie Hopcrofta-Karpa jest następujący. BFS</w:t>
+        <w:t xml:space="preserve"> metody przeszukiwania grafów. Pierwszą z nich jest BFS( </w:t>
+      </w:r>
+      <w:proofErr w:type="spellStart"/>
+      <w:r>
+        <w:rPr>
+          <w:rFonts w:ascii="Times New Roman" w:hAnsi="Times New Roman" w:cs="Times New Roman"/>
+          <w:sz w:val="24"/>
+          <w:szCs w:val="24"/>
+        </w:rPr>
+        <w:t>Breadth</w:t>
+      </w:r>
+      <w:proofErr w:type="spellEnd"/>
+      <w:r>
+        <w:rPr>
+          <w:rFonts w:ascii="Times New Roman" w:hAnsi="Times New Roman" w:cs="Times New Roman"/>
+          <w:sz w:val="24"/>
+          <w:szCs w:val="24"/>
+        </w:rPr>
+        <w:t xml:space="preserve"> First </w:t>
+      </w:r>
+      <w:proofErr w:type="spellStart"/>
+      <w:r>
+        <w:rPr>
+          <w:rFonts w:ascii="Times New Roman" w:hAnsi="Times New Roman" w:cs="Times New Roman"/>
+          <w:sz w:val="24"/>
+          <w:szCs w:val="24"/>
+        </w:rPr>
+        <w:t>Search</w:t>
+      </w:r>
+      <w:proofErr w:type="spellEnd"/>
+      <w:r>
+        <w:rPr>
+          <w:rFonts w:ascii="Times New Roman" w:hAnsi="Times New Roman" w:cs="Times New Roman"/>
+          <w:sz w:val="24"/>
+          <w:szCs w:val="24"/>
+        </w:rPr>
+        <w:t xml:space="preserve"> ) algorytm ten służy do </w:t>
+      </w:r>
+      <w:r>
+        <w:rPr>
+          <w:rFonts w:ascii="Times New Roman" w:hAnsi="Times New Roman" w:cs="Times New Roman"/>
+          <w:sz w:val="24"/>
+          <w:szCs w:val="24"/>
+        </w:rPr>
+        <w:t xml:space="preserve">przetwarzania wierzchołków grafu w taki sposób, że najpierw są przetwarzani sąsiedzi startowego wierzchołka, potem są przetwarzania sąsiedzi tych sąsiadów itd. Sposób wykorzystania w algorytmie </w:t>
+      </w:r>
+      <w:proofErr w:type="spellStart"/>
+      <w:r>
+        <w:rPr>
+          <w:rFonts w:ascii="Times New Roman" w:hAnsi="Times New Roman" w:cs="Times New Roman"/>
+          <w:sz w:val="24"/>
+          <w:szCs w:val="24"/>
+        </w:rPr>
+        <w:t>Hopcrofta</w:t>
+      </w:r>
+      <w:proofErr w:type="spellEnd"/>
+      <w:r>
+        <w:rPr>
+          <w:rFonts w:ascii="Times New Roman" w:hAnsi="Times New Roman" w:cs="Times New Roman"/>
+          <w:sz w:val="24"/>
+          <w:szCs w:val="24"/>
+        </w:rPr>
+        <w:t>-Karpa jest następujący. BFS</w:t>
       </w:r>
       <w:r>
         <w:rPr>
@@ -5162,7 +5788,25 @@
           <w:szCs w:val="24"/>
         </w:rPr>
         <w:tab/>
-        <w:t xml:space="preserve">Drugą wykorzystywaną metodą przeszukiwania grafu jest DFS( Depth First Search), czyli przeszukiwanie grafu w głąb. Polega to na odwiedzaniu wierzchołków grafu po kolei tak głęboko jak się da. Jeśli nie da się iść do kolejnego wierzchołka to cofamy się do już odwiedzonego wierzchołka </w:t>
+        <w:t xml:space="preserve">Drugą wykorzystywaną metodą przeszukiwania grafu jest DFS( Depth First </w:t>
+      </w:r>
+      <w:proofErr w:type="spellStart"/>
+      <w:r>
+        <w:rPr>
+          <w:rFonts w:ascii="Times New Roman" w:hAnsi="Times New Roman" w:cs="Times New Roman"/>
+          <w:sz w:val="24"/>
+          <w:szCs w:val="24"/>
+        </w:rPr>
+        <w:t>Search</w:t>
+      </w:r>
+      <w:proofErr w:type="spellEnd"/>
+      <w:r>
+        <w:rPr>
+          <w:rFonts w:ascii="Times New Roman" w:hAnsi="Times New Roman" w:cs="Times New Roman"/>
+          <w:sz w:val="24"/>
+          <w:szCs w:val="24"/>
+        </w:rPr>
+        <w:t xml:space="preserve">), czyli przeszukiwanie grafu w głąb. Polega to na odwiedzaniu wierzchołków grafu po kolei tak głęboko jak się da. Jeśli nie da się iść do kolejnego wierzchołka to cofamy się do już odwiedzonego wierzchołka </w:t>
       </w:r>
       <w:r>
         <w:rPr>
@@ -5336,6 +5980,7 @@
         </w:rPr>
         <w:t xml:space="preserve">3     </w:t>
       </w:r>
+      <w:proofErr w:type="spellStart"/>
       <w:r>
         <w:rPr>
           <w:rFonts w:ascii="Times New Roman" w:eastAsia="Yu Mincho Light" w:hAnsi="Times New Roman" w:cs="Times New Roman"/>
@@ -5344,8 +5989,9 @@
           <w:sz w:val="24"/>
           <w:szCs w:val="24"/>
         </w:rPr>
-        <w:t>hopcroftKarp(</w:t>
-      </w:r>
+        <w:t>hopcroftKarp</w:t>
+      </w:r>
+      <w:proofErr w:type="spellEnd"/>
       <w:r>
         <w:rPr>
           <w:rFonts w:ascii="Times New Roman" w:eastAsia="Yu Mincho Light" w:hAnsi="Times New Roman" w:cs="Times New Roman"/>
@@ -5354,7 +6000,7 @@
           <w:sz w:val="24"/>
           <w:szCs w:val="24"/>
         </w:rPr>
-        <w:t>G</w:t>
+        <w:t>(</w:t>
       </w:r>
       <w:r>
         <w:rPr>
@@ -5364,11 +6010,9 @@
           <w:sz w:val="24"/>
           <w:szCs w:val="24"/>
         </w:rPr>
-        <w:t>):</w:t>
-      </w:r>
-    </w:p>
-    <w:p>
-      <w:pPr>
+        <w:t>G</w:t>
+      </w:r>
+      <w:r>
         <w:rPr>
           <w:rFonts w:ascii="Times New Roman" w:eastAsia="Yu Mincho Light" w:hAnsi="Times New Roman" w:cs="Times New Roman"/>
           <w:i/>
@@ -5376,8 +6020,11 @@
           <w:sz w:val="24"/>
           <w:szCs w:val="24"/>
         </w:rPr>
-      </w:pPr>
-      <w:r>
+        <w:t>):</w:t>
+      </w:r>
+    </w:p>
+    <w:p>
+      <w:pPr>
         <w:rPr>
           <w:rFonts w:ascii="Times New Roman" w:eastAsia="Yu Mincho Light" w:hAnsi="Times New Roman" w:cs="Times New Roman"/>
           <w:i/>
@@ -5385,9 +6032,7 @@
           <w:sz w:val="24"/>
           <w:szCs w:val="24"/>
         </w:rPr>
-        <w:lastRenderedPageBreak/>
-        <w:t xml:space="preserve">4       </w:t>
-      </w:r>
+      </w:pPr>
       <w:r>
         <w:rPr>
           <w:rFonts w:ascii="Times New Roman" w:eastAsia="Yu Mincho Light" w:hAnsi="Times New Roman" w:cs="Times New Roman"/>
@@ -5396,7 +6041,8 @@
           <w:sz w:val="24"/>
           <w:szCs w:val="24"/>
         </w:rPr>
-        <w:tab/>
+        <w:lastRenderedPageBreak/>
+        <w:t xml:space="preserve">4       </w:t>
       </w:r>
       <w:r>
         <w:rPr>
@@ -5406,11 +6052,10 @@
           <w:sz w:val="24"/>
           <w:szCs w:val="24"/>
         </w:rPr>
-        <w:t>while( BFS(G) ):</w:t>
-      </w:r>
-    </w:p>
-    <w:p>
-      <w:pPr>
+        <w:tab/>
+      </w:r>
+      <w:proofErr w:type="spellStart"/>
+      <w:r>
         <w:rPr>
           <w:rFonts w:ascii="Times New Roman" w:eastAsia="Yu Mincho Light" w:hAnsi="Times New Roman" w:cs="Times New Roman"/>
           <w:i/>
@@ -5418,7 +6063,9 @@
           <w:sz w:val="24"/>
           <w:szCs w:val="24"/>
         </w:rPr>
-      </w:pPr>
+        <w:t>while</w:t>
+      </w:r>
+      <w:proofErr w:type="spellEnd"/>
       <w:r>
         <w:rPr>
           <w:rFonts w:ascii="Times New Roman" w:eastAsia="Yu Mincho Light" w:hAnsi="Times New Roman" w:cs="Times New Roman"/>
@@ -5427,9 +6074,11 @@
           <w:sz w:val="24"/>
           <w:szCs w:val="24"/>
         </w:rPr>
-        <w:t>5</w:t>
-      </w:r>
-      <w:r>
+        <w:t>( BFS(G) ):</w:t>
+      </w:r>
+    </w:p>
+    <w:p>
+      <w:pPr>
         <w:rPr>
           <w:rFonts w:ascii="Times New Roman" w:eastAsia="Yu Mincho Light" w:hAnsi="Times New Roman" w:cs="Times New Roman"/>
           <w:i/>
@@ -5437,8 +6086,7 @@
           <w:sz w:val="24"/>
           <w:szCs w:val="24"/>
         </w:rPr>
-        <w:tab/>
-      </w:r>
+      </w:pPr>
       <w:r>
         <w:rPr>
           <w:rFonts w:ascii="Times New Roman" w:eastAsia="Yu Mincho Light" w:hAnsi="Times New Roman" w:cs="Times New Roman"/>
@@ -5447,7 +6095,7 @@
           <w:sz w:val="24"/>
           <w:szCs w:val="24"/>
         </w:rPr>
-        <w:tab/>
+        <w:t>5</w:t>
       </w:r>
       <w:r>
         <w:rPr>
@@ -5457,7 +6105,7 @@
           <w:sz w:val="24"/>
           <w:szCs w:val="24"/>
         </w:rPr>
-        <w:t xml:space="preserve">    </w:t>
+        <w:tab/>
       </w:r>
       <w:r>
         <w:rPr>
@@ -5467,11 +6115,9 @@
           <w:sz w:val="24"/>
           <w:szCs w:val="24"/>
         </w:rPr>
-        <w:t>foreach a in A:</w:t>
-      </w:r>
-    </w:p>
-    <w:p>
-      <w:pPr>
+        <w:tab/>
+      </w:r>
+      <w:r>
         <w:rPr>
           <w:rFonts w:ascii="Times New Roman" w:eastAsia="Yu Mincho Light" w:hAnsi="Times New Roman" w:cs="Times New Roman"/>
           <w:i/>
@@ -5479,7 +6125,9 @@
           <w:sz w:val="24"/>
           <w:szCs w:val="24"/>
         </w:rPr>
-      </w:pPr>
+        <w:t xml:space="preserve">    </w:t>
+      </w:r>
+      <w:proofErr w:type="spellStart"/>
       <w:r>
         <w:rPr>
           <w:rFonts w:ascii="Times New Roman" w:eastAsia="Yu Mincho Light" w:hAnsi="Times New Roman" w:cs="Times New Roman"/>
@@ -5488,8 +6136,9 @@
           <w:sz w:val="24"/>
           <w:szCs w:val="24"/>
         </w:rPr>
-        <w:t>6</w:t>
-      </w:r>
+        <w:t>foreach</w:t>
+      </w:r>
+      <w:proofErr w:type="spellEnd"/>
       <w:r>
         <w:rPr>
           <w:rFonts w:ascii="Times New Roman" w:eastAsia="Yu Mincho Light" w:hAnsi="Times New Roman" w:cs="Times New Roman"/>
@@ -5498,9 +6147,11 @@
           <w:sz w:val="24"/>
           <w:szCs w:val="24"/>
         </w:rPr>
-        <w:tab/>
-      </w:r>
-      <w:r>
+        <w:t xml:space="preserve"> a in A:</w:t>
+      </w:r>
+    </w:p>
+    <w:p>
+      <w:pPr>
         <w:rPr>
           <w:rFonts w:ascii="Times New Roman" w:eastAsia="Yu Mincho Light" w:hAnsi="Times New Roman" w:cs="Times New Roman"/>
           <w:i/>
@@ -5508,8 +6159,7 @@
           <w:sz w:val="24"/>
           <w:szCs w:val="24"/>
         </w:rPr>
-        <w:tab/>
-      </w:r>
+      </w:pPr>
       <w:r>
         <w:rPr>
           <w:rFonts w:ascii="Times New Roman" w:eastAsia="Yu Mincho Light" w:hAnsi="Times New Roman" w:cs="Times New Roman"/>
@@ -5518,8 +6168,59 @@
           <w:sz w:val="24"/>
           <w:szCs w:val="24"/>
         </w:rPr>
-        <w:tab/>
-        <w:t>if( a jest wolnym wierzchołkiem ):</w:t>
+        <w:t>6</w:t>
+      </w:r>
+      <w:r>
+        <w:rPr>
+          <w:rFonts w:ascii="Times New Roman" w:eastAsia="Yu Mincho Light" w:hAnsi="Times New Roman" w:cs="Times New Roman"/>
+          <w:i/>
+          <w:color w:val="171717" w:themeColor="background2" w:themeShade="1A"/>
+          <w:sz w:val="24"/>
+          <w:szCs w:val="24"/>
+        </w:rPr>
+        <w:tab/>
+      </w:r>
+      <w:r>
+        <w:rPr>
+          <w:rFonts w:ascii="Times New Roman" w:eastAsia="Yu Mincho Light" w:hAnsi="Times New Roman" w:cs="Times New Roman"/>
+          <w:i/>
+          <w:color w:val="171717" w:themeColor="background2" w:themeShade="1A"/>
+          <w:sz w:val="24"/>
+          <w:szCs w:val="24"/>
+        </w:rPr>
+        <w:tab/>
+      </w:r>
+      <w:r>
+        <w:rPr>
+          <w:rFonts w:ascii="Times New Roman" w:eastAsia="Yu Mincho Light" w:hAnsi="Times New Roman" w:cs="Times New Roman"/>
+          <w:i/>
+          <w:color w:val="171717" w:themeColor="background2" w:themeShade="1A"/>
+          <w:sz w:val="24"/>
+          <w:szCs w:val="24"/>
+        </w:rPr>
+        <w:tab/>
+      </w:r>
+      <w:proofErr w:type="spellStart"/>
+      <w:r>
+        <w:rPr>
+          <w:rFonts w:ascii="Times New Roman" w:eastAsia="Yu Mincho Light" w:hAnsi="Times New Roman" w:cs="Times New Roman"/>
+          <w:i/>
+          <w:color w:val="171717" w:themeColor="background2" w:themeShade="1A"/>
+          <w:sz w:val="24"/>
+          <w:szCs w:val="24"/>
+        </w:rPr>
+        <w:t>if</w:t>
+      </w:r>
+      <w:proofErr w:type="spellEnd"/>
+      <w:r>
+        <w:rPr>
+          <w:rFonts w:ascii="Times New Roman" w:eastAsia="Yu Mincho Light" w:hAnsi="Times New Roman" w:cs="Times New Roman"/>
+          <w:i/>
+          <w:color w:val="171717" w:themeColor="background2" w:themeShade="1A"/>
+          <w:sz w:val="24"/>
+          <w:szCs w:val="24"/>
+        </w:rPr>
+        <w:t>( a jest wolnym wierzchołkiem ):</w:t>
       </w:r>
     </w:p>
     <w:p>
@@ -6610,7 +7311,43 @@
           <w:sz w:val="24"/>
           <w:szCs w:val="24"/>
         </w:rPr>
-        <w:t xml:space="preserve">W problemie student-nauczyciel mamy do czynienia z multigrafem dwudzielnym. Poprzez multigraf rozumiemy to, że krawędzie mogą być prowadzone pomiędzy tymi samymi wierzchołkami wiele razy. Dla takiego grafu istnieje kilka algorytmów, która potrafią go optymalnie pokolorować krawędziowo, czyli używając najmniejszej możliwej liczby </w:t>
+        <w:t xml:space="preserve">W problemie student-nauczyciel mamy do czynienia z </w:t>
+      </w:r>
+      <w:proofErr w:type="spellStart"/>
+      <w:r>
+        <w:rPr>
+          <w:rFonts w:ascii="Times New Roman" w:hAnsi="Times New Roman" w:cs="Times New Roman"/>
+          <w:sz w:val="24"/>
+          <w:szCs w:val="24"/>
+        </w:rPr>
+        <w:t>multigrafem</w:t>
+      </w:r>
+      <w:proofErr w:type="spellEnd"/>
+      <w:r>
+        <w:rPr>
+          <w:rFonts w:ascii="Times New Roman" w:hAnsi="Times New Roman" w:cs="Times New Roman"/>
+          <w:sz w:val="24"/>
+          <w:szCs w:val="24"/>
+        </w:rPr>
+        <w:t xml:space="preserve"> dwudzielnym. Poprzez </w:t>
+      </w:r>
+      <w:proofErr w:type="spellStart"/>
+      <w:r>
+        <w:rPr>
+          <w:rFonts w:ascii="Times New Roman" w:hAnsi="Times New Roman" w:cs="Times New Roman"/>
+          <w:sz w:val="24"/>
+          <w:szCs w:val="24"/>
+        </w:rPr>
+        <w:t>multigraf</w:t>
+      </w:r>
+      <w:proofErr w:type="spellEnd"/>
+      <w:r>
+        <w:rPr>
+          <w:rFonts w:ascii="Times New Roman" w:hAnsi="Times New Roman" w:cs="Times New Roman"/>
+          <w:sz w:val="24"/>
+          <w:szCs w:val="24"/>
+        </w:rPr>
+        <w:t xml:space="preserve"> rozumiemy to, że krawędzie mogą być prowadzone pomiędzy tymi samymi wierzchołkami wiele razy. Dla takiego grafu istnieje kilka algorytmów, która potrafią go optymalnie pokolorować krawędziowo, czyli używając najmniejszej możliwej liczby </w:t>
       </w:r>
       <w:r>
         <w:rPr>
@@ -6653,8 +7390,18 @@
           <w:sz w:val="24"/>
           <w:szCs w:val="24"/>
         </w:rPr>
-        <w:t>Algorytmem, który rozważymy jest Harolda N. Gabowa</w:t>
-      </w:r>
+        <w:t xml:space="preserve">Algorytmem, który rozważymy jest Harolda N. </w:t>
+      </w:r>
+      <w:proofErr w:type="spellStart"/>
+      <w:r>
+        <w:rPr>
+          <w:rFonts w:ascii="Times New Roman" w:hAnsi="Times New Roman" w:cs="Times New Roman"/>
+          <w:sz w:val="24"/>
+          <w:szCs w:val="24"/>
+        </w:rPr>
+        <w:t>Gabowa</w:t>
+      </w:r>
+      <w:proofErr w:type="spellEnd"/>
       <w:r>
         <w:rPr>
           <w:rFonts w:ascii="Times New Roman" w:hAnsi="Times New Roman" w:cs="Times New Roman"/>
@@ -6669,7 +7416,25 @@
           <w:sz w:val="24"/>
           <w:szCs w:val="24"/>
         </w:rPr>
-        <w:t xml:space="preserve"> używający partycjonowania eulera oraz skojarzeń. Opartego o metodę dziel i zwyciężaj. </w:t>
+        <w:t xml:space="preserve"> używający partycjonowania </w:t>
+      </w:r>
+      <w:proofErr w:type="spellStart"/>
+      <w:r>
+        <w:rPr>
+          <w:rFonts w:ascii="Times New Roman" w:hAnsi="Times New Roman" w:cs="Times New Roman"/>
+          <w:sz w:val="24"/>
+          <w:szCs w:val="24"/>
+        </w:rPr>
+        <w:t>eulera</w:t>
+      </w:r>
+      <w:proofErr w:type="spellEnd"/>
+      <w:r>
+        <w:rPr>
+          <w:rFonts w:ascii="Times New Roman" w:hAnsi="Times New Roman" w:cs="Times New Roman"/>
+          <w:sz w:val="24"/>
+          <w:szCs w:val="24"/>
+        </w:rPr>
+        <w:t xml:space="preserve"> oraz skojarzeń. Opartego o metodę dziel i zwyciężaj. </w:t>
       </w:r>
       <w:r>
         <w:rPr>
@@ -6685,103 +7450,151 @@
           <w:sz w:val="24"/>
           <w:szCs w:val="24"/>
         </w:rPr>
-        <w:t xml:space="preserve"> Cole, Ost &amp; Shirra w roku 2001 stworzyli algorytm, który również pozwala na optymalne pokolorowanie grafu dwudzielnego. Algorytm również wykorzystuje algorytm znajdowania skojarzeń. </w:t>
-      </w:r>
-    </w:p>
-    <w:p>
-      <w:pPr>
-        <w:rPr>
-          <w:rFonts w:ascii="Times New Roman" w:hAnsi="Times New Roman" w:cs="Times New Roman"/>
-          <w:sz w:val="24"/>
-          <w:szCs w:val="24"/>
-        </w:rPr>
-      </w:pPr>
-    </w:p>
-    <w:p>
-      <w:pPr>
-        <w:rPr>
-          <w:rFonts w:ascii="Times New Roman" w:hAnsi="Times New Roman" w:cs="Times New Roman"/>
-          <w:b/>
-          <w:bCs/>
-          <w:sz w:val="24"/>
-          <w:szCs w:val="24"/>
-        </w:rPr>
-      </w:pPr>
-    </w:p>
-    <w:p>
-      <w:pPr>
-        <w:rPr>
-          <w:rFonts w:ascii="Times New Roman" w:hAnsi="Times New Roman" w:cs="Times New Roman"/>
-          <w:b/>
-          <w:bCs/>
-          <w:sz w:val="24"/>
-          <w:szCs w:val="24"/>
-        </w:rPr>
-      </w:pPr>
-    </w:p>
-    <w:p>
-      <w:pPr>
-        <w:rPr>
-          <w:rFonts w:ascii="Times New Roman" w:hAnsi="Times New Roman" w:cs="Times New Roman"/>
-          <w:b/>
-          <w:bCs/>
-          <w:sz w:val="24"/>
-          <w:szCs w:val="24"/>
-        </w:rPr>
-      </w:pPr>
-    </w:p>
-    <w:p>
-      <w:pPr>
-        <w:rPr>
-          <w:rFonts w:ascii="Times New Roman" w:hAnsi="Times New Roman" w:cs="Times New Roman"/>
-          <w:b/>
-          <w:bCs/>
-          <w:sz w:val="24"/>
-          <w:szCs w:val="24"/>
-        </w:rPr>
-      </w:pPr>
-    </w:p>
-    <w:p>
-      <w:pPr>
-        <w:rPr>
-          <w:rFonts w:ascii="Times New Roman" w:hAnsi="Times New Roman" w:cs="Times New Roman"/>
-          <w:b/>
-          <w:bCs/>
-          <w:sz w:val="24"/>
-          <w:szCs w:val="24"/>
-        </w:rPr>
-      </w:pPr>
-    </w:p>
-    <w:p>
-      <w:pPr>
-        <w:rPr>
-          <w:rFonts w:ascii="Times New Roman" w:hAnsi="Times New Roman" w:cs="Times New Roman"/>
-          <w:b/>
-          <w:bCs/>
-          <w:sz w:val="24"/>
-          <w:szCs w:val="24"/>
-        </w:rPr>
-      </w:pPr>
-    </w:p>
-    <w:p>
-      <w:pPr>
-        <w:rPr>
-          <w:rFonts w:ascii="Times New Roman" w:hAnsi="Times New Roman" w:cs="Times New Roman"/>
-          <w:b/>
-          <w:bCs/>
-          <w:sz w:val="24"/>
-          <w:szCs w:val="24"/>
-        </w:rPr>
-      </w:pPr>
-      <w:r>
-        <w:rPr>
-          <w:rFonts w:ascii="Times New Roman" w:hAnsi="Times New Roman" w:cs="Times New Roman"/>
-          <w:b/>
-          <w:bCs/>
-          <w:sz w:val="24"/>
-          <w:szCs w:val="24"/>
-        </w:rPr>
-        <w:t>Patrycjonowanie Eulera:</w:t>
+        <w:t xml:space="preserve"> Cole, </w:t>
+      </w:r>
+      <w:proofErr w:type="spellStart"/>
+      <w:r>
+        <w:rPr>
+          <w:rFonts w:ascii="Times New Roman" w:hAnsi="Times New Roman" w:cs="Times New Roman"/>
+          <w:sz w:val="24"/>
+          <w:szCs w:val="24"/>
+        </w:rPr>
+        <w:t>Ost</w:t>
+      </w:r>
+      <w:proofErr w:type="spellEnd"/>
+      <w:r>
+        <w:rPr>
+          <w:rFonts w:ascii="Times New Roman" w:hAnsi="Times New Roman" w:cs="Times New Roman"/>
+          <w:sz w:val="24"/>
+          <w:szCs w:val="24"/>
+        </w:rPr>
+        <w:t xml:space="preserve"> &amp; </w:t>
+      </w:r>
+      <w:proofErr w:type="spellStart"/>
+      <w:r>
+        <w:rPr>
+          <w:rFonts w:ascii="Times New Roman" w:hAnsi="Times New Roman" w:cs="Times New Roman"/>
+          <w:sz w:val="24"/>
+          <w:szCs w:val="24"/>
+        </w:rPr>
+        <w:t>Shirra</w:t>
+      </w:r>
+      <w:proofErr w:type="spellEnd"/>
+      <w:r>
+        <w:rPr>
+          <w:rFonts w:ascii="Times New Roman" w:hAnsi="Times New Roman" w:cs="Times New Roman"/>
+          <w:sz w:val="24"/>
+          <w:szCs w:val="24"/>
+        </w:rPr>
+        <w:t xml:space="preserve"> w roku 2001 stworzyli algorytm, który również pozwala na optymalne pokolorowanie grafu dwudzielnego. Algorytm również wykorzystuje algorytm znajdowania skojarzeń. </w:t>
+      </w:r>
+    </w:p>
+    <w:p>
+      <w:pPr>
+        <w:rPr>
+          <w:rFonts w:ascii="Times New Roman" w:hAnsi="Times New Roman" w:cs="Times New Roman"/>
+          <w:sz w:val="24"/>
+          <w:szCs w:val="24"/>
+        </w:rPr>
+      </w:pPr>
+    </w:p>
+    <w:p>
+      <w:pPr>
+        <w:rPr>
+          <w:rFonts w:ascii="Times New Roman" w:hAnsi="Times New Roman" w:cs="Times New Roman"/>
+          <w:b/>
+          <w:bCs/>
+          <w:sz w:val="24"/>
+          <w:szCs w:val="24"/>
+        </w:rPr>
+      </w:pPr>
+    </w:p>
+    <w:p>
+      <w:pPr>
+        <w:rPr>
+          <w:rFonts w:ascii="Times New Roman" w:hAnsi="Times New Roman" w:cs="Times New Roman"/>
+          <w:b/>
+          <w:bCs/>
+          <w:sz w:val="24"/>
+          <w:szCs w:val="24"/>
+        </w:rPr>
+      </w:pPr>
+    </w:p>
+    <w:p>
+      <w:pPr>
+        <w:rPr>
+          <w:rFonts w:ascii="Times New Roman" w:hAnsi="Times New Roman" w:cs="Times New Roman"/>
+          <w:b/>
+          <w:bCs/>
+          <w:sz w:val="24"/>
+          <w:szCs w:val="24"/>
+        </w:rPr>
+      </w:pPr>
+    </w:p>
+    <w:p>
+      <w:pPr>
+        <w:rPr>
+          <w:rFonts w:ascii="Times New Roman" w:hAnsi="Times New Roman" w:cs="Times New Roman"/>
+          <w:b/>
+          <w:bCs/>
+          <w:sz w:val="24"/>
+          <w:szCs w:val="24"/>
+        </w:rPr>
+      </w:pPr>
+    </w:p>
+    <w:p>
+      <w:pPr>
+        <w:rPr>
+          <w:rFonts w:ascii="Times New Roman" w:hAnsi="Times New Roman" w:cs="Times New Roman"/>
+          <w:b/>
+          <w:bCs/>
+          <w:sz w:val="24"/>
+          <w:szCs w:val="24"/>
+        </w:rPr>
+      </w:pPr>
+    </w:p>
+    <w:p>
+      <w:pPr>
+        <w:rPr>
+          <w:rFonts w:ascii="Times New Roman" w:hAnsi="Times New Roman" w:cs="Times New Roman"/>
+          <w:b/>
+          <w:bCs/>
+          <w:sz w:val="24"/>
+          <w:szCs w:val="24"/>
+        </w:rPr>
+      </w:pPr>
+    </w:p>
+    <w:p>
+      <w:pPr>
+        <w:rPr>
+          <w:rFonts w:ascii="Times New Roman" w:hAnsi="Times New Roman" w:cs="Times New Roman"/>
+          <w:b/>
+          <w:bCs/>
+          <w:sz w:val="24"/>
+          <w:szCs w:val="24"/>
+        </w:rPr>
+      </w:pPr>
+      <w:proofErr w:type="spellStart"/>
+      <w:r>
+        <w:rPr>
+          <w:rFonts w:ascii="Times New Roman" w:hAnsi="Times New Roman" w:cs="Times New Roman"/>
+          <w:b/>
+          <w:bCs/>
+          <w:sz w:val="24"/>
+          <w:szCs w:val="24"/>
+        </w:rPr>
+        <w:t>Patrycjonowanie</w:t>
+      </w:r>
+      <w:proofErr w:type="spellEnd"/>
+      <w:r>
+        <w:rPr>
+          <w:rFonts w:ascii="Times New Roman" w:hAnsi="Times New Roman" w:cs="Times New Roman"/>
+          <w:b/>
+          <w:bCs/>
+          <w:sz w:val="24"/>
+          <w:szCs w:val="24"/>
+        </w:rPr>
+        <w:t xml:space="preserve"> Eulera:</w:t>
       </w:r>
     </w:p>
     <w:p>
@@ -7097,15 +7910,51 @@
           <w:sz w:val="24"/>
           <w:szCs w:val="24"/>
         </w:rPr>
-        <w:t xml:space="preserve"> skojarzenie w grafie, w którym pomijamy wierzchołki o stopniu mniejszym niż maksymalny.</w:t>
-      </w:r>
-      <w:r>
-        <w:rPr>
-          <w:rFonts w:ascii="Times New Roman" w:hAnsi="Times New Roman" w:cs="Times New Roman"/>
-          <w:sz w:val="24"/>
-          <w:szCs w:val="24"/>
-        </w:rPr>
-        <w:t xml:space="preserve"> Do szukania skojarzenia możemy użyć algorytmu Hopcrofta-Karpa opisywanego wcześniej.</w:t>
+        <w:t xml:space="preserve"> </w:t>
+      </w:r>
+      <w:proofErr w:type="spellStart"/>
+      <w:r>
+        <w:rPr>
+          <w:rFonts w:ascii="Times New Roman" w:hAnsi="Times New Roman" w:cs="Times New Roman"/>
+          <w:sz w:val="24"/>
+          <w:szCs w:val="24"/>
+        </w:rPr>
+        <w:t>skojarzenie</w:t>
+      </w:r>
+      <w:proofErr w:type="spellEnd"/>
+      <w:r>
+        <w:rPr>
+          <w:rFonts w:ascii="Times New Roman" w:hAnsi="Times New Roman" w:cs="Times New Roman"/>
+          <w:sz w:val="24"/>
+          <w:szCs w:val="24"/>
+        </w:rPr>
+        <w:t xml:space="preserve"> w grafie, w którym pomijamy wierzchołki o stopniu mniejszym niż maksymalny.</w:t>
+      </w:r>
+      <w:r>
+        <w:rPr>
+          <w:rFonts w:ascii="Times New Roman" w:hAnsi="Times New Roman" w:cs="Times New Roman"/>
+          <w:sz w:val="24"/>
+          <w:szCs w:val="24"/>
+        </w:rPr>
+        <w:t xml:space="preserve"> Do szukania skojarzenia możemy użyć algorytmu </w:t>
+      </w:r>
+      <w:proofErr w:type="spellStart"/>
+      <w:r>
+        <w:rPr>
+          <w:rFonts w:ascii="Times New Roman" w:hAnsi="Times New Roman" w:cs="Times New Roman"/>
+          <w:sz w:val="24"/>
+          <w:szCs w:val="24"/>
+        </w:rPr>
+        <w:t>Hopcrofta</w:t>
+      </w:r>
+      <w:proofErr w:type="spellEnd"/>
+      <w:r>
+        <w:rPr>
+          <w:rFonts w:ascii="Times New Roman" w:hAnsi="Times New Roman" w:cs="Times New Roman"/>
+          <w:sz w:val="24"/>
+          <w:szCs w:val="24"/>
+        </w:rPr>
+        <w:t>-Karpa opisywanego wcześniej.</w:t>
       </w:r>
       <w:r>
         <w:rPr>
@@ -7498,7 +8347,25 @@
           <w:szCs w:val="24"/>
         </w:rPr>
         <w:lastRenderedPageBreak/>
-        <w:t>1 edgeColoring():</w:t>
+        <w:t xml:space="preserve">1 </w:t>
+      </w:r>
+      <w:proofErr w:type="spellStart"/>
+      <w:r>
+        <w:rPr>
+          <w:rFonts w:ascii="Times New Roman" w:hAnsi="Times New Roman" w:cs="Times New Roman"/>
+          <w:sz w:val="24"/>
+          <w:szCs w:val="24"/>
+        </w:rPr>
+        <w:t>edgeColoring</w:t>
+      </w:r>
+      <w:proofErr w:type="spellEnd"/>
+      <w:r>
+        <w:rPr>
+          <w:rFonts w:ascii="Times New Roman" w:hAnsi="Times New Roman" w:cs="Times New Roman"/>
+          <w:sz w:val="24"/>
+          <w:szCs w:val="24"/>
+        </w:rPr>
+        <w:t>():</w:t>
       </w:r>
     </w:p>
     <w:p>
@@ -7566,21 +8433,85 @@
         </w:rPr>
         <w:tab/>
       </w:r>
-      <w:r>
-        <w:rPr>
-          <w:rFonts w:ascii="Times New Roman" w:hAnsi="Times New Roman" w:cs="Times New Roman"/>
-          <w:sz w:val="24"/>
-          <w:szCs w:val="24"/>
-        </w:rPr>
-        <w:t xml:space="preserve">recursiveColoring(degree) </w:t>
-      </w:r>
-      <w:r>
-        <w:rPr>
-          <w:rFonts w:ascii="Times New Roman" w:hAnsi="Times New Roman" w:cs="Times New Roman"/>
-          <w:sz w:val="24"/>
-          <w:szCs w:val="24"/>
-        </w:rPr>
-        <w:t>//degree maksymalny stopien wierzchołka</w:t>
+      <w:proofErr w:type="spellStart"/>
+      <w:r>
+        <w:rPr>
+          <w:rFonts w:ascii="Times New Roman" w:hAnsi="Times New Roman" w:cs="Times New Roman"/>
+          <w:sz w:val="24"/>
+          <w:szCs w:val="24"/>
+        </w:rPr>
+        <w:t>recursiveColoring</w:t>
+      </w:r>
+      <w:proofErr w:type="spellEnd"/>
+      <w:r>
+        <w:rPr>
+          <w:rFonts w:ascii="Times New Roman" w:hAnsi="Times New Roman" w:cs="Times New Roman"/>
+          <w:sz w:val="24"/>
+          <w:szCs w:val="24"/>
+        </w:rPr>
+        <w:t>(</w:t>
+      </w:r>
+      <w:proofErr w:type="spellStart"/>
+      <w:r>
+        <w:rPr>
+          <w:rFonts w:ascii="Times New Roman" w:hAnsi="Times New Roman" w:cs="Times New Roman"/>
+          <w:sz w:val="24"/>
+          <w:szCs w:val="24"/>
+        </w:rPr>
+        <w:t>degree</w:t>
+      </w:r>
+      <w:proofErr w:type="spellEnd"/>
+      <w:r>
+        <w:rPr>
+          <w:rFonts w:ascii="Times New Roman" w:hAnsi="Times New Roman" w:cs="Times New Roman"/>
+          <w:sz w:val="24"/>
+          <w:szCs w:val="24"/>
+        </w:rPr>
+        <w:t xml:space="preserve">) </w:t>
+      </w:r>
+      <w:r>
+        <w:rPr>
+          <w:rFonts w:ascii="Times New Roman" w:hAnsi="Times New Roman" w:cs="Times New Roman"/>
+          <w:sz w:val="24"/>
+          <w:szCs w:val="24"/>
+        </w:rPr>
+        <w:t>//</w:t>
+      </w:r>
+      <w:proofErr w:type="spellStart"/>
+      <w:r>
+        <w:rPr>
+          <w:rFonts w:ascii="Times New Roman" w:hAnsi="Times New Roman" w:cs="Times New Roman"/>
+          <w:sz w:val="24"/>
+          <w:szCs w:val="24"/>
+        </w:rPr>
+        <w:t>degree</w:t>
+      </w:r>
+      <w:proofErr w:type="spellEnd"/>
+      <w:r>
+        <w:rPr>
+          <w:rFonts w:ascii="Times New Roman" w:hAnsi="Times New Roman" w:cs="Times New Roman"/>
+          <w:sz w:val="24"/>
+          <w:szCs w:val="24"/>
+        </w:rPr>
+        <w:t xml:space="preserve"> maksymalny </w:t>
+      </w:r>
+      <w:proofErr w:type="spellStart"/>
+      <w:r>
+        <w:rPr>
+          <w:rFonts w:ascii="Times New Roman" w:hAnsi="Times New Roman" w:cs="Times New Roman"/>
+          <w:sz w:val="24"/>
+          <w:szCs w:val="24"/>
+        </w:rPr>
+        <w:t>stopien</w:t>
+      </w:r>
+      <w:proofErr w:type="spellEnd"/>
+      <w:r>
+        <w:rPr>
+          <w:rFonts w:ascii="Times New Roman" w:hAnsi="Times New Roman" w:cs="Times New Roman"/>
+          <w:sz w:val="24"/>
+          <w:szCs w:val="24"/>
+        </w:rPr>
+        <w:t xml:space="preserve"> wierzchołka</w:t>
       </w:r>
     </w:p>
     <w:p>
@@ -7607,14 +8538,25 @@
         </w:rPr>
         <w:t xml:space="preserve"> </w:t>
       </w:r>
-      <w:r>
-        <w:rPr>
-          <w:rFonts w:ascii="Times New Roman" w:hAnsi="Times New Roman" w:cs="Times New Roman"/>
-          <w:sz w:val="24"/>
-          <w:szCs w:val="24"/>
-        </w:rPr>
-        <w:t>resursiveColoring(</w:t>
-      </w:r>
+      <w:proofErr w:type="spellStart"/>
+      <w:r>
+        <w:rPr>
+          <w:rFonts w:ascii="Times New Roman" w:hAnsi="Times New Roman" w:cs="Times New Roman"/>
+          <w:sz w:val="24"/>
+          <w:szCs w:val="24"/>
+        </w:rPr>
+        <w:t>resursiveColoring</w:t>
+      </w:r>
+      <w:proofErr w:type="spellEnd"/>
+      <w:r>
+        <w:rPr>
+          <w:rFonts w:ascii="Times New Roman" w:hAnsi="Times New Roman" w:cs="Times New Roman"/>
+          <w:sz w:val="24"/>
+          <w:szCs w:val="24"/>
+        </w:rPr>
+        <w:t>(</w:t>
+      </w:r>
+      <w:proofErr w:type="spellStart"/>
       <w:r>
         <w:rPr>
           <w:rFonts w:ascii="Times New Roman" w:hAnsi="Times New Roman" w:cs="Times New Roman"/>
@@ -7623,6 +8565,7 @@
         </w:rPr>
         <w:t>degree</w:t>
       </w:r>
+      <w:proofErr w:type="spellEnd"/>
       <w:r>
         <w:rPr>
           <w:rFonts w:ascii="Times New Roman" w:hAnsi="Times New Roman" w:cs="Times New Roman"/>
@@ -7655,7 +8598,42 @@
           <w:szCs w:val="24"/>
         </w:rPr>
         <w:tab/>
-        <w:t>if ( degree jest nieparzyste ):</w:t>
+      </w:r>
+      <w:proofErr w:type="spellStart"/>
+      <w:r>
+        <w:rPr>
+          <w:rFonts w:ascii="Times New Roman" w:hAnsi="Times New Roman" w:cs="Times New Roman"/>
+          <w:sz w:val="24"/>
+          <w:szCs w:val="24"/>
+        </w:rPr>
+        <w:t>if</w:t>
+      </w:r>
+      <w:proofErr w:type="spellEnd"/>
+      <w:r>
+        <w:rPr>
+          <w:rFonts w:ascii="Times New Roman" w:hAnsi="Times New Roman" w:cs="Times New Roman"/>
+          <w:sz w:val="24"/>
+          <w:szCs w:val="24"/>
+        </w:rPr>
+        <w:t xml:space="preserve"> ( </w:t>
+      </w:r>
+      <w:proofErr w:type="spellStart"/>
+      <w:r>
+        <w:rPr>
+          <w:rFonts w:ascii="Times New Roman" w:hAnsi="Times New Roman" w:cs="Times New Roman"/>
+          <w:sz w:val="24"/>
+          <w:szCs w:val="24"/>
+        </w:rPr>
+        <w:t>degree</w:t>
+      </w:r>
+      <w:proofErr w:type="spellEnd"/>
+      <w:r>
+        <w:rPr>
+          <w:rFonts w:ascii="Times New Roman" w:hAnsi="Times New Roman" w:cs="Times New Roman"/>
+          <w:sz w:val="24"/>
+          <w:szCs w:val="24"/>
+        </w:rPr>
+        <w:t xml:space="preserve"> jest nieparzyste ):</w:t>
       </w:r>
     </w:p>
     <w:p>
@@ -7689,7 +8667,42 @@
           <w:szCs w:val="24"/>
         </w:rPr>
         <w:tab/>
-        <w:t>if( degree == 1 ):</w:t>
+      </w:r>
+      <w:proofErr w:type="spellStart"/>
+      <w:r>
+        <w:rPr>
+          <w:rFonts w:ascii="Times New Roman" w:hAnsi="Times New Roman" w:cs="Times New Roman"/>
+          <w:sz w:val="24"/>
+          <w:szCs w:val="24"/>
+        </w:rPr>
+        <w:t>if</w:t>
+      </w:r>
+      <w:proofErr w:type="spellEnd"/>
+      <w:r>
+        <w:rPr>
+          <w:rFonts w:ascii="Times New Roman" w:hAnsi="Times New Roman" w:cs="Times New Roman"/>
+          <w:sz w:val="24"/>
+          <w:szCs w:val="24"/>
+        </w:rPr>
+        <w:t xml:space="preserve">( </w:t>
+      </w:r>
+      <w:proofErr w:type="spellStart"/>
+      <w:r>
+        <w:rPr>
+          <w:rFonts w:ascii="Times New Roman" w:hAnsi="Times New Roman" w:cs="Times New Roman"/>
+          <w:sz w:val="24"/>
+          <w:szCs w:val="24"/>
+        </w:rPr>
+        <w:t>degree</w:t>
+      </w:r>
+      <w:proofErr w:type="spellEnd"/>
+      <w:r>
+        <w:rPr>
+          <w:rFonts w:ascii="Times New Roman" w:hAnsi="Times New Roman" w:cs="Times New Roman"/>
+          <w:sz w:val="24"/>
+          <w:szCs w:val="24"/>
+        </w:rPr>
+        <w:t xml:space="preserve"> == 1 ):</w:t>
       </w:r>
     </w:p>
     <w:p>
@@ -7779,7 +8792,25 @@
           <w:sz w:val="24"/>
           <w:szCs w:val="24"/>
         </w:rPr>
-        <w:t xml:space="preserve"> else:</w:t>
+        <w:t xml:space="preserve"> </w:t>
+      </w:r>
+      <w:proofErr w:type="spellStart"/>
+      <w:r>
+        <w:rPr>
+          <w:rFonts w:ascii="Times New Roman" w:hAnsi="Times New Roman" w:cs="Times New Roman"/>
+          <w:sz w:val="24"/>
+          <w:szCs w:val="24"/>
+        </w:rPr>
+        <w:t>else</w:t>
+      </w:r>
+      <w:proofErr w:type="spellEnd"/>
+      <w:r>
+        <w:rPr>
+          <w:rFonts w:ascii="Times New Roman" w:hAnsi="Times New Roman" w:cs="Times New Roman"/>
+          <w:sz w:val="24"/>
+          <w:szCs w:val="24"/>
+        </w:rPr>
+        <w:t>:</w:t>
       </w:r>
     </w:p>
     <w:p>
@@ -7862,7 +8893,25 @@
           <w:szCs w:val="24"/>
         </w:rPr>
         <w:tab/>
-        <w:t xml:space="preserve">    color  // nowy kolor </w:t>
+        <w:t xml:space="preserve">    </w:t>
+      </w:r>
+      <w:proofErr w:type="spellStart"/>
+      <w:r>
+        <w:rPr>
+          <w:rFonts w:ascii="Times New Roman" w:hAnsi="Times New Roman" w:cs="Times New Roman"/>
+          <w:sz w:val="24"/>
+          <w:szCs w:val="24"/>
+        </w:rPr>
+        <w:t>color</w:t>
+      </w:r>
+      <w:proofErr w:type="spellEnd"/>
+      <w:r>
+        <w:rPr>
+          <w:rFonts w:ascii="Times New Roman" w:hAnsi="Times New Roman" w:cs="Times New Roman"/>
+          <w:sz w:val="24"/>
+          <w:szCs w:val="24"/>
+        </w:rPr>
+        <w:t xml:space="preserve">  // nowy kolor </w:t>
       </w:r>
     </w:p>
     <w:p>
@@ -7938,7 +8987,60 @@
           <w:szCs w:val="24"/>
         </w:rPr>
         <w:tab/>
-        <w:t xml:space="preserve">coloring( edge ) = color </w:t>
+      </w:r>
+      <w:proofErr w:type="spellStart"/>
+      <w:r>
+        <w:rPr>
+          <w:rFonts w:ascii="Times New Roman" w:hAnsi="Times New Roman" w:cs="Times New Roman"/>
+          <w:sz w:val="24"/>
+          <w:szCs w:val="24"/>
+        </w:rPr>
+        <w:t>coloring</w:t>
+      </w:r>
+      <w:proofErr w:type="spellEnd"/>
+      <w:r>
+        <w:rPr>
+          <w:rFonts w:ascii="Times New Roman" w:hAnsi="Times New Roman" w:cs="Times New Roman"/>
+          <w:sz w:val="24"/>
+          <w:szCs w:val="24"/>
+        </w:rPr>
+        <w:t xml:space="preserve">( </w:t>
+      </w:r>
+      <w:proofErr w:type="spellStart"/>
+      <w:r>
+        <w:rPr>
+          <w:rFonts w:ascii="Times New Roman" w:hAnsi="Times New Roman" w:cs="Times New Roman"/>
+          <w:sz w:val="24"/>
+          <w:szCs w:val="24"/>
+        </w:rPr>
+        <w:t>edge</w:t>
+      </w:r>
+      <w:proofErr w:type="spellEnd"/>
+      <w:r>
+        <w:rPr>
+          <w:rFonts w:ascii="Times New Roman" w:hAnsi="Times New Roman" w:cs="Times New Roman"/>
+          <w:sz w:val="24"/>
+          <w:szCs w:val="24"/>
+        </w:rPr>
+        <w:t xml:space="preserve"> ) = </w:t>
+      </w:r>
+      <w:proofErr w:type="spellStart"/>
+      <w:r>
+        <w:rPr>
+          <w:rFonts w:ascii="Times New Roman" w:hAnsi="Times New Roman" w:cs="Times New Roman"/>
+          <w:sz w:val="24"/>
+          <w:szCs w:val="24"/>
+        </w:rPr>
+        <w:t>color</w:t>
+      </w:r>
+      <w:proofErr w:type="spellEnd"/>
+      <w:r>
+        <w:rPr>
+          <w:rFonts w:ascii="Times New Roman" w:hAnsi="Times New Roman" w:cs="Times New Roman"/>
+          <w:sz w:val="24"/>
+          <w:szCs w:val="24"/>
+        </w:rPr>
+        <w:t xml:space="preserve"> </w:t>
       </w:r>
     </w:p>
     <w:p>
@@ -7980,7 +9082,42 @@
           <w:szCs w:val="24"/>
         </w:rPr>
         <w:tab/>
-        <w:t xml:space="preserve">delete edge from G </w:t>
+      </w:r>
+      <w:proofErr w:type="spellStart"/>
+      <w:r>
+        <w:rPr>
+          <w:rFonts w:ascii="Times New Roman" w:hAnsi="Times New Roman" w:cs="Times New Roman"/>
+          <w:sz w:val="24"/>
+          <w:szCs w:val="24"/>
+        </w:rPr>
+        <w:t>delete</w:t>
+      </w:r>
+      <w:proofErr w:type="spellEnd"/>
+      <w:r>
+        <w:rPr>
+          <w:rFonts w:ascii="Times New Roman" w:hAnsi="Times New Roman" w:cs="Times New Roman"/>
+          <w:sz w:val="24"/>
+          <w:szCs w:val="24"/>
+        </w:rPr>
+        <w:t xml:space="preserve"> </w:t>
+      </w:r>
+      <w:proofErr w:type="spellStart"/>
+      <w:r>
+        <w:rPr>
+          <w:rFonts w:ascii="Times New Roman" w:hAnsi="Times New Roman" w:cs="Times New Roman"/>
+          <w:sz w:val="24"/>
+          <w:szCs w:val="24"/>
+        </w:rPr>
+        <w:t>edge</w:t>
+      </w:r>
+      <w:proofErr w:type="spellEnd"/>
+      <w:r>
+        <w:rPr>
+          <w:rFonts w:ascii="Times New Roman" w:hAnsi="Times New Roman" w:cs="Times New Roman"/>
+          <w:sz w:val="24"/>
+          <w:szCs w:val="24"/>
+        </w:rPr>
+        <w:t xml:space="preserve"> from G </w:t>
       </w:r>
     </w:p>
     <w:p>
@@ -8006,7 +9143,42 @@
           <w:szCs w:val="24"/>
         </w:rPr>
         <w:tab/>
-        <w:t>partition – znajdowanie partycji eulera z krawędzi w grafie G</w:t>
+      </w:r>
+      <w:proofErr w:type="spellStart"/>
+      <w:r>
+        <w:rPr>
+          <w:rFonts w:ascii="Times New Roman" w:hAnsi="Times New Roman" w:cs="Times New Roman"/>
+          <w:sz w:val="24"/>
+          <w:szCs w:val="24"/>
+        </w:rPr>
+        <w:t>partition</w:t>
+      </w:r>
+      <w:proofErr w:type="spellEnd"/>
+      <w:r>
+        <w:rPr>
+          <w:rFonts w:ascii="Times New Roman" w:hAnsi="Times New Roman" w:cs="Times New Roman"/>
+          <w:sz w:val="24"/>
+          <w:szCs w:val="24"/>
+        </w:rPr>
+        <w:t xml:space="preserve"> – znajdowanie partycji </w:t>
+      </w:r>
+      <w:proofErr w:type="spellStart"/>
+      <w:r>
+        <w:rPr>
+          <w:rFonts w:ascii="Times New Roman" w:hAnsi="Times New Roman" w:cs="Times New Roman"/>
+          <w:sz w:val="24"/>
+          <w:szCs w:val="24"/>
+        </w:rPr>
+        <w:t>eulera</w:t>
+      </w:r>
+      <w:proofErr w:type="spellEnd"/>
+      <w:r>
+        <w:rPr>
+          <w:rFonts w:ascii="Times New Roman" w:hAnsi="Times New Roman" w:cs="Times New Roman"/>
+          <w:sz w:val="24"/>
+          <w:szCs w:val="24"/>
+        </w:rPr>
+        <w:t xml:space="preserve"> z krawędzi w grafie G</w:t>
       </w:r>
     </w:p>
     <w:p>
@@ -8033,13 +9205,41 @@
         </w:rPr>
         <w:t xml:space="preserve">        </w:t>
       </w:r>
-      <w:r>
-        <w:rPr>
-          <w:rFonts w:ascii="Times New Roman" w:hAnsi="Times New Roman" w:cs="Times New Roman"/>
-          <w:sz w:val="24"/>
-          <w:szCs w:val="24"/>
-        </w:rPr>
-        <w:t>if( partition istnieje ):</w:t>
+      <w:proofErr w:type="spellStart"/>
+      <w:r>
+        <w:rPr>
+          <w:rFonts w:ascii="Times New Roman" w:hAnsi="Times New Roman" w:cs="Times New Roman"/>
+          <w:sz w:val="24"/>
+          <w:szCs w:val="24"/>
+        </w:rPr>
+        <w:t>if</w:t>
+      </w:r>
+      <w:proofErr w:type="spellEnd"/>
+      <w:r>
+        <w:rPr>
+          <w:rFonts w:ascii="Times New Roman" w:hAnsi="Times New Roman" w:cs="Times New Roman"/>
+          <w:sz w:val="24"/>
+          <w:szCs w:val="24"/>
+        </w:rPr>
+        <w:t xml:space="preserve">( </w:t>
+      </w:r>
+      <w:proofErr w:type="spellStart"/>
+      <w:r>
+        <w:rPr>
+          <w:rFonts w:ascii="Times New Roman" w:hAnsi="Times New Roman" w:cs="Times New Roman"/>
+          <w:sz w:val="24"/>
+          <w:szCs w:val="24"/>
+        </w:rPr>
+        <w:t>partition</w:t>
+      </w:r>
+      <w:proofErr w:type="spellEnd"/>
+      <w:r>
+        <w:rPr>
+          <w:rFonts w:ascii="Times New Roman" w:hAnsi="Times New Roman" w:cs="Times New Roman"/>
+          <w:sz w:val="24"/>
+          <w:szCs w:val="24"/>
+        </w:rPr>
+        <w:t xml:space="preserve"> istnieje ):</w:t>
       </w:r>
     </w:p>
     <w:p>
@@ -8114,7 +9314,43 @@
           <w:sz w:val="24"/>
           <w:szCs w:val="24"/>
         </w:rPr>
-        <w:t>for( path in partition ):</w:t>
+        <w:t xml:space="preserve">for( </w:t>
+      </w:r>
+      <w:proofErr w:type="spellStart"/>
+      <w:r>
+        <w:rPr>
+          <w:rFonts w:ascii="Times New Roman" w:hAnsi="Times New Roman" w:cs="Times New Roman"/>
+          <w:sz w:val="24"/>
+          <w:szCs w:val="24"/>
+        </w:rPr>
+        <w:t>path</w:t>
+      </w:r>
+      <w:proofErr w:type="spellEnd"/>
+      <w:r>
+        <w:rPr>
+          <w:rFonts w:ascii="Times New Roman" w:hAnsi="Times New Roman" w:cs="Times New Roman"/>
+          <w:sz w:val="24"/>
+          <w:szCs w:val="24"/>
+        </w:rPr>
+        <w:t xml:space="preserve"> in </w:t>
+      </w:r>
+      <w:proofErr w:type="spellStart"/>
+      <w:r>
+        <w:rPr>
+          <w:rFonts w:ascii="Times New Roman" w:hAnsi="Times New Roman" w:cs="Times New Roman"/>
+          <w:sz w:val="24"/>
+          <w:szCs w:val="24"/>
+        </w:rPr>
+        <w:t>partition</w:t>
+      </w:r>
+      <w:proofErr w:type="spellEnd"/>
+      <w:r>
+        <w:rPr>
+          <w:rFonts w:ascii="Times New Roman" w:hAnsi="Times New Roman" w:cs="Times New Roman"/>
+          <w:sz w:val="24"/>
+          <w:szCs w:val="24"/>
+        </w:rPr>
+        <w:t xml:space="preserve"> ):</w:t>
       </w:r>
     </w:p>
     <w:p>
@@ -8163,7 +9399,43 @@
           <w:sz w:val="24"/>
           <w:szCs w:val="24"/>
         </w:rPr>
-        <w:t xml:space="preserve">for( edge in path ): </w:t>
+        <w:t xml:space="preserve">for( </w:t>
+      </w:r>
+      <w:proofErr w:type="spellStart"/>
+      <w:r>
+        <w:rPr>
+          <w:rFonts w:ascii="Times New Roman" w:hAnsi="Times New Roman" w:cs="Times New Roman"/>
+          <w:sz w:val="24"/>
+          <w:szCs w:val="24"/>
+        </w:rPr>
+        <w:t>edge</w:t>
+      </w:r>
+      <w:proofErr w:type="spellEnd"/>
+      <w:r>
+        <w:rPr>
+          <w:rFonts w:ascii="Times New Roman" w:hAnsi="Times New Roman" w:cs="Times New Roman"/>
+          <w:sz w:val="24"/>
+          <w:szCs w:val="24"/>
+        </w:rPr>
+        <w:t xml:space="preserve"> in </w:t>
+      </w:r>
+      <w:proofErr w:type="spellStart"/>
+      <w:r>
+        <w:rPr>
+          <w:rFonts w:ascii="Times New Roman" w:hAnsi="Times New Roman" w:cs="Times New Roman"/>
+          <w:sz w:val="24"/>
+          <w:szCs w:val="24"/>
+        </w:rPr>
+        <w:t>path</w:t>
+      </w:r>
+      <w:proofErr w:type="spellEnd"/>
+      <w:r>
+        <w:rPr>
+          <w:rFonts w:ascii="Times New Roman" w:hAnsi="Times New Roman" w:cs="Times New Roman"/>
+          <w:sz w:val="24"/>
+          <w:szCs w:val="24"/>
+        </w:rPr>
+        <w:t xml:space="preserve"> ): </w:t>
       </w:r>
     </w:p>
     <w:p>
@@ -8279,7 +9551,43 @@
           <w:sz w:val="24"/>
           <w:szCs w:val="24"/>
         </w:rPr>
-        <w:t xml:space="preserve">            resursiveColoring(degree) //rekurencyjne kolorowanie</w:t>
+        <w:t xml:space="preserve">            </w:t>
+      </w:r>
+      <w:proofErr w:type="spellStart"/>
+      <w:r>
+        <w:rPr>
+          <w:rFonts w:ascii="Times New Roman" w:hAnsi="Times New Roman" w:cs="Times New Roman"/>
+          <w:sz w:val="24"/>
+          <w:szCs w:val="24"/>
+        </w:rPr>
+        <w:t>resursiveColoring</w:t>
+      </w:r>
+      <w:proofErr w:type="spellEnd"/>
+      <w:r>
+        <w:rPr>
+          <w:rFonts w:ascii="Times New Roman" w:hAnsi="Times New Roman" w:cs="Times New Roman"/>
+          <w:sz w:val="24"/>
+          <w:szCs w:val="24"/>
+        </w:rPr>
+        <w:t>(</w:t>
+      </w:r>
+      <w:proofErr w:type="spellStart"/>
+      <w:r>
+        <w:rPr>
+          <w:rFonts w:ascii="Times New Roman" w:hAnsi="Times New Roman" w:cs="Times New Roman"/>
+          <w:sz w:val="24"/>
+          <w:szCs w:val="24"/>
+        </w:rPr>
+        <w:t>degree</w:t>
+      </w:r>
+      <w:proofErr w:type="spellEnd"/>
+      <w:r>
+        <w:rPr>
+          <w:rFonts w:ascii="Times New Roman" w:hAnsi="Times New Roman" w:cs="Times New Roman"/>
+          <w:sz w:val="24"/>
+          <w:szCs w:val="24"/>
+        </w:rPr>
+        <w:t>) //rekurencyjne kolorowanie</w:t>
       </w:r>
     </w:p>
     <w:p>
@@ -8313,7 +9621,43 @@
           <w:sz w:val="24"/>
           <w:szCs w:val="24"/>
         </w:rPr>
-        <w:t>22        resursiveColoring(degree) //rekurencyjne kolorowanie</w:t>
+        <w:t xml:space="preserve">22        </w:t>
+      </w:r>
+      <w:proofErr w:type="spellStart"/>
+      <w:r>
+        <w:rPr>
+          <w:rFonts w:ascii="Times New Roman" w:hAnsi="Times New Roman" w:cs="Times New Roman"/>
+          <w:sz w:val="24"/>
+          <w:szCs w:val="24"/>
+        </w:rPr>
+        <w:t>resursiveColoring</w:t>
+      </w:r>
+      <w:proofErr w:type="spellEnd"/>
+      <w:r>
+        <w:rPr>
+          <w:rFonts w:ascii="Times New Roman" w:hAnsi="Times New Roman" w:cs="Times New Roman"/>
+          <w:sz w:val="24"/>
+          <w:szCs w:val="24"/>
+        </w:rPr>
+        <w:t>(</w:t>
+      </w:r>
+      <w:proofErr w:type="spellStart"/>
+      <w:r>
+        <w:rPr>
+          <w:rFonts w:ascii="Times New Roman" w:hAnsi="Times New Roman" w:cs="Times New Roman"/>
+          <w:sz w:val="24"/>
+          <w:szCs w:val="24"/>
+        </w:rPr>
+        <w:t>degree</w:t>
+      </w:r>
+      <w:proofErr w:type="spellEnd"/>
+      <w:r>
+        <w:rPr>
+          <w:rFonts w:ascii="Times New Roman" w:hAnsi="Times New Roman" w:cs="Times New Roman"/>
+          <w:sz w:val="24"/>
+          <w:szCs w:val="24"/>
+        </w:rPr>
+        <w:t>) //rekurencyjne kolorowanie</w:t>
       </w:r>
     </w:p>
     <w:p>
@@ -8549,13 +9893,41 @@
           <w:szCs w:val="24"/>
         </w:rPr>
       </w:pPr>
-      <w:r>
-        <w:rPr>
-          <w:rFonts w:ascii="Times New Roman" w:hAnsi="Times New Roman" w:cs="Times New Roman"/>
-          <w:sz w:val="24"/>
-          <w:szCs w:val="24"/>
-        </w:rPr>
-        <w:t>While F !empty:</w:t>
+      <w:proofErr w:type="spellStart"/>
+      <w:r>
+        <w:rPr>
+          <w:rFonts w:ascii="Times New Roman" w:hAnsi="Times New Roman" w:cs="Times New Roman"/>
+          <w:sz w:val="24"/>
+          <w:szCs w:val="24"/>
+        </w:rPr>
+        <w:t>While</w:t>
+      </w:r>
+      <w:proofErr w:type="spellEnd"/>
+      <w:r>
+        <w:rPr>
+          <w:rFonts w:ascii="Times New Roman" w:hAnsi="Times New Roman" w:cs="Times New Roman"/>
+          <w:sz w:val="24"/>
+          <w:szCs w:val="24"/>
+        </w:rPr>
+        <w:t xml:space="preserve"> F !</w:t>
+      </w:r>
+      <w:proofErr w:type="spellStart"/>
+      <w:r>
+        <w:rPr>
+          <w:rFonts w:ascii="Times New Roman" w:hAnsi="Times New Roman" w:cs="Times New Roman"/>
+          <w:sz w:val="24"/>
+          <w:szCs w:val="24"/>
+        </w:rPr>
+        <w:t>empty</w:t>
+      </w:r>
+      <w:proofErr w:type="spellEnd"/>
+      <w:r>
+        <w:rPr>
+          <w:rFonts w:ascii="Times New Roman" w:hAnsi="Times New Roman" w:cs="Times New Roman"/>
+          <w:sz w:val="24"/>
+          <w:szCs w:val="24"/>
+        </w:rPr>
+        <w:t>:</w:t>
       </w:r>
     </w:p>
     <w:p>
@@ -9516,8 +10888,18 @@
           <w:sz w:val="24"/>
           <w:szCs w:val="24"/>
         </w:rPr>
-        <w:t>Strona internetowa o tematyce sportowej.  Pierwsze zadanie kierownika projektu polega  na  przedstawienia planu działania oraz określenia czasu jaki będzie potrzebny na realizację projektu oraz na wyznaczeniu milestonów</w:t>
-      </w:r>
+        <w:t xml:space="preserve">Strona internetowa o tematyce sportowej.  Pierwsze zadanie kierownika projektu polega  na  przedstawienia planu działania oraz określenia czasu jaki będzie potrzebny na realizację projektu oraz na wyznaczeniu </w:t>
+      </w:r>
+      <w:proofErr w:type="spellStart"/>
+      <w:r>
+        <w:rPr>
+          <w:rFonts w:ascii="Times New Roman" w:hAnsi="Times New Roman" w:cs="Times New Roman"/>
+          <w:sz w:val="24"/>
+          <w:szCs w:val="24"/>
+        </w:rPr>
+        <w:t>milestonów</w:t>
+      </w:r>
+      <w:proofErr w:type="spellEnd"/>
       <w:r>
         <w:rPr>
           <w:rFonts w:ascii="Times New Roman" w:hAnsi="Times New Roman" w:cs="Times New Roman"/>
@@ -10304,8 +11686,16 @@
         <w:rPr>
           <w:rFonts w:ascii="Times New Roman" w:hAnsi="Times New Roman" w:cs="Times New Roman"/>
         </w:rPr>
-        <w:t>Istnieją dwa najczęściej używane algorytmy sortowania topologicznego. Algorytm usuwania wierzchołków niezależnych oraz algorytm wykorzystujący Depth First Search</w:t>
-      </w:r>
+        <w:t xml:space="preserve">Istnieją dwa najczęściej używane algorytmy sortowania topologicznego. Algorytm usuwania wierzchołków niezależnych oraz algorytm wykorzystujący Depth First </w:t>
+      </w:r>
+      <w:proofErr w:type="spellStart"/>
+      <w:r>
+        <w:rPr>
+          <w:rFonts w:ascii="Times New Roman" w:hAnsi="Times New Roman" w:cs="Times New Roman"/>
+        </w:rPr>
+        <w:t>Search</w:t>
+      </w:r>
+      <w:proofErr w:type="spellEnd"/>
       <w:r>
         <w:rPr>
           <w:rFonts w:ascii="Times New Roman" w:hAnsi="Times New Roman" w:cs="Times New Roman"/>
@@ -10388,24 +11778,52 @@
           <w:sz w:val="24"/>
           <w:szCs w:val="24"/>
         </w:rPr>
-        <w:t>Listing numer x.x</w:t>
-      </w:r>
-    </w:p>
-    <w:p>
-      <w:pPr>
-        <w:rPr>
-          <w:rFonts w:ascii="Times New Roman" w:hAnsi="Times New Roman" w:cs="Times New Roman"/>
-          <w:sz w:val="24"/>
-          <w:szCs w:val="24"/>
-        </w:rPr>
-      </w:pPr>
-      <w:r>
-        <w:rPr>
-          <w:rFonts w:ascii="Times New Roman" w:hAnsi="Times New Roman" w:cs="Times New Roman"/>
-          <w:sz w:val="24"/>
-          <w:szCs w:val="24"/>
-        </w:rPr>
-        <w:t>1 topologicalSort():</w:t>
+        <w:t xml:space="preserve">Listing numer </w:t>
+      </w:r>
+      <w:proofErr w:type="spellStart"/>
+      <w:r>
+        <w:rPr>
+          <w:rFonts w:ascii="Times New Roman" w:hAnsi="Times New Roman" w:cs="Times New Roman"/>
+          <w:sz w:val="24"/>
+          <w:szCs w:val="24"/>
+        </w:rPr>
+        <w:t>x.x</w:t>
+      </w:r>
+      <w:proofErr w:type="spellEnd"/>
+    </w:p>
+    <w:p>
+      <w:pPr>
+        <w:rPr>
+          <w:rFonts w:ascii="Times New Roman" w:hAnsi="Times New Roman" w:cs="Times New Roman"/>
+          <w:sz w:val="24"/>
+          <w:szCs w:val="24"/>
+        </w:rPr>
+      </w:pPr>
+      <w:r>
+        <w:rPr>
+          <w:rFonts w:ascii="Times New Roman" w:hAnsi="Times New Roman" w:cs="Times New Roman"/>
+          <w:sz w:val="24"/>
+          <w:szCs w:val="24"/>
+        </w:rPr>
+        <w:t xml:space="preserve">1 </w:t>
+      </w:r>
+      <w:proofErr w:type="spellStart"/>
+      <w:r>
+        <w:rPr>
+          <w:rFonts w:ascii="Times New Roman" w:hAnsi="Times New Roman" w:cs="Times New Roman"/>
+          <w:sz w:val="24"/>
+          <w:szCs w:val="24"/>
+        </w:rPr>
+        <w:t>topologicalSort</w:t>
+      </w:r>
+      <w:proofErr w:type="spellEnd"/>
+      <w:r>
+        <w:rPr>
+          <w:rFonts w:ascii="Times New Roman" w:hAnsi="Times New Roman" w:cs="Times New Roman"/>
+          <w:sz w:val="24"/>
+          <w:szCs w:val="24"/>
+        </w:rPr>
+        <w:t>():</w:t>
       </w:r>
     </w:p>
     <w:p>
@@ -10456,7 +11874,25 @@
           <w:sz w:val="24"/>
           <w:szCs w:val="24"/>
         </w:rPr>
-        <w:t>3          while( kolejka niepusta ):</w:t>
+        <w:t xml:space="preserve">3          </w:t>
+      </w:r>
+      <w:proofErr w:type="spellStart"/>
+      <w:r>
+        <w:rPr>
+          <w:rFonts w:ascii="Times New Roman" w:hAnsi="Times New Roman" w:cs="Times New Roman"/>
+          <w:sz w:val="24"/>
+          <w:szCs w:val="24"/>
+        </w:rPr>
+        <w:t>while</w:t>
+      </w:r>
+      <w:proofErr w:type="spellEnd"/>
+      <w:r>
+        <w:rPr>
+          <w:rFonts w:ascii="Times New Roman" w:hAnsi="Times New Roman" w:cs="Times New Roman"/>
+          <w:sz w:val="24"/>
+          <w:szCs w:val="24"/>
+        </w:rPr>
+        <w:t>( kolejka niepusta ):</w:t>
       </w:r>
     </w:p>
     <w:p>
@@ -10490,7 +11926,25 @@
           <w:szCs w:val="24"/>
         </w:rPr>
         <w:tab/>
-        <w:t>Zapamiętaj pierwszy wierzchołek wierzchołek z kolejki do zmiennej v</w:t>
+        <w:t xml:space="preserve">Zapamiętaj pierwszy wierzchołek </w:t>
+      </w:r>
+      <w:proofErr w:type="spellStart"/>
+      <w:r>
+        <w:rPr>
+          <w:rFonts w:ascii="Times New Roman" w:hAnsi="Times New Roman" w:cs="Times New Roman"/>
+          <w:sz w:val="24"/>
+          <w:szCs w:val="24"/>
+        </w:rPr>
+        <w:t>wierzchołek</w:t>
+      </w:r>
+      <w:proofErr w:type="spellEnd"/>
+      <w:r>
+        <w:rPr>
+          <w:rFonts w:ascii="Times New Roman" w:hAnsi="Times New Roman" w:cs="Times New Roman"/>
+          <w:sz w:val="24"/>
+          <w:szCs w:val="24"/>
+        </w:rPr>
+        <w:t xml:space="preserve"> z kolejki do zmiennej v</w:t>
       </w:r>
     </w:p>
     <w:p>
@@ -10669,7 +12123,24 @@
           <w:szCs w:val="24"/>
         </w:rPr>
         <w:tab/>
-        <w:t>If( po usunięciu nie wchodzi do niego żadna krawędź ):</w:t>
+      </w:r>
+      <w:proofErr w:type="spellStart"/>
+      <w:r>
+        <w:rPr>
+          <w:rFonts w:ascii="Times New Roman" w:hAnsi="Times New Roman" w:cs="Times New Roman"/>
+          <w:sz w:val="24"/>
+          <w:szCs w:val="24"/>
+        </w:rPr>
+        <w:t>If</w:t>
+      </w:r>
+      <w:proofErr w:type="spellEnd"/>
+      <w:r>
+        <w:rPr>
+          <w:rFonts w:ascii="Times New Roman" w:hAnsi="Times New Roman" w:cs="Times New Roman"/>
+          <w:sz w:val="24"/>
+          <w:szCs w:val="24"/>
+        </w:rPr>
+        <w:t>( po usunięciu nie wchodzi do niego żadna krawędź ):</w:t>
       </w:r>
     </w:p>
     <w:p>
@@ -10814,34 +12285,63 @@
           <w:sz w:val="24"/>
           <w:szCs w:val="24"/>
         </w:rPr>
-        <w:t>Listing numer x.x</w:t>
-      </w:r>
-    </w:p>
-    <w:p>
-      <w:pPr>
-        <w:rPr>
-          <w:rFonts w:ascii="Times New Roman" w:hAnsi="Times New Roman" w:cs="Times New Roman"/>
-          <w:sz w:val="24"/>
-          <w:szCs w:val="24"/>
-        </w:rPr>
-      </w:pPr>
-    </w:p>
-    <w:p>
-      <w:pPr>
-        <w:rPr>
-          <w:rFonts w:ascii="Times New Roman" w:hAnsi="Times New Roman" w:cs="Times New Roman"/>
-          <w:sz w:val="24"/>
-          <w:szCs w:val="24"/>
-        </w:rPr>
-      </w:pPr>
-      <w:r>
-        <w:rPr>
-          <w:rFonts w:ascii="Times New Roman" w:hAnsi="Times New Roman" w:cs="Times New Roman"/>
-          <w:sz w:val="24"/>
-          <w:szCs w:val="24"/>
-        </w:rPr>
-        <w:t>1 topologicalSortDfs(</w:t>
-      </w:r>
+        <w:t xml:space="preserve">Listing numer </w:t>
+      </w:r>
+      <w:proofErr w:type="spellStart"/>
+      <w:r>
+        <w:rPr>
+          <w:rFonts w:ascii="Times New Roman" w:hAnsi="Times New Roman" w:cs="Times New Roman"/>
+          <w:sz w:val="24"/>
+          <w:szCs w:val="24"/>
+        </w:rPr>
+        <w:t>x.x</w:t>
+      </w:r>
+      <w:proofErr w:type="spellEnd"/>
+    </w:p>
+    <w:p>
+      <w:pPr>
+        <w:rPr>
+          <w:rFonts w:ascii="Times New Roman" w:hAnsi="Times New Roman" w:cs="Times New Roman"/>
+          <w:sz w:val="24"/>
+          <w:szCs w:val="24"/>
+        </w:rPr>
+      </w:pPr>
+    </w:p>
+    <w:p>
+      <w:pPr>
+        <w:rPr>
+          <w:rFonts w:ascii="Times New Roman" w:hAnsi="Times New Roman" w:cs="Times New Roman"/>
+          <w:sz w:val="24"/>
+          <w:szCs w:val="24"/>
+        </w:rPr>
+      </w:pPr>
+      <w:r>
+        <w:rPr>
+          <w:rFonts w:ascii="Times New Roman" w:hAnsi="Times New Roman" w:cs="Times New Roman"/>
+          <w:sz w:val="24"/>
+          <w:szCs w:val="24"/>
+        </w:rPr>
+        <w:t xml:space="preserve">1 </w:t>
+      </w:r>
+      <w:proofErr w:type="spellStart"/>
+      <w:r>
+        <w:rPr>
+          <w:rFonts w:ascii="Times New Roman" w:hAnsi="Times New Roman" w:cs="Times New Roman"/>
+          <w:sz w:val="24"/>
+          <w:szCs w:val="24"/>
+        </w:rPr>
+        <w:t>topologicalSortDfs</w:t>
+      </w:r>
+      <w:proofErr w:type="spellEnd"/>
+      <w:r>
+        <w:rPr>
+          <w:rFonts w:ascii="Times New Roman" w:hAnsi="Times New Roman" w:cs="Times New Roman"/>
+          <w:sz w:val="24"/>
+          <w:szCs w:val="24"/>
+        </w:rPr>
+        <w:t>(</w:t>
+      </w:r>
+      <w:proofErr w:type="spellStart"/>
       <w:r>
         <w:rPr>
           <w:rFonts w:ascii="Times New Roman" w:hAnsi="Times New Roman" w:cs="Times New Roman"/>
@@ -10850,6 +12350,7 @@
         </w:rPr>
         <w:t>graph</w:t>
       </w:r>
+      <w:proofErr w:type="spellEnd"/>
       <w:r>
         <w:rPr>
           <w:rFonts w:ascii="Times New Roman" w:hAnsi="Times New Roman" w:cs="Times New Roman"/>
@@ -10898,8 +12399,18 @@
           <w:sz w:val="24"/>
           <w:szCs w:val="24"/>
         </w:rPr>
-        <w:t>v in graph</w:t>
-      </w:r>
+        <w:t xml:space="preserve">v in </w:t>
+      </w:r>
+      <w:proofErr w:type="spellStart"/>
+      <w:r>
+        <w:rPr>
+          <w:rFonts w:ascii="Times New Roman" w:hAnsi="Times New Roman" w:cs="Times New Roman"/>
+          <w:sz w:val="24"/>
+          <w:szCs w:val="24"/>
+        </w:rPr>
+        <w:t>graph</w:t>
+      </w:r>
+      <w:proofErr w:type="spellEnd"/>
       <w:r>
         <w:rPr>
           <w:rFonts w:ascii="Times New Roman" w:hAnsi="Times New Roman" w:cs="Times New Roman"/>
@@ -11017,13 +12528,23 @@
         </w:rPr>
         <w:tab/>
       </w:r>
-      <w:r>
-        <w:rPr>
-          <w:rFonts w:ascii="Times New Roman" w:hAnsi="Times New Roman" w:cs="Times New Roman"/>
-          <w:sz w:val="24"/>
-          <w:szCs w:val="24"/>
-        </w:rPr>
-        <w:t>If( w nie odwiedzony ):</w:t>
+      <w:proofErr w:type="spellStart"/>
+      <w:r>
+        <w:rPr>
+          <w:rFonts w:ascii="Times New Roman" w:hAnsi="Times New Roman" w:cs="Times New Roman"/>
+          <w:sz w:val="24"/>
+          <w:szCs w:val="24"/>
+        </w:rPr>
+        <w:t>If</w:t>
+      </w:r>
+      <w:proofErr w:type="spellEnd"/>
+      <w:r>
+        <w:rPr>
+          <w:rFonts w:ascii="Times New Roman" w:hAnsi="Times New Roman" w:cs="Times New Roman"/>
+          <w:sz w:val="24"/>
+          <w:szCs w:val="24"/>
+        </w:rPr>
+        <w:t>( w nie odwiedzony ):</w:t>
       </w:r>
     </w:p>
     <w:p>
@@ -11074,13 +12595,23 @@
         </w:rPr>
         <w:tab/>
       </w:r>
-      <w:r>
-        <w:rPr>
-          <w:rFonts w:ascii="Times New Roman" w:hAnsi="Times New Roman" w:cs="Times New Roman"/>
-          <w:sz w:val="24"/>
-          <w:szCs w:val="24"/>
-        </w:rPr>
-        <w:t>topologicalSortDfs(w)</w:t>
+      <w:proofErr w:type="spellStart"/>
+      <w:r>
+        <w:rPr>
+          <w:rFonts w:ascii="Times New Roman" w:hAnsi="Times New Roman" w:cs="Times New Roman"/>
+          <w:sz w:val="24"/>
+          <w:szCs w:val="24"/>
+        </w:rPr>
+        <w:t>topologicalSortDfs</w:t>
+      </w:r>
+      <w:proofErr w:type="spellEnd"/>
+      <w:r>
+        <w:rPr>
+          <w:rFonts w:ascii="Times New Roman" w:hAnsi="Times New Roman" w:cs="Times New Roman"/>
+          <w:sz w:val="24"/>
+          <w:szCs w:val="24"/>
+        </w:rPr>
+        <w:t>(w)</w:t>
       </w:r>
     </w:p>
     <w:p>
@@ -11257,7 +12788,25 @@
           <w:sz w:val="24"/>
           <w:szCs w:val="24"/>
         </w:rPr>
-        <w:t>Algorytm sortowania topologicznego jest wykorzystywany do znajdowania kolejności odwiedzania wierzchołków. Wierzchołki przetwarzane w takiej kolejności pozwalają na wyznaczenie najdłuższej ścieżki w grafie acykliczym.</w:t>
+        <w:t xml:space="preserve">Algorytm sortowania topologicznego jest wykorzystywany do znajdowania kolejności odwiedzania wierzchołków. Wierzchołki przetwarzane w takiej kolejności pozwalają na wyznaczenie najdłuższej ścieżki w grafie </w:t>
+      </w:r>
+      <w:proofErr w:type="spellStart"/>
+      <w:r>
+        <w:rPr>
+          <w:rFonts w:ascii="Times New Roman" w:hAnsi="Times New Roman" w:cs="Times New Roman"/>
+          <w:sz w:val="24"/>
+          <w:szCs w:val="24"/>
+        </w:rPr>
+        <w:t>acykliczym</w:t>
+      </w:r>
+      <w:proofErr w:type="spellEnd"/>
+      <w:r>
+        <w:rPr>
+          <w:rFonts w:ascii="Times New Roman" w:hAnsi="Times New Roman" w:cs="Times New Roman"/>
+          <w:sz w:val="24"/>
+          <w:szCs w:val="24"/>
+        </w:rPr>
+        <w:t>.</w:t>
       </w:r>
       <w:r>
         <w:rPr>
@@ -11377,6 +12926,7 @@
           <w:szCs w:val="24"/>
         </w:rPr>
       </w:pPr>
+      <w:proofErr w:type="spellStart"/>
       <w:r>
         <w:rPr>
           <w:rFonts w:ascii="Abadi Extra Light" w:eastAsia="BatangChe" w:hAnsi="Abadi Extra Light" w:cs="Times New Roman"/>
@@ -11391,7 +12941,52 @@
           <w:sz w:val="24"/>
           <w:szCs w:val="24"/>
         </w:rPr>
-        <w:t>unction longestPath( graph, V ):</w:t>
+        <w:t>unction</w:t>
+      </w:r>
+      <w:proofErr w:type="spellEnd"/>
+      <w:r>
+        <w:rPr>
+          <w:rFonts w:ascii="Abadi Extra Light" w:eastAsia="BatangChe" w:hAnsi="Abadi Extra Light" w:cs="Times New Roman"/>
+          <w:sz w:val="24"/>
+          <w:szCs w:val="24"/>
+        </w:rPr>
+        <w:t xml:space="preserve"> </w:t>
+      </w:r>
+      <w:proofErr w:type="spellStart"/>
+      <w:r>
+        <w:rPr>
+          <w:rFonts w:ascii="Abadi Extra Light" w:eastAsia="BatangChe" w:hAnsi="Abadi Extra Light" w:cs="Times New Roman"/>
+          <w:sz w:val="24"/>
+          <w:szCs w:val="24"/>
+        </w:rPr>
+        <w:t>longestPath</w:t>
+      </w:r>
+      <w:proofErr w:type="spellEnd"/>
+      <w:r>
+        <w:rPr>
+          <w:rFonts w:ascii="Abadi Extra Light" w:eastAsia="BatangChe" w:hAnsi="Abadi Extra Light" w:cs="Times New Roman"/>
+          <w:sz w:val="24"/>
+          <w:szCs w:val="24"/>
+        </w:rPr>
+        <w:t xml:space="preserve">( </w:t>
+      </w:r>
+      <w:proofErr w:type="spellStart"/>
+      <w:r>
+        <w:rPr>
+          <w:rFonts w:ascii="Abadi Extra Light" w:eastAsia="BatangChe" w:hAnsi="Abadi Extra Light" w:cs="Times New Roman"/>
+          <w:sz w:val="24"/>
+          <w:szCs w:val="24"/>
+        </w:rPr>
+        <w:t>graph</w:t>
+      </w:r>
+      <w:proofErr w:type="spellEnd"/>
+      <w:r>
+        <w:rPr>
+          <w:rFonts w:ascii="Abadi Extra Light" w:eastAsia="BatangChe" w:hAnsi="Abadi Extra Light" w:cs="Times New Roman"/>
+          <w:sz w:val="24"/>
+          <w:szCs w:val="24"/>
+        </w:rPr>
+        <w:t>, V ):</w:t>
       </w:r>
     </w:p>
     <w:p>
@@ -11409,7 +13004,43 @@
           <w:sz w:val="24"/>
           <w:szCs w:val="24"/>
         </w:rPr>
-        <w:t>order = topologicalSort( graph )</w:t>
+        <w:t xml:space="preserve">order = </w:t>
+      </w:r>
+      <w:proofErr w:type="spellStart"/>
+      <w:r>
+        <w:rPr>
+          <w:rFonts w:ascii="Abadi Extra Light" w:eastAsia="BatangChe" w:hAnsi="Abadi Extra Light" w:cs="Times New Roman"/>
+          <w:sz w:val="24"/>
+          <w:szCs w:val="24"/>
+        </w:rPr>
+        <w:t>topologicalSort</w:t>
+      </w:r>
+      <w:proofErr w:type="spellEnd"/>
+      <w:r>
+        <w:rPr>
+          <w:rFonts w:ascii="Abadi Extra Light" w:eastAsia="BatangChe" w:hAnsi="Abadi Extra Light" w:cs="Times New Roman"/>
+          <w:sz w:val="24"/>
+          <w:szCs w:val="24"/>
+        </w:rPr>
+        <w:t xml:space="preserve">( </w:t>
+      </w:r>
+      <w:proofErr w:type="spellStart"/>
+      <w:r>
+        <w:rPr>
+          <w:rFonts w:ascii="Abadi Extra Light" w:eastAsia="BatangChe" w:hAnsi="Abadi Extra Light" w:cs="Times New Roman"/>
+          <w:sz w:val="24"/>
+          <w:szCs w:val="24"/>
+        </w:rPr>
+        <w:t>graph</w:t>
+      </w:r>
+      <w:proofErr w:type="spellEnd"/>
+      <w:r>
+        <w:rPr>
+          <w:rFonts w:ascii="Abadi Extra Light" w:eastAsia="BatangChe" w:hAnsi="Abadi Extra Light" w:cs="Times New Roman"/>
+          <w:sz w:val="24"/>
+          <w:szCs w:val="24"/>
+        </w:rPr>
+        <w:t xml:space="preserve"> )</w:t>
       </w:r>
     </w:p>
     <w:p>
@@ -11421,29 +13052,75 @@
           <w:szCs w:val="24"/>
         </w:rPr>
       </w:pPr>
+      <w:proofErr w:type="spellStart"/>
       <w:r>
         <w:rPr>
           <w:rFonts w:ascii="Abadi Extra Light" w:eastAsia="BatangChe" w:hAnsi="Abadi Extra Light" w:cs="Times New Roman"/>
           <w:sz w:val="24"/>
           <w:szCs w:val="24"/>
         </w:rPr>
-        <w:t>dist = new Array(V)</w:t>
-      </w:r>
-    </w:p>
-    <w:p>
-      <w:pPr>
+        <w:t>dist</w:t>
+      </w:r>
+      <w:proofErr w:type="spellEnd"/>
+      <w:r>
         <w:rPr>
           <w:rFonts w:ascii="Abadi Extra Light" w:eastAsia="BatangChe" w:hAnsi="Abadi Extra Light" w:cs="Times New Roman"/>
           <w:sz w:val="24"/>
           <w:szCs w:val="24"/>
         </w:rPr>
-      </w:pPr>
+        <w:t xml:space="preserve"> = </w:t>
+      </w:r>
+      <w:proofErr w:type="spellStart"/>
       <w:r>
         <w:rPr>
           <w:rFonts w:ascii="Abadi Extra Light" w:eastAsia="BatangChe" w:hAnsi="Abadi Extra Light" w:cs="Times New Roman"/>
           <w:sz w:val="24"/>
           <w:szCs w:val="24"/>
         </w:rPr>
+        <w:t>new</w:t>
+      </w:r>
+      <w:proofErr w:type="spellEnd"/>
+      <w:r>
+        <w:rPr>
+          <w:rFonts w:ascii="Abadi Extra Light" w:eastAsia="BatangChe" w:hAnsi="Abadi Extra Light" w:cs="Times New Roman"/>
+          <w:sz w:val="24"/>
+          <w:szCs w:val="24"/>
+        </w:rPr>
+        <w:t xml:space="preserve"> </w:t>
+      </w:r>
+      <w:proofErr w:type="spellStart"/>
+      <w:r>
+        <w:rPr>
+          <w:rFonts w:ascii="Abadi Extra Light" w:eastAsia="BatangChe" w:hAnsi="Abadi Extra Light" w:cs="Times New Roman"/>
+          <w:sz w:val="24"/>
+          <w:szCs w:val="24"/>
+        </w:rPr>
+        <w:t>Array</w:t>
+      </w:r>
+      <w:proofErr w:type="spellEnd"/>
+      <w:r>
+        <w:rPr>
+          <w:rFonts w:ascii="Abadi Extra Light" w:eastAsia="BatangChe" w:hAnsi="Abadi Extra Light" w:cs="Times New Roman"/>
+          <w:sz w:val="24"/>
+          <w:szCs w:val="24"/>
+        </w:rPr>
+        <w:t>(V)</w:t>
+      </w:r>
+    </w:p>
+    <w:p>
+      <w:pPr>
+        <w:rPr>
+          <w:rFonts w:ascii="Abadi Extra Light" w:eastAsia="BatangChe" w:hAnsi="Abadi Extra Light" w:cs="Times New Roman"/>
+          <w:sz w:val="24"/>
+          <w:szCs w:val="24"/>
+        </w:rPr>
+      </w:pPr>
+      <w:r>
+        <w:rPr>
+          <w:rFonts w:ascii="Abadi Extra Light" w:eastAsia="BatangChe" w:hAnsi="Abadi Extra Light" w:cs="Times New Roman"/>
+          <w:sz w:val="24"/>
+          <w:szCs w:val="24"/>
+        </w:rPr>
         <w:t xml:space="preserve">            u = order[0]</w:t>
       </w:r>
     </w:p>
@@ -11470,7 +13147,24 @@
           <w:szCs w:val="24"/>
         </w:rPr>
         <w:tab/>
-        <w:t>foreach u in order:</w:t>
+      </w:r>
+      <w:proofErr w:type="spellStart"/>
+      <w:r>
+        <w:rPr>
+          <w:rFonts w:ascii="Abadi Extra Light" w:eastAsia="BatangChe" w:hAnsi="Abadi Extra Light" w:cs="Times New Roman"/>
+          <w:sz w:val="24"/>
+          <w:szCs w:val="24"/>
+        </w:rPr>
+        <w:t>foreach</w:t>
+      </w:r>
+      <w:proofErr w:type="spellEnd"/>
+      <w:r>
+        <w:rPr>
+          <w:rFonts w:ascii="Abadi Extra Light" w:eastAsia="BatangChe" w:hAnsi="Abadi Extra Light" w:cs="Times New Roman"/>
+          <w:sz w:val="24"/>
+          <w:szCs w:val="24"/>
+        </w:rPr>
+        <w:t xml:space="preserve"> u in order:</w:t>
       </w:r>
     </w:p>
     <w:p>
@@ -11482,13 +13176,41 @@
           <w:szCs w:val="24"/>
         </w:rPr>
       </w:pPr>
+      <w:proofErr w:type="spellStart"/>
       <w:r>
         <w:rPr>
           <w:rFonts w:ascii="Abadi Extra Light" w:eastAsia="BatangChe" w:hAnsi="Abadi Extra Light" w:cs="Times New Roman"/>
           <w:sz w:val="24"/>
           <w:szCs w:val="24"/>
         </w:rPr>
-        <w:t>foreach v in adj(u):</w:t>
+        <w:t>foreach</w:t>
+      </w:r>
+      <w:proofErr w:type="spellEnd"/>
+      <w:r>
+        <w:rPr>
+          <w:rFonts w:ascii="Abadi Extra Light" w:eastAsia="BatangChe" w:hAnsi="Abadi Extra Light" w:cs="Times New Roman"/>
+          <w:sz w:val="24"/>
+          <w:szCs w:val="24"/>
+        </w:rPr>
+        <w:t xml:space="preserve"> v in </w:t>
+      </w:r>
+      <w:proofErr w:type="spellStart"/>
+      <w:r>
+        <w:rPr>
+          <w:rFonts w:ascii="Abadi Extra Light" w:eastAsia="BatangChe" w:hAnsi="Abadi Extra Light" w:cs="Times New Roman"/>
+          <w:sz w:val="24"/>
+          <w:szCs w:val="24"/>
+        </w:rPr>
+        <w:t>adj</w:t>
+      </w:r>
+      <w:proofErr w:type="spellEnd"/>
+      <w:r>
+        <w:rPr>
+          <w:rFonts w:ascii="Abadi Extra Light" w:eastAsia="BatangChe" w:hAnsi="Abadi Extra Light" w:cs="Times New Roman"/>
+          <w:sz w:val="24"/>
+          <w:szCs w:val="24"/>
+        </w:rPr>
+        <w:t>(u):</w:t>
       </w:r>
     </w:p>
     <w:p>
@@ -11500,13 +13222,95 @@
           <w:szCs w:val="24"/>
         </w:rPr>
       </w:pPr>
+      <w:proofErr w:type="spellStart"/>
       <w:r>
         <w:rPr>
           <w:rFonts w:ascii="Abadi Extra Light" w:eastAsia="BatangChe" w:hAnsi="Abadi Extra Light" w:cs="Times New Roman"/>
           <w:sz w:val="24"/>
           <w:szCs w:val="24"/>
         </w:rPr>
-        <w:t>if( dist[v] &lt; dist[u] + weight(u,v) )</w:t>
+        <w:t>if</w:t>
+      </w:r>
+      <w:proofErr w:type="spellEnd"/>
+      <w:r>
+        <w:rPr>
+          <w:rFonts w:ascii="Abadi Extra Light" w:eastAsia="BatangChe" w:hAnsi="Abadi Extra Light" w:cs="Times New Roman"/>
+          <w:sz w:val="24"/>
+          <w:szCs w:val="24"/>
+        </w:rPr>
+        <w:t xml:space="preserve">( </w:t>
+      </w:r>
+      <w:proofErr w:type="spellStart"/>
+      <w:r>
+        <w:rPr>
+          <w:rFonts w:ascii="Abadi Extra Light" w:eastAsia="BatangChe" w:hAnsi="Abadi Extra Light" w:cs="Times New Roman"/>
+          <w:sz w:val="24"/>
+          <w:szCs w:val="24"/>
+        </w:rPr>
+        <w:t>dist</w:t>
+      </w:r>
+      <w:proofErr w:type="spellEnd"/>
+      <w:r>
+        <w:rPr>
+          <w:rFonts w:ascii="Abadi Extra Light" w:eastAsia="BatangChe" w:hAnsi="Abadi Extra Light" w:cs="Times New Roman"/>
+          <w:sz w:val="24"/>
+          <w:szCs w:val="24"/>
+        </w:rPr>
+        <w:t xml:space="preserve">[v] &lt; </w:t>
+      </w:r>
+      <w:proofErr w:type="spellStart"/>
+      <w:r>
+        <w:rPr>
+          <w:rFonts w:ascii="Abadi Extra Light" w:eastAsia="BatangChe" w:hAnsi="Abadi Extra Light" w:cs="Times New Roman"/>
+          <w:sz w:val="24"/>
+          <w:szCs w:val="24"/>
+        </w:rPr>
+        <w:t>dist</w:t>
+      </w:r>
+      <w:proofErr w:type="spellEnd"/>
+      <w:r>
+        <w:rPr>
+          <w:rFonts w:ascii="Abadi Extra Light" w:eastAsia="BatangChe" w:hAnsi="Abadi Extra Light" w:cs="Times New Roman"/>
+          <w:sz w:val="24"/>
+          <w:szCs w:val="24"/>
+        </w:rPr>
+        <w:t xml:space="preserve">[u] + </w:t>
+      </w:r>
+      <w:proofErr w:type="spellStart"/>
+      <w:r>
+        <w:rPr>
+          <w:rFonts w:ascii="Abadi Extra Light" w:eastAsia="BatangChe" w:hAnsi="Abadi Extra Light" w:cs="Times New Roman"/>
+          <w:sz w:val="24"/>
+          <w:szCs w:val="24"/>
+        </w:rPr>
+        <w:t>weight</w:t>
+      </w:r>
+      <w:proofErr w:type="spellEnd"/>
+      <w:r>
+        <w:rPr>
+          <w:rFonts w:ascii="Abadi Extra Light" w:eastAsia="BatangChe" w:hAnsi="Abadi Extra Light" w:cs="Times New Roman"/>
+          <w:sz w:val="24"/>
+          <w:szCs w:val="24"/>
+        </w:rPr>
+        <w:t>(</w:t>
+      </w:r>
+      <w:proofErr w:type="spellStart"/>
+      <w:r>
+        <w:rPr>
+          <w:rFonts w:ascii="Abadi Extra Light" w:eastAsia="BatangChe" w:hAnsi="Abadi Extra Light" w:cs="Times New Roman"/>
+          <w:sz w:val="24"/>
+          <w:szCs w:val="24"/>
+        </w:rPr>
+        <w:t>u,v</w:t>
+      </w:r>
+      <w:proofErr w:type="spellEnd"/>
+      <w:r>
+        <w:rPr>
+          <w:rFonts w:ascii="Abadi Extra Light" w:eastAsia="BatangChe" w:hAnsi="Abadi Extra Light" w:cs="Times New Roman"/>
+          <w:sz w:val="24"/>
+          <w:szCs w:val="24"/>
+        </w:rPr>
+        <w:t>) )</w:t>
       </w:r>
     </w:p>
     <w:p>
@@ -11533,7 +13337,78 @@
           <w:szCs w:val="24"/>
         </w:rPr>
         <w:tab/>
-        <w:t>dist[v] = dist[u] + weight(u,v)</w:t>
+      </w:r>
+      <w:proofErr w:type="spellStart"/>
+      <w:r>
+        <w:rPr>
+          <w:rFonts w:ascii="Abadi Extra Light" w:eastAsia="BatangChe" w:hAnsi="Abadi Extra Light" w:cs="Times New Roman"/>
+          <w:sz w:val="24"/>
+          <w:szCs w:val="24"/>
+        </w:rPr>
+        <w:t>dist</w:t>
+      </w:r>
+      <w:proofErr w:type="spellEnd"/>
+      <w:r>
+        <w:rPr>
+          <w:rFonts w:ascii="Abadi Extra Light" w:eastAsia="BatangChe" w:hAnsi="Abadi Extra Light" w:cs="Times New Roman"/>
+          <w:sz w:val="24"/>
+          <w:szCs w:val="24"/>
+        </w:rPr>
+        <w:t xml:space="preserve">[v] = </w:t>
+      </w:r>
+      <w:proofErr w:type="spellStart"/>
+      <w:r>
+        <w:rPr>
+          <w:rFonts w:ascii="Abadi Extra Light" w:eastAsia="BatangChe" w:hAnsi="Abadi Extra Light" w:cs="Times New Roman"/>
+          <w:sz w:val="24"/>
+          <w:szCs w:val="24"/>
+        </w:rPr>
+        <w:t>dist</w:t>
+      </w:r>
+      <w:proofErr w:type="spellEnd"/>
+      <w:r>
+        <w:rPr>
+          <w:rFonts w:ascii="Abadi Extra Light" w:eastAsia="BatangChe" w:hAnsi="Abadi Extra Light" w:cs="Times New Roman"/>
+          <w:sz w:val="24"/>
+          <w:szCs w:val="24"/>
+        </w:rPr>
+        <w:t xml:space="preserve">[u] + </w:t>
+      </w:r>
+      <w:proofErr w:type="spellStart"/>
+      <w:r>
+        <w:rPr>
+          <w:rFonts w:ascii="Abadi Extra Light" w:eastAsia="BatangChe" w:hAnsi="Abadi Extra Light" w:cs="Times New Roman"/>
+          <w:sz w:val="24"/>
+          <w:szCs w:val="24"/>
+        </w:rPr>
+        <w:t>weight</w:t>
+      </w:r>
+      <w:proofErr w:type="spellEnd"/>
+      <w:r>
+        <w:rPr>
+          <w:rFonts w:ascii="Abadi Extra Light" w:eastAsia="BatangChe" w:hAnsi="Abadi Extra Light" w:cs="Times New Roman"/>
+          <w:sz w:val="24"/>
+          <w:szCs w:val="24"/>
+        </w:rPr>
+        <w:t>(</w:t>
+      </w:r>
+      <w:proofErr w:type="spellStart"/>
+      <w:r>
+        <w:rPr>
+          <w:rFonts w:ascii="Abadi Extra Light" w:eastAsia="BatangChe" w:hAnsi="Abadi Extra Light" w:cs="Times New Roman"/>
+          <w:sz w:val="24"/>
+          <w:szCs w:val="24"/>
+        </w:rPr>
+        <w:t>u,v</w:t>
+      </w:r>
+      <w:proofErr w:type="spellEnd"/>
+      <w:r>
+        <w:rPr>
+          <w:rFonts w:ascii="Abadi Extra Light" w:eastAsia="BatangChe" w:hAnsi="Abadi Extra Light" w:cs="Times New Roman"/>
+          <w:sz w:val="24"/>
+          <w:szCs w:val="24"/>
+        </w:rPr>
+        <w:t>)</w:t>
       </w:r>
     </w:p>
     <w:p>
@@ -11560,7 +13435,24 @@
           <w:szCs w:val="24"/>
         </w:rPr>
         <w:tab/>
-        <w:t>predecessor[ v ] = u</w:t>
+      </w:r>
+      <w:proofErr w:type="spellStart"/>
+      <w:r>
+        <w:rPr>
+          <w:rFonts w:ascii="Abadi Extra Light" w:eastAsia="BatangChe" w:hAnsi="Abadi Extra Light" w:cs="Times New Roman"/>
+          <w:sz w:val="24"/>
+          <w:szCs w:val="24"/>
+        </w:rPr>
+        <w:t>predecessor</w:t>
+      </w:r>
+      <w:proofErr w:type="spellEnd"/>
+      <w:r>
+        <w:rPr>
+          <w:rFonts w:ascii="Abadi Extra Light" w:eastAsia="BatangChe" w:hAnsi="Abadi Extra Light" w:cs="Times New Roman"/>
+          <w:sz w:val="24"/>
+          <w:szCs w:val="24"/>
+        </w:rPr>
+        <w:t>[ v ] = u</w:t>
       </w:r>
     </w:p>
     <w:p>
@@ -11596,7 +13488,25 @@
           <w:sz w:val="24"/>
           <w:szCs w:val="24"/>
         </w:rPr>
-        <w:t xml:space="preserve"> = order[ order.size – 1 ]</w:t>
+        <w:t xml:space="preserve"> = order[ </w:t>
+      </w:r>
+      <w:proofErr w:type="spellStart"/>
+      <w:r>
+        <w:rPr>
+          <w:rFonts w:ascii="Abadi Extra Light" w:eastAsia="BatangChe" w:hAnsi="Abadi Extra Light" w:cs="Times New Roman"/>
+          <w:sz w:val="24"/>
+          <w:szCs w:val="24"/>
+        </w:rPr>
+        <w:t>order.size</w:t>
+      </w:r>
+      <w:proofErr w:type="spellEnd"/>
+      <w:r>
+        <w:rPr>
+          <w:rFonts w:ascii="Abadi Extra Light" w:eastAsia="BatangChe" w:hAnsi="Abadi Extra Light" w:cs="Times New Roman"/>
+          <w:sz w:val="24"/>
+          <w:szCs w:val="24"/>
+        </w:rPr>
+        <w:t xml:space="preserve"> – 1 ]</w:t>
       </w:r>
     </w:p>
     <w:p>
@@ -11608,13 +13518,23 @@
           <w:szCs w:val="24"/>
         </w:rPr>
       </w:pPr>
+      <w:proofErr w:type="spellStart"/>
       <w:r>
         <w:rPr>
           <w:rFonts w:ascii="Abadi Extra Light" w:eastAsia="BatangChe" w:hAnsi="Abadi Extra Light" w:cs="Times New Roman"/>
           <w:sz w:val="24"/>
           <w:szCs w:val="24"/>
         </w:rPr>
-        <w:t>path = []</w:t>
+        <w:t>path</w:t>
+      </w:r>
+      <w:proofErr w:type="spellEnd"/>
+      <w:r>
+        <w:rPr>
+          <w:rFonts w:ascii="Abadi Extra Light" w:eastAsia="BatangChe" w:hAnsi="Abadi Extra Light" w:cs="Times New Roman"/>
+          <w:sz w:val="24"/>
+          <w:szCs w:val="24"/>
+        </w:rPr>
+        <w:t xml:space="preserve"> = []</w:t>
       </w:r>
     </w:p>
     <w:p>
@@ -11626,20 +13546,30 @@
           <w:szCs w:val="24"/>
         </w:rPr>
       </w:pPr>
+      <w:proofErr w:type="spellStart"/>
       <w:r>
         <w:rPr>
           <w:rFonts w:ascii="Abadi Extra Light" w:eastAsia="BatangChe" w:hAnsi="Abadi Extra Light" w:cs="Times New Roman"/>
           <w:sz w:val="24"/>
           <w:szCs w:val="24"/>
         </w:rPr>
-        <w:t>path.push(</w:t>
-      </w:r>
+        <w:t>path.push</w:t>
+      </w:r>
+      <w:proofErr w:type="spellEnd"/>
       <w:r>
         <w:rPr>
           <w:rFonts w:ascii="Abadi Extra Light" w:eastAsia="BatangChe" w:hAnsi="Abadi Extra Light" w:cs="Times New Roman"/>
           <w:sz w:val="24"/>
           <w:szCs w:val="24"/>
         </w:rPr>
+        <w:t>(</w:t>
+      </w:r>
+      <w:r>
+        <w:rPr>
+          <w:rFonts w:ascii="Abadi Extra Light" w:eastAsia="BatangChe" w:hAnsi="Abadi Extra Light" w:cs="Times New Roman"/>
+          <w:sz w:val="24"/>
+          <w:szCs w:val="24"/>
+        </w:rPr>
         <w:t>p</w:t>
       </w:r>
       <w:r>
@@ -11660,13 +13590,23 @@
           <w:szCs w:val="24"/>
         </w:rPr>
       </w:pPr>
+      <w:proofErr w:type="spellStart"/>
       <w:r>
         <w:rPr>
           <w:rFonts w:ascii="Abadi Extra Light" w:eastAsia="BatangChe" w:hAnsi="Abadi Extra Light" w:cs="Times New Roman"/>
           <w:sz w:val="24"/>
           <w:szCs w:val="24"/>
         </w:rPr>
-        <w:t>while( p != order[0] ):</w:t>
+        <w:t>while</w:t>
+      </w:r>
+      <w:proofErr w:type="spellEnd"/>
+      <w:r>
+        <w:rPr>
+          <w:rFonts w:ascii="Abadi Extra Light" w:eastAsia="BatangChe" w:hAnsi="Abadi Extra Light" w:cs="Times New Roman"/>
+          <w:sz w:val="24"/>
+          <w:szCs w:val="24"/>
+        </w:rPr>
+        <w:t>( p != order[0] ):</w:t>
       </w:r>
     </w:p>
     <w:p>
@@ -11685,7 +13625,25 @@
           <w:szCs w:val="24"/>
         </w:rPr>
         <w:tab/>
-        <w:t>p = predecessor[ p ]</w:t>
+        <w:t xml:space="preserve">p = </w:t>
+      </w:r>
+      <w:proofErr w:type="spellStart"/>
+      <w:r>
+        <w:rPr>
+          <w:rFonts w:ascii="Abadi Extra Light" w:eastAsia="BatangChe" w:hAnsi="Abadi Extra Light" w:cs="Times New Roman"/>
+          <w:sz w:val="24"/>
+          <w:szCs w:val="24"/>
+        </w:rPr>
+        <w:t>predecessor</w:t>
+      </w:r>
+      <w:proofErr w:type="spellEnd"/>
+      <w:r>
+        <w:rPr>
+          <w:rFonts w:ascii="Abadi Extra Light" w:eastAsia="BatangChe" w:hAnsi="Abadi Extra Light" w:cs="Times New Roman"/>
+          <w:sz w:val="24"/>
+          <w:szCs w:val="24"/>
+        </w:rPr>
+        <w:t>[ p ]</w:t>
       </w:r>
     </w:p>
     <w:p>
@@ -11705,13 +13663,23 @@
         </w:rPr>
         <w:tab/>
       </w:r>
+      <w:proofErr w:type="spellStart"/>
       <w:r>
         <w:rPr>
           <w:rFonts w:ascii="Abadi Extra Light" w:eastAsia="BatangChe" w:hAnsi="Abadi Extra Light" w:cs="Times New Roman"/>
           <w:sz w:val="24"/>
           <w:szCs w:val="24"/>
         </w:rPr>
-        <w:t xml:space="preserve">path.push(p) </w:t>
+        <w:t>path.push</w:t>
+      </w:r>
+      <w:proofErr w:type="spellEnd"/>
+      <w:r>
+        <w:rPr>
+          <w:rFonts w:ascii="Abadi Extra Light" w:eastAsia="BatangChe" w:hAnsi="Abadi Extra Light" w:cs="Times New Roman"/>
+          <w:sz w:val="24"/>
+          <w:szCs w:val="24"/>
+        </w:rPr>
+        <w:t xml:space="preserve">(p) </w:t>
       </w:r>
     </w:p>
     <w:p>
@@ -11739,7 +13707,43 @@
           <w:sz w:val="24"/>
           <w:szCs w:val="24"/>
         </w:rPr>
-        <w:t>return reverse( path )</w:t>
+        <w:t xml:space="preserve">return </w:t>
+      </w:r>
+      <w:proofErr w:type="spellStart"/>
+      <w:r>
+        <w:rPr>
+          <w:rFonts w:ascii="Abadi Extra Light" w:eastAsia="BatangChe" w:hAnsi="Abadi Extra Light" w:cs="Times New Roman"/>
+          <w:sz w:val="24"/>
+          <w:szCs w:val="24"/>
+        </w:rPr>
+        <w:t>reverse</w:t>
+      </w:r>
+      <w:proofErr w:type="spellEnd"/>
+      <w:r>
+        <w:rPr>
+          <w:rFonts w:ascii="Abadi Extra Light" w:eastAsia="BatangChe" w:hAnsi="Abadi Extra Light" w:cs="Times New Roman"/>
+          <w:sz w:val="24"/>
+          <w:szCs w:val="24"/>
+        </w:rPr>
+        <w:t xml:space="preserve">( </w:t>
+      </w:r>
+      <w:proofErr w:type="spellStart"/>
+      <w:r>
+        <w:rPr>
+          <w:rFonts w:ascii="Abadi Extra Light" w:eastAsia="BatangChe" w:hAnsi="Abadi Extra Light" w:cs="Times New Roman"/>
+          <w:sz w:val="24"/>
+          <w:szCs w:val="24"/>
+        </w:rPr>
+        <w:t>path</w:t>
+      </w:r>
+      <w:proofErr w:type="spellEnd"/>
+      <w:r>
+        <w:rPr>
+          <w:rFonts w:ascii="Abadi Extra Light" w:eastAsia="BatangChe" w:hAnsi="Abadi Extra Light" w:cs="Times New Roman"/>
+          <w:sz w:val="24"/>
+          <w:szCs w:val="24"/>
+        </w:rPr>
+        <w:t xml:space="preserve"> )</w:t>
       </w:r>
     </w:p>
     <w:p>
@@ -11931,7 +13935,25 @@
           <w:sz w:val="24"/>
           <w:szCs w:val="24"/>
         </w:rPr>
-        <w:t xml:space="preserve"> Najbardziej znaną aplikacją tego typu jest Google Maps, które pozwala na wyszukanie najlepszej i najoptymalniejszej trasy.  Moż</w:t>
+        <w:t xml:space="preserve"> Najbardziej znaną aplikacją tego typu jest Google </w:t>
+      </w:r>
+      <w:proofErr w:type="spellStart"/>
+      <w:r>
+        <w:rPr>
+          <w:rFonts w:ascii="Times New Roman" w:hAnsi="Times New Roman" w:cs="Times New Roman"/>
+          <w:sz w:val="24"/>
+          <w:szCs w:val="24"/>
+        </w:rPr>
+        <w:t>Maps</w:t>
+      </w:r>
+      <w:proofErr w:type="spellEnd"/>
+      <w:r>
+        <w:rPr>
+          <w:rFonts w:ascii="Times New Roman" w:hAnsi="Times New Roman" w:cs="Times New Roman"/>
+          <w:sz w:val="24"/>
+          <w:szCs w:val="24"/>
+        </w:rPr>
+        <w:t>, które pozwala na wyszukanie najlepszej i najoptymalniejszej trasy.  Moż</w:t>
       </w:r>
       <w:r>
         <w:rPr>
@@ -12029,7 +14051,25 @@
           <w:sz w:val="24"/>
           <w:szCs w:val="24"/>
         </w:rPr>
-        <w:t>, lecz jest on tylko podstawą dla całości, ponieważ znalezienie jednej najkrótszej ścieżki jest w takim wypadku nie wystarczające. Wykorzystany zostanie algorytm Yena, który wyszukuj</w:t>
+        <w:t xml:space="preserve">, lecz jest on tylko podstawą dla całości, ponieważ znalezienie jednej najkrótszej ścieżki jest w takim wypadku nie wystarczające. Wykorzystany zostanie algorytm </w:t>
+      </w:r>
+      <w:proofErr w:type="spellStart"/>
+      <w:r>
+        <w:rPr>
+          <w:rFonts w:ascii="Times New Roman" w:hAnsi="Times New Roman" w:cs="Times New Roman"/>
+          <w:sz w:val="24"/>
+          <w:szCs w:val="24"/>
+        </w:rPr>
+        <w:t>Yena</w:t>
+      </w:r>
+      <w:proofErr w:type="spellEnd"/>
+      <w:r>
+        <w:rPr>
+          <w:rFonts w:ascii="Times New Roman" w:hAnsi="Times New Roman" w:cs="Times New Roman"/>
+          <w:sz w:val="24"/>
+          <w:szCs w:val="24"/>
+        </w:rPr>
+        <w:t>, który wyszukuj</w:t>
       </w:r>
       <w:r>
         <w:rPr>
@@ -12187,24 +14227,82 @@
           <w:sz w:val="24"/>
           <w:szCs w:val="24"/>
         </w:rPr>
-        <w:t>Algorytm Djikstry:</w:t>
-      </w:r>
-    </w:p>
-    <w:p>
-      <w:pPr>
-        <w:rPr>
-          <w:rFonts w:ascii="Times New Roman" w:hAnsi="Times New Roman" w:cs="Times New Roman"/>
-          <w:sz w:val="24"/>
-          <w:szCs w:val="24"/>
-        </w:rPr>
-      </w:pPr>
-      <w:r>
-        <w:rPr>
-          <w:rFonts w:ascii="Times New Roman" w:hAnsi="Times New Roman" w:cs="Times New Roman"/>
-          <w:sz w:val="24"/>
-          <w:szCs w:val="24"/>
-        </w:rPr>
-        <w:t xml:space="preserve">Jest to algorytm stworzony przez Edsgera Djikstrę. </w:t>
+        <w:t xml:space="preserve">Algorytm </w:t>
+      </w:r>
+      <w:proofErr w:type="spellStart"/>
+      <w:r>
+        <w:rPr>
+          <w:rFonts w:ascii="Times New Roman" w:hAnsi="Times New Roman" w:cs="Times New Roman"/>
+          <w:b/>
+          <w:bCs/>
+          <w:sz w:val="24"/>
+          <w:szCs w:val="24"/>
+        </w:rPr>
+        <w:t>Djikstry</w:t>
+      </w:r>
+      <w:proofErr w:type="spellEnd"/>
+      <w:r>
+        <w:rPr>
+          <w:rFonts w:ascii="Times New Roman" w:hAnsi="Times New Roman" w:cs="Times New Roman"/>
+          <w:b/>
+          <w:bCs/>
+          <w:sz w:val="24"/>
+          <w:szCs w:val="24"/>
+        </w:rPr>
+        <w:t>:</w:t>
+      </w:r>
+    </w:p>
+    <w:p>
+      <w:pPr>
+        <w:rPr>
+          <w:rFonts w:ascii="Times New Roman" w:hAnsi="Times New Roman" w:cs="Times New Roman"/>
+          <w:sz w:val="24"/>
+          <w:szCs w:val="24"/>
+        </w:rPr>
+      </w:pPr>
+      <w:r>
+        <w:rPr>
+          <w:rFonts w:ascii="Times New Roman" w:hAnsi="Times New Roman" w:cs="Times New Roman"/>
+          <w:sz w:val="24"/>
+          <w:szCs w:val="24"/>
+        </w:rPr>
+        <w:t xml:space="preserve">Jest to algorytm stworzony przez </w:t>
+      </w:r>
+      <w:proofErr w:type="spellStart"/>
+      <w:r>
+        <w:rPr>
+          <w:rFonts w:ascii="Times New Roman" w:hAnsi="Times New Roman" w:cs="Times New Roman"/>
+          <w:sz w:val="24"/>
+          <w:szCs w:val="24"/>
+        </w:rPr>
+        <w:t>Edsgera</w:t>
+      </w:r>
+      <w:proofErr w:type="spellEnd"/>
+      <w:r>
+        <w:rPr>
+          <w:rFonts w:ascii="Times New Roman" w:hAnsi="Times New Roman" w:cs="Times New Roman"/>
+          <w:sz w:val="24"/>
+          <w:szCs w:val="24"/>
+        </w:rPr>
+        <w:t xml:space="preserve"> </w:t>
+      </w:r>
+      <w:proofErr w:type="spellStart"/>
+      <w:r>
+        <w:rPr>
+          <w:rFonts w:ascii="Times New Roman" w:hAnsi="Times New Roman" w:cs="Times New Roman"/>
+          <w:sz w:val="24"/>
+          <w:szCs w:val="24"/>
+        </w:rPr>
+        <w:t>Djikstrę</w:t>
+      </w:r>
+      <w:proofErr w:type="spellEnd"/>
+      <w:r>
+        <w:rPr>
+          <w:rFonts w:ascii="Times New Roman" w:hAnsi="Times New Roman" w:cs="Times New Roman"/>
+          <w:sz w:val="24"/>
+          <w:szCs w:val="24"/>
+        </w:rPr>
+        <w:t xml:space="preserve">. </w:t>
       </w:r>
       <w:r>
         <w:rPr>
@@ -12270,7 +14368,25 @@
           <w:sz w:val="24"/>
           <w:szCs w:val="24"/>
         </w:rPr>
-        <w:t xml:space="preserve">Zasada działania algorytmu jest następująca. Algorytm rozpoczyna swoje działanie od ustawienia nieskończenie dużej wartości dla tablicy odległości każdego wierzchołka od źródła. Wierzchołek startowy dostaje wartość 0. Od niego niego zaczyna się przechodzenie grafu. Dla każdego rozważanego wierzchołka sprawdzamy jego sąsiadów, jeśli, któryś z sąsiadów ma odległość od źródła większą niż odległość rozważanego wierzchołka plus waga krawędzi między tymi dwoma wierzchołkami to znaczy, że poprzez ten rozważany wierzchołek jest krótsza ścieżka niż ta do tej pory znana, więc możemy sumę odległości rozważanego wierzchołka powiększoną o wagę krawędzi przypisać jako odległość od źródła. Po przejściu wszystkich sąsiadów wierzchołka. Jest wybierany kolejny, który ma najmniejszą </w:t>
+        <w:t xml:space="preserve">Zasada działania algorytmu jest następująca. Algorytm rozpoczyna swoje działanie od ustawienia nieskończenie dużej wartości dla tablicy odległości każdego wierzchołka od źródła. Wierzchołek startowy dostaje wartość 0. Od niego </w:t>
+      </w:r>
+      <w:proofErr w:type="spellStart"/>
+      <w:r>
+        <w:rPr>
+          <w:rFonts w:ascii="Times New Roman" w:hAnsi="Times New Roman" w:cs="Times New Roman"/>
+          <w:sz w:val="24"/>
+          <w:szCs w:val="24"/>
+        </w:rPr>
+        <w:t>niego</w:t>
+      </w:r>
+      <w:proofErr w:type="spellEnd"/>
+      <w:r>
+        <w:rPr>
+          <w:rFonts w:ascii="Times New Roman" w:hAnsi="Times New Roman" w:cs="Times New Roman"/>
+          <w:sz w:val="24"/>
+          <w:szCs w:val="24"/>
+        </w:rPr>
+        <w:t xml:space="preserve"> zaczyna się przechodzenie grafu. Dla każdego rozważanego wierzchołka sprawdzamy jego sąsiadów, jeśli, któryś z sąsiadów ma odległość od źródła większą niż odległość rozważanego wierzchołka plus waga krawędzi między tymi dwoma wierzchołkami to znaczy, że poprzez ten rozważany wierzchołek jest krótsza ścieżka niż ta do tej pory znana, więc możemy sumę odległości rozważanego wierzchołka powiększoną o wagę krawędzi przypisać jako odległość od źródła. Po przejściu wszystkich sąsiadów wierzchołka. Jest wybierany kolejny, który ma najmniejszą </w:t>
       </w:r>
       <w:r>
         <w:rPr>
@@ -12396,6 +14512,7 @@
         </w:rPr>
         <w:t xml:space="preserve">   </w:t>
       </w:r>
+      <w:proofErr w:type="spellStart"/>
       <w:r>
         <w:rPr>
           <w:rFonts w:ascii="Times New Roman" w:hAnsi="Times New Roman" w:cs="Times New Roman"/>
@@ -12403,18 +14520,19 @@
           <w:sz w:val="24"/>
           <w:szCs w:val="24"/>
         </w:rPr>
-        <w:t>function Djikstra( Graf, start, koniec )</w:t>
-      </w:r>
-    </w:p>
-    <w:p>
-      <w:pPr>
+        <w:t>function</w:t>
+      </w:r>
+      <w:proofErr w:type="spellEnd"/>
+      <w:r>
         <w:rPr>
           <w:rFonts w:ascii="Times New Roman" w:hAnsi="Times New Roman" w:cs="Times New Roman"/>
           <w:i/>
           <w:sz w:val="24"/>
           <w:szCs w:val="24"/>
         </w:rPr>
-      </w:pPr>
+        <w:t xml:space="preserve"> </w:t>
+      </w:r>
+      <w:proofErr w:type="spellStart"/>
       <w:r>
         <w:rPr>
           <w:rFonts w:ascii="Times New Roman" w:hAnsi="Times New Roman" w:cs="Times New Roman"/>
@@ -12422,6 +14540,35 @@
           <w:sz w:val="24"/>
           <w:szCs w:val="24"/>
         </w:rPr>
+        <w:t>Djikstra</w:t>
+      </w:r>
+      <w:proofErr w:type="spellEnd"/>
+      <w:r>
+        <w:rPr>
+          <w:rFonts w:ascii="Times New Roman" w:hAnsi="Times New Roman" w:cs="Times New Roman"/>
+          <w:i/>
+          <w:sz w:val="24"/>
+          <w:szCs w:val="24"/>
+        </w:rPr>
+        <w:t>( Graf, start, koniec )</w:t>
+      </w:r>
+    </w:p>
+    <w:p>
+      <w:pPr>
+        <w:rPr>
+          <w:rFonts w:ascii="Times New Roman" w:hAnsi="Times New Roman" w:cs="Times New Roman"/>
+          <w:i/>
+          <w:sz w:val="24"/>
+          <w:szCs w:val="24"/>
+        </w:rPr>
+      </w:pPr>
+      <w:r>
+        <w:rPr>
+          <w:rFonts w:ascii="Times New Roman" w:hAnsi="Times New Roman" w:cs="Times New Roman"/>
+          <w:i/>
+          <w:sz w:val="24"/>
+          <w:szCs w:val="24"/>
+        </w:rPr>
         <w:t>2</w:t>
       </w:r>
       <w:r>
@@ -12488,6 +14635,7 @@
         </w:rPr>
         <w:t xml:space="preserve">    </w:t>
       </w:r>
+      <w:proofErr w:type="spellStart"/>
       <w:r>
         <w:rPr>
           <w:rFonts w:ascii="Times New Roman" w:hAnsi="Times New Roman" w:cs="Times New Roman"/>
@@ -12495,25 +14643,35 @@
           <w:sz w:val="24"/>
           <w:szCs w:val="24"/>
         </w:rPr>
-        <w:t>Dlugosc[ start] = 0</w:t>
-      </w:r>
-    </w:p>
-    <w:p>
-      <w:pPr>
+        <w:t>Dlugosc</w:t>
+      </w:r>
+      <w:proofErr w:type="spellEnd"/>
+      <w:r>
         <w:rPr>
           <w:rFonts w:ascii="Times New Roman" w:hAnsi="Times New Roman" w:cs="Times New Roman"/>
           <w:i/>
           <w:sz w:val="24"/>
           <w:szCs w:val="24"/>
         </w:rPr>
-      </w:pPr>
-      <w:r>
+        <w:t>[ start] = 0</w:t>
+      </w:r>
+    </w:p>
+    <w:p>
+      <w:pPr>
         <w:rPr>
           <w:rFonts w:ascii="Times New Roman" w:hAnsi="Times New Roman" w:cs="Times New Roman"/>
           <w:i/>
           <w:sz w:val="24"/>
           <w:szCs w:val="24"/>
         </w:rPr>
+      </w:pPr>
+      <w:r>
+        <w:rPr>
+          <w:rFonts w:ascii="Times New Roman" w:hAnsi="Times New Roman" w:cs="Times New Roman"/>
+          <w:i/>
+          <w:sz w:val="24"/>
+          <w:szCs w:val="24"/>
+        </w:rPr>
         <w:t>4</w:t>
       </w:r>
       <w:r>
@@ -12523,18 +14681,19 @@
           <w:sz w:val="24"/>
           <w:szCs w:val="24"/>
         </w:rPr>
-        <w:t xml:space="preserve">              Priority_queue queue()</w:t>
-      </w:r>
-    </w:p>
-    <w:p>
-      <w:pPr>
+        <w:t xml:space="preserve">              </w:t>
+      </w:r>
+      <w:proofErr w:type="spellStart"/>
+      <w:r>
         <w:rPr>
           <w:rFonts w:ascii="Times New Roman" w:hAnsi="Times New Roman" w:cs="Times New Roman"/>
           <w:i/>
           <w:sz w:val="24"/>
           <w:szCs w:val="24"/>
         </w:rPr>
-      </w:pPr>
+        <w:t>Priority_queue</w:t>
+      </w:r>
+      <w:proofErr w:type="spellEnd"/>
       <w:r>
         <w:rPr>
           <w:rFonts w:ascii="Times New Roman" w:hAnsi="Times New Roman" w:cs="Times New Roman"/>
@@ -12542,6 +14701,45 @@
           <w:sz w:val="24"/>
           <w:szCs w:val="24"/>
         </w:rPr>
+        <w:t xml:space="preserve"> </w:t>
+      </w:r>
+      <w:proofErr w:type="spellStart"/>
+      <w:r>
+        <w:rPr>
+          <w:rFonts w:ascii="Times New Roman" w:hAnsi="Times New Roman" w:cs="Times New Roman"/>
+          <w:i/>
+          <w:sz w:val="24"/>
+          <w:szCs w:val="24"/>
+        </w:rPr>
+        <w:t>queue</w:t>
+      </w:r>
+      <w:proofErr w:type="spellEnd"/>
+      <w:r>
+        <w:rPr>
+          <w:rFonts w:ascii="Times New Roman" w:hAnsi="Times New Roman" w:cs="Times New Roman"/>
+          <w:i/>
+          <w:sz w:val="24"/>
+          <w:szCs w:val="24"/>
+        </w:rPr>
+        <w:t>()</w:t>
+      </w:r>
+    </w:p>
+    <w:p>
+      <w:pPr>
+        <w:rPr>
+          <w:rFonts w:ascii="Times New Roman" w:hAnsi="Times New Roman" w:cs="Times New Roman"/>
+          <w:i/>
+          <w:sz w:val="24"/>
+          <w:szCs w:val="24"/>
+        </w:rPr>
+      </w:pPr>
+      <w:r>
+        <w:rPr>
+          <w:rFonts w:ascii="Times New Roman" w:hAnsi="Times New Roman" w:cs="Times New Roman"/>
+          <w:i/>
+          <w:sz w:val="24"/>
+          <w:szCs w:val="24"/>
+        </w:rPr>
         <w:t>5</w:t>
       </w:r>
       <w:r>
@@ -12562,6 +14760,7 @@
         </w:rPr>
         <w:t xml:space="preserve">    </w:t>
       </w:r>
+      <w:proofErr w:type="spellStart"/>
       <w:r>
         <w:rPr>
           <w:rFonts w:ascii="Times New Roman" w:hAnsi="Times New Roman" w:cs="Times New Roman"/>
@@ -12569,25 +14768,35 @@
           <w:sz w:val="24"/>
           <w:szCs w:val="24"/>
         </w:rPr>
-        <w:t xml:space="preserve">Queue.push( start ) </w:t>
-      </w:r>
-    </w:p>
-    <w:p>
-      <w:pPr>
+        <w:t>Queue.push</w:t>
+      </w:r>
+      <w:proofErr w:type="spellEnd"/>
+      <w:r>
         <w:rPr>
           <w:rFonts w:ascii="Times New Roman" w:hAnsi="Times New Roman" w:cs="Times New Roman"/>
           <w:i/>
           <w:sz w:val="24"/>
           <w:szCs w:val="24"/>
         </w:rPr>
-      </w:pPr>
-      <w:r>
+        <w:t xml:space="preserve">( start ) </w:t>
+      </w:r>
+    </w:p>
+    <w:p>
+      <w:pPr>
         <w:rPr>
           <w:rFonts w:ascii="Times New Roman" w:hAnsi="Times New Roman" w:cs="Times New Roman"/>
           <w:i/>
           <w:sz w:val="24"/>
           <w:szCs w:val="24"/>
         </w:rPr>
+      </w:pPr>
+      <w:r>
+        <w:rPr>
+          <w:rFonts w:ascii="Times New Roman" w:hAnsi="Times New Roman" w:cs="Times New Roman"/>
+          <w:i/>
+          <w:sz w:val="24"/>
+          <w:szCs w:val="24"/>
+        </w:rPr>
         <w:t>6</w:t>
       </w:r>
       <w:r>
@@ -12608,6 +14817,7 @@
         </w:rPr>
         <w:t xml:space="preserve">    </w:t>
       </w:r>
+      <w:proofErr w:type="spellStart"/>
       <w:r>
         <w:rPr>
           <w:rFonts w:ascii="Times New Roman" w:hAnsi="Times New Roman" w:cs="Times New Roman"/>
@@ -12615,18 +14825,19 @@
           <w:sz w:val="24"/>
           <w:szCs w:val="24"/>
         </w:rPr>
-        <w:t>While( queue.top() != koniec )</w:t>
-      </w:r>
-    </w:p>
-    <w:p>
-      <w:pPr>
+        <w:t>While</w:t>
+      </w:r>
+      <w:proofErr w:type="spellEnd"/>
+      <w:r>
         <w:rPr>
           <w:rFonts w:ascii="Times New Roman" w:hAnsi="Times New Roman" w:cs="Times New Roman"/>
           <w:i/>
           <w:sz w:val="24"/>
           <w:szCs w:val="24"/>
         </w:rPr>
-      </w:pPr>
+        <w:t xml:space="preserve">( </w:t>
+      </w:r>
+      <w:proofErr w:type="spellStart"/>
       <w:r>
         <w:rPr>
           <w:rFonts w:ascii="Times New Roman" w:hAnsi="Times New Roman" w:cs="Times New Roman"/>
@@ -12634,6 +14845,35 @@
           <w:sz w:val="24"/>
           <w:szCs w:val="24"/>
         </w:rPr>
+        <w:t>queue.top</w:t>
+      </w:r>
+      <w:proofErr w:type="spellEnd"/>
+      <w:r>
+        <w:rPr>
+          <w:rFonts w:ascii="Times New Roman" w:hAnsi="Times New Roman" w:cs="Times New Roman"/>
+          <w:i/>
+          <w:sz w:val="24"/>
+          <w:szCs w:val="24"/>
+        </w:rPr>
+        <w:t>() != koniec )</w:t>
+      </w:r>
+    </w:p>
+    <w:p>
+      <w:pPr>
+        <w:rPr>
+          <w:rFonts w:ascii="Times New Roman" w:hAnsi="Times New Roman" w:cs="Times New Roman"/>
+          <w:i/>
+          <w:sz w:val="24"/>
+          <w:szCs w:val="24"/>
+        </w:rPr>
+      </w:pPr>
+      <w:r>
+        <w:rPr>
+          <w:rFonts w:ascii="Times New Roman" w:hAnsi="Times New Roman" w:cs="Times New Roman"/>
+          <w:i/>
+          <w:sz w:val="24"/>
+          <w:szCs w:val="24"/>
+        </w:rPr>
         <w:t>7</w:t>
       </w:r>
       <w:r>
@@ -12653,18 +14893,19 @@
           <w:szCs w:val="24"/>
         </w:rPr>
         <w:tab/>
-        <w:t>V = queue.top()</w:t>
-      </w:r>
-    </w:p>
-    <w:p>
-      <w:pPr>
+        <w:t xml:space="preserve">V = </w:t>
+      </w:r>
+      <w:proofErr w:type="spellStart"/>
+      <w:r>
         <w:rPr>
           <w:rFonts w:ascii="Times New Roman" w:hAnsi="Times New Roman" w:cs="Times New Roman"/>
           <w:i/>
           <w:sz w:val="24"/>
           <w:szCs w:val="24"/>
         </w:rPr>
-      </w:pPr>
+        <w:t>queue.top</w:t>
+      </w:r>
+      <w:proofErr w:type="spellEnd"/>
       <w:r>
         <w:rPr>
           <w:rFonts w:ascii="Times New Roman" w:hAnsi="Times New Roman" w:cs="Times New Roman"/>
@@ -12672,6 +14913,25 @@
           <w:sz w:val="24"/>
           <w:szCs w:val="24"/>
         </w:rPr>
+        <w:t>()</w:t>
+      </w:r>
+    </w:p>
+    <w:p>
+      <w:pPr>
+        <w:rPr>
+          <w:rFonts w:ascii="Times New Roman" w:hAnsi="Times New Roman" w:cs="Times New Roman"/>
+          <w:i/>
+          <w:sz w:val="24"/>
+          <w:szCs w:val="24"/>
+        </w:rPr>
+      </w:pPr>
+      <w:r>
+        <w:rPr>
+          <w:rFonts w:ascii="Times New Roman" w:hAnsi="Times New Roman" w:cs="Times New Roman"/>
+          <w:i/>
+          <w:sz w:val="24"/>
+          <w:szCs w:val="24"/>
+        </w:rPr>
         <w:t>8</w:t>
       </w:r>
       <w:r>
@@ -12691,7 +14951,26 @@
           <w:szCs w:val="24"/>
         </w:rPr>
         <w:tab/>
-        <w:t xml:space="preserve">Queue.pop()             </w:t>
+      </w:r>
+      <w:proofErr w:type="spellStart"/>
+      <w:r>
+        <w:rPr>
+          <w:rFonts w:ascii="Times New Roman" w:hAnsi="Times New Roman" w:cs="Times New Roman"/>
+          <w:i/>
+          <w:sz w:val="24"/>
+          <w:szCs w:val="24"/>
+        </w:rPr>
+        <w:t>Queue.pop</w:t>
+      </w:r>
+      <w:proofErr w:type="spellEnd"/>
+      <w:r>
+        <w:rPr>
+          <w:rFonts w:ascii="Times New Roman" w:hAnsi="Times New Roman" w:cs="Times New Roman"/>
+          <w:i/>
+          <w:sz w:val="24"/>
+          <w:szCs w:val="24"/>
+        </w:rPr>
+        <w:t xml:space="preserve">()             </w:t>
       </w:r>
       <w:r>
         <w:rPr>
@@ -12843,18 +15122,19 @@
           <w:szCs w:val="24"/>
         </w:rPr>
         <w:tab/>
-        <w:t>Jeśli długość[ w ] &gt; długość[ v ] + waga(v,w)</w:t>
-      </w:r>
-    </w:p>
-    <w:p>
-      <w:pPr>
+        <w:t>Jeśli długość[ w ] &gt; długość[ v ] + waga(</w:t>
+      </w:r>
+      <w:proofErr w:type="spellStart"/>
+      <w:r>
         <w:rPr>
           <w:rFonts w:ascii="Times New Roman" w:hAnsi="Times New Roman" w:cs="Times New Roman"/>
           <w:i/>
           <w:sz w:val="24"/>
           <w:szCs w:val="24"/>
         </w:rPr>
-      </w:pPr>
+        <w:t>v,w</w:t>
+      </w:r>
+      <w:proofErr w:type="spellEnd"/>
       <w:r>
         <w:rPr>
           <w:rFonts w:ascii="Times New Roman" w:hAnsi="Times New Roman" w:cs="Times New Roman"/>
@@ -12862,6 +15142,25 @@
           <w:sz w:val="24"/>
           <w:szCs w:val="24"/>
         </w:rPr>
+        <w:t>)</w:t>
+      </w:r>
+    </w:p>
+    <w:p>
+      <w:pPr>
+        <w:rPr>
+          <w:rFonts w:ascii="Times New Roman" w:hAnsi="Times New Roman" w:cs="Times New Roman"/>
+          <w:i/>
+          <w:sz w:val="24"/>
+          <w:szCs w:val="24"/>
+        </w:rPr>
+      </w:pPr>
+      <w:r>
+        <w:rPr>
+          <w:rFonts w:ascii="Times New Roman" w:hAnsi="Times New Roman" w:cs="Times New Roman"/>
+          <w:i/>
+          <w:sz w:val="24"/>
+          <w:szCs w:val="24"/>
+        </w:rPr>
         <w:t>12</w:t>
       </w:r>
       <w:r>
@@ -12908,8 +15207,9 @@
           <w:szCs w:val="24"/>
         </w:rPr>
         <w:tab/>
-        <w:t>Długość[w] = długość[v] + waga(v,w)</w:t>
-      </w:r>
+        <w:t>Długość[w] = długość[v] + waga(</w:t>
+      </w:r>
+      <w:proofErr w:type="spellStart"/>
       <w:r>
         <w:rPr>
           <w:rFonts w:ascii="Times New Roman" w:hAnsi="Times New Roman" w:cs="Times New Roman"/>
@@ -12917,6 +15217,25 @@
           <w:sz w:val="24"/>
           <w:szCs w:val="24"/>
         </w:rPr>
+        <w:t>v,w</w:t>
+      </w:r>
+      <w:proofErr w:type="spellEnd"/>
+      <w:r>
+        <w:rPr>
+          <w:rFonts w:ascii="Times New Roman" w:hAnsi="Times New Roman" w:cs="Times New Roman"/>
+          <w:i/>
+          <w:sz w:val="24"/>
+          <w:szCs w:val="24"/>
+        </w:rPr>
+        <w:t>)</w:t>
+      </w:r>
+      <w:r>
+        <w:rPr>
+          <w:rFonts w:ascii="Times New Roman" w:hAnsi="Times New Roman" w:cs="Times New Roman"/>
+          <w:i/>
+          <w:sz w:val="24"/>
+          <w:szCs w:val="24"/>
+        </w:rPr>
         <w:t xml:space="preserve"> </w:t>
       </w:r>
     </w:p>
@@ -12982,18 +15301,18 @@
           <w:szCs w:val="24"/>
         </w:rPr>
         <w:tab/>
-        <w:t>Queue.push(w)</w:t>
-      </w:r>
-    </w:p>
-    <w:p>
-      <w:pPr>
+      </w:r>
+      <w:proofErr w:type="spellStart"/>
+      <w:r>
         <w:rPr>
           <w:rFonts w:ascii="Times New Roman" w:hAnsi="Times New Roman" w:cs="Times New Roman"/>
           <w:i/>
           <w:sz w:val="24"/>
           <w:szCs w:val="24"/>
         </w:rPr>
-      </w:pPr>
+        <w:t>Queue.push</w:t>
+      </w:r>
+      <w:proofErr w:type="spellEnd"/>
       <w:r>
         <w:rPr>
           <w:rFonts w:ascii="Times New Roman" w:hAnsi="Times New Roman" w:cs="Times New Roman"/>
@@ -13001,6 +15320,25 @@
           <w:sz w:val="24"/>
           <w:szCs w:val="24"/>
         </w:rPr>
+        <w:t>(w)</w:t>
+      </w:r>
+    </w:p>
+    <w:p>
+      <w:pPr>
+        <w:rPr>
+          <w:rFonts w:ascii="Times New Roman" w:hAnsi="Times New Roman" w:cs="Times New Roman"/>
+          <w:i/>
+          <w:sz w:val="24"/>
+          <w:szCs w:val="24"/>
+        </w:rPr>
+      </w:pPr>
+      <w:r>
+        <w:rPr>
+          <w:rFonts w:ascii="Times New Roman" w:hAnsi="Times New Roman" w:cs="Times New Roman"/>
+          <w:i/>
+          <w:sz w:val="24"/>
+          <w:szCs w:val="24"/>
+        </w:rPr>
         <w:t>14</w:t>
       </w:r>
       <w:r>
@@ -13158,32 +15496,90 @@
           <w:sz w:val="24"/>
           <w:szCs w:val="24"/>
         </w:rPr>
-        <w:t>Algorytm Yena:</w:t>
-      </w:r>
-    </w:p>
-    <w:p>
-      <w:pPr>
-        <w:rPr>
-          <w:rFonts w:ascii="Times New Roman" w:hAnsi="Times New Roman" w:cs="Times New Roman"/>
-          <w:sz w:val="24"/>
-          <w:szCs w:val="24"/>
-        </w:rPr>
-      </w:pPr>
-      <w:r>
-        <w:rPr>
-          <w:rFonts w:ascii="Times New Roman" w:hAnsi="Times New Roman" w:cs="Times New Roman"/>
-          <w:sz w:val="24"/>
-          <w:szCs w:val="24"/>
-        </w:rPr>
-        <w:t>Algorytm ten służy do znajdowania k-tej najkrótszej ścieżkę w grafie. Bazuje na wyżej wymienionym algorytmie Djisktry. W jego miejscu możemy równie dobrze umieścić inny algorytm znajdowania najkrótszej ścieżki w grafie.</w:t>
-      </w:r>
-      <w:r>
-        <w:rPr>
-          <w:rFonts w:ascii="Times New Roman" w:hAnsi="Times New Roman" w:cs="Times New Roman"/>
-          <w:sz w:val="24"/>
-          <w:szCs w:val="24"/>
-        </w:rPr>
-        <w:t xml:space="preserve"> Algorytm rozpoczyna się od znalezienia najkrótszej ścieżki za pomocą wspominanego algorytmu Djikstry. Do obliczenia k-tej ścieżki, wszystkie k-1 ścieżką muszą być już obliczone.</w:t>
+        <w:t xml:space="preserve">Algorytm </w:t>
+      </w:r>
+      <w:proofErr w:type="spellStart"/>
+      <w:r>
+        <w:rPr>
+          <w:rFonts w:ascii="Times New Roman" w:hAnsi="Times New Roman" w:cs="Times New Roman"/>
+          <w:b/>
+          <w:bCs/>
+          <w:sz w:val="24"/>
+          <w:szCs w:val="24"/>
+        </w:rPr>
+        <w:t>Yena</w:t>
+      </w:r>
+      <w:proofErr w:type="spellEnd"/>
+      <w:r>
+        <w:rPr>
+          <w:rFonts w:ascii="Times New Roman" w:hAnsi="Times New Roman" w:cs="Times New Roman"/>
+          <w:b/>
+          <w:bCs/>
+          <w:sz w:val="24"/>
+          <w:szCs w:val="24"/>
+        </w:rPr>
+        <w:t>:</w:t>
+      </w:r>
+    </w:p>
+    <w:p>
+      <w:pPr>
+        <w:rPr>
+          <w:rFonts w:ascii="Times New Roman" w:hAnsi="Times New Roman" w:cs="Times New Roman"/>
+          <w:sz w:val="24"/>
+          <w:szCs w:val="24"/>
+        </w:rPr>
+      </w:pPr>
+      <w:r>
+        <w:rPr>
+          <w:rFonts w:ascii="Times New Roman" w:hAnsi="Times New Roman" w:cs="Times New Roman"/>
+          <w:sz w:val="24"/>
+          <w:szCs w:val="24"/>
+        </w:rPr>
+        <w:t xml:space="preserve">Algorytm ten służy do znajdowania k-tej najkrótszej ścieżkę w grafie. Bazuje na wyżej wymienionym algorytmie </w:t>
+      </w:r>
+      <w:proofErr w:type="spellStart"/>
+      <w:r>
+        <w:rPr>
+          <w:rFonts w:ascii="Times New Roman" w:hAnsi="Times New Roman" w:cs="Times New Roman"/>
+          <w:sz w:val="24"/>
+          <w:szCs w:val="24"/>
+        </w:rPr>
+        <w:t>Djisktry</w:t>
+      </w:r>
+      <w:proofErr w:type="spellEnd"/>
+      <w:r>
+        <w:rPr>
+          <w:rFonts w:ascii="Times New Roman" w:hAnsi="Times New Roman" w:cs="Times New Roman"/>
+          <w:sz w:val="24"/>
+          <w:szCs w:val="24"/>
+        </w:rPr>
+        <w:t>. W jego miejscu możemy równie dobrze umieścić inny algorytm znajdowania najkrótszej ścieżki w grafie.</w:t>
+      </w:r>
+      <w:r>
+        <w:rPr>
+          <w:rFonts w:ascii="Times New Roman" w:hAnsi="Times New Roman" w:cs="Times New Roman"/>
+          <w:sz w:val="24"/>
+          <w:szCs w:val="24"/>
+        </w:rPr>
+        <w:t xml:space="preserve"> Algorytm rozpoczyna się od znalezienia najkrótszej ścieżki za pomocą wspominanego algorytmu </w:t>
+      </w:r>
+      <w:proofErr w:type="spellStart"/>
+      <w:r>
+        <w:rPr>
+          <w:rFonts w:ascii="Times New Roman" w:hAnsi="Times New Roman" w:cs="Times New Roman"/>
+          <w:sz w:val="24"/>
+          <w:szCs w:val="24"/>
+        </w:rPr>
+        <w:t>Djikstry</w:t>
+      </w:r>
+      <w:proofErr w:type="spellEnd"/>
+      <w:r>
+        <w:rPr>
+          <w:rFonts w:ascii="Times New Roman" w:hAnsi="Times New Roman" w:cs="Times New Roman"/>
+          <w:sz w:val="24"/>
+          <w:szCs w:val="24"/>
+        </w:rPr>
+        <w:t>. Do obliczenia k-tej ścieżki, wszystkie k-1 ścieżką muszą być już obliczone.</w:t>
       </w:r>
       <w:r>
         <w:rPr>
@@ -13344,7 +15740,21 @@
         <w:rPr>
           <w:rFonts w:ascii="Times New Roman" w:hAnsi="Times New Roman" w:cs="Times New Roman"/>
         </w:rPr>
-        <w:t>. W tak przygotowanym grafie wyszukiwana jest ścieżka rozszerzająca poprzez algorytm Djikstry, w którym zmienia się wierzchołek startowy na wierzchołek rozszerzający. Wariant najkrótszej ścieżki zostaje uzyskany poprzez zsumowanie ścieżki bazowej oraz ścieżki rozszerzającej w jedną ścieżkę. Następnie dodawany jest on do zbioru wariantów. Ostatnim krokiem w pojedynczej iteracji jest przywrócenie usuniętych wierzchołków i krawędzi.</w:t>
+        <w:t xml:space="preserve">. W tak przygotowanym grafie wyszukiwana jest ścieżka rozszerzająca poprzez algorytm </w:t>
+      </w:r>
+      <w:proofErr w:type="spellStart"/>
+      <w:r>
+        <w:rPr>
+          <w:rFonts w:ascii="Times New Roman" w:hAnsi="Times New Roman" w:cs="Times New Roman"/>
+        </w:rPr>
+        <w:t>Djikstry</w:t>
+      </w:r>
+      <w:proofErr w:type="spellEnd"/>
+      <w:r>
+        <w:rPr>
+          <w:rFonts w:ascii="Times New Roman" w:hAnsi="Times New Roman" w:cs="Times New Roman"/>
+        </w:rPr>
+        <w:t>, w którym zmienia się wierzchołek startowy na wierzchołek rozszerzający. Wariant najkrótszej ścieżki zostaje uzyskany poprzez zsumowanie ścieżki bazowej oraz ścieżki rozszerzającej w jedną ścieżkę. Następnie dodawany jest on do zbioru wariantów. Ostatnim krokiem w pojedynczej iteracji jest przywrócenie usuniętych wierzchołków i krawędzi.</w:t>
       </w:r>
       <w:r>
         <w:rPr>
@@ -13440,7 +15850,49 @@
           <w:rFonts w:ascii="Yu Mincho Light" w:eastAsia="Yu Mincho Light" w:hAnsi="Yu Mincho Light" w:cs="Times New Roman"/>
         </w:rPr>
         <w:tab/>
-        <w:t>def findBestPath(variants, paths):</w:t>
+        <w:t xml:space="preserve">def </w:t>
+      </w:r>
+      <w:proofErr w:type="spellStart"/>
+      <w:r>
+        <w:rPr>
+          <w:rFonts w:ascii="Yu Mincho Light" w:eastAsia="Yu Mincho Light" w:hAnsi="Yu Mincho Light" w:cs="Times New Roman"/>
+        </w:rPr>
+        <w:t>findBestPath</w:t>
+      </w:r>
+      <w:proofErr w:type="spellEnd"/>
+      <w:r>
+        <w:rPr>
+          <w:rFonts w:ascii="Yu Mincho Light" w:eastAsia="Yu Mincho Light" w:hAnsi="Yu Mincho Light" w:cs="Times New Roman"/>
+        </w:rPr>
+        <w:t>(</w:t>
+      </w:r>
+      <w:proofErr w:type="spellStart"/>
+      <w:r>
+        <w:rPr>
+          <w:rFonts w:ascii="Yu Mincho Light" w:eastAsia="Yu Mincho Light" w:hAnsi="Yu Mincho Light" w:cs="Times New Roman"/>
+        </w:rPr>
+        <w:t>variants</w:t>
+      </w:r>
+      <w:proofErr w:type="spellEnd"/>
+      <w:r>
+        <w:rPr>
+          <w:rFonts w:ascii="Yu Mincho Light" w:eastAsia="Yu Mincho Light" w:hAnsi="Yu Mincho Light" w:cs="Times New Roman"/>
+        </w:rPr>
+        <w:t xml:space="preserve">, </w:t>
+      </w:r>
+      <w:proofErr w:type="spellStart"/>
+      <w:r>
+        <w:rPr>
+          <w:rFonts w:ascii="Yu Mincho Light" w:eastAsia="Yu Mincho Light" w:hAnsi="Yu Mincho Light" w:cs="Times New Roman"/>
+        </w:rPr>
+        <w:t>paths</w:t>
+      </w:r>
+      <w:proofErr w:type="spellEnd"/>
+      <w:r>
+        <w:rPr>
+          <w:rFonts w:ascii="Yu Mincho Light" w:eastAsia="Yu Mincho Light" w:hAnsi="Yu Mincho Light" w:cs="Times New Roman"/>
+        </w:rPr>
+        <w:t>):</w:t>
       </w:r>
     </w:p>
     <w:p>
@@ -13466,7 +15918,34 @@
           <w:rFonts w:ascii="Yu Mincho Light" w:eastAsia="Yu Mincho Light" w:hAnsi="Yu Mincho Light" w:cs="Times New Roman"/>
         </w:rPr>
         <w:tab/>
-        <w:t>if len(variants) == 0:</w:t>
+      </w:r>
+      <w:proofErr w:type="spellStart"/>
+      <w:r>
+        <w:rPr>
+          <w:rFonts w:ascii="Yu Mincho Light" w:eastAsia="Yu Mincho Light" w:hAnsi="Yu Mincho Light" w:cs="Times New Roman"/>
+        </w:rPr>
+        <w:t>if</w:t>
+      </w:r>
+      <w:proofErr w:type="spellEnd"/>
+      <w:r>
+        <w:rPr>
+          <w:rFonts w:ascii="Yu Mincho Light" w:eastAsia="Yu Mincho Light" w:hAnsi="Yu Mincho Light" w:cs="Times New Roman"/>
+        </w:rPr>
+        <w:t xml:space="preserve"> len(</w:t>
+      </w:r>
+      <w:proofErr w:type="spellStart"/>
+      <w:r>
+        <w:rPr>
+          <w:rFonts w:ascii="Yu Mincho Light" w:eastAsia="Yu Mincho Light" w:hAnsi="Yu Mincho Light" w:cs="Times New Roman"/>
+        </w:rPr>
+        <w:t>variants</w:t>
+      </w:r>
+      <w:proofErr w:type="spellEnd"/>
+      <w:r>
+        <w:rPr>
+          <w:rFonts w:ascii="Yu Mincho Light" w:eastAsia="Yu Mincho Light" w:hAnsi="Yu Mincho Light" w:cs="Times New Roman"/>
+        </w:rPr>
+        <w:t>) == 0:</w:t>
       </w:r>
     </w:p>
     <w:p>
@@ -13498,7 +15977,21 @@
           <w:rFonts w:ascii="Yu Mincho Light" w:eastAsia="Yu Mincho Light" w:hAnsi="Yu Mincho Light" w:cs="Times New Roman"/>
         </w:rPr>
         <w:tab/>
-        <w:t xml:space="preserve">return false </w:t>
+        <w:t xml:space="preserve">return </w:t>
+      </w:r>
+      <w:proofErr w:type="spellStart"/>
+      <w:r>
+        <w:rPr>
+          <w:rFonts w:ascii="Yu Mincho Light" w:eastAsia="Yu Mincho Light" w:hAnsi="Yu Mincho Light" w:cs="Times New Roman"/>
+        </w:rPr>
+        <w:t>false</w:t>
+      </w:r>
+      <w:proofErr w:type="spellEnd"/>
+      <w:r>
+        <w:rPr>
+          <w:rFonts w:ascii="Yu Mincho Light" w:eastAsia="Yu Mincho Light" w:hAnsi="Yu Mincho Light" w:cs="Times New Roman"/>
+        </w:rPr>
+        <w:t xml:space="preserve"> </w:t>
       </w:r>
     </w:p>
     <w:p>
@@ -13524,7 +16017,34 @@
           <w:rFonts w:ascii="Yu Mincho Light" w:eastAsia="Yu Mincho Light" w:hAnsi="Yu Mincho Light" w:cs="Times New Roman"/>
         </w:rPr>
         <w:tab/>
-        <w:t>bestPath = variants.findMinPath()</w:t>
+      </w:r>
+      <w:proofErr w:type="spellStart"/>
+      <w:r>
+        <w:rPr>
+          <w:rFonts w:ascii="Yu Mincho Light" w:eastAsia="Yu Mincho Light" w:hAnsi="Yu Mincho Light" w:cs="Times New Roman"/>
+        </w:rPr>
+        <w:t>bestPath</w:t>
+      </w:r>
+      <w:proofErr w:type="spellEnd"/>
+      <w:r>
+        <w:rPr>
+          <w:rFonts w:ascii="Yu Mincho Light" w:eastAsia="Yu Mincho Light" w:hAnsi="Yu Mincho Light" w:cs="Times New Roman"/>
+        </w:rPr>
+        <w:t xml:space="preserve"> = </w:t>
+      </w:r>
+      <w:proofErr w:type="spellStart"/>
+      <w:r>
+        <w:rPr>
+          <w:rFonts w:ascii="Yu Mincho Light" w:eastAsia="Yu Mincho Light" w:hAnsi="Yu Mincho Light" w:cs="Times New Roman"/>
+        </w:rPr>
+        <w:t>variants.findMinPath</w:t>
+      </w:r>
+      <w:proofErr w:type="spellEnd"/>
+      <w:r>
+        <w:rPr>
+          <w:rFonts w:ascii="Yu Mincho Light" w:eastAsia="Yu Mincho Light" w:hAnsi="Yu Mincho Light" w:cs="Times New Roman"/>
+        </w:rPr>
+        <w:t>()</w:t>
       </w:r>
     </w:p>
     <w:p>
@@ -13550,7 +16070,34 @@
           <w:rFonts w:ascii="Yu Mincho Light" w:eastAsia="Yu Mincho Light" w:hAnsi="Yu Mincho Light" w:cs="Times New Roman"/>
         </w:rPr>
         <w:tab/>
-        <w:t>variants.remove(bestPath)</w:t>
+      </w:r>
+      <w:proofErr w:type="spellStart"/>
+      <w:r>
+        <w:rPr>
+          <w:rFonts w:ascii="Yu Mincho Light" w:eastAsia="Yu Mincho Light" w:hAnsi="Yu Mincho Light" w:cs="Times New Roman"/>
+        </w:rPr>
+        <w:t>variants.remove</w:t>
+      </w:r>
+      <w:proofErr w:type="spellEnd"/>
+      <w:r>
+        <w:rPr>
+          <w:rFonts w:ascii="Yu Mincho Light" w:eastAsia="Yu Mincho Light" w:hAnsi="Yu Mincho Light" w:cs="Times New Roman"/>
+        </w:rPr>
+        <w:t>(</w:t>
+      </w:r>
+      <w:proofErr w:type="spellStart"/>
+      <w:r>
+        <w:rPr>
+          <w:rFonts w:ascii="Yu Mincho Light" w:eastAsia="Yu Mincho Light" w:hAnsi="Yu Mincho Light" w:cs="Times New Roman"/>
+        </w:rPr>
+        <w:t>bestPath</w:t>
+      </w:r>
+      <w:proofErr w:type="spellEnd"/>
+      <w:r>
+        <w:rPr>
+          <w:rFonts w:ascii="Yu Mincho Light" w:eastAsia="Yu Mincho Light" w:hAnsi="Yu Mincho Light" w:cs="Times New Roman"/>
+        </w:rPr>
+        <w:t>)</w:t>
       </w:r>
     </w:p>
     <w:p>
@@ -13576,7 +16123,34 @@
           <w:rFonts w:ascii="Yu Mincho Light" w:eastAsia="Yu Mincho Light" w:hAnsi="Yu Mincho Light" w:cs="Times New Roman"/>
         </w:rPr>
         <w:tab/>
-        <w:t>paths.push( bestPath )</w:t>
+      </w:r>
+      <w:proofErr w:type="spellStart"/>
+      <w:r>
+        <w:rPr>
+          <w:rFonts w:ascii="Yu Mincho Light" w:eastAsia="Yu Mincho Light" w:hAnsi="Yu Mincho Light" w:cs="Times New Roman"/>
+        </w:rPr>
+        <w:t>paths.push</w:t>
+      </w:r>
+      <w:proofErr w:type="spellEnd"/>
+      <w:r>
+        <w:rPr>
+          <w:rFonts w:ascii="Yu Mincho Light" w:eastAsia="Yu Mincho Light" w:hAnsi="Yu Mincho Light" w:cs="Times New Roman"/>
+        </w:rPr>
+        <w:t xml:space="preserve">( </w:t>
+      </w:r>
+      <w:proofErr w:type="spellStart"/>
+      <w:r>
+        <w:rPr>
+          <w:rFonts w:ascii="Yu Mincho Light" w:eastAsia="Yu Mincho Light" w:hAnsi="Yu Mincho Light" w:cs="Times New Roman"/>
+        </w:rPr>
+        <w:t>bestPath</w:t>
+      </w:r>
+      <w:proofErr w:type="spellEnd"/>
+      <w:r>
+        <w:rPr>
+          <w:rFonts w:ascii="Yu Mincho Light" w:eastAsia="Yu Mincho Light" w:hAnsi="Yu Mincho Light" w:cs="Times New Roman"/>
+        </w:rPr>
+        <w:t xml:space="preserve"> )</w:t>
       </w:r>
     </w:p>
     <w:p>
@@ -13602,7 +16176,21 @@
           <w:rFonts w:ascii="Yu Mincho Light" w:eastAsia="Yu Mincho Light" w:hAnsi="Yu Mincho Light" w:cs="Times New Roman"/>
         </w:rPr>
         <w:tab/>
-        <w:t xml:space="preserve">return true </w:t>
+        <w:t xml:space="preserve">return </w:t>
+      </w:r>
+      <w:proofErr w:type="spellStart"/>
+      <w:r>
+        <w:rPr>
+          <w:rFonts w:ascii="Yu Mincho Light" w:eastAsia="Yu Mincho Light" w:hAnsi="Yu Mincho Light" w:cs="Times New Roman"/>
+        </w:rPr>
+        <w:t>true</w:t>
+      </w:r>
+      <w:proofErr w:type="spellEnd"/>
+      <w:r>
+        <w:rPr>
+          <w:rFonts w:ascii="Yu Mincho Light" w:eastAsia="Yu Mincho Light" w:hAnsi="Yu Mincho Light" w:cs="Times New Roman"/>
+        </w:rPr>
+        <w:t xml:space="preserve"> </w:t>
       </w:r>
     </w:p>
     <w:p>
@@ -13655,7 +16243,35 @@
         <w:rPr>
           <w:rFonts w:ascii="Yu Mincho Light" w:eastAsia="Yu Mincho Light" w:hAnsi="Yu Mincho Light" w:cs="Times New Roman"/>
         </w:rPr>
-        <w:t>def YenAlgorithm(G, source, end, k):</w:t>
+        <w:t xml:space="preserve">def </w:t>
+      </w:r>
+      <w:proofErr w:type="spellStart"/>
+      <w:r>
+        <w:rPr>
+          <w:rFonts w:ascii="Yu Mincho Light" w:eastAsia="Yu Mincho Light" w:hAnsi="Yu Mincho Light" w:cs="Times New Roman"/>
+        </w:rPr>
+        <w:t>YenAlgorithm</w:t>
+      </w:r>
+      <w:proofErr w:type="spellEnd"/>
+      <w:r>
+        <w:rPr>
+          <w:rFonts w:ascii="Yu Mincho Light" w:eastAsia="Yu Mincho Light" w:hAnsi="Yu Mincho Light" w:cs="Times New Roman"/>
+        </w:rPr>
+        <w:t xml:space="preserve">(G, </w:t>
+      </w:r>
+      <w:proofErr w:type="spellStart"/>
+      <w:r>
+        <w:rPr>
+          <w:rFonts w:ascii="Yu Mincho Light" w:eastAsia="Yu Mincho Light" w:hAnsi="Yu Mincho Light" w:cs="Times New Roman"/>
+        </w:rPr>
+        <w:t>source</w:t>
+      </w:r>
+      <w:proofErr w:type="spellEnd"/>
+      <w:r>
+        <w:rPr>
+          <w:rFonts w:ascii="Yu Mincho Light" w:eastAsia="Yu Mincho Light" w:hAnsi="Yu Mincho Light" w:cs="Times New Roman"/>
+        </w:rPr>
+        <w:t>, end, k):</w:t>
       </w:r>
     </w:p>
     <w:p>
@@ -13682,11 +16298,33 @@
         </w:rPr>
         <w:tab/>
       </w:r>
-      <w:r>
-        <w:rPr>
-          <w:rFonts w:ascii="Yu Mincho Light" w:eastAsia="Yu Mincho Light" w:hAnsi="Yu Mincho Light" w:cs="Times New Roman"/>
-        </w:rPr>
-        <w:t>paths = new List</w:t>
+      <w:proofErr w:type="spellStart"/>
+      <w:r>
+        <w:rPr>
+          <w:rFonts w:ascii="Yu Mincho Light" w:eastAsia="Yu Mincho Light" w:hAnsi="Yu Mincho Light" w:cs="Times New Roman"/>
+        </w:rPr>
+        <w:t>paths</w:t>
+      </w:r>
+      <w:proofErr w:type="spellEnd"/>
+      <w:r>
+        <w:rPr>
+          <w:rFonts w:ascii="Yu Mincho Light" w:eastAsia="Yu Mincho Light" w:hAnsi="Yu Mincho Light" w:cs="Times New Roman"/>
+        </w:rPr>
+        <w:t xml:space="preserve"> = </w:t>
+      </w:r>
+      <w:proofErr w:type="spellStart"/>
+      <w:r>
+        <w:rPr>
+          <w:rFonts w:ascii="Yu Mincho Light" w:eastAsia="Yu Mincho Light" w:hAnsi="Yu Mincho Light" w:cs="Times New Roman"/>
+        </w:rPr>
+        <w:t>new</w:t>
+      </w:r>
+      <w:proofErr w:type="spellEnd"/>
+      <w:r>
+        <w:rPr>
+          <w:rFonts w:ascii="Yu Mincho Light" w:eastAsia="Yu Mincho Light" w:hAnsi="Yu Mincho Light" w:cs="Times New Roman"/>
+        </w:rPr>
+        <w:t xml:space="preserve"> List</w:t>
       </w:r>
     </w:p>
     <w:p>
@@ -13713,11 +16351,33 @@
         </w:rPr>
         <w:tab/>
       </w:r>
-      <w:r>
-        <w:rPr>
-          <w:rFonts w:ascii="Yu Mincho Light" w:eastAsia="Yu Mincho Light" w:hAnsi="Yu Mincho Light" w:cs="Times New Roman"/>
-        </w:rPr>
-        <w:t xml:space="preserve">variants = new Set </w:t>
+      <w:proofErr w:type="spellStart"/>
+      <w:r>
+        <w:rPr>
+          <w:rFonts w:ascii="Yu Mincho Light" w:eastAsia="Yu Mincho Light" w:hAnsi="Yu Mincho Light" w:cs="Times New Roman"/>
+        </w:rPr>
+        <w:t>variants</w:t>
+      </w:r>
+      <w:proofErr w:type="spellEnd"/>
+      <w:r>
+        <w:rPr>
+          <w:rFonts w:ascii="Yu Mincho Light" w:eastAsia="Yu Mincho Light" w:hAnsi="Yu Mincho Light" w:cs="Times New Roman"/>
+        </w:rPr>
+        <w:t xml:space="preserve"> = </w:t>
+      </w:r>
+      <w:proofErr w:type="spellStart"/>
+      <w:r>
+        <w:rPr>
+          <w:rFonts w:ascii="Yu Mincho Light" w:eastAsia="Yu Mincho Light" w:hAnsi="Yu Mincho Light" w:cs="Times New Roman"/>
+        </w:rPr>
+        <w:t>new</w:t>
+      </w:r>
+      <w:proofErr w:type="spellEnd"/>
+      <w:r>
+        <w:rPr>
+          <w:rFonts w:ascii="Yu Mincho Light" w:eastAsia="Yu Mincho Light" w:hAnsi="Yu Mincho Light" w:cs="Times New Roman"/>
+        </w:rPr>
+        <w:t xml:space="preserve"> Set </w:t>
       </w:r>
     </w:p>
     <w:p>
@@ -13757,11 +16417,47 @@
         </w:rPr>
         <w:tab/>
       </w:r>
-      <w:r>
-        <w:rPr>
-          <w:rFonts w:ascii="Yu Mincho Light" w:eastAsia="Yu Mincho Light" w:hAnsi="Yu Mincho Light" w:cs="Times New Roman"/>
-        </w:rPr>
-        <w:t>paths[0] = Djikstra(G, source, end)</w:t>
+      <w:proofErr w:type="spellStart"/>
+      <w:r>
+        <w:rPr>
+          <w:rFonts w:ascii="Yu Mincho Light" w:eastAsia="Yu Mincho Light" w:hAnsi="Yu Mincho Light" w:cs="Times New Roman"/>
+        </w:rPr>
+        <w:t>paths</w:t>
+      </w:r>
+      <w:proofErr w:type="spellEnd"/>
+      <w:r>
+        <w:rPr>
+          <w:rFonts w:ascii="Yu Mincho Light" w:eastAsia="Yu Mincho Light" w:hAnsi="Yu Mincho Light" w:cs="Times New Roman"/>
+        </w:rPr>
+        <w:t xml:space="preserve">[0] = </w:t>
+      </w:r>
+      <w:proofErr w:type="spellStart"/>
+      <w:r>
+        <w:rPr>
+          <w:rFonts w:ascii="Yu Mincho Light" w:eastAsia="Yu Mincho Light" w:hAnsi="Yu Mincho Light" w:cs="Times New Roman"/>
+        </w:rPr>
+        <w:t>Djikstra</w:t>
+      </w:r>
+      <w:proofErr w:type="spellEnd"/>
+      <w:r>
+        <w:rPr>
+          <w:rFonts w:ascii="Yu Mincho Light" w:eastAsia="Yu Mincho Light" w:hAnsi="Yu Mincho Light" w:cs="Times New Roman"/>
+        </w:rPr>
+        <w:t xml:space="preserve">(G, </w:t>
+      </w:r>
+      <w:proofErr w:type="spellStart"/>
+      <w:r>
+        <w:rPr>
+          <w:rFonts w:ascii="Yu Mincho Light" w:eastAsia="Yu Mincho Light" w:hAnsi="Yu Mincho Light" w:cs="Times New Roman"/>
+        </w:rPr>
+        <w:t>source</w:t>
+      </w:r>
+      <w:proofErr w:type="spellEnd"/>
+      <w:r>
+        <w:rPr>
+          <w:rFonts w:ascii="Yu Mincho Light" w:eastAsia="Yu Mincho Light" w:hAnsi="Yu Mincho Light" w:cs="Times New Roman"/>
+        </w:rPr>
+        <w:t>, end)</w:t>
       </w:r>
     </w:p>
     <w:p>
@@ -13792,7 +16488,21 @@
         <w:rPr>
           <w:rFonts w:ascii="Yu Mincho Light" w:eastAsia="Yu Mincho Light" w:hAnsi="Yu Mincho Light" w:cs="Times New Roman"/>
         </w:rPr>
-        <w:t>for i in range(0, k+1):</w:t>
+        <w:t xml:space="preserve">for i in </w:t>
+      </w:r>
+      <w:proofErr w:type="spellStart"/>
+      <w:r>
+        <w:rPr>
+          <w:rFonts w:ascii="Yu Mincho Light" w:eastAsia="Yu Mincho Light" w:hAnsi="Yu Mincho Light" w:cs="Times New Roman"/>
+        </w:rPr>
+        <w:t>range</w:t>
+      </w:r>
+      <w:proofErr w:type="spellEnd"/>
+      <w:r>
+        <w:rPr>
+          <w:rFonts w:ascii="Yu Mincho Light" w:eastAsia="Yu Mincho Light" w:hAnsi="Yu Mincho Light" w:cs="Times New Roman"/>
+        </w:rPr>
+        <w:t>(0, k+1):</w:t>
       </w:r>
     </w:p>
     <w:p>
@@ -13825,11 +16535,33 @@
         </w:rPr>
         <w:tab/>
       </w:r>
-      <w:r>
-        <w:rPr>
-          <w:rFonts w:ascii="Yu Mincho Light" w:eastAsia="Yu Mincho Light" w:hAnsi="Yu Mincho Light" w:cs="Times New Roman"/>
-        </w:rPr>
-        <w:t>maxVertex = len( paths[i-1] ) -1</w:t>
+      <w:proofErr w:type="spellStart"/>
+      <w:r>
+        <w:rPr>
+          <w:rFonts w:ascii="Yu Mincho Light" w:eastAsia="Yu Mincho Light" w:hAnsi="Yu Mincho Light" w:cs="Times New Roman"/>
+        </w:rPr>
+        <w:t>maxVertex</w:t>
+      </w:r>
+      <w:proofErr w:type="spellEnd"/>
+      <w:r>
+        <w:rPr>
+          <w:rFonts w:ascii="Yu Mincho Light" w:eastAsia="Yu Mincho Light" w:hAnsi="Yu Mincho Light" w:cs="Times New Roman"/>
+        </w:rPr>
+        <w:t xml:space="preserve"> = len( </w:t>
+      </w:r>
+      <w:proofErr w:type="spellStart"/>
+      <w:r>
+        <w:rPr>
+          <w:rFonts w:ascii="Yu Mincho Light" w:eastAsia="Yu Mincho Light" w:hAnsi="Yu Mincho Light" w:cs="Times New Roman"/>
+        </w:rPr>
+        <w:t>paths</w:t>
+      </w:r>
+      <w:proofErr w:type="spellEnd"/>
+      <w:r>
+        <w:rPr>
+          <w:rFonts w:ascii="Yu Mincho Light" w:eastAsia="Yu Mincho Light" w:hAnsi="Yu Mincho Light" w:cs="Times New Roman"/>
+        </w:rPr>
+        <w:t>[i-1] ) -1</w:t>
       </w:r>
     </w:p>
     <w:p>
@@ -13866,7 +16598,35 @@
         <w:rPr>
           <w:rFonts w:ascii="Yu Mincho Light" w:eastAsia="Yu Mincho Light" w:hAnsi="Yu Mincho Light" w:cs="Times New Roman"/>
         </w:rPr>
-        <w:t>for j in range(0, maxVertex):</w:t>
+        <w:t xml:space="preserve">for j in </w:t>
+      </w:r>
+      <w:proofErr w:type="spellStart"/>
+      <w:r>
+        <w:rPr>
+          <w:rFonts w:ascii="Yu Mincho Light" w:eastAsia="Yu Mincho Light" w:hAnsi="Yu Mincho Light" w:cs="Times New Roman"/>
+        </w:rPr>
+        <w:t>range</w:t>
+      </w:r>
+      <w:proofErr w:type="spellEnd"/>
+      <w:r>
+        <w:rPr>
+          <w:rFonts w:ascii="Yu Mincho Light" w:eastAsia="Yu Mincho Light" w:hAnsi="Yu Mincho Light" w:cs="Times New Roman"/>
+        </w:rPr>
+        <w:t xml:space="preserve">(0, </w:t>
+      </w:r>
+      <w:proofErr w:type="spellStart"/>
+      <w:r>
+        <w:rPr>
+          <w:rFonts w:ascii="Yu Mincho Light" w:eastAsia="Yu Mincho Light" w:hAnsi="Yu Mincho Light" w:cs="Times New Roman"/>
+        </w:rPr>
+        <w:t>maxVertex</w:t>
+      </w:r>
+      <w:proofErr w:type="spellEnd"/>
+      <w:r>
+        <w:rPr>
+          <w:rFonts w:ascii="Yu Mincho Light" w:eastAsia="Yu Mincho Light" w:hAnsi="Yu Mincho Light" w:cs="Times New Roman"/>
+        </w:rPr>
+        <w:t>):</w:t>
       </w:r>
     </w:p>
     <w:p>
@@ -13905,11 +16665,47 @@
         </w:rPr>
         <w:tab/>
       </w:r>
-      <w:r>
-        <w:rPr>
-          <w:rFonts w:ascii="Yu Mincho Light" w:eastAsia="Yu Mincho Light" w:hAnsi="Yu Mincho Light" w:cs="Times New Roman"/>
-        </w:rPr>
-        <w:t>basePath = paths[i-1].get(j)</w:t>
+      <w:proofErr w:type="spellStart"/>
+      <w:r>
+        <w:rPr>
+          <w:rFonts w:ascii="Yu Mincho Light" w:eastAsia="Yu Mincho Light" w:hAnsi="Yu Mincho Light" w:cs="Times New Roman"/>
+        </w:rPr>
+        <w:t>basePath</w:t>
+      </w:r>
+      <w:proofErr w:type="spellEnd"/>
+      <w:r>
+        <w:rPr>
+          <w:rFonts w:ascii="Yu Mincho Light" w:eastAsia="Yu Mincho Light" w:hAnsi="Yu Mincho Light" w:cs="Times New Roman"/>
+        </w:rPr>
+        <w:t xml:space="preserve"> = </w:t>
+      </w:r>
+      <w:proofErr w:type="spellStart"/>
+      <w:r>
+        <w:rPr>
+          <w:rFonts w:ascii="Yu Mincho Light" w:eastAsia="Yu Mincho Light" w:hAnsi="Yu Mincho Light" w:cs="Times New Roman"/>
+        </w:rPr>
+        <w:t>paths</w:t>
+      </w:r>
+      <w:proofErr w:type="spellEnd"/>
+      <w:r>
+        <w:rPr>
+          <w:rFonts w:ascii="Yu Mincho Light" w:eastAsia="Yu Mincho Light" w:hAnsi="Yu Mincho Light" w:cs="Times New Roman"/>
+        </w:rPr>
+        <w:t>[i-1].</w:t>
+      </w:r>
+      <w:proofErr w:type="spellStart"/>
+      <w:r>
+        <w:rPr>
+          <w:rFonts w:ascii="Yu Mincho Light" w:eastAsia="Yu Mincho Light" w:hAnsi="Yu Mincho Light" w:cs="Times New Roman"/>
+        </w:rPr>
+        <w:t>get</w:t>
+      </w:r>
+      <w:proofErr w:type="spellEnd"/>
+      <w:r>
+        <w:rPr>
+          <w:rFonts w:ascii="Yu Mincho Light" w:eastAsia="Yu Mincho Light" w:hAnsi="Yu Mincho Light" w:cs="Times New Roman"/>
+        </w:rPr>
+        <w:t>(j)</w:t>
       </w:r>
     </w:p>
     <w:p>
@@ -13948,11 +16744,47 @@
         </w:rPr>
         <w:tab/>
       </w:r>
-      <w:r>
-        <w:rPr>
-          <w:rFonts w:ascii="Yu Mincho Light" w:eastAsia="Yu Mincho Light" w:hAnsi="Yu Mincho Light" w:cs="Times New Roman"/>
-        </w:rPr>
-        <w:t>spurVertex = paths[i-1].get(0,j)</w:t>
+      <w:proofErr w:type="spellStart"/>
+      <w:r>
+        <w:rPr>
+          <w:rFonts w:ascii="Yu Mincho Light" w:eastAsia="Yu Mincho Light" w:hAnsi="Yu Mincho Light" w:cs="Times New Roman"/>
+        </w:rPr>
+        <w:t>spurVertex</w:t>
+      </w:r>
+      <w:proofErr w:type="spellEnd"/>
+      <w:r>
+        <w:rPr>
+          <w:rFonts w:ascii="Yu Mincho Light" w:eastAsia="Yu Mincho Light" w:hAnsi="Yu Mincho Light" w:cs="Times New Roman"/>
+        </w:rPr>
+        <w:t xml:space="preserve"> = </w:t>
+      </w:r>
+      <w:proofErr w:type="spellStart"/>
+      <w:r>
+        <w:rPr>
+          <w:rFonts w:ascii="Yu Mincho Light" w:eastAsia="Yu Mincho Light" w:hAnsi="Yu Mincho Light" w:cs="Times New Roman"/>
+        </w:rPr>
+        <w:t>paths</w:t>
+      </w:r>
+      <w:proofErr w:type="spellEnd"/>
+      <w:r>
+        <w:rPr>
+          <w:rFonts w:ascii="Yu Mincho Light" w:eastAsia="Yu Mincho Light" w:hAnsi="Yu Mincho Light" w:cs="Times New Roman"/>
+        </w:rPr>
+        <w:t>[i-1].</w:t>
+      </w:r>
+      <w:proofErr w:type="spellStart"/>
+      <w:r>
+        <w:rPr>
+          <w:rFonts w:ascii="Yu Mincho Light" w:eastAsia="Yu Mincho Light" w:hAnsi="Yu Mincho Light" w:cs="Times New Roman"/>
+        </w:rPr>
+        <w:t>get</w:t>
+      </w:r>
+      <w:proofErr w:type="spellEnd"/>
+      <w:r>
+        <w:rPr>
+          <w:rFonts w:ascii="Yu Mincho Light" w:eastAsia="Yu Mincho Light" w:hAnsi="Yu Mincho Light" w:cs="Times New Roman"/>
+        </w:rPr>
+        <w:t>(0,j)</w:t>
       </w:r>
     </w:p>
     <w:p>
@@ -13991,11 +16823,47 @@
         </w:rPr>
         <w:tab/>
       </w:r>
-      <w:r>
-        <w:rPr>
-          <w:rFonts w:ascii="Yu Mincho Light" w:eastAsia="Yu Mincho Light" w:hAnsi="Yu Mincho Light" w:cs="Times New Roman"/>
-        </w:rPr>
-        <w:t>removeEdgesWithSameBasePath(G, paths, basePath)</w:t>
+      <w:proofErr w:type="spellStart"/>
+      <w:r>
+        <w:rPr>
+          <w:rFonts w:ascii="Yu Mincho Light" w:eastAsia="Yu Mincho Light" w:hAnsi="Yu Mincho Light" w:cs="Times New Roman"/>
+        </w:rPr>
+        <w:t>removeEdgesWithSameBasePath</w:t>
+      </w:r>
+      <w:proofErr w:type="spellEnd"/>
+      <w:r>
+        <w:rPr>
+          <w:rFonts w:ascii="Yu Mincho Light" w:eastAsia="Yu Mincho Light" w:hAnsi="Yu Mincho Light" w:cs="Times New Roman"/>
+        </w:rPr>
+        <w:t xml:space="preserve">(G, </w:t>
+      </w:r>
+      <w:proofErr w:type="spellStart"/>
+      <w:r>
+        <w:rPr>
+          <w:rFonts w:ascii="Yu Mincho Light" w:eastAsia="Yu Mincho Light" w:hAnsi="Yu Mincho Light" w:cs="Times New Roman"/>
+        </w:rPr>
+        <w:t>paths</w:t>
+      </w:r>
+      <w:proofErr w:type="spellEnd"/>
+      <w:r>
+        <w:rPr>
+          <w:rFonts w:ascii="Yu Mincho Light" w:eastAsia="Yu Mincho Light" w:hAnsi="Yu Mincho Light" w:cs="Times New Roman"/>
+        </w:rPr>
+        <w:t xml:space="preserve">, </w:t>
+      </w:r>
+      <w:proofErr w:type="spellStart"/>
+      <w:r>
+        <w:rPr>
+          <w:rFonts w:ascii="Yu Mincho Light" w:eastAsia="Yu Mincho Light" w:hAnsi="Yu Mincho Light" w:cs="Times New Roman"/>
+        </w:rPr>
+        <w:t>basePath</w:t>
+      </w:r>
+      <w:proofErr w:type="spellEnd"/>
+      <w:r>
+        <w:rPr>
+          <w:rFonts w:ascii="Yu Mincho Light" w:eastAsia="Yu Mincho Light" w:hAnsi="Yu Mincho Light" w:cs="Times New Roman"/>
+        </w:rPr>
+        <w:t>)</w:t>
       </w:r>
     </w:p>
     <w:p>
@@ -14034,11 +16902,33 @@
         </w:rPr>
         <w:tab/>
       </w:r>
-      <w:r>
-        <w:rPr>
-          <w:rFonts w:ascii="Yu Mincho Light" w:eastAsia="Yu Mincho Light" w:hAnsi="Yu Mincho Light" w:cs="Times New Roman"/>
-        </w:rPr>
-        <w:t>removeBasePathVertexFromGraph(G, basePath)</w:t>
+      <w:proofErr w:type="spellStart"/>
+      <w:r>
+        <w:rPr>
+          <w:rFonts w:ascii="Yu Mincho Light" w:eastAsia="Yu Mincho Light" w:hAnsi="Yu Mincho Light" w:cs="Times New Roman"/>
+        </w:rPr>
+        <w:t>removeBasePathVertexFromGraph</w:t>
+      </w:r>
+      <w:proofErr w:type="spellEnd"/>
+      <w:r>
+        <w:rPr>
+          <w:rFonts w:ascii="Yu Mincho Light" w:eastAsia="Yu Mincho Light" w:hAnsi="Yu Mincho Light" w:cs="Times New Roman"/>
+        </w:rPr>
+        <w:t xml:space="preserve">(G, </w:t>
+      </w:r>
+      <w:proofErr w:type="spellStart"/>
+      <w:r>
+        <w:rPr>
+          <w:rFonts w:ascii="Yu Mincho Light" w:eastAsia="Yu Mincho Light" w:hAnsi="Yu Mincho Light" w:cs="Times New Roman"/>
+        </w:rPr>
+        <w:t>basePath</w:t>
+      </w:r>
+      <w:proofErr w:type="spellEnd"/>
+      <w:r>
+        <w:rPr>
+          <w:rFonts w:ascii="Yu Mincho Light" w:eastAsia="Yu Mincho Light" w:hAnsi="Yu Mincho Light" w:cs="Times New Roman"/>
+        </w:rPr>
+        <w:t>)</w:t>
       </w:r>
     </w:p>
     <w:p>
@@ -14077,11 +16967,47 @@
         </w:rPr>
         <w:tab/>
       </w:r>
-      <w:r>
-        <w:rPr>
-          <w:rFonts w:ascii="Yu Mincho Light" w:eastAsia="Yu Mincho Light" w:hAnsi="Yu Mincho Light" w:cs="Times New Roman"/>
-        </w:rPr>
-        <w:t>spurPath = Djikstra(G, spurVertex, end)</w:t>
+      <w:proofErr w:type="spellStart"/>
+      <w:r>
+        <w:rPr>
+          <w:rFonts w:ascii="Yu Mincho Light" w:eastAsia="Yu Mincho Light" w:hAnsi="Yu Mincho Light" w:cs="Times New Roman"/>
+        </w:rPr>
+        <w:t>spurPath</w:t>
+      </w:r>
+      <w:proofErr w:type="spellEnd"/>
+      <w:r>
+        <w:rPr>
+          <w:rFonts w:ascii="Yu Mincho Light" w:eastAsia="Yu Mincho Light" w:hAnsi="Yu Mincho Light" w:cs="Times New Roman"/>
+        </w:rPr>
+        <w:t xml:space="preserve"> = </w:t>
+      </w:r>
+      <w:proofErr w:type="spellStart"/>
+      <w:r>
+        <w:rPr>
+          <w:rFonts w:ascii="Yu Mincho Light" w:eastAsia="Yu Mincho Light" w:hAnsi="Yu Mincho Light" w:cs="Times New Roman"/>
+        </w:rPr>
+        <w:t>Djikstra</w:t>
+      </w:r>
+      <w:proofErr w:type="spellEnd"/>
+      <w:r>
+        <w:rPr>
+          <w:rFonts w:ascii="Yu Mincho Light" w:eastAsia="Yu Mincho Light" w:hAnsi="Yu Mincho Light" w:cs="Times New Roman"/>
+        </w:rPr>
+        <w:t xml:space="preserve">(G, </w:t>
+      </w:r>
+      <w:proofErr w:type="spellStart"/>
+      <w:r>
+        <w:rPr>
+          <w:rFonts w:ascii="Yu Mincho Light" w:eastAsia="Yu Mincho Light" w:hAnsi="Yu Mincho Light" w:cs="Times New Roman"/>
+        </w:rPr>
+        <w:t>spurVertex</w:t>
+      </w:r>
+      <w:proofErr w:type="spellEnd"/>
+      <w:r>
+        <w:rPr>
+          <w:rFonts w:ascii="Yu Mincho Light" w:eastAsia="Yu Mincho Light" w:hAnsi="Yu Mincho Light" w:cs="Times New Roman"/>
+        </w:rPr>
+        <w:t>, end)</w:t>
       </w:r>
     </w:p>
     <w:p>
@@ -14145,11 +17071,61 @@
         </w:rPr>
         <w:tab/>
       </w:r>
-      <w:r>
-        <w:rPr>
-          <w:rFonts w:ascii="Yu Mincho Light" w:eastAsia="Yu Mincho Light" w:hAnsi="Yu Mincho Light" w:cs="Times New Roman"/>
-        </w:rPr>
-        <w:t>variantPath = merge( basePath, spurPath )</w:t>
+      <w:proofErr w:type="spellStart"/>
+      <w:r>
+        <w:rPr>
+          <w:rFonts w:ascii="Yu Mincho Light" w:eastAsia="Yu Mincho Light" w:hAnsi="Yu Mincho Light" w:cs="Times New Roman"/>
+        </w:rPr>
+        <w:t>variantPath</w:t>
+      </w:r>
+      <w:proofErr w:type="spellEnd"/>
+      <w:r>
+        <w:rPr>
+          <w:rFonts w:ascii="Yu Mincho Light" w:eastAsia="Yu Mincho Light" w:hAnsi="Yu Mincho Light" w:cs="Times New Roman"/>
+        </w:rPr>
+        <w:t xml:space="preserve"> = </w:t>
+      </w:r>
+      <w:proofErr w:type="spellStart"/>
+      <w:r>
+        <w:rPr>
+          <w:rFonts w:ascii="Yu Mincho Light" w:eastAsia="Yu Mincho Light" w:hAnsi="Yu Mincho Light" w:cs="Times New Roman"/>
+        </w:rPr>
+        <w:t>merge</w:t>
+      </w:r>
+      <w:proofErr w:type="spellEnd"/>
+      <w:r>
+        <w:rPr>
+          <w:rFonts w:ascii="Yu Mincho Light" w:eastAsia="Yu Mincho Light" w:hAnsi="Yu Mincho Light" w:cs="Times New Roman"/>
+        </w:rPr>
+        <w:t xml:space="preserve">( </w:t>
+      </w:r>
+      <w:proofErr w:type="spellStart"/>
+      <w:r>
+        <w:rPr>
+          <w:rFonts w:ascii="Yu Mincho Light" w:eastAsia="Yu Mincho Light" w:hAnsi="Yu Mincho Light" w:cs="Times New Roman"/>
+        </w:rPr>
+        <w:t>basePath</w:t>
+      </w:r>
+      <w:proofErr w:type="spellEnd"/>
+      <w:r>
+        <w:rPr>
+          <w:rFonts w:ascii="Yu Mincho Light" w:eastAsia="Yu Mincho Light" w:hAnsi="Yu Mincho Light" w:cs="Times New Roman"/>
+        </w:rPr>
+        <w:t xml:space="preserve">, </w:t>
+      </w:r>
+      <w:proofErr w:type="spellStart"/>
+      <w:r>
+        <w:rPr>
+          <w:rFonts w:ascii="Yu Mincho Light" w:eastAsia="Yu Mincho Light" w:hAnsi="Yu Mincho Light" w:cs="Times New Roman"/>
+        </w:rPr>
+        <w:t>spurPath</w:t>
+      </w:r>
+      <w:proofErr w:type="spellEnd"/>
+      <w:r>
+        <w:rPr>
+          <w:rFonts w:ascii="Yu Mincho Light" w:eastAsia="Yu Mincho Light" w:hAnsi="Yu Mincho Light" w:cs="Times New Roman"/>
+        </w:rPr>
+        <w:t xml:space="preserve"> )</w:t>
       </w:r>
     </w:p>
     <w:p>
@@ -14188,11 +17164,33 @@
         </w:rPr>
         <w:tab/>
       </w:r>
-      <w:r>
-        <w:rPr>
-          <w:rFonts w:ascii="Yu Mincho Light" w:eastAsia="Yu Mincho Light" w:hAnsi="Yu Mincho Light" w:cs="Times New Roman"/>
-        </w:rPr>
-        <w:t>variants.insert( variantPath )</w:t>
+      <w:proofErr w:type="spellStart"/>
+      <w:r>
+        <w:rPr>
+          <w:rFonts w:ascii="Yu Mincho Light" w:eastAsia="Yu Mincho Light" w:hAnsi="Yu Mincho Light" w:cs="Times New Roman"/>
+        </w:rPr>
+        <w:t>variants.insert</w:t>
+      </w:r>
+      <w:proofErr w:type="spellEnd"/>
+      <w:r>
+        <w:rPr>
+          <w:rFonts w:ascii="Yu Mincho Light" w:eastAsia="Yu Mincho Light" w:hAnsi="Yu Mincho Light" w:cs="Times New Roman"/>
+        </w:rPr>
+        <w:t xml:space="preserve">( </w:t>
+      </w:r>
+      <w:proofErr w:type="spellStart"/>
+      <w:r>
+        <w:rPr>
+          <w:rFonts w:ascii="Yu Mincho Light" w:eastAsia="Yu Mincho Light" w:hAnsi="Yu Mincho Light" w:cs="Times New Roman"/>
+        </w:rPr>
+        <w:t>variantPath</w:t>
+      </w:r>
+      <w:proofErr w:type="spellEnd"/>
+      <w:r>
+        <w:rPr>
+          <w:rFonts w:ascii="Yu Mincho Light" w:eastAsia="Yu Mincho Light" w:hAnsi="Yu Mincho Light" w:cs="Times New Roman"/>
+        </w:rPr>
+        <w:t xml:space="preserve"> )</w:t>
       </w:r>
     </w:p>
     <w:p>
@@ -14244,11 +17242,61 @@
         </w:rPr>
         <w:tab/>
       </w:r>
-      <w:r>
-        <w:rPr>
-          <w:rFonts w:ascii="Yu Mincho Light" w:eastAsia="Yu Mincho Light" w:hAnsi="Yu Mincho Light" w:cs="Times New Roman"/>
-        </w:rPr>
-        <w:t>if( !findBestPath(variants, paths) ):</w:t>
+      <w:proofErr w:type="spellStart"/>
+      <w:r>
+        <w:rPr>
+          <w:rFonts w:ascii="Yu Mincho Light" w:eastAsia="Yu Mincho Light" w:hAnsi="Yu Mincho Light" w:cs="Times New Roman"/>
+        </w:rPr>
+        <w:t>if</w:t>
+      </w:r>
+      <w:proofErr w:type="spellEnd"/>
+      <w:r>
+        <w:rPr>
+          <w:rFonts w:ascii="Yu Mincho Light" w:eastAsia="Yu Mincho Light" w:hAnsi="Yu Mincho Light" w:cs="Times New Roman"/>
+        </w:rPr>
+        <w:t>( !</w:t>
+      </w:r>
+      <w:proofErr w:type="spellStart"/>
+      <w:r>
+        <w:rPr>
+          <w:rFonts w:ascii="Yu Mincho Light" w:eastAsia="Yu Mincho Light" w:hAnsi="Yu Mincho Light" w:cs="Times New Roman"/>
+        </w:rPr>
+        <w:t>findBestPath</w:t>
+      </w:r>
+      <w:proofErr w:type="spellEnd"/>
+      <w:r>
+        <w:rPr>
+          <w:rFonts w:ascii="Yu Mincho Light" w:eastAsia="Yu Mincho Light" w:hAnsi="Yu Mincho Light" w:cs="Times New Roman"/>
+        </w:rPr>
+        <w:t>(</w:t>
+      </w:r>
+      <w:proofErr w:type="spellStart"/>
+      <w:r>
+        <w:rPr>
+          <w:rFonts w:ascii="Yu Mincho Light" w:eastAsia="Yu Mincho Light" w:hAnsi="Yu Mincho Light" w:cs="Times New Roman"/>
+        </w:rPr>
+        <w:t>variants</w:t>
+      </w:r>
+      <w:proofErr w:type="spellEnd"/>
+      <w:r>
+        <w:rPr>
+          <w:rFonts w:ascii="Yu Mincho Light" w:eastAsia="Yu Mincho Light" w:hAnsi="Yu Mincho Light" w:cs="Times New Roman"/>
+        </w:rPr>
+        <w:t xml:space="preserve">, </w:t>
+      </w:r>
+      <w:proofErr w:type="spellStart"/>
+      <w:r>
+        <w:rPr>
+          <w:rFonts w:ascii="Yu Mincho Light" w:eastAsia="Yu Mincho Light" w:hAnsi="Yu Mincho Light" w:cs="Times New Roman"/>
+        </w:rPr>
+        <w:t>paths</w:t>
+      </w:r>
+      <w:proofErr w:type="spellEnd"/>
+      <w:r>
+        <w:rPr>
+          <w:rFonts w:ascii="Yu Mincho Light" w:eastAsia="Yu Mincho Light" w:hAnsi="Yu Mincho Light" w:cs="Times New Roman"/>
+        </w:rPr>
+        <w:t>) ):</w:t>
       </w:r>
     </w:p>
     <w:p>
@@ -14287,12 +17335,14 @@
         </w:rPr>
         <w:tab/>
       </w:r>
+      <w:proofErr w:type="spellStart"/>
       <w:r>
         <w:rPr>
           <w:rFonts w:ascii="Yu Mincho Light" w:eastAsia="Yu Mincho Light" w:hAnsi="Yu Mincho Light" w:cs="Times New Roman"/>
         </w:rPr>
         <w:t>break</w:t>
       </w:r>
+      <w:proofErr w:type="spellEnd"/>
     </w:p>
     <w:p>
       <w:pPr>
@@ -14317,8 +17367,16 @@
           <w:rFonts w:ascii="Yu Mincho Light" w:eastAsia="Yu Mincho Light" w:hAnsi="Yu Mincho Light" w:cs="Times New Roman"/>
         </w:rPr>
         <w:tab/>
-        <w:t>return paths</w:t>
-      </w:r>
+        <w:t xml:space="preserve">return </w:t>
+      </w:r>
+      <w:proofErr w:type="spellStart"/>
+      <w:r>
+        <w:rPr>
+          <w:rFonts w:ascii="Yu Mincho Light" w:eastAsia="Yu Mincho Light" w:hAnsi="Yu Mincho Light" w:cs="Times New Roman"/>
+        </w:rPr>
+        <w:t>paths</w:t>
+      </w:r>
+      <w:proofErr w:type="spellEnd"/>
     </w:p>
     <w:p>
       <w:pPr>
@@ -14694,7 +17752,25 @@
           <w:sz w:val="24"/>
           <w:szCs w:val="24"/>
         </w:rPr>
-        <w:t>. Na takim grafie stosujemy algorytm Yena dla przykładowej wartości k = 3, czyli wyszukane zostaną 3 najlepsze trasy. Wynik działania algorytmu został zaprezentowany na figurze nr</w:t>
+        <w:t xml:space="preserve">. Na takim grafie stosujemy algorytm </w:t>
+      </w:r>
+      <w:proofErr w:type="spellStart"/>
+      <w:r>
+        <w:rPr>
+          <w:rFonts w:ascii="Times New Roman" w:hAnsi="Times New Roman" w:cs="Times New Roman"/>
+          <w:sz w:val="24"/>
+          <w:szCs w:val="24"/>
+        </w:rPr>
+        <w:t>Yena</w:t>
+      </w:r>
+      <w:proofErr w:type="spellEnd"/>
+      <w:r>
+        <w:rPr>
+          <w:rFonts w:ascii="Times New Roman" w:hAnsi="Times New Roman" w:cs="Times New Roman"/>
+          <w:sz w:val="24"/>
+          <w:szCs w:val="24"/>
+        </w:rPr>
+        <w:t xml:space="preserve"> dla przykładowej wartości k = 3, czyli wyszukane zostaną 3 najlepsze trasy. Wynik działania algorytmu został zaprezentowany na figurze nr</w:t>
       </w:r>
       <w:r>
         <w:rPr>
@@ -14841,7 +17917,29 @@
           <w:sz w:val="24"/>
           <w:szCs w:val="24"/>
         </w:rPr>
-        <w:t xml:space="preserve">Zobrazowanie wyniku działania algorytmu Yena </w:t>
+        <w:t xml:space="preserve">Zobrazowanie wyniku działania algorytmu </w:t>
+      </w:r>
+      <w:proofErr w:type="spellStart"/>
+      <w:r>
+        <w:rPr>
+          <w:rFonts w:ascii="Times New Roman" w:hAnsi="Times New Roman" w:cs="Times New Roman"/>
+          <w:b/>
+          <w:bCs/>
+          <w:sz w:val="24"/>
+          <w:szCs w:val="24"/>
+        </w:rPr>
+        <w:t>Yena</w:t>
+      </w:r>
+      <w:proofErr w:type="spellEnd"/>
+      <w:r>
+        <w:rPr>
+          <w:rFonts w:ascii="Times New Roman" w:hAnsi="Times New Roman" w:cs="Times New Roman"/>
+          <w:b/>
+          <w:bCs/>
+          <w:sz w:val="24"/>
+          <w:szCs w:val="24"/>
+        </w:rPr>
+        <w:t xml:space="preserve"> </w:t>
       </w:r>
       <w:r>
         <w:rPr>
@@ -15355,7 +18453,25 @@
           <w:sz w:val="24"/>
           <w:szCs w:val="24"/>
         </w:rPr>
-        <w:t xml:space="preserve">            Zostały zaimplementowane i przetestowane 3 następujące algorytmy omawiane we wcześniejszych rozdziałach. Algorytm kolorowania grafu interwałowego, który został wykorzystany do rozwiązania problemu ustalaniu rozkładu pociągów w taki sposób, aby ilość potrzebnych pociągów do zrealizowania wymaganych połączeń była minimalna. Algorytm Hopcrofta-Karpa wyznaczający maksymalne skojarzenie w grafie dwudzielnym, wykorzystany do problemu dopasowania zmiany dla pracownika z puli zgłaszanych przez niego możliwych godzin pracy. </w:t>
+        <w:t xml:space="preserve">            Zostały zaimplementowane i przetestowane 3 następujące algorytmy omawiane we wcześniejszych rozdziałach. Algorytm kolorowania grafu interwałowego, który został wykorzystany do rozwiązania problemu ustalaniu rozkładu pociągów w taki sposób, aby ilość potrzebnych pociągów do zrealizowania wymaganych połączeń była minimalna. Algorytm </w:t>
+      </w:r>
+      <w:proofErr w:type="spellStart"/>
+      <w:r>
+        <w:rPr>
+          <w:rFonts w:ascii="Times New Roman" w:hAnsi="Times New Roman" w:cs="Times New Roman"/>
+          <w:sz w:val="24"/>
+          <w:szCs w:val="24"/>
+        </w:rPr>
+        <w:t>Hopcrofta</w:t>
+      </w:r>
+      <w:proofErr w:type="spellEnd"/>
+      <w:r>
+        <w:rPr>
+          <w:rFonts w:ascii="Times New Roman" w:hAnsi="Times New Roman" w:cs="Times New Roman"/>
+          <w:sz w:val="24"/>
+          <w:szCs w:val="24"/>
+        </w:rPr>
+        <w:t xml:space="preserve">-Karpa wyznaczający maksymalne skojarzenie w grafie dwudzielnym, wykorzystany do problemu dopasowania zmiany dla pracownika z puli zgłaszanych przez niego możliwych godzin pracy. </w:t>
       </w:r>
       <w:r>
         <w:rPr>
@@ -15383,7 +18499,61 @@
           <w:sz w:val="24"/>
           <w:szCs w:val="24"/>
         </w:rPr>
-        <w:t xml:space="preserve">            Aplikacja została stworzona z wykorzystaniem języka Javascript, frameworka tego języka Vue.js, biblioteki do wizualizacji danych Cytoscape.js, a konkretniej jej adaptacji do Vue.js. Do testów algorytmów został wykorzystany framework Jest.   </w:t>
+        <w:t xml:space="preserve">            Aplikacja została stworzona z wykorzystaniem języka </w:t>
+      </w:r>
+      <w:proofErr w:type="spellStart"/>
+      <w:r>
+        <w:rPr>
+          <w:rFonts w:ascii="Times New Roman" w:hAnsi="Times New Roman" w:cs="Times New Roman"/>
+          <w:sz w:val="24"/>
+          <w:szCs w:val="24"/>
+        </w:rPr>
+        <w:t>Javascript</w:t>
+      </w:r>
+      <w:proofErr w:type="spellEnd"/>
+      <w:r>
+        <w:rPr>
+          <w:rFonts w:ascii="Times New Roman" w:hAnsi="Times New Roman" w:cs="Times New Roman"/>
+          <w:sz w:val="24"/>
+          <w:szCs w:val="24"/>
+        </w:rPr>
+        <w:t xml:space="preserve">, </w:t>
+      </w:r>
+      <w:proofErr w:type="spellStart"/>
+      <w:r>
+        <w:rPr>
+          <w:rFonts w:ascii="Times New Roman" w:hAnsi="Times New Roman" w:cs="Times New Roman"/>
+          <w:sz w:val="24"/>
+          <w:szCs w:val="24"/>
+        </w:rPr>
+        <w:t>frameworka</w:t>
+      </w:r>
+      <w:proofErr w:type="spellEnd"/>
+      <w:r>
+        <w:rPr>
+          <w:rFonts w:ascii="Times New Roman" w:hAnsi="Times New Roman" w:cs="Times New Roman"/>
+          <w:sz w:val="24"/>
+          <w:szCs w:val="24"/>
+        </w:rPr>
+        <w:t xml:space="preserve"> tego języka Vue.js, biblioteki do wizualizacji danych Cytoscape.js, a konkretniej jej adaptacji do Vue.js. Do testów algorytmów został wykorzystany </w:t>
+      </w:r>
+      <w:proofErr w:type="spellStart"/>
+      <w:r>
+        <w:rPr>
+          <w:rFonts w:ascii="Times New Roman" w:hAnsi="Times New Roman" w:cs="Times New Roman"/>
+          <w:sz w:val="24"/>
+          <w:szCs w:val="24"/>
+        </w:rPr>
+        <w:t>framework</w:t>
+      </w:r>
+      <w:proofErr w:type="spellEnd"/>
+      <w:r>
+        <w:rPr>
+          <w:rFonts w:ascii="Times New Roman" w:hAnsi="Times New Roman" w:cs="Times New Roman"/>
+          <w:sz w:val="24"/>
+          <w:szCs w:val="24"/>
+        </w:rPr>
+        <w:t xml:space="preserve"> Jest.   </w:t>
       </w:r>
     </w:p>
     <w:p>
@@ -15574,23 +18744,53 @@
           <w:szCs w:val="24"/>
         </w:rPr>
       </w:pPr>
-      <w:r>
-        <w:rPr>
-          <w:rFonts w:ascii="Times New Roman" w:hAnsi="Times New Roman" w:cs="Times New Roman"/>
-          <w:b/>
-          <w:bCs/>
-          <w:sz w:val="24"/>
-          <w:szCs w:val="24"/>
-        </w:rPr>
-        <w:t xml:space="preserve">Javascript – </w:t>
-      </w:r>
-      <w:r>
-        <w:rPr>
-          <w:rFonts w:ascii="Times New Roman" w:hAnsi="Times New Roman" w:cs="Times New Roman"/>
-          <w:sz w:val="24"/>
-          <w:szCs w:val="24"/>
-        </w:rPr>
-        <w:t>jeden z najpopularniejszych języków programowania na świecie. Jest on najpowszechniej stosowany jako język skryptów wykonywanych w naszej przeglądarce podczas korzystania z aplikacji webowych. Inaczej mówiąc język jest stosowany głównie do tworzenia frontendu aplikacji webowych, ale również</w:t>
+      <w:proofErr w:type="spellStart"/>
+      <w:r>
+        <w:rPr>
+          <w:rFonts w:ascii="Times New Roman" w:hAnsi="Times New Roman" w:cs="Times New Roman"/>
+          <w:b/>
+          <w:bCs/>
+          <w:sz w:val="24"/>
+          <w:szCs w:val="24"/>
+        </w:rPr>
+        <w:t>Javascript</w:t>
+      </w:r>
+      <w:proofErr w:type="spellEnd"/>
+      <w:r>
+        <w:rPr>
+          <w:rFonts w:ascii="Times New Roman" w:hAnsi="Times New Roman" w:cs="Times New Roman"/>
+          <w:b/>
+          <w:bCs/>
+          <w:sz w:val="24"/>
+          <w:szCs w:val="24"/>
+        </w:rPr>
+        <w:t xml:space="preserve"> – </w:t>
+      </w:r>
+      <w:r>
+        <w:rPr>
+          <w:rFonts w:ascii="Times New Roman" w:hAnsi="Times New Roman" w:cs="Times New Roman"/>
+          <w:sz w:val="24"/>
+          <w:szCs w:val="24"/>
+        </w:rPr>
+        <w:t xml:space="preserve">jeden z najpopularniejszych języków programowania na świecie. Jest on najpowszechniej stosowany jako język skryptów wykonywanych w naszej przeglądarce podczas korzystania z aplikacji webowych. Inaczej mówiąc język jest stosowany głównie do tworzenia </w:t>
+      </w:r>
+      <w:proofErr w:type="spellStart"/>
+      <w:r>
+        <w:rPr>
+          <w:rFonts w:ascii="Times New Roman" w:hAnsi="Times New Roman" w:cs="Times New Roman"/>
+          <w:sz w:val="24"/>
+          <w:szCs w:val="24"/>
+        </w:rPr>
+        <w:t>frontendu</w:t>
+      </w:r>
+      <w:proofErr w:type="spellEnd"/>
+      <w:r>
+        <w:rPr>
+          <w:rFonts w:ascii="Times New Roman" w:hAnsi="Times New Roman" w:cs="Times New Roman"/>
+          <w:sz w:val="24"/>
+          <w:szCs w:val="24"/>
+        </w:rPr>
+        <w:t xml:space="preserve"> aplikacji webowych, ale również</w:t>
       </w:r>
       <w:r>
         <w:rPr>
@@ -15600,21 +18800,49 @@
         </w:rPr>
         <w:t xml:space="preserve"> </w:t>
       </w:r>
-      <w:r>
-        <w:rPr>
-          <w:rFonts w:ascii="Times New Roman" w:hAnsi="Times New Roman" w:cs="Times New Roman"/>
-          <w:sz w:val="24"/>
-          <w:szCs w:val="24"/>
-        </w:rPr>
-        <w:t>backendu czy też do tworzenia aplikacji mobilnych.</w:t>
-      </w:r>
-      <w:r>
-        <w:rPr>
-          <w:rFonts w:ascii="Times New Roman" w:hAnsi="Times New Roman" w:cs="Times New Roman"/>
-          <w:sz w:val="24"/>
-          <w:szCs w:val="24"/>
-        </w:rPr>
-        <w:t xml:space="preserve"> Twórcą języka jest Brendan Eich. Algorytmy napisane w aplikacji zostały stworzone właśnie w tym języku.</w:t>
+      <w:proofErr w:type="spellStart"/>
+      <w:r>
+        <w:rPr>
+          <w:rFonts w:ascii="Times New Roman" w:hAnsi="Times New Roman" w:cs="Times New Roman"/>
+          <w:sz w:val="24"/>
+          <w:szCs w:val="24"/>
+        </w:rPr>
+        <w:t>backendu</w:t>
+      </w:r>
+      <w:proofErr w:type="spellEnd"/>
+      <w:r>
+        <w:rPr>
+          <w:rFonts w:ascii="Times New Roman" w:hAnsi="Times New Roman" w:cs="Times New Roman"/>
+          <w:sz w:val="24"/>
+          <w:szCs w:val="24"/>
+        </w:rPr>
+        <w:t xml:space="preserve"> czy też do tworzenia aplikacji mobilnych.</w:t>
+      </w:r>
+      <w:r>
+        <w:rPr>
+          <w:rFonts w:ascii="Times New Roman" w:hAnsi="Times New Roman" w:cs="Times New Roman"/>
+          <w:sz w:val="24"/>
+          <w:szCs w:val="24"/>
+        </w:rPr>
+        <w:t xml:space="preserve"> Twórcą języka jest Brendan </w:t>
+      </w:r>
+      <w:proofErr w:type="spellStart"/>
+      <w:r>
+        <w:rPr>
+          <w:rFonts w:ascii="Times New Roman" w:hAnsi="Times New Roman" w:cs="Times New Roman"/>
+          <w:sz w:val="24"/>
+          <w:szCs w:val="24"/>
+        </w:rPr>
+        <w:t>Eich</w:t>
+      </w:r>
+      <w:proofErr w:type="spellEnd"/>
+      <w:r>
+        <w:rPr>
+          <w:rFonts w:ascii="Times New Roman" w:hAnsi="Times New Roman" w:cs="Times New Roman"/>
+          <w:sz w:val="24"/>
+          <w:szCs w:val="24"/>
+        </w:rPr>
+        <w:t>. Algorytmy napisane w aplikacji zostały stworzone właśnie w tym języku.</w:t>
       </w:r>
     </w:p>
     <w:p>
@@ -15628,6 +18856,7 @@
           <w:szCs w:val="24"/>
         </w:rPr>
       </w:pPr>
+      <w:proofErr w:type="spellStart"/>
       <w:r>
         <w:rPr>
           <w:rFonts w:ascii="Times New Roman" w:hAnsi="Times New Roman" w:cs="Times New Roman"/>
@@ -15638,21 +18867,272 @@
         </w:rPr>
         <w:t>VueJs</w:t>
       </w:r>
-      <w:r>
-        <w:rPr>
-          <w:rFonts w:ascii="Times New Roman" w:hAnsi="Times New Roman" w:cs="Times New Roman"/>
-          <w:sz w:val="24"/>
-          <w:szCs w:val="24"/>
-        </w:rPr>
-        <w:t xml:space="preserve"> – framework JavaScript skupiający się głównie na umożliwianiu tworzenia w prosty sposób interfejsu użytkownika aplikacji webowej.</w:t>
-      </w:r>
-      <w:r>
-        <w:rPr>
-          <w:rFonts w:ascii="Times New Roman" w:hAnsi="Times New Roman" w:cs="Times New Roman"/>
-          <w:sz w:val="24"/>
-          <w:szCs w:val="24"/>
-        </w:rPr>
-        <w:t xml:space="preserve"> Framework pozwala na tworzenie komponentów do wielokrotnego użytku, w różnych miejscach aplikacji. Drugą bardzo pomocną fukcjonalnością jest reaktywność, czyli reagowanie aplikacji poprzez zmienianie widoku pod wpływem modyfikacji obiektów strony.</w:t>
+      <w:proofErr w:type="spellEnd"/>
+      <w:r>
+        <w:rPr>
+          <w:rFonts w:ascii="Times New Roman" w:hAnsi="Times New Roman" w:cs="Times New Roman"/>
+          <w:sz w:val="24"/>
+          <w:szCs w:val="24"/>
+        </w:rPr>
+        <w:t xml:space="preserve"> – </w:t>
+      </w:r>
+      <w:proofErr w:type="spellStart"/>
+      <w:r>
+        <w:rPr>
+          <w:rFonts w:ascii="Times New Roman" w:hAnsi="Times New Roman" w:cs="Times New Roman"/>
+          <w:sz w:val="24"/>
+          <w:szCs w:val="24"/>
+        </w:rPr>
+        <w:t>framework</w:t>
+      </w:r>
+      <w:proofErr w:type="spellEnd"/>
+      <w:r>
+        <w:rPr>
+          <w:rFonts w:ascii="Times New Roman" w:hAnsi="Times New Roman" w:cs="Times New Roman"/>
+          <w:sz w:val="24"/>
+          <w:szCs w:val="24"/>
+        </w:rPr>
+        <w:t xml:space="preserve"> JavaScript skupiający się głównie na umożliwianiu tworzenia w prosty sposób interfejsu użytkownika aplikacji webowej.</w:t>
+      </w:r>
+      <w:r>
+        <w:rPr>
+          <w:rFonts w:ascii="Times New Roman" w:hAnsi="Times New Roman" w:cs="Times New Roman"/>
+          <w:sz w:val="24"/>
+          <w:szCs w:val="24"/>
+        </w:rPr>
+        <w:t xml:space="preserve"> Framework pozwala na tworzenie komponentów do wielokrotnego użytku, w różnych miejscach aplikacji. </w:t>
+      </w:r>
+      <w:r>
+        <w:rPr>
+          <w:rFonts w:ascii="Times New Roman" w:hAnsi="Times New Roman" w:cs="Times New Roman"/>
+          <w:sz w:val="24"/>
+          <w:szCs w:val="24"/>
+        </w:rPr>
+        <w:t xml:space="preserve">Bardzo </w:t>
+      </w:r>
+      <w:r>
+        <w:rPr>
+          <w:rFonts w:ascii="Times New Roman" w:hAnsi="Times New Roman" w:cs="Times New Roman"/>
+          <w:sz w:val="24"/>
+          <w:szCs w:val="24"/>
+        </w:rPr>
+        <w:t xml:space="preserve">pomocną </w:t>
+      </w:r>
+      <w:proofErr w:type="spellStart"/>
+      <w:r>
+        <w:rPr>
+          <w:rFonts w:ascii="Times New Roman" w:hAnsi="Times New Roman" w:cs="Times New Roman"/>
+          <w:sz w:val="24"/>
+          <w:szCs w:val="24"/>
+        </w:rPr>
+        <w:t>fukcjonalnością</w:t>
+      </w:r>
+      <w:proofErr w:type="spellEnd"/>
+      <w:r>
+        <w:rPr>
+          <w:rFonts w:ascii="Times New Roman" w:hAnsi="Times New Roman" w:cs="Times New Roman"/>
+          <w:sz w:val="24"/>
+          <w:szCs w:val="24"/>
+        </w:rPr>
+        <w:t xml:space="preserve"> </w:t>
+      </w:r>
+      <w:proofErr w:type="spellStart"/>
+      <w:r>
+        <w:rPr>
+          <w:rFonts w:ascii="Times New Roman" w:hAnsi="Times New Roman" w:cs="Times New Roman"/>
+          <w:sz w:val="24"/>
+          <w:szCs w:val="24"/>
+        </w:rPr>
+        <w:t>VueJs</w:t>
+      </w:r>
+      <w:proofErr w:type="spellEnd"/>
+      <w:r>
+        <w:rPr>
+          <w:rFonts w:ascii="Times New Roman" w:hAnsi="Times New Roman" w:cs="Times New Roman"/>
+          <w:sz w:val="24"/>
+          <w:szCs w:val="24"/>
+        </w:rPr>
+        <w:t xml:space="preserve"> jest reaktywność, czyli reagowanie aplikacji poprzez zmienianie widoku pod wpływem modyfikacji obiektów strony.</w:t>
+      </w:r>
+    </w:p>
+    <w:p>
+      <w:pPr>
+        <w:tabs>
+          <w:tab w:val="left" w:pos="2652"/>
+        </w:tabs>
+        <w:rPr>
+          <w:rFonts w:ascii="Times New Roman" w:hAnsi="Times New Roman" w:cs="Times New Roman"/>
+          <w:sz w:val="24"/>
+          <w:szCs w:val="24"/>
+        </w:rPr>
+      </w:pPr>
+      <w:proofErr w:type="spellStart"/>
+      <w:r>
+        <w:rPr>
+          <w:rFonts w:ascii="Times New Roman" w:hAnsi="Times New Roman" w:cs="Times New Roman"/>
+          <w:b/>
+          <w:bCs/>
+          <w:sz w:val="24"/>
+          <w:szCs w:val="24"/>
+        </w:rPr>
+        <w:t>Cytoscape.Js</w:t>
+      </w:r>
+      <w:proofErr w:type="spellEnd"/>
+      <w:r>
+        <w:rPr>
+          <w:rFonts w:ascii="Times New Roman" w:hAnsi="Times New Roman" w:cs="Times New Roman"/>
+          <w:sz w:val="24"/>
+          <w:szCs w:val="24"/>
+        </w:rPr>
+        <w:t xml:space="preserve"> – biblioteka służąca do wizualizacji grafów. Stworzona w czystym </w:t>
+      </w:r>
+      <w:proofErr w:type="spellStart"/>
+      <w:r>
+        <w:rPr>
+          <w:rFonts w:ascii="Times New Roman" w:hAnsi="Times New Roman" w:cs="Times New Roman"/>
+          <w:sz w:val="24"/>
+          <w:szCs w:val="24"/>
+        </w:rPr>
+        <w:t>javascripcie</w:t>
+      </w:r>
+      <w:proofErr w:type="spellEnd"/>
+    </w:p>
+    <w:p>
+      <w:pPr>
+        <w:tabs>
+          <w:tab w:val="left" w:pos="2652"/>
+        </w:tabs>
+        <w:rPr>
+          <w:rFonts w:ascii="Times New Roman" w:hAnsi="Times New Roman" w:cs="Times New Roman"/>
+          <w:sz w:val="24"/>
+          <w:szCs w:val="24"/>
+        </w:rPr>
+      </w:pPr>
+      <w:r>
+        <w:rPr>
+          <w:rFonts w:ascii="Times New Roman" w:hAnsi="Times New Roman" w:cs="Times New Roman"/>
+          <w:b/>
+          <w:bCs/>
+          <w:sz w:val="24"/>
+          <w:szCs w:val="24"/>
+        </w:rPr>
+        <w:t>Jest</w:t>
+      </w:r>
+      <w:r>
+        <w:rPr>
+          <w:rFonts w:ascii="Times New Roman" w:hAnsi="Times New Roman" w:cs="Times New Roman"/>
+          <w:sz w:val="24"/>
+          <w:szCs w:val="24"/>
+        </w:rPr>
+        <w:t xml:space="preserve"> – </w:t>
+      </w:r>
+      <w:proofErr w:type="spellStart"/>
+      <w:r>
+        <w:rPr>
+          <w:rFonts w:ascii="Times New Roman" w:hAnsi="Times New Roman" w:cs="Times New Roman"/>
+          <w:sz w:val="24"/>
+          <w:szCs w:val="24"/>
+        </w:rPr>
+        <w:t>framework</w:t>
+      </w:r>
+      <w:proofErr w:type="spellEnd"/>
+      <w:r>
+        <w:rPr>
+          <w:rFonts w:ascii="Times New Roman" w:hAnsi="Times New Roman" w:cs="Times New Roman"/>
+          <w:sz w:val="24"/>
+          <w:szCs w:val="24"/>
+        </w:rPr>
+        <w:t xml:space="preserve"> </w:t>
+      </w:r>
+      <w:proofErr w:type="spellStart"/>
+      <w:r>
+        <w:rPr>
+          <w:rFonts w:ascii="Times New Roman" w:hAnsi="Times New Roman" w:cs="Times New Roman"/>
+          <w:sz w:val="24"/>
+          <w:szCs w:val="24"/>
+        </w:rPr>
+        <w:t>javascript</w:t>
+      </w:r>
+      <w:proofErr w:type="spellEnd"/>
+      <w:r>
+        <w:rPr>
+          <w:rFonts w:ascii="Times New Roman" w:hAnsi="Times New Roman" w:cs="Times New Roman"/>
+          <w:sz w:val="24"/>
+          <w:szCs w:val="24"/>
+        </w:rPr>
+        <w:t xml:space="preserve"> służący do testowania aplikacji, stworzony przez </w:t>
+      </w:r>
+      <w:proofErr w:type="spellStart"/>
+      <w:r>
+        <w:rPr>
+          <w:rFonts w:ascii="Times New Roman" w:hAnsi="Times New Roman" w:cs="Times New Roman"/>
+          <w:sz w:val="24"/>
+          <w:szCs w:val="24"/>
+        </w:rPr>
+        <w:t>Christopha</w:t>
+      </w:r>
+      <w:proofErr w:type="spellEnd"/>
+      <w:r>
+        <w:rPr>
+          <w:rFonts w:ascii="Times New Roman" w:hAnsi="Times New Roman" w:cs="Times New Roman"/>
+          <w:sz w:val="24"/>
+          <w:szCs w:val="24"/>
+        </w:rPr>
+        <w:t xml:space="preserve"> </w:t>
+      </w:r>
+      <w:proofErr w:type="spellStart"/>
+      <w:r>
+        <w:rPr>
+          <w:rFonts w:ascii="Times New Roman" w:hAnsi="Times New Roman" w:cs="Times New Roman"/>
+          <w:sz w:val="24"/>
+          <w:szCs w:val="24"/>
+        </w:rPr>
+        <w:t>Nakazawe</w:t>
+      </w:r>
+      <w:proofErr w:type="spellEnd"/>
+      <w:r>
+        <w:rPr>
+          <w:rFonts w:ascii="Times New Roman" w:hAnsi="Times New Roman" w:cs="Times New Roman"/>
+          <w:sz w:val="24"/>
+          <w:szCs w:val="24"/>
+        </w:rPr>
+        <w:t xml:space="preserve">. Charakteryzuje się on prostotą w użytku oraz wsparciem dla wielu współcześnie używanych </w:t>
+      </w:r>
+      <w:proofErr w:type="spellStart"/>
+      <w:r>
+        <w:rPr>
+          <w:rFonts w:ascii="Times New Roman" w:hAnsi="Times New Roman" w:cs="Times New Roman"/>
+          <w:sz w:val="24"/>
+          <w:szCs w:val="24"/>
+        </w:rPr>
+        <w:t>frameworków</w:t>
+      </w:r>
+      <w:proofErr w:type="spellEnd"/>
+      <w:r>
+        <w:rPr>
+          <w:rFonts w:ascii="Times New Roman" w:hAnsi="Times New Roman" w:cs="Times New Roman"/>
+          <w:sz w:val="24"/>
+          <w:szCs w:val="24"/>
+        </w:rPr>
+        <w:t xml:space="preserve"> </w:t>
+      </w:r>
+      <w:proofErr w:type="spellStart"/>
+      <w:r>
+        <w:rPr>
+          <w:rFonts w:ascii="Times New Roman" w:hAnsi="Times New Roman" w:cs="Times New Roman"/>
+          <w:sz w:val="24"/>
+          <w:szCs w:val="24"/>
+        </w:rPr>
+        <w:t>frontendowych</w:t>
+      </w:r>
+      <w:proofErr w:type="spellEnd"/>
+      <w:r>
+        <w:rPr>
+          <w:rFonts w:ascii="Times New Roman" w:hAnsi="Times New Roman" w:cs="Times New Roman"/>
+          <w:sz w:val="24"/>
+          <w:szCs w:val="24"/>
+        </w:rPr>
+        <w:t xml:space="preserve"> </w:t>
       </w:r>
     </w:p>
     <w:p>
@@ -15684,7 +19164,6 @@
     </w:p>
     <w:p>
       <w:pPr>
-        <w:pStyle w:val="Akapitzlist"/>
         <w:tabs>
           <w:tab w:val="left" w:pos="2652"/>
         </w:tabs>
@@ -15692,10 +19171,687 @@
           <w:rFonts w:ascii="Times New Roman" w:hAnsi="Times New Roman" w:cs="Times New Roman"/>
           <w:b/>
           <w:bCs/>
-          <w:sz w:val="44"/>
-          <w:szCs w:val="44"/>
-        </w:rPr>
-      </w:pPr>
+          <w:sz w:val="48"/>
+          <w:szCs w:val="48"/>
+        </w:rPr>
+      </w:pPr>
+      <w:r>
+        <w:rPr>
+          <w:rFonts w:ascii="Times New Roman" w:hAnsi="Times New Roman" w:cs="Times New Roman"/>
+          <w:b/>
+          <w:bCs/>
+          <w:sz w:val="48"/>
+          <w:szCs w:val="48"/>
+        </w:rPr>
+        <w:t>2</w:t>
+      </w:r>
+      <w:r>
+        <w:rPr>
+          <w:rFonts w:ascii="Times New Roman" w:hAnsi="Times New Roman" w:cs="Times New Roman"/>
+          <w:b/>
+          <w:bCs/>
+          <w:sz w:val="48"/>
+          <w:szCs w:val="48"/>
+        </w:rPr>
+        <w:t xml:space="preserve">.Opis </w:t>
+      </w:r>
+      <w:r>
+        <w:rPr>
+          <w:rFonts w:ascii="Times New Roman" w:hAnsi="Times New Roman" w:cs="Times New Roman"/>
+          <w:b/>
+          <w:bCs/>
+          <w:sz w:val="48"/>
+          <w:szCs w:val="48"/>
+        </w:rPr>
+        <w:t>interfejsu użytkownika</w:t>
+      </w:r>
+    </w:p>
+    <w:p>
+      <w:pPr>
+        <w:tabs>
+          <w:tab w:val="left" w:pos="2652"/>
+        </w:tabs>
+        <w:rPr>
+          <w:rFonts w:ascii="Times New Roman" w:hAnsi="Times New Roman" w:cs="Times New Roman"/>
+          <w:sz w:val="24"/>
+          <w:szCs w:val="24"/>
+        </w:rPr>
+      </w:pPr>
+      <w:r>
+        <w:rPr>
+          <w:rFonts w:ascii="Times New Roman" w:hAnsi="Times New Roman" w:cs="Times New Roman"/>
+          <w:sz w:val="24"/>
+          <w:szCs w:val="24"/>
+        </w:rPr>
+        <w:t>Użytkownik aplikacji po wejściu do aplikacji spotyka się z ekranem, w którym został opisany po krótce każdy z modułów stworzonych w ramach aplikacji</w:t>
+      </w:r>
+      <w:r>
+        <w:rPr>
+          <w:rFonts w:ascii="Times New Roman" w:hAnsi="Times New Roman" w:cs="Times New Roman"/>
+          <w:sz w:val="24"/>
+          <w:szCs w:val="24"/>
+        </w:rPr>
+        <w:t xml:space="preserve">. Przy opisie każdego z modułów można też znaleźć przycisk do niego przenoszący. Można to również zrobić poprzez prosty </w:t>
+      </w:r>
+      <w:proofErr w:type="spellStart"/>
+      <w:r>
+        <w:rPr>
+          <w:rFonts w:ascii="Times New Roman" w:hAnsi="Times New Roman" w:cs="Times New Roman"/>
+          <w:sz w:val="24"/>
+          <w:szCs w:val="24"/>
+        </w:rPr>
+        <w:t>navbar</w:t>
+      </w:r>
+      <w:proofErr w:type="spellEnd"/>
+      <w:r>
+        <w:rPr>
+          <w:rFonts w:ascii="Times New Roman" w:hAnsi="Times New Roman" w:cs="Times New Roman"/>
+          <w:sz w:val="24"/>
+          <w:szCs w:val="24"/>
+        </w:rPr>
+        <w:t xml:space="preserve"> znajdujący się na grafice nr x.</w:t>
+      </w:r>
+      <w:r>
+        <w:rPr>
+          <w:rFonts w:ascii="Times New Roman" w:hAnsi="Times New Roman" w:cs="Times New Roman"/>
+          <w:sz w:val="24"/>
+          <w:szCs w:val="24"/>
+        </w:rPr>
+        <w:t xml:space="preserve"> Opisy modułów zostały zaprezentowane odpowiednio na grafice nr x, x, x</w:t>
+      </w:r>
+    </w:p>
+    <w:p>
+      <w:pPr>
+        <w:tabs>
+          <w:tab w:val="left" w:pos="2652"/>
+        </w:tabs>
+        <w:rPr>
+          <w:rFonts w:ascii="Times New Roman" w:hAnsi="Times New Roman" w:cs="Times New Roman"/>
+          <w:sz w:val="24"/>
+          <w:szCs w:val="24"/>
+        </w:rPr>
+      </w:pPr>
+    </w:p>
+    <w:p>
+      <w:pPr>
+        <w:tabs>
+          <w:tab w:val="left" w:pos="2652"/>
+        </w:tabs>
+        <w:rPr>
+          <w:rFonts w:ascii="Times New Roman" w:hAnsi="Times New Roman" w:cs="Times New Roman"/>
+          <w:sz w:val="24"/>
+          <w:szCs w:val="24"/>
+        </w:rPr>
+      </w:pPr>
+      <w:r>
+        <w:rPr>
+          <w:rFonts w:ascii="Times New Roman" w:hAnsi="Times New Roman" w:cs="Times New Roman"/>
+          <w:noProof/>
+          <w:sz w:val="24"/>
+          <w:szCs w:val="24"/>
+        </w:rPr>
+        <w:drawing>
+          <wp:inline distT="0" distB="0" distL="0" distR="0" wp14:anchorId="08217A70" wp14:editId="320B5D68">
+            <wp:extent cx="5760720" cy="1958340"/>
+            <wp:effectExtent l="0" t="0" r="0" b="3810"/>
+            <wp:docPr id="11" name="Obraz 11"/>
+            <wp:cNvGraphicFramePr>
+              <a:graphicFrameLocks xmlns:a="http://schemas.openxmlformats.org/drawingml/2006/main" noChangeAspect="1"/>
+            </wp:cNvGraphicFramePr>
+            <a:graphic xmlns:a="http://schemas.openxmlformats.org/drawingml/2006/main">
+              <a:graphicData uri="http://schemas.openxmlformats.org/drawingml/2006/picture">
+                <pic:pic xmlns:pic="http://schemas.openxmlformats.org/drawingml/2006/picture">
+                  <pic:nvPicPr>
+                    <pic:cNvPr id="0" name="Picture 1"/>
+                    <pic:cNvPicPr>
+                      <a:picLocks noChangeAspect="1" noChangeArrowheads="1"/>
+                    </pic:cNvPicPr>
+                  </pic:nvPicPr>
+                  <pic:blipFill>
+                    <a:blip r:embed="rId19">
+                      <a:extLst>
+                        <a:ext uri="{28A0092B-C50C-407E-A947-70E740481C1C}">
+                          <a14:useLocalDpi xmlns:a14="http://schemas.microsoft.com/office/drawing/2010/main" val="0"/>
+                        </a:ext>
+                      </a:extLst>
+                    </a:blip>
+                    <a:srcRect/>
+                    <a:stretch>
+                      <a:fillRect/>
+                    </a:stretch>
+                  </pic:blipFill>
+                  <pic:spPr bwMode="auto">
+                    <a:xfrm>
+                      <a:off x="0" y="0"/>
+                      <a:ext cx="5760720" cy="1958340"/>
+                    </a:xfrm>
+                    <a:prstGeom prst="rect">
+                      <a:avLst/>
+                    </a:prstGeom>
+                    <a:noFill/>
+                    <a:ln>
+                      <a:noFill/>
+                    </a:ln>
+                  </pic:spPr>
+                </pic:pic>
+              </a:graphicData>
+            </a:graphic>
+          </wp:inline>
+        </w:drawing>
+      </w:r>
+    </w:p>
+    <w:p>
+      <w:pPr>
+        <w:tabs>
+          <w:tab w:val="left" w:pos="2652"/>
+        </w:tabs>
+        <w:jc w:val="center"/>
+        <w:rPr>
+          <w:rFonts w:ascii="Times New Roman" w:hAnsi="Times New Roman" w:cs="Times New Roman"/>
+          <w:sz w:val="24"/>
+          <w:szCs w:val="24"/>
+        </w:rPr>
+      </w:pPr>
+      <w:r>
+        <w:rPr>
+          <w:noProof/>
+        </w:rPr>
+        <w:lastRenderedPageBreak/>
+        <w:drawing>
+          <wp:inline distT="0" distB="0" distL="0" distR="0" wp14:anchorId="7405B573" wp14:editId="1A0F054D">
+            <wp:extent cx="5753100" cy="2278380"/>
+            <wp:effectExtent l="0" t="0" r="0" b="7620"/>
+            <wp:docPr id="14" name="Obraz 14"/>
+            <wp:cNvGraphicFramePr>
+              <a:graphicFrameLocks xmlns:a="http://schemas.openxmlformats.org/drawingml/2006/main" noChangeAspect="1"/>
+            </wp:cNvGraphicFramePr>
+            <a:graphic xmlns:a="http://schemas.openxmlformats.org/drawingml/2006/main">
+              <a:graphicData uri="http://schemas.openxmlformats.org/drawingml/2006/picture">
+                <pic:pic xmlns:pic="http://schemas.openxmlformats.org/drawingml/2006/picture">
+                  <pic:nvPicPr>
+                    <pic:cNvPr id="0" name="Picture 3"/>
+                    <pic:cNvPicPr>
+                      <a:picLocks noChangeAspect="1" noChangeArrowheads="1"/>
+                    </pic:cNvPicPr>
+                  </pic:nvPicPr>
+                  <pic:blipFill>
+                    <a:blip r:embed="rId20" cstate="print">
+                      <a:extLst>
+                        <a:ext uri="{28A0092B-C50C-407E-A947-70E740481C1C}">
+                          <a14:useLocalDpi xmlns:a14="http://schemas.microsoft.com/office/drawing/2010/main" val="0"/>
+                        </a:ext>
+                      </a:extLst>
+                    </a:blip>
+                    <a:srcRect/>
+                    <a:stretch>
+                      <a:fillRect/>
+                    </a:stretch>
+                  </pic:blipFill>
+                  <pic:spPr bwMode="auto">
+                    <a:xfrm>
+                      <a:off x="0" y="0"/>
+                      <a:ext cx="5753100" cy="2278380"/>
+                    </a:xfrm>
+                    <a:prstGeom prst="rect">
+                      <a:avLst/>
+                    </a:prstGeom>
+                    <a:noFill/>
+                    <a:ln>
+                      <a:noFill/>
+                    </a:ln>
+                  </pic:spPr>
+                </pic:pic>
+              </a:graphicData>
+            </a:graphic>
+          </wp:inline>
+        </w:drawing>
+      </w:r>
+    </w:p>
+    <w:p>
+      <w:pPr>
+        <w:tabs>
+          <w:tab w:val="left" w:pos="2652"/>
+        </w:tabs>
+        <w:jc w:val="center"/>
+        <w:rPr>
+          <w:rFonts w:ascii="Times New Roman" w:hAnsi="Times New Roman" w:cs="Times New Roman"/>
+          <w:sz w:val="24"/>
+          <w:szCs w:val="24"/>
+        </w:rPr>
+      </w:pPr>
+    </w:p>
+    <w:p>
+      <w:pPr>
+        <w:tabs>
+          <w:tab w:val="left" w:pos="2652"/>
+        </w:tabs>
+        <w:jc w:val="center"/>
+        <w:rPr>
+          <w:rFonts w:ascii="Times New Roman" w:hAnsi="Times New Roman" w:cs="Times New Roman"/>
+          <w:sz w:val="24"/>
+          <w:szCs w:val="24"/>
+        </w:rPr>
+      </w:pPr>
+      <w:r>
+        <w:rPr>
+          <w:rFonts w:ascii="Times New Roman" w:hAnsi="Times New Roman" w:cs="Times New Roman"/>
+          <w:noProof/>
+          <w:sz w:val="24"/>
+          <w:szCs w:val="24"/>
+        </w:rPr>
+        <w:drawing>
+          <wp:inline distT="0" distB="0" distL="0" distR="0" wp14:anchorId="65279087" wp14:editId="3462B302">
+            <wp:extent cx="5623560" cy="1950720"/>
+            <wp:effectExtent l="0" t="0" r="0" b="0"/>
+            <wp:docPr id="15" name="Obraz 15"/>
+            <wp:cNvGraphicFramePr>
+              <a:graphicFrameLocks xmlns:a="http://schemas.openxmlformats.org/drawingml/2006/main" noChangeAspect="1"/>
+            </wp:cNvGraphicFramePr>
+            <a:graphic xmlns:a="http://schemas.openxmlformats.org/drawingml/2006/main">
+              <a:graphicData uri="http://schemas.openxmlformats.org/drawingml/2006/picture">
+                <pic:pic xmlns:pic="http://schemas.openxmlformats.org/drawingml/2006/picture">
+                  <pic:nvPicPr>
+                    <pic:cNvPr id="0" name="Picture 4"/>
+                    <pic:cNvPicPr>
+                      <a:picLocks noChangeAspect="1" noChangeArrowheads="1"/>
+                    </pic:cNvPicPr>
+                  </pic:nvPicPr>
+                  <pic:blipFill>
+                    <a:blip r:embed="rId21" cstate="print">
+                      <a:extLst>
+                        <a:ext uri="{28A0092B-C50C-407E-A947-70E740481C1C}">
+                          <a14:useLocalDpi xmlns:a14="http://schemas.microsoft.com/office/drawing/2010/main" val="0"/>
+                        </a:ext>
+                      </a:extLst>
+                    </a:blip>
+                    <a:srcRect/>
+                    <a:stretch>
+                      <a:fillRect/>
+                    </a:stretch>
+                  </pic:blipFill>
+                  <pic:spPr bwMode="auto">
+                    <a:xfrm>
+                      <a:off x="0" y="0"/>
+                      <a:ext cx="5623560" cy="1950720"/>
+                    </a:xfrm>
+                    <a:prstGeom prst="rect">
+                      <a:avLst/>
+                    </a:prstGeom>
+                    <a:noFill/>
+                    <a:ln>
+                      <a:noFill/>
+                    </a:ln>
+                  </pic:spPr>
+                </pic:pic>
+              </a:graphicData>
+            </a:graphic>
+          </wp:inline>
+        </w:drawing>
+      </w:r>
+    </w:p>
+    <w:p>
+      <w:pPr>
+        <w:tabs>
+          <w:tab w:val="left" w:pos="2652"/>
+        </w:tabs>
+        <w:jc w:val="center"/>
+        <w:rPr>
+          <w:rFonts w:ascii="Times New Roman" w:hAnsi="Times New Roman" w:cs="Times New Roman"/>
+          <w:sz w:val="24"/>
+          <w:szCs w:val="24"/>
+        </w:rPr>
+      </w:pPr>
+    </w:p>
+    <w:p>
+      <w:pPr>
+        <w:tabs>
+          <w:tab w:val="left" w:pos="2652"/>
+        </w:tabs>
+        <w:rPr>
+          <w:rFonts w:ascii="Times New Roman" w:hAnsi="Times New Roman" w:cs="Times New Roman"/>
+          <w:b/>
+          <w:bCs/>
+          <w:sz w:val="36"/>
+          <w:szCs w:val="36"/>
+        </w:rPr>
+      </w:pPr>
+      <w:r>
+        <w:rPr>
+          <w:rFonts w:ascii="Times New Roman" w:hAnsi="Times New Roman" w:cs="Times New Roman"/>
+          <w:b/>
+          <w:bCs/>
+          <w:sz w:val="36"/>
+          <w:szCs w:val="36"/>
+        </w:rPr>
+        <w:t>2.1 Moduł ustalania harmonogramów dla pociągów</w:t>
+      </w:r>
+    </w:p>
+    <w:p>
+      <w:pPr>
+        <w:tabs>
+          <w:tab w:val="left" w:pos="2652"/>
+        </w:tabs>
+        <w:rPr>
+          <w:rFonts w:ascii="Times New Roman" w:hAnsi="Times New Roman" w:cs="Times New Roman"/>
+          <w:sz w:val="24"/>
+          <w:szCs w:val="24"/>
+        </w:rPr>
+      </w:pPr>
+      <w:r>
+        <w:rPr>
+          <w:rFonts w:ascii="Times New Roman" w:hAnsi="Times New Roman" w:cs="Times New Roman"/>
+          <w:sz w:val="24"/>
+          <w:szCs w:val="24"/>
+        </w:rPr>
+        <w:t>W tym module użytkownik wprowadza godziny, w których realizowane są połączenia. Poprzez formularz w formie tabeli, która można dowolnie rozszerzać poprzez przycisk dodawania</w:t>
+      </w:r>
+      <w:r>
+        <w:rPr>
+          <w:rFonts w:ascii="Times New Roman" w:hAnsi="Times New Roman" w:cs="Times New Roman"/>
+          <w:sz w:val="24"/>
+          <w:szCs w:val="24"/>
+        </w:rPr>
+        <w:t>.</w:t>
+      </w:r>
+      <w:r>
+        <w:rPr>
+          <w:rFonts w:ascii="Times New Roman" w:hAnsi="Times New Roman" w:cs="Times New Roman"/>
+          <w:sz w:val="24"/>
+          <w:szCs w:val="24"/>
+        </w:rPr>
+        <w:t xml:space="preserve"> Do wyznaczania harmonogramu na podstawie danych użytkownika został wykorzystany algorytm kolorowania grafu interwałowego.</w:t>
+      </w:r>
+      <w:r>
+        <w:rPr>
+          <w:rFonts w:ascii="Times New Roman" w:hAnsi="Times New Roman" w:cs="Times New Roman"/>
+          <w:sz w:val="24"/>
+          <w:szCs w:val="24"/>
+        </w:rPr>
+        <w:t xml:space="preserve"> W każdym wierszu tabeli znajdują się 3 kolumny, z których pierwsza jest liczbą porządkową, druga polem do wyboru, od której</w:t>
+      </w:r>
+      <w:r>
+        <w:rPr>
+          <w:rFonts w:ascii="Times New Roman" w:hAnsi="Times New Roman" w:cs="Times New Roman"/>
+          <w:sz w:val="24"/>
+          <w:szCs w:val="24"/>
+        </w:rPr>
+        <w:t xml:space="preserve"> godziny</w:t>
+      </w:r>
+      <w:r>
+        <w:rPr>
+          <w:rFonts w:ascii="Times New Roman" w:hAnsi="Times New Roman" w:cs="Times New Roman"/>
+          <w:sz w:val="24"/>
+          <w:szCs w:val="24"/>
+        </w:rPr>
+        <w:t xml:space="preserve"> zaczyna się połącznie, a </w:t>
+      </w:r>
+      <w:r>
+        <w:rPr>
+          <w:rFonts w:ascii="Times New Roman" w:hAnsi="Times New Roman" w:cs="Times New Roman"/>
+          <w:sz w:val="24"/>
+          <w:szCs w:val="24"/>
+        </w:rPr>
+        <w:t xml:space="preserve">trzecia polem, w którym wybiera się, o której połączenie się </w:t>
+      </w:r>
+      <w:r>
+        <w:rPr>
+          <w:rFonts w:ascii="Times New Roman" w:hAnsi="Times New Roman" w:cs="Times New Roman"/>
+          <w:sz w:val="24"/>
+          <w:szCs w:val="24"/>
+        </w:rPr>
+        <w:t>kończy. Przy założeniach, że godzina końca oznacza godzinę, w której pociąg wraca do stacji, z której ruszał, czyli wykonał połączenie w jedno stronę, a potem w drugą. Czas został ograniczony tylko do godzin, czyli można stworzyć harmonogram w obrębie jednego dnia.</w:t>
+      </w:r>
+      <w:r>
+        <w:rPr>
+          <w:rFonts w:ascii="Times New Roman" w:hAnsi="Times New Roman" w:cs="Times New Roman"/>
+          <w:sz w:val="24"/>
+          <w:szCs w:val="24"/>
+        </w:rPr>
+        <w:t xml:space="preserve"> </w:t>
+      </w:r>
+      <w:r>
+        <w:rPr>
+          <w:rFonts w:ascii="Times New Roman" w:hAnsi="Times New Roman" w:cs="Times New Roman"/>
+          <w:sz w:val="24"/>
+          <w:szCs w:val="24"/>
+        </w:rPr>
+        <w:t xml:space="preserve">Dane wprowadzane do formularza podlegają prostej walidacji, która sprawdza czy godzina startu nie jest większa od godziny początku. </w:t>
+      </w:r>
+      <w:r>
+        <w:rPr>
+          <w:rFonts w:ascii="Times New Roman" w:hAnsi="Times New Roman" w:cs="Times New Roman"/>
+          <w:sz w:val="24"/>
+          <w:szCs w:val="24"/>
+        </w:rPr>
+        <w:t xml:space="preserve">Po wybraniu interesujących nas godzin przy założeniu, że dane są poprawne aplikacja generuje nam przypisanie pociągu do połączenia. Zostało to zaprezentowane na grafice nr x. </w:t>
+      </w:r>
+      <w:r>
+        <w:rPr>
+          <w:rFonts w:ascii="Times New Roman" w:hAnsi="Times New Roman" w:cs="Times New Roman"/>
+          <w:sz w:val="24"/>
+          <w:szCs w:val="24"/>
+        </w:rPr>
+        <w:t xml:space="preserve">Jeśli próba generacji zakończy się niepowodzeniem z powodu nieprzejścia walidacji to zostanie wyświetlony odpowiedni komunikat o błędzie. </w:t>
+      </w:r>
+    </w:p>
+    <w:p>
+      <w:pPr>
+        <w:tabs>
+          <w:tab w:val="left" w:pos="2652"/>
+        </w:tabs>
+        <w:rPr>
+          <w:rFonts w:ascii="Times New Roman" w:hAnsi="Times New Roman" w:cs="Times New Roman"/>
+          <w:sz w:val="24"/>
+          <w:szCs w:val="24"/>
+        </w:rPr>
+      </w:pPr>
+    </w:p>
+    <w:p>
+      <w:pPr>
+        <w:tabs>
+          <w:tab w:val="left" w:pos="2652"/>
+        </w:tabs>
+        <w:rPr>
+          <w:rFonts w:ascii="Times New Roman" w:hAnsi="Times New Roman" w:cs="Times New Roman"/>
+          <w:sz w:val="24"/>
+          <w:szCs w:val="24"/>
+        </w:rPr>
+      </w:pPr>
+      <w:r>
+        <w:rPr>
+          <w:rFonts w:ascii="Times New Roman" w:hAnsi="Times New Roman" w:cs="Times New Roman"/>
+          <w:noProof/>
+          <w:sz w:val="24"/>
+          <w:szCs w:val="24"/>
+        </w:rPr>
+        <w:lastRenderedPageBreak/>
+        <w:drawing>
+          <wp:inline distT="0" distB="0" distL="0" distR="0" wp14:anchorId="0D78FA53" wp14:editId="46D9666E">
+            <wp:extent cx="5753100" cy="2697480"/>
+            <wp:effectExtent l="0" t="0" r="0" b="7620"/>
+            <wp:docPr id="16" name="Obraz 16"/>
+            <wp:cNvGraphicFramePr>
+              <a:graphicFrameLocks xmlns:a="http://schemas.openxmlformats.org/drawingml/2006/main" noChangeAspect="1"/>
+            </wp:cNvGraphicFramePr>
+            <a:graphic xmlns:a="http://schemas.openxmlformats.org/drawingml/2006/main">
+              <a:graphicData uri="http://schemas.openxmlformats.org/drawingml/2006/picture">
+                <pic:pic xmlns:pic="http://schemas.openxmlformats.org/drawingml/2006/picture">
+                  <pic:nvPicPr>
+                    <pic:cNvPr id="0" name="Picture 5"/>
+                    <pic:cNvPicPr>
+                      <a:picLocks noChangeAspect="1" noChangeArrowheads="1"/>
+                    </pic:cNvPicPr>
+                  </pic:nvPicPr>
+                  <pic:blipFill>
+                    <a:blip r:embed="rId22" cstate="print">
+                      <a:extLst>
+                        <a:ext uri="{28A0092B-C50C-407E-A947-70E740481C1C}">
+                          <a14:useLocalDpi xmlns:a14="http://schemas.microsoft.com/office/drawing/2010/main" val="0"/>
+                        </a:ext>
+                      </a:extLst>
+                    </a:blip>
+                    <a:srcRect/>
+                    <a:stretch>
+                      <a:fillRect/>
+                    </a:stretch>
+                  </pic:blipFill>
+                  <pic:spPr bwMode="auto">
+                    <a:xfrm>
+                      <a:off x="0" y="0"/>
+                      <a:ext cx="5753100" cy="2697480"/>
+                    </a:xfrm>
+                    <a:prstGeom prst="rect">
+                      <a:avLst/>
+                    </a:prstGeom>
+                    <a:noFill/>
+                    <a:ln>
+                      <a:noFill/>
+                    </a:ln>
+                  </pic:spPr>
+                </pic:pic>
+              </a:graphicData>
+            </a:graphic>
+          </wp:inline>
+        </w:drawing>
+      </w:r>
+    </w:p>
+    <w:p>
+      <w:pPr>
+        <w:tabs>
+          <w:tab w:val="left" w:pos="2652"/>
+        </w:tabs>
+        <w:rPr>
+          <w:rFonts w:ascii="Times New Roman" w:hAnsi="Times New Roman" w:cs="Times New Roman"/>
+          <w:sz w:val="24"/>
+          <w:szCs w:val="24"/>
+        </w:rPr>
+      </w:pPr>
+    </w:p>
+    <w:p>
+      <w:pPr>
+        <w:tabs>
+          <w:tab w:val="left" w:pos="2652"/>
+        </w:tabs>
+        <w:rPr>
+          <w:rFonts w:ascii="Times New Roman" w:hAnsi="Times New Roman" w:cs="Times New Roman"/>
+          <w:sz w:val="24"/>
+          <w:szCs w:val="24"/>
+        </w:rPr>
+      </w:pPr>
+      <w:r>
+        <w:rPr>
+          <w:rFonts w:ascii="Times New Roman" w:hAnsi="Times New Roman" w:cs="Times New Roman"/>
+          <w:sz w:val="24"/>
+          <w:szCs w:val="24"/>
+        </w:rPr>
+        <w:t xml:space="preserve">Jak widać na figurze </w:t>
+      </w:r>
+      <w:proofErr w:type="spellStart"/>
+      <w:r>
+        <w:rPr>
+          <w:rFonts w:ascii="Times New Roman" w:hAnsi="Times New Roman" w:cs="Times New Roman"/>
+          <w:sz w:val="24"/>
+          <w:szCs w:val="24"/>
+        </w:rPr>
+        <w:t>nr.x</w:t>
+      </w:r>
+      <w:proofErr w:type="spellEnd"/>
+      <w:r>
+        <w:rPr>
+          <w:rFonts w:ascii="Times New Roman" w:hAnsi="Times New Roman" w:cs="Times New Roman"/>
+          <w:sz w:val="24"/>
+          <w:szCs w:val="24"/>
+        </w:rPr>
+        <w:t xml:space="preserve"> po wygenerowaniu formularza pojawia się przycisk wizualizacji grafu interwałowego. Po kliknięciu przycisku pojawia się graficzny odpowiednik stworzonego przez aplikację grafu</w:t>
+      </w:r>
+      <w:r>
+        <w:rPr>
+          <w:rFonts w:ascii="Times New Roman" w:hAnsi="Times New Roman" w:cs="Times New Roman"/>
+          <w:sz w:val="24"/>
+          <w:szCs w:val="24"/>
+        </w:rPr>
+        <w:t>. Została, też zaimplementowana prosta animacja, która pokazuje jak graf jest kolorowany. Kolory są wybierane w sposób losowy.</w:t>
+      </w:r>
+    </w:p>
+    <w:p>
+      <w:pPr>
+        <w:tabs>
+          <w:tab w:val="left" w:pos="2652"/>
+        </w:tabs>
+        <w:rPr>
+          <w:rFonts w:ascii="Times New Roman" w:hAnsi="Times New Roman" w:cs="Times New Roman"/>
+          <w:sz w:val="24"/>
+          <w:szCs w:val="24"/>
+        </w:rPr>
+      </w:pPr>
+    </w:p>
+    <w:p>
+      <w:pPr>
+        <w:tabs>
+          <w:tab w:val="left" w:pos="2652"/>
+        </w:tabs>
+        <w:rPr>
+          <w:rFonts w:ascii="Times New Roman" w:hAnsi="Times New Roman" w:cs="Times New Roman"/>
+          <w:sz w:val="24"/>
+          <w:szCs w:val="24"/>
+        </w:rPr>
+      </w:pPr>
+      <w:r>
+        <w:rPr>
+          <w:rFonts w:ascii="Times New Roman" w:hAnsi="Times New Roman" w:cs="Times New Roman"/>
+          <w:noProof/>
+          <w:sz w:val="24"/>
+          <w:szCs w:val="24"/>
+        </w:rPr>
+        <w:drawing>
+          <wp:inline distT="0" distB="0" distL="0" distR="0" wp14:anchorId="746A0E77" wp14:editId="33BA436C">
+            <wp:extent cx="5760720" cy="2400300"/>
+            <wp:effectExtent l="0" t="0" r="0" b="0"/>
+            <wp:docPr id="17" name="Obraz 17"/>
+            <wp:cNvGraphicFramePr>
+              <a:graphicFrameLocks xmlns:a="http://schemas.openxmlformats.org/drawingml/2006/main" noChangeAspect="1"/>
+            </wp:cNvGraphicFramePr>
+            <a:graphic xmlns:a="http://schemas.openxmlformats.org/drawingml/2006/main">
+              <a:graphicData uri="http://schemas.openxmlformats.org/drawingml/2006/picture">
+                <pic:pic xmlns:pic="http://schemas.openxmlformats.org/drawingml/2006/picture">
+                  <pic:nvPicPr>
+                    <pic:cNvPr id="0" name="Picture 6"/>
+                    <pic:cNvPicPr>
+                      <a:picLocks noChangeAspect="1" noChangeArrowheads="1"/>
+                    </pic:cNvPicPr>
+                  </pic:nvPicPr>
+                  <pic:blipFill>
+                    <a:blip r:embed="rId23" cstate="print">
+                      <a:extLst>
+                        <a:ext uri="{28A0092B-C50C-407E-A947-70E740481C1C}">
+                          <a14:useLocalDpi xmlns:a14="http://schemas.microsoft.com/office/drawing/2010/main" val="0"/>
+                        </a:ext>
+                      </a:extLst>
+                    </a:blip>
+                    <a:srcRect/>
+                    <a:stretch>
+                      <a:fillRect/>
+                    </a:stretch>
+                  </pic:blipFill>
+                  <pic:spPr bwMode="auto">
+                    <a:xfrm>
+                      <a:off x="0" y="0"/>
+                      <a:ext cx="5760720" cy="2400300"/>
+                    </a:xfrm>
+                    <a:prstGeom prst="rect">
+                      <a:avLst/>
+                    </a:prstGeom>
+                    <a:noFill/>
+                    <a:ln>
+                      <a:noFill/>
+                    </a:ln>
+                  </pic:spPr>
+                </pic:pic>
+              </a:graphicData>
+            </a:graphic>
+          </wp:inline>
+        </w:drawing>
+      </w:r>
     </w:p>
     <w:sectPr>
       <w:pgSz w:w="11906" w:h="16838"/>
@@ -15848,7 +20004,7 @@
       </w:pPr>
     </w:lvl>
   </w:abstractNum>
-  <w:abstractNum w:abstractNumId="1" w15:restartNumberingAfterBreak="0">
+  <w:abstractNum w:abstractNumId="2" w15:restartNumberingAfterBreak="0">
     <w:nsid w:val="2D556250"/>
     <w:multiLevelType w:val="hybridMultilevel"/>
     <w:tmpl w:val="52C48AD2"/>
@@ -15937,7 +20093,7 @@
       </w:pPr>
     </w:lvl>
   </w:abstractNum>
-  <w:abstractNum w:abstractNumId="2" w15:restartNumberingAfterBreak="0">
+  <w:abstractNum w:abstractNumId="3" w15:restartNumberingAfterBreak="0">
     <w:nsid w:val="38EA1ECC"/>
     <w:multiLevelType w:val="hybridMultilevel"/>
     <w:tmpl w:val="6F2C6DF0"/>
@@ -16026,7 +20182,7 @@
       </w:pPr>
     </w:lvl>
   </w:abstractNum>
-  <w:abstractNum w:abstractNumId="3" w15:restartNumberingAfterBreak="0">
+  <w:abstractNum w:abstractNumId="4" w15:restartNumberingAfterBreak="0">
     <w:nsid w:val="3E016C75"/>
     <w:multiLevelType w:val="hybridMultilevel"/>
     <w:tmpl w:val="D49CFC32"/>
@@ -16119,13 +20275,13 @@
     <w:abstractNumId w:val="0"/>
   </w:num>
   <w:num w:numId="2">
-    <w:abstractNumId w:val="1"/>
+    <w:abstractNumId w:val="2"/>
   </w:num>
   <w:num w:numId="3">
-    <w:abstractNumId w:val="3"/>
+    <w:abstractNumId w:val="4"/>
   </w:num>
   <w:num w:numId="4">
-    <w:abstractNumId w:val="2"/>
+    <w:abstractNumId w:val="3"/>
   </w:num>
 </w:numbering>
 </file>

--- a/licencjat.docx
+++ b/licencjat.docx
@@ -22456,6 +22456,229 @@
           <w:rFonts w:ascii="Times New Roman" w:eastAsia="Yu Mincho Light" w:hAnsi="Times New Roman" w:cs="Times New Roman"/>
           <w:b/>
           <w:bCs/>
+          <w:sz w:val="24"/>
+          <w:szCs w:val="24"/>
+        </w:rPr>
+      </w:pPr>
+    </w:p>
+    <w:p>
+      <w:pPr>
+        <w:tabs>
+          <w:tab w:val="left" w:pos="2652"/>
+        </w:tabs>
+        <w:rPr>
+          <w:rFonts w:ascii="Times New Roman" w:eastAsia="Yu Mincho Light" w:hAnsi="Times New Roman" w:cs="Times New Roman"/>
+          <w:b/>
+          <w:bCs/>
+          <w:sz w:val="24"/>
+          <w:szCs w:val="24"/>
+        </w:rPr>
+      </w:pPr>
+    </w:p>
+    <w:p>
+      <w:pPr>
+        <w:tabs>
+          <w:tab w:val="left" w:pos="2652"/>
+        </w:tabs>
+        <w:rPr>
+          <w:rFonts w:ascii="Times New Roman" w:eastAsia="Yu Mincho Light" w:hAnsi="Times New Roman" w:cs="Times New Roman"/>
+          <w:b/>
+          <w:bCs/>
+          <w:sz w:val="48"/>
+          <w:szCs w:val="48"/>
+        </w:rPr>
+      </w:pPr>
+      <w:r>
+        <w:rPr>
+          <w:rFonts w:ascii="Times New Roman" w:eastAsia="Yu Mincho Light" w:hAnsi="Times New Roman" w:cs="Times New Roman"/>
+          <w:b/>
+          <w:bCs/>
+          <w:sz w:val="48"/>
+          <w:szCs w:val="48"/>
+        </w:rPr>
+        <w:t xml:space="preserve">5.4 Testy algorytmów </w:t>
+      </w:r>
+    </w:p>
+    <w:p>
+      <w:pPr>
+        <w:tabs>
+          <w:tab w:val="left" w:pos="2652"/>
+        </w:tabs>
+        <w:rPr>
+          <w:rFonts w:ascii="Times New Roman" w:eastAsia="Yu Mincho Light" w:hAnsi="Times New Roman" w:cs="Times New Roman"/>
+          <w:sz w:val="24"/>
+          <w:szCs w:val="24"/>
+        </w:rPr>
+      </w:pPr>
+      <w:r>
+        <w:rPr>
+          <w:rFonts w:ascii="Times New Roman" w:eastAsia="Yu Mincho Light" w:hAnsi="Times New Roman" w:cs="Times New Roman"/>
+          <w:sz w:val="24"/>
+          <w:szCs w:val="24"/>
+        </w:rPr>
+        <w:t xml:space="preserve">          </w:t>
+      </w:r>
+      <w:r>
+        <w:rPr>
+          <w:rFonts w:ascii="Times New Roman" w:eastAsia="Yu Mincho Light" w:hAnsi="Times New Roman" w:cs="Times New Roman"/>
+          <w:sz w:val="24"/>
+          <w:szCs w:val="24"/>
+        </w:rPr>
+        <w:t xml:space="preserve">W ramach pracy </w:t>
+      </w:r>
+      <w:r>
+        <w:rPr>
+          <w:rFonts w:ascii="Times New Roman" w:eastAsia="Yu Mincho Light" w:hAnsi="Times New Roman" w:cs="Times New Roman"/>
+          <w:sz w:val="24"/>
+          <w:szCs w:val="24"/>
+        </w:rPr>
+        <w:t>zostały dokonane testy poprawności algorytmu dla złośliwych danych, testy poprawności w porównaniu z algorytmami typu bruteforce, czyli algorytmami, które generują i porównują wszystkie możliwe rozwiązania. Z uwagi na dużą złożoność algorytmów bruteforcowych testy w tym przypadku zostały wygenerowane dla bardzo małych danych. Dokonano, również testów, które wykazały słabości algorytmów w odniesieniu do przedstawionych realnych problemów.</w:t>
+      </w:r>
+    </w:p>
+    <w:p>
+      <w:pPr>
+        <w:tabs>
+          <w:tab w:val="left" w:pos="2652"/>
+        </w:tabs>
+        <w:rPr>
+          <w:rFonts w:ascii="Times New Roman" w:eastAsia="Yu Mincho Light" w:hAnsi="Times New Roman" w:cs="Times New Roman"/>
+          <w:sz w:val="24"/>
+          <w:szCs w:val="24"/>
+        </w:rPr>
+      </w:pPr>
+    </w:p>
+    <w:p>
+      <w:pPr>
+        <w:tabs>
+          <w:tab w:val="left" w:pos="2652"/>
+        </w:tabs>
+        <w:rPr>
+          <w:rFonts w:ascii="Times New Roman" w:eastAsia="Yu Mincho Light" w:hAnsi="Times New Roman" w:cs="Times New Roman"/>
+          <w:b/>
+          <w:bCs/>
+          <w:sz w:val="40"/>
+          <w:szCs w:val="40"/>
+        </w:rPr>
+      </w:pPr>
+      <w:r>
+        <w:rPr>
+          <w:rFonts w:ascii="Times New Roman" w:eastAsia="Yu Mincho Light" w:hAnsi="Times New Roman" w:cs="Times New Roman"/>
+          <w:b/>
+          <w:bCs/>
+          <w:sz w:val="40"/>
+          <w:szCs w:val="40"/>
+        </w:rPr>
+        <w:t xml:space="preserve">5.4.1 Testy algorytmu kolorowania grafu interwałowego </w:t>
+      </w:r>
+    </w:p>
+    <w:p>
+      <w:pPr>
+        <w:tabs>
+          <w:tab w:val="left" w:pos="2652"/>
+        </w:tabs>
+        <w:rPr>
+          <w:rFonts w:ascii="Times New Roman" w:eastAsia="Yu Mincho Light" w:hAnsi="Times New Roman" w:cs="Times New Roman"/>
+          <w:sz w:val="24"/>
+          <w:szCs w:val="24"/>
+        </w:rPr>
+      </w:pPr>
+      <w:r>
+        <w:rPr>
+          <w:rFonts w:ascii="Times New Roman" w:eastAsia="Yu Mincho Light" w:hAnsi="Times New Roman" w:cs="Times New Roman"/>
+          <w:sz w:val="24"/>
+          <w:szCs w:val="24"/>
+        </w:rPr>
+        <w:t>Pierwszą grupą testów jakie zostały wykonane były testy poprawności algorytmu dla różnych danych. Tych niestandardowych jak i standardowych. Można tutaj wyróżnić testy sprawdzające poprawność pokolorowania dla grafu bez żadnych krawędzi, poprawność pokolorowania dla grafów, które posiadają wiele różnych spójnych składowych. Warto tutaj przytoczyć co rozumie się poprzez spójną składową grafu</w:t>
+      </w:r>
+      <w:r>
+        <w:rPr>
+          <w:rFonts w:ascii="Times New Roman" w:eastAsia="Yu Mincho Light" w:hAnsi="Times New Roman" w:cs="Times New Roman"/>
+          <w:sz w:val="24"/>
+          <w:szCs w:val="24"/>
+        </w:rPr>
+        <w:t>. Jest to taki zbiór wierzchołków, z których istnieje ścieżka od każdego jednego wierzchołka zbioru do każdego innego. Kolejną grupą testów jakie zostały wykonane są porównania z algorytmem typu bruteforce. Sprawdzono czy algorytm wygenerował kolorowanie z użyciem takiej samej liczby kolorów. Przetestowano to dla danych wprowadzonych przeze mnie</w:t>
+      </w:r>
+      <w:r>
+        <w:rPr>
+          <w:rFonts w:ascii="Times New Roman" w:eastAsia="Yu Mincho Light" w:hAnsi="Times New Roman" w:cs="Times New Roman"/>
+          <w:sz w:val="24"/>
+          <w:szCs w:val="24"/>
+        </w:rPr>
+        <w:t xml:space="preserve"> jak i dla danych losowych. Na grafice nr x został zaprezentowany zrzut ekranu z programu do wykonywania testów. Odpowiadające testom grafy oraz ich pokolorowania zostały zaprezentowane na grafice numer x.</w:t>
+      </w:r>
+    </w:p>
+    <w:p>
+      <w:pPr>
+        <w:tabs>
+          <w:tab w:val="left" w:pos="2652"/>
+        </w:tabs>
+        <w:rPr>
+          <w:rFonts w:ascii="Times New Roman" w:eastAsia="Yu Mincho Light" w:hAnsi="Times New Roman" w:cs="Times New Roman"/>
+          <w:sz w:val="24"/>
+          <w:szCs w:val="24"/>
+        </w:rPr>
+      </w:pPr>
+    </w:p>
+    <w:p>
+      <w:pPr>
+        <w:tabs>
+          <w:tab w:val="left" w:pos="2652"/>
+        </w:tabs>
+        <w:rPr>
+          <w:rFonts w:ascii="Times New Roman" w:eastAsia="Yu Mincho Light" w:hAnsi="Times New Roman" w:cs="Times New Roman"/>
+          <w:sz w:val="24"/>
+          <w:szCs w:val="24"/>
+        </w:rPr>
+      </w:pPr>
+      <w:r>
+        <w:rPr>
+          <w:rFonts w:ascii="Times New Roman" w:eastAsia="Yu Mincho Light" w:hAnsi="Times New Roman" w:cs="Times New Roman"/>
+          <w:sz w:val="24"/>
+          <w:szCs w:val="24"/>
+        </w:rPr>
+        <w:t>Wykryto słabość algorytmu w odniesieniu do problemu znajdowania minimalnej liczby pociągów. Przy podaniu danych w takiej kolejności jak zaprezentowano na grafice numer x dostajemy oczywiście poprawne według założeń rozwiązanie, które daje nielogiczne rozwiązanie, w którym</w:t>
+      </w:r>
+      <w:r>
+        <w:rPr>
+          <w:rFonts w:ascii="Times New Roman" w:eastAsia="Yu Mincho Light" w:hAnsi="Times New Roman" w:cs="Times New Roman"/>
+          <w:sz w:val="24"/>
+          <w:szCs w:val="24"/>
+        </w:rPr>
+        <w:t xml:space="preserve"> jeden</w:t>
+      </w:r>
+      <w:r>
+        <w:rPr>
+          <w:rFonts w:ascii="Times New Roman" w:eastAsia="Yu Mincho Light" w:hAnsi="Times New Roman" w:cs="Times New Roman"/>
+          <w:sz w:val="24"/>
+          <w:szCs w:val="24"/>
+        </w:rPr>
+        <w:t xml:space="preserve"> pociąg, który </w:t>
+      </w:r>
+      <w:r>
+        <w:rPr>
+          <w:rFonts w:ascii="Times New Roman" w:eastAsia="Yu Mincho Light" w:hAnsi="Times New Roman" w:cs="Times New Roman"/>
+          <w:sz w:val="24"/>
+          <w:szCs w:val="24"/>
+        </w:rPr>
+        <w:t xml:space="preserve">ma realizować połączenie numer 1, równie dobrze mógłby realizować połączenie numer 3, które ma dużo więcej sensu, ponieważ przy takim ułożeniu harmonogramu jeden pociąg czeka ponad godzinę na realizację połącznia, a równie dobrze mógłby realizować połączenie numer 3, mając tylko pół godziny przerwy. Prowadzi to </w:t>
+      </w:r>
+      <w:r>
+        <w:rPr>
+          <w:rFonts w:ascii="Times New Roman" w:eastAsia="Yu Mincho Light" w:hAnsi="Times New Roman" w:cs="Times New Roman"/>
+          <w:sz w:val="24"/>
+          <w:szCs w:val="24"/>
+        </w:rPr>
+        <w:lastRenderedPageBreak/>
+        <w:t>do tego, że może się zdarzyć, że algorytm wygeneruje nieoptymalne rozwiązania, które powodują długie przerwy w kursowaniu pojedynczych pociągów.</w:t>
+      </w:r>
+    </w:p>
+    <w:p>
+      <w:pPr>
+        <w:tabs>
+          <w:tab w:val="left" w:pos="2652"/>
+        </w:tabs>
+        <w:rPr>
+          <w:rFonts w:ascii="Times New Roman" w:eastAsia="Yu Mincho Light" w:hAnsi="Times New Roman" w:cs="Times New Roman"/>
           <w:sz w:val="24"/>
           <w:szCs w:val="24"/>
         </w:rPr>

--- a/licencjat.docx
+++ b/licencjat.docx
@@ -19857,7 +19857,7 @@
           <w:sz w:val="24"/>
           <w:szCs w:val="24"/>
         </w:rPr>
-        <w:t>jeden z najpopularniejszych języków programowania na świecie. Jest on najpowszechniej stosowany jako język skryptów wykonywanych w naszej przeglądarce podczas korzystania z aplikacji webowych. Inaczej mówiąc język jest stosowany głównie do tworzenia frontendu aplikacji webowych, ale również</w:t>
+        <w:t>jeden z najpopularniejszych języków programowania na świecie. Jest on najpowszechniej stosowany jako język skryptów wykonywanych w przeglądarce podczas korzystania z aplikacji webowych. Inaczej mówiąc język jest stosowany głównie do tworzenia frontendu aplikacji webowych, ale również</w:t>
       </w:r>
       <w:r>
         <w:rPr>
@@ -19982,6 +19982,22 @@
           <w:szCs w:val="24"/>
         </w:rPr>
         <w:t xml:space="preserve"> – biblioteka służąca do wizualizacji grafów. Stworzona w czystym javascripcie</w:t>
+      </w:r>
+      <w:r>
+        <w:rPr>
+          <w:rFonts w:ascii="Times New Roman" w:hAnsi="Times New Roman" w:cs="Times New Roman"/>
+          <w:sz w:val="24"/>
+          <w:szCs w:val="24"/>
+        </w:rPr>
+        <w:t xml:space="preserve">. Udostępnia wiele możliwości generowania </w:t>
+      </w:r>
+      <w:r>
+        <w:rPr>
+          <w:rFonts w:ascii="Times New Roman" w:hAnsi="Times New Roman" w:cs="Times New Roman"/>
+          <w:sz w:val="24"/>
+          <w:szCs w:val="24"/>
+        </w:rPr>
+        <w:t>różnych rodzajów grafów.</w:t>
       </w:r>
     </w:p>
     <w:p>
@@ -20398,44 +20414,45 @@
         <w:jc w:val="center"/>
         <w:rPr>
           <w:rFonts w:ascii="Times New Roman" w:hAnsi="Times New Roman" w:cs="Times New Roman"/>
-          <w:sz w:val="24"/>
-          <w:szCs w:val="24"/>
-        </w:rPr>
-      </w:pPr>
+          <w:b/>
+          <w:bCs/>
+          <w:sz w:val="24"/>
+          <w:szCs w:val="24"/>
+        </w:rPr>
+      </w:pPr>
+      <w:r>
+        <w:rPr>
+          <w:rFonts w:ascii="Times New Roman" w:hAnsi="Times New Roman" w:cs="Times New Roman"/>
+          <w:b/>
+          <w:bCs/>
+          <w:sz w:val="24"/>
+          <w:szCs w:val="24"/>
+        </w:rPr>
+        <w:t xml:space="preserve">Grafiki numer x,y,z </w:t>
+      </w:r>
+      <w:r>
+        <w:rPr>
+          <w:rFonts w:ascii="Times New Roman" w:hAnsi="Times New Roman" w:cs="Times New Roman"/>
+          <w:b/>
+          <w:bCs/>
+          <w:sz w:val="24"/>
+          <w:szCs w:val="24"/>
+        </w:rPr>
+        <w:t xml:space="preserve">opisy modułów napisanych w ramach aplikacji </w:t>
+      </w:r>
     </w:p>
     <w:p>
       <w:pPr>
         <w:tabs>
           <w:tab w:val="left" w:pos="2652"/>
         </w:tabs>
-        <w:rPr>
-          <w:rFonts w:ascii="Times New Roman" w:hAnsi="Times New Roman" w:cs="Times New Roman"/>
-          <w:b/>
-          <w:bCs/>
-          <w:sz w:val="36"/>
-          <w:szCs w:val="36"/>
-        </w:rPr>
-      </w:pPr>
-      <w:r>
-        <w:rPr>
-          <w:rFonts w:ascii="Times New Roman" w:hAnsi="Times New Roman" w:cs="Times New Roman"/>
-          <w:b/>
-          <w:bCs/>
-          <w:sz w:val="36"/>
-          <w:szCs w:val="36"/>
-        </w:rPr>
-        <w:t>5.</w:t>
-      </w:r>
-      <w:r>
-        <w:rPr>
-          <w:rFonts w:ascii="Times New Roman" w:hAnsi="Times New Roman" w:cs="Times New Roman"/>
-          <w:b/>
-          <w:bCs/>
-          <w:sz w:val="36"/>
-          <w:szCs w:val="36"/>
-        </w:rPr>
-        <w:t>2.1 Moduł ustalania harmonogramów dla pociągów</w:t>
-      </w:r>
+        <w:jc w:val="center"/>
+        <w:rPr>
+          <w:rFonts w:ascii="Times New Roman" w:hAnsi="Times New Roman" w:cs="Times New Roman"/>
+          <w:sz w:val="24"/>
+          <w:szCs w:val="24"/>
+        </w:rPr>
+      </w:pPr>
     </w:p>
     <w:p>
       <w:pPr>
@@ -20444,6 +20461,40 @@
         </w:tabs>
         <w:rPr>
           <w:rFonts w:ascii="Times New Roman" w:hAnsi="Times New Roman" w:cs="Times New Roman"/>
+          <w:b/>
+          <w:bCs/>
+          <w:sz w:val="36"/>
+          <w:szCs w:val="36"/>
+        </w:rPr>
+      </w:pPr>
+      <w:r>
+        <w:rPr>
+          <w:rFonts w:ascii="Times New Roman" w:hAnsi="Times New Roman" w:cs="Times New Roman"/>
+          <w:b/>
+          <w:bCs/>
+          <w:sz w:val="36"/>
+          <w:szCs w:val="36"/>
+        </w:rPr>
+        <w:t>5.</w:t>
+      </w:r>
+      <w:r>
+        <w:rPr>
+          <w:rFonts w:ascii="Times New Roman" w:hAnsi="Times New Roman" w:cs="Times New Roman"/>
+          <w:b/>
+          <w:bCs/>
+          <w:sz w:val="36"/>
+          <w:szCs w:val="36"/>
+        </w:rPr>
+        <w:t>2.1 Moduł ustalania harmonogramów dla pociągów</w:t>
+      </w:r>
+    </w:p>
+    <w:p>
+      <w:pPr>
+        <w:tabs>
+          <w:tab w:val="left" w:pos="2652"/>
+        </w:tabs>
+        <w:rPr>
+          <w:rFonts w:ascii="Times New Roman" w:hAnsi="Times New Roman" w:cs="Times New Roman"/>
           <w:sz w:val="24"/>
           <w:szCs w:val="24"/>
         </w:rPr>
@@ -20486,7 +20537,16 @@
           <w:sz w:val="24"/>
           <w:szCs w:val="24"/>
         </w:rPr>
-        <w:t xml:space="preserve"> godziny</w:t>
+        <w:t xml:space="preserve"> </w:t>
+      </w:r>
+      <w:r>
+        <w:rPr>
+          <w:rFonts w:ascii="Times New Roman" w:hAnsi="Times New Roman" w:cs="Times New Roman"/>
+          <w:sz w:val="24"/>
+          <w:szCs w:val="24"/>
+        </w:rPr>
+        <w:lastRenderedPageBreak/>
+        <w:t>godziny</w:t>
       </w:r>
       <w:r>
         <w:rPr>
@@ -20510,16 +20570,7 @@
           <w:sz w:val="24"/>
           <w:szCs w:val="24"/>
         </w:rPr>
-        <w:t xml:space="preserve">kończy. Przy założeniach, że godzina końca oznacza godzinę, w której pociąg wraca do stacji, </w:t>
-      </w:r>
-      <w:r>
-        <w:rPr>
-          <w:rFonts w:ascii="Times New Roman" w:hAnsi="Times New Roman" w:cs="Times New Roman"/>
-          <w:sz w:val="24"/>
-          <w:szCs w:val="24"/>
-        </w:rPr>
-        <w:lastRenderedPageBreak/>
-        <w:t>z której ruszał, czyli wykonał połączenie w jedno stronę, a potem w drugą. Czas został ograniczony tylko do godzin, czyli można stworzyć harmonogram w obrębie jednego dnia.</w:t>
+        <w:t>kończy. Przy założeniach, że godzina końca oznacza godzinę, w której pociąg wraca do stacji, z której ruszał, czyli wykonał połączenie w jedno stronę, a potem w drugą. Czas został ograniczony tylko do godzin, czyli można stworzyć harmonogram w obrębie jednego dnia.</w:t>
       </w:r>
       <w:r>
         <w:rPr>
@@ -20639,40 +20690,40 @@
         <w:tabs>
           <w:tab w:val="left" w:pos="2652"/>
         </w:tabs>
-        <w:rPr>
-          <w:rFonts w:ascii="Times New Roman" w:hAnsi="Times New Roman" w:cs="Times New Roman"/>
-          <w:sz w:val="24"/>
-          <w:szCs w:val="24"/>
-        </w:rPr>
-      </w:pPr>
+        <w:jc w:val="center"/>
+        <w:rPr>
+          <w:rFonts w:ascii="Times New Roman" w:hAnsi="Times New Roman" w:cs="Times New Roman"/>
+          <w:b/>
+          <w:bCs/>
+          <w:sz w:val="24"/>
+          <w:szCs w:val="24"/>
+        </w:rPr>
+      </w:pPr>
+      <w:r>
+        <w:rPr>
+          <w:rFonts w:ascii="Times New Roman" w:hAnsi="Times New Roman" w:cs="Times New Roman"/>
+          <w:b/>
+          <w:bCs/>
+          <w:sz w:val="24"/>
+          <w:szCs w:val="24"/>
+        </w:rPr>
+        <w:t>Grafika numer x zrzut ekranu z modułu wyznaczania harmonogramów dla pociągów</w:t>
+      </w:r>
     </w:p>
     <w:p>
       <w:pPr>
         <w:tabs>
           <w:tab w:val="left" w:pos="2652"/>
         </w:tabs>
-        <w:rPr>
-          <w:rFonts w:ascii="Times New Roman" w:hAnsi="Times New Roman" w:cs="Times New Roman"/>
-          <w:sz w:val="24"/>
-          <w:szCs w:val="24"/>
-        </w:rPr>
-      </w:pPr>
-      <w:r>
-        <w:rPr>
-          <w:rFonts w:ascii="Times New Roman" w:hAnsi="Times New Roman" w:cs="Times New Roman"/>
-          <w:sz w:val="24"/>
-          <w:szCs w:val="24"/>
-        </w:rPr>
-        <w:t>Jak widać na figurze nr.x po wygenerowaniu formularza pojawia się przycisk wizualizacji grafu interwałowego. Po kliknięciu przycisku pojawia się graficzny odpowiednik stworzonego przez aplikację grafu</w:t>
-      </w:r>
-      <w:r>
-        <w:rPr>
-          <w:rFonts w:ascii="Times New Roman" w:hAnsi="Times New Roman" w:cs="Times New Roman"/>
-          <w:sz w:val="24"/>
-          <w:szCs w:val="24"/>
-        </w:rPr>
-        <w:t>. Została, też zaimplementowana prosta animacja, która pokazuje jak graf jest kolorowany. Kolory są wybierane w sposób losowy.</w:t>
-      </w:r>
+        <w:jc w:val="center"/>
+        <w:rPr>
+          <w:rFonts w:ascii="Times New Roman" w:hAnsi="Times New Roman" w:cs="Times New Roman"/>
+          <w:b/>
+          <w:bCs/>
+          <w:sz w:val="24"/>
+          <w:szCs w:val="24"/>
+        </w:rPr>
+      </w:pPr>
     </w:p>
     <w:p>
       <w:pPr>
@@ -20685,6 +20736,22 @@
           <w:szCs w:val="24"/>
         </w:rPr>
       </w:pPr>
+      <w:r>
+        <w:rPr>
+          <w:rFonts w:ascii="Times New Roman" w:hAnsi="Times New Roman" w:cs="Times New Roman"/>
+          <w:sz w:val="24"/>
+          <w:szCs w:val="24"/>
+        </w:rPr>
+        <w:t>Jak widać na figurze nr.x po wygenerowaniu formularza pojawia się przycisk wizualizacji grafu interwałowego. Po kliknięciu przycisku pojawia się graficzny odpowiednik stworzonego przez aplikację grafu</w:t>
+      </w:r>
+      <w:r>
+        <w:rPr>
+          <w:rFonts w:ascii="Times New Roman" w:hAnsi="Times New Roman" w:cs="Times New Roman"/>
+          <w:sz w:val="24"/>
+          <w:szCs w:val="24"/>
+        </w:rPr>
+        <w:t>. Została, też zaimplementowana prosta animacja, która pokazuje jak graf jest kolorowany. Kolory są wybierane w sposób losowy.</w:t>
+      </w:r>
     </w:p>
     <w:p>
       <w:pPr>
@@ -20697,6 +20764,18 @@
           <w:szCs w:val="24"/>
         </w:rPr>
       </w:pPr>
+    </w:p>
+    <w:p>
+      <w:pPr>
+        <w:tabs>
+          <w:tab w:val="left" w:pos="2652"/>
+        </w:tabs>
+        <w:rPr>
+          <w:rFonts w:ascii="Times New Roman" w:hAnsi="Times New Roman" w:cs="Times New Roman"/>
+          <w:sz w:val="24"/>
+          <w:szCs w:val="24"/>
+        </w:rPr>
+      </w:pPr>
       <w:r>
         <w:rPr>
           <w:rFonts w:ascii="Times New Roman" w:hAnsi="Times New Roman" w:cs="Times New Roman"/>
@@ -20704,6 +20783,7 @@
           <w:sz w:val="24"/>
           <w:szCs w:val="24"/>
         </w:rPr>
+        <w:lastRenderedPageBreak/>
         <w:drawing>
           <wp:inline distT="0" distB="0" distL="0" distR="0" wp14:anchorId="746A0E77" wp14:editId="33BA436C">
             <wp:extent cx="5760720" cy="2400300"/>
@@ -20759,54 +20839,24 @@
         <w:tabs>
           <w:tab w:val="left" w:pos="2652"/>
         </w:tabs>
-        <w:rPr>
-          <w:rFonts w:ascii="Times New Roman" w:hAnsi="Times New Roman" w:cs="Times New Roman"/>
-          <w:b/>
-          <w:bCs/>
-          <w:sz w:val="40"/>
-          <w:szCs w:val="40"/>
-        </w:rPr>
-      </w:pPr>
-      <w:r>
-        <w:rPr>
-          <w:rFonts w:ascii="Times New Roman" w:hAnsi="Times New Roman" w:cs="Times New Roman"/>
-          <w:b/>
-          <w:bCs/>
-          <w:sz w:val="40"/>
-          <w:szCs w:val="40"/>
-        </w:rPr>
-        <w:lastRenderedPageBreak/>
-        <w:t>5.</w:t>
-      </w:r>
-      <w:r>
-        <w:rPr>
-          <w:rFonts w:ascii="Times New Roman" w:hAnsi="Times New Roman" w:cs="Times New Roman"/>
-          <w:b/>
-          <w:bCs/>
-          <w:sz w:val="40"/>
-          <w:szCs w:val="40"/>
-        </w:rPr>
-        <w:t>2.</w:t>
-      </w:r>
-      <w:r>
-        <w:rPr>
-          <w:rFonts w:ascii="Times New Roman" w:hAnsi="Times New Roman" w:cs="Times New Roman"/>
-          <w:b/>
-          <w:bCs/>
-          <w:sz w:val="40"/>
-          <w:szCs w:val="40"/>
-        </w:rPr>
-        <w:t>2</w:t>
-      </w:r>
-      <w:r>
-        <w:rPr>
-          <w:rFonts w:ascii="Times New Roman" w:hAnsi="Times New Roman" w:cs="Times New Roman"/>
-          <w:b/>
-          <w:bCs/>
-          <w:sz w:val="40"/>
-          <w:szCs w:val="40"/>
-        </w:rPr>
-        <w:t xml:space="preserve"> Moduł wyznaczania ścieżki krytycznej</w:t>
+        <w:jc w:val="center"/>
+        <w:rPr>
+          <w:rFonts w:ascii="Times New Roman" w:hAnsi="Times New Roman" w:cs="Times New Roman"/>
+          <w:b/>
+          <w:bCs/>
+          <w:sz w:val="24"/>
+          <w:szCs w:val="24"/>
+        </w:rPr>
+      </w:pPr>
+      <w:r>
+        <w:rPr>
+          <w:rFonts w:ascii="Times New Roman" w:hAnsi="Times New Roman" w:cs="Times New Roman"/>
+          <w:b/>
+          <w:bCs/>
+          <w:sz w:val="24"/>
+          <w:szCs w:val="24"/>
+        </w:rPr>
+        <w:t>Grafika numer x zrzut ekranu z aplikacji przedstawiający wizualizacje kolorowania grafu interwałowego</w:t>
       </w:r>
     </w:p>
     <w:p>
@@ -20816,81 +20866,51 @@
         </w:tabs>
         <w:rPr>
           <w:rFonts w:ascii="Times New Roman" w:hAnsi="Times New Roman" w:cs="Times New Roman"/>
-          <w:sz w:val="24"/>
-          <w:szCs w:val="24"/>
-        </w:rPr>
-      </w:pPr>
-      <w:r>
-        <w:rPr>
-          <w:rFonts w:ascii="Times New Roman" w:hAnsi="Times New Roman" w:cs="Times New Roman"/>
-          <w:sz w:val="24"/>
-          <w:szCs w:val="24"/>
-        </w:rPr>
-        <w:t>Moduł pozwala na stworzenie</w:t>
-      </w:r>
-      <w:r>
-        <w:rPr>
-          <w:rFonts w:ascii="Times New Roman" w:hAnsi="Times New Roman" w:cs="Times New Roman"/>
-          <w:sz w:val="24"/>
-          <w:szCs w:val="24"/>
-        </w:rPr>
-        <w:t xml:space="preserve"> tzw. ścieżki krytycznej, o której była mowa w rozdziale trzecim. Po wczytaniu strony użytkownik może dodawać zadania poprzez wpisanie danych w pola formularza dodawania zadania, gdzie trzeba podać jego nazwę oraz długość trwania zadania w godzinach. Po dodaniu zadania pojawia się ono po prawej stronie od formularza.</w:t>
-      </w:r>
-      <w:r>
-        <w:rPr>
-          <w:rFonts w:ascii="Times New Roman" w:hAnsi="Times New Roman" w:cs="Times New Roman"/>
-          <w:sz w:val="24"/>
-          <w:szCs w:val="24"/>
-        </w:rPr>
-        <w:t xml:space="preserve"> </w:t>
-      </w:r>
-      <w:r>
-        <w:rPr>
-          <w:rFonts w:ascii="Times New Roman" w:hAnsi="Times New Roman" w:cs="Times New Roman"/>
-          <w:sz w:val="24"/>
-          <w:szCs w:val="24"/>
-        </w:rPr>
-        <w:t>Przy każdym z zadań na liście znajduje się czerwony przycisk usuwania, który umożliwia usunięcie zadania.</w:t>
-      </w:r>
-      <w:r>
-        <w:rPr>
-          <w:rFonts w:ascii="Times New Roman" w:hAnsi="Times New Roman" w:cs="Times New Roman"/>
-          <w:sz w:val="24"/>
-          <w:szCs w:val="24"/>
-        </w:rPr>
-        <w:t xml:space="preserve"> Między zadaniami z listy można tworzyć zależności, w których jedno zadanie będzie przed drugim.</w:t>
-      </w:r>
-      <w:r>
-        <w:rPr>
-          <w:rFonts w:ascii="Times New Roman" w:hAnsi="Times New Roman" w:cs="Times New Roman"/>
-          <w:sz w:val="24"/>
-          <w:szCs w:val="24"/>
-        </w:rPr>
-        <w:t xml:space="preserve"> </w:t>
-      </w:r>
-      <w:r>
-        <w:rPr>
-          <w:rFonts w:ascii="Times New Roman" w:hAnsi="Times New Roman" w:cs="Times New Roman"/>
-          <w:sz w:val="24"/>
-          <w:szCs w:val="24"/>
-        </w:rPr>
-        <w:t xml:space="preserve">Można to zrobić klikając najpierw na jedno zadanie, które po kliknięciu zmienia kolor, a potem kliknąć na drugie. Po wykonaniu tych czynności powstaje zależność, w której pierwsze kliknięte zadanie musi zostać wykonane przed </w:t>
-      </w:r>
-      <w:r>
-        <w:rPr>
-          <w:rFonts w:ascii="Times New Roman" w:hAnsi="Times New Roman" w:cs="Times New Roman"/>
-          <w:sz w:val="24"/>
-          <w:szCs w:val="24"/>
-        </w:rPr>
-        <w:t>drugim klikniętym. Pojawia się ona na liście zależności pod listą zadań.</w:t>
-      </w:r>
-      <w:r>
-        <w:rPr>
-          <w:rFonts w:ascii="Times New Roman" w:hAnsi="Times New Roman" w:cs="Times New Roman"/>
-          <w:sz w:val="24"/>
-          <w:szCs w:val="24"/>
-        </w:rPr>
-        <w:t xml:space="preserve"> Zależności również można usuwać poprzez kliknięcie na nie na liście.</w:t>
+          <w:b/>
+          <w:bCs/>
+          <w:sz w:val="40"/>
+          <w:szCs w:val="40"/>
+        </w:rPr>
+      </w:pPr>
+      <w:r>
+        <w:rPr>
+          <w:rFonts w:ascii="Times New Roman" w:hAnsi="Times New Roman" w:cs="Times New Roman"/>
+          <w:b/>
+          <w:bCs/>
+          <w:sz w:val="40"/>
+          <w:szCs w:val="40"/>
+        </w:rPr>
+        <w:t>5.</w:t>
+      </w:r>
+      <w:r>
+        <w:rPr>
+          <w:rFonts w:ascii="Times New Roman" w:hAnsi="Times New Roman" w:cs="Times New Roman"/>
+          <w:b/>
+          <w:bCs/>
+          <w:sz w:val="40"/>
+          <w:szCs w:val="40"/>
+        </w:rPr>
+        <w:t>2.</w:t>
+      </w:r>
+      <w:r>
+        <w:rPr>
+          <w:rFonts w:ascii="Times New Roman" w:hAnsi="Times New Roman" w:cs="Times New Roman"/>
+          <w:b/>
+          <w:bCs/>
+          <w:sz w:val="40"/>
+          <w:szCs w:val="40"/>
+        </w:rPr>
+        <w:t>2</w:t>
+      </w:r>
+      <w:r>
+        <w:rPr>
+          <w:rFonts w:ascii="Times New Roman" w:hAnsi="Times New Roman" w:cs="Times New Roman"/>
+          <w:b/>
+          <w:bCs/>
+          <w:sz w:val="40"/>
+          <w:szCs w:val="40"/>
+        </w:rPr>
+        <w:t xml:space="preserve"> Moduł wyznaczania ścieżki krytycznej</w:t>
       </w:r>
     </w:p>
     <w:p>
@@ -20910,63 +20930,71 @@
           <w:sz w:val="24"/>
           <w:szCs w:val="24"/>
         </w:rPr>
-        <w:t xml:space="preserve">        </w:t>
-      </w:r>
-      <w:r>
-        <w:rPr>
-          <w:rFonts w:ascii="Times New Roman" w:hAnsi="Times New Roman" w:cs="Times New Roman"/>
-          <w:sz w:val="24"/>
-          <w:szCs w:val="24"/>
-        </w:rPr>
-        <w:t xml:space="preserve"> Jeżeli wszystkie interesujące zależności zostały stworzone</w:t>
-      </w:r>
-      <w:r>
-        <w:rPr>
-          <w:rFonts w:ascii="Times New Roman" w:hAnsi="Times New Roman" w:cs="Times New Roman"/>
-          <w:sz w:val="24"/>
-          <w:szCs w:val="24"/>
-        </w:rPr>
-        <w:t xml:space="preserve"> to m</w:t>
-      </w:r>
-      <w:r>
-        <w:rPr>
-          <w:rFonts w:ascii="Times New Roman" w:hAnsi="Times New Roman" w:cs="Times New Roman"/>
-          <w:sz w:val="24"/>
-          <w:szCs w:val="24"/>
-        </w:rPr>
-        <w:t>ożna kliknąć przycisk wyznacz ścieżkę. Po kliknięciu przycisku, pojawia się lista zadań znajdujących się na ścieżce krytycznej</w:t>
-      </w:r>
-      <w:r>
-        <w:rPr>
-          <w:rFonts w:ascii="Times New Roman" w:hAnsi="Times New Roman" w:cs="Times New Roman"/>
-          <w:sz w:val="24"/>
-          <w:szCs w:val="24"/>
-        </w:rPr>
-        <w:t>,</w:t>
-      </w:r>
-      <w:r>
-        <w:rPr>
-          <w:rFonts w:ascii="Times New Roman" w:hAnsi="Times New Roman" w:cs="Times New Roman"/>
-          <w:sz w:val="24"/>
-          <w:szCs w:val="24"/>
-        </w:rPr>
-        <w:t xml:space="preserve"> ich długość trwania jak i sumaryczna długość całej ścieżki</w:t>
-      </w:r>
-      <w:r>
-        <w:rPr>
-          <w:rFonts w:ascii="Times New Roman" w:hAnsi="Times New Roman" w:cs="Times New Roman"/>
-          <w:sz w:val="24"/>
-          <w:szCs w:val="24"/>
-        </w:rPr>
-        <w:t xml:space="preserve"> krytycznej. Są to według definicji ścieżki krytycznej takie zadania, że opóźnienie, któregoś z nich opóźnia ukończenie całego projektu. Po wygenerowaniu ścieżki krytycznej pojawia się przycisk wizualizacji grafu odpowiadającego problemowi. Wizualizacja prezentuje graf, który został stworzony na podstawie danych o zależnościach między </w:t>
-      </w:r>
-      <w:r>
-        <w:rPr>
-          <w:rFonts w:ascii="Times New Roman" w:hAnsi="Times New Roman" w:cs="Times New Roman"/>
-          <w:sz w:val="24"/>
-          <w:szCs w:val="24"/>
-        </w:rPr>
-        <w:t xml:space="preserve">zadaniami. Do każdej z krawędzi grafie jest przypisana wartość liczbowa, która odpowiada długości zadania, któremu odpowiada wierzchołek, z którego krawędź wychodzi. Można ujrzeć, też animacje, która pokazuje jaka ścieżka została wyznaczona jako krytyczna. </w:t>
+        <w:t>Moduł pozwala na stworzenie</w:t>
+      </w:r>
+      <w:r>
+        <w:rPr>
+          <w:rFonts w:ascii="Times New Roman" w:hAnsi="Times New Roman" w:cs="Times New Roman"/>
+          <w:sz w:val="24"/>
+          <w:szCs w:val="24"/>
+        </w:rPr>
+        <w:t xml:space="preserve"> tzw. ścieżki krytycznej, o której była mowa w rozdziale trzecim. Po wczytaniu strony użytkownik może dodawać zadania poprzez wpisanie danych w pola formularza dodawania zadania, gdzie trzeba podać jego nazwę oraz długość trwania zadania w godzinach. Po dodaniu zadania pojawia się ono po prawej stronie od formularza.</w:t>
+      </w:r>
+      <w:r>
+        <w:rPr>
+          <w:rFonts w:ascii="Times New Roman" w:hAnsi="Times New Roman" w:cs="Times New Roman"/>
+          <w:sz w:val="24"/>
+          <w:szCs w:val="24"/>
+        </w:rPr>
+        <w:t xml:space="preserve"> </w:t>
+      </w:r>
+      <w:r>
+        <w:rPr>
+          <w:rFonts w:ascii="Times New Roman" w:hAnsi="Times New Roman" w:cs="Times New Roman"/>
+          <w:sz w:val="24"/>
+          <w:szCs w:val="24"/>
+        </w:rPr>
+        <w:t>Przy każdym z zadań na liście znajduje się czerwony przycisk usuwania, który umożliwia usunięcie zadania.</w:t>
+      </w:r>
+      <w:r>
+        <w:rPr>
+          <w:rFonts w:ascii="Times New Roman" w:hAnsi="Times New Roman" w:cs="Times New Roman"/>
+          <w:sz w:val="24"/>
+          <w:szCs w:val="24"/>
+        </w:rPr>
+        <w:t xml:space="preserve"> Między zadaniami z listy można tworzyć zależności, w których jedno zadanie będzie przed drugim.</w:t>
+      </w:r>
+      <w:r>
+        <w:rPr>
+          <w:rFonts w:ascii="Times New Roman" w:hAnsi="Times New Roman" w:cs="Times New Roman"/>
+          <w:sz w:val="24"/>
+          <w:szCs w:val="24"/>
+        </w:rPr>
+        <w:t xml:space="preserve"> </w:t>
+      </w:r>
+      <w:r>
+        <w:rPr>
+          <w:rFonts w:ascii="Times New Roman" w:hAnsi="Times New Roman" w:cs="Times New Roman"/>
+          <w:sz w:val="24"/>
+          <w:szCs w:val="24"/>
+        </w:rPr>
+        <w:t xml:space="preserve">Można to zrobić klikając najpierw na jedno zadanie, które po kliknięciu zmienia kolor, a potem kliknąć na drugie. Po wykonaniu tych czynności powstaje zależność, w której pierwsze kliknięte zadanie musi zostać wykonane przed </w:t>
+      </w:r>
+      <w:r>
+        <w:rPr>
+          <w:rFonts w:ascii="Times New Roman" w:hAnsi="Times New Roman" w:cs="Times New Roman"/>
+          <w:sz w:val="24"/>
+          <w:szCs w:val="24"/>
+        </w:rPr>
+        <w:t>drugim klikniętym. Pojawia się ona na liście zależności pod listą zadań.</w:t>
+      </w:r>
+      <w:r>
+        <w:rPr>
+          <w:rFonts w:ascii="Times New Roman" w:hAnsi="Times New Roman" w:cs="Times New Roman"/>
+          <w:sz w:val="24"/>
+          <w:szCs w:val="24"/>
+        </w:rPr>
+        <w:t xml:space="preserve"> Zależności również można usuwać poprzez kliknięcie na nie na liście.</w:t>
       </w:r>
     </w:p>
     <w:p>
@@ -20986,15 +21014,63 @@
           <w:sz w:val="24"/>
           <w:szCs w:val="24"/>
         </w:rPr>
-        <w:t xml:space="preserve">         Formularz dodawania zadań oraz wygląd listy zadań zaprezentowano na grafice nr x. Listę zależności na grafice numer x. </w:t>
-      </w:r>
-      <w:r>
-        <w:rPr>
-          <w:rFonts w:ascii="Times New Roman" w:hAnsi="Times New Roman" w:cs="Times New Roman"/>
-          <w:sz w:val="24"/>
-          <w:szCs w:val="24"/>
-        </w:rPr>
-        <w:t>Wizualizacja została natomiast zaprezentowana na grafice nr x.</w:t>
+        <w:t xml:space="preserve">        </w:t>
+      </w:r>
+      <w:r>
+        <w:rPr>
+          <w:rFonts w:ascii="Times New Roman" w:hAnsi="Times New Roman" w:cs="Times New Roman"/>
+          <w:sz w:val="24"/>
+          <w:szCs w:val="24"/>
+        </w:rPr>
+        <w:t xml:space="preserve"> Jeżeli wszystkie interesujące zależności zostały stworzone</w:t>
+      </w:r>
+      <w:r>
+        <w:rPr>
+          <w:rFonts w:ascii="Times New Roman" w:hAnsi="Times New Roman" w:cs="Times New Roman"/>
+          <w:sz w:val="24"/>
+          <w:szCs w:val="24"/>
+        </w:rPr>
+        <w:t xml:space="preserve"> to m</w:t>
+      </w:r>
+      <w:r>
+        <w:rPr>
+          <w:rFonts w:ascii="Times New Roman" w:hAnsi="Times New Roman" w:cs="Times New Roman"/>
+          <w:sz w:val="24"/>
+          <w:szCs w:val="24"/>
+        </w:rPr>
+        <w:t>ożna kliknąć przycisk wyznacz ścieżkę. Po kliknięciu przycisku, pojawia się lista zadań znajdujących się na ścieżce krytycznej</w:t>
+      </w:r>
+      <w:r>
+        <w:rPr>
+          <w:rFonts w:ascii="Times New Roman" w:hAnsi="Times New Roman" w:cs="Times New Roman"/>
+          <w:sz w:val="24"/>
+          <w:szCs w:val="24"/>
+        </w:rPr>
+        <w:t>,</w:t>
+      </w:r>
+      <w:r>
+        <w:rPr>
+          <w:rFonts w:ascii="Times New Roman" w:hAnsi="Times New Roman" w:cs="Times New Roman"/>
+          <w:sz w:val="24"/>
+          <w:szCs w:val="24"/>
+        </w:rPr>
+        <w:t xml:space="preserve"> ich długość trwania jak i sumaryczna długość całej ścieżki</w:t>
+      </w:r>
+      <w:r>
+        <w:rPr>
+          <w:rFonts w:ascii="Times New Roman" w:hAnsi="Times New Roman" w:cs="Times New Roman"/>
+          <w:sz w:val="24"/>
+          <w:szCs w:val="24"/>
+        </w:rPr>
+        <w:t xml:space="preserve"> krytycznej. Są to według definicji ścieżki krytycznej takie zadania, że opóźnienie, któregoś z nich opóźnia ukończenie całego projektu. Po wygenerowaniu ścieżki krytycznej pojawia się przycisk wizualizacji grafu odpowiadającego problemowi. Wizualizacja prezentuje graf, który został stworzony na podstawie danych o zależnościach między </w:t>
+      </w:r>
+      <w:r>
+        <w:rPr>
+          <w:rFonts w:ascii="Times New Roman" w:hAnsi="Times New Roman" w:cs="Times New Roman"/>
+          <w:sz w:val="24"/>
+          <w:szCs w:val="24"/>
+        </w:rPr>
+        <w:t xml:space="preserve">zadaniami. Do każdej z krawędzi grafie jest przypisana wartość liczbowa, która odpowiada długości zadania, któremu odpowiada wierzchołek, z którego krawędź wychodzi. Można ujrzeć, też animacje, która pokazuje jaka ścieżka została wyznaczona jako krytyczna. </w:t>
       </w:r>
     </w:p>
     <w:p>
@@ -21008,6 +21084,22 @@
           <w:szCs w:val="24"/>
         </w:rPr>
       </w:pPr>
+      <w:r>
+        <w:rPr>
+          <w:rFonts w:ascii="Times New Roman" w:hAnsi="Times New Roman" w:cs="Times New Roman"/>
+          <w:sz w:val="24"/>
+          <w:szCs w:val="24"/>
+        </w:rPr>
+        <w:t xml:space="preserve">         Formularz dodawania zadań oraz wygląd listy zadań zaprezentowano na grafice nr x. Listę zależności na grafice numer x. </w:t>
+      </w:r>
+      <w:r>
+        <w:rPr>
+          <w:rFonts w:ascii="Times New Roman" w:hAnsi="Times New Roman" w:cs="Times New Roman"/>
+          <w:sz w:val="24"/>
+          <w:szCs w:val="24"/>
+        </w:rPr>
+        <w:t>Wizualizacja została natomiast zaprezentowana na grafice nr x.</w:t>
+      </w:r>
     </w:p>
     <w:p>
       <w:pPr>
@@ -21032,18 +21124,96 @@
           <w:szCs w:val="24"/>
         </w:rPr>
       </w:pPr>
+      <w:r>
+        <w:rPr>
+          <w:rFonts w:ascii="Times New Roman" w:hAnsi="Times New Roman" w:cs="Times New Roman"/>
+          <w:sz w:val="24"/>
+          <w:szCs w:val="24"/>
+        </w:rPr>
+        <w:lastRenderedPageBreak/>
+        <w:t xml:space="preserve">         </w:t>
+      </w:r>
+      <w:r>
+        <w:rPr>
+          <w:rFonts w:ascii="Times New Roman" w:hAnsi="Times New Roman" w:cs="Times New Roman"/>
+          <w:noProof/>
+          <w:sz w:val="24"/>
+          <w:szCs w:val="24"/>
+        </w:rPr>
+        <w:drawing>
+          <wp:inline distT="0" distB="0" distL="0" distR="0" wp14:anchorId="7A42C891" wp14:editId="5646011F">
+            <wp:extent cx="5021580" cy="2194863"/>
+            <wp:effectExtent l="0" t="0" r="7620" b="0"/>
+            <wp:docPr id="34" name="Obraz 34"/>
+            <wp:cNvGraphicFramePr>
+              <a:graphicFrameLocks xmlns:a="http://schemas.openxmlformats.org/drawingml/2006/main" noChangeAspect="1"/>
+            </wp:cNvGraphicFramePr>
+            <a:graphic xmlns:a="http://schemas.openxmlformats.org/drawingml/2006/main">
+              <a:graphicData uri="http://schemas.openxmlformats.org/drawingml/2006/picture">
+                <pic:pic xmlns:pic="http://schemas.openxmlformats.org/drawingml/2006/picture">
+                  <pic:nvPicPr>
+                    <pic:cNvPr id="0" name="Picture 2"/>
+                    <pic:cNvPicPr>
+                      <a:picLocks noChangeAspect="1" noChangeArrowheads="1"/>
+                    </pic:cNvPicPr>
+                  </pic:nvPicPr>
+                  <pic:blipFill>
+                    <a:blip r:embed="rId31" cstate="print">
+                      <a:extLst>
+                        <a:ext uri="{28A0092B-C50C-407E-A947-70E740481C1C}">
+                          <a14:useLocalDpi xmlns:a14="http://schemas.microsoft.com/office/drawing/2010/main" val="0"/>
+                        </a:ext>
+                      </a:extLst>
+                    </a:blip>
+                    <a:srcRect/>
+                    <a:stretch>
+                      <a:fillRect/>
+                    </a:stretch>
+                  </pic:blipFill>
+                  <pic:spPr bwMode="auto">
+                    <a:xfrm>
+                      <a:off x="0" y="0"/>
+                      <a:ext cx="5033449" cy="2200051"/>
+                    </a:xfrm>
+                    <a:prstGeom prst="rect">
+                      <a:avLst/>
+                    </a:prstGeom>
+                    <a:noFill/>
+                    <a:ln>
+                      <a:noFill/>
+                    </a:ln>
+                  </pic:spPr>
+                </pic:pic>
+              </a:graphicData>
+            </a:graphic>
+          </wp:inline>
+        </w:drawing>
+      </w:r>
     </w:p>
     <w:p>
       <w:pPr>
         <w:tabs>
           <w:tab w:val="left" w:pos="2652"/>
         </w:tabs>
-        <w:rPr>
-          <w:rFonts w:ascii="Times New Roman" w:hAnsi="Times New Roman" w:cs="Times New Roman"/>
-          <w:sz w:val="24"/>
-          <w:szCs w:val="24"/>
-        </w:rPr>
-      </w:pPr>
+        <w:jc w:val="center"/>
+        <w:rPr>
+          <w:rFonts w:ascii="Times New Roman" w:hAnsi="Times New Roman" w:cs="Times New Roman"/>
+          <w:b/>
+          <w:bCs/>
+          <w:sz w:val="24"/>
+          <w:szCs w:val="24"/>
+        </w:rPr>
+      </w:pPr>
+      <w:r>
+        <w:rPr>
+          <w:rFonts w:ascii="Times New Roman" w:hAnsi="Times New Roman" w:cs="Times New Roman"/>
+          <w:b/>
+          <w:bCs/>
+          <w:sz w:val="24"/>
+          <w:szCs w:val="24"/>
+        </w:rPr>
+        <w:t>Grafika numer x formularz dodawania listy zadań</w:t>
+      </w:r>
     </w:p>
     <w:p>
       <w:pPr>
@@ -21056,26 +21226,116 @@
           <w:szCs w:val="24"/>
         </w:rPr>
       </w:pPr>
+      <w:r>
+        <w:rPr>
+          <w:rFonts w:ascii="Times New Roman" w:hAnsi="Times New Roman" w:cs="Times New Roman"/>
+          <w:sz w:val="24"/>
+          <w:szCs w:val="24"/>
+        </w:rPr>
+        <w:t xml:space="preserve">             </w:t>
+      </w:r>
+      <w:r>
+        <w:rPr>
+          <w:rFonts w:ascii="Times New Roman" w:hAnsi="Times New Roman" w:cs="Times New Roman"/>
+          <w:noProof/>
+          <w:sz w:val="24"/>
+          <w:szCs w:val="24"/>
+        </w:rPr>
+        <w:drawing>
+          <wp:inline distT="0" distB="0" distL="0" distR="0" wp14:anchorId="1C0C682C" wp14:editId="76CD14BD">
+            <wp:extent cx="4911287" cy="2507615"/>
+            <wp:effectExtent l="0" t="0" r="3810" b="6985"/>
+            <wp:docPr id="36" name="Obraz 36"/>
+            <wp:cNvGraphicFramePr>
+              <a:graphicFrameLocks xmlns:a="http://schemas.openxmlformats.org/drawingml/2006/main" noChangeAspect="1"/>
+            </wp:cNvGraphicFramePr>
+            <a:graphic xmlns:a="http://schemas.openxmlformats.org/drawingml/2006/main">
+              <a:graphicData uri="http://schemas.openxmlformats.org/drawingml/2006/picture">
+                <pic:pic xmlns:pic="http://schemas.openxmlformats.org/drawingml/2006/picture">
+                  <pic:nvPicPr>
+                    <pic:cNvPr id="0" name="Picture 3"/>
+                    <pic:cNvPicPr>
+                      <a:picLocks noChangeAspect="1" noChangeArrowheads="1"/>
+                    </pic:cNvPicPr>
+                  </pic:nvPicPr>
+                  <pic:blipFill>
+                    <a:blip r:embed="rId32">
+                      <a:extLst>
+                        <a:ext uri="{28A0092B-C50C-407E-A947-70E740481C1C}">
+                          <a14:useLocalDpi xmlns:a14="http://schemas.microsoft.com/office/drawing/2010/main" val="0"/>
+                        </a:ext>
+                      </a:extLst>
+                    </a:blip>
+                    <a:srcRect/>
+                    <a:stretch>
+                      <a:fillRect/>
+                    </a:stretch>
+                  </pic:blipFill>
+                  <pic:spPr bwMode="auto">
+                    <a:xfrm>
+                      <a:off x="0" y="0"/>
+                      <a:ext cx="4925539" cy="2514892"/>
+                    </a:xfrm>
+                    <a:prstGeom prst="rect">
+                      <a:avLst/>
+                    </a:prstGeom>
+                    <a:noFill/>
+                    <a:ln>
+                      <a:noFill/>
+                    </a:ln>
+                  </pic:spPr>
+                </pic:pic>
+              </a:graphicData>
+            </a:graphic>
+          </wp:inline>
+        </w:drawing>
+      </w:r>
     </w:p>
     <w:p>
       <w:pPr>
         <w:tabs>
           <w:tab w:val="left" w:pos="2652"/>
         </w:tabs>
-        <w:rPr>
-          <w:rFonts w:ascii="Times New Roman" w:hAnsi="Times New Roman" w:cs="Times New Roman"/>
-          <w:sz w:val="24"/>
-          <w:szCs w:val="24"/>
-        </w:rPr>
-      </w:pPr>
+        <w:jc w:val="center"/>
+        <w:rPr>
+          <w:rFonts w:ascii="Times New Roman" w:hAnsi="Times New Roman" w:cs="Times New Roman"/>
+          <w:b/>
+          <w:bCs/>
+          <w:sz w:val="24"/>
+          <w:szCs w:val="24"/>
+        </w:rPr>
+      </w:pPr>
+      <w:r>
+        <w:rPr>
+          <w:rFonts w:ascii="Times New Roman" w:hAnsi="Times New Roman" w:cs="Times New Roman"/>
+          <w:b/>
+          <w:bCs/>
+          <w:sz w:val="24"/>
+          <w:szCs w:val="24"/>
+        </w:rPr>
+        <w:t xml:space="preserve">Grafika numer x </w:t>
+      </w:r>
+      <w:r>
+        <w:rPr>
+          <w:rFonts w:ascii="Times New Roman" w:hAnsi="Times New Roman" w:cs="Times New Roman"/>
+          <w:b/>
+          <w:bCs/>
+          <w:sz w:val="24"/>
+          <w:szCs w:val="24"/>
+        </w:rPr>
+        <w:t>generowana lista zależności między zadaniami</w:t>
+      </w:r>
     </w:p>
     <w:p>
       <w:pPr>
         <w:tabs>
           <w:tab w:val="left" w:pos="2652"/>
         </w:tabs>
-        <w:rPr>
-          <w:rFonts w:ascii="Times New Roman" w:hAnsi="Times New Roman" w:cs="Times New Roman"/>
+        <w:jc w:val="center"/>
+        <w:rPr>
+          <w:rFonts w:ascii="Times New Roman" w:hAnsi="Times New Roman" w:cs="Times New Roman"/>
+          <w:b/>
+          <w:bCs/>
           <w:sz w:val="24"/>
           <w:szCs w:val="24"/>
         </w:rPr>
@@ -21086,24 +21346,108 @@
         <w:tabs>
           <w:tab w:val="left" w:pos="2652"/>
         </w:tabs>
-        <w:rPr>
-          <w:rFonts w:ascii="Times New Roman" w:hAnsi="Times New Roman" w:cs="Times New Roman"/>
-          <w:sz w:val="24"/>
-          <w:szCs w:val="24"/>
-        </w:rPr>
-      </w:pPr>
+        <w:jc w:val="center"/>
+        <w:rPr>
+          <w:rFonts w:ascii="Times New Roman" w:hAnsi="Times New Roman" w:cs="Times New Roman"/>
+          <w:b/>
+          <w:bCs/>
+          <w:sz w:val="24"/>
+          <w:szCs w:val="24"/>
+        </w:rPr>
+      </w:pPr>
+      <w:r>
+        <w:rPr>
+          <w:rFonts w:ascii="Times New Roman" w:hAnsi="Times New Roman" w:cs="Times New Roman"/>
+          <w:b/>
+          <w:bCs/>
+          <w:noProof/>
+          <w:sz w:val="24"/>
+          <w:szCs w:val="24"/>
+        </w:rPr>
+        <w:drawing>
+          <wp:inline distT="0" distB="0" distL="0" distR="0" wp14:anchorId="53CD5F52" wp14:editId="39449A8C">
+            <wp:extent cx="5753100" cy="2316480"/>
+            <wp:effectExtent l="0" t="0" r="0" b="7620"/>
+            <wp:docPr id="38" name="Obraz 38"/>
+            <wp:cNvGraphicFramePr>
+              <a:graphicFrameLocks xmlns:a="http://schemas.openxmlformats.org/drawingml/2006/main" noChangeAspect="1"/>
+            </wp:cNvGraphicFramePr>
+            <a:graphic xmlns:a="http://schemas.openxmlformats.org/drawingml/2006/main">
+              <a:graphicData uri="http://schemas.openxmlformats.org/drawingml/2006/picture">
+                <pic:pic xmlns:pic="http://schemas.openxmlformats.org/drawingml/2006/picture">
+                  <pic:nvPicPr>
+                    <pic:cNvPr id="0" name="Picture 5"/>
+                    <pic:cNvPicPr>
+                      <a:picLocks noChangeAspect="1" noChangeArrowheads="1"/>
+                    </pic:cNvPicPr>
+                  </pic:nvPicPr>
+                  <pic:blipFill>
+                    <a:blip r:embed="rId33" cstate="print">
+                      <a:extLst>
+                        <a:ext uri="{28A0092B-C50C-407E-A947-70E740481C1C}">
+                          <a14:useLocalDpi xmlns:a14="http://schemas.microsoft.com/office/drawing/2010/main" val="0"/>
+                        </a:ext>
+                      </a:extLst>
+                    </a:blip>
+                    <a:srcRect/>
+                    <a:stretch>
+                      <a:fillRect/>
+                    </a:stretch>
+                  </pic:blipFill>
+                  <pic:spPr bwMode="auto">
+                    <a:xfrm>
+                      <a:off x="0" y="0"/>
+                      <a:ext cx="5753100" cy="2316480"/>
+                    </a:xfrm>
+                    <a:prstGeom prst="rect">
+                      <a:avLst/>
+                    </a:prstGeom>
+                    <a:noFill/>
+                    <a:ln>
+                      <a:noFill/>
+                    </a:ln>
+                  </pic:spPr>
+                </pic:pic>
+              </a:graphicData>
+            </a:graphic>
+          </wp:inline>
+        </w:drawing>
+      </w:r>
     </w:p>
     <w:p>
       <w:pPr>
         <w:tabs>
           <w:tab w:val="left" w:pos="2652"/>
         </w:tabs>
-        <w:rPr>
-          <w:rFonts w:ascii="Times New Roman" w:hAnsi="Times New Roman" w:cs="Times New Roman"/>
-          <w:sz w:val="24"/>
-          <w:szCs w:val="24"/>
-        </w:rPr>
-      </w:pPr>
+        <w:jc w:val="center"/>
+        <w:rPr>
+          <w:rFonts w:ascii="Times New Roman" w:hAnsi="Times New Roman" w:cs="Times New Roman"/>
+          <w:b/>
+          <w:bCs/>
+          <w:sz w:val="24"/>
+          <w:szCs w:val="24"/>
+        </w:rPr>
+      </w:pPr>
+      <w:r>
+        <w:rPr>
+          <w:rFonts w:ascii="Times New Roman" w:hAnsi="Times New Roman" w:cs="Times New Roman"/>
+          <w:b/>
+          <w:bCs/>
+          <w:sz w:val="24"/>
+          <w:szCs w:val="24"/>
+        </w:rPr>
+        <w:t xml:space="preserve">Grafika numer x </w:t>
+      </w:r>
+      <w:r>
+        <w:rPr>
+          <w:rFonts w:ascii="Times New Roman" w:hAnsi="Times New Roman" w:cs="Times New Roman"/>
+          <w:b/>
+          <w:bCs/>
+          <w:sz w:val="24"/>
+          <w:szCs w:val="24"/>
+        </w:rPr>
+        <w:t>wizualizacja znajdowania ścieżki krytycznej</w:t>
+      </w:r>
     </w:p>
     <w:p>
       <w:pPr>
@@ -21112,6 +21456,8 @@
         </w:tabs>
         <w:rPr>
           <w:rFonts w:ascii="Times New Roman" w:hAnsi="Times New Roman" w:cs="Times New Roman"/>
+          <w:b/>
+          <w:bCs/>
           <w:sz w:val="24"/>
           <w:szCs w:val="24"/>
         </w:rPr>
@@ -21124,10 +21470,61 @@
         </w:tabs>
         <w:rPr>
           <w:rFonts w:ascii="Times New Roman" w:hAnsi="Times New Roman" w:cs="Times New Roman"/>
-          <w:sz w:val="24"/>
-          <w:szCs w:val="24"/>
-        </w:rPr>
-      </w:pPr>
+          <w:sz w:val="36"/>
+          <w:szCs w:val="36"/>
+        </w:rPr>
+      </w:pPr>
+      <w:r>
+        <w:rPr>
+          <w:rFonts w:ascii="Times New Roman" w:hAnsi="Times New Roman" w:cs="Times New Roman"/>
+          <w:b/>
+          <w:bCs/>
+          <w:sz w:val="36"/>
+          <w:szCs w:val="36"/>
+        </w:rPr>
+        <w:lastRenderedPageBreak/>
+        <w:t>5.</w:t>
+      </w:r>
+      <w:r>
+        <w:rPr>
+          <w:rFonts w:ascii="Times New Roman" w:hAnsi="Times New Roman" w:cs="Times New Roman"/>
+          <w:b/>
+          <w:bCs/>
+          <w:sz w:val="36"/>
+          <w:szCs w:val="36"/>
+        </w:rPr>
+        <w:t>2.</w:t>
+      </w:r>
+      <w:r>
+        <w:rPr>
+          <w:rFonts w:ascii="Times New Roman" w:hAnsi="Times New Roman" w:cs="Times New Roman"/>
+          <w:b/>
+          <w:bCs/>
+          <w:sz w:val="36"/>
+          <w:szCs w:val="36"/>
+        </w:rPr>
+        <w:t>3</w:t>
+      </w:r>
+      <w:r>
+        <w:rPr>
+          <w:rFonts w:ascii="Times New Roman" w:hAnsi="Times New Roman" w:cs="Times New Roman"/>
+          <w:b/>
+          <w:bCs/>
+          <w:sz w:val="36"/>
+          <w:szCs w:val="36"/>
+        </w:rPr>
+        <w:t xml:space="preserve"> Moduł </w:t>
+      </w:r>
+      <w:r>
+        <w:rPr>
+          <w:rFonts w:ascii="Times New Roman" w:hAnsi="Times New Roman" w:cs="Times New Roman"/>
+          <w:b/>
+          <w:bCs/>
+          <w:sz w:val="36"/>
+          <w:szCs w:val="36"/>
+        </w:rPr>
+        <w:t>maksymalnego dopasowania</w:t>
+      </w:r>
     </w:p>
     <w:p>
       <w:pPr>
@@ -21140,6 +21537,70 @@
           <w:szCs w:val="24"/>
         </w:rPr>
       </w:pPr>
+      <w:r>
+        <w:rPr>
+          <w:rFonts w:ascii="Times New Roman" w:hAnsi="Times New Roman" w:cs="Times New Roman"/>
+          <w:sz w:val="24"/>
+          <w:szCs w:val="24"/>
+        </w:rPr>
+        <w:t xml:space="preserve">Moduł ten pozwala na przypisanie ludzi do zmian na podstawie podanych przez użytkownika danych na temat tego na jakich zmianach dany pracownik może wykonywać pracę. Tworzy maksymalne dopasowanie, w którym jak największa liczba pracowników dostanie zmianę, na której może pracować. </w:t>
+      </w:r>
+      <w:r>
+        <w:rPr>
+          <w:rFonts w:ascii="Times New Roman" w:hAnsi="Times New Roman" w:cs="Times New Roman"/>
+          <w:sz w:val="24"/>
+          <w:szCs w:val="24"/>
+        </w:rPr>
+        <w:t>Z założeniem, że do jednej zmiany można przypisać jednego pracownika. W ramach interfejsu użytkownika dla tego modułu został stworzony panel dodawania, w którym można dodać dane identyfikujące pracownika oraz zmianę, którą tworzymy poprzez podanie jej godziny początkowej jak i końcowej</w:t>
+      </w:r>
+      <w:r>
+        <w:rPr>
+          <w:rFonts w:ascii="Times New Roman" w:hAnsi="Times New Roman" w:cs="Times New Roman"/>
+          <w:sz w:val="24"/>
+          <w:szCs w:val="24"/>
+        </w:rPr>
+        <w:t xml:space="preserve"> i zatwierdzeniu przyciskiem dodawania zmiany. </w:t>
+      </w:r>
+      <w:r>
+        <w:rPr>
+          <w:rFonts w:ascii="Times New Roman" w:hAnsi="Times New Roman" w:cs="Times New Roman"/>
+          <w:sz w:val="24"/>
+          <w:szCs w:val="24"/>
+        </w:rPr>
+        <w:t xml:space="preserve">Gdy wprowadzimy zmianę kolidującą czasowo z inną to zwrócony zostanie komunikat o błędzie. </w:t>
+      </w:r>
+      <w:r>
+        <w:rPr>
+          <w:rFonts w:ascii="Times New Roman" w:hAnsi="Times New Roman" w:cs="Times New Roman"/>
+          <w:sz w:val="24"/>
+          <w:szCs w:val="24"/>
+        </w:rPr>
+        <w:t>Po wprowadzeniu pracownika pojawia się nowa kolumna w tabeli grafiku, natomiast po wprowadzeniu zmiany pojawia się nowy wiersz w tejże tabeli. Zostało to zaprezentowane na grafice numer x. Po utworzeniu takiej tabeli, możemy zaznaczyć tzw. checkbox, w komórkach tabeli. Zaznaczenie pola wyboru oznacza, że pracownik z tej kolumny może pracować na zmianie z tego wiersza. Po zaznaczeniu na jakich zmianach pracownicy mogą pracować można kliknąć przycisk znajdowania dopasowania, który na podstawie zbudowanego grafu dwudzielnego dokona maksymalnego dopasowania z użyciem algorytmu Hopcrofta-Karpa</w:t>
+      </w:r>
+      <w:r>
+        <w:rPr>
+          <w:rFonts w:ascii="Times New Roman" w:hAnsi="Times New Roman" w:cs="Times New Roman"/>
+          <w:sz w:val="24"/>
+          <w:szCs w:val="24"/>
+        </w:rPr>
+        <w:t xml:space="preserve"> co zostało zaprezentowane na grafice numer x</w:t>
+      </w:r>
+      <w:r>
+        <w:rPr>
+          <w:rFonts w:ascii="Times New Roman" w:hAnsi="Times New Roman" w:cs="Times New Roman"/>
+          <w:sz w:val="24"/>
+          <w:szCs w:val="24"/>
+        </w:rPr>
+        <w:t xml:space="preserve">. </w:t>
+      </w:r>
+      <w:r>
+        <w:rPr>
+          <w:rFonts w:ascii="Times New Roman" w:hAnsi="Times New Roman" w:cs="Times New Roman"/>
+          <w:sz w:val="24"/>
+          <w:szCs w:val="24"/>
+        </w:rPr>
+        <w:t>Po wykonaniu dopasowania. Pojawia się przycisk, który po kliknięciu wyświetla wizualizację zadanego grafu oraz animację tworzenia dopasowanie, gdzie pojawiające się po kolei czerwone linie pokazują jakie wierzchołki grafu zostały dopasowane.</w:t>
+      </w:r>
     </w:p>
     <w:p>
       <w:pPr>
@@ -21148,61 +21609,10 @@
         </w:tabs>
         <w:rPr>
           <w:rFonts w:ascii="Times New Roman" w:hAnsi="Times New Roman" w:cs="Times New Roman"/>
-          <w:sz w:val="36"/>
-          <w:szCs w:val="36"/>
-        </w:rPr>
-      </w:pPr>
-      <w:r>
-        <w:rPr>
-          <w:rFonts w:ascii="Times New Roman" w:hAnsi="Times New Roman" w:cs="Times New Roman"/>
-          <w:b/>
-          <w:bCs/>
-          <w:sz w:val="36"/>
-          <w:szCs w:val="36"/>
-        </w:rPr>
-        <w:lastRenderedPageBreak/>
-        <w:t>5.</w:t>
-      </w:r>
-      <w:r>
-        <w:rPr>
-          <w:rFonts w:ascii="Times New Roman" w:hAnsi="Times New Roman" w:cs="Times New Roman"/>
-          <w:b/>
-          <w:bCs/>
-          <w:sz w:val="36"/>
-          <w:szCs w:val="36"/>
-        </w:rPr>
-        <w:t>2.</w:t>
-      </w:r>
-      <w:r>
-        <w:rPr>
-          <w:rFonts w:ascii="Times New Roman" w:hAnsi="Times New Roman" w:cs="Times New Roman"/>
-          <w:b/>
-          <w:bCs/>
-          <w:sz w:val="36"/>
-          <w:szCs w:val="36"/>
-        </w:rPr>
-        <w:t>3</w:t>
-      </w:r>
-      <w:r>
-        <w:rPr>
-          <w:rFonts w:ascii="Times New Roman" w:hAnsi="Times New Roman" w:cs="Times New Roman"/>
-          <w:b/>
-          <w:bCs/>
-          <w:sz w:val="36"/>
-          <w:szCs w:val="36"/>
-        </w:rPr>
-        <w:t xml:space="preserve"> Moduł </w:t>
-      </w:r>
-      <w:r>
-        <w:rPr>
-          <w:rFonts w:ascii="Times New Roman" w:hAnsi="Times New Roman" w:cs="Times New Roman"/>
-          <w:b/>
-          <w:bCs/>
-          <w:sz w:val="36"/>
-          <w:szCs w:val="36"/>
-        </w:rPr>
-        <w:t>maksymalnego dopasowania</w:t>
-      </w:r>
+          <w:sz w:val="24"/>
+          <w:szCs w:val="24"/>
+        </w:rPr>
+      </w:pPr>
     </w:p>
     <w:p>
       <w:pPr>
@@ -21221,47 +21631,63 @@
           <w:sz w:val="24"/>
           <w:szCs w:val="24"/>
         </w:rPr>
-        <w:t xml:space="preserve">Moduł ten pozwala na przypisanie ludzi do zmian na podstawie podanych przez użytkownika danych na temat tego na jakich zmianach dany pracownik może wykonywać pracę. Tworzy maksymalne dopasowanie, w którym jak największa liczba pracowników dostanie zmianę, na której może pracować. </w:t>
-      </w:r>
-      <w:r>
-        <w:rPr>
-          <w:rFonts w:ascii="Times New Roman" w:hAnsi="Times New Roman" w:cs="Times New Roman"/>
-          <w:sz w:val="24"/>
-          <w:szCs w:val="24"/>
-        </w:rPr>
-        <w:t>Z założeniem, że do jednej zmiany można przypisać jednego pracownika. W ramach interfejsu użytkownika dla tego modułu został stworzony panel dodawania, w którym można dodać dane identyfikujące pracownika oraz zmianę, którą tworzymy poprzez podanie jej godziny początkowej jak i końcowej</w:t>
-      </w:r>
-      <w:r>
-        <w:rPr>
-          <w:rFonts w:ascii="Times New Roman" w:hAnsi="Times New Roman" w:cs="Times New Roman"/>
-          <w:sz w:val="24"/>
-          <w:szCs w:val="24"/>
-        </w:rPr>
-        <w:t xml:space="preserve"> i zatwierdzeniu przyciskiem dodawania zmiany. </w:t>
-      </w:r>
-      <w:r>
-        <w:rPr>
-          <w:rFonts w:ascii="Times New Roman" w:hAnsi="Times New Roman" w:cs="Times New Roman"/>
-          <w:sz w:val="24"/>
-          <w:szCs w:val="24"/>
-        </w:rPr>
-        <w:t xml:space="preserve">Gdy wprowadzimy zmianę kolidującą czasowo z inną to zwrócony zostanie komunikat o błędzie. </w:t>
-      </w:r>
-      <w:r>
-        <w:rPr>
-          <w:rFonts w:ascii="Times New Roman" w:hAnsi="Times New Roman" w:cs="Times New Roman"/>
-          <w:sz w:val="24"/>
-          <w:szCs w:val="24"/>
-        </w:rPr>
-        <w:t xml:space="preserve">Po wprowadzeniu pracownika pojawia się nowa kolumna w tabeli grafiku, natomiast po wprowadzeniu zmiany pojawia się nowy wiersz w tejże tabeli. Zostało to zaprezentowane na grafice numer x. Po utworzeniu takiej tabeli, możemy zaznaczyć tzw. checkbox, w komórkach tabeli. Zaznaczenie pola wyboru oznacza, że pracownik z tej kolumny może pracować na zmianie z tego wiersza. Po zaznaczeniu na jakich zmianach pracownicy mogą pracować można kliknąć przycisk znajdowania dopasowania, który na podstawie zbudowanego grafu dwudzielnego dokona maksymalnego dopasowania z użyciem algorytmu Hopcrofta-Karpa. </w:t>
-      </w:r>
-      <w:r>
-        <w:rPr>
-          <w:rFonts w:ascii="Times New Roman" w:hAnsi="Times New Roman" w:cs="Times New Roman"/>
-          <w:sz w:val="24"/>
-          <w:szCs w:val="24"/>
-        </w:rPr>
-        <w:t>Po wykonaniu dopasowania. Pojawia się przycisk, który po kliknięciu wyświetla wizualizację zadanego grafu oraz animację tworzenia dopasowanie, gdzie pojawiające się po kolei czerwone linie pokazują jakie wierzchołki grafu zostały dopasowane.</w:t>
+        <w:t xml:space="preserve">       </w:t>
+      </w:r>
+      <w:r>
+        <w:rPr>
+          <w:rFonts w:ascii="Times New Roman" w:hAnsi="Times New Roman" w:cs="Times New Roman"/>
+          <w:noProof/>
+          <w:sz w:val="24"/>
+          <w:szCs w:val="24"/>
+        </w:rPr>
+        <w:drawing>
+          <wp:inline distT="0" distB="0" distL="0" distR="0" wp14:anchorId="357C7060" wp14:editId="7314AE4C">
+            <wp:extent cx="5295900" cy="3296785"/>
+            <wp:effectExtent l="0" t="0" r="0" b="0"/>
+            <wp:docPr id="42" name="Obraz 42"/>
+            <wp:cNvGraphicFramePr>
+              <a:graphicFrameLocks xmlns:a="http://schemas.openxmlformats.org/drawingml/2006/main" noChangeAspect="1"/>
+            </wp:cNvGraphicFramePr>
+            <a:graphic xmlns:a="http://schemas.openxmlformats.org/drawingml/2006/main">
+              <a:graphicData uri="http://schemas.openxmlformats.org/drawingml/2006/picture">
+                <pic:pic xmlns:pic="http://schemas.openxmlformats.org/drawingml/2006/picture">
+                  <pic:nvPicPr>
+                    <pic:cNvPr id="0" name="Picture 8"/>
+                    <pic:cNvPicPr>
+                      <a:picLocks noChangeAspect="1" noChangeArrowheads="1"/>
+                    </pic:cNvPicPr>
+                  </pic:nvPicPr>
+                  <pic:blipFill>
+                    <a:blip r:embed="rId34" cstate="print">
+                      <a:extLst>
+                        <a:ext uri="{28A0092B-C50C-407E-A947-70E740481C1C}">
+                          <a14:useLocalDpi xmlns:a14="http://schemas.microsoft.com/office/drawing/2010/main" val="0"/>
+                        </a:ext>
+                      </a:extLst>
+                    </a:blip>
+                    <a:srcRect/>
+                    <a:stretch>
+                      <a:fillRect/>
+                    </a:stretch>
+                  </pic:blipFill>
+                  <pic:spPr bwMode="auto">
+                    <a:xfrm>
+                      <a:off x="0" y="0"/>
+                      <a:ext cx="5307795" cy="3304190"/>
+                    </a:xfrm>
+                    <a:prstGeom prst="rect">
+                      <a:avLst/>
+                    </a:prstGeom>
+                    <a:noFill/>
+                    <a:ln>
+                      <a:noFill/>
+                    </a:ln>
+                  </pic:spPr>
+                </pic:pic>
+              </a:graphicData>
+            </a:graphic>
+          </wp:inline>
+        </w:drawing>
       </w:r>
     </w:p>
     <w:p>
@@ -21269,47 +21695,163 @@
         <w:tabs>
           <w:tab w:val="left" w:pos="2652"/>
         </w:tabs>
-        <w:rPr>
-          <w:rFonts w:ascii="Times New Roman" w:hAnsi="Times New Roman" w:cs="Times New Roman"/>
-          <w:sz w:val="24"/>
-          <w:szCs w:val="24"/>
-        </w:rPr>
-      </w:pPr>
+        <w:jc w:val="center"/>
+        <w:rPr>
+          <w:rFonts w:ascii="Times New Roman" w:hAnsi="Times New Roman" w:cs="Times New Roman"/>
+          <w:b/>
+          <w:bCs/>
+          <w:sz w:val="24"/>
+          <w:szCs w:val="24"/>
+        </w:rPr>
+      </w:pPr>
+      <w:r>
+        <w:rPr>
+          <w:rFonts w:ascii="Times New Roman" w:hAnsi="Times New Roman" w:cs="Times New Roman"/>
+          <w:b/>
+          <w:bCs/>
+          <w:sz w:val="24"/>
+          <w:szCs w:val="24"/>
+        </w:rPr>
+        <w:t>Grafika numer x zrzut ekranu z aplikacji prezentujący panel dodawa</w:t>
+      </w:r>
+      <w:r>
+        <w:rPr>
+          <w:rFonts w:ascii="Times New Roman" w:hAnsi="Times New Roman" w:cs="Times New Roman"/>
+          <w:b/>
+          <w:bCs/>
+          <w:sz w:val="24"/>
+          <w:szCs w:val="24"/>
+        </w:rPr>
+        <w:t>nia</w:t>
+      </w:r>
+      <w:r>
+        <w:rPr>
+          <w:rFonts w:ascii="Times New Roman" w:hAnsi="Times New Roman" w:cs="Times New Roman"/>
+          <w:b/>
+          <w:bCs/>
+          <w:sz w:val="24"/>
+          <w:szCs w:val="24"/>
+        </w:rPr>
+        <w:t xml:space="preserve"> pracownika oraz zmian dla modułu maksymalnego dopasowania</w:t>
+      </w:r>
     </w:p>
     <w:p>
       <w:pPr>
         <w:tabs>
           <w:tab w:val="left" w:pos="2652"/>
         </w:tabs>
-        <w:rPr>
-          <w:rFonts w:ascii="Times New Roman" w:hAnsi="Times New Roman" w:cs="Times New Roman"/>
-          <w:sz w:val="24"/>
-          <w:szCs w:val="24"/>
-        </w:rPr>
-      </w:pPr>
+        <w:jc w:val="center"/>
+        <w:rPr>
+          <w:rFonts w:ascii="Times New Roman" w:hAnsi="Times New Roman" w:cs="Times New Roman"/>
+          <w:b/>
+          <w:bCs/>
+          <w:sz w:val="24"/>
+          <w:szCs w:val="24"/>
+        </w:rPr>
+      </w:pPr>
+      <w:r>
+        <w:rPr>
+          <w:rFonts w:ascii="Times New Roman" w:hAnsi="Times New Roman" w:cs="Times New Roman"/>
+          <w:b/>
+          <w:bCs/>
+          <w:noProof/>
+          <w:sz w:val="24"/>
+          <w:szCs w:val="24"/>
+        </w:rPr>
+        <w:lastRenderedPageBreak/>
+        <w:drawing>
+          <wp:inline distT="0" distB="0" distL="0" distR="0" wp14:anchorId="4D2B3AB0" wp14:editId="3005BCDB">
+            <wp:extent cx="5402580" cy="1774412"/>
+            <wp:effectExtent l="0" t="0" r="7620" b="0"/>
+            <wp:docPr id="45" name="Obraz 45"/>
+            <wp:cNvGraphicFramePr>
+              <a:graphicFrameLocks xmlns:a="http://schemas.openxmlformats.org/drawingml/2006/main" noChangeAspect="1"/>
+            </wp:cNvGraphicFramePr>
+            <a:graphic xmlns:a="http://schemas.openxmlformats.org/drawingml/2006/main">
+              <a:graphicData uri="http://schemas.openxmlformats.org/drawingml/2006/picture">
+                <pic:pic xmlns:pic="http://schemas.openxmlformats.org/drawingml/2006/picture">
+                  <pic:nvPicPr>
+                    <pic:cNvPr id="0" name="Picture 10"/>
+                    <pic:cNvPicPr>
+                      <a:picLocks noChangeAspect="1" noChangeArrowheads="1"/>
+                    </pic:cNvPicPr>
+                  </pic:nvPicPr>
+                  <pic:blipFill>
+                    <a:blip r:embed="rId35" cstate="print">
+                      <a:extLst>
+                        <a:ext uri="{28A0092B-C50C-407E-A947-70E740481C1C}">
+                          <a14:useLocalDpi xmlns:a14="http://schemas.microsoft.com/office/drawing/2010/main" val="0"/>
+                        </a:ext>
+                      </a:extLst>
+                    </a:blip>
+                    <a:srcRect/>
+                    <a:stretch>
+                      <a:fillRect/>
+                    </a:stretch>
+                  </pic:blipFill>
+                  <pic:spPr bwMode="auto">
+                    <a:xfrm>
+                      <a:off x="0" y="0"/>
+                      <a:ext cx="5412050" cy="1777522"/>
+                    </a:xfrm>
+                    <a:prstGeom prst="rect">
+                      <a:avLst/>
+                    </a:prstGeom>
+                    <a:noFill/>
+                    <a:ln>
+                      <a:noFill/>
+                    </a:ln>
+                  </pic:spPr>
+                </pic:pic>
+              </a:graphicData>
+            </a:graphic>
+          </wp:inline>
+        </w:drawing>
+      </w:r>
     </w:p>
     <w:p>
       <w:pPr>
         <w:tabs>
           <w:tab w:val="left" w:pos="2652"/>
         </w:tabs>
-        <w:rPr>
-          <w:rFonts w:ascii="Times New Roman" w:hAnsi="Times New Roman" w:cs="Times New Roman"/>
-          <w:b/>
-          <w:bCs/>
-          <w:sz w:val="48"/>
-          <w:szCs w:val="48"/>
-        </w:rPr>
-      </w:pPr>
-      <w:r>
-        <w:rPr>
-          <w:rFonts w:ascii="Times New Roman" w:hAnsi="Times New Roman" w:cs="Times New Roman"/>
-          <w:b/>
-          <w:bCs/>
-          <w:sz w:val="48"/>
-          <w:szCs w:val="48"/>
-        </w:rPr>
-        <w:t>5.3 Opis kodu</w:t>
+        <w:jc w:val="center"/>
+        <w:rPr>
+          <w:rFonts w:ascii="Times New Roman" w:hAnsi="Times New Roman" w:cs="Times New Roman"/>
+          <w:b/>
+          <w:bCs/>
+          <w:sz w:val="24"/>
+          <w:szCs w:val="24"/>
+        </w:rPr>
+      </w:pPr>
+      <w:r>
+        <w:rPr>
+          <w:rFonts w:ascii="Times New Roman" w:hAnsi="Times New Roman" w:cs="Times New Roman"/>
+          <w:b/>
+          <w:bCs/>
+          <w:sz w:val="24"/>
+          <w:szCs w:val="24"/>
+        </w:rPr>
+        <w:t xml:space="preserve">Grafika numer x zrzut ekranu z aplikacji </w:t>
+      </w:r>
+      <w:r>
+        <w:rPr>
+          <w:rFonts w:ascii="Times New Roman" w:hAnsi="Times New Roman" w:cs="Times New Roman"/>
+          <w:b/>
+          <w:bCs/>
+          <w:sz w:val="24"/>
+          <w:szCs w:val="24"/>
+        </w:rPr>
+        <w:t xml:space="preserve">ukazujący formę prezentacji </w:t>
+      </w:r>
+      <w:r>
+        <w:rPr>
+          <w:rFonts w:ascii="Times New Roman" w:hAnsi="Times New Roman" w:cs="Times New Roman"/>
+          <w:b/>
+          <w:bCs/>
+          <w:sz w:val="24"/>
+          <w:szCs w:val="24"/>
+        </w:rPr>
+        <w:t>wyniku działania algorytmu</w:t>
       </w:r>
     </w:p>
     <w:p>
@@ -21329,7 +21871,7 @@
           <w:sz w:val="24"/>
           <w:szCs w:val="24"/>
         </w:rPr>
-        <w:t xml:space="preserve">Kody algorytmów zostały stworzone w czystym Javascripcie. Wprowadzanie danych do algorytmów oraz ich uruchamianie zostały oprogramowane z pomocą Vue.Js. Głównym założeniem przy tworzeniu interfejsu było wykonanie go w taki sposób, który pozwala użytkownikowi bez znajomości teorii grafów na korzystanie z algorytmów. </w:t>
+        <w:tab/>
       </w:r>
     </w:p>
     <w:p>
@@ -21339,10 +21881,22 @@
         </w:tabs>
         <w:rPr>
           <w:rFonts w:ascii="Times New Roman" w:hAnsi="Times New Roman" w:cs="Times New Roman"/>
-          <w:sz w:val="24"/>
-          <w:szCs w:val="24"/>
-        </w:rPr>
-      </w:pPr>
+          <w:b/>
+          <w:bCs/>
+          <w:sz w:val="48"/>
+          <w:szCs w:val="48"/>
+        </w:rPr>
+      </w:pPr>
+      <w:r>
+        <w:rPr>
+          <w:rFonts w:ascii="Times New Roman" w:hAnsi="Times New Roman" w:cs="Times New Roman"/>
+          <w:b/>
+          <w:bCs/>
+          <w:sz w:val="48"/>
+          <w:szCs w:val="48"/>
+        </w:rPr>
+        <w:t>5.3 Opis kodu</w:t>
+      </w:r>
     </w:p>
     <w:p>
       <w:pPr>
@@ -21351,31 +21905,41 @@
         </w:tabs>
         <w:rPr>
           <w:rFonts w:ascii="Times New Roman" w:hAnsi="Times New Roman" w:cs="Times New Roman"/>
-          <w:b/>
-          <w:bCs/>
-          <w:sz w:val="40"/>
-          <w:szCs w:val="40"/>
-        </w:rPr>
-      </w:pPr>
-      <w:r>
-        <w:rPr>
-          <w:rFonts w:ascii="Times New Roman" w:hAnsi="Times New Roman" w:cs="Times New Roman"/>
-          <w:b/>
-          <w:bCs/>
-          <w:sz w:val="40"/>
-          <w:szCs w:val="40"/>
-        </w:rPr>
-        <w:t xml:space="preserve">5.3.1 </w:t>
-      </w:r>
-      <w:r>
-        <w:rPr>
-          <w:rFonts w:ascii="Times New Roman" w:hAnsi="Times New Roman" w:cs="Times New Roman"/>
-          <w:b/>
-          <w:bCs/>
-          <w:sz w:val="40"/>
-          <w:szCs w:val="40"/>
-        </w:rPr>
-        <w:t xml:space="preserve">Kolorowanie grafu interwałowego </w:t>
+          <w:sz w:val="24"/>
+          <w:szCs w:val="24"/>
+        </w:rPr>
+      </w:pPr>
+      <w:r>
+        <w:rPr>
+          <w:rFonts w:ascii="Times New Roman" w:hAnsi="Times New Roman" w:cs="Times New Roman"/>
+          <w:sz w:val="24"/>
+          <w:szCs w:val="24"/>
+        </w:rPr>
+        <w:t xml:space="preserve">Kody algorytmów zostały stworzone w czystym Javascripcie. Wprowadzanie danych do algorytmów oraz ich uruchamianie zostały oprogramowane z pomocą Vue.Js. Głównym założeniem przy tworzeniu interfejsu było wykonanie go w taki sposób, który pozwala </w:t>
+      </w:r>
+      <w:r>
+        <w:rPr>
+          <w:rFonts w:ascii="Times New Roman" w:hAnsi="Times New Roman" w:cs="Times New Roman"/>
+          <w:sz w:val="24"/>
+          <w:szCs w:val="24"/>
+        </w:rPr>
+        <w:t xml:space="preserve">na korzystanie z algorytmów </w:t>
+      </w:r>
+      <w:r>
+        <w:rPr>
+          <w:rFonts w:ascii="Times New Roman" w:hAnsi="Times New Roman" w:cs="Times New Roman"/>
+          <w:sz w:val="24"/>
+          <w:szCs w:val="24"/>
+        </w:rPr>
+        <w:t>użytkownikowi bez znajomości teorii grafów</w:t>
+      </w:r>
+      <w:r>
+        <w:rPr>
+          <w:rFonts w:ascii="Times New Roman" w:hAnsi="Times New Roman" w:cs="Times New Roman"/>
+          <w:sz w:val="24"/>
+          <w:szCs w:val="24"/>
+        </w:rPr>
+        <w:t>.</w:t>
       </w:r>
     </w:p>
     <w:p>
@@ -21389,13 +21953,75 @@
           <w:szCs w:val="24"/>
         </w:rPr>
       </w:pPr>
-      <w:r>
-        <w:rPr>
-          <w:rFonts w:ascii="Times New Roman" w:hAnsi="Times New Roman" w:cs="Times New Roman"/>
-          <w:sz w:val="24"/>
-          <w:szCs w:val="24"/>
-        </w:rPr>
-        <w:t xml:space="preserve">Podstawową klasa dla algorytmu nosi nazwę Vertex, która służy do przechowywania wierzchołka oraz jego sąsiadów. Klasa GraphCreator, która odpowiada za tworzenie grafu. Trzecia z klas o nazwie LexBfs odpowiada za wykonanie sortowania leksykograficznego wierzchołków, </w:t>
+    </w:p>
+    <w:p>
+      <w:pPr>
+        <w:tabs>
+          <w:tab w:val="left" w:pos="2652"/>
+        </w:tabs>
+        <w:rPr>
+          <w:rFonts w:ascii="Times New Roman" w:hAnsi="Times New Roman" w:cs="Times New Roman"/>
+          <w:b/>
+          <w:bCs/>
+          <w:sz w:val="40"/>
+          <w:szCs w:val="40"/>
+        </w:rPr>
+      </w:pPr>
+      <w:r>
+        <w:rPr>
+          <w:rFonts w:ascii="Times New Roman" w:hAnsi="Times New Roman" w:cs="Times New Roman"/>
+          <w:b/>
+          <w:bCs/>
+          <w:sz w:val="40"/>
+          <w:szCs w:val="40"/>
+        </w:rPr>
+        <w:t xml:space="preserve">5.3.1 </w:t>
+      </w:r>
+      <w:r>
+        <w:rPr>
+          <w:rFonts w:ascii="Times New Roman" w:hAnsi="Times New Roman" w:cs="Times New Roman"/>
+          <w:b/>
+          <w:bCs/>
+          <w:sz w:val="40"/>
+          <w:szCs w:val="40"/>
+        </w:rPr>
+        <w:t xml:space="preserve">Kolorowanie grafu interwałowego </w:t>
+      </w:r>
+    </w:p>
+    <w:p>
+      <w:pPr>
+        <w:tabs>
+          <w:tab w:val="left" w:pos="2652"/>
+        </w:tabs>
+        <w:rPr>
+          <w:rFonts w:ascii="Times New Roman" w:hAnsi="Times New Roman" w:cs="Times New Roman"/>
+          <w:sz w:val="24"/>
+          <w:szCs w:val="24"/>
+        </w:rPr>
+      </w:pPr>
+      <w:r>
+        <w:rPr>
+          <w:rFonts w:ascii="Times New Roman" w:hAnsi="Times New Roman" w:cs="Times New Roman"/>
+          <w:sz w:val="24"/>
+          <w:szCs w:val="24"/>
+        </w:rPr>
+        <w:t>Podstawow</w:t>
+      </w:r>
+      <w:r>
+        <w:rPr>
+          <w:rFonts w:ascii="Times New Roman" w:hAnsi="Times New Roman" w:cs="Times New Roman"/>
+          <w:sz w:val="24"/>
+          <w:szCs w:val="24"/>
+        </w:rPr>
+        <w:t>a</w:t>
+      </w:r>
+      <w:r>
+        <w:rPr>
+          <w:rFonts w:ascii="Times New Roman" w:hAnsi="Times New Roman" w:cs="Times New Roman"/>
+          <w:sz w:val="24"/>
+          <w:szCs w:val="24"/>
+        </w:rPr>
+        <w:t xml:space="preserve"> klasa dla algorytmu nosi nazwę Vertex, która służy do przechowywania wierzchołka oraz jego sąsiadów. Klasa GraphCreator, która odpowiada za tworzenie grafu. Trzecia z klas o nazwie LexBfs odpowiada za wykonanie sortowania leksykograficznego wierzchołków, </w:t>
       </w:r>
       <w:r>
         <w:rPr>
@@ -21467,16 +22093,7 @@
           <w:sz w:val="24"/>
           <w:szCs w:val="24"/>
         </w:rPr>
-        <w:t xml:space="preserve">powoduje znalezienie pokolorowania grafu interwałowego, które jest zwracane w formie tablicy, w której numer </w:t>
-      </w:r>
-      <w:r>
-        <w:rPr>
-          <w:rFonts w:ascii="Times New Roman" w:hAnsi="Times New Roman" w:cs="Times New Roman"/>
-          <w:sz w:val="24"/>
-          <w:szCs w:val="24"/>
-        </w:rPr>
-        <w:lastRenderedPageBreak/>
-        <w:t>wierzchołka jest indeksem, a wartość pod tym indeksem jest kolorem przyznanym dla tego wierzchołka.</w:t>
+        <w:t>powoduje znalezienie pokolorowania grafu interwałowego, które jest zwracane w formie tablicy, w której numer wierzchołka jest indeksem, a wartość pod tym indeksem jest kolorem przyznanym dla tego wierzchołka.</w:t>
       </w:r>
       <w:r>
         <w:rPr>
@@ -21620,6 +22237,7 @@
           <w:sz w:val="24"/>
           <w:szCs w:val="24"/>
         </w:rPr>
+        <w:lastRenderedPageBreak/>
         <w:t>4        //rozważany graf</w:t>
       </w:r>
     </w:p>
@@ -22088,7 +22706,6 @@
           <w:sz w:val="24"/>
           <w:szCs w:val="24"/>
         </w:rPr>
-        <w:lastRenderedPageBreak/>
         <w:t>22       //jeśli tak to oznacz kolor jako zajęty</w:t>
       </w:r>
     </w:p>
@@ -22219,6 +22836,7 @@
           <w:sz w:val="24"/>
           <w:szCs w:val="24"/>
         </w:rPr>
+        <w:lastRenderedPageBreak/>
         <w:t>27            }</w:t>
       </w:r>
     </w:p>
@@ -22687,7 +23305,6 @@
           <w:sz w:val="24"/>
           <w:szCs w:val="24"/>
         </w:rPr>
-        <w:lastRenderedPageBreak/>
         <w:t>45                 this.assignMinFreeColor(vertex);</w:t>
       </w:r>
     </w:p>
@@ -22836,48 +23453,9 @@
           <w:sz w:val="24"/>
           <w:szCs w:val="24"/>
         </w:rPr>
+        <w:lastRenderedPageBreak/>
         <w:t>Dane wprowadzane do formularza dodawania połączeń podlegają regułom walidacji, które przepuszczają tylko dane, które są godziną w formacie hh:mm z czasem w przedziale od 00:00 do 23:59. Drugą z reguł walidacji jest jest sprawdzenie czy godzina startu jest większa od godziny początku. Nieprzejście walidacji powoduje wyświetlenie odpowiedniego komunikatu. Dodatkowo przy próbie wprowadzenie pustych pól do rozkładu, również zostanie wyświetlony komunikat o błędzie.</w:t>
       </w:r>
-    </w:p>
-    <w:p>
-      <w:pPr>
-        <w:tabs>
-          <w:tab w:val="left" w:pos="2652"/>
-        </w:tabs>
-        <w:rPr>
-          <w:rFonts w:ascii="Times New Roman" w:eastAsia="Yu Mincho Light" w:hAnsi="Times New Roman" w:cs="Times New Roman"/>
-          <w:sz w:val="24"/>
-          <w:szCs w:val="24"/>
-        </w:rPr>
-      </w:pPr>
-    </w:p>
-    <w:p>
-      <w:pPr>
-        <w:tabs>
-          <w:tab w:val="left" w:pos="2652"/>
-        </w:tabs>
-        <w:rPr>
-          <w:rFonts w:ascii="Times New Roman" w:eastAsia="Yu Mincho Light" w:hAnsi="Times New Roman" w:cs="Times New Roman"/>
-          <w:b/>
-          <w:bCs/>
-          <w:sz w:val="44"/>
-          <w:szCs w:val="44"/>
-        </w:rPr>
-      </w:pPr>
-    </w:p>
-    <w:p>
-      <w:pPr>
-        <w:tabs>
-          <w:tab w:val="left" w:pos="2652"/>
-        </w:tabs>
-        <w:rPr>
-          <w:rFonts w:ascii="Times New Roman" w:eastAsia="Yu Mincho Light" w:hAnsi="Times New Roman" w:cs="Times New Roman"/>
-          <w:b/>
-          <w:bCs/>
-          <w:sz w:val="44"/>
-          <w:szCs w:val="44"/>
-        </w:rPr>
-      </w:pPr>
     </w:p>
     <w:p>
       <w:pPr>
@@ -23122,7 +23700,6 @@
           <w:sz w:val="24"/>
           <w:szCs w:val="24"/>
         </w:rPr>
-        <w:lastRenderedPageBreak/>
         <w:t>7         this.creator = creator;</w:t>
       </w:r>
     </w:p>
@@ -23357,6 +23934,7 @@
           <w:sz w:val="24"/>
           <w:szCs w:val="24"/>
         </w:rPr>
+        <w:lastRenderedPageBreak/>
         <w:t>16              let s2 = this.toSeconds( this.schedule[j].start );</w:t>
       </w:r>
     </w:p>
@@ -23915,7 +24493,32 @@
           <w:sz w:val="24"/>
           <w:szCs w:val="24"/>
         </w:rPr>
-        <w:t xml:space="preserve">Dodanie krawędzi z wierzchołka a do b powoduje dodanie krawędzi do listy krawędzi wychodzących z a wierzchołka b oraz dodanie krawędzi a do listy krawędzi wchodzących do wierzchołka b. Informacja o krawędziach wchodzących do wierzchołka jest potrzebna do wyznaczania kolejnych wierzchołków do odwiedzania, w algorytmi sortowania topologicznego, który został zaimplementowany w wersji omawianej w podrozdziale </w:t>
+        <w:t>Dodanie krawędzi z wierzchołka a do b powoduje dodanie krawędzi do listy krawędzi wychodzących z a wierzchołka b oraz dodanie krawędzi a do listy krawędzi wchodzących do wierzchołka b. Informacja o krawędziach wchodzących do wierzchołka jest potrzebna do wyznaczania kolejnych wierzchołków do odwiedzania, w algorytmi</w:t>
+      </w:r>
+      <w:r>
+        <w:rPr>
+          <w:rFonts w:ascii="Times New Roman" w:hAnsi="Times New Roman" w:cs="Times New Roman"/>
+          <w:sz w:val="24"/>
+          <w:szCs w:val="24"/>
+        </w:rPr>
+        <w:t>e</w:t>
+      </w:r>
+      <w:r>
+        <w:rPr>
+          <w:rFonts w:ascii="Times New Roman" w:hAnsi="Times New Roman" w:cs="Times New Roman"/>
+          <w:sz w:val="24"/>
+          <w:szCs w:val="24"/>
+        </w:rPr>
+        <w:t xml:space="preserve"> sortowania </w:t>
+      </w:r>
+      <w:r>
+        <w:rPr>
+          <w:rFonts w:ascii="Times New Roman" w:hAnsi="Times New Roman" w:cs="Times New Roman"/>
+          <w:sz w:val="24"/>
+          <w:szCs w:val="24"/>
+        </w:rPr>
+        <w:lastRenderedPageBreak/>
+        <w:t xml:space="preserve">topologicznego, który został zaimplementowany w wersji omawianej w podrozdziale </w:t>
       </w:r>
       <w:r>
         <w:rPr>
@@ -23933,151 +24536,908 @@
         </w:rPr>
         <w:t>Algorytm znajdowania najdłuższej ścieżki został zaimplementowany według pseudokodu zaprezentowanego w podrozdziale x.</w:t>
       </w:r>
-    </w:p>
-    <w:p>
-      <w:pPr>
+      <w:r>
+        <w:rPr>
+          <w:rFonts w:ascii="Times New Roman" w:hAnsi="Times New Roman" w:cs="Times New Roman"/>
+          <w:sz w:val="24"/>
+          <w:szCs w:val="24"/>
+        </w:rPr>
+        <w:t xml:space="preserve"> </w:t>
+      </w:r>
+      <w:r>
+        <w:rPr>
+          <w:rFonts w:ascii="Times New Roman" w:hAnsi="Times New Roman" w:cs="Times New Roman"/>
+          <w:sz w:val="24"/>
+          <w:szCs w:val="24"/>
+        </w:rPr>
+        <w:t>Kod algorytmu został przedstawiony na grafice nr x.</w:t>
+      </w:r>
+      <w:r>
+        <w:rPr>
+          <w:rFonts w:ascii="Times New Roman" w:hAnsi="Times New Roman" w:cs="Times New Roman"/>
+          <w:sz w:val="24"/>
+          <w:szCs w:val="24"/>
+        </w:rPr>
+        <w:t xml:space="preserve"> </w:t>
+      </w:r>
+    </w:p>
+    <w:p>
+      <w:pPr>
+        <w:pBdr>
+          <w:top w:val="single" w:sz="4" w:space="1" w:color="auto"/>
+          <w:left w:val="single" w:sz="4" w:space="4" w:color="auto"/>
+          <w:bottom w:val="single" w:sz="4" w:space="1" w:color="auto"/>
+          <w:right w:val="single" w:sz="4" w:space="4" w:color="auto"/>
+        </w:pBdr>
         <w:tabs>
           <w:tab w:val="left" w:pos="2652"/>
         </w:tabs>
         <w:rPr>
-          <w:rFonts w:ascii="Times New Roman" w:eastAsia="Yu Mincho Light" w:hAnsi="Times New Roman" w:cs="Times New Roman"/>
-          <w:b/>
-          <w:bCs/>
-          <w:sz w:val="48"/>
-          <w:szCs w:val="48"/>
-        </w:rPr>
-      </w:pPr>
-    </w:p>
-    <w:p>
-      <w:pPr>
+          <w:rFonts w:ascii="Yu Mincho Light" w:eastAsia="Yu Mincho Light" w:hAnsi="Yu Mincho Light" w:cs="Times New Roman"/>
+          <w:sz w:val="24"/>
+          <w:szCs w:val="24"/>
+        </w:rPr>
+      </w:pPr>
+      <w:r>
+        <w:rPr>
+          <w:rFonts w:ascii="Yu Mincho Light" w:eastAsia="Yu Mincho Light" w:hAnsi="Yu Mincho Light" w:cs="Times New Roman"/>
+          <w:sz w:val="24"/>
+          <w:szCs w:val="24"/>
+        </w:rPr>
+        <w:t xml:space="preserve">1    </w:t>
+      </w:r>
+      <w:r>
+        <w:rPr>
+          <w:rFonts w:ascii="Yu Mincho Light" w:eastAsia="Yu Mincho Light" w:hAnsi="Yu Mincho Light" w:cs="Times New Roman"/>
+          <w:sz w:val="24"/>
+          <w:szCs w:val="24"/>
+        </w:rPr>
+        <w:t>let graph = graphClass.getGraph;</w:t>
+      </w:r>
+    </w:p>
+    <w:p>
+      <w:pPr>
+        <w:pBdr>
+          <w:top w:val="single" w:sz="4" w:space="1" w:color="auto"/>
+          <w:left w:val="single" w:sz="4" w:space="4" w:color="auto"/>
+          <w:bottom w:val="single" w:sz="4" w:space="1" w:color="auto"/>
+          <w:right w:val="single" w:sz="4" w:space="4" w:color="auto"/>
+        </w:pBdr>
         <w:tabs>
           <w:tab w:val="left" w:pos="2652"/>
         </w:tabs>
         <w:rPr>
-          <w:rFonts w:ascii="Times New Roman" w:eastAsia="Yu Mincho Light" w:hAnsi="Times New Roman" w:cs="Times New Roman"/>
-          <w:b/>
-          <w:bCs/>
-          <w:sz w:val="48"/>
-          <w:szCs w:val="48"/>
-        </w:rPr>
-      </w:pPr>
-      <w:r>
-        <w:rPr>
-          <w:rFonts w:ascii="Times New Roman" w:eastAsia="Yu Mincho Light" w:hAnsi="Times New Roman" w:cs="Times New Roman"/>
-          <w:b/>
-          <w:bCs/>
-          <w:sz w:val="48"/>
-          <w:szCs w:val="48"/>
-        </w:rPr>
-        <w:t xml:space="preserve">5.4 Testy algorytmów </w:t>
-      </w:r>
-    </w:p>
-    <w:p>
-      <w:pPr>
+          <w:rFonts w:ascii="Yu Mincho Light" w:eastAsia="Yu Mincho Light" w:hAnsi="Yu Mincho Light" w:cs="Times New Roman"/>
+          <w:sz w:val="24"/>
+          <w:szCs w:val="24"/>
+        </w:rPr>
+      </w:pPr>
+      <w:r>
+        <w:rPr>
+          <w:rFonts w:ascii="Yu Mincho Light" w:eastAsia="Yu Mincho Light" w:hAnsi="Yu Mincho Light" w:cs="Times New Roman"/>
+          <w:sz w:val="24"/>
+          <w:szCs w:val="24"/>
+        </w:rPr>
+        <w:t xml:space="preserve">     //tablica przechowująca odległości</w:t>
+      </w:r>
+    </w:p>
+    <w:p>
+      <w:pPr>
+        <w:pBdr>
+          <w:top w:val="single" w:sz="4" w:space="1" w:color="auto"/>
+          <w:left w:val="single" w:sz="4" w:space="4" w:color="auto"/>
+          <w:bottom w:val="single" w:sz="4" w:space="1" w:color="auto"/>
+          <w:right w:val="single" w:sz="4" w:space="4" w:color="auto"/>
+        </w:pBdr>
         <w:tabs>
           <w:tab w:val="left" w:pos="2652"/>
         </w:tabs>
         <w:rPr>
-          <w:rFonts w:ascii="Times New Roman" w:eastAsia="Yu Mincho Light" w:hAnsi="Times New Roman" w:cs="Times New Roman"/>
-          <w:sz w:val="24"/>
-          <w:szCs w:val="24"/>
-        </w:rPr>
-      </w:pPr>
-      <w:r>
-        <w:rPr>
-          <w:rFonts w:ascii="Times New Roman" w:eastAsia="Yu Mincho Light" w:hAnsi="Times New Roman" w:cs="Times New Roman"/>
-          <w:sz w:val="24"/>
-          <w:szCs w:val="24"/>
-        </w:rPr>
-        <w:t xml:space="preserve">          </w:t>
-      </w:r>
-      <w:r>
-        <w:rPr>
-          <w:rFonts w:ascii="Times New Roman" w:eastAsia="Yu Mincho Light" w:hAnsi="Times New Roman" w:cs="Times New Roman"/>
-          <w:sz w:val="24"/>
-          <w:szCs w:val="24"/>
-        </w:rPr>
-        <w:t xml:space="preserve">W ramach pracy </w:t>
-      </w:r>
-      <w:r>
-        <w:rPr>
-          <w:rFonts w:ascii="Times New Roman" w:eastAsia="Yu Mincho Light" w:hAnsi="Times New Roman" w:cs="Times New Roman"/>
-          <w:sz w:val="24"/>
-          <w:szCs w:val="24"/>
-        </w:rPr>
-        <w:t>zostały dokonane testy poprawności algorytmu dla złośliwych danych, testy poprawności w porównaniu z algorytmami typu bruteforce, czyli algorytmami, które generują i porównują wszystkie możliwe rozwiązania. Z uwagi na dużą złożoność algorytmów bruteforcowych testy w tym przypadku zostały wygenerowane dla bardzo małych danych. Dokonano, również testów, które wykazały słabości algorytmów w odniesieniu do przedstawionych realnych problemów.</w:t>
-      </w:r>
-    </w:p>
-    <w:p>
-      <w:pPr>
+          <w:rFonts w:ascii="Yu Mincho Light" w:eastAsia="Yu Mincho Light" w:hAnsi="Yu Mincho Light" w:cs="Times New Roman"/>
+          <w:sz w:val="24"/>
+          <w:szCs w:val="24"/>
+        </w:rPr>
+      </w:pPr>
+      <w:r>
+        <w:rPr>
+          <w:rFonts w:ascii="Yu Mincho Light" w:eastAsia="Yu Mincho Light" w:hAnsi="Yu Mincho Light" w:cs="Times New Roman"/>
+          <w:sz w:val="24"/>
+          <w:szCs w:val="24"/>
+        </w:rPr>
+        <w:t xml:space="preserve">2    </w:t>
+      </w:r>
+      <w:r>
+        <w:rPr>
+          <w:rFonts w:ascii="Yu Mincho Light" w:eastAsia="Yu Mincho Light" w:hAnsi="Yu Mincho Light" w:cs="Times New Roman"/>
+          <w:sz w:val="24"/>
+          <w:szCs w:val="24"/>
+        </w:rPr>
+        <w:t>let distance = new Array(graphClass.getSize).fill(0);</w:t>
+      </w:r>
+    </w:p>
+    <w:p>
+      <w:pPr>
+        <w:pBdr>
+          <w:top w:val="single" w:sz="4" w:space="1" w:color="auto"/>
+          <w:left w:val="single" w:sz="4" w:space="4" w:color="auto"/>
+          <w:bottom w:val="single" w:sz="4" w:space="1" w:color="auto"/>
+          <w:right w:val="single" w:sz="4" w:space="4" w:color="auto"/>
+        </w:pBdr>
         <w:tabs>
           <w:tab w:val="left" w:pos="2652"/>
         </w:tabs>
         <w:rPr>
-          <w:rFonts w:ascii="Times New Roman" w:eastAsia="Yu Mincho Light" w:hAnsi="Times New Roman" w:cs="Times New Roman"/>
-          <w:sz w:val="24"/>
-          <w:szCs w:val="24"/>
-        </w:rPr>
-      </w:pPr>
-    </w:p>
-    <w:p>
-      <w:pPr>
+          <w:rFonts w:ascii="Yu Mincho Light" w:eastAsia="Yu Mincho Light" w:hAnsi="Yu Mincho Light" w:cs="Times New Roman"/>
+          <w:sz w:val="24"/>
+          <w:szCs w:val="24"/>
+        </w:rPr>
+      </w:pPr>
+      <w:r>
+        <w:rPr>
+          <w:rFonts w:ascii="Yu Mincho Light" w:eastAsia="Yu Mincho Light" w:hAnsi="Yu Mincho Light" w:cs="Times New Roman"/>
+          <w:sz w:val="24"/>
+          <w:szCs w:val="24"/>
+        </w:rPr>
+        <w:t xml:space="preserve">3    </w:t>
+      </w:r>
+      <w:r>
+        <w:rPr>
+          <w:rFonts w:ascii="Yu Mincho Light" w:eastAsia="Yu Mincho Light" w:hAnsi="Yu Mincho Light" w:cs="Times New Roman"/>
+          <w:sz w:val="24"/>
+          <w:szCs w:val="24"/>
+        </w:rPr>
+        <w:t>let predecessor = new Array(graphClass.getSize);</w:t>
+      </w:r>
+    </w:p>
+    <w:p>
+      <w:pPr>
+        <w:pBdr>
+          <w:top w:val="single" w:sz="4" w:space="1" w:color="auto"/>
+          <w:left w:val="single" w:sz="4" w:space="4" w:color="auto"/>
+          <w:bottom w:val="single" w:sz="4" w:space="1" w:color="auto"/>
+          <w:right w:val="single" w:sz="4" w:space="4" w:color="auto"/>
+        </w:pBdr>
         <w:tabs>
           <w:tab w:val="left" w:pos="2652"/>
         </w:tabs>
         <w:rPr>
-          <w:rFonts w:ascii="Times New Roman" w:eastAsia="Yu Mincho Light" w:hAnsi="Times New Roman" w:cs="Times New Roman"/>
-          <w:b/>
-          <w:bCs/>
-          <w:sz w:val="40"/>
-          <w:szCs w:val="40"/>
-        </w:rPr>
-      </w:pPr>
-      <w:r>
-        <w:rPr>
-          <w:rFonts w:ascii="Times New Roman" w:eastAsia="Yu Mincho Light" w:hAnsi="Times New Roman" w:cs="Times New Roman"/>
-          <w:b/>
-          <w:bCs/>
-          <w:sz w:val="40"/>
-          <w:szCs w:val="40"/>
-        </w:rPr>
-        <w:t xml:space="preserve">5.4.1 Testy </w:t>
-      </w:r>
-      <w:r>
-        <w:rPr>
-          <w:rFonts w:ascii="Times New Roman" w:eastAsia="Yu Mincho Light" w:hAnsi="Times New Roman" w:cs="Times New Roman"/>
-          <w:b/>
-          <w:bCs/>
-          <w:sz w:val="40"/>
-          <w:szCs w:val="40"/>
-        </w:rPr>
-        <w:t>modułu planowania harmonogramów pociągów</w:t>
-      </w:r>
-      <w:r>
-        <w:rPr>
-          <w:rFonts w:ascii="Times New Roman" w:eastAsia="Yu Mincho Light" w:hAnsi="Times New Roman" w:cs="Times New Roman"/>
-          <w:b/>
-          <w:bCs/>
-          <w:sz w:val="40"/>
-          <w:szCs w:val="40"/>
-        </w:rPr>
-        <w:t xml:space="preserve"> </w:t>
-      </w:r>
-    </w:p>
-    <w:p>
-      <w:pPr>
+          <w:rFonts w:ascii="Yu Mincho Light" w:eastAsia="Yu Mincho Light" w:hAnsi="Yu Mincho Light" w:cs="Times New Roman"/>
+          <w:sz w:val="24"/>
+          <w:szCs w:val="24"/>
+        </w:rPr>
+      </w:pPr>
+      <w:r>
+        <w:rPr>
+          <w:rFonts w:ascii="Yu Mincho Light" w:eastAsia="Yu Mincho Light" w:hAnsi="Yu Mincho Light" w:cs="Times New Roman"/>
+          <w:sz w:val="24"/>
+          <w:szCs w:val="24"/>
+        </w:rPr>
+        <w:t>4</w:t>
+      </w:r>
+    </w:p>
+    <w:p>
+      <w:pPr>
+        <w:pBdr>
+          <w:top w:val="single" w:sz="4" w:space="1" w:color="auto"/>
+          <w:left w:val="single" w:sz="4" w:space="4" w:color="auto"/>
+          <w:bottom w:val="single" w:sz="4" w:space="1" w:color="auto"/>
+          <w:right w:val="single" w:sz="4" w:space="4" w:color="auto"/>
+        </w:pBdr>
         <w:tabs>
           <w:tab w:val="left" w:pos="2652"/>
         </w:tabs>
         <w:rPr>
+          <w:rFonts w:ascii="Yu Mincho Light" w:eastAsia="Yu Mincho Light" w:hAnsi="Yu Mincho Light" w:cs="Times New Roman"/>
+          <w:sz w:val="24"/>
+          <w:szCs w:val="24"/>
+        </w:rPr>
+      </w:pPr>
+      <w:r>
+        <w:rPr>
+          <w:rFonts w:ascii="Yu Mincho Light" w:eastAsia="Yu Mincho Light" w:hAnsi="Yu Mincho Light" w:cs="Times New Roman"/>
+          <w:sz w:val="24"/>
+          <w:szCs w:val="24"/>
+        </w:rPr>
+        <w:t xml:space="preserve">5    </w:t>
+      </w:r>
+      <w:r>
+        <w:rPr>
+          <w:rFonts w:ascii="Yu Mincho Light" w:eastAsia="Yu Mincho Light" w:hAnsi="Yu Mincho Light" w:cs="Times New Roman"/>
+          <w:sz w:val="24"/>
+          <w:szCs w:val="24"/>
+        </w:rPr>
+        <w:t>for(let i=0; i&lt;order.length; i++){</w:t>
+      </w:r>
+    </w:p>
+    <w:p>
+      <w:pPr>
+        <w:pBdr>
+          <w:top w:val="single" w:sz="4" w:space="1" w:color="auto"/>
+          <w:left w:val="single" w:sz="4" w:space="4" w:color="auto"/>
+          <w:bottom w:val="single" w:sz="4" w:space="1" w:color="auto"/>
+          <w:right w:val="single" w:sz="4" w:space="4" w:color="auto"/>
+        </w:pBdr>
+        <w:tabs>
+          <w:tab w:val="left" w:pos="2652"/>
+        </w:tabs>
+        <w:rPr>
+          <w:rFonts w:ascii="Yu Mincho Light" w:eastAsia="Yu Mincho Light" w:hAnsi="Yu Mincho Light" w:cs="Times New Roman"/>
+          <w:sz w:val="24"/>
+          <w:szCs w:val="24"/>
+        </w:rPr>
+      </w:pPr>
+      <w:r>
+        <w:rPr>
+          <w:rFonts w:ascii="Yu Mincho Light" w:eastAsia="Yu Mincho Light" w:hAnsi="Yu Mincho Light" w:cs="Times New Roman"/>
+          <w:sz w:val="24"/>
+          <w:szCs w:val="24"/>
+        </w:rPr>
+        <w:t>6</w:t>
+      </w:r>
+      <w:r>
+        <w:rPr>
+          <w:rFonts w:ascii="Yu Mincho Light" w:eastAsia="Yu Mincho Light" w:hAnsi="Yu Mincho Light" w:cs="Times New Roman"/>
+          <w:sz w:val="24"/>
+          <w:szCs w:val="24"/>
+        </w:rPr>
+        <w:t xml:space="preserve">   </w:t>
+      </w:r>
+      <w:r>
+        <w:rPr>
+          <w:rFonts w:ascii="Yu Mincho Light" w:eastAsia="Yu Mincho Light" w:hAnsi="Yu Mincho Light" w:cs="Times New Roman"/>
+          <w:sz w:val="24"/>
+          <w:szCs w:val="24"/>
+        </w:rPr>
+        <w:t xml:space="preserve">     </w:t>
+      </w:r>
+      <w:r>
+        <w:rPr>
+          <w:rFonts w:ascii="Yu Mincho Light" w:eastAsia="Yu Mincho Light" w:hAnsi="Yu Mincho Light" w:cs="Times New Roman"/>
+          <w:sz w:val="24"/>
+          <w:szCs w:val="24"/>
+        </w:rPr>
+        <w:t xml:space="preserve"> let v = order[i];</w:t>
+      </w:r>
+    </w:p>
+    <w:p>
+      <w:pPr>
+        <w:pBdr>
+          <w:top w:val="single" w:sz="4" w:space="1" w:color="auto"/>
+          <w:left w:val="single" w:sz="4" w:space="4" w:color="auto"/>
+          <w:bottom w:val="single" w:sz="4" w:space="1" w:color="auto"/>
+          <w:right w:val="single" w:sz="4" w:space="4" w:color="auto"/>
+        </w:pBdr>
+        <w:tabs>
+          <w:tab w:val="left" w:pos="2652"/>
+        </w:tabs>
+        <w:rPr>
+          <w:rFonts w:ascii="Yu Mincho Light" w:eastAsia="Yu Mincho Light" w:hAnsi="Yu Mincho Light" w:cs="Times New Roman"/>
+          <w:sz w:val="24"/>
+          <w:szCs w:val="24"/>
+        </w:rPr>
+      </w:pPr>
+      <w:r>
+        <w:rPr>
+          <w:rFonts w:ascii="Yu Mincho Light" w:eastAsia="Yu Mincho Light" w:hAnsi="Yu Mincho Light" w:cs="Times New Roman"/>
+          <w:sz w:val="24"/>
+          <w:szCs w:val="24"/>
+        </w:rPr>
+        <w:t>7</w:t>
+      </w:r>
+    </w:p>
+    <w:p>
+      <w:pPr>
+        <w:pBdr>
+          <w:top w:val="single" w:sz="4" w:space="1" w:color="auto"/>
+          <w:left w:val="single" w:sz="4" w:space="4" w:color="auto"/>
+          <w:bottom w:val="single" w:sz="4" w:space="1" w:color="auto"/>
+          <w:right w:val="single" w:sz="4" w:space="4" w:color="auto"/>
+        </w:pBdr>
+        <w:tabs>
+          <w:tab w:val="left" w:pos="2652"/>
+        </w:tabs>
+        <w:rPr>
+          <w:rFonts w:ascii="Yu Mincho Light" w:eastAsia="Yu Mincho Light" w:hAnsi="Yu Mincho Light" w:cs="Times New Roman"/>
+          <w:sz w:val="24"/>
+          <w:szCs w:val="24"/>
+        </w:rPr>
+      </w:pPr>
+      <w:r>
+        <w:rPr>
+          <w:rFonts w:ascii="Yu Mincho Light" w:eastAsia="Yu Mincho Light" w:hAnsi="Yu Mincho Light" w:cs="Times New Roman"/>
+          <w:sz w:val="24"/>
+          <w:szCs w:val="24"/>
+        </w:rPr>
+        <w:t>8</w:t>
+      </w:r>
+      <w:r>
+        <w:rPr>
+          <w:rFonts w:ascii="Yu Mincho Light" w:eastAsia="Yu Mincho Light" w:hAnsi="Yu Mincho Light" w:cs="Times New Roman"/>
+          <w:sz w:val="24"/>
+          <w:szCs w:val="24"/>
+        </w:rPr>
+        <w:t xml:space="preserve">    </w:t>
+      </w:r>
+      <w:r>
+        <w:rPr>
+          <w:rFonts w:ascii="Yu Mincho Light" w:eastAsia="Yu Mincho Light" w:hAnsi="Yu Mincho Light" w:cs="Times New Roman"/>
+          <w:sz w:val="24"/>
+          <w:szCs w:val="24"/>
+        </w:rPr>
+        <w:t xml:space="preserve">     </w:t>
+      </w:r>
+      <w:r>
+        <w:rPr>
+          <w:rFonts w:ascii="Yu Mincho Light" w:eastAsia="Yu Mincho Light" w:hAnsi="Yu Mincho Light" w:cs="Times New Roman"/>
+          <w:sz w:val="24"/>
+          <w:szCs w:val="24"/>
+        </w:rPr>
+        <w:t>for (let j = 0; j &lt; graph[v].neighbours.length; j++) {</w:t>
+      </w:r>
+    </w:p>
+    <w:p>
+      <w:pPr>
+        <w:pBdr>
+          <w:top w:val="single" w:sz="4" w:space="1" w:color="auto"/>
+          <w:left w:val="single" w:sz="4" w:space="4" w:color="auto"/>
+          <w:bottom w:val="single" w:sz="4" w:space="1" w:color="auto"/>
+          <w:right w:val="single" w:sz="4" w:space="4" w:color="auto"/>
+        </w:pBdr>
+        <w:tabs>
+          <w:tab w:val="left" w:pos="2652"/>
+        </w:tabs>
+        <w:rPr>
+          <w:rFonts w:ascii="Yu Mincho Light" w:eastAsia="Yu Mincho Light" w:hAnsi="Yu Mincho Light" w:cs="Times New Roman"/>
+          <w:sz w:val="24"/>
+          <w:szCs w:val="24"/>
+        </w:rPr>
+      </w:pPr>
+      <w:r>
+        <w:rPr>
+          <w:rFonts w:ascii="Yu Mincho Light" w:eastAsia="Yu Mincho Light" w:hAnsi="Yu Mincho Light" w:cs="Times New Roman"/>
+          <w:sz w:val="24"/>
+          <w:szCs w:val="24"/>
+        </w:rPr>
+        <w:t>9</w:t>
+      </w:r>
+      <w:r>
+        <w:rPr>
+          <w:rFonts w:ascii="Yu Mincho Light" w:eastAsia="Yu Mincho Light" w:hAnsi="Yu Mincho Light" w:cs="Times New Roman"/>
+          <w:sz w:val="24"/>
+          <w:szCs w:val="24"/>
+        </w:rPr>
+        <w:t xml:space="preserve">       </w:t>
+      </w:r>
+      <w:r>
+        <w:rPr>
+          <w:rFonts w:ascii="Yu Mincho Light" w:eastAsia="Yu Mincho Light" w:hAnsi="Yu Mincho Light" w:cs="Times New Roman"/>
+          <w:sz w:val="24"/>
+          <w:szCs w:val="24"/>
+        </w:rPr>
+        <w:t xml:space="preserve">         </w:t>
+      </w:r>
+      <w:r>
+        <w:rPr>
+          <w:rFonts w:ascii="Yu Mincho Light" w:eastAsia="Yu Mincho Light" w:hAnsi="Yu Mincho Light" w:cs="Times New Roman"/>
+          <w:sz w:val="24"/>
+          <w:szCs w:val="24"/>
+        </w:rPr>
+        <w:t>let neighbour = graph[v].neighbours[j];</w:t>
+      </w:r>
+    </w:p>
+    <w:p>
+      <w:pPr>
+        <w:pBdr>
+          <w:top w:val="single" w:sz="4" w:space="1" w:color="auto"/>
+          <w:left w:val="single" w:sz="4" w:space="4" w:color="auto"/>
+          <w:bottom w:val="single" w:sz="4" w:space="1" w:color="auto"/>
+          <w:right w:val="single" w:sz="4" w:space="4" w:color="auto"/>
+        </w:pBdr>
+        <w:tabs>
+          <w:tab w:val="left" w:pos="2652"/>
+        </w:tabs>
+        <w:rPr>
+          <w:rFonts w:ascii="Yu Mincho Light" w:eastAsia="Yu Mincho Light" w:hAnsi="Yu Mincho Light" w:cs="Times New Roman"/>
+          <w:sz w:val="24"/>
+          <w:szCs w:val="24"/>
+        </w:rPr>
+      </w:pPr>
+      <w:r>
+        <w:rPr>
+          <w:rFonts w:ascii="Yu Mincho Light" w:eastAsia="Yu Mincho Light" w:hAnsi="Yu Mincho Light" w:cs="Times New Roman"/>
+          <w:sz w:val="24"/>
+          <w:szCs w:val="24"/>
+        </w:rPr>
+        <w:t>10</w:t>
+      </w:r>
+      <w:r>
+        <w:rPr>
+          <w:rFonts w:ascii="Yu Mincho Light" w:eastAsia="Yu Mincho Light" w:hAnsi="Yu Mincho Light" w:cs="Times New Roman"/>
+          <w:sz w:val="24"/>
+          <w:szCs w:val="24"/>
+        </w:rPr>
+        <w:t xml:space="preserve">       </w:t>
+      </w:r>
+      <w:r>
+        <w:rPr>
+          <w:rFonts w:ascii="Yu Mincho Light" w:eastAsia="Yu Mincho Light" w:hAnsi="Yu Mincho Light" w:cs="Times New Roman"/>
+          <w:sz w:val="24"/>
+          <w:szCs w:val="24"/>
+        </w:rPr>
+        <w:t xml:space="preserve">       </w:t>
+      </w:r>
+      <w:r>
+        <w:rPr>
+          <w:rFonts w:ascii="Yu Mincho Light" w:eastAsia="Yu Mincho Light" w:hAnsi="Yu Mincho Light" w:cs="Times New Roman"/>
+          <w:sz w:val="24"/>
+          <w:szCs w:val="24"/>
+        </w:rPr>
+        <w:t>let weight = graph[v].weight[j];</w:t>
+      </w:r>
+    </w:p>
+    <w:p>
+      <w:pPr>
+        <w:pBdr>
+          <w:top w:val="single" w:sz="4" w:space="1" w:color="auto"/>
+          <w:left w:val="single" w:sz="4" w:space="4" w:color="auto"/>
+          <w:bottom w:val="single" w:sz="4" w:space="1" w:color="auto"/>
+          <w:right w:val="single" w:sz="4" w:space="4" w:color="auto"/>
+        </w:pBdr>
+        <w:tabs>
+          <w:tab w:val="left" w:pos="2652"/>
+        </w:tabs>
+        <w:rPr>
+          <w:rFonts w:ascii="Yu Mincho Light" w:eastAsia="Yu Mincho Light" w:hAnsi="Yu Mincho Light" w:cs="Times New Roman"/>
+          <w:sz w:val="24"/>
+          <w:szCs w:val="24"/>
+        </w:rPr>
+      </w:pPr>
+      <w:r>
+        <w:rPr>
+          <w:rFonts w:ascii="Yu Mincho Light" w:eastAsia="Yu Mincho Light" w:hAnsi="Yu Mincho Light" w:cs="Times New Roman"/>
+          <w:sz w:val="24"/>
+          <w:szCs w:val="24"/>
+        </w:rPr>
+        <w:t>11</w:t>
+      </w:r>
+    </w:p>
+    <w:p>
+      <w:pPr>
+        <w:pBdr>
+          <w:top w:val="single" w:sz="4" w:space="1" w:color="auto"/>
+          <w:left w:val="single" w:sz="4" w:space="4" w:color="auto"/>
+          <w:bottom w:val="single" w:sz="4" w:space="1" w:color="auto"/>
+          <w:right w:val="single" w:sz="4" w:space="4" w:color="auto"/>
+        </w:pBdr>
+        <w:tabs>
+          <w:tab w:val="left" w:pos="2652"/>
+        </w:tabs>
+        <w:rPr>
+          <w:rFonts w:ascii="Yu Mincho Light" w:eastAsia="Yu Mincho Light" w:hAnsi="Yu Mincho Light" w:cs="Times New Roman"/>
+          <w:sz w:val="24"/>
+          <w:szCs w:val="24"/>
+        </w:rPr>
+      </w:pPr>
+      <w:r>
+        <w:rPr>
+          <w:rFonts w:ascii="Yu Mincho Light" w:eastAsia="Yu Mincho Light" w:hAnsi="Yu Mincho Light" w:cs="Times New Roman"/>
+          <w:sz w:val="24"/>
+          <w:szCs w:val="24"/>
+        </w:rPr>
+        <w:t>12</w:t>
+      </w:r>
+      <w:r>
+        <w:rPr>
+          <w:rFonts w:ascii="Yu Mincho Light" w:eastAsia="Yu Mincho Light" w:hAnsi="Yu Mincho Light" w:cs="Times New Roman"/>
+          <w:sz w:val="24"/>
+          <w:szCs w:val="24"/>
+        </w:rPr>
+        <w:t xml:space="preserve">       </w:t>
+      </w:r>
+      <w:r>
+        <w:rPr>
+          <w:rFonts w:ascii="Yu Mincho Light" w:eastAsia="Yu Mincho Light" w:hAnsi="Yu Mincho Light" w:cs="Times New Roman"/>
+          <w:sz w:val="24"/>
+          <w:szCs w:val="24"/>
+        </w:rPr>
+        <w:t xml:space="preserve">       </w:t>
+      </w:r>
+      <w:r>
+        <w:rPr>
+          <w:rFonts w:ascii="Yu Mincho Light" w:eastAsia="Yu Mincho Light" w:hAnsi="Yu Mincho Light" w:cs="Times New Roman"/>
+          <w:sz w:val="24"/>
+          <w:szCs w:val="24"/>
+        </w:rPr>
+        <w:t>if (distance[neighbour] &lt; distance[v] + weight) {</w:t>
+      </w:r>
+    </w:p>
+    <w:p>
+      <w:pPr>
+        <w:pBdr>
+          <w:top w:val="single" w:sz="4" w:space="1" w:color="auto"/>
+          <w:left w:val="single" w:sz="4" w:space="4" w:color="auto"/>
+          <w:bottom w:val="single" w:sz="4" w:space="1" w:color="auto"/>
+          <w:right w:val="single" w:sz="4" w:space="4" w:color="auto"/>
+        </w:pBdr>
+        <w:tabs>
+          <w:tab w:val="left" w:pos="2652"/>
+        </w:tabs>
+        <w:rPr>
+          <w:rFonts w:ascii="Yu Mincho Light" w:eastAsia="Yu Mincho Light" w:hAnsi="Yu Mincho Light" w:cs="Times New Roman"/>
+          <w:sz w:val="24"/>
+          <w:szCs w:val="24"/>
+        </w:rPr>
+      </w:pPr>
+      <w:r>
+        <w:rPr>
+          <w:rFonts w:ascii="Yu Mincho Light" w:eastAsia="Yu Mincho Light" w:hAnsi="Yu Mincho Light" w:cs="Times New Roman"/>
+          <w:sz w:val="24"/>
+          <w:szCs w:val="24"/>
+        </w:rPr>
+        <w:t>13</w:t>
+      </w:r>
+      <w:r>
+        <w:rPr>
+          <w:rFonts w:ascii="Yu Mincho Light" w:eastAsia="Yu Mincho Light" w:hAnsi="Yu Mincho Light" w:cs="Times New Roman"/>
+          <w:sz w:val="24"/>
+          <w:szCs w:val="24"/>
+        </w:rPr>
+        <w:t xml:space="preserve">             </w:t>
+      </w:r>
+      <w:r>
+        <w:rPr>
+          <w:rFonts w:ascii="Yu Mincho Light" w:eastAsia="Yu Mincho Light" w:hAnsi="Yu Mincho Light" w:cs="Times New Roman"/>
+          <w:sz w:val="24"/>
+          <w:szCs w:val="24"/>
+        </w:rPr>
+        <w:t xml:space="preserve">     </w:t>
+      </w:r>
+      <w:r>
+        <w:rPr>
+          <w:rFonts w:ascii="Yu Mincho Light" w:eastAsia="Yu Mincho Light" w:hAnsi="Yu Mincho Light" w:cs="Times New Roman"/>
+          <w:sz w:val="24"/>
+          <w:szCs w:val="24"/>
+        </w:rPr>
+        <w:t>distance[neighbour] = distance[v] + weight;</w:t>
+      </w:r>
+    </w:p>
+    <w:p>
+      <w:pPr>
+        <w:pBdr>
+          <w:top w:val="single" w:sz="4" w:space="1" w:color="auto"/>
+          <w:left w:val="single" w:sz="4" w:space="4" w:color="auto"/>
+          <w:bottom w:val="single" w:sz="4" w:space="1" w:color="auto"/>
+          <w:right w:val="single" w:sz="4" w:space="4" w:color="auto"/>
+        </w:pBdr>
+        <w:tabs>
+          <w:tab w:val="left" w:pos="2652"/>
+        </w:tabs>
+        <w:rPr>
+          <w:rFonts w:ascii="Yu Mincho Light" w:eastAsia="Yu Mincho Light" w:hAnsi="Yu Mincho Light" w:cs="Times New Roman"/>
+          <w:sz w:val="24"/>
+          <w:szCs w:val="24"/>
+        </w:rPr>
+      </w:pPr>
+      <w:r>
+        <w:rPr>
+          <w:rFonts w:ascii="Yu Mincho Light" w:eastAsia="Yu Mincho Light" w:hAnsi="Yu Mincho Light" w:cs="Times New Roman"/>
+          <w:sz w:val="24"/>
+          <w:szCs w:val="24"/>
+        </w:rPr>
+        <w:t>14</w:t>
+      </w:r>
+      <w:r>
+        <w:rPr>
+          <w:rFonts w:ascii="Yu Mincho Light" w:eastAsia="Yu Mincho Light" w:hAnsi="Yu Mincho Light" w:cs="Times New Roman"/>
+          <w:sz w:val="24"/>
+          <w:szCs w:val="24"/>
+        </w:rPr>
+        <w:t xml:space="preserve">             </w:t>
+      </w:r>
+      <w:r>
+        <w:rPr>
+          <w:rFonts w:ascii="Yu Mincho Light" w:eastAsia="Yu Mincho Light" w:hAnsi="Yu Mincho Light" w:cs="Times New Roman"/>
+          <w:sz w:val="24"/>
+          <w:szCs w:val="24"/>
+        </w:rPr>
+        <w:t xml:space="preserve">     </w:t>
+      </w:r>
+      <w:r>
+        <w:rPr>
+          <w:rFonts w:ascii="Yu Mincho Light" w:eastAsia="Yu Mincho Light" w:hAnsi="Yu Mincho Light" w:cs="Times New Roman"/>
+          <w:sz w:val="24"/>
+          <w:szCs w:val="24"/>
+        </w:rPr>
+        <w:t>predecessor[neighbour] = v;</w:t>
+      </w:r>
+    </w:p>
+    <w:p>
+      <w:pPr>
+        <w:pBdr>
+          <w:top w:val="single" w:sz="4" w:space="1" w:color="auto"/>
+          <w:left w:val="single" w:sz="4" w:space="4" w:color="auto"/>
+          <w:bottom w:val="single" w:sz="4" w:space="1" w:color="auto"/>
+          <w:right w:val="single" w:sz="4" w:space="4" w:color="auto"/>
+        </w:pBdr>
+        <w:tabs>
+          <w:tab w:val="left" w:pos="2652"/>
+        </w:tabs>
+        <w:rPr>
+          <w:rFonts w:ascii="Yu Mincho Light" w:eastAsia="Yu Mincho Light" w:hAnsi="Yu Mincho Light" w:cs="Times New Roman"/>
+          <w:sz w:val="24"/>
+          <w:szCs w:val="24"/>
+        </w:rPr>
+      </w:pPr>
+      <w:r>
+        <w:rPr>
+          <w:rFonts w:ascii="Yu Mincho Light" w:eastAsia="Yu Mincho Light" w:hAnsi="Yu Mincho Light" w:cs="Times New Roman"/>
+          <w:sz w:val="24"/>
+          <w:szCs w:val="24"/>
+        </w:rPr>
+        <w:t>15</w:t>
+      </w:r>
+      <w:r>
+        <w:rPr>
+          <w:rFonts w:ascii="Yu Mincho Light" w:eastAsia="Yu Mincho Light" w:hAnsi="Yu Mincho Light" w:cs="Times New Roman"/>
+          <w:sz w:val="24"/>
+          <w:szCs w:val="24"/>
+        </w:rPr>
+        <w:t xml:space="preserve">       </w:t>
+      </w:r>
+      <w:r>
+        <w:rPr>
+          <w:rFonts w:ascii="Yu Mincho Light" w:eastAsia="Yu Mincho Light" w:hAnsi="Yu Mincho Light" w:cs="Times New Roman"/>
+          <w:sz w:val="24"/>
+          <w:szCs w:val="24"/>
+        </w:rPr>
+        <w:t xml:space="preserve">       </w:t>
+      </w:r>
+      <w:r>
+        <w:rPr>
+          <w:rFonts w:ascii="Yu Mincho Light" w:eastAsia="Yu Mincho Light" w:hAnsi="Yu Mincho Light" w:cs="Times New Roman"/>
+          <w:sz w:val="24"/>
+          <w:szCs w:val="24"/>
+        </w:rPr>
+        <w:t>}</w:t>
+      </w:r>
+    </w:p>
+    <w:p>
+      <w:pPr>
+        <w:pBdr>
+          <w:top w:val="single" w:sz="4" w:space="1" w:color="auto"/>
+          <w:left w:val="single" w:sz="4" w:space="4" w:color="auto"/>
+          <w:bottom w:val="single" w:sz="4" w:space="1" w:color="auto"/>
+          <w:right w:val="single" w:sz="4" w:space="4" w:color="auto"/>
+        </w:pBdr>
+        <w:tabs>
+          <w:tab w:val="left" w:pos="2652"/>
+        </w:tabs>
+        <w:rPr>
+          <w:rFonts w:ascii="Yu Mincho Light" w:eastAsia="Yu Mincho Light" w:hAnsi="Yu Mincho Light" w:cs="Times New Roman"/>
+          <w:sz w:val="24"/>
+          <w:szCs w:val="24"/>
+        </w:rPr>
+      </w:pPr>
+      <w:r>
+        <w:rPr>
+          <w:rFonts w:ascii="Yu Mincho Light" w:eastAsia="Yu Mincho Light" w:hAnsi="Yu Mincho Light" w:cs="Times New Roman"/>
+          <w:sz w:val="24"/>
+          <w:szCs w:val="24"/>
+        </w:rPr>
+        <w:t>16</w:t>
+      </w:r>
+      <w:r>
+        <w:rPr>
+          <w:rFonts w:ascii="Yu Mincho Light" w:eastAsia="Yu Mincho Light" w:hAnsi="Yu Mincho Light" w:cs="Times New Roman"/>
+          <w:sz w:val="24"/>
+          <w:szCs w:val="24"/>
+        </w:rPr>
+        <w:t xml:space="preserve">    </w:t>
+      </w:r>
+      <w:r>
+        <w:rPr>
+          <w:rFonts w:ascii="Yu Mincho Light" w:eastAsia="Yu Mincho Light" w:hAnsi="Yu Mincho Light" w:cs="Times New Roman"/>
+          <w:sz w:val="24"/>
+          <w:szCs w:val="24"/>
+        </w:rPr>
+        <w:t xml:space="preserve">   </w:t>
+      </w:r>
+      <w:r>
+        <w:rPr>
+          <w:rFonts w:ascii="Yu Mincho Light" w:eastAsia="Yu Mincho Light" w:hAnsi="Yu Mincho Light" w:cs="Times New Roman"/>
+          <w:sz w:val="24"/>
+          <w:szCs w:val="24"/>
+        </w:rPr>
+        <w:t>}</w:t>
+      </w:r>
+    </w:p>
+    <w:p>
+      <w:pPr>
+        <w:pBdr>
+          <w:top w:val="single" w:sz="4" w:space="1" w:color="auto"/>
+          <w:left w:val="single" w:sz="4" w:space="4" w:color="auto"/>
+          <w:bottom w:val="single" w:sz="4" w:space="1" w:color="auto"/>
+          <w:right w:val="single" w:sz="4" w:space="4" w:color="auto"/>
+        </w:pBdr>
+        <w:tabs>
+          <w:tab w:val="left" w:pos="2652"/>
+        </w:tabs>
+        <w:rPr>
+          <w:rFonts w:ascii="Yu Mincho Light" w:eastAsia="Yu Mincho Light" w:hAnsi="Yu Mincho Light" w:cs="Times New Roman"/>
+          <w:sz w:val="24"/>
+          <w:szCs w:val="24"/>
+        </w:rPr>
+      </w:pPr>
+      <w:r>
+        <w:rPr>
+          <w:rFonts w:ascii="Yu Mincho Light" w:eastAsia="Yu Mincho Light" w:hAnsi="Yu Mincho Light" w:cs="Times New Roman"/>
+          <w:sz w:val="24"/>
+          <w:szCs w:val="24"/>
+        </w:rPr>
+        <w:t xml:space="preserve">17  </w:t>
+      </w:r>
+      <w:r>
+        <w:rPr>
+          <w:rFonts w:ascii="Yu Mincho Light" w:eastAsia="Yu Mincho Light" w:hAnsi="Yu Mincho Light" w:cs="Times New Roman"/>
+          <w:sz w:val="24"/>
+          <w:szCs w:val="24"/>
+        </w:rPr>
+        <w:t>}</w:t>
+      </w:r>
+    </w:p>
+    <w:p>
+      <w:pPr>
+        <w:tabs>
+          <w:tab w:val="left" w:pos="2652"/>
+        </w:tabs>
+        <w:rPr>
           <w:rFonts w:ascii="Times New Roman" w:eastAsia="Yu Mincho Light" w:hAnsi="Times New Roman" w:cs="Times New Roman"/>
-          <w:sz w:val="24"/>
-          <w:szCs w:val="24"/>
-        </w:rPr>
-      </w:pPr>
-      <w:r>
+          <w:b/>
+          <w:bCs/>
+          <w:sz w:val="48"/>
+          <w:szCs w:val="48"/>
+        </w:rPr>
+      </w:pPr>
+    </w:p>
+    <w:p>
+      <w:pPr>
+        <w:tabs>
+          <w:tab w:val="left" w:pos="2652"/>
+        </w:tabs>
         <w:rPr>
           <w:rFonts w:ascii="Times New Roman" w:eastAsia="Yu Mincho Light" w:hAnsi="Times New Roman" w:cs="Times New Roman"/>
+          <w:b/>
+          <w:bCs/>
+          <w:sz w:val="48"/>
+          <w:szCs w:val="48"/>
+        </w:rPr>
+      </w:pPr>
+      <w:r>
+        <w:rPr>
+          <w:rFonts w:ascii="Times New Roman" w:eastAsia="Yu Mincho Light" w:hAnsi="Times New Roman" w:cs="Times New Roman"/>
+          <w:b/>
+          <w:bCs/>
+          <w:sz w:val="48"/>
+          <w:szCs w:val="48"/>
+        </w:rPr>
+        <w:t xml:space="preserve">5.4 Testy algorytmów </w:t>
+      </w:r>
+    </w:p>
+    <w:p>
+      <w:pPr>
+        <w:tabs>
+          <w:tab w:val="left" w:pos="2652"/>
+        </w:tabs>
+        <w:rPr>
+          <w:rFonts w:ascii="Times New Roman" w:eastAsia="Yu Mincho Light" w:hAnsi="Times New Roman" w:cs="Times New Roman"/>
+          <w:sz w:val="24"/>
+          <w:szCs w:val="24"/>
+        </w:rPr>
+      </w:pPr>
+      <w:r>
+        <w:rPr>
+          <w:rFonts w:ascii="Times New Roman" w:eastAsia="Yu Mincho Light" w:hAnsi="Times New Roman" w:cs="Times New Roman"/>
+          <w:sz w:val="24"/>
+          <w:szCs w:val="24"/>
+        </w:rPr>
+        <w:t xml:space="preserve">          </w:t>
+      </w:r>
+      <w:r>
+        <w:rPr>
+          <w:rFonts w:ascii="Times New Roman" w:eastAsia="Yu Mincho Light" w:hAnsi="Times New Roman" w:cs="Times New Roman"/>
+          <w:sz w:val="24"/>
+          <w:szCs w:val="24"/>
+        </w:rPr>
+        <w:t xml:space="preserve">W ramach pracy </w:t>
+      </w:r>
+      <w:r>
+        <w:rPr>
+          <w:rFonts w:ascii="Times New Roman" w:eastAsia="Yu Mincho Light" w:hAnsi="Times New Roman" w:cs="Times New Roman"/>
+          <w:sz w:val="24"/>
+          <w:szCs w:val="24"/>
+        </w:rPr>
+        <w:t xml:space="preserve">zostały dokonane testy poprawności algorytmu dla złośliwych danych, testy poprawności w porównaniu z algorytmami typu bruteforce, czyli algorytmami, które </w:t>
+      </w:r>
+      <w:r>
+        <w:rPr>
+          <w:rFonts w:ascii="Times New Roman" w:eastAsia="Yu Mincho Light" w:hAnsi="Times New Roman" w:cs="Times New Roman"/>
+          <w:sz w:val="24"/>
+          <w:szCs w:val="24"/>
+        </w:rPr>
+        <w:lastRenderedPageBreak/>
+        <w:t>generują i porównują wszystkie możliwe rozwiązania. Z uwagi na dużą złożoność algorytmów bruteforcowych testy w tym przypadku zostały wygenerowane dla bardzo małych danych. Dokonano, również testów, które wykazały słabości algorytmów w odniesieniu do przedstawionych realnych problemów.</w:t>
+      </w:r>
+    </w:p>
+    <w:p>
+      <w:pPr>
+        <w:tabs>
+          <w:tab w:val="left" w:pos="2652"/>
+        </w:tabs>
+        <w:rPr>
+          <w:rFonts w:ascii="Times New Roman" w:eastAsia="Yu Mincho Light" w:hAnsi="Times New Roman" w:cs="Times New Roman"/>
+          <w:sz w:val="24"/>
+          <w:szCs w:val="24"/>
+        </w:rPr>
+      </w:pPr>
+    </w:p>
+    <w:p>
+      <w:pPr>
+        <w:tabs>
+          <w:tab w:val="left" w:pos="2652"/>
+        </w:tabs>
+        <w:rPr>
+          <w:rFonts w:ascii="Times New Roman" w:eastAsia="Yu Mincho Light" w:hAnsi="Times New Roman" w:cs="Times New Roman"/>
+          <w:b/>
+          <w:bCs/>
+          <w:sz w:val="40"/>
+          <w:szCs w:val="40"/>
+        </w:rPr>
+      </w:pPr>
+      <w:r>
+        <w:rPr>
+          <w:rFonts w:ascii="Times New Roman" w:eastAsia="Yu Mincho Light" w:hAnsi="Times New Roman" w:cs="Times New Roman"/>
+          <w:b/>
+          <w:bCs/>
+          <w:sz w:val="40"/>
+          <w:szCs w:val="40"/>
+        </w:rPr>
+        <w:t xml:space="preserve">5.4.1 Testy </w:t>
+      </w:r>
+      <w:r>
+        <w:rPr>
+          <w:rFonts w:ascii="Times New Roman" w:eastAsia="Yu Mincho Light" w:hAnsi="Times New Roman" w:cs="Times New Roman"/>
+          <w:b/>
+          <w:bCs/>
+          <w:sz w:val="40"/>
+          <w:szCs w:val="40"/>
+        </w:rPr>
+        <w:t>modułu planowania harmonogramów pociągów</w:t>
+      </w:r>
+      <w:r>
+        <w:rPr>
+          <w:rFonts w:ascii="Times New Roman" w:eastAsia="Yu Mincho Light" w:hAnsi="Times New Roman" w:cs="Times New Roman"/>
+          <w:b/>
+          <w:bCs/>
+          <w:sz w:val="40"/>
+          <w:szCs w:val="40"/>
+        </w:rPr>
+        <w:t xml:space="preserve"> </w:t>
+      </w:r>
+    </w:p>
+    <w:p>
+      <w:pPr>
+        <w:tabs>
+          <w:tab w:val="left" w:pos="2652"/>
+        </w:tabs>
+        <w:rPr>
+          <w:rFonts w:ascii="Times New Roman" w:eastAsia="Yu Mincho Light" w:hAnsi="Times New Roman" w:cs="Times New Roman"/>
+          <w:sz w:val="24"/>
+          <w:szCs w:val="24"/>
+        </w:rPr>
+      </w:pPr>
+      <w:r>
+        <w:rPr>
+          <w:rFonts w:ascii="Times New Roman" w:eastAsia="Yu Mincho Light" w:hAnsi="Times New Roman" w:cs="Times New Roman"/>
           <w:sz w:val="24"/>
           <w:szCs w:val="24"/>
         </w:rPr>
@@ -24089,7 +25449,7 @@
           <w:sz w:val="24"/>
           <w:szCs w:val="24"/>
         </w:rPr>
-        <w:t>. Jest to taki zbiór wierzchołków, z których istnieje ścieżka od każdego jednego wierzchołka zbioru do każdego innego. Kolejną grupą testów jakie zostały wykonane są porównania z algorytmem typu bruteforce. Sprawdzono czy algorytm wygenerował kolorowanie z użyciem takiej samej liczby kolorów. Przetestowano to dla danych wprowadzonych przeze mnie</w:t>
+        <w:t xml:space="preserve">. Jest to taki zbiór wierzchołków, </w:t>
       </w:r>
       <w:r>
         <w:rPr>
@@ -24097,7 +25457,7 @@
           <w:sz w:val="24"/>
           <w:szCs w:val="24"/>
         </w:rPr>
-        <w:t xml:space="preserve"> jak i dla danych losowych. Na </w:t>
+        <w:t>gdzie</w:t>
       </w:r>
       <w:r>
         <w:rPr>
@@ -24105,8 +25465,15 @@
           <w:sz w:val="24"/>
           <w:szCs w:val="24"/>
         </w:rPr>
-        <w:lastRenderedPageBreak/>
-        <w:t>grafice nr x został zaprezentowany zrzut ekranu z programu do wykonywania testów.</w:t>
+        <w:t xml:space="preserve"> istnieje ścieżka od każdego jednego wierzchołka zbioru do każdego innego. Kolejną grupą testów jakie zostały wykonane są porównania z algorytmem typu bruteforce. Sprawdzono czy algorytm wygenerował kolorowanie z użyciem takiej samej liczby kolorów. Przetestowano to dla danych wprowadzonych przeze mnie</w:t>
+      </w:r>
+      <w:r>
+        <w:rPr>
+          <w:rFonts w:ascii="Times New Roman" w:eastAsia="Yu Mincho Light" w:hAnsi="Times New Roman" w:cs="Times New Roman"/>
+          <w:sz w:val="24"/>
+          <w:szCs w:val="24"/>
+        </w:rPr>
+        <w:t xml:space="preserve"> jak i dla danych losowych. Na grafice nr x został zaprezentowany zrzut ekranu z programu do wykonywania testów.</w:t>
       </w:r>
       <w:r>
         <w:rPr>
@@ -24213,7 +25580,7 @@
                     </pic:cNvPicPr>
                   </pic:nvPicPr>
                   <pic:blipFill>
-                    <a:blip r:embed="rId31" cstate="print">
+                    <a:blip r:embed="rId36" cstate="print">
                       <a:extLst>
                         <a:ext uri="{28A0092B-C50C-407E-A947-70E740481C1C}">
                           <a14:useLocalDpi xmlns:a14="http://schemas.microsoft.com/office/drawing/2010/main" val="0"/>
@@ -24269,7 +25636,7 @@
                     </pic:cNvPicPr>
                   </pic:nvPicPr>
                   <pic:blipFill>
-                    <a:blip r:embed="rId32" cstate="print">
+                    <a:blip r:embed="rId37" cstate="print">
                       <a:extLst>
                         <a:ext uri="{28A0092B-C50C-407E-A947-70E740481C1C}">
                           <a14:useLocalDpi xmlns:a14="http://schemas.microsoft.com/office/drawing/2010/main" val="0"/>
@@ -24343,6 +25710,7 @@
           <w:sz w:val="24"/>
           <w:szCs w:val="24"/>
         </w:rPr>
+        <w:lastRenderedPageBreak/>
         <w:t xml:space="preserve">                </w:t>
       </w:r>
       <w:r>
@@ -24370,7 +25738,7 @@
                     </pic:cNvPicPr>
                   </pic:nvPicPr>
                   <pic:blipFill>
-                    <a:blip r:embed="rId33">
+                    <a:blip r:embed="rId38">
                       <a:extLst>
                         <a:ext uri="{28A0092B-C50C-407E-A947-70E740481C1C}">
                           <a14:useLocalDpi xmlns:a14="http://schemas.microsoft.com/office/drawing/2010/main" val="0"/>
@@ -24473,7 +25841,7 @@
                     </pic:cNvPicPr>
                   </pic:nvPicPr>
                   <pic:blipFill>
-                    <a:blip r:embed="rId34" cstate="print">
+                    <a:blip r:embed="rId39" cstate="print">
                       <a:extLst>
                         <a:ext uri="{28A0092B-C50C-407E-A947-70E740481C1C}">
                           <a14:useLocalDpi xmlns:a14="http://schemas.microsoft.com/office/drawing/2010/main" val="0"/>
@@ -24642,66 +26010,6 @@
     </w:p>
     <w:p>
       <w:pPr>
-        <w:tabs>
-          <w:tab w:val="left" w:pos="2652"/>
-        </w:tabs>
-        <w:rPr>
-          <w:rFonts w:ascii="Times New Roman" w:eastAsia="Yu Mincho Light" w:hAnsi="Times New Roman" w:cs="Times New Roman"/>
-          <w:sz w:val="24"/>
-          <w:szCs w:val="24"/>
-        </w:rPr>
-      </w:pPr>
-    </w:p>
-    <w:p>
-      <w:pPr>
-        <w:tabs>
-          <w:tab w:val="left" w:pos="2652"/>
-        </w:tabs>
-        <w:rPr>
-          <w:rFonts w:ascii="Times New Roman" w:eastAsia="Yu Mincho Light" w:hAnsi="Times New Roman" w:cs="Times New Roman"/>
-          <w:sz w:val="24"/>
-          <w:szCs w:val="24"/>
-        </w:rPr>
-      </w:pPr>
-    </w:p>
-    <w:p>
-      <w:pPr>
-        <w:tabs>
-          <w:tab w:val="left" w:pos="2652"/>
-        </w:tabs>
-        <w:rPr>
-          <w:rFonts w:ascii="Times New Roman" w:eastAsia="Yu Mincho Light" w:hAnsi="Times New Roman" w:cs="Times New Roman"/>
-          <w:sz w:val="24"/>
-          <w:szCs w:val="24"/>
-        </w:rPr>
-      </w:pPr>
-    </w:p>
-    <w:p>
-      <w:pPr>
-        <w:tabs>
-          <w:tab w:val="left" w:pos="2652"/>
-        </w:tabs>
-        <w:rPr>
-          <w:rFonts w:ascii="Times New Roman" w:eastAsia="Yu Mincho Light" w:hAnsi="Times New Roman" w:cs="Times New Roman"/>
-          <w:sz w:val="24"/>
-          <w:szCs w:val="24"/>
-        </w:rPr>
-      </w:pPr>
-    </w:p>
-    <w:p>
-      <w:pPr>
-        <w:tabs>
-          <w:tab w:val="left" w:pos="2652"/>
-        </w:tabs>
-        <w:rPr>
-          <w:rFonts w:ascii="Times New Roman" w:eastAsia="Yu Mincho Light" w:hAnsi="Times New Roman" w:cs="Times New Roman"/>
-          <w:sz w:val="24"/>
-          <w:szCs w:val="24"/>
-        </w:rPr>
-      </w:pPr>
-    </w:p>
-    <w:p>
-      <w:pPr>
         <w:pBdr>
           <w:top w:val="single" w:sz="4" w:space="1" w:color="auto"/>
           <w:left w:val="single" w:sz="4" w:space="4" w:color="auto"/>
@@ -24791,6 +26099,7 @@
           <w:sz w:val="24"/>
           <w:szCs w:val="24"/>
         </w:rPr>
+        <w:lastRenderedPageBreak/>
         <w:t>3</w:t>
       </w:r>
       <w:r>
@@ -25095,7 +26404,6 @@
           <w:sz w:val="24"/>
           <w:szCs w:val="24"/>
         </w:rPr>
-        <w:lastRenderedPageBreak/>
         <w:drawing>
           <wp:inline distT="0" distB="0" distL="0" distR="0" wp14:anchorId="609B1D3A" wp14:editId="58781674">
             <wp:extent cx="5760720" cy="2903220"/>
@@ -25114,7 +26422,7 @@
                     </pic:cNvPicPr>
                   </pic:nvPicPr>
                   <pic:blipFill>
-                    <a:blip r:embed="rId35">
+                    <a:blip r:embed="rId40">
                       <a:extLst>
                         <a:ext uri="{28A0092B-C50C-407E-A947-70E740481C1C}">
                           <a14:useLocalDpi xmlns:a14="http://schemas.microsoft.com/office/drawing/2010/main" val="0"/>
@@ -25156,6 +26464,7 @@
           <w:rFonts w:ascii="Times New Roman" w:eastAsia="Yu Mincho Light" w:hAnsi="Times New Roman" w:cs="Times New Roman"/>
           <w:b/>
           <w:bCs/>
+          <w:color w:val="595959" w:themeColor="text1" w:themeTint="A6"/>
           <w:sz w:val="24"/>
           <w:szCs w:val="24"/>
         </w:rPr>
@@ -25217,92 +26526,15 @@
         <w:tabs>
           <w:tab w:val="left" w:pos="2652"/>
         </w:tabs>
+        <w:jc w:val="center"/>
         <w:rPr>
           <w:rFonts w:ascii="Times New Roman" w:eastAsia="Yu Mincho Light" w:hAnsi="Times New Roman" w:cs="Times New Roman"/>
-          <w:sz w:val="24"/>
-          <w:szCs w:val="24"/>
-        </w:rPr>
-      </w:pPr>
-      <w:r>
-        <w:rPr>
-          <w:rFonts w:ascii="Times New Roman" w:eastAsia="Yu Mincho Light" w:hAnsi="Times New Roman" w:cs="Times New Roman"/>
-          <w:sz w:val="24"/>
-          <w:szCs w:val="24"/>
-        </w:rPr>
-        <w:t xml:space="preserve">Wykryto słabość algorytmu w odniesieniu do problemu znajdowania minimalnej liczby pociągów. Przy podaniu danych w takiej kolejności jak zaprezentowano na grafice numer x dostajemy oczywiście poprawne według założeń rozwiązanie, które </w:t>
-      </w:r>
-      <w:r>
-        <w:rPr>
-          <w:rFonts w:ascii="Times New Roman" w:eastAsia="Yu Mincho Light" w:hAnsi="Times New Roman" w:cs="Times New Roman"/>
-          <w:sz w:val="24"/>
-          <w:szCs w:val="24"/>
-        </w:rPr>
-        <w:t xml:space="preserve">jest </w:t>
-      </w:r>
-      <w:r>
-        <w:rPr>
-          <w:rFonts w:ascii="Times New Roman" w:eastAsia="Yu Mincho Light" w:hAnsi="Times New Roman" w:cs="Times New Roman"/>
-          <w:sz w:val="24"/>
-          <w:szCs w:val="24"/>
-        </w:rPr>
-        <w:t>n</w:t>
-      </w:r>
-      <w:r>
-        <w:rPr>
-          <w:rFonts w:ascii="Times New Roman" w:eastAsia="Yu Mincho Light" w:hAnsi="Times New Roman" w:cs="Times New Roman"/>
-          <w:sz w:val="24"/>
-          <w:szCs w:val="24"/>
-        </w:rPr>
-        <w:t>ieoptymalne ze względu na czas oczekiwania na wykonanie połączenia</w:t>
-      </w:r>
-      <w:r>
-        <w:rPr>
-          <w:rFonts w:ascii="Times New Roman" w:eastAsia="Yu Mincho Light" w:hAnsi="Times New Roman" w:cs="Times New Roman"/>
-          <w:sz w:val="24"/>
-          <w:szCs w:val="24"/>
-        </w:rPr>
-        <w:t>. J</w:t>
-      </w:r>
-      <w:r>
-        <w:rPr>
-          <w:rFonts w:ascii="Times New Roman" w:eastAsia="Yu Mincho Light" w:hAnsi="Times New Roman" w:cs="Times New Roman"/>
-          <w:sz w:val="24"/>
-          <w:szCs w:val="24"/>
-        </w:rPr>
-        <w:t>eden</w:t>
-      </w:r>
-      <w:r>
-        <w:rPr>
-          <w:rFonts w:ascii="Times New Roman" w:eastAsia="Yu Mincho Light" w:hAnsi="Times New Roman" w:cs="Times New Roman"/>
-          <w:sz w:val="24"/>
-          <w:szCs w:val="24"/>
-        </w:rPr>
-        <w:t xml:space="preserve"> pociąg, który </w:t>
-      </w:r>
-      <w:r>
-        <w:rPr>
-          <w:rFonts w:ascii="Times New Roman" w:eastAsia="Yu Mincho Light" w:hAnsi="Times New Roman" w:cs="Times New Roman"/>
-          <w:sz w:val="24"/>
-          <w:szCs w:val="24"/>
-        </w:rPr>
-        <w:t>ma realizować połączenie numer 1, równie dobrze mógłby realizować połączenie numer 3, które ma dużo więcej sensu, ponieważ przy takim ułożeniu harmonogramu jeden pociąg czeka ponad godzinę na realizację połącznia, a równie dobrze mógłby realizować połączenie numer 3, mając tylko pół godziny przerwy. Prowadzi to do tego, że może się zdarzyć, że algorytm wygeneruje nieoptymalne rozwiązania, które powodują długie przerwy w kursowaniu pojedynczych pociągów.</w:t>
-      </w:r>
-      <w:r>
-        <w:rPr>
-          <w:rFonts w:ascii="Times New Roman" w:eastAsia="Yu Mincho Light" w:hAnsi="Times New Roman" w:cs="Times New Roman"/>
-          <w:sz w:val="24"/>
-          <w:szCs w:val="24"/>
-        </w:rPr>
-        <w:t xml:space="preserve"> </w:t>
-      </w:r>
-      <w:r>
-        <w:rPr>
-          <w:rFonts w:ascii="Times New Roman" w:eastAsia="Yu Mincho Light" w:hAnsi="Times New Roman" w:cs="Times New Roman"/>
-          <w:sz w:val="24"/>
-          <w:szCs w:val="24"/>
-        </w:rPr>
-        <w:t>Widać, więc że dużo zależy od kolejności wprowadzenia danych do algorytmu.</w:t>
-      </w:r>
+          <w:b/>
+          <w:bCs/>
+          <w:sz w:val="24"/>
+          <w:szCs w:val="24"/>
+        </w:rPr>
+      </w:pPr>
     </w:p>
     <w:p>
       <w:pPr>
@@ -25315,6 +26547,95 @@
           <w:szCs w:val="24"/>
         </w:rPr>
       </w:pPr>
+      <w:r>
+        <w:rPr>
+          <w:rFonts w:ascii="Times New Roman" w:eastAsia="Yu Mincho Light" w:hAnsi="Times New Roman" w:cs="Times New Roman"/>
+          <w:sz w:val="24"/>
+          <w:szCs w:val="24"/>
+        </w:rPr>
+        <w:t xml:space="preserve">Wykryto słabość algorytmu w odniesieniu do problemu znajdowania minimalnej liczby pociągów. Przy podaniu danych w takiej kolejności jak zaprezentowano na grafice numer x dostajemy oczywiście poprawne według założeń rozwiązanie, które </w:t>
+      </w:r>
+      <w:r>
+        <w:rPr>
+          <w:rFonts w:ascii="Times New Roman" w:eastAsia="Yu Mincho Light" w:hAnsi="Times New Roman" w:cs="Times New Roman"/>
+          <w:sz w:val="24"/>
+          <w:szCs w:val="24"/>
+        </w:rPr>
+        <w:t xml:space="preserve">jest </w:t>
+      </w:r>
+      <w:r>
+        <w:rPr>
+          <w:rFonts w:ascii="Times New Roman" w:eastAsia="Yu Mincho Light" w:hAnsi="Times New Roman" w:cs="Times New Roman"/>
+          <w:sz w:val="24"/>
+          <w:szCs w:val="24"/>
+        </w:rPr>
+        <w:t>n</w:t>
+      </w:r>
+      <w:r>
+        <w:rPr>
+          <w:rFonts w:ascii="Times New Roman" w:eastAsia="Yu Mincho Light" w:hAnsi="Times New Roman" w:cs="Times New Roman"/>
+          <w:sz w:val="24"/>
+          <w:szCs w:val="24"/>
+        </w:rPr>
+        <w:t>ieoptymalne ze względu na czas oczekiwania na wykonanie połączenia</w:t>
+      </w:r>
+      <w:r>
+        <w:rPr>
+          <w:rFonts w:ascii="Times New Roman" w:eastAsia="Yu Mincho Light" w:hAnsi="Times New Roman" w:cs="Times New Roman"/>
+          <w:sz w:val="24"/>
+          <w:szCs w:val="24"/>
+        </w:rPr>
+        <w:t>. J</w:t>
+      </w:r>
+      <w:r>
+        <w:rPr>
+          <w:rFonts w:ascii="Times New Roman" w:eastAsia="Yu Mincho Light" w:hAnsi="Times New Roman" w:cs="Times New Roman"/>
+          <w:sz w:val="24"/>
+          <w:szCs w:val="24"/>
+        </w:rPr>
+        <w:t>eden</w:t>
+      </w:r>
+      <w:r>
+        <w:rPr>
+          <w:rFonts w:ascii="Times New Roman" w:eastAsia="Yu Mincho Light" w:hAnsi="Times New Roman" w:cs="Times New Roman"/>
+          <w:sz w:val="24"/>
+          <w:szCs w:val="24"/>
+        </w:rPr>
+        <w:t xml:space="preserve"> pociąg, który </w:t>
+      </w:r>
+      <w:r>
+        <w:rPr>
+          <w:rFonts w:ascii="Times New Roman" w:eastAsia="Yu Mincho Light" w:hAnsi="Times New Roman" w:cs="Times New Roman"/>
+          <w:sz w:val="24"/>
+          <w:szCs w:val="24"/>
+        </w:rPr>
+        <w:t xml:space="preserve">ma realizować połączenie numer 1, równie dobrze mógłby realizować połączenie numer 3, które ma dużo więcej sensu, ponieważ przy takim ułożeniu harmonogramu jeden pociąg czeka ponad </w:t>
+      </w:r>
+      <w:r>
+        <w:rPr>
+          <w:rFonts w:ascii="Times New Roman" w:eastAsia="Yu Mincho Light" w:hAnsi="Times New Roman" w:cs="Times New Roman"/>
+          <w:sz w:val="24"/>
+          <w:szCs w:val="24"/>
+        </w:rPr>
+        <w:lastRenderedPageBreak/>
+        <w:t>godzinę na realizację połącznia, a równie dobrze mógłby realizować połączenie numer 3, mając tylko pół godziny przerwy. Prowadzi to do tego, że może się zdarzyć, że algorytm wygeneruje nieoptymalne rozwiązania, które powodują długie przerwy w kursowaniu pojedynczych pociągów.</w:t>
+      </w:r>
+      <w:r>
+        <w:rPr>
+          <w:rFonts w:ascii="Times New Roman" w:eastAsia="Yu Mincho Light" w:hAnsi="Times New Roman" w:cs="Times New Roman"/>
+          <w:sz w:val="24"/>
+          <w:szCs w:val="24"/>
+        </w:rPr>
+        <w:t xml:space="preserve"> </w:t>
+      </w:r>
+      <w:r>
+        <w:rPr>
+          <w:rFonts w:ascii="Times New Roman" w:eastAsia="Yu Mincho Light" w:hAnsi="Times New Roman" w:cs="Times New Roman"/>
+          <w:sz w:val="24"/>
+          <w:szCs w:val="24"/>
+        </w:rPr>
+        <w:t>Widać, więc że dużo zależy od kolejności wprowadzenia danych do algorytmu.</w:t>
+      </w:r>
     </w:p>
     <w:p>
       <w:pPr>
@@ -25323,6 +26644,21 @@
         </w:tabs>
         <w:rPr>
           <w:rFonts w:ascii="Times New Roman" w:eastAsia="Yu Mincho Light" w:hAnsi="Times New Roman" w:cs="Times New Roman"/>
+          <w:sz w:val="24"/>
+          <w:szCs w:val="24"/>
+        </w:rPr>
+      </w:pPr>
+    </w:p>
+    <w:p>
+      <w:pPr>
+        <w:tabs>
+          <w:tab w:val="left" w:pos="2652"/>
+        </w:tabs>
+        <w:ind w:left="708"/>
+        <w:rPr>
+          <w:rFonts w:ascii="Times New Roman" w:eastAsia="Yu Mincho Light" w:hAnsi="Times New Roman" w:cs="Times New Roman"/>
+          <w:b/>
+          <w:bCs/>
           <w:sz w:val="24"/>
           <w:szCs w:val="24"/>
         </w:rPr>
@@ -25360,7 +26696,7 @@
                     </pic:cNvPicPr>
                   </pic:nvPicPr>
                   <pic:blipFill>
-                    <a:blip r:embed="rId36" cstate="print">
+                    <a:blip r:embed="rId41" cstate="print">
                       <a:extLst>
                         <a:ext uri="{28A0092B-C50C-407E-A947-70E740481C1C}">
                           <a14:useLocalDpi xmlns:a14="http://schemas.microsoft.com/office/drawing/2010/main" val="0"/>
@@ -25391,41 +26727,39 @@
           </wp:inline>
         </w:drawing>
       </w:r>
+      <w:r>
+        <w:rPr>
+          <w:rFonts w:ascii="Times New Roman" w:eastAsia="Yu Mincho Light" w:hAnsi="Times New Roman" w:cs="Times New Roman"/>
+          <w:b/>
+          <w:bCs/>
+          <w:sz w:val="24"/>
+          <w:szCs w:val="24"/>
+        </w:rPr>
+        <w:t>Grafika nr x przykład nielogicznego przypisania pociągów</w:t>
+      </w:r>
+      <w:r>
+        <w:rPr>
+          <w:rFonts w:ascii="Times New Roman" w:eastAsia="Yu Mincho Light" w:hAnsi="Times New Roman" w:cs="Times New Roman"/>
+          <w:b/>
+          <w:bCs/>
+          <w:sz w:val="24"/>
+          <w:szCs w:val="24"/>
+        </w:rPr>
+        <w:t xml:space="preserve"> do rozkładów</w:t>
+      </w:r>
     </w:p>
     <w:p>
       <w:pPr>
         <w:tabs>
           <w:tab w:val="left" w:pos="2652"/>
         </w:tabs>
-        <w:jc w:val="center"/>
+        <w:ind w:left="708"/>
         <w:rPr>
           <w:rFonts w:ascii="Times New Roman" w:eastAsia="Yu Mincho Light" w:hAnsi="Times New Roman" w:cs="Times New Roman"/>
-          <w:b/>
-          <w:bCs/>
-          <w:sz w:val="24"/>
-          <w:szCs w:val="24"/>
-        </w:rPr>
-      </w:pPr>
-      <w:r>
-        <w:rPr>
-          <w:rFonts w:ascii="Times New Roman" w:eastAsia="Yu Mincho Light" w:hAnsi="Times New Roman" w:cs="Times New Roman"/>
-          <w:b/>
-          <w:bCs/>
-          <w:sz w:val="24"/>
-          <w:szCs w:val="24"/>
-        </w:rPr>
-        <w:t>Grafika nr x przykład nielogicznego przypisania pociągów</w:t>
-      </w:r>
-      <w:r>
-        <w:rPr>
-          <w:rFonts w:ascii="Times New Roman" w:eastAsia="Yu Mincho Light" w:hAnsi="Times New Roman" w:cs="Times New Roman"/>
-          <w:b/>
-          <w:bCs/>
-          <w:sz w:val="24"/>
-          <w:szCs w:val="24"/>
-        </w:rPr>
-        <w:t xml:space="preserve"> do rozkładów</w:t>
-      </w:r>
+          <w:sz w:val="24"/>
+          <w:szCs w:val="24"/>
+        </w:rPr>
+      </w:pPr>
     </w:p>
     <w:p>
       <w:pPr>
@@ -25448,7 +26782,6 @@
           <w:sz w:val="40"/>
           <w:szCs w:val="40"/>
         </w:rPr>
-        <w:lastRenderedPageBreak/>
         <w:t>5.4.</w:t>
       </w:r>
       <w:r>
@@ -25587,6 +26920,7 @@
           <w:sz w:val="24"/>
           <w:szCs w:val="24"/>
         </w:rPr>
+        <w:lastRenderedPageBreak/>
         <w:t xml:space="preserve">            </w:t>
       </w:r>
       <w:r>
@@ -25614,7 +26948,7 @@
                     </pic:cNvPicPr>
                   </pic:nvPicPr>
                   <pic:blipFill>
-                    <a:blip r:embed="rId37" cstate="print">
+                    <a:blip r:embed="rId42" cstate="print">
                       <a:extLst>
                         <a:ext uri="{28A0092B-C50C-407E-A947-70E740481C1C}">
                           <a14:useLocalDpi xmlns:a14="http://schemas.microsoft.com/office/drawing/2010/main" val="0"/>
@@ -25678,7 +27012,7 @@
                     </pic:cNvPicPr>
                   </pic:nvPicPr>
                   <pic:blipFill>
-                    <a:blip r:embed="rId38" cstate="print">
+                    <a:blip r:embed="rId43" cstate="print">
                       <a:extLst>
                         <a:ext uri="{28A0092B-C50C-407E-A947-70E740481C1C}">
                           <a14:useLocalDpi xmlns:a14="http://schemas.microsoft.com/office/drawing/2010/main" val="0"/>
@@ -25801,7 +27135,7 @@
                     </pic:cNvPicPr>
                   </pic:nvPicPr>
                   <pic:blipFill>
-                    <a:blip r:embed="rId39" cstate="print">
+                    <a:blip r:embed="rId44" cstate="print">
                       <a:extLst>
                         <a:ext uri="{28A0092B-C50C-407E-A947-70E740481C1C}">
                           <a14:useLocalDpi xmlns:a14="http://schemas.microsoft.com/office/drawing/2010/main" val="0"/>
@@ -25863,55 +27197,15 @@
         <w:tabs>
           <w:tab w:val="left" w:pos="2652"/>
         </w:tabs>
+        <w:jc w:val="center"/>
         <w:rPr>
           <w:rFonts w:ascii="Times New Roman" w:eastAsia="Yu Mincho Light" w:hAnsi="Times New Roman" w:cs="Times New Roman"/>
           <w:b/>
           <w:bCs/>
-          <w:sz w:val="40"/>
-          <w:szCs w:val="40"/>
-        </w:rPr>
-      </w:pPr>
-      <w:r>
-        <w:rPr>
-          <w:rFonts w:ascii="Times New Roman" w:eastAsia="Yu Mincho Light" w:hAnsi="Times New Roman" w:cs="Times New Roman"/>
-          <w:b/>
-          <w:bCs/>
-          <w:sz w:val="40"/>
-          <w:szCs w:val="40"/>
-        </w:rPr>
-        <w:lastRenderedPageBreak/>
-        <w:t>5.4.</w:t>
-      </w:r>
-      <w:r>
-        <w:rPr>
-          <w:rFonts w:ascii="Times New Roman" w:eastAsia="Yu Mincho Light" w:hAnsi="Times New Roman" w:cs="Times New Roman"/>
-          <w:b/>
-          <w:bCs/>
-          <w:sz w:val="40"/>
-          <w:szCs w:val="40"/>
-        </w:rPr>
-        <w:t>3</w:t>
-      </w:r>
-      <w:r>
-        <w:rPr>
-          <w:rFonts w:ascii="Times New Roman" w:eastAsia="Yu Mincho Light" w:hAnsi="Times New Roman" w:cs="Times New Roman"/>
-          <w:b/>
-          <w:bCs/>
-          <w:sz w:val="40"/>
-          <w:szCs w:val="40"/>
-        </w:rPr>
-        <w:t xml:space="preserve"> Testy algorytmu </w:t>
-      </w:r>
-      <w:r>
-        <w:rPr>
-          <w:rFonts w:ascii="Times New Roman" w:eastAsia="Yu Mincho Light" w:hAnsi="Times New Roman" w:cs="Times New Roman"/>
-          <w:b/>
-          <w:bCs/>
-          <w:sz w:val="40"/>
-          <w:szCs w:val="40"/>
-        </w:rPr>
-        <w:t>wyszukiwania ścieżki krytycznej</w:t>
-      </w:r>
+          <w:sz w:val="24"/>
+          <w:szCs w:val="24"/>
+        </w:rPr>
+      </w:pPr>
     </w:p>
     <w:p>
       <w:pPr>
@@ -25920,13 +27214,67 @@
         </w:tabs>
         <w:rPr>
           <w:rFonts w:ascii="Times New Roman" w:eastAsia="Yu Mincho Light" w:hAnsi="Times New Roman" w:cs="Times New Roman"/>
-          <w:sz w:val="24"/>
-          <w:szCs w:val="24"/>
+          <w:b/>
+          <w:bCs/>
+          <w:sz w:val="40"/>
+          <w:szCs w:val="40"/>
         </w:rPr>
       </w:pPr>
       <w:r>
         <w:rPr>
           <w:rFonts w:ascii="Times New Roman" w:eastAsia="Yu Mincho Light" w:hAnsi="Times New Roman" w:cs="Times New Roman"/>
+          <w:b/>
+          <w:bCs/>
+          <w:sz w:val="40"/>
+          <w:szCs w:val="40"/>
+        </w:rPr>
+        <w:t>5.4.</w:t>
+      </w:r>
+      <w:r>
+        <w:rPr>
+          <w:rFonts w:ascii="Times New Roman" w:eastAsia="Yu Mincho Light" w:hAnsi="Times New Roman" w:cs="Times New Roman"/>
+          <w:b/>
+          <w:bCs/>
+          <w:sz w:val="40"/>
+          <w:szCs w:val="40"/>
+        </w:rPr>
+        <w:t>3</w:t>
+      </w:r>
+      <w:r>
+        <w:rPr>
+          <w:rFonts w:ascii="Times New Roman" w:eastAsia="Yu Mincho Light" w:hAnsi="Times New Roman" w:cs="Times New Roman"/>
+          <w:b/>
+          <w:bCs/>
+          <w:sz w:val="40"/>
+          <w:szCs w:val="40"/>
+        </w:rPr>
+        <w:t xml:space="preserve"> Testy algorytmu </w:t>
+      </w:r>
+      <w:r>
+        <w:rPr>
+          <w:rFonts w:ascii="Times New Roman" w:eastAsia="Yu Mincho Light" w:hAnsi="Times New Roman" w:cs="Times New Roman"/>
+          <w:b/>
+          <w:bCs/>
+          <w:sz w:val="40"/>
+          <w:szCs w:val="40"/>
+        </w:rPr>
+        <w:t>wyszukiwania ścieżki krytycznej</w:t>
+      </w:r>
+    </w:p>
+    <w:p>
+      <w:pPr>
+        <w:tabs>
+          <w:tab w:val="left" w:pos="2652"/>
+        </w:tabs>
+        <w:rPr>
+          <w:rFonts w:ascii="Times New Roman" w:eastAsia="Yu Mincho Light" w:hAnsi="Times New Roman" w:cs="Times New Roman"/>
+          <w:sz w:val="24"/>
+          <w:szCs w:val="24"/>
+        </w:rPr>
+      </w:pPr>
+      <w:r>
+        <w:rPr>
+          <w:rFonts w:ascii="Times New Roman" w:eastAsia="Yu Mincho Light" w:hAnsi="Times New Roman" w:cs="Times New Roman"/>
           <w:sz w:val="24"/>
           <w:szCs w:val="24"/>
         </w:rPr>
@@ -25938,7 +27286,7 @@
           <w:sz w:val="24"/>
           <w:szCs w:val="24"/>
         </w:rPr>
-        <w:t>. Przykład został zaprezentowany na grafice numer x. Istnieje tutaj wiele możliwych ścieżek. To jaka ścieżka zostanie wybrana jako najdłuższa zależy od kolejności wprowadzenie krawędzi.</w:t>
+        <w:t xml:space="preserve">. Przykład został zaprezentowany na grafice numer x. Istnieje tutaj wiele </w:t>
       </w:r>
       <w:r>
         <w:rPr>
@@ -25946,6 +27294,15 @@
           <w:sz w:val="24"/>
           <w:szCs w:val="24"/>
         </w:rPr>
+        <w:lastRenderedPageBreak/>
+        <w:t>możliwych ścieżek. To jaka ścieżka zostanie wybrana jako najdłuższa zależy od kolejności wprowadzenie krawędzi.</w:t>
+      </w:r>
+      <w:r>
+        <w:rPr>
+          <w:rFonts w:ascii="Times New Roman" w:eastAsia="Yu Mincho Light" w:hAnsi="Times New Roman" w:cs="Times New Roman"/>
+          <w:sz w:val="24"/>
+          <w:szCs w:val="24"/>
+        </w:rPr>
         <w:t xml:space="preserve"> </w:t>
       </w:r>
       <w:r>
@@ -25954,23 +27311,7 @@
           <w:sz w:val="24"/>
           <w:szCs w:val="24"/>
         </w:rPr>
-        <w:t xml:space="preserve">Mimo to algorytm znajduje w większości przypadków miarodajną ścieżkę. Przez miarodajną można rozumieć ścieżkę, która składa się z mniejszej liczby krawędzi, ale takich o większej długości, </w:t>
-      </w:r>
-      <w:r>
-        <w:rPr>
-          <w:rFonts w:ascii="Times New Roman" w:eastAsia="Yu Mincho Light" w:hAnsi="Times New Roman" w:cs="Times New Roman"/>
-          <w:sz w:val="24"/>
-          <w:szCs w:val="24"/>
-        </w:rPr>
-        <w:t>ponieważ im ścieżka ma mniejszą liczbę wierzchołków tym szybciej zostanie odwiedzony wierzchołek końcowy, co przy wielu możliwych najdłuższych ścieżkach daje zazwyczaj najlepszy wynik.</w:t>
-      </w:r>
-      <w:r>
-        <w:rPr>
-          <w:rFonts w:ascii="Times New Roman" w:eastAsia="Yu Mincho Light" w:hAnsi="Times New Roman" w:cs="Times New Roman"/>
-          <w:sz w:val="24"/>
-          <w:szCs w:val="24"/>
-        </w:rPr>
-        <w:t xml:space="preserve"> Znalezienie takiej ścieżki daje lepsze rezultaty, bo im zadanie dłuższe tym</w:t>
+        <w:t>Mimo to algorytm znajduje w większości przypadków miarodajną ścieżkę. Przez miarodajną można rozumieć ścieżkę, która składa się z mniejszej liczby krawędzi, ale takich o większej długości, ponieważ im ścieżka ma mniejszą liczbę wierzchołków tym szybciej zostanie odwiedzony wierzchołek końcowy, co przy wielu możliwych najdłuższych ścieżkach daje zazwyczaj najlepszy wynik. Znalezienie takiej ścieżki daje lepsze rezultaty, bo im zadanie dłuższe tym</w:t>
       </w:r>
       <w:r>
         <w:rPr>
@@ -26061,7 +27402,7 @@
                     </pic:cNvPicPr>
                   </pic:nvPicPr>
                   <pic:blipFill>
-                    <a:blip r:embed="rId40" cstate="print">
+                    <a:blip r:embed="rId45" cstate="print">
                       <a:extLst>
                         <a:ext uri="{28A0092B-C50C-407E-A947-70E740481C1C}">
                           <a14:useLocalDpi xmlns:a14="http://schemas.microsoft.com/office/drawing/2010/main" val="0"/>
@@ -26189,7 +27530,7 @@
                     </pic:cNvPicPr>
                   </pic:nvPicPr>
                   <pic:blipFill>
-                    <a:blip r:embed="rId41">
+                    <a:blip r:embed="rId46">
                       <a:extLst>
                         <a:ext uri="{28A0092B-C50C-407E-A947-70E740481C1C}">
                           <a14:useLocalDpi xmlns:a14="http://schemas.microsoft.com/office/drawing/2010/main" val="0"/>
@@ -26273,12 +27614,27 @@
           <w:sz w:val="24"/>
           <w:szCs w:val="24"/>
         </w:rPr>
-        <w:lastRenderedPageBreak/>
-        <w:tab/>
+        <w:t>Grafika nr x prezentuje wyniki testów algorytmu. Zostało przetestowane wykrywanie cy</w:t>
+      </w:r>
+      <w:r>
+        <w:rPr>
+          <w:rFonts w:ascii="Times New Roman" w:eastAsia="Yu Mincho Light" w:hAnsi="Times New Roman" w:cs="Times New Roman"/>
+          <w:sz w:val="24"/>
+          <w:szCs w:val="24"/>
+        </w:rPr>
+        <w:t xml:space="preserve">kli, kolejność posortowania topologicznego oraz samo znajdowanie najdłuższej ścieżki. Wykrywanie cykli jest tutaj bardzo istotne ze względu na to, że użytkownik może wprowadzić złe dane, które </w:t>
+      </w:r>
+      <w:r>
+        <w:rPr>
+          <w:rFonts w:ascii="Times New Roman" w:eastAsia="Yu Mincho Light" w:hAnsi="Times New Roman" w:cs="Times New Roman"/>
+          <w:sz w:val="24"/>
+          <w:szCs w:val="24"/>
+        </w:rPr>
+        <w:t xml:space="preserve">spowodują zbudowanie grafu zawierającego cykl. Taki przykład został zaprezentowany na grafice nr x. </w:t>
       </w:r>
     </w:p>
     <w:sectPr>
-      <w:headerReference w:type="default" r:id="rId42"/>
+      <w:headerReference w:type="default" r:id="rId47"/>
       <w:pgSz w:w="11906" w:h="16838"/>
       <w:pgMar w:top="1417" w:right="1417" w:bottom="1417" w:left="1417" w:header="708" w:footer="708" w:gutter="0"/>
       <w:cols w:space="708"/>
